--- a/_book/Ciencia-Abierta-y-Acceso-Abierto-a-Datos-del-Inecol.docx
+++ b/_book/Ciencia-Abierta-y-Acceso-Abierto-a-Datos-del-Inecol.docx
@@ -3466,7 +3466,7 @@
     </w:p>
     <w:bookmarkEnd w:id="18"/>
     <w:bookmarkEnd w:id="19"/>
-    <w:bookmarkStart w:id="27" w:name="X54f0d23f904e44acc8e311965bb31be46d773ca"/>
+    <w:bookmarkStart w:id="29" w:name="X54f0d23f904e44acc8e311965bb31be46d773ca"/>
     <w:p>
       <w:pPr>
         <w:pStyle w:val="Heading1"/>
@@ -3480,17 +3480,26 @@
         <w:pStyle w:val="FirstParagraph"/>
       </w:pPr>
       <w:r>
-        <w:t xml:space="preserve">Ante la existencia de repositorios globales maduros y consolidados como Zenodo (respaldado por el CERN y OpenAIRE), surge la pregunta fundamental sobre la necesidad y pertinencia de que el Instituto de Ecología, A.C. (INECOL) desarrolle y mantenga una infraestructura propia para el hospedaje de datos abiertos. La respuesta no radica en el aislamiento, sino en la</w:t>
-      </w:r>
-      <w:r>
-        <w:t xml:space="preserve"> </w:t>
-      </w:r>
-      <w:r>
-        <w:rPr>
-          <w:b/>
-          <w:bCs/>
-        </w:rPr>
-        <w:t xml:space="preserve">soberanía, la gobernanza territorial, el valor estratégico institucional, la dimensión territorial, articulación institucional y ciencia abierta como estrategia de incidencia local</w:t>
+        <w:t xml:space="preserve">Ante la existencia de repositorios globales maduros y consolidados como Zenodo (respaldado por el CERN y OpenAIRE), surge la pregunta fundamental sobre la necesidad y pertinencia de que el Instituto de Ecología, A.C. (INECOL) desarrolle y mantenga una infraestructura propia para el hospedaje de datos abiertos</w:t>
+      </w:r>
+      <w:r>
+        <w:t xml:space="preserve"> </w:t>
+      </w:r>
+      <w:r>
+        <w:t xml:space="preserve">(Zenodo 2024)</w:t>
+      </w:r>
+      <w:r>
+        <w:t xml:space="preserve">. La respuesta no radica en el aislamiento, sino en la</w:t>
+      </w:r>
+      <w:r>
+        <w:t xml:space="preserve"> </w:t>
+      </w:r>
+      <w:r>
+        <w:rPr>
+          <w:b/>
+          <w:bCs/>
+        </w:rPr>
+        <w:t xml:space="preserve">soberanía, la gobernanza territorial, el valor estratégico institucional, la dimensión territorial, la articulación institucional y la ciencia abierta como estrategia de incidencia local</w:t>
       </w:r>
       <w:r>
         <w:t xml:space="preserve">.</w:t>
@@ -3501,7 +3510,7 @@
         <w:pStyle w:val="BodyText"/>
       </w:pPr>
       <w:r>
-        <w:t xml:space="preserve">A continuación se realiza un análisis del contexto cinetífico internacional y el papel de un centro de investigación que justifica este esfuerzo público en México bajo las 6 dimensiones enunciadas arriba:</w:t>
+        <w:t xml:space="preserve">A continuación se realiza un análisis del contexto científico internacional y el papel de un centro de investigación que justifica este esfuerzo público en México bajo las 6 dimensiones enunciadas arriba:</w:t>
       </w:r>
     </w:p>
     <w:bookmarkStart w:id="20" w:name="X7e51c4fae42ed469371d581b35c1283855f2f53"/>
@@ -3518,15 +3527,7 @@
         <w:pStyle w:val="FirstParagraph"/>
       </w:pPr>
       <w:r>
-        <w:t xml:space="preserve">México cuenta con un marco legal robusto derivado de la Ley General en materia de Humanidades, Ciencias, Tecnologías e Innovación (LGHCSCTI). Esta normativa mandata a los Centros Públicos de Investigación (CPI) a garantizar el acceso abierto al conocimiento derivado de fondos públicos.</w:t>
-      </w:r>
-    </w:p>
-    <w:p>
-      <w:pPr>
-        <w:pStyle w:val="BodyText"/>
-      </w:pPr>
-      <w:r>
-        <w:t xml:space="preserve">Confiar exclusivamente en plataformas extranjeras (como Zenodo o Figshare) para el almacenamiento de la memoria científica de México presenta riesgos a mediano plazo:</w:t>
+        <w:t xml:space="preserve">México cuenta con un marco legal robusto derivado de la Ley General en materia de Humanidades, Ciencias, Tecnologías e Innovación (LGHCSCTI). Esta normativa mandata a los Centros Públicos de Investigación (CPI) a garantizar el acceso abierto al conocimiento derivado de fondos públicos. Confiar exclusivamente en plataformas extranjeras (como Zenodo o Figshare) para el almacenamiento de la memoria científica de México presenta riesgos a mediano plazo:</w:t>
       </w:r>
     </w:p>
     <w:p>
@@ -3561,7 +3562,7 @@
         <w:t xml:space="preserve">SECIHTI</w:t>
       </w:r>
       <w:r>
-        <w:t xml:space="preserve">, tiene la responsabilidad de consolidar la infraestructura de datos que alimentará las Agendas Nacionales y los Proyectos Estratégicos de la Secretaría (como la mitigación del cambio climático y la conservación de la biodiversidad). Delegar los datos a Zenodo u otros repositorios, dispersa la información y dificulta que la SECIHTI consulte los activos de conocimiento técnico generados por sus propios centros sectorizados.</w:t>
+        <w:t xml:space="preserve">, tiene la responsabilidad de consolidar la infraestructura de datos que alimentará las Agendas Nacionales y los Proyectos Estratégicos de la Secretaría (como la mitigación del cambio climático y la conservación de la biodiversidad). Delegar los datos a Zenodo u otros repositorios dispersa la información y dificulta que la SECIHTI consulte los activos de conocimiento técnico generados por sus propios centros sectorizados.</w:t>
       </w:r>
     </w:p>
     <w:p>
@@ -3583,7 +3584,16 @@
         <w:t xml:space="preserve"> </w:t>
       </w:r>
       <w:r>
-        <w:t xml:space="preserve">Zenodo opera bajo las leyes y prioridades de financiamiento de la Unión Europea y el CERN. Un cambio en sus políticas de cuotas o de acceso restringido afectaría directamente el cumplimiento legal del INECOL.</w:t>
+        <w:t xml:space="preserve">Zenodo opera bajo las leyes y prioridades de financiamiento de la Unión Europea y el CERN</w:t>
+      </w:r>
+      <w:r>
+        <w:t xml:space="preserve"> </w:t>
+      </w:r>
+      <w:r>
+        <w:t xml:space="preserve">(CERN 2001)</w:t>
+      </w:r>
+      <w:r>
+        <w:t xml:space="preserve">. Un cambio en sus políticas de cuotas o de acceso restringido afectaría directamente el cumplimiento legal del INECOL.</w:t>
       </w:r>
     </w:p>
     <w:p>
@@ -3652,15 +3662,16 @@
         <w:t xml:space="preserve">generalista</w:t>
       </w:r>
       <w:r>
-        <w:t xml:space="preserve">: acepta desde astrofísica hasta lingüística, lo que significa que sus metadatos son genéricos (estándar Dublin Core básico). No puede validar la calidad ni la estructura especializada de los datos ecológicos.</w:t>
-      </w:r>
-    </w:p>
-    <w:p>
-      <w:pPr>
-        <w:pStyle w:val="BodyText"/>
-      </w:pPr>
-      <w:r>
-        <w:t xml:space="preserve">Un servidor propio en el INECOL permite implementar una</w:t>
+        <w:t xml:space="preserve">: acepta desde astrofísica hasta lingüística, lo que significa que sus metadatos son genéricos (estándar Dublin Core básico)</w:t>
+      </w:r>
+      <w:r>
+        <w:t xml:space="preserve"> </w:t>
+      </w:r>
+      <w:r>
+        <w:t xml:space="preserve">(Zenodo 2024)</w:t>
+      </w:r>
+      <w:r>
+        <w:t xml:space="preserve">. No puede validar la calidad ni la estructura especializada de los datos ecológicos. Un servidor propio en el INECOL permite implementar una</w:t>
       </w:r>
       <w:r>
         <w:t xml:space="preserve"> </w:t>
@@ -3674,578 +3685,6 @@
       </w:r>
       <w:r>
         <w:t xml:space="preserve">:</w:t>
-      </w:r>
-      <w:r>
-        <w:t xml:space="preserve"> </w:t>
-      </w:r>
-      <w:r>
-        <w:t xml:space="preserve">*</w:t>
-      </w:r>
-      <w:r>
-        <w:t xml:space="preserve"> </w:t>
-      </w:r>
-      <w:r>
-        <w:rPr>
-          <w:b/>
-          <w:bCs/>
-        </w:rPr>
-        <w:t xml:space="preserve">Estandarización nativa:</w:t>
-      </w:r>
-      <w:r>
-        <w:t xml:space="preserve"> </w:t>
-      </w:r>
-      <w:r>
-        <w:t xml:space="preserve">Permite exigir que todo depósito de biodiversidad adopte los estándares</w:t>
-      </w:r>
-      <w:r>
-        <w:t xml:space="preserve"> </w:t>
-      </w:r>
-      <w:r>
-        <w:rPr>
-          <w:b/>
-          <w:bCs/>
-        </w:rPr>
-        <w:t xml:space="preserve">Darwin Core (DwC)</w:t>
-      </w:r>
-      <w:r>
-        <w:t xml:space="preserve"> </w:t>
-      </w:r>
-      <w:r>
-        <w:t xml:space="preserve">y</w:t>
-      </w:r>
-      <w:r>
-        <w:t xml:space="preserve"> </w:t>
-      </w:r>
-      <w:r>
-        <w:rPr>
-          <w:b/>
-          <w:bCs/>
-        </w:rPr>
-        <w:t xml:space="preserve">Ecological Metadata Language (EML)</w:t>
-      </w:r>
-      <w:r>
-        <w:t xml:space="preserve"> </w:t>
-      </w:r>
-      <w:r>
-        <w:t xml:space="preserve">antes de ser publicado.</w:t>
-      </w:r>
-      <w:r>
-        <w:t xml:space="preserve"> </w:t>
-      </w:r>
-      <w:r>
-        <w:t xml:space="preserve">*</w:t>
-      </w:r>
-      <w:r>
-        <w:t xml:space="preserve"> </w:t>
-      </w:r>
-      <w:r>
-        <w:rPr>
-          <w:b/>
-          <w:bCs/>
-        </w:rPr>
-        <w:t xml:space="preserve">Interoperabilidad Federada:</w:t>
-      </w:r>
-      <w:r>
-        <w:t xml:space="preserve"> </w:t>
-      </w:r>
-      <w:r>
-        <w:t xml:space="preserve">En el estado del arte de la Ciencia Abierta, el futuro no pertenece a un único repositorio centralizado, sino a redes de repositorios interconectados. El servidor del INECOL no compite con Zenodo o con el Repositorio Nacional del Secihti; se convierte en un</w:t>
-      </w:r>
-      <w:r>
-        <w:t xml:space="preserve"> </w:t>
-      </w:r>
-      <w:r>
-        <w:rPr>
-          <w:b/>
-          <w:bCs/>
-        </w:rPr>
-        <w:t xml:space="preserve">nodo proveedor</w:t>
-      </w:r>
-      <w:r>
-        <w:t xml:space="preserve">. Al indexar metadatos FAIR de alta calidad, el INECOL puede</w:t>
-      </w:r>
-      <w:r>
-        <w:t xml:space="preserve"> </w:t>
-      </w:r>
-      <w:r>
-        <w:t xml:space="preserve">“hablarle”</w:t>
-      </w:r>
-      <w:r>
-        <w:t xml:space="preserve"> </w:t>
-      </w:r>
-      <w:r>
-        <w:t xml:space="preserve">directamente a infraestructuras globales como el</w:t>
-      </w:r>
-      <w:r>
-        <w:t xml:space="preserve"> </w:t>
-      </w:r>
-      <w:r>
-        <w:rPr>
-          <w:b/>
-          <w:bCs/>
-        </w:rPr>
-        <w:t xml:space="preserve">GBIF (Global Biodiversity Information Facility)</w:t>
-      </w:r>
-      <w:r>
-        <w:t xml:space="preserve"> </w:t>
-      </w:r>
-      <w:r>
-        <w:t xml:space="preserve">o</w:t>
-      </w:r>
-      <w:r>
-        <w:t xml:space="preserve"> </w:t>
-      </w:r>
-      <w:r>
-        <w:rPr>
-          <w:b/>
-          <w:bCs/>
-        </w:rPr>
-        <w:t xml:space="preserve">Geo BON</w:t>
-      </w:r>
-      <w:r>
-        <w:t xml:space="preserve">, posicionando al Instituto como la fuente primaria y oficial de la información, elevando su prestigio internacional.</w:t>
-      </w:r>
-    </w:p>
-    <w:bookmarkEnd w:id="21"/>
-    <w:bookmarkStart w:id="22" w:name="Xa530c47be0c8930d811c0c17b4ab443c2128901"/>
-    <w:p>
-      <w:pPr>
-        <w:pStyle w:val="Heading3"/>
-      </w:pPr>
-      <w:r>
-        <w:t xml:space="preserve">1.0.3 3. Capitalización Institucional y Evaluación del Desempeño</w:t>
-      </w:r>
-    </w:p>
-    <w:p>
-      <w:pPr>
-        <w:pStyle w:val="FirstParagraph"/>
-      </w:pPr>
-      <w:r>
-        <w:t xml:space="preserve">Cuando un investigador del INECOL sube un set de datos a Zenodo, la institución se convierte en una mera nota al pie en el campo de</w:t>
-      </w:r>
-      <w:r>
-        <w:t xml:space="preserve"> </w:t>
-      </w:r>
-      <w:r>
-        <w:t xml:space="preserve">“afiliación”</w:t>
-      </w:r>
-      <w:r>
-        <w:t xml:space="preserve">. El impacto citacional se dispersa.</w:t>
-      </w:r>
-    </w:p>
-    <w:p>
-      <w:pPr>
-        <w:pStyle w:val="BodyText"/>
-      </w:pPr>
-      <w:r>
-        <w:t xml:space="preserve">Al canalizar los datos a través del Servidor del INECOL:</w:t>
-      </w:r>
-      <w:r>
-        <w:t xml:space="preserve"> </w:t>
-      </w:r>
-      <w:r>
-        <w:t xml:space="preserve">*</w:t>
-      </w:r>
-      <w:r>
-        <w:t xml:space="preserve"> </w:t>
-      </w:r>
-      <w:r>
-        <w:rPr>
-          <w:b/>
-          <w:bCs/>
-        </w:rPr>
-        <w:t xml:space="preserve">Patrimonio Intangible Auditable:</w:t>
-      </w:r>
-      <w:r>
-        <w:t xml:space="preserve"> </w:t>
-      </w:r>
-      <w:r>
-        <w:t xml:space="preserve">El Instituto puede medir, auditar y demostrar cuantitativamente ante la federación y los organismos financiadores el impacto real de su producción de datos. Se genera un catálogo institucional de activos de conocimiento.</w:t>
-      </w:r>
-      <w:r>
-        <w:t xml:space="preserve"> </w:t>
-      </w:r>
-      <w:r>
-        <w:t xml:space="preserve">*</w:t>
-      </w:r>
-      <w:r>
-        <w:t xml:space="preserve"> </w:t>
-      </w:r>
-      <w:r>
-        <w:rPr>
-          <w:b/>
-          <w:bCs/>
-        </w:rPr>
-        <w:t xml:space="preserve">Valorización Interna:</w:t>
-      </w:r>
-      <w:r>
-        <w:t xml:space="preserve"> </w:t>
-      </w:r>
-      <w:r>
-        <w:t xml:space="preserve">Permite al INECOL indexar los DOIs de datos locales en los sistemas de evaluación interna de productividad. Facilita la creación de incentivos para los técnicos académicos y personal de apoyo que capturan y curan datos, reconociendo su labor al mismo nivel que la autoría de un artículo.</w:t>
-      </w:r>
-    </w:p>
-    <w:bookmarkEnd w:id="22"/>
-    <w:bookmarkStart w:id="23" w:name="Xde8fd56a075f0be596379afbf4effb5b27f0fc8"/>
-    <w:p>
-      <w:pPr>
-        <w:pStyle w:val="Heading3"/>
-      </w:pPr>
-      <w:r>
-        <w:t xml:space="preserve">1.0.4 4. La Dimensión Territorial: Estándares Geoespaciales e Interoperabilidad Nacional</w:t>
-      </w:r>
-    </w:p>
-    <w:p>
-      <w:pPr>
-        <w:pStyle w:val="FirstParagraph"/>
-      </w:pPr>
-      <w:r>
-        <w:t xml:space="preserve">En el ámbito de la investigación ecológica y de biodiversidad, la inmensa mayoría de los conjuntos de datos primarios poseen una naturaleza inherentemente espacial (coordenadas de muestreo, delimitaciones ecosistémicas, imágenes de sensores remotos o capas vectoriales). Por ende, el diseño arquitectónico y normativo del Servidor de Datos Abiertos del INECOL no puede limitarse a metadatos bibliográficos o taxonómicos genéricos; debe incorporar de manera obligatoria la gobernanza semántica de la información geográfica</w:t>
-      </w:r>
-      <w:r>
-        <w:t xml:space="preserve"> </w:t>
-      </w:r>
-      <w:r>
-        <w:t xml:space="preserve">(Wright y Halpin 2023)</w:t>
-      </w:r>
-      <w:r>
-        <w:t xml:space="preserve">.</w:t>
-      </w:r>
-    </w:p>
-    <w:p>
-      <w:pPr>
-        <w:pStyle w:val="BodyText"/>
-      </w:pPr>
-      <w:r>
-        <w:t xml:space="preserve">Para robustecer la condición de</w:t>
-      </w:r>
-      <w:r>
-        <w:t xml:space="preserve"> </w:t>
-      </w:r>
-      <w:r>
-        <w:t xml:space="preserve">“Interoperabilidad”</w:t>
-      </w:r>
-      <w:r>
-        <w:t xml:space="preserve"> </w:t>
-      </w:r>
-      <w:r>
-        <w:t xml:space="preserve">y</w:t>
-      </w:r>
-      <w:r>
-        <w:t xml:space="preserve"> </w:t>
-      </w:r>
-      <w:r>
-        <w:t xml:space="preserve">“Reutilización”</w:t>
-      </w:r>
-      <w:r>
-        <w:t xml:space="preserve"> </w:t>
-      </w:r>
-      <w:r>
-        <w:t xml:space="preserve">del modelo FAIR en la escala geoespacial, el repositorio debe adoptar la norma internacional</w:t>
-      </w:r>
-      <w:r>
-        <w:t xml:space="preserve"> </w:t>
-      </w:r>
-      <w:r>
-        <w:rPr>
-          <w:b/>
-          <w:bCs/>
-        </w:rPr>
-        <w:t xml:space="preserve">ISO 19115</w:t>
-      </w:r>
-      <w:r>
-        <w:t xml:space="preserve">, la cual define el esquema conceptual para describir la información geográfica y sus servicios asociados, abarcando desde la calidad del dato y la extensión espacio-temporal hasta los sistemas de referencia de coordenadas</w:t>
-      </w:r>
-      <w:r>
-        <w:t xml:space="preserve"> </w:t>
-      </w:r>
-      <w:r>
-        <w:t xml:space="preserve">(Wright y Halpin 2023;</w:t>
-      </w:r>
-      <w:r>
-        <w:t xml:space="preserve"> </w:t>
-      </w:r>
-      <w:r>
-        <w:t xml:space="preserve">Doña et al.</w:t>
-      </w:r>
-      <w:r>
-        <w:t xml:space="preserve"> </w:t>
-      </w:r>
-      <w:r>
-        <w:t xml:space="preserve">2022)</w:t>
-      </w:r>
-      <w:r>
-        <w:t xml:space="preserve">. La adopción de este estándar transfronterizo asegura que el patrimonio científico del INECOL sea legible y operable por infraestructuras de datos espaciales (IDEs) globales.</w:t>
-      </w:r>
-    </w:p>
-    <w:p>
-      <w:pPr>
-        <w:pStyle w:val="BodyText"/>
-      </w:pPr>
-      <w:r>
-        <w:t xml:space="preserve">A nivel nacional, y en estricta observancia del marco legal que rige a los Centros Públicos de Investigación coordinados por la</w:t>
-      </w:r>
-      <w:r>
-        <w:t xml:space="preserve"> </w:t>
-      </w:r>
-      <w:r>
-        <w:rPr>
-          <w:b/>
-          <w:bCs/>
-        </w:rPr>
-        <w:t xml:space="preserve">SECIHTI</w:t>
-      </w:r>
-      <w:r>
-        <w:t xml:space="preserve">, el Servidor de Datos Abiertos del INECOL debe alinearse de manera vinculante con la normatividad emitida por el</w:t>
-      </w:r>
-      <w:r>
-        <w:t xml:space="preserve"> </w:t>
-      </w:r>
-      <w:r>
-        <w:rPr>
-          <w:b/>
-          <w:bCs/>
-        </w:rPr>
-        <w:t xml:space="preserve">Instituto Nacional de Estadística y Geografía (INEGI)</w:t>
-      </w:r>
-      <w:r>
-        <w:t xml:space="preserve">, específicamente a través de las regulaciones técnicas orientadas a la estandarización de metadatos geográficos en México (v.gr., la</w:t>
-      </w:r>
-      <w:r>
-        <w:t xml:space="preserve"> </w:t>
-      </w:r>
-      <w:r>
-        <w:rPr>
-          <w:b/>
-          <w:bCs/>
-        </w:rPr>
-        <w:t xml:space="preserve">Norma Oficial Mexicana</w:t>
-      </w:r>
-      <w:r>
-        <w:t xml:space="preserve"> </w:t>
-      </w:r>
-      <w:r>
-        <w:t xml:space="preserve">aplicable y la</w:t>
-      </w:r>
-      <w:r>
-        <w:t xml:space="preserve"> </w:t>
-      </w:r>
-      <w:r>
-        <w:rPr>
-          <w:i/>
-          <w:iCs/>
-        </w:rPr>
-        <w:t xml:space="preserve">Norma Técnica para la Generación de Metadatos Geográficos</w:t>
-      </w:r>
-      <w:r>
-        <w:t xml:space="preserve">)</w:t>
-      </w:r>
-      <w:r>
-        <w:t xml:space="preserve"> </w:t>
-      </w:r>
-      <w:r>
-        <w:t xml:space="preserve">(INEGI 2024)</w:t>
-      </w:r>
-      <w:r>
-        <w:t xml:space="preserve">.</w:t>
-      </w:r>
-    </w:p>
-    <w:p>
-      <w:pPr>
-        <w:pStyle w:val="BodyText"/>
-      </w:pPr>
-      <w:r>
-        <w:t xml:space="preserve">Esta alineación técnico-normativa con el INEGI cumple un doble propósito estratégico: garantiza la soberanía y consistencia legal del dato público mexicano frente a marcos regulatorios federales, y faculta la integración directa e interoperable de la producción del INECOL dentro del Sistema Nacional de Información Estadística y Geográfica (SNIEG), transformando el repositorio institucional en un nodo estratégico de consulta para la toma de decisiones del Estado mexicano en materia ambiental y territorial</w:t>
-      </w:r>
-      <w:r>
-        <w:t xml:space="preserve"> </w:t>
-      </w:r>
-      <w:r>
-        <w:t xml:space="preserve">(INEGI 2024)</w:t>
-      </w:r>
-      <w:r>
-        <w:t xml:space="preserve">.</w:t>
-      </w:r>
-    </w:p>
-    <w:bookmarkEnd w:id="23"/>
-    <w:bookmarkStart w:id="24" w:name="Xad3db1852756f2213888b725bc3880aba0f8356"/>
-    <w:p>
-      <w:pPr>
-        <w:pStyle w:val="Heading3"/>
-      </w:pPr>
-      <w:r>
-        <w:t xml:space="preserve">1.0.5 5. Articulación Estratégica con el Ecosistema Federal: CONABIO e INECC</w:t>
-      </w:r>
-    </w:p>
-    <w:p>
-      <w:pPr>
-        <w:pStyle w:val="FirstParagraph"/>
-      </w:pPr>
-      <w:r>
-        <w:t xml:space="preserve">La infraestructura propia del INECOL potencia los flujos de información hacia las agencias federales encargadas de la política ambiental y la conservación en México. Históricamente, la transferencia de datos hacia organismos como la</w:t>
-      </w:r>
-      <w:r>
-        <w:t xml:space="preserve"> </w:t>
-      </w:r>
-      <w:r>
-        <w:rPr>
-          <w:b/>
-          <w:bCs/>
-        </w:rPr>
-        <w:t xml:space="preserve">CONABIO</w:t>
-      </w:r>
-      <w:r>
-        <w:t xml:space="preserve"> </w:t>
-      </w:r>
-      <w:r>
-        <w:t xml:space="preserve">y el</w:t>
-      </w:r>
-      <w:r>
-        <w:t xml:space="preserve"> </w:t>
-      </w:r>
-      <w:r>
-        <w:rPr>
-          <w:b/>
-          <w:bCs/>
-        </w:rPr>
-        <w:t xml:space="preserve">INECC</w:t>
-      </w:r>
-      <w:r>
-        <w:t xml:space="preserve"> </w:t>
-      </w:r>
-      <w:r>
-        <w:t xml:space="preserve">ha operado mediante reportes estáticos, entregas fragmentadas o solicitudes interinstitucionales específicas. El Servidor de Datos Abiertos del INECOL transforma esta relación en un modelo de interoperabilidad dinámica y continua.</w:t>
-      </w:r>
-    </w:p>
-    <w:p>
-      <w:pPr>
-        <w:pStyle w:val="BodyText"/>
-      </w:pPr>
-      <w:r>
-        <w:t xml:space="preserve">Al adoptar estándares abiertos globales y nacionales (FAIR, Darwin Core, ISO 19115 y las normas técnicas del INEGI), el repositorio del INECOL se convierte en un nodo tecnológico que abastece directamente al Sistema National de Información sobre Biodiversidad (SNIB) de la</w:t>
-      </w:r>
-      <w:r>
-        <w:t xml:space="preserve"> </w:t>
-      </w:r>
-      <w:r>
-        <w:rPr>
-          <w:b/>
-          <w:bCs/>
-        </w:rPr>
-        <w:t xml:space="preserve">CONABIO</w:t>
-      </w:r>
-      <w:r>
-        <w:t xml:space="preserve">, acelerando la integración de registros de presencia de especies y monitoreo biótico</w:t>
-      </w:r>
-      <w:r>
-        <w:t xml:space="preserve"> </w:t>
-      </w:r>
-      <w:r>
-        <w:t xml:space="preserve">(Islam et al. 2024)</w:t>
-      </w:r>
-      <w:r>
-        <w:t xml:space="preserve">. Asimismo, proporciona al</w:t>
-      </w:r>
-      <w:r>
-        <w:t xml:space="preserve"> </w:t>
-      </w:r>
-      <w:r>
-        <w:rPr>
-          <w:b/>
-          <w:bCs/>
-        </w:rPr>
-        <w:t xml:space="preserve">INECC</w:t>
-      </w:r>
-      <w:r>
-        <w:t xml:space="preserve"> </w:t>
-      </w:r>
-      <w:r>
-        <w:t xml:space="preserve">las bases de datos geoespaciales y climáticas primarias necesarias para la modelación de escenarios de vulnerabilidad, inventarios de gases de efecto invernadero y diseño de políticas de adaptación al cambio climático basadas en ecosistemas</w:t>
-      </w:r>
-      <w:r>
-        <w:t xml:space="preserve"> </w:t>
-      </w:r>
-      <w:r>
-        <w:t xml:space="preserve">(Wright y Halpin 2023)</w:t>
-      </w:r>
-      <w:r>
-        <w:t xml:space="preserve">. De este modo, el INECOL no solo cumple un mandato de transparencia coordinado por la</w:t>
-      </w:r>
-      <w:r>
-        <w:t xml:space="preserve"> </w:t>
-      </w:r>
-      <w:r>
-        <w:rPr>
-          <w:b/>
-          <w:bCs/>
-        </w:rPr>
-        <w:t xml:space="preserve">SECIHTI</w:t>
-      </w:r>
-      <w:r>
-        <w:t xml:space="preserve">, sino que se consolida como el motor de evidencia científica indispensable para la toma de decisiones ambientales de escala federal.</w:t>
-      </w:r>
-    </w:p>
-    <w:bookmarkEnd w:id="24"/>
-    <w:bookmarkStart w:id="25" w:name="ciencia-abierta-con-incidencia-local"/>
-    <w:p>
-      <w:pPr>
-        <w:pStyle w:val="Heading3"/>
-      </w:pPr>
-      <w:r>
-        <w:t xml:space="preserve">1.0.6 6. Ciencia Abierta con Incidencia Local</w:t>
-      </w:r>
-    </w:p>
-    <w:p>
-      <w:pPr>
-        <w:pStyle w:val="FirstParagraph"/>
-      </w:pPr>
-      <w:r>
-        <w:t xml:space="preserve">La justificación de un repositorio institucional autónomo adquiere su máxima legitimidad social al traducirse en soberanía científica aplicada a los territorios donde el INECOL tiene arraigo por</w:t>
-      </w:r>
-      <w:r>
-        <w:t xml:space="preserve"> </w:t>
-      </w:r>
-      <w:r>
-        <w:t xml:space="preserve">“domicilio”</w:t>
-      </w:r>
-      <w:r>
-        <w:t xml:space="preserve"> </w:t>
-      </w:r>
-      <w:r>
-        <w:t xml:space="preserve">e infraestructura física (la sede central en Xalapa, Veracruz, y el Centro Regional de El Bajío en Pátzcuaro, Michoacán). Las administraciones estatales y municipales frecuentemente carecen de la capacidad técnica para generar datos biofísicos primarios, viéndose obligadas a tomar decisiones territoriales críticamente desinformadas o basadas en consultorías externas costosas</w:t>
-      </w:r>
-      <w:r>
-        <w:t xml:space="preserve"> </w:t>
-      </w:r>
-      <w:r>
-        <w:t xml:space="preserve">(Morales-Reyes et al. 2025)</w:t>
-      </w:r>
-      <w:r>
-        <w:t xml:space="preserve">.</w:t>
-      </w:r>
-    </w:p>
-    <w:p>
-      <w:pPr>
-        <w:pStyle w:val="BodyText"/>
-      </w:pPr>
-      <w:r>
-        <w:t xml:space="preserve">El Servidor de Datos Abiertos rompe esta asimetría de información y materializa el principio de incidencia social de la</w:t>
-      </w:r>
-      <w:r>
-        <w:t xml:space="preserve"> </w:t>
-      </w:r>
-      <w:r>
-        <w:rPr>
-          <w:b/>
-          <w:bCs/>
-        </w:rPr>
-        <w:t xml:space="preserve">SECIHTI</w:t>
-      </w:r>
-      <w:r>
-        <w:t xml:space="preserve"> </w:t>
-      </w:r>
-      <w:r>
-        <w:t xml:space="preserve">a través de tres ejes de acción local:</w:t>
       </w:r>
     </w:p>
     <w:p>
@@ -4261,19 +3700,51 @@
           <w:b/>
           <w:bCs/>
         </w:rPr>
-        <w:t xml:space="preserve">Gobernanza Territorial Subnacional:</w:t>
-      </w:r>
-      <w:r>
-        <w:t xml:space="preserve"> </w:t>
-      </w:r>
-      <w:r>
-        <w:t xml:space="preserve">Provee a las Secretarías de Medio Ambiente estatales (v.gr., SEDEMA Veracruz y SECMA Michoacán) las capas geográficas estandarizadas bajo la NOM del INEGI e ISO 19115 requeridas de forma vinculante para los Programas Estatales de Ordenamiento Ecológico y Territorial (POET)</w:t>
-      </w:r>
-      <w:r>
-        <w:t xml:space="preserve"> </w:t>
-      </w:r>
-      <w:r>
-        <w:t xml:space="preserve">(Wright y Halpin 2023)</w:t>
+        <w:t xml:space="preserve">Estandarización nativa:</w:t>
+      </w:r>
+      <w:r>
+        <w:t xml:space="preserve"> </w:t>
+      </w:r>
+      <w:r>
+        <w:t xml:space="preserve">Permite exigir que todo depósito de biodiversidad adopte los estándares</w:t>
+      </w:r>
+      <w:r>
+        <w:t xml:space="preserve"> </w:t>
+      </w:r>
+      <w:r>
+        <w:rPr>
+          <w:b/>
+          <w:bCs/>
+        </w:rPr>
+        <w:t xml:space="preserve">Darwin Core (DwC)</w:t>
+      </w:r>
+      <w:r>
+        <w:t xml:space="preserve"> </w:t>
+      </w:r>
+      <w:r>
+        <w:t xml:space="preserve">y</w:t>
+      </w:r>
+      <w:r>
+        <w:t xml:space="preserve"> </w:t>
+      </w:r>
+      <w:r>
+        <w:rPr>
+          <w:b/>
+          <w:bCs/>
+        </w:rPr>
+        <w:t xml:space="preserve">Ecological Metadata Language (EML)</w:t>
+      </w:r>
+      <w:r>
+        <w:t xml:space="preserve"> </w:t>
+      </w:r>
+      <w:r>
+        <w:t xml:space="preserve">antes de ser publicado</w:t>
+      </w:r>
+      <w:r>
+        <w:t xml:space="preserve"> </w:t>
+      </w:r>
+      <w:r>
+        <w:t xml:space="preserve">(Jantzen y Vriend 2026)</w:t>
       </w:r>
       <w:r>
         <w:t xml:space="preserve">.</w:t>
@@ -4292,35 +3763,501 @@
           <w:b/>
           <w:bCs/>
         </w:rPr>
-        <w:t xml:space="preserve">Resiliencia Urbana y Municipal:</w:t>
-      </w:r>
-      <w:r>
-        <w:t xml:space="preserve"> </w:t>
-      </w:r>
-      <w:r>
-        <w:t xml:space="preserve">Permite al Municipio de Xalapa y ayuntamientos colindantes acceder de forma abierta a datos sobre servicios ecosistémicos, dinámicas hidrológicas locales e inventarios del arbolado urbano, indispensables para actualizar los Planes de Desarrollo Urbano Municipal y los Programas de Acción Climática Municipal (PACMUN).</w:t>
-      </w:r>
-    </w:p>
-    <w:p>
-      <w:pPr>
-        <w:pStyle w:val="Compact"/>
-        <w:numPr>
-          <w:ilvl w:val="0"/>
-          <w:numId w:val="1002"/>
-        </w:numPr>
-      </w:pPr>
-      <w:r>
-        <w:rPr>
-          <w:b/>
-          <w:bCs/>
-        </w:rPr>
-        <w:t xml:space="preserve">Garantía de Acceso Social:</w:t>
-      </w:r>
-      <w:r>
-        <w:t xml:space="preserve"> </w:t>
-      </w:r>
-      <w:r>
-        <w:t xml:space="preserve">Al mantener el INECOL el control de su propia infraestructura, se pueden diseñar interfaces y visualizaciones de metadatos simplificadas orientadas a la consulta de comunidades locales, ejidos y organizaciones de la sociedad civil de las regiones de influencia, democratizando el conocimiento biológico y previniendo conflictos socioambientales por falta de acceso a la información</w:t>
+        <w:t xml:space="preserve">Interoperabilidad Federada:</w:t>
+      </w:r>
+      <w:r>
+        <w:t xml:space="preserve"> </w:t>
+      </w:r>
+      <w:r>
+        <w:t xml:space="preserve">En el estado del arte de la Ciencia Abierta, el futuro no pertenece a un único repositorio centralizado, sino a redes de repositorios interconectados. El servidor del INECOL no compite con Zenodo o con el Repositorio Nacional de la SECIHTI; se convierte en un</w:t>
+      </w:r>
+      <w:r>
+        <w:t xml:space="preserve"> </w:t>
+      </w:r>
+      <w:r>
+        <w:rPr>
+          <w:b/>
+          <w:bCs/>
+        </w:rPr>
+        <w:t xml:space="preserve">nodo proveedor</w:t>
+      </w:r>
+      <w:r>
+        <w:t xml:space="preserve">. Al indexar metadatos FAIR de alta calidad, el INECOL puede</w:t>
+      </w:r>
+      <w:r>
+        <w:t xml:space="preserve"> </w:t>
+      </w:r>
+      <w:r>
+        <w:t xml:space="preserve">“hablarle”</w:t>
+      </w:r>
+      <w:r>
+        <w:t xml:space="preserve"> </w:t>
+      </w:r>
+      <w:r>
+        <w:t xml:space="preserve">directamente a infraestructuras globales como el</w:t>
+      </w:r>
+      <w:r>
+        <w:t xml:space="preserve"> </w:t>
+      </w:r>
+      <w:r>
+        <w:rPr>
+          <w:b/>
+          <w:bCs/>
+        </w:rPr>
+        <w:t xml:space="preserve">GBIF (Global Biodiversity Information Facility)</w:t>
+      </w:r>
+      <w:r>
+        <w:t xml:space="preserve"> </w:t>
+      </w:r>
+      <w:r>
+        <w:t xml:space="preserve">o</w:t>
+      </w:r>
+      <w:r>
+        <w:t xml:space="preserve"> </w:t>
+      </w:r>
+      <w:r>
+        <w:rPr>
+          <w:b/>
+          <w:bCs/>
+        </w:rPr>
+        <w:t xml:space="preserve">Geo BON</w:t>
+      </w:r>
+      <w:r>
+        <w:t xml:space="preserve">, posicionando al Instituto como la fuente primaria y oficial de la información, elevando su prestigio internacional</w:t>
+      </w:r>
+      <w:r>
+        <w:t xml:space="preserve"> </w:t>
+      </w:r>
+      <w:r>
+        <w:t xml:space="preserve">(</w:t>
+      </w:r>
+      <w:r>
+        <w:t xml:space="preserve">Wilkinson et al.</w:t>
+      </w:r>
+      <w:r>
+        <w:t xml:space="preserve"> </w:t>
+      </w:r>
+      <w:r>
+        <w:t xml:space="preserve">2016; Islam et al. 2024)</w:t>
+      </w:r>
+      <w:r>
+        <w:t xml:space="preserve">.</w:t>
+      </w:r>
+    </w:p>
+    <w:bookmarkEnd w:id="21"/>
+    <w:bookmarkStart w:id="22" w:name="Xa530c47be0c8930d811c0c17b4ab443c2128901"/>
+    <w:p>
+      <w:pPr>
+        <w:pStyle w:val="Heading3"/>
+      </w:pPr>
+      <w:r>
+        <w:t xml:space="preserve">1.0.3 3. Capitalización Institucional y Evaluación del Desempeño</w:t>
+      </w:r>
+    </w:p>
+    <w:p>
+      <w:pPr>
+        <w:pStyle w:val="FirstParagraph"/>
+      </w:pPr>
+      <w:r>
+        <w:t xml:space="preserve">Cuando un investigador del INECOL sube un set de datos a Zenodo, la institución se convierte en una mera nota al pie en el campo de</w:t>
+      </w:r>
+      <w:r>
+        <w:t xml:space="preserve"> </w:t>
+      </w:r>
+      <w:r>
+        <w:t xml:space="preserve">“afiliación”</w:t>
+      </w:r>
+      <w:r>
+        <w:t xml:space="preserve"> </w:t>
+      </w:r>
+      <w:r>
+        <w:t xml:space="preserve">(Zenodo 2024)</w:t>
+      </w:r>
+      <w:r>
+        <w:t xml:space="preserve">. El impacto citacional se dispersa.</w:t>
+      </w:r>
+    </w:p>
+    <w:p>
+      <w:pPr>
+        <w:pStyle w:val="BodyText"/>
+      </w:pPr>
+      <w:r>
+        <w:t xml:space="preserve">Al canalizar los datos a través del Servidor del INECOL:</w:t>
+      </w:r>
+      <w:r>
+        <w:t xml:space="preserve"> </w:t>
+      </w:r>
+      <w:r>
+        <w:t xml:space="preserve">*</w:t>
+      </w:r>
+      <w:r>
+        <w:t xml:space="preserve"> </w:t>
+      </w:r>
+      <w:r>
+        <w:rPr>
+          <w:b/>
+          <w:bCs/>
+        </w:rPr>
+        <w:t xml:space="preserve">Patrimonio Intangible Auditable:</w:t>
+      </w:r>
+      <w:r>
+        <w:t xml:space="preserve"> </w:t>
+      </w:r>
+      <w:r>
+        <w:t xml:space="preserve">El Instituto puede medir, auditar y demostrar cuantitativamente ante la federación y los organismos financiadores el impacto real de su producción de datos</w:t>
+      </w:r>
+      <w:r>
+        <w:t xml:space="preserve"> </w:t>
+      </w:r>
+      <w:r>
+        <w:t xml:space="preserve">(Colavizza et al. 2024)</w:t>
+      </w:r>
+      <w:r>
+        <w:t xml:space="preserve">. Se genera un catálogo institucional de activos de conocimiento.</w:t>
+      </w:r>
+      <w:r>
+        <w:t xml:space="preserve"> </w:t>
+      </w:r>
+      <w:r>
+        <w:t xml:space="preserve">*</w:t>
+      </w:r>
+      <w:r>
+        <w:t xml:space="preserve"> </w:t>
+      </w:r>
+      <w:r>
+        <w:rPr>
+          <w:b/>
+          <w:bCs/>
+        </w:rPr>
+        <w:t xml:space="preserve">Valorización Interna:</w:t>
+      </w:r>
+      <w:r>
+        <w:t xml:space="preserve"> </w:t>
+      </w:r>
+      <w:r>
+        <w:t xml:space="preserve">Permite al INECOL indexar los DOIs de datos locales en los sistemas de evaluación interna de productividad. Facilita la creación de incentivos para los técnicos académicos y personal de apoyo que capturan y curan datos, reconociendo su labor al mismo nivel que la autoría de un artículo.</w:t>
+      </w:r>
+    </w:p>
+    <w:bookmarkEnd w:id="22"/>
+    <w:bookmarkStart w:id="23" w:name="Xde8fd56a075f0be596379afbf4effb5b27f0fc8"/>
+    <w:p>
+      <w:pPr>
+        <w:pStyle w:val="Heading3"/>
+      </w:pPr>
+      <w:r>
+        <w:t xml:space="preserve">1.0.4 4. La Dimensión Territorial: Estándares Geoespaciales e Interoperabilidad Nacional</w:t>
+      </w:r>
+    </w:p>
+    <w:p>
+      <w:pPr>
+        <w:pStyle w:val="FirstParagraph"/>
+      </w:pPr>
+      <w:r>
+        <w:t xml:space="preserve">En el ámbito de la investigación ecológica y de biodiversidad, la inmensa mayoría de los conjuntos de datos primarios poseen una naturaleza inherentemente espacial (coordenadas de muestreo, delimitaciones ecosistémicas, imágenes de sensores remotos o capas vectoriales). Por ende, el diseño arquitectónico y normativo del Servidor de Datos Abiertos del INECOL no puede limitarse a metadatos bibliográficos o taxonómicos genéricos; debe incorporar de manera obligatoria la gobernanza semántica de la información geográfica</w:t>
+      </w:r>
+      <w:r>
+        <w:t xml:space="preserve"> </w:t>
+      </w:r>
+      <w:r>
+        <w:t xml:space="preserve">(Wright y Halpin 2023)</w:t>
+      </w:r>
+      <w:r>
+        <w:t xml:space="preserve">.</w:t>
+      </w:r>
+    </w:p>
+    <w:p>
+      <w:pPr>
+        <w:pStyle w:val="BodyText"/>
+      </w:pPr>
+      <w:r>
+        <w:t xml:space="preserve">Para robustecer la condición de</w:t>
+      </w:r>
+      <w:r>
+        <w:t xml:space="preserve"> </w:t>
+      </w:r>
+      <w:r>
+        <w:t xml:space="preserve">“Interoperabilidad”</w:t>
+      </w:r>
+      <w:r>
+        <w:t xml:space="preserve"> </w:t>
+      </w:r>
+      <w:r>
+        <w:t xml:space="preserve">y</w:t>
+      </w:r>
+      <w:r>
+        <w:t xml:space="preserve"> </w:t>
+      </w:r>
+      <w:r>
+        <w:t xml:space="preserve">“Reutilización”</w:t>
+      </w:r>
+      <w:r>
+        <w:t xml:space="preserve"> </w:t>
+      </w:r>
+      <w:r>
+        <w:t xml:space="preserve">del modelo FAIR en la escala geoespacial, el repositorio debe adoptar la norma internacional</w:t>
+      </w:r>
+      <w:r>
+        <w:t xml:space="preserve"> </w:t>
+      </w:r>
+      <w:r>
+        <w:rPr>
+          <w:b/>
+          <w:bCs/>
+        </w:rPr>
+        <w:t xml:space="preserve">ISO 19115</w:t>
+      </w:r>
+      <w:r>
+        <w:t xml:space="preserve">, la cual define el esquema conceptual para describir la información geográfica y sus servicios asociados, abarcando desde la calidad del dato y la extensión espacio-temporal hasta los sistemas de referencia de coordenadas</w:t>
+      </w:r>
+      <w:r>
+        <w:t xml:space="preserve"> </w:t>
+      </w:r>
+      <w:r>
+        <w:t xml:space="preserve">(Wright y Halpin 2023;</w:t>
+      </w:r>
+      <w:r>
+        <w:t xml:space="preserve"> </w:t>
+      </w:r>
+      <w:r>
+        <w:t xml:space="preserve">Doña et al.</w:t>
+      </w:r>
+      <w:r>
+        <w:t xml:space="preserve"> </w:t>
+      </w:r>
+      <w:r>
+        <w:t xml:space="preserve">2022)</w:t>
+      </w:r>
+      <w:r>
+        <w:t xml:space="preserve">. La adopción de este estándar transfronterizo asegura que el patrimonio científico del INECOL sea legible y operable por infraestructuras de datos espaciales (IDEs) globales.</w:t>
+      </w:r>
+    </w:p>
+    <w:p>
+      <w:pPr>
+        <w:pStyle w:val="BodyText"/>
+      </w:pPr>
+      <w:r>
+        <w:t xml:space="preserve">A nivel nacional, y en estricta observancia del marco legal que rige a los Centros Públicos de Investigación coordinados por la</w:t>
+      </w:r>
+      <w:r>
+        <w:t xml:space="preserve"> </w:t>
+      </w:r>
+      <w:r>
+        <w:rPr>
+          <w:b/>
+          <w:bCs/>
+        </w:rPr>
+        <w:t xml:space="preserve">SECIHTI</w:t>
+      </w:r>
+      <w:r>
+        <w:t xml:space="preserve">, el Servidor de Datos Abiertos del INECOL debe alinearse de manera vinculante con la normatividad emitida por el</w:t>
+      </w:r>
+      <w:r>
+        <w:t xml:space="preserve"> </w:t>
+      </w:r>
+      <w:r>
+        <w:rPr>
+          <w:b/>
+          <w:bCs/>
+        </w:rPr>
+        <w:t xml:space="preserve">Instituto Nacional de Estadística y Geografía (INEGI)</w:t>
+      </w:r>
+      <w:r>
+        <w:t xml:space="preserve">, específicamente a través de las regulaciones técnicas orientadas a la estandarización de metadatos geográficos en México (v.gr., la</w:t>
+      </w:r>
+      <w:r>
+        <w:t xml:space="preserve"> </w:t>
+      </w:r>
+      <w:r>
+        <w:rPr>
+          <w:b/>
+          <w:bCs/>
+        </w:rPr>
+        <w:t xml:space="preserve">Norma Oficial Mexicana</w:t>
+      </w:r>
+      <w:r>
+        <w:t xml:space="preserve"> </w:t>
+      </w:r>
+      <w:r>
+        <w:t xml:space="preserve">aplicable y la</w:t>
+      </w:r>
+      <w:r>
+        <w:t xml:space="preserve"> </w:t>
+      </w:r>
+      <w:r>
+        <w:rPr>
+          <w:i/>
+          <w:iCs/>
+        </w:rPr>
+        <w:t xml:space="preserve">Norma Técnica para la Generación de Metadatos Geográficos</w:t>
+      </w:r>
+      <w:r>
+        <w:t xml:space="preserve">)</w:t>
+      </w:r>
+      <w:r>
+        <w:t xml:space="preserve"> </w:t>
+      </w:r>
+      <w:r>
+        <w:t xml:space="preserve">(INEGI 2024)</w:t>
+      </w:r>
+      <w:r>
+        <w:t xml:space="preserve">. Esta alineación técnico-normativa con el INEGI cumple un doble propósito estratégico: garantiza la soberanía y consistencia legal del dato público mexicano frente a marcos regulatorios federales, y faculta la integración directa e interoperable de la producción del INECOL dentro del Sistema Nacional de Información Estadística y Geográfica (SNIEG), transformando el repositorio institucional en un nodo estratégico de consulta para la toma de decisiones del Estado mexicano en materia ambiental y territorial</w:t>
+      </w:r>
+      <w:r>
+        <w:t xml:space="preserve"> </w:t>
+      </w:r>
+      <w:r>
+        <w:t xml:space="preserve">(INEGI 2024)</w:t>
+      </w:r>
+      <w:r>
+        <w:t xml:space="preserve">.</w:t>
+      </w:r>
+    </w:p>
+    <w:bookmarkEnd w:id="23"/>
+    <w:bookmarkStart w:id="24" w:name="Xad3db1852756f2213888b725bc3880aba0f8356"/>
+    <w:p>
+      <w:pPr>
+        <w:pStyle w:val="Heading3"/>
+      </w:pPr>
+      <w:r>
+        <w:t xml:space="preserve">1.0.5 5. Articulación Estratégica con el Ecosistema Federal: CONABIO e INECC</w:t>
+      </w:r>
+    </w:p>
+    <w:p>
+      <w:pPr>
+        <w:pStyle w:val="FirstParagraph"/>
+      </w:pPr>
+      <w:r>
+        <w:t xml:space="preserve">La infraestructura propia del INECOL potencia los flujos de información hacia las agencias federales encargadas de la política ambiental y la conservación en México. Históricamente, la transferencia de datos hacia organismos como la</w:t>
+      </w:r>
+      <w:r>
+        <w:t xml:space="preserve"> </w:t>
+      </w:r>
+      <w:r>
+        <w:rPr>
+          <w:b/>
+          <w:bCs/>
+        </w:rPr>
+        <w:t xml:space="preserve">CONABIO</w:t>
+      </w:r>
+      <w:r>
+        <w:t xml:space="preserve"> </w:t>
+      </w:r>
+      <w:r>
+        <w:t xml:space="preserve">y el</w:t>
+      </w:r>
+      <w:r>
+        <w:t xml:space="preserve"> </w:t>
+      </w:r>
+      <w:r>
+        <w:rPr>
+          <w:b/>
+          <w:bCs/>
+        </w:rPr>
+        <w:t xml:space="preserve">INECC</w:t>
+      </w:r>
+      <w:r>
+        <w:t xml:space="preserve"> </w:t>
+      </w:r>
+      <w:r>
+        <w:t xml:space="preserve">ha operado mediante reportes estáticos, entregas fragmentadas o solicitudes interinstitucionales específicas. El Servidor de Datos Abiertos del INECOL transforma esta relación en un modelo de interoperabilidad dinámica y continua.</w:t>
+      </w:r>
+    </w:p>
+    <w:p>
+      <w:pPr>
+        <w:pStyle w:val="BodyText"/>
+      </w:pPr>
+      <w:r>
+        <w:t xml:space="preserve">Al adoptar estándares abiertos globales y nacionales (FAIR, Darwin Core, ISO 19115 y las normas técnicas del INEGI), el repositorio del INECOL se convierte en un nodo tecnológico que abastece directamente al Sistema Nacional de Información sobre Biodiversidad (SNIB) de la</w:t>
+      </w:r>
+      <w:r>
+        <w:t xml:space="preserve"> </w:t>
+      </w:r>
+      <w:r>
+        <w:rPr>
+          <w:b/>
+          <w:bCs/>
+        </w:rPr>
+        <w:t xml:space="preserve">CONABIO</w:t>
+      </w:r>
+      <w:r>
+        <w:t xml:space="preserve">, acelerando la integración de registros de presencia de especies y monitoreo biótico</w:t>
+      </w:r>
+      <w:r>
+        <w:t xml:space="preserve"> </w:t>
+      </w:r>
+      <w:r>
+        <w:t xml:space="preserve">(Islam et al. 2024)</w:t>
+      </w:r>
+      <w:r>
+        <w:t xml:space="preserve">. Asimismo, proporciona al</w:t>
+      </w:r>
+      <w:r>
+        <w:t xml:space="preserve"> </w:t>
+      </w:r>
+      <w:r>
+        <w:rPr>
+          <w:b/>
+          <w:bCs/>
+        </w:rPr>
+        <w:t xml:space="preserve">INECC</w:t>
+      </w:r>
+      <w:r>
+        <w:t xml:space="preserve"> </w:t>
+      </w:r>
+      <w:r>
+        <w:t xml:space="preserve">las bases de datos geoespaciales y climáticas primarias necesarias para la modelación de escenarios de vulnerabilidad, inventarios de gases de efecto invernadero y diseño de políticas de adaptación al cambio climático basadas en ecosistemas</w:t>
+      </w:r>
+      <w:r>
+        <w:t xml:space="preserve"> </w:t>
+      </w:r>
+      <w:r>
+        <w:t xml:space="preserve">(Wright y Halpin 2023; Sánchez-Cordero et al. 2022)</w:t>
+      </w:r>
+      <w:r>
+        <w:t xml:space="preserve">. De este modo, el INECOL no solo cumple un mandato de transparencia coordinado por la</w:t>
+      </w:r>
+      <w:r>
+        <w:t xml:space="preserve"> </w:t>
+      </w:r>
+      <w:r>
+        <w:rPr>
+          <w:b/>
+          <w:bCs/>
+        </w:rPr>
+        <w:t xml:space="preserve">SECIHTI</w:t>
+      </w:r>
+      <w:r>
+        <w:t xml:space="preserve">, sino que se consolida como el motor de evidencia científica indispensable para la toma de decisiones ambientales de escala federal.</w:t>
+      </w:r>
+    </w:p>
+    <w:bookmarkEnd w:id="24"/>
+    <w:bookmarkStart w:id="25" w:name="Xeba4d5714abf2d8b1e274b99fd47e4d3057e9c6"/>
+    <w:p>
+      <w:pPr>
+        <w:pStyle w:val="Heading3"/>
+      </w:pPr>
+      <w:r>
+        <w:t xml:space="preserve">1.0.6 6. Ciencia Abierta con Incidencia Local: Veracruz, Michoacán y Xalapa</w:t>
+      </w:r>
+    </w:p>
+    <w:p>
+      <w:pPr>
+        <w:pStyle w:val="FirstParagraph"/>
+      </w:pPr>
+      <w:r>
+        <w:t xml:space="preserve">La justificación de un repositorio institucional autónomo adquiere su máxima legitimidad social al traducirse en soberanía científica aplicada a los territorios donde el INECOL tiene arraigo por</w:t>
+      </w:r>
+      <w:r>
+        <w:t xml:space="preserve"> </w:t>
+      </w:r>
+      <w:r>
+        <w:t xml:space="preserve">“domicilio”</w:t>
+      </w:r>
+      <w:r>
+        <w:t xml:space="preserve"> </w:t>
+      </w:r>
+      <w:r>
+        <w:t xml:space="preserve">e infraestructura física (la sede central en Xalapa, Veracruz, y el Centro Regional de El Bajío en Pátzcuaro, Michoacán). Las administraciones estatales y municipales frecuentemente carecen de la capacidad técnica para generar datos biofísicos primarios, viéndose obligadas a tomar decisiones territoriales críticamente desinformadas o basadas en consultorías externas costosas</w:t>
       </w:r>
       <w:r>
         <w:t xml:space="preserve"> </w:t>
@@ -4332,95 +4269,28 @@
         <w:t xml:space="preserve">.</w:t>
       </w:r>
     </w:p>
-    <w:bookmarkEnd w:id="25"/>
-    <w:bookmarkStart w:id="26" w:name="X82169622ff85fa1068202aeda77feb0b6070df7"/>
-    <w:p>
-      <w:pPr>
-        <w:pStyle w:val="Heading3"/>
-      </w:pPr>
-      <w:r>
-        <w:t xml:space="preserve">1.0.7 Conclusión Estratégica: El Enfoque Híbrido</w:t>
-      </w:r>
-    </w:p>
-    <w:p>
-      <w:pPr>
-        <w:pStyle w:val="FirstParagraph"/>
-      </w:pPr>
-      <w:r>
-        <w:t xml:space="preserve">La estrategia óptima para el INECOL no es rechazar a Zenodo u otros repositorios globales, sino adoptar un</w:t>
-      </w:r>
-      <w:r>
-        <w:t xml:space="preserve"> </w:t>
-      </w:r>
-      <w:r>
-        <w:rPr>
-          <w:b/>
-          <w:bCs/>
-        </w:rPr>
-        <w:t xml:space="preserve">enfoque híbrido o federado</w:t>
-      </w:r>
-      <w:r>
-        <w:t xml:space="preserve">. El Servidor del INECOL debe ser la infraestructura primaria de depósito, donde se garantiza la soberanía legal, la curaduría especializada (FAIR/Darwin Core) y el registro institucional de propiedad intelectual. Posteriormente, mediante protocolos automáticos de interoperabilidad (como OAI-PMH), el repositorio del INECOL puede cosechar o replicar sus metadatos hacia Zenodo y el Repositorio Nacional. Así, el INECOL gana autonomía y control local, mientras multiplica exponencialmente la visibilidad global de sus científicos.</w:t>
-      </w:r>
-    </w:p>
-    <w:bookmarkEnd w:id="26"/>
-    <w:bookmarkEnd w:id="27"/>
-    <w:bookmarkStart w:id="30" w:name="cambio-de-conahcyt-a-secihti"/>
-    <w:p>
-      <w:pPr>
-        <w:pStyle w:val="Heading1"/>
-      </w:pPr>
-      <w:r>
-        <w:t xml:space="preserve">2. Cambio de Conahcyt a Secihti</w:t>
-      </w:r>
-    </w:p>
-    <w:p>
-      <w:pPr>
-        <w:pStyle w:val="FirstParagraph"/>
-      </w:pPr>
-      <w:r>
-        <w:t xml:space="preserve">Se aprecia en la nueva versión de los Lineamientos v7 algunos puntos que requieren ajuste dada la transición del estatuto del sector científico operado a través de un consejo a la nueva estructura que lo gegstiona desde una secretaría. Hay que asegurarnos de realizar una</w:t>
-      </w:r>
-      <w:r>
-        <w:t xml:space="preserve"> </w:t>
-      </w:r>
-      <w:r>
-        <w:rPr>
-          <w:b/>
-          <w:bCs/>
-        </w:rPr>
-        <w:t xml:space="preserve">limpieza y actualización legal meticulos</w:t>
-      </w:r>
-      <w:r>
-        <w:t xml:space="preserve"> </w:t>
-      </w:r>
-      <w:r>
-        <w:t xml:space="preserve">en el borrador de lineamientos para evitar inconsistencias jurídicas, ya que el INECOL ahora se coordina sectorialmente bajo las directrices directas de esta nueva dependencia federal (la cual cuenta con una Subsecretaría de Centros Públicos).</w:t>
-      </w:r>
-    </w:p>
-    <w:p>
-      <w:pPr>
-        <w:pStyle w:val="BodyText"/>
-      </w:pPr>
-      <w:r>
-        <w:t xml:space="preserve">A continuación, se hacen algunos señalamientos específicos de ajuste normativo, la actualización del glosario y se ofrecen argumentos que resultan más apropiados para justificar el Repositorio ante el nuevo ecosistema de la SECIHTI.</w:t>
-      </w:r>
-    </w:p>
-    <w:bookmarkStart w:id="28" w:name="X39e3a0563555eae314686bd853b8310055594ac"/>
-    <w:p>
-      <w:pPr>
-        <w:pStyle w:val="Heading3"/>
-      </w:pPr>
-      <w:r>
-        <w:t xml:space="preserve">2.0.1 1. Actualización y Homologación Legal en las Definiciones</w:t>
-      </w:r>
-    </w:p>
-    <w:p>
-      <w:pPr>
-        <w:pStyle w:val="FirstParagraph"/>
-      </w:pPr>
-      <w:r>
-        <w:t xml:space="preserve">Hay que eliminar, especialmente en el Capítulo 2, toda mención analógica al Conahcyt y sustituirla por la nueva autoridad administrativa federal. El cambio en las fracciones del Artículo 2 debe quedar de la siguiente manera:</w:t>
+    <w:p>
+      <w:pPr>
+        <w:pStyle w:val="BodyText"/>
+      </w:pPr>
+      <w:r>
+        <w:t xml:space="preserve">El Servidor de Datos Abiertos rompe esta asimetría de información y materializa el principio de incidencia social de la</w:t>
+      </w:r>
+      <w:r>
+        <w:t xml:space="preserve"> </w:t>
+      </w:r>
+      <w:r>
+        <w:rPr>
+          <w:b/>
+          <w:bCs/>
+        </w:rPr>
+        <w:t xml:space="preserve">SECIHTI</w:t>
+      </w:r>
+      <w:r>
+        <w:t xml:space="preserve"> </w:t>
+      </w:r>
+      <w:r>
+        <w:t xml:space="preserve">a través de tres ejes de acción local:</w:t>
       </w:r>
     </w:p>
     <w:p>
@@ -4436,25 +4306,370 @@
           <w:b/>
           <w:bCs/>
         </w:rPr>
-        <w:t xml:space="preserve">Sustituir la definición correspondiente (v.g. Fracción III o IV):</w:t>
-      </w:r>
-    </w:p>
-    <w:p>
-      <w:pPr>
-        <w:pStyle w:val="BlockText"/>
-      </w:pPr>
-      <w:r>
-        <w:rPr>
-          <w:b/>
-          <w:bCs/>
-        </w:rPr>
-        <w:t xml:space="preserve">[Fracción]. SECIHTI.</w:t>
-      </w:r>
-      <w:r>
-        <w:t xml:space="preserve"> </w:t>
-      </w:r>
-      <w:r>
-        <w:t xml:space="preserve">La Secretaría de Ciencia, Humanidades, Tecnología e Innovación, como dependencia del Ejecutivo Federal encargada de diseñar, coordinar y ejecutar la política pública nacional en la materia, y cabeza de sector de los Centros Públicos de Investigación.</w:t>
+        <w:t xml:space="preserve">Gobernanza Territorial Subnacional:</w:t>
+      </w:r>
+      <w:r>
+        <w:t xml:space="preserve"> </w:t>
+      </w:r>
+      <w:r>
+        <w:t xml:space="preserve">Provee a las Secretarías de Medio Ambiente estatales (v.gr., SEDEMA Veracruz y SECMA Michoacán) las capas geográficas estandarizadas bajo la NOM del INEGI e ISO 19115 requeridas de forma vinculante para los Programas Estatales de Ordenamiento Ecológico y Territorial (POET)</w:t>
+      </w:r>
+      <w:r>
+        <w:t xml:space="preserve"> </w:t>
+      </w:r>
+      <w:r>
+        <w:t xml:space="preserve">(Wright y Halpin 2023)</w:t>
+      </w:r>
+      <w:r>
+        <w:t xml:space="preserve">.</w:t>
+      </w:r>
+    </w:p>
+    <w:p>
+      <w:pPr>
+        <w:pStyle w:val="Compact"/>
+        <w:numPr>
+          <w:ilvl w:val="0"/>
+          <w:numId w:val="1003"/>
+        </w:numPr>
+      </w:pPr>
+      <w:r>
+        <w:rPr>
+          <w:b/>
+          <w:bCs/>
+        </w:rPr>
+        <w:t xml:space="preserve">Resiliencia Urbana y Municipal:</w:t>
+      </w:r>
+      <w:r>
+        <w:t xml:space="preserve"> </w:t>
+      </w:r>
+      <w:r>
+        <w:t xml:space="preserve">Permite al Municipio de Xalapa y ayuntamientos colindantes acceder de forma abierta a datos sobre servicios ecosistémicos, dinámicas hidrológicas locales e inventarios del arbolado urbano, indispensables para actualizar los Planes de Desarrollo Urbano Municipal y los Programas de Acción Climática Municipal (PACMUN).</w:t>
+      </w:r>
+    </w:p>
+    <w:p>
+      <w:pPr>
+        <w:pStyle w:val="Compact"/>
+        <w:numPr>
+          <w:ilvl w:val="0"/>
+          <w:numId w:val="1003"/>
+        </w:numPr>
+      </w:pPr>
+      <w:r>
+        <w:rPr>
+          <w:b/>
+          <w:bCs/>
+        </w:rPr>
+        <w:t xml:space="preserve">Garantía de Acceso Social:</w:t>
+      </w:r>
+      <w:r>
+        <w:t xml:space="preserve"> </w:t>
+      </w:r>
+      <w:r>
+        <w:t xml:space="preserve">Al mantener el INECOL el control de su propia infraestructura, se pueden diseñar interfaces y visualizaciones de metadatos simplificadas orientadas a la consulta de comunidades locales, ejidos y organizaciones de la sociedad civil de las regiones de influencia, democratizando el conocimiento biológico y previniendo conflictos socioambientales por falta de acceso a la información</w:t>
+      </w:r>
+      <w:r>
+        <w:t xml:space="preserve"> </w:t>
+      </w:r>
+      <w:r>
+        <w:t xml:space="preserve">(Morales-Reyes et al. 2025)</w:t>
+      </w:r>
+      <w:r>
+        <w:t xml:space="preserve">.</w:t>
+      </w:r>
+    </w:p>
+    <w:bookmarkEnd w:id="25"/>
+    <w:bookmarkStart w:id="27" w:name="X9ad3748b42d4cd92f95dca0b2c2b530d83d4bd2"/>
+    <w:p>
+      <w:pPr>
+        <w:pStyle w:val="Heading3"/>
+      </w:pPr>
+      <w:r>
+        <w:t xml:space="preserve">1.0.7 7. Infraestructura Existente y Resultados Tangibles: eFloraMex y el Portal de Colecciones Biológicas</w:t>
+      </w:r>
+    </w:p>
+    <w:p>
+      <w:pPr>
+        <w:pStyle w:val="FirstParagraph"/>
+      </w:pPr>
+      <w:r>
+        <w:t xml:space="preserve">La propuesta de un Servidor de Datos Abiertos para el INECOL no parte de una aspiración teórica o de cero antecedentes institucionales; por el contrario, se sustenta sobre capacidades técnicas instaladas y resultados tangibles de compartición de datos biológicos que ya operan con éxito en el ecosistema nacional.</w:t>
+      </w:r>
+    </w:p>
+    <w:p>
+      <w:pPr>
+        <w:pStyle w:val="BodyText"/>
+      </w:pPr>
+      <w:r>
+        <w:t xml:space="preserve">El primer gran referente es</w:t>
+      </w:r>
+      <w:r>
+        <w:t xml:space="preserve"> </w:t>
+      </w:r>
+      <w:r>
+        <w:rPr>
+          <w:b/>
+          <w:bCs/>
+        </w:rPr>
+        <w:t xml:space="preserve">eFloraMex (Flora de México en Línea)</w:t>
+      </w:r>
+      <w:r>
+        <w:t xml:space="preserve"> </w:t>
+      </w:r>
+      <w:r>
+        <w:t xml:space="preserve">(</w:t>
+      </w:r>
+      <w:hyperlink r:id="rId26">
+        <w:r>
+          <w:rPr>
+            <w:rStyle w:val="Hyperlink"/>
+          </w:rPr>
+          <w:t xml:space="preserve">https://efloramex.ib.unam.mx/</w:t>
+        </w:r>
+      </w:hyperlink>
+      <w:r>
+        <w:t xml:space="preserve">), una plataforma interinstitucional de vanguardia en la que el INECOL participa activamente junto al Instituto de Biología de la UNAM y otras entidades estratégicas. Este esfuerzo ha permitido la apertura, digitalización y consulta dinámica de tratamientos taxonómicos, mapas de distribución y descripciones morfológicas de la riqueza botánica del país.</w:t>
+      </w:r>
+    </w:p>
+    <w:p>
+      <w:pPr>
+        <w:pStyle w:val="BodyText"/>
+      </w:pPr>
+      <w:r>
+        <w:t xml:space="preserve">El segundo pilar de resultados previos es el</w:t>
+      </w:r>
+      <w:r>
+        <w:t xml:space="preserve"> </w:t>
+      </w:r>
+      <w:r>
+        <w:rPr>
+          <w:b/>
+          <w:bCs/>
+        </w:rPr>
+        <w:t xml:space="preserve">Portal de Colecciones Biológicas del INECOL</w:t>
+      </w:r>
+      <w:r>
+        <w:t xml:space="preserve">, un esfuerzo institucional que centraliza y expone públicamente los acervos del Herbario XAL, la Colección Entomológica (IEXA) y la Colección de Macrohongos, entre otras. Estas iniciativas ya actúan como servicios de datos abiertos funcionales, resolviendo miles de consultas de investigadores, tomadores de decisiones y la sociedad civil a nivel global.</w:t>
+      </w:r>
+    </w:p>
+    <w:p>
+      <w:pPr>
+        <w:pStyle w:val="BodyText"/>
+      </w:pPr>
+      <w:r>
+        <w:t xml:space="preserve">Sin embargo, estos valiosos portales operan todavía de manera fragmentada o como silos de información especializados en taxonomía y colecciones botánico-entomológicas. La creación del Servidor de Datos Abiertos del INECOL no busca duplicar ni sustituir a eFloraMex o al Portal de Colecciones; su objetivo es</w:t>
+      </w:r>
+      <w:r>
+        <w:t xml:space="preserve"> </w:t>
+      </w:r>
+      <w:r>
+        <w:rPr>
+          <w:b/>
+          <w:bCs/>
+        </w:rPr>
+        <w:t xml:space="preserve">escalar, federar y dotar de gobernanza jurídica y semántica unificada</w:t>
+      </w:r>
+      <w:r>
+        <w:t xml:space="preserve"> </w:t>
+      </w:r>
+      <w:r>
+        <w:t xml:space="preserve">a toda la producción científica del Instituto. El nuevo repositorio actuará como la infraestructura base que:</w:t>
+      </w:r>
+      <w:r>
+        <w:t xml:space="preserve"> </w:t>
+      </w:r>
+      <w:r>
+        <w:t xml:space="preserve">1.</w:t>
+      </w:r>
+      <w:r>
+        <w:t xml:space="preserve"> </w:t>
+      </w:r>
+      <w:r>
+        <w:rPr>
+          <w:b/>
+          <w:bCs/>
+        </w:rPr>
+        <w:t xml:space="preserve">Amplíe el Espectro del Dato:</w:t>
+      </w:r>
+      <w:r>
+        <w:t xml:space="preserve"> </w:t>
+      </w:r>
+      <w:r>
+        <w:t xml:space="preserve">Integrará no solo registros bióticos de colecciones, sino también datos crudos experimentales, bases de datos geoespaciales (bajo la NOM del INEGI e ISO 19115), secuencias genómicas, scripts de código y modelos de cambio climático que hoy carecen de un portal de salida pública institucional.</w:t>
+      </w:r>
+      <w:r>
+        <w:t xml:space="preserve"> </w:t>
+      </w:r>
+      <w:r>
+        <w:t xml:space="preserve">2.</w:t>
+      </w:r>
+      <w:r>
+        <w:t xml:space="preserve"> </w:t>
+      </w:r>
+      <w:r>
+        <w:rPr>
+          <w:b/>
+          <w:bCs/>
+        </w:rPr>
+        <w:t xml:space="preserve">Garantice la Preservación e Inmutabilidad:</w:t>
+      </w:r>
+      <w:r>
+        <w:t xml:space="preserve"> </w:t>
+      </w:r>
+      <w:r>
+        <w:t xml:space="preserve">Proveerá DOIs institucionales centralizados que blindarán la trazabilidad y la propiedad intelectual de los investigadores del INECOL en redes globales de Ciencia Abierta.</w:t>
+      </w:r>
+      <w:r>
+        <w:t xml:space="preserve"> </w:t>
+      </w:r>
+      <w:r>
+        <w:t xml:space="preserve">3.</w:t>
+      </w:r>
+      <w:r>
+        <w:t xml:space="preserve"> </w:t>
+      </w:r>
+      <w:r>
+        <w:rPr>
+          <w:b/>
+          <w:bCs/>
+        </w:rPr>
+        <w:t xml:space="preserve">Optimice la Interoperabilidad Automática:</w:t>
+      </w:r>
+      <w:r>
+        <w:t xml:space="preserve"> </w:t>
+      </w:r>
+      <w:r>
+        <w:t xml:space="preserve">Permitirá que los datos de colecciones existentes dialoguen automáticamente (v.gr., mediante protocolos OAI-PMH) con el Repositorio Nacional de la</w:t>
+      </w:r>
+      <w:r>
+        <w:t xml:space="preserve"> </w:t>
+      </w:r>
+      <w:r>
+        <w:rPr>
+          <w:b/>
+          <w:bCs/>
+        </w:rPr>
+        <w:t xml:space="preserve">SECIHTI</w:t>
+      </w:r>
+      <w:r>
+        <w:t xml:space="preserve"> </w:t>
+      </w:r>
+      <w:r>
+        <w:t xml:space="preserve">y el GBIF, consolidando los éxitos previos del Instituto en una sola política institucional de datos FAIR.</w:t>
+      </w:r>
+    </w:p>
+    <w:bookmarkEnd w:id="27"/>
+    <w:bookmarkStart w:id="28" w:name="X82169622ff85fa1068202aeda77feb0b6070df7"/>
+    <w:p>
+      <w:pPr>
+        <w:pStyle w:val="Heading3"/>
+      </w:pPr>
+      <w:r>
+        <w:t xml:space="preserve">1.0.8 Conclusión Estratégica: El Enfoque Híbrido</w:t>
+      </w:r>
+    </w:p>
+    <w:p>
+      <w:pPr>
+        <w:pStyle w:val="FirstParagraph"/>
+      </w:pPr>
+      <w:r>
+        <w:t xml:space="preserve">La estrategia óptima para el INECOL no es rechazar a Zenodo u otros repositorios globales, sino adoptar un</w:t>
+      </w:r>
+      <w:r>
+        <w:t xml:space="preserve"> </w:t>
+      </w:r>
+      <w:r>
+        <w:rPr>
+          <w:b/>
+          <w:bCs/>
+        </w:rPr>
+        <w:t xml:space="preserve">enfoque híbrido o federado</w:t>
+      </w:r>
+      <w:r>
+        <w:t xml:space="preserve"> </w:t>
+      </w:r>
+      <w:r>
+        <w:t xml:space="preserve">(Zenodo 2024)</w:t>
+      </w:r>
+      <w:r>
+        <w:t xml:space="preserve">. Las alianzas interinstitucionales son también el núcleo estratégicon para consolidar la oferta de datos abiertos. El Servidor del INECOL, en nuestro caso, constituye así nuestra infraestructura primaria de depósito, donde se garantiza la soberanía legal, la curaduría especializada (FAIR/Darwin Core) y el registro institucional de propiedad intelectual. Posteriormente, mediante protocolos automáticos de interoperabilidad (como OAI-PMH), el repositorio del INECOL puede cosechar o replicar sus metadatos hacia Zenodo y el Repositorio Nacional</w:t>
+      </w:r>
+      <w:r>
+        <w:t xml:space="preserve"> </w:t>
+      </w:r>
+      <w:r>
+        <w:t xml:space="preserve">(</w:t>
+      </w:r>
+      <w:r>
+        <w:t xml:space="preserve">Wilkinson et al.</w:t>
+      </w:r>
+      <w:r>
+        <w:t xml:space="preserve"> </w:t>
+      </w:r>
+      <w:r>
+        <w:t xml:space="preserve">2016)</w:t>
+      </w:r>
+      <w:r>
+        <w:t xml:space="preserve">. Así, el INECOL gana autonomía y control local, mientras multiplica exponencialmente la visibilidad global de sus científicos.</w:t>
+      </w:r>
+    </w:p>
+    <w:bookmarkEnd w:id="28"/>
+    <w:bookmarkEnd w:id="29"/>
+    <w:bookmarkStart w:id="32" w:name="cambio-de-conahcyt-a-secihti"/>
+    <w:p>
+      <w:pPr>
+        <w:pStyle w:val="Heading1"/>
+      </w:pPr>
+      <w:r>
+        <w:t xml:space="preserve">2. Cambio de Conahcyt a Secihti</w:t>
+      </w:r>
+    </w:p>
+    <w:p>
+      <w:pPr>
+        <w:pStyle w:val="FirstParagraph"/>
+      </w:pPr>
+      <w:r>
+        <w:t xml:space="preserve">Se aprecia en la nueva versión de los Lineamientos v7 algunos puntos que requieren ajuste dada la transición del estatuto del sector científico operado a través de un consejo a la nueva estructura que lo gegstiona desde una secretaría. Hay que asegurarnos de realizar una</w:t>
+      </w:r>
+      <w:r>
+        <w:t xml:space="preserve"> </w:t>
+      </w:r>
+      <w:r>
+        <w:rPr>
+          <w:b/>
+          <w:bCs/>
+        </w:rPr>
+        <w:t xml:space="preserve">limpieza y actualización legal meticulos</w:t>
+      </w:r>
+      <w:r>
+        <w:t xml:space="preserve"> </w:t>
+      </w:r>
+      <w:r>
+        <w:t xml:space="preserve">en el borrador de lineamientos para evitar inconsistencias jurídicas, ya que el INECOL ahora se coordina sectorialmente bajo las directrices directas de esta nueva dependencia federal (la cual cuenta con una Subsecretaría de Centros Públicos).</w:t>
+      </w:r>
+    </w:p>
+    <w:p>
+      <w:pPr>
+        <w:pStyle w:val="BodyText"/>
+      </w:pPr>
+      <w:r>
+        <w:t xml:space="preserve">A continuación, se hacen algunos señalamientos específicos de ajuste normativo, la actualización del glosario y se ofrecen argumentos que resultan más apropiados para justificar el Repositorio ante el nuevo ecosistema de la SECIHTI.</w:t>
+      </w:r>
+    </w:p>
+    <w:bookmarkStart w:id="30" w:name="X39e3a0563555eae314686bd853b8310055594ac"/>
+    <w:p>
+      <w:pPr>
+        <w:pStyle w:val="Heading3"/>
+      </w:pPr>
+      <w:r>
+        <w:t xml:space="preserve">2.0.1 1. Actualización y Homologación Legal en las Definiciones</w:t>
+      </w:r>
+    </w:p>
+    <w:p>
+      <w:pPr>
+        <w:pStyle w:val="FirstParagraph"/>
+      </w:pPr>
+      <w:r>
+        <w:t xml:space="preserve">Hay que eliminar, especialmente en el Capítulo 2, toda mención analógica al Conahcyt y sustituirla por la nueva autoridad administrativa federal. El cambio en las fracciones del Artículo 2 debe quedar de la siguiente manera:</w:t>
       </w:r>
     </w:p>
     <w:p>
@@ -4470,7 +4685,7 @@
           <w:b/>
           <w:bCs/>
         </w:rPr>
-        <w:t xml:space="preserve">Actualizar la definición de Repositorio Nacional:</w:t>
+        <w:t xml:space="preserve">Sustituir la definición correspondiente (v.g. Fracción III o IV):</w:t>
       </w:r>
     </w:p>
     <w:p>
@@ -4482,53 +4697,13 @@
           <w:b/>
           <w:bCs/>
         </w:rPr>
-        <w:t xml:space="preserve">[Fracción]. Repositorio Nacional.</w:t>
-      </w:r>
-      <w:r>
-        <w:t xml:space="preserve"> </w:t>
-      </w:r>
-      <w:r>
-        <w:t xml:space="preserve">La plataforma digital centralizada, coordinada y administrada por la</w:t>
-      </w:r>
-      <w:r>
-        <w:t xml:space="preserve"> </w:t>
-      </w:r>
-      <w:r>
-        <w:rPr>
-          <w:b/>
-          <w:bCs/>
-        </w:rPr>
-        <w:t xml:space="preserve">SECIHTI</w:t>
-      </w:r>
-      <w:r>
-        <w:t xml:space="preserve">, que acopia, preserva y garantiza el acceso abierto a la producción científica, tecnológica, humanística y de innovación del país, con la cual interoperará federadamente el Servidor de Datos Abiertos del INECOL.</w:t>
-      </w:r>
-    </w:p>
-    <w:bookmarkEnd w:id="28"/>
-    <w:bookmarkStart w:id="29" w:name="Xba4d79491cbbb18e319061a96d7b4b175a84ee8"/>
-    <w:p>
-      <w:pPr>
-        <w:pStyle w:val="Heading3"/>
-      </w:pPr>
-      <w:r>
-        <w:t xml:space="preserve">2.0.2 3. Ajustes puntuales en el Articulado de los</w:t>
-      </w:r>
-      <w:r>
-        <w:t xml:space="preserve"> </w:t>
-      </w:r>
-      <w:r>
-        <w:rPr>
-          <w:rStyle w:val="VerbatimChar"/>
-        </w:rPr>
-        <w:t xml:space="preserve">Lineamientos_INECOL_v7</w:t>
-      </w:r>
-    </w:p>
-    <w:p>
-      <w:pPr>
-        <w:pStyle w:val="FirstParagraph"/>
-      </w:pPr>
-      <w:r>
-        <w:t xml:space="preserve">Para limpiar el texto de cualquier rastro del Consejo anterior, hay que realizar los siguientes reemplazos:</w:t>
+        <w:t xml:space="preserve">[Fracción]. SECIHTI.</w:t>
+      </w:r>
+      <w:r>
+        <w:t xml:space="preserve"> </w:t>
+      </w:r>
+      <w:r>
+        <w:t xml:space="preserve">La Secretaría de Ciencia, Humanidades, Tecnología e Innovación, como dependencia del Ejecutivo Federal encargada de diseñar, coordinar y ejecutar la política pública nacional en la materia, y cabeza de sector de los Centros Públicos de Investigación.</w:t>
       </w:r>
     </w:p>
     <w:p>
@@ -4544,7 +4719,7 @@
           <w:b/>
           <w:bCs/>
         </w:rPr>
-        <w:t xml:space="preserve">En el Considerando Quinto o Sexto (y donde aplique):</w:t>
+        <w:t xml:space="preserve">Actualizar la definición de Repositorio Nacional:</w:t>
       </w:r>
     </w:p>
     <w:p>
@@ -4553,40 +4728,56 @@
       </w:pPr>
       <w:r>
         <w:rPr>
-          <w:i/>
-          <w:iCs/>
-        </w:rPr>
-        <w:t xml:space="preserve">“Que la Ley General en materia de Humanidades, Ciencias, Tecnologías e Innovación mandata… [Sustituir Conahcyt por:] …correspondiendo a la</w:t>
-      </w:r>
-      <w:r>
-        <w:rPr>
-          <w:i/>
-          <w:iCs/>
-        </w:rPr>
-        <w:t xml:space="preserve"> </w:t>
-      </w:r>
-      <w:r>
-        <w:rPr>
-          <w:b/>
-          <w:bCs/>
-          <w:i/>
-          <w:iCs/>
+          <w:b/>
+          <w:bCs/>
+        </w:rPr>
+        <w:t xml:space="preserve">[Fracción]. Repositorio Nacional.</w:t>
+      </w:r>
+      <w:r>
+        <w:t xml:space="preserve"> </w:t>
+      </w:r>
+      <w:r>
+        <w:t xml:space="preserve">La plataforma digital centralizada, coordinada y administrada por la</w:t>
+      </w:r>
+      <w:r>
+        <w:t xml:space="preserve"> </w:t>
+      </w:r>
+      <w:r>
+        <w:rPr>
+          <w:b/>
+          <w:bCs/>
         </w:rPr>
         <w:t xml:space="preserve">SECIHTI</w:t>
       </w:r>
       <w:r>
-        <w:rPr>
-          <w:i/>
-          <w:iCs/>
-        </w:rPr>
-        <w:t xml:space="preserve"> </w:t>
-      </w:r>
-      <w:r>
-        <w:rPr>
-          <w:i/>
-          <w:iCs/>
-        </w:rPr>
-        <w:t xml:space="preserve">articular las capacidades y garantizar el acceso abierto a la información científica…”</w:t>
+        <w:t xml:space="preserve">, que acopia, preserva y garantiza el acceso abierto a la producción científica, tecnológica, humanística y de innovación del país, con la cual interoperará federadamente el Servidor de Datos Abiertos del INECOL.</w:t>
+      </w:r>
+    </w:p>
+    <w:bookmarkEnd w:id="30"/>
+    <w:bookmarkStart w:id="31" w:name="Xba4d79491cbbb18e319061a96d7b4b175a84ee8"/>
+    <w:p>
+      <w:pPr>
+        <w:pStyle w:val="Heading3"/>
+      </w:pPr>
+      <w:r>
+        <w:t xml:space="preserve">2.0.2 3. Ajustes puntuales en el Articulado de los</w:t>
+      </w:r>
+      <w:r>
+        <w:t xml:space="preserve"> </w:t>
+      </w:r>
+      <w:r>
+        <w:rPr>
+          <w:rStyle w:val="VerbatimChar"/>
+        </w:rPr>
+        <w:t xml:space="preserve">Lineamientos_INECOL_v7</w:t>
+      </w:r>
+    </w:p>
+    <w:p>
+      <w:pPr>
+        <w:pStyle w:val="FirstParagraph"/>
+      </w:pPr>
+      <w:r>
+        <w:t xml:space="preserve">Para limpiar el texto de cualquier rastro del Consejo anterior, hay que realizar los siguientes reemplazos:</w:t>
       </w:r>
     </w:p>
     <w:p>
@@ -4602,25 +4793,19 @@
           <w:b/>
           <w:bCs/>
         </w:rPr>
-        <w:t xml:space="preserve">En el Artículo 13 (Obligatoriedad) y Artículo 23 (Conservación):</w:t>
+        <w:t xml:space="preserve">En el Considerando Quinto o Sexto (y donde aplique):</w:t>
       </w:r>
     </w:p>
     <w:p>
       <w:pPr>
         <w:pStyle w:val="BlockText"/>
       </w:pPr>
-      <w:r>
-        <w:t xml:space="preserve">Asegurar que el mandato de interoperabilidad se vincule explícitamente a</w:t>
-      </w:r>
-      <w:r>
-        <w:t xml:space="preserve"> </w:t>
-      </w:r>
       <w:r>
         <w:rPr>
           <w:i/>
           <w:iCs/>
         </w:rPr>
-        <w:t xml:space="preserve">“las plataformas informáticas e infraestructuras que para tal efecto determine la</w:t>
+        <w:t xml:space="preserve">“Que la Ley General en materia de Humanidades, Ciencias, Tecnologías e Innovación mandata… [Sustituir Conahcyt por:] …correspondiendo a la</w:t>
       </w:r>
       <w:r>
         <w:rPr>
@@ -4650,88 +4835,7 @@
           <w:i/>
           <w:iCs/>
         </w:rPr>
-        <w:t xml:space="preserve">y el Repositorio Nacional”</w:t>
-      </w:r>
-      <w:r>
-        <w:t xml:space="preserve">, en lugar de mencionar lineamientos emitidos por el extinto Consejo.</w:t>
-      </w:r>
-    </w:p>
-    <w:bookmarkEnd w:id="29"/>
-    <w:bookmarkEnd w:id="30"/>
-    <w:bookmarkStart w:id="51" w:name="zenodo-como-ejemplo"/>
-    <w:p>
-      <w:pPr>
-        <w:pStyle w:val="Heading1"/>
-      </w:pPr>
-      <w:r>
-        <w:t xml:space="preserve">3. Zenodo como ejemplo</w:t>
-      </w:r>
-    </w:p>
-    <w:p>
-      <w:pPr>
-        <w:pStyle w:val="FirstParagraph"/>
-      </w:pPr>
-      <w:r>
-        <w:t xml:space="preserve">Para obtener una perspectiva amplia de los lineamientos de</w:t>
-      </w:r>
-      <w:r>
-        <w:t xml:space="preserve"> </w:t>
-      </w:r>
-      <w:r>
-        <w:rPr>
-          <w:b/>
-          <w:bCs/>
-        </w:rPr>
-        <w:t xml:space="preserve">Zenodo</w:t>
-      </w:r>
-      <w:r>
-        <w:t xml:space="preserve">, es fundamental cruzar los marcos regulatorio y operativo que lo regulan: las</w:t>
-      </w:r>
-      <w:r>
-        <w:t xml:space="preserve"> </w:t>
-      </w:r>
-      <w:r>
-        <w:rPr>
-          <w:b/>
-          <w:bCs/>
-        </w:rPr>
-        <w:t xml:space="preserve">políticas públicas de Zenodo</w:t>
-      </w:r>
-      <w:r>
-        <w:t xml:space="preserve"> </w:t>
-      </w:r>
-      <w:r>
-        <w:t xml:space="preserve">(que dictan qué se puede subir, cómo se almacena y quién es responsable) y la</w:t>
-      </w:r>
-      <w:r>
-        <w:t xml:space="preserve"> </w:t>
-      </w:r>
-      <w:r>
-        <w:rPr>
-          <w:b/>
-          <w:bCs/>
-        </w:rPr>
-        <w:t xml:space="preserve">Circular Operacional No. 11 del CERN (Operational Circular No.11)</w:t>
-      </w:r>
-      <w:r>
-        <w:t xml:space="preserve">, la cual establece el marco legal e institucional de la infraestructura física y organizativa que soporta a Zenodo.</w:t>
-      </w:r>
-    </w:p>
-    <w:p>
-      <w:pPr>
-        <w:pStyle w:val="BodyText"/>
-      </w:pPr>
-      <w:r>
-        <w:t xml:space="preserve">A continuación, se presenta un desglose estructurado de los criterios y lineamientos clave derivados de ambas fuentes:</w:t>
-      </w:r>
-    </w:p>
-    <w:bookmarkStart w:id="31" w:name="X38bc9895e841af86c922d3108004ba5bf0959df"/>
-    <w:p>
-      <w:pPr>
-        <w:pStyle w:val="Heading3"/>
-      </w:pPr>
-      <w:r>
-        <w:t xml:space="preserve">3.0.1 1. Alcance, Contenido y Depositantes (Políticas de Zenodo)</w:t>
+        <w:t xml:space="preserve">articular las capacidades y garantizar el acceso abierto a la información científica…”</w:t>
       </w:r>
     </w:p>
     <w:p>
@@ -4747,13 +4851,15 @@
           <w:b/>
           <w:bCs/>
         </w:rPr>
-        <w:t xml:space="preserve">Inclusión de disciplinas y estados:</w:t>
-      </w:r>
-      <w:r>
-        <w:t xml:space="preserve"> </w:t>
-      </w:r>
-      <w:r>
-        <w:t xml:space="preserve">Zenodo acepta</w:t>
+        <w:t xml:space="preserve">En el Artículo 13 (Obligatoriedad) y Artículo 23 (Conservación):</w:t>
+      </w:r>
+    </w:p>
+    <w:p>
+      <w:pPr>
+        <w:pStyle w:val="BlockText"/>
+      </w:pPr>
+      <w:r>
+        <w:t xml:space="preserve">Asegurar que el mandato de interoperabilidad se vincule explícitamente a</w:t>
       </w:r>
       <w:r>
         <w:t xml:space="preserve"> </w:t>
@@ -4763,133 +4869,118 @@
           <w:i/>
           <w:iCs/>
         </w:rPr>
-        <w:t xml:space="preserve">artefactos</w:t>
-      </w:r>
-      <w:r>
-        <w:t xml:space="preserve"> </w:t>
-      </w:r>
-      <w:r>
-        <w:t xml:space="preserve">de investigación de</w:t>
-      </w:r>
-      <w:r>
-        <w:t xml:space="preserve"> </w:t>
-      </w:r>
-      <w:r>
-        <w:rPr>
-          <w:b/>
-          <w:bCs/>
-        </w:rPr>
-        <w:t xml:space="preserve">cualquier campo científico</w:t>
-      </w:r>
-      <w:r>
-        <w:t xml:space="preserve"> </w:t>
-      </w:r>
-      <w:r>
-        <w:t xml:space="preserve">y en cualquier etapa del ciclo de vida de la investigación (datos brutos, procesados, software, pósteres, publicaciones, etc.).</w:t>
-      </w:r>
-    </w:p>
-    <w:p>
-      <w:pPr>
-        <w:pStyle w:val="Compact"/>
-        <w:numPr>
-          <w:ilvl w:val="0"/>
-          <w:numId w:val="1007"/>
-        </w:numPr>
-      </w:pPr>
-      <w:r>
-        <w:rPr>
-          <w:b/>
-          <w:bCs/>
-        </w:rPr>
-        <w:t xml:space="preserve">Formatos de archivo:</w:t>
-      </w:r>
-      <w:r>
-        <w:t xml:space="preserve"> </w:t>
-      </w:r>
-      <w:r>
-        <w:t xml:space="preserve">No hay restricciones en los formatos de archivo. Se permiten incluso formatos</w:t>
-      </w:r>
-      <w:r>
-        <w:t xml:space="preserve"> </w:t>
-      </w:r>
-      <w:r>
-        <w:t xml:space="preserve">“no amigables”</w:t>
-      </w:r>
-      <w:r>
-        <w:t xml:space="preserve"> </w:t>
-      </w:r>
-      <w:r>
-        <w:t xml:space="preserve">para la preservación a largo plazo, aunque se promueven las buenas prácticas.</w:t>
-      </w:r>
-    </w:p>
-    <w:p>
-      <w:pPr>
-        <w:pStyle w:val="Compact"/>
-        <w:numPr>
-          <w:ilvl w:val="0"/>
-          <w:numId w:val="1007"/>
-        </w:numPr>
-      </w:pPr>
-      <w:r>
-        <w:rPr>
-          <w:b/>
-          <w:bCs/>
-        </w:rPr>
-        <w:t xml:space="preserve">Elegibilidad:</w:t>
-      </w:r>
-      <w:r>
-        <w:t xml:space="preserve"> </w:t>
-      </w:r>
-      <w:r>
-        <w:t xml:space="preserve">Cualquier investigador del mundo puede registrarse y depositar datos de manera gratuita, especialmente si no tiene acceso a un centro de datos institucional organizado.</w:t>
-      </w:r>
-    </w:p>
-    <w:p>
-      <w:pPr>
-        <w:pStyle w:val="Compact"/>
-        <w:numPr>
-          <w:ilvl w:val="0"/>
-          <w:numId w:val="1007"/>
-        </w:numPr>
-      </w:pPr>
-      <w:r>
-        <w:rPr>
-          <w:b/>
-          <w:bCs/>
-        </w:rPr>
-        <w:t xml:space="preserve">Límites de volumen:</w:t>
-      </w:r>
-      <w:r>
-        <w:t xml:space="preserve"> </w:t>
-      </w:r>
-      <w:r>
-        <w:t xml:space="preserve">Por defecto, el límite estándar es de</w:t>
-      </w:r>
-      <w:r>
-        <w:t xml:space="preserve"> </w:t>
-      </w:r>
-      <w:r>
-        <w:rPr>
-          <w:b/>
-          <w:bCs/>
-        </w:rPr>
-        <w:t xml:space="preserve">50 GB por registro</w:t>
-      </w:r>
-      <w:r>
-        <w:t xml:space="preserve"> </w:t>
-      </w:r>
-      <w:r>
-        <w:t xml:space="preserve">(con un máximo aproximado de 100 archivos). Cuotas mayores se pueden solicitar y evaluar caso por caso.</w:t>
+        <w:t xml:space="preserve">“las plataformas informáticas e infraestructuras que para tal efecto determine la</w:t>
+      </w:r>
+      <w:r>
+        <w:rPr>
+          <w:i/>
+          <w:iCs/>
+        </w:rPr>
+        <w:t xml:space="preserve"> </w:t>
+      </w:r>
+      <w:r>
+        <w:rPr>
+          <w:b/>
+          <w:bCs/>
+          <w:i/>
+          <w:iCs/>
+        </w:rPr>
+        <w:t xml:space="preserve">SECIHTI</w:t>
+      </w:r>
+      <w:r>
+        <w:rPr>
+          <w:i/>
+          <w:iCs/>
+        </w:rPr>
+        <w:t xml:space="preserve"> </w:t>
+      </w:r>
+      <w:r>
+        <w:rPr>
+          <w:i/>
+          <w:iCs/>
+        </w:rPr>
+        <w:t xml:space="preserve">y el Repositorio Nacional”</w:t>
+      </w:r>
+      <w:r>
+        <w:t xml:space="preserve">, en lugar de mencionar lineamientos emitidos por el extinto Consejo.</w:t>
       </w:r>
     </w:p>
     <w:bookmarkEnd w:id="31"/>
-    <w:bookmarkStart w:id="32" w:name="Xfa8e2c8b7a0f9dfeb5c9386d331f22853c3453e"/>
+    <w:bookmarkEnd w:id="32"/>
+    <w:bookmarkStart w:id="53" w:name="zenodo-como-ejemplo"/>
+    <w:p>
+      <w:pPr>
+        <w:pStyle w:val="Heading1"/>
+      </w:pPr>
+      <w:r>
+        <w:t xml:space="preserve">3. Zenodo como ejemplo</w:t>
+      </w:r>
+    </w:p>
+    <w:p>
+      <w:pPr>
+        <w:pStyle w:val="FirstParagraph"/>
+      </w:pPr>
+      <w:r>
+        <w:t xml:space="preserve">Para obtener una perspectiva amplia de los lineamientos de</w:t>
+      </w:r>
+      <w:r>
+        <w:t xml:space="preserve"> </w:t>
+      </w:r>
+      <w:r>
+        <w:rPr>
+          <w:b/>
+          <w:bCs/>
+        </w:rPr>
+        <w:t xml:space="preserve">Zenodo</w:t>
+      </w:r>
+      <w:r>
+        <w:t xml:space="preserve">, es fundamental cruzar los marcos regulatorio y operativo que lo regulan: las</w:t>
+      </w:r>
+      <w:r>
+        <w:t xml:space="preserve"> </w:t>
+      </w:r>
+      <w:r>
+        <w:rPr>
+          <w:b/>
+          <w:bCs/>
+        </w:rPr>
+        <w:t xml:space="preserve">políticas públicas de Zenodo</w:t>
+      </w:r>
+      <w:r>
+        <w:t xml:space="preserve"> </w:t>
+      </w:r>
+      <w:r>
+        <w:t xml:space="preserve">(que dictan qué se puede subir, cómo se almacena y quién es responsable) y la</w:t>
+      </w:r>
+      <w:r>
+        <w:t xml:space="preserve"> </w:t>
+      </w:r>
+      <w:r>
+        <w:rPr>
+          <w:b/>
+          <w:bCs/>
+        </w:rPr>
+        <w:t xml:space="preserve">Circular Operacional No. 11 del CERN (Operational Circular No.11)</w:t>
+      </w:r>
+      <w:r>
+        <w:t xml:space="preserve">, la cual establece el marco legal e institucional de la infraestructura física y organizativa que soporta a Zenodo.</w:t>
+      </w:r>
+    </w:p>
+    <w:p>
+      <w:pPr>
+        <w:pStyle w:val="BodyText"/>
+      </w:pPr>
+      <w:r>
+        <w:t xml:space="preserve">A continuación, se presenta un desglose estructurado de los criterios y lineamientos clave derivados de ambas fuentes:</w:t>
+      </w:r>
+    </w:p>
+    <w:bookmarkStart w:id="33" w:name="X38bc9895e841af86c922d3108004ba5bf0959df"/>
     <w:p>
       <w:pPr>
         <w:pStyle w:val="Heading3"/>
       </w:pPr>
       <w:r>
-        <w:t xml:space="preserve">3.0.2 2. Responsabilidad Legal y Propiedad Intelectual</w:t>
+        <w:t xml:space="preserve">3.0.1 1. Alcance, Contenido y Depositantes (Políticas de Zenodo)</w:t>
       </w:r>
     </w:p>
     <w:p>
@@ -4905,26 +4996,45 @@
           <w:b/>
           <w:bCs/>
         </w:rPr>
-        <w:t xml:space="preserve">La propiedad no se transfiere:</w:t>
-      </w:r>
-      <w:r>
-        <w:t xml:space="preserve"> </w:t>
-      </w:r>
-      <w:r>
-        <w:t xml:space="preserve">Al subir datos a Zenodo,</w:t>
-      </w:r>
-      <w:r>
-        <w:t xml:space="preserve"> </w:t>
-      </w:r>
-      <w:r>
-        <w:rPr>
-          <w:b/>
-          <w:bCs/>
-        </w:rPr>
-        <w:t xml:space="preserve">no se ceden los derechos de propiedad intelectual al CERN ni a Zenodo</w:t>
-      </w:r>
-      <w:r>
-        <w:t xml:space="preserve">. El contenido sigue perteneciendo a sus autores u organizaciones originales.</w:t>
+        <w:t xml:space="preserve">Inclusión de disciplinas y estados:</w:t>
+      </w:r>
+      <w:r>
+        <w:t xml:space="preserve"> </w:t>
+      </w:r>
+      <w:r>
+        <w:t xml:space="preserve">Zenodo acepta</w:t>
+      </w:r>
+      <w:r>
+        <w:t xml:space="preserve"> </w:t>
+      </w:r>
+      <w:r>
+        <w:rPr>
+          <w:i/>
+          <w:iCs/>
+        </w:rPr>
+        <w:t xml:space="preserve">artefactos</w:t>
+      </w:r>
+      <w:r>
+        <w:t xml:space="preserve"> </w:t>
+      </w:r>
+      <w:r>
+        <w:t xml:space="preserve">de investigación de</w:t>
+      </w:r>
+      <w:r>
+        <w:t xml:space="preserve"> </w:t>
+      </w:r>
+      <w:r>
+        <w:rPr>
+          <w:b/>
+          <w:bCs/>
+        </w:rPr>
+        <w:t xml:space="preserve">cualquier campo científico</w:t>
+      </w:r>
+      <w:r>
+        <w:t xml:space="preserve"> </w:t>
+      </w:r>
+      <w:r>
+        <w:t xml:space="preserve">y en cualquier etapa del ciclo de vida de la investigación (datos brutos, procesados, software, pósteres, publicaciones, etc.).</w:t>
       </w:r>
     </w:p>
     <w:p>
@@ -4940,13 +5050,25 @@
           <w:b/>
           <w:bCs/>
         </w:rPr>
-        <w:t xml:space="preserve">Responsabilidad exclusiva del usuario (Uploader):</w:t>
-      </w:r>
-      <w:r>
-        <w:t xml:space="preserve"> </w:t>
-      </w:r>
-      <w:r>
-        <w:t xml:space="preserve">Quien sube la información es el único responsable legal del contenido. Debe garantizar que tiene los derechos necesarios, que no infringe derechos de autor ni acuerdos de confidencialidad, y que el material es apto para difusión pública.</w:t>
+        <w:t xml:space="preserve">Formatos de archivo:</w:t>
+      </w:r>
+      <w:r>
+        <w:t xml:space="preserve"> </w:t>
+      </w:r>
+      <w:r>
+        <w:t xml:space="preserve">No hay restricciones en los formatos de archivo. Se permiten incluso formatos</w:t>
+      </w:r>
+      <w:r>
+        <w:t xml:space="preserve"> </w:t>
+      </w:r>
+      <w:r>
+        <w:t xml:space="preserve">“no amigables”</w:t>
+      </w:r>
+      <w:r>
+        <w:t xml:space="preserve"> </w:t>
+      </w:r>
+      <w:r>
+        <w:t xml:space="preserve">para la preservación a largo plazo, aunque se promueven las buenas prácticas.</w:t>
       </w:r>
     </w:p>
     <w:p>
@@ -4962,65 +5084,61 @@
           <w:b/>
           <w:bCs/>
         </w:rPr>
-        <w:t xml:space="preserve">Licenciamiento:</w:t>
-      </w:r>
-      <w:r>
-        <w:t xml:space="preserve"> </w:t>
-      </w:r>
-      <w:r>
-        <w:t xml:space="preserve">Es obligatorio asignar una licencia a los archivos públicos. Zenodo sugiere por defecto</w:t>
-      </w:r>
-      <w:r>
-        <w:t xml:space="preserve"> </w:t>
-      </w:r>
-      <w:r>
-        <w:rPr>
-          <w:i/>
-          <w:iCs/>
-        </w:rPr>
-        <w:t xml:space="preserve">Creative Commons Attribution 4.0 (CC-BY)</w:t>
-      </w:r>
-      <w:r>
-        <w:t xml:space="preserve"> </w:t>
-      </w:r>
-      <w:r>
-        <w:t xml:space="preserve">para datos y licencias estándar de código abierto (como MIT o GPL) para software, aunque permite licencias personalizadas. Los</w:t>
-      </w:r>
-      <w:r>
-        <w:t xml:space="preserve"> </w:t>
-      </w:r>
-      <w:r>
-        <w:rPr>
-          <w:b/>
-          <w:bCs/>
-        </w:rPr>
-        <w:t xml:space="preserve">metadatos</w:t>
-      </w:r>
-      <w:r>
-        <w:t xml:space="preserve">, en cambio, se distribuyen bajo una licencia de dominio público</w:t>
-      </w:r>
-      <w:r>
-        <w:t xml:space="preserve"> </w:t>
-      </w:r>
-      <w:r>
-        <w:rPr>
-          <w:b/>
-          <w:bCs/>
-        </w:rPr>
-        <w:t xml:space="preserve">CC0</w:t>
-      </w:r>
-      <w:r>
-        <w:t xml:space="preserve">, lo que facilita que motores de búsqueda externos los indexen.</w:t>
-      </w:r>
-    </w:p>
-    <w:bookmarkEnd w:id="32"/>
-    <w:bookmarkStart w:id="33" w:name="X7623938980cfe5cfebf525c12cdf262807bd78a"/>
+        <w:t xml:space="preserve">Elegibilidad:</w:t>
+      </w:r>
+      <w:r>
+        <w:t xml:space="preserve"> </w:t>
+      </w:r>
+      <w:r>
+        <w:t xml:space="preserve">Cualquier investigador del mundo puede registrarse y depositar datos de manera gratuita, especialmente si no tiene acceso a un centro de datos institucional organizado.</w:t>
+      </w:r>
+    </w:p>
+    <w:p>
+      <w:pPr>
+        <w:pStyle w:val="Compact"/>
+        <w:numPr>
+          <w:ilvl w:val="0"/>
+          <w:numId w:val="1008"/>
+        </w:numPr>
+      </w:pPr>
+      <w:r>
+        <w:rPr>
+          <w:b/>
+          <w:bCs/>
+        </w:rPr>
+        <w:t xml:space="preserve">Límites de volumen:</w:t>
+      </w:r>
+      <w:r>
+        <w:t xml:space="preserve"> </w:t>
+      </w:r>
+      <w:r>
+        <w:t xml:space="preserve">Por defecto, el límite estándar es de</w:t>
+      </w:r>
+      <w:r>
+        <w:t xml:space="preserve"> </w:t>
+      </w:r>
+      <w:r>
+        <w:rPr>
+          <w:b/>
+          <w:bCs/>
+        </w:rPr>
+        <w:t xml:space="preserve">50 GB por registro</w:t>
+      </w:r>
+      <w:r>
+        <w:t xml:space="preserve"> </w:t>
+      </w:r>
+      <w:r>
+        <w:t xml:space="preserve">(con un máximo aproximado de 100 archivos). Cuotas mayores se pueden solicitar y evaluar caso por caso.</w:t>
+      </w:r>
+    </w:p>
+    <w:bookmarkEnd w:id="33"/>
+    <w:bookmarkStart w:id="34" w:name="Xfa8e2c8b7a0f9dfeb5c9386d331f22853c3453e"/>
     <w:p>
       <w:pPr>
         <w:pStyle w:val="Heading3"/>
       </w:pPr>
       <w:r>
-        <w:t xml:space="preserve">3.0.3 3. Privacidad y Datos Sensibles (El cruce con el GDPR)</w:t>
+        <w:t xml:space="preserve">3.0.2 2. Responsabilidad Legal y Propiedad Intelectual</w:t>
       </w:r>
     </w:p>
     <w:p>
@@ -5036,42 +5154,26 @@
           <w:b/>
           <w:bCs/>
         </w:rPr>
-        <w:t xml:space="preserve">Datos personales:</w:t>
-      </w:r>
-      <w:r>
-        <w:t xml:space="preserve"> </w:t>
-      </w:r>
-      <w:r>
-        <w:t xml:space="preserve">Zenodo</w:t>
-      </w:r>
-      <w:r>
-        <w:t xml:space="preserve"> </w:t>
-      </w:r>
-      <w:r>
-        <w:rPr>
-          <w:b/>
-          <w:bCs/>
-        </w:rPr>
-        <w:t xml:space="preserve">no está diseñado para albergar datos personales sensibles de sujetos humanos</w:t>
-      </w:r>
-      <w:r>
-        <w:t xml:space="preserve">. Si la investigación involucra seres humanos, el usuario debe garantizar que los datos estén</w:t>
-      </w:r>
-      <w:r>
-        <w:t xml:space="preserve"> </w:t>
-      </w:r>
-      <w:r>
-        <w:rPr>
-          <w:b/>
-          <w:bCs/>
-        </w:rPr>
-        <w:t xml:space="preserve">completamente anonimizados</w:t>
-      </w:r>
-      <w:r>
-        <w:t xml:space="preserve"> </w:t>
-      </w:r>
-      <w:r>
-        <w:t xml:space="preserve">o que se cuente con un consentimiento explícito e inequívoco para su difusión abierta antes de subirlos.</w:t>
+        <w:t xml:space="preserve">La propiedad no se transfiere:</w:t>
+      </w:r>
+      <w:r>
+        <w:t xml:space="preserve"> </w:t>
+      </w:r>
+      <w:r>
+        <w:t xml:space="preserve">Al subir datos a Zenodo,</w:t>
+      </w:r>
+      <w:r>
+        <w:t xml:space="preserve"> </w:t>
+      </w:r>
+      <w:r>
+        <w:rPr>
+          <w:b/>
+          <w:bCs/>
+        </w:rPr>
+        <w:t xml:space="preserve">no se ceden los derechos de propiedad intelectual al CERN ni a Zenodo</w:t>
+      </w:r>
+      <w:r>
+        <w:t xml:space="preserve">. El contenido sigue perteneciendo a sus autores u organizaciones originales.</w:t>
       </w:r>
     </w:p>
     <w:p>
@@ -5087,27 +5189,92 @@
           <w:b/>
           <w:bCs/>
         </w:rPr>
-        <w:t xml:space="preserve">El rol del CERN:</w:t>
-      </w:r>
-      <w:r>
-        <w:t xml:space="preserve"> </w:t>
-      </w:r>
-      <w:r>
-        <w:t xml:space="preserve">El CERN goza de un estatus legal particular como organización internacional. Sin embargo, para efectos operativos de Zenodo, sus infraestructuras cumplen rigurosamente con altos estándares de protección de datos alineados con el espíritu del GDPR (Reglamento General de Protección de Datos de la UE).</w:t>
-      </w:r>
-    </w:p>
-    <w:bookmarkEnd w:id="33"/>
-    <w:bookmarkStart w:id="34" w:name="niveles-de-acceso-y-modificaciones"/>
+        <w:t xml:space="preserve">Responsabilidad exclusiva del usuario (Uploader):</w:t>
+      </w:r>
+      <w:r>
+        <w:t xml:space="preserve"> </w:t>
+      </w:r>
+      <w:r>
+        <w:t xml:space="preserve">Quien sube la información es el único responsable legal del contenido. Debe garantizar que tiene los derechos necesarios, que no infringe derechos de autor ni acuerdos de confidencialidad, y que el material es apto para difusión pública.</w:t>
+      </w:r>
+    </w:p>
+    <w:p>
+      <w:pPr>
+        <w:pStyle w:val="Compact"/>
+        <w:numPr>
+          <w:ilvl w:val="0"/>
+          <w:numId w:val="1009"/>
+        </w:numPr>
+      </w:pPr>
+      <w:r>
+        <w:rPr>
+          <w:b/>
+          <w:bCs/>
+        </w:rPr>
+        <w:t xml:space="preserve">Licenciamiento:</w:t>
+      </w:r>
+      <w:r>
+        <w:t xml:space="preserve"> </w:t>
+      </w:r>
+      <w:r>
+        <w:t xml:space="preserve">Es obligatorio asignar una licencia a los archivos públicos. Zenodo sugiere por defecto</w:t>
+      </w:r>
+      <w:r>
+        <w:t xml:space="preserve"> </w:t>
+      </w:r>
+      <w:r>
+        <w:rPr>
+          <w:i/>
+          <w:iCs/>
+        </w:rPr>
+        <w:t xml:space="preserve">Creative Commons Attribution 4.0 (CC-BY)</w:t>
+      </w:r>
+      <w:r>
+        <w:t xml:space="preserve"> </w:t>
+      </w:r>
+      <w:r>
+        <w:t xml:space="preserve">para datos y licencias estándar de código abierto (como MIT o GPL) para software, aunque permite licencias personalizadas. Los</w:t>
+      </w:r>
+      <w:r>
+        <w:t xml:space="preserve"> </w:t>
+      </w:r>
+      <w:r>
+        <w:rPr>
+          <w:b/>
+          <w:bCs/>
+        </w:rPr>
+        <w:t xml:space="preserve">metadatos</w:t>
+      </w:r>
+      <w:r>
+        <w:t xml:space="preserve">, en cambio, se distribuyen bajo una licencia de dominio público</w:t>
+      </w:r>
+      <w:r>
+        <w:t xml:space="preserve"> </w:t>
+      </w:r>
+      <w:r>
+        <w:rPr>
+          <w:b/>
+          <w:bCs/>
+        </w:rPr>
+        <w:t xml:space="preserve">CC0</w:t>
+      </w:r>
+      <w:r>
+        <w:t xml:space="preserve">, lo que facilita que motores de búsqueda externos los indexen.</w:t>
+      </w:r>
+    </w:p>
+    <w:bookmarkEnd w:id="34"/>
+    <w:bookmarkStart w:id="35" w:name="X7623938980cfe5cfebf525c12cdf262807bd78a"/>
     <w:p>
       <w:pPr>
         <w:pStyle w:val="Heading3"/>
       </w:pPr>
       <w:r>
-        <w:t xml:space="preserve">3.0.4 4. Niveles de Acceso y Modificaciones</w:t>
-      </w:r>
-    </w:p>
-    <w:p>
-      <w:pPr>
+        <w:t xml:space="preserve">3.0.3 3. Privacidad y Datos Sensibles (El cruce con el GDPR)</w:t>
+      </w:r>
+    </w:p>
+    <w:p>
+      <w:pPr>
+        <w:pStyle w:val="Compact"/>
         <w:numPr>
           <w:ilvl w:val="0"/>
           <w:numId w:val="1010"/>
@@ -5118,27 +5285,47 @@
           <w:b/>
           <w:bCs/>
         </w:rPr>
-        <w:t xml:space="preserve">Tipos de acceso:</w:t>
-      </w:r>
-      <w:r>
-        <w:t xml:space="preserve"> </w:t>
-      </w:r>
-      <w:r>
-        <w:t xml:space="preserve">Aunque promueve la ciencia abierta (</w:t>
-      </w:r>
-      <w:r>
-        <w:rPr>
-          <w:i/>
-          <w:iCs/>
-        </w:rPr>
-        <w:t xml:space="preserve">Open Science</w:t>
-      </w:r>
-      <w:r>
-        <w:t xml:space="preserve">), Zenodo permite configuraciones flexibles:</w:t>
-      </w:r>
-    </w:p>
-    <w:p>
-      <w:pPr>
+        <w:t xml:space="preserve">Datos personales:</w:t>
+      </w:r>
+      <w:r>
+        <w:t xml:space="preserve"> </w:t>
+      </w:r>
+      <w:r>
+        <w:t xml:space="preserve">Zenodo</w:t>
+      </w:r>
+      <w:r>
+        <w:t xml:space="preserve"> </w:t>
+      </w:r>
+      <w:r>
+        <w:rPr>
+          <w:b/>
+          <w:bCs/>
+        </w:rPr>
+        <w:t xml:space="preserve">no está diseñado para albergar datos personales sensibles de sujetos humanos</w:t>
+      </w:r>
+      <w:r>
+        <w:t xml:space="preserve">. Si la investigación involucra seres humanos, el usuario debe garantizar que los datos estén</w:t>
+      </w:r>
+      <w:r>
+        <w:t xml:space="preserve"> </w:t>
+      </w:r>
+      <w:r>
+        <w:rPr>
+          <w:b/>
+          <w:bCs/>
+        </w:rPr>
+        <w:t xml:space="preserve">completamente anonimizados</w:t>
+      </w:r>
+      <w:r>
+        <w:t xml:space="preserve"> </w:t>
+      </w:r>
+      <w:r>
+        <w:t xml:space="preserve">o que se cuente con un consentimiento explícito e inequívoco para su difusión abierta antes de subirlos.</w:t>
+      </w:r>
+    </w:p>
+    <w:p>
+      <w:pPr>
+        <w:pStyle w:val="Compact"/>
         <w:numPr>
           <w:ilvl w:val="0"/>
           <w:numId w:val="1010"/>
@@ -5149,162 +5336,27 @@
           <w:b/>
           <w:bCs/>
         </w:rPr>
-        <w:t xml:space="preserve">Acceso abierto (Open Access):</w:t>
-      </w:r>
-      <w:r>
-        <w:t xml:space="preserve"> </w:t>
-      </w:r>
-      <w:r>
-        <w:t xml:space="preserve">Disponible de inmediato.</w:t>
-      </w:r>
-    </w:p>
-    <w:p>
-      <w:pPr>
-        <w:numPr>
-          <w:ilvl w:val="0"/>
-          <w:numId w:val="1010"/>
-        </w:numPr>
-      </w:pPr>
-      <w:r>
-        <w:rPr>
-          <w:b/>
-          <w:bCs/>
-        </w:rPr>
-        <w:t xml:space="preserve">Embargado (Embargoed):</w:t>
-      </w:r>
-      <w:r>
-        <w:t xml:space="preserve"> </w:t>
-      </w:r>
-      <w:r>
-        <w:t xml:space="preserve">Los datos se mantienen cerrados hasta una fecha específica (por ejemplo, cuando se publique un artículo científico relacionado) y luego se abren automáticamente.</w:t>
-      </w:r>
-    </w:p>
-    <w:p>
-      <w:pPr>
-        <w:numPr>
-          <w:ilvl w:val="0"/>
-          <w:numId w:val="1010"/>
-        </w:numPr>
-      </w:pPr>
-      <w:r>
-        <w:rPr>
-          <w:b/>
-          <w:bCs/>
-        </w:rPr>
-        <w:t xml:space="preserve">Acceso restringido (Restricted):</w:t>
-      </w:r>
-      <w:r>
-        <w:t xml:space="preserve"> </w:t>
-      </w:r>
-      <w:r>
-        <w:t xml:space="preserve">Los archivos permanecen ocultos, pero otros investigadores pueden solicitar acceso al autor justificando su uso.</w:t>
-      </w:r>
-    </w:p>
-    <w:p>
-      <w:pPr>
-        <w:numPr>
-          <w:ilvl w:val="0"/>
-          <w:numId w:val="1010"/>
-        </w:numPr>
-      </w:pPr>
-      <w:r>
-        <w:rPr>
-          <w:b/>
-          <w:bCs/>
-        </w:rPr>
-        <w:t xml:space="preserve">Acceso cerrado (Closed):</w:t>
-      </w:r>
-      <w:r>
-        <w:t xml:space="preserve"> </w:t>
-      </w:r>
-      <w:r>
-        <w:t xml:space="preserve">Solo el propietario puede ver los archivos (utilizado principalmente para preservación interna).</w:t>
-      </w:r>
-    </w:p>
-    <w:p>
-      <w:pPr>
-        <w:numPr>
-          <w:ilvl w:val="0"/>
-          <w:numId w:val="1010"/>
-        </w:numPr>
-      </w:pPr>
-      <w:r>
-        <w:rPr>
-          <w:b/>
-          <w:bCs/>
-        </w:rPr>
-        <w:t xml:space="preserve">Inmutabilidad y Versionado:</w:t>
-      </w:r>
-      <w:r>
-        <w:t xml:space="preserve"> </w:t>
-      </w:r>
-      <w:r>
-        <w:t xml:space="preserve">Una vez que un registro se publica, los archivos</w:t>
-      </w:r>
-      <w:r>
-        <w:t xml:space="preserve"> </w:t>
-      </w:r>
-      <w:r>
-        <w:rPr>
-          <w:b/>
-          <w:bCs/>
-        </w:rPr>
-        <w:t xml:space="preserve">no se pueden modificar ni eliminar a la ligera</w:t>
-      </w:r>
-      <w:r>
-        <w:t xml:space="preserve">. Durante los primeros 30 días se permiten correcciones menores de errores, pero pasado ese tiempo, cualquier cambio significativo requiere la creación de una</w:t>
-      </w:r>
-      <w:r>
-        <w:t xml:space="preserve"> </w:t>
-      </w:r>
-      <w:r>
-        <w:rPr>
-          <w:b/>
-          <w:bCs/>
-        </w:rPr>
-        <w:t xml:space="preserve">nueva versión</w:t>
-      </w:r>
-      <w:r>
-        <w:t xml:space="preserve">, la cual recibirá un Identificador de Objeto Digital (DOI) diferente. Esto asegura la trazabilidad científica.</w:t>
-      </w:r>
-    </w:p>
-    <w:bookmarkEnd w:id="34"/>
-    <w:bookmarkStart w:id="35" w:name="X72cb5341b4578a3c9b8f92aca5bb9095bfca49b"/>
+        <w:t xml:space="preserve">El rol del CERN:</w:t>
+      </w:r>
+      <w:r>
+        <w:t xml:space="preserve"> </w:t>
+      </w:r>
+      <w:r>
+        <w:t xml:space="preserve">El CERN goza de un estatus legal particular como organización internacional. Sin embargo, para efectos operativos de Zenodo, sus infraestructuras cumplen rigurosamente con altos estándares de protección de datos alineados con el espíritu del GDPR (Reglamento General de Protección de Datos de la UE).</w:t>
+      </w:r>
+    </w:p>
+    <w:bookmarkEnd w:id="35"/>
+    <w:bookmarkStart w:id="36" w:name="niveles-de-acceso-y-modificaciones"/>
     <w:p>
       <w:pPr>
         <w:pStyle w:val="Heading3"/>
       </w:pPr>
       <w:r>
-        <w:t xml:space="preserve">3.0.5 5. Preservación, Retirada y la Circular Operacional No. 11 del CERN</w:t>
-      </w:r>
-    </w:p>
-    <w:p>
-      <w:pPr>
-        <w:pStyle w:val="FirstParagraph"/>
-      </w:pPr>
-      <w:r>
-        <w:t xml:space="preserve">Aquí es donde la</w:t>
-      </w:r>
-      <w:r>
-        <w:t xml:space="preserve"> </w:t>
-      </w:r>
-      <w:r>
-        <w:rPr>
-          <w:b/>
-          <w:bCs/>
-        </w:rPr>
-        <w:t xml:space="preserve">Circular Operacional No. 11 del CERN</w:t>
-      </w:r>
-      <w:r>
-        <w:t xml:space="preserve"> </w:t>
-      </w:r>
-      <w:r>
-        <w:t xml:space="preserve">se vuelve vital para entender la gobernanza de Zenodo:</w:t>
-      </w:r>
-    </w:p>
-    <w:p>
-      <w:pPr>
-        <w:pStyle w:val="Compact"/>
+        <w:t xml:space="preserve">3.0.4 4. Niveles de Acceso y Modificaciones</w:t>
+      </w:r>
+    </w:p>
+    <w:p>
+      <w:pPr>
         <w:numPr>
           <w:ilvl w:val="0"/>
           <w:numId w:val="1011"/>
@@ -5315,34 +5367,27 @@
           <w:b/>
           <w:bCs/>
         </w:rPr>
-        <w:t xml:space="preserve">Gobernanza Institucional:</w:t>
-      </w:r>
-      <w:r>
-        <w:t xml:space="preserve"> </w:t>
-      </w:r>
-      <w:r>
-        <w:t xml:space="preserve">Zenodo no es una entidad comercial independiente; opera bajo el amparo del CERN (Organización Europea para la Investigación Nuclear). La</w:t>
-      </w:r>
-      <w:r>
-        <w:t xml:space="preserve"> </w:t>
+        <w:t xml:space="preserve">Tipos de acceso:</w:t>
+      </w:r>
+      <w:r>
+        <w:t xml:space="preserve"> </w:t>
+      </w:r>
+      <w:r>
+        <w:t xml:space="preserve">Aunque promueve la ciencia abierta (</w:t>
       </w:r>
       <w:r>
         <w:rPr>
           <w:i/>
           <w:iCs/>
         </w:rPr>
-        <w:t xml:space="preserve">Circular Operacional No. 11</w:t>
-      </w:r>
-      <w:r>
-        <w:t xml:space="preserve"> </w:t>
-      </w:r>
-      <w:r>
-        <w:t xml:space="preserve">define precisamente las reglas internas del CERN respecto a la propiedad intelectual, el uso de sus nombres/logotipos, y las condiciones bajo las cuales el CERN aloja o transfiere tecnología y servicios a la comunidad internacional.</w:t>
-      </w:r>
-    </w:p>
-    <w:p>
-      <w:pPr>
-        <w:pStyle w:val="Compact"/>
+        <w:t xml:space="preserve">Open Science</w:t>
+      </w:r>
+      <w:r>
+        <w:t xml:space="preserve">), Zenodo permite configuraciones flexibles:</w:t>
+      </w:r>
+    </w:p>
+    <w:p>
+      <w:pPr>
         <w:numPr>
           <w:ilvl w:val="0"/>
           <w:numId w:val="1011"/>
@@ -5353,57 +5398,17 @@
           <w:b/>
           <w:bCs/>
         </w:rPr>
-        <w:t xml:space="preserve">Garantía de Longevidad:</w:t>
-      </w:r>
-      <w:r>
-        <w:t xml:space="preserve"> </w:t>
-      </w:r>
-      <w:r>
-        <w:t xml:space="preserve">Zenodo garantiza la preservación de los datos por</w:t>
-      </w:r>
-      <w:r>
-        <w:t xml:space="preserve"> </w:t>
-      </w:r>
-      <w:r>
-        <w:rPr>
-          <w:b/>
-          <w:bCs/>
-        </w:rPr>
-        <w:t xml:space="preserve">toda la vida útil del CERN</w:t>
-      </w:r>
-      <w:r>
-        <w:t xml:space="preserve">, comprometiéndose contractualmente a un mínimo de</w:t>
-      </w:r>
-      <w:r>
-        <w:t xml:space="preserve"> </w:t>
-      </w:r>
-      <w:r>
-        <w:rPr>
-          <w:b/>
-          <w:bCs/>
-        </w:rPr>
-        <w:t xml:space="preserve">20 años</w:t>
-      </w:r>
-      <w:r>
-        <w:t xml:space="preserve">. Al estar respaldado por las políticas institucionales del CERN, el repositorio se beneficia de una infraestructura de almacenamiento masivo altamente redundante (múltiples copias en línea y réplicas en cinta</w:t>
-      </w:r>
-      <w:r>
-        <w:t xml:space="preserve"> </w:t>
-      </w:r>
-      <w:r>
-        <w:rPr>
-          <w:i/>
-          <w:iCs/>
-        </w:rPr>
-        <w:t xml:space="preserve">offline</w:t>
-      </w:r>
-      <w:r>
-        <w:t xml:space="preserve">).</w:t>
-      </w:r>
-    </w:p>
-    <w:p>
-      <w:pPr>
-        <w:pStyle w:val="Compact"/>
+        <w:t xml:space="preserve">Acceso abierto (Open Access):</w:t>
+      </w:r>
+      <w:r>
+        <w:t xml:space="preserve"> </w:t>
+      </w:r>
+      <w:r>
+        <w:t xml:space="preserve">Disponible de inmediato.</w:t>
+      </w:r>
+    </w:p>
+    <w:p>
+      <w:pPr>
         <w:numPr>
           <w:ilvl w:val="0"/>
           <w:numId w:val="1011"/>
@@ -5414,35 +5419,112 @@
           <w:b/>
           <w:bCs/>
         </w:rPr>
-        <w:t xml:space="preserve">Procedimiento de Retirada (Take-down):</w:t>
-      </w:r>
-      <w:r>
-        <w:t xml:space="preserve"> </w:t>
-      </w:r>
-      <w:r>
-        <w:t xml:space="preserve">Aunque Zenodo no monitorea activamente lo que los usuarios suben, cuenta con un protocolo estricto para retirar contenido si recibe una reclamación legítima de violación de propiedad intelectual, plagio, falsificación deliberada o inclusión de datos personales sin consentimiento. En estos casos excepcionales, los archivos se eliminan del acceso público, pero se retiene una</w:t>
-      </w:r>
-      <w:r>
-        <w:t xml:space="preserve"> </w:t>
-      </w:r>
-      <w:r>
-        <w:t xml:space="preserve">“tumba de metadatos”</w:t>
-      </w:r>
-      <w:r>
-        <w:t xml:space="preserve"> </w:t>
-      </w:r>
-      <w:r>
-        <w:t xml:space="preserve">indicando que el registro existió y el motivo de su remoción, para no romper la integridad de las citas académicas.</w:t>
-      </w:r>
-    </w:p>
-    <w:bookmarkEnd w:id="35"/>
-    <w:bookmarkStart w:id="36" w:name="resumen-de-la-perspectiva"/>
+        <w:t xml:space="preserve">Embargado (Embargoed):</w:t>
+      </w:r>
+      <w:r>
+        <w:t xml:space="preserve"> </w:t>
+      </w:r>
+      <w:r>
+        <w:t xml:space="preserve">Los datos se mantienen cerrados hasta una fecha específica (por ejemplo, cuando se publique un artículo científico relacionado) y luego se abren automáticamente.</w:t>
+      </w:r>
+    </w:p>
+    <w:p>
+      <w:pPr>
+        <w:numPr>
+          <w:ilvl w:val="0"/>
+          <w:numId w:val="1011"/>
+        </w:numPr>
+      </w:pPr>
+      <w:r>
+        <w:rPr>
+          <w:b/>
+          <w:bCs/>
+        </w:rPr>
+        <w:t xml:space="preserve">Acceso restringido (Restricted):</w:t>
+      </w:r>
+      <w:r>
+        <w:t xml:space="preserve"> </w:t>
+      </w:r>
+      <w:r>
+        <w:t xml:space="preserve">Los archivos permanecen ocultos, pero otros investigadores pueden solicitar acceso al autor justificando su uso.</w:t>
+      </w:r>
+    </w:p>
+    <w:p>
+      <w:pPr>
+        <w:numPr>
+          <w:ilvl w:val="0"/>
+          <w:numId w:val="1011"/>
+        </w:numPr>
+      </w:pPr>
+      <w:r>
+        <w:rPr>
+          <w:b/>
+          <w:bCs/>
+        </w:rPr>
+        <w:t xml:space="preserve">Acceso cerrado (Closed):</w:t>
+      </w:r>
+      <w:r>
+        <w:t xml:space="preserve"> </w:t>
+      </w:r>
+      <w:r>
+        <w:t xml:space="preserve">Solo el propietario puede ver los archivos (utilizado principalmente para preservación interna).</w:t>
+      </w:r>
+    </w:p>
+    <w:p>
+      <w:pPr>
+        <w:numPr>
+          <w:ilvl w:val="0"/>
+          <w:numId w:val="1011"/>
+        </w:numPr>
+      </w:pPr>
+      <w:r>
+        <w:rPr>
+          <w:b/>
+          <w:bCs/>
+        </w:rPr>
+        <w:t xml:space="preserve">Inmutabilidad y Versionado:</w:t>
+      </w:r>
+      <w:r>
+        <w:t xml:space="preserve"> </w:t>
+      </w:r>
+      <w:r>
+        <w:t xml:space="preserve">Una vez que un registro se publica, los archivos</w:t>
+      </w:r>
+      <w:r>
+        <w:t xml:space="preserve"> </w:t>
+      </w:r>
+      <w:r>
+        <w:rPr>
+          <w:b/>
+          <w:bCs/>
+        </w:rPr>
+        <w:t xml:space="preserve">no se pueden modificar ni eliminar a la ligera</w:t>
+      </w:r>
+      <w:r>
+        <w:t xml:space="preserve">. Durante los primeros 30 días se permiten correcciones menores de errores, pero pasado ese tiempo, cualquier cambio significativo requiere la creación de una</w:t>
+      </w:r>
+      <w:r>
+        <w:t xml:space="preserve"> </w:t>
+      </w:r>
+      <w:r>
+        <w:rPr>
+          <w:b/>
+          <w:bCs/>
+        </w:rPr>
+        <w:t xml:space="preserve">nueva versión</w:t>
+      </w:r>
+      <w:r>
+        <w:t xml:space="preserve">, la cual recibirá un Identificador de Objeto Digital (DOI) diferente. Esto asegura la trazabilidad científica.</w:t>
+      </w:r>
+    </w:p>
+    <w:bookmarkEnd w:id="36"/>
+    <w:bookmarkStart w:id="37" w:name="X72cb5341b4578a3c9b8f92aca5bb9095bfca49b"/>
     <w:p>
       <w:pPr>
         <w:pStyle w:val="Heading3"/>
       </w:pPr>
       <w:r>
-        <w:t xml:space="preserve">3.0.6 Resumen de la Perspectiva</w:t>
+        <w:t xml:space="preserve">3.0.5 5. Preservación, Retirada y la Circular Operacional No. 11 del CERN</w:t>
       </w:r>
     </w:p>
     <w:p>
@@ -5450,114 +5532,23 @@
         <w:pStyle w:val="FirstParagraph"/>
       </w:pPr>
       <w:r>
-        <w:t xml:space="preserve">Zenodo logra un equilibrio: ofrece un</w:t>
-      </w:r>
-      <w:r>
-        <w:t xml:space="preserve"> </w:t>
-      </w:r>
-      <w:r>
-        <w:rPr>
-          <w:b/>
-          <w:bCs/>
-        </w:rPr>
-        <w:t xml:space="preserve">servicio universal, gratuito y abierto</w:t>
-      </w:r>
-      <w:r>
-        <w:t xml:space="preserve"> </w:t>
-      </w:r>
-      <w:r>
-        <w:t xml:space="preserve">para empoderar a la comunidad científica global (bajo las políticas de</w:t>
-      </w:r>
-      <w:r>
-        <w:t xml:space="preserve"> </w:t>
-      </w:r>
-      <w:r>
-        <w:rPr>
-          <w:i/>
-          <w:iCs/>
-        </w:rPr>
-        <w:t xml:space="preserve">OpenAire</w:t>
-      </w:r>
-      <w:r>
-        <w:t xml:space="preserve"> </w:t>
-      </w:r>
-      <w:r>
-        <w:t xml:space="preserve">y</w:t>
-      </w:r>
-      <w:r>
-        <w:t xml:space="preserve"> </w:t>
-      </w:r>
-      <w:r>
-        <w:rPr>
-          <w:i/>
-          <w:iCs/>
-        </w:rPr>
-        <w:t xml:space="preserve">Open Science</w:t>
-      </w:r>
-      <w:r>
-        <w:t xml:space="preserve">), pero delega toda la</w:t>
-      </w:r>
-      <w:r>
-        <w:t xml:space="preserve"> </w:t>
-      </w:r>
-      <w:r>
-        <w:rPr>
-          <w:b/>
-          <w:bCs/>
-        </w:rPr>
-        <w:t xml:space="preserve">responsabilidad legal y ética en el usuario</w:t>
-      </w:r>
-      <w:r>
-        <w:t xml:space="preserve">, mientras se blinda institucional y técnicamente utilizando la rigurosa</w:t>
-      </w:r>
-      <w:r>
-        <w:t xml:space="preserve"> </w:t>
-      </w:r>
-      <w:r>
-        <w:rPr>
-          <w:b/>
-          <w:bCs/>
-        </w:rPr>
-        <w:t xml:space="preserve">infraestructura, marco legal y gobernanza a largo plazo del CERN</w:t>
-      </w:r>
-      <w:r>
-        <w:t xml:space="preserve">.</w:t>
-      </w:r>
-    </w:p>
-    <w:bookmarkEnd w:id="36"/>
-    <w:bookmarkStart w:id="50" w:name="X449ed843dca3d710b52a002e436b372f618f80a"/>
-    <w:p>
-      <w:pPr>
-        <w:pStyle w:val="Heading2"/>
-      </w:pPr>
-      <w:r>
-        <w:t xml:space="preserve">3.1 Compendio de Documentos Descargables y Referencias: Gobernanza Zenodo y CERN</w:t>
-      </w:r>
-    </w:p>
-    <w:p>
-      <w:pPr>
-        <w:pStyle w:val="FirstParagraph"/>
-      </w:pPr>
-      <w:r>
-        <w:t xml:space="preserve">Este documento reúne las referencias oficiales, políticas públicas y circulares operacionales que norman y respaldan la infraestructura del servicio de hospedaje de datos abiertos de Zenodo, así como el marco regulatorio del CERN como su entidad proveedora de infraestructura masiva.</w:t>
-      </w:r>
-    </w:p>
-    <w:bookmarkStart w:id="41" w:name="Xcb906d6e330e04db78d4e8b5561744b23752659"/>
-    <w:p>
-      <w:pPr>
-        <w:pStyle w:val="Heading3"/>
-      </w:pPr>
-      <w:r>
-        <w:t xml:space="preserve">3.1.1 1. Documentos Principales de Política y Gobernanza</w:t>
-      </w:r>
-    </w:p>
-    <w:bookmarkStart w:id="38" w:name="X90e22729b06a9cff907c9b257486cf978898c3a"/>
-    <w:p>
-      <w:pPr>
-        <w:pStyle w:val="Heading4"/>
-      </w:pPr>
-      <w:r>
-        <w:t xml:space="preserve">3.1.1.1 📄 Zenodo General Policies (Políticas Generales de Zenodo)</w:t>
+        <w:t xml:space="preserve">Aquí es donde la</w:t>
+      </w:r>
+      <w:r>
+        <w:t xml:space="preserve"> </w:t>
+      </w:r>
+      <w:r>
+        <w:rPr>
+          <w:b/>
+          <w:bCs/>
+        </w:rPr>
+        <w:t xml:space="preserve">Circular Operacional No. 11 del CERN</w:t>
+      </w:r>
+      <w:r>
+        <w:t xml:space="preserve"> </w:t>
+      </w:r>
+      <w:r>
+        <w:t xml:space="preserve">se vuelve vital para entender la gobernanza de Zenodo:</w:t>
       </w:r>
     </w:p>
     <w:p>
@@ -5573,13 +5564,29 @@
           <w:b/>
           <w:bCs/>
         </w:rPr>
-        <w:t xml:space="preserve">Organización:</w:t>
-      </w:r>
-      <w:r>
-        <w:t xml:space="preserve"> </w:t>
-      </w:r>
-      <w:r>
-        <w:t xml:space="preserve">Zenodo / OpenAIRE / CERN</w:t>
+        <w:t xml:space="preserve">Gobernanza Institucional:</w:t>
+      </w:r>
+      <w:r>
+        <w:t xml:space="preserve"> </w:t>
+      </w:r>
+      <w:r>
+        <w:t xml:space="preserve">Zenodo no es una entidad comercial independiente; opera bajo el amparo del CERN (Organización Europea para la Investigación Nuclear). La</w:t>
+      </w:r>
+      <w:r>
+        <w:t xml:space="preserve"> </w:t>
+      </w:r>
+      <w:r>
+        <w:rPr>
+          <w:i/>
+          <w:iCs/>
+        </w:rPr>
+        <w:t xml:space="preserve">Circular Operacional No. 11</w:t>
+      </w:r>
+      <w:r>
+        <w:t xml:space="preserve"> </w:t>
+      </w:r>
+      <w:r>
+        <w:t xml:space="preserve">define precisamente las reglas internas del CERN respecto a la propiedad intelectual, el uso de sus nombres/logotipos, y las condiciones bajo las cuales el CERN aloja o transfiere tecnología y servicios a la comunidad internacional.</w:t>
       </w:r>
     </w:p>
     <w:p>
@@ -5595,13 +5602,52 @@
           <w:b/>
           <w:bCs/>
         </w:rPr>
-        <w:t xml:space="preserve">Ámbito:</w:t>
-      </w:r>
-      <w:r>
-        <w:t xml:space="preserve"> </w:t>
-      </w:r>
-      <w:r>
-        <w:t xml:space="preserve">Normativa principal para usuarios y depositantes.</w:t>
+        <w:t xml:space="preserve">Garantía de Longevidad:</w:t>
+      </w:r>
+      <w:r>
+        <w:t xml:space="preserve"> </w:t>
+      </w:r>
+      <w:r>
+        <w:t xml:space="preserve">Zenodo garantiza la preservación de los datos por</w:t>
+      </w:r>
+      <w:r>
+        <w:t xml:space="preserve"> </w:t>
+      </w:r>
+      <w:r>
+        <w:rPr>
+          <w:b/>
+          <w:bCs/>
+        </w:rPr>
+        <w:t xml:space="preserve">toda la vida útil del CERN</w:t>
+      </w:r>
+      <w:r>
+        <w:t xml:space="preserve">, comprometiéndose contractualmente a un mínimo de</w:t>
+      </w:r>
+      <w:r>
+        <w:t xml:space="preserve"> </w:t>
+      </w:r>
+      <w:r>
+        <w:rPr>
+          <w:b/>
+          <w:bCs/>
+        </w:rPr>
+        <w:t xml:space="preserve">20 años</w:t>
+      </w:r>
+      <w:r>
+        <w:t xml:space="preserve">. Al estar respaldado por las políticas institucionales del CERN, el repositorio se beneficia de una infraestructura de almacenamiento masivo altamente redundante (múltiples copias en línea y réplicas en cinta</w:t>
+      </w:r>
+      <w:r>
+        <w:t xml:space="preserve"> </w:t>
+      </w:r>
+      <w:r>
+        <w:rPr>
+          <w:i/>
+          <w:iCs/>
+        </w:rPr>
+        <w:t xml:space="preserve">offline</w:t>
+      </w:r>
+      <w:r>
+        <w:t xml:space="preserve">).</w:t>
       </w:r>
     </w:p>
     <w:p>
@@ -5617,23 +5663,150 @@
           <w:b/>
           <w:bCs/>
         </w:rPr>
-        <w:t xml:space="preserve">Criterios Clave:</w:t>
-      </w:r>
-      <w:r>
-        <w:t xml:space="preserve"> </w:t>
-      </w:r>
-      <w:r>
-        <w:t xml:space="preserve">Regula de manera exhaustiva la aceptación de contenidos de cualquier disciplina científica, las cuotas predeterminadas de almacenamiento (50 GB por registro), las políticas de acceso flexible (abierto, embargado, restringido y cerrado), la inmutabilidad de los datos publicados y el procedimiento legal de retirada de contenido (</w:t>
+        <w:t xml:space="preserve">Procedimiento de Retirada (Take-down):</w:t>
+      </w:r>
+      <w:r>
+        <w:t xml:space="preserve"> </w:t>
+      </w:r>
+      <w:r>
+        <w:t xml:space="preserve">Aunque Zenodo no monitorea activamente lo que los usuarios suben, cuenta con un protocolo estricto para retirar contenido si recibe una reclamación legítima de violación de propiedad intelectual, plagio, falsificación deliberada o inclusión de datos personales sin consentimiento. En estos casos excepcionales, los archivos se eliminan del acceso público, pero se retiene una</w:t>
+      </w:r>
+      <w:r>
+        <w:t xml:space="preserve"> </w:t>
+      </w:r>
+      <w:r>
+        <w:t xml:space="preserve">“tumba de metadatos”</w:t>
+      </w:r>
+      <w:r>
+        <w:t xml:space="preserve"> </w:t>
+      </w:r>
+      <w:r>
+        <w:t xml:space="preserve">indicando que el registro existió y el motivo de su remoción, para no romper la integridad de las citas académicas.</w:t>
+      </w:r>
+    </w:p>
+    <w:bookmarkEnd w:id="37"/>
+    <w:bookmarkStart w:id="38" w:name="resumen-de-la-perspectiva"/>
+    <w:p>
+      <w:pPr>
+        <w:pStyle w:val="Heading3"/>
+      </w:pPr>
+      <w:r>
+        <w:t xml:space="preserve">3.0.6 Resumen de la Perspectiva</w:t>
+      </w:r>
+    </w:p>
+    <w:p>
+      <w:pPr>
+        <w:pStyle w:val="FirstParagraph"/>
+      </w:pPr>
+      <w:r>
+        <w:t xml:space="preserve">Zenodo logra un equilibrio: ofrece un</w:t>
+      </w:r>
+      <w:r>
+        <w:t xml:space="preserve"> </w:t>
+      </w:r>
+      <w:r>
+        <w:rPr>
+          <w:b/>
+          <w:bCs/>
+        </w:rPr>
+        <w:t xml:space="preserve">servicio universal, gratuito y abierto</w:t>
+      </w:r>
+      <w:r>
+        <w:t xml:space="preserve"> </w:t>
+      </w:r>
+      <w:r>
+        <w:t xml:space="preserve">para empoderar a la comunidad científica global (bajo las políticas de</w:t>
+      </w:r>
+      <w:r>
+        <w:t xml:space="preserve"> </w:t>
       </w:r>
       <w:r>
         <w:rPr>
           <w:i/>
           <w:iCs/>
         </w:rPr>
-        <w:t xml:space="preserve">Take-down policy</w:t>
-      </w:r>
-      <w:r>
-        <w:t xml:space="preserve">) ante violaciones de propiedad intelectual o datos sensibles.</w:t>
+        <w:t xml:space="preserve">OpenAire</w:t>
+      </w:r>
+      <w:r>
+        <w:t xml:space="preserve"> </w:t>
+      </w:r>
+      <w:r>
+        <w:t xml:space="preserve">y</w:t>
+      </w:r>
+      <w:r>
+        <w:t xml:space="preserve"> </w:t>
+      </w:r>
+      <w:r>
+        <w:rPr>
+          <w:i/>
+          <w:iCs/>
+        </w:rPr>
+        <w:t xml:space="preserve">Open Science</w:t>
+      </w:r>
+      <w:r>
+        <w:t xml:space="preserve">), pero delega toda la</w:t>
+      </w:r>
+      <w:r>
+        <w:t xml:space="preserve"> </w:t>
+      </w:r>
+      <w:r>
+        <w:rPr>
+          <w:b/>
+          <w:bCs/>
+        </w:rPr>
+        <w:t xml:space="preserve">responsabilidad legal y ética en el usuario</w:t>
+      </w:r>
+      <w:r>
+        <w:t xml:space="preserve">, mientras se blinda institucional y técnicamente utilizando la rigurosa</w:t>
+      </w:r>
+      <w:r>
+        <w:t xml:space="preserve"> </w:t>
+      </w:r>
+      <w:r>
+        <w:rPr>
+          <w:b/>
+          <w:bCs/>
+        </w:rPr>
+        <w:t xml:space="preserve">infraestructura, marco legal y gobernanza a largo plazo del CERN</w:t>
+      </w:r>
+      <w:r>
+        <w:t xml:space="preserve">.</w:t>
+      </w:r>
+    </w:p>
+    <w:bookmarkEnd w:id="38"/>
+    <w:bookmarkStart w:id="52" w:name="X449ed843dca3d710b52a002e436b372f618f80a"/>
+    <w:p>
+      <w:pPr>
+        <w:pStyle w:val="Heading2"/>
+      </w:pPr>
+      <w:r>
+        <w:t xml:space="preserve">3.1 Compendio de Documentos Descargables y Referencias: Gobernanza Zenodo y CERN</w:t>
+      </w:r>
+    </w:p>
+    <w:p>
+      <w:pPr>
+        <w:pStyle w:val="FirstParagraph"/>
+      </w:pPr>
+      <w:r>
+        <w:t xml:space="preserve">Este documento reúne las referencias oficiales, políticas públicas y circulares operacionales que norman y respaldan la infraestructura del servicio de hospedaje de datos abiertos de Zenodo, así como el marco regulatorio del CERN como su entidad proveedora de infraestructura masiva.</w:t>
+      </w:r>
+    </w:p>
+    <w:bookmarkStart w:id="43" w:name="Xcb906d6e330e04db78d4e8b5561744b23752659"/>
+    <w:p>
+      <w:pPr>
+        <w:pStyle w:val="Heading3"/>
+      </w:pPr>
+      <w:r>
+        <w:t xml:space="preserve">3.1.1 1. Documentos Principales de Política y Gobernanza</w:t>
+      </w:r>
+    </w:p>
+    <w:bookmarkStart w:id="40" w:name="X90e22729b06a9cff907c9b257486cf978898c3a"/>
+    <w:p>
+      <w:pPr>
+        <w:pStyle w:val="Heading4"/>
+      </w:pPr>
+      <w:r>
+        <w:t xml:space="preserve">3.1.1.1 📄 Zenodo General Policies (Políticas Generales de Zenodo)</w:t>
       </w:r>
     </w:p>
     <w:p>
@@ -5641,7 +5814,7 @@
         <w:pStyle w:val="Compact"/>
         <w:numPr>
           <w:ilvl w:val="0"/>
-          <w:numId w:val="1012"/>
+          <w:numId w:val="1013"/>
         </w:numPr>
       </w:pPr>
       <w:r>
@@ -5649,12 +5822,88 @@
           <w:b/>
           <w:bCs/>
         </w:rPr>
+        <w:t xml:space="preserve">Organización:</w:t>
+      </w:r>
+      <w:r>
+        <w:t xml:space="preserve"> </w:t>
+      </w:r>
+      <w:r>
+        <w:t xml:space="preserve">Zenodo / OpenAIRE / CERN</w:t>
+      </w:r>
+    </w:p>
+    <w:p>
+      <w:pPr>
+        <w:pStyle w:val="Compact"/>
+        <w:numPr>
+          <w:ilvl w:val="0"/>
+          <w:numId w:val="1013"/>
+        </w:numPr>
+      </w:pPr>
+      <w:r>
+        <w:rPr>
+          <w:b/>
+          <w:bCs/>
+        </w:rPr>
+        <w:t xml:space="preserve">Ámbito:</w:t>
+      </w:r>
+      <w:r>
+        <w:t xml:space="preserve"> </w:t>
+      </w:r>
+      <w:r>
+        <w:t xml:space="preserve">Normativa principal para usuarios y depositantes.</w:t>
+      </w:r>
+    </w:p>
+    <w:p>
+      <w:pPr>
+        <w:pStyle w:val="Compact"/>
+        <w:numPr>
+          <w:ilvl w:val="0"/>
+          <w:numId w:val="1013"/>
+        </w:numPr>
+      </w:pPr>
+      <w:r>
+        <w:rPr>
+          <w:b/>
+          <w:bCs/>
+        </w:rPr>
+        <w:t xml:space="preserve">Criterios Clave:</w:t>
+      </w:r>
+      <w:r>
+        <w:t xml:space="preserve"> </w:t>
+      </w:r>
+      <w:r>
+        <w:t xml:space="preserve">Regula de manera exhaustiva la aceptación de contenidos de cualquier disciplina científica, las cuotas predeterminadas de almacenamiento (50 GB por registro), las políticas de acceso flexible (abierto, embargado, restringido y cerrado), la inmutabilidad de los datos publicados y el procedimiento legal de retirada de contenido (</w:t>
+      </w:r>
+      <w:r>
+        <w:rPr>
+          <w:i/>
+          <w:iCs/>
+        </w:rPr>
+        <w:t xml:space="preserve">Take-down policy</w:t>
+      </w:r>
+      <w:r>
+        <w:t xml:space="preserve">) ante violaciones de propiedad intelectual o datos sensibles.</w:t>
+      </w:r>
+    </w:p>
+    <w:p>
+      <w:pPr>
+        <w:pStyle w:val="Compact"/>
+        <w:numPr>
+          <w:ilvl w:val="0"/>
+          <w:numId w:val="1013"/>
+        </w:numPr>
+      </w:pPr>
+      <w:r>
+        <w:rPr>
+          <w:b/>
+          <w:bCs/>
+        </w:rPr>
         <w:t xml:space="preserve">Fuente/Enlace:</w:t>
       </w:r>
       <w:r>
         <w:t xml:space="preserve"> </w:t>
       </w:r>
-      <w:hyperlink r:id="rId37">
+      <w:hyperlink r:id="rId39">
         <w:r>
           <w:rPr>
             <w:rStyle w:val="Hyperlink"/>
@@ -5663,8 +5912,8 @@
         </w:r>
       </w:hyperlink>
     </w:p>
-    <w:bookmarkEnd w:id="38"/>
-    <w:bookmarkStart w:id="40" w:name="X4f162501dc14a3988dcc7871e13cc20f9aec268"/>
+    <w:bookmarkEnd w:id="40"/>
+    <w:bookmarkStart w:id="42" w:name="X4f162501dc14a3988dcc7871e13cc20f9aec268"/>
     <w:p>
       <w:pPr>
         <w:pStyle w:val="Heading4"/>
@@ -5678,7 +5927,7 @@
         <w:pStyle w:val="Compact"/>
         <w:numPr>
           <w:ilvl w:val="0"/>
-          <w:numId w:val="1013"/>
+          <w:numId w:val="1014"/>
         </w:numPr>
       </w:pPr>
       <w:r>
@@ -5700,7 +5949,7 @@
         <w:pStyle w:val="Compact"/>
         <w:numPr>
           <w:ilvl w:val="0"/>
-          <w:numId w:val="1013"/>
+          <w:numId w:val="1014"/>
         </w:numPr>
       </w:pPr>
       <w:r>
@@ -5722,7 +5971,7 @@
         <w:pStyle w:val="Compact"/>
         <w:numPr>
           <w:ilvl w:val="0"/>
-          <w:numId w:val="1013"/>
+          <w:numId w:val="1014"/>
         </w:numPr>
       </w:pPr>
       <w:r>
@@ -5744,7 +5993,7 @@
         <w:pStyle w:val="Compact"/>
         <w:numPr>
           <w:ilvl w:val="0"/>
-          <w:numId w:val="1013"/>
+          <w:numId w:val="1014"/>
         </w:numPr>
       </w:pPr>
       <w:r>
@@ -5757,7 +6006,7 @@
       <w:r>
         <w:t xml:space="preserve"> </w:t>
       </w:r>
-      <w:hyperlink r:id="rId39">
+      <w:hyperlink r:id="rId41">
         <w:r>
           <w:rPr>
             <w:rStyle w:val="Hyperlink"/>
@@ -5766,9 +6015,9 @@
         </w:r>
       </w:hyperlink>
     </w:p>
-    <w:bookmarkEnd w:id="40"/>
-    <w:bookmarkEnd w:id="41"/>
-    <w:bookmarkStart w:id="46" w:name="X310d5ae13e9b57819c0eeae54025fdcba2b8dde"/>
+    <w:bookmarkEnd w:id="42"/>
+    <w:bookmarkEnd w:id="43"/>
+    <w:bookmarkStart w:id="48" w:name="X310d5ae13e9b57819c0eeae54025fdcba2b8dde"/>
     <w:p>
       <w:pPr>
         <w:pStyle w:val="Heading3"/>
@@ -5777,7 +6026,7 @@
         <w:t xml:space="preserve">3.1.2 2. Términos de Servicio y Privacidad (Soporte Técnico-Legal)</w:t>
       </w:r>
     </w:p>
-    <w:bookmarkStart w:id="43" w:name="X513cc11dfdf87eb80b2859a88a0518c526a45f9"/>
+    <w:bookmarkStart w:id="45" w:name="X513cc11dfdf87eb80b2859a88a0518c526a45f9"/>
     <w:p>
       <w:pPr>
         <w:pStyle w:val="Heading4"/>
@@ -5791,7 +6040,7 @@
         <w:pStyle w:val="Compact"/>
         <w:numPr>
           <w:ilvl w:val="0"/>
-          <w:numId w:val="1014"/>
+          <w:numId w:val="1015"/>
         </w:numPr>
       </w:pPr>
       <w:r>
@@ -5813,7 +6062,7 @@
         <w:pStyle w:val="Compact"/>
         <w:numPr>
           <w:ilvl w:val="0"/>
-          <w:numId w:val="1014"/>
+          <w:numId w:val="1015"/>
         </w:numPr>
       </w:pPr>
       <w:r>
@@ -5835,7 +6084,7 @@
         <w:pStyle w:val="Compact"/>
         <w:numPr>
           <w:ilvl w:val="0"/>
-          <w:numId w:val="1014"/>
+          <w:numId w:val="1015"/>
         </w:numPr>
       </w:pPr>
       <w:r>
@@ -5857,7 +6106,7 @@
         <w:pStyle w:val="Compact"/>
         <w:numPr>
           <w:ilvl w:val="0"/>
-          <w:numId w:val="1014"/>
+          <w:numId w:val="1015"/>
         </w:numPr>
       </w:pPr>
       <w:r>
@@ -5870,7 +6119,7 @@
       <w:r>
         <w:t xml:space="preserve"> </w:t>
       </w:r>
-      <w:hyperlink r:id="rId42">
+      <w:hyperlink r:id="rId44">
         <w:r>
           <w:rPr>
             <w:rStyle w:val="Hyperlink"/>
@@ -5879,8 +6128,8 @@
         </w:r>
       </w:hyperlink>
     </w:p>
-    <w:bookmarkEnd w:id="43"/>
-    <w:bookmarkStart w:id="45" w:name="X3984e5fdca23071096195afb4c53d62c06cd849"/>
+    <w:bookmarkEnd w:id="45"/>
+    <w:bookmarkStart w:id="47" w:name="X3984e5fdca23071096195afb4c53d62c06cd849"/>
     <w:p>
       <w:pPr>
         <w:pStyle w:val="Heading4"/>
@@ -5894,7 +6143,7 @@
         <w:pStyle w:val="Compact"/>
         <w:numPr>
           <w:ilvl w:val="0"/>
-          <w:numId w:val="1015"/>
+          <w:numId w:val="1016"/>
         </w:numPr>
       </w:pPr>
       <w:r>
@@ -5916,7 +6165,7 @@
         <w:pStyle w:val="Compact"/>
         <w:numPr>
           <w:ilvl w:val="0"/>
-          <w:numId w:val="1015"/>
+          <w:numId w:val="1016"/>
         </w:numPr>
       </w:pPr>
       <w:r>
@@ -5938,7 +6187,7 @@
         <w:pStyle w:val="Compact"/>
         <w:numPr>
           <w:ilvl w:val="0"/>
-          <w:numId w:val="1015"/>
+          <w:numId w:val="1016"/>
         </w:numPr>
       </w:pPr>
       <w:r>
@@ -5960,7 +6209,7 @@
         <w:pStyle w:val="Compact"/>
         <w:numPr>
           <w:ilvl w:val="0"/>
-          <w:numId w:val="1015"/>
+          <w:numId w:val="1016"/>
         </w:numPr>
       </w:pPr>
       <w:r>
@@ -5973,7 +6222,7 @@
       <w:r>
         <w:t xml:space="preserve"> </w:t>
       </w:r>
-      <w:hyperlink r:id="rId44">
+      <w:hyperlink r:id="rId46">
         <w:r>
           <w:rPr>
             <w:rStyle w:val="Hyperlink"/>
@@ -5982,9 +6231,9 @@
         </w:r>
       </w:hyperlink>
     </w:p>
-    <w:bookmarkEnd w:id="45"/>
-    <w:bookmarkEnd w:id="46"/>
-    <w:bookmarkStart w:id="49" w:name="arquitectura-de-datos-y-preservación"/>
+    <w:bookmarkEnd w:id="47"/>
+    <w:bookmarkEnd w:id="48"/>
+    <w:bookmarkStart w:id="51" w:name="arquitectura-de-datos-y-preservación"/>
     <w:p>
       <w:pPr>
         <w:pStyle w:val="Heading3"/>
@@ -5993,7 +6242,7 @@
         <w:t xml:space="preserve">3.1.3 3. Arquitectura de Datos y Preservación</w:t>
       </w:r>
     </w:p>
-    <w:bookmarkStart w:id="48" w:name="X2167fbb3a4db5a35156a5ab1f287fc81650a9c9"/>
+    <w:bookmarkStart w:id="50" w:name="X2167fbb3a4db5a35156a5ab1f287fc81650a9c9"/>
     <w:p>
       <w:pPr>
         <w:pStyle w:val="Heading4"/>
@@ -6007,7 +6256,7 @@
         <w:pStyle w:val="Compact"/>
         <w:numPr>
           <w:ilvl w:val="0"/>
-          <w:numId w:val="1016"/>
+          <w:numId w:val="1017"/>
         </w:numPr>
       </w:pPr>
       <w:r>
@@ -6029,7 +6278,7 @@
         <w:pStyle w:val="Compact"/>
         <w:numPr>
           <w:ilvl w:val="0"/>
-          <w:numId w:val="1016"/>
+          <w:numId w:val="1017"/>
         </w:numPr>
       </w:pPr>
       <w:r>
@@ -6051,7 +6300,7 @@
         <w:pStyle w:val="Compact"/>
         <w:numPr>
           <w:ilvl w:val="0"/>
-          <w:numId w:val="1016"/>
+          <w:numId w:val="1017"/>
         </w:numPr>
       </w:pPr>
       <w:r>
@@ -6115,7 +6364,7 @@
         <w:pStyle w:val="Compact"/>
         <w:numPr>
           <w:ilvl w:val="0"/>
-          <w:numId w:val="1016"/>
+          <w:numId w:val="1017"/>
         </w:numPr>
       </w:pPr>
       <w:r>
@@ -6128,7 +6377,7 @@
       <w:r>
         <w:t xml:space="preserve"> </w:t>
       </w:r>
-      <w:hyperlink r:id="rId47">
+      <w:hyperlink r:id="rId49">
         <w:r>
           <w:rPr>
             <w:rStyle w:val="Hyperlink"/>
@@ -6181,11 +6430,11 @@
         <w:t xml:space="preserve">, lo que faculta a los agregadores globales de ciencia abierta a indexar y enlazar permanentemente estos documentos sin restricciones comerciales.</w:t>
       </w:r>
     </w:p>
-    <w:bookmarkEnd w:id="48"/>
-    <w:bookmarkEnd w:id="49"/>
     <w:bookmarkEnd w:id="50"/>
     <w:bookmarkEnd w:id="51"/>
-    <w:bookmarkStart w:id="58" w:name="lecciones-aprendidad-de-zenodo"/>
+    <w:bookmarkEnd w:id="52"/>
+    <w:bookmarkEnd w:id="53"/>
+    <w:bookmarkStart w:id="60" w:name="lecciones-aprendidad-de-zenodo"/>
     <w:p>
       <w:pPr>
         <w:pStyle w:val="Heading1"/>
@@ -6252,7 +6501,7 @@
         <w:t xml:space="preserve">A continuación, se presenta un análisis detallado para enriquecer la propuesta del Inecol. Lo que se argumenta a continuación deriva de lo que ya ha resuelto Zenodo. La reflexión busca identificar cómo puede adaptarse con éxito al ecosistema de los Centros Públicos de Investigación (CPI) en México.</w:t>
       </w:r>
     </w:p>
-    <w:bookmarkStart w:id="52" w:name="Xa6a8ff8539510f36c4fa646195cacaa258faeb1"/>
+    <w:bookmarkStart w:id="54" w:name="Xa6a8ff8539510f36c4fa646195cacaa258faeb1"/>
     <w:p>
       <w:pPr>
         <w:pStyle w:val="Heading3"/>
@@ -6271,175 +6520,6 @@
       </w:r>
       <w:r>
         <w:t xml:space="preserve">al Plagio</w:t>
-      </w:r>
-    </w:p>
-    <w:p>
-      <w:pPr>
-        <w:pStyle w:val="Compact"/>
-        <w:numPr>
-          <w:ilvl w:val="0"/>
-          <w:numId w:val="1017"/>
-        </w:numPr>
-      </w:pPr>
-      <w:r>
-        <w:rPr>
-          <w:b/>
-          <w:bCs/>
-        </w:rPr>
-        <w:t xml:space="preserve">Lo que hace Zenodo:</w:t>
-      </w:r>
-      <w:r>
-        <w:t xml:space="preserve"> </w:t>
-      </w:r>
-      <w:r>
-        <w:t xml:space="preserve">Uno de los mayores incentivos de Zenodo para mitigar la resistencia del investigador es que</w:t>
-      </w:r>
-      <w:r>
-        <w:t xml:space="preserve"> </w:t>
-      </w:r>
-      <w:r>
-        <w:rPr>
-          <w:b/>
-          <w:bCs/>
-        </w:rPr>
-        <w:t xml:space="preserve">garantiza la inmutabilidad a través de DOIs (Digital Object Identifiers)</w:t>
-      </w:r>
-      <w:r>
-        <w:t xml:space="preserve">. Una vez que un set de datos se publica, no se puede borrar o modificar a la ligera; si hay cambios, se genera una nueva versión con un DOI distinto vinculado. Esto convierte al dato en un producto académico citable y auditable, protegiendo al autor contra el plagio.</w:t>
-      </w:r>
-    </w:p>
-    <w:p>
-      <w:pPr>
-        <w:pStyle w:val="Compact"/>
-        <w:numPr>
-          <w:ilvl w:val="0"/>
-          <w:numId w:val="1017"/>
-        </w:numPr>
-      </w:pPr>
-      <w:r>
-        <w:rPr>
-          <w:b/>
-          <w:bCs/>
-        </w:rPr>
-        <w:t xml:space="preserve">Brecha en el borrador (INECOL):</w:t>
-      </w:r>
-      <w:r>
-        <w:t xml:space="preserve"> </w:t>
-      </w:r>
-      <w:r>
-        <w:t xml:space="preserve">El</w:t>
-      </w:r>
-      <w:r>
-        <w:t xml:space="preserve"> </w:t>
-      </w:r>
-      <w:r>
-        <w:rPr>
-          <w:i/>
-          <w:iCs/>
-        </w:rPr>
-        <w:t xml:space="preserve">Artículo 12 (Conservación)</w:t>
-      </w:r>
-      <w:r>
-        <w:t xml:space="preserve"> </w:t>
-      </w:r>
-      <w:r>
-        <w:t xml:space="preserve">habla de integridad, pero el borrador no especifica cómo se resolverá la trazabilidad. En México, el personal investigador teme que, al abrir sus datos primarios, otros los usen sin darles crédito antes de que ellos publiquen sus artículos de alto impacto.</w:t>
-      </w:r>
-    </w:p>
-    <w:p>
-      <w:pPr>
-        <w:pStyle w:val="Compact"/>
-        <w:numPr>
-          <w:ilvl w:val="0"/>
-          <w:numId w:val="1017"/>
-        </w:numPr>
-      </w:pPr>
-      <w:r>
-        <w:rPr>
-          <w:b/>
-          <w:bCs/>
-        </w:rPr>
-        <w:t xml:space="preserve">Propuesta de precisión mexicana:</w:t>
-      </w:r>
-      <w:r>
-        <w:t xml:space="preserve"> </w:t>
-      </w:r>
-      <w:r>
-        <w:t xml:space="preserve">Añadir en el</w:t>
-      </w:r>
-      <w:r>
-        <w:t xml:space="preserve"> </w:t>
-      </w:r>
-      <w:r>
-        <w:rPr>
-          <w:b/>
-          <w:bCs/>
-        </w:rPr>
-        <w:t xml:space="preserve">Artículo 12</w:t>
-      </w:r>
-      <w:r>
-        <w:t xml:space="preserve"> </w:t>
-      </w:r>
-      <w:r>
-        <w:t xml:space="preserve">o en el</w:t>
-      </w:r>
-      <w:r>
-        <w:t xml:space="preserve"> </w:t>
-      </w:r>
-      <w:r>
-        <w:rPr>
-          <w:b/>
-          <w:bCs/>
-        </w:rPr>
-        <w:t xml:space="preserve">Artículo 18 (Ingesta)</w:t>
-      </w:r>
-      <w:r>
-        <w:t xml:space="preserve"> </w:t>
-      </w:r>
-      <w:r>
-        <w:t xml:space="preserve">la obligatoriedad de asignar un</w:t>
-      </w:r>
-      <w:r>
-        <w:t xml:space="preserve"> </w:t>
-      </w:r>
-      <w:r>
-        <w:rPr>
-          <w:b/>
-          <w:bCs/>
-        </w:rPr>
-        <w:t xml:space="preserve">identificador persistente e inmutable (como DOI o Handle)</w:t>
-      </w:r>
-      <w:r>
-        <w:t xml:space="preserve"> </w:t>
-      </w:r>
-      <w:r>
-        <w:t xml:space="preserve">a nivel de set de datos. Esto permite que el depósito en el Servidor de Datos Abiertos cuente formalmente como una</w:t>
-      </w:r>
-      <w:r>
-        <w:t xml:space="preserve"> </w:t>
-      </w:r>
-      <w:r>
-        <w:rPr>
-          <w:b/>
-          <w:bCs/>
-        </w:rPr>
-        <w:t xml:space="preserve">pre-publicación</w:t>
-      </w:r>
-      <w:r>
-        <w:t xml:space="preserve"> </w:t>
-      </w:r>
-      <w:r>
-        <w:t xml:space="preserve">oficial, protegiendo la prelación intelectual del investigador del INECOL.</w:t>
-      </w:r>
-    </w:p>
-    <w:bookmarkEnd w:id="52"/>
-    <w:bookmarkStart w:id="53" w:name="X9e58660a33098b057eb289fe2e9431833795a6d"/>
-    <w:p>
-      <w:pPr>
-        <w:pStyle w:val="Heading3"/>
-      </w:pPr>
-      <w:r>
-        <w:t xml:space="preserve">4.0.2 2. Deslinde de Responsabilidad Legal y Curaduría Técnica</w:t>
       </w:r>
     </w:p>
     <w:p>
@@ -6461,36 +6541,20 @@
         <w:t xml:space="preserve"> </w:t>
       </w:r>
       <w:r>
-        <w:t xml:space="preserve">Las políticas de Zenodo y los términos del CERN delimitan tajantemente que</w:t>
-      </w:r>
-      <w:r>
-        <w:t xml:space="preserve"> </w:t>
-      </w:r>
-      <w:r>
-        <w:rPr>
-          <w:b/>
-          <w:bCs/>
-        </w:rPr>
-        <w:t xml:space="preserve">la responsabilidad legal, civil y penal del contenido es 100% del usuario (</w:t>
-      </w:r>
-      <w:r>
-        <w:rPr>
-          <w:b/>
-          <w:bCs/>
-          <w:i/>
-          <w:iCs/>
-        </w:rPr>
-        <w:t xml:space="preserve">uploader</w:t>
-      </w:r>
-      <w:r>
-        <w:rPr>
-          <w:b/>
-          <w:bCs/>
-        </w:rPr>
-        <w:t xml:space="preserve">)</w:t>
-      </w:r>
-      <w:r>
-        <w:t xml:space="preserve">. El curador de datos de Zenodo solo realiza una revisión automatizada/técnica de formatos y metadatos, no un juicio de valor científico ni una auditoría de derechos de autor.</w:t>
+        <w:t xml:space="preserve">Uno de los mayores incentivos de Zenodo para mitigar la resistencia del investigador es que</w:t>
+      </w:r>
+      <w:r>
+        <w:t xml:space="preserve"> </w:t>
+      </w:r>
+      <w:r>
+        <w:rPr>
+          <w:b/>
+          <w:bCs/>
+        </w:rPr>
+        <w:t xml:space="preserve">garantiza la inmutabilidad a través de DOIs (Digital Object Identifiers)</w:t>
+      </w:r>
+      <w:r>
+        <w:t xml:space="preserve">. Una vez que un set de datos se publica, no se puede borrar o modificar a la ligera; si hay cambios, se genera una nueva versión con un DOI distinto vinculado. Esto convierte al dato en un producto académico citable y auditable, protegiendo al autor contra el plagio.</w:t>
       </w:r>
     </w:p>
     <w:p>
@@ -6512,7 +6576,7 @@
         <w:t xml:space="preserve"> </w:t>
       </w:r>
       <w:r>
-        <w:t xml:space="preserve">Los</w:t>
+        <w:t xml:space="preserve">El</w:t>
       </w:r>
       <w:r>
         <w:t xml:space="preserve"> </w:t>
@@ -6522,82 +6586,13 @@
           <w:i/>
           <w:iCs/>
         </w:rPr>
-        <w:t xml:space="preserve">Artículos 17</w:t>
-      </w:r>
-      <w:r>
-        <w:t xml:space="preserve"> </w:t>
-      </w:r>
-      <w:r>
-        <w:t xml:space="preserve">y</w:t>
-      </w:r>
-      <w:r>
-        <w:t xml:space="preserve"> </w:t>
-      </w:r>
-      <w:r>
-        <w:rPr>
-          <w:i/>
-          <w:iCs/>
-        </w:rPr>
-        <w:t xml:space="preserve">18</w:t>
-      </w:r>
-      <w:r>
-        <w:t xml:space="preserve"> </w:t>
-      </w:r>
-      <w:r>
-        <w:t xml:space="preserve">cargan una enorme responsabilidad en el</w:t>
-      </w:r>
-      <w:r>
-        <w:t xml:space="preserve"> </w:t>
-      </w:r>
-      <w:r>
-        <w:t xml:space="preserve">“Responsable de Curaduría de Datos”</w:t>
-      </w:r>
-      <w:r>
-        <w:t xml:space="preserve"> </w:t>
-      </w:r>
-      <w:r>
-        <w:t xml:space="preserve">y en el</w:t>
-      </w:r>
-      <w:r>
-        <w:t xml:space="preserve"> </w:t>
-      </w:r>
-      <w:r>
-        <w:t xml:space="preserve">“Comité”</w:t>
-      </w:r>
-      <w:r>
-        <w:t xml:space="preserve">. Al obligar al curador a procesar</w:t>
-      </w:r>
-      <w:r>
-        <w:t xml:space="preserve"> </w:t>
-      </w:r>
-      <w:r>
-        <w:t xml:space="preserve">“escritos de excepción”</w:t>
-      </w:r>
-      <w:r>
-        <w:t xml:space="preserve"> </w:t>
-      </w:r>
-      <w:r>
-        <w:t xml:space="preserve">(</w:t>
-      </w:r>
-      <w:r>
-        <w:rPr>
-          <w:i/>
-          <w:iCs/>
-        </w:rPr>
-        <w:t xml:space="preserve">Art. 17</w:t>
-      </w:r>
-      <w:r>
-        <w:t xml:space="preserve">) y evaluar riesgos de biopiratería (</w:t>
-      </w:r>
-      <w:r>
-        <w:rPr>
-          <w:i/>
-          <w:iCs/>
-        </w:rPr>
-        <w:t xml:space="preserve">Art. 22</w:t>
-      </w:r>
-      <w:r>
-        <w:t xml:space="preserve">), se corre el riesgo de burocratizar la ingesta, creando un cuello de botella institucional que paralice el servidor.</w:t>
+        <w:t xml:space="preserve">Artículo 12 (Conservación)</w:t>
+      </w:r>
+      <w:r>
+        <w:t xml:space="preserve"> </w:t>
+      </w:r>
+      <w:r>
+        <w:t xml:space="preserve">habla de integridad, pero el borrador no especifica cómo se resolverá la trazabilidad. En México, el personal investigador teme que, al abrir sus datos primarios, otros los usen sin darles crédito antes de que ellos publiquen sus artículos de alto impacto.</w:t>
       </w:r>
     </w:p>
     <w:p>
@@ -6619,7 +6614,23 @@
         <w:t xml:space="preserve"> </w:t>
       </w:r>
       <w:r>
-        <w:t xml:space="preserve">El</w:t>
+        <w:t xml:space="preserve">Añadir en el</w:t>
+      </w:r>
+      <w:r>
+        <w:t xml:space="preserve"> </w:t>
+      </w:r>
+      <w:r>
+        <w:rPr>
+          <w:b/>
+          <w:bCs/>
+        </w:rPr>
+        <w:t xml:space="preserve">Artículo 12</w:t>
+      </w:r>
+      <w:r>
+        <w:t xml:space="preserve"> </w:t>
+      </w:r>
+      <w:r>
+        <w:t xml:space="preserve">o en el</w:t>
       </w:r>
       <w:r>
         <w:t xml:space="preserve"> </w:t>
@@ -6635,49 +6646,49 @@
         <w:t xml:space="preserve"> </w:t>
       </w:r>
       <w:r>
-        <w:t xml:space="preserve">debe incluir una</w:t>
-      </w:r>
-      <w:r>
-        <w:t xml:space="preserve"> </w:t>
-      </w:r>
-      <w:r>
-        <w:rPr>
-          <w:b/>
-          <w:bCs/>
-        </w:rPr>
-        <w:t xml:space="preserve">Declaración de Responsabilidad del Depositario (Cláusula de Indemnidad)</w:t>
-      </w:r>
-      <w:r>
-        <w:t xml:space="preserve"> </w:t>
-      </w:r>
-      <w:r>
-        <w:t xml:space="preserve">en la interfaz de carga (un</w:t>
-      </w:r>
-      <w:r>
-        <w:t xml:space="preserve"> </w:t>
-      </w:r>
-      <w:r>
-        <w:rPr>
-          <w:i/>
-          <w:iCs/>
-        </w:rPr>
-        <w:t xml:space="preserve">checkbox</w:t>
-      </w:r>
-      <w:r>
-        <w:t xml:space="preserve"> </w:t>
-      </w:r>
-      <w:r>
-        <w:t xml:space="preserve">legal obligatorio). El investigador debe firmar bajo protesta de decir verdad que sus datos no violan confidencialidad ni contienen datos personales desanonimizados. El Curador de Datos debe tener un rol meramente operativo, protegiendo al Instituto de responsabilidades por omisiones del personal.</w:t>
-      </w:r>
-    </w:p>
-    <w:bookmarkEnd w:id="53"/>
-    <w:bookmarkStart w:id="54" w:name="Xb6b9af8cd6ff7779318196b98522c429f6b3dfe"/>
+        <w:t xml:space="preserve">la obligatoriedad de asignar un</w:t>
+      </w:r>
+      <w:r>
+        <w:t xml:space="preserve"> </w:t>
+      </w:r>
+      <w:r>
+        <w:rPr>
+          <w:b/>
+          <w:bCs/>
+        </w:rPr>
+        <w:t xml:space="preserve">identificador persistente e inmutable (como DOI o Handle)</w:t>
+      </w:r>
+      <w:r>
+        <w:t xml:space="preserve"> </w:t>
+      </w:r>
+      <w:r>
+        <w:t xml:space="preserve">a nivel de set de datos. Esto permite que el depósito en el Servidor de Datos Abiertos cuente formalmente como una</w:t>
+      </w:r>
+      <w:r>
+        <w:t xml:space="preserve"> </w:t>
+      </w:r>
+      <w:r>
+        <w:rPr>
+          <w:b/>
+          <w:bCs/>
+        </w:rPr>
+        <w:t xml:space="preserve">pre-publicación</w:t>
+      </w:r>
+      <w:r>
+        <w:t xml:space="preserve"> </w:t>
+      </w:r>
+      <w:r>
+        <w:t xml:space="preserve">oficial, protegiendo la prelación intelectual del investigador del INECOL.</w:t>
+      </w:r>
+    </w:p>
+    <w:bookmarkEnd w:id="54"/>
+    <w:bookmarkStart w:id="55" w:name="X9e58660a33098b057eb289fe2e9431833795a6d"/>
     <w:p>
       <w:pPr>
         <w:pStyle w:val="Heading3"/>
       </w:pPr>
       <w:r>
-        <w:t xml:space="preserve">4.0.3 3. El Destino de los Metadatos en el Acceso Cerrado/Embargado</w:t>
+        <w:t xml:space="preserve">4.0.2 2. Deslinde de Responsabilidad Legal y Curaduría Técnica</w:t>
       </w:r>
     </w:p>
     <w:p>
@@ -6699,46 +6710,36 @@
         <w:t xml:space="preserve"> </w:t>
       </w:r>
       <w:r>
-        <w:t xml:space="preserve">Sin importar si un archivo está bajo un periodo de embargo (</w:t>
-      </w:r>
-      <w:r>
-        <w:rPr>
+        <w:t xml:space="preserve">Las políticas de Zenodo y los términos del CERN delimitan tajantemente que</w:t>
+      </w:r>
+      <w:r>
+        <w:t xml:space="preserve"> </w:t>
+      </w:r>
+      <w:r>
+        <w:rPr>
+          <w:b/>
+          <w:bCs/>
+        </w:rPr>
+        <w:t xml:space="preserve">la responsabilidad legal, civil y penal del contenido es 100% del usuario (</w:t>
+      </w:r>
+      <w:r>
+        <w:rPr>
+          <w:b/>
+          <w:bCs/>
           <w:i/>
           <w:iCs/>
         </w:rPr>
-        <w:t xml:space="preserve">Restricted Access</w:t>
-      </w:r>
-      <w:r>
-        <w:t xml:space="preserve"> </w:t>
-      </w:r>
-      <w:r>
-        <w:t xml:space="preserve">o</w:t>
-      </w:r>
-      <w:r>
-        <w:t xml:space="preserve"> </w:t>
-      </w:r>
-      <w:r>
-        <w:rPr>
-          <w:i/>
-          <w:iCs/>
-        </w:rPr>
-        <w:t xml:space="preserve">Closed Access</w:t>
-      </w:r>
-      <w:r>
-        <w:t xml:space="preserve">),</w:t>
-      </w:r>
-      <w:r>
-        <w:t xml:space="preserve"> </w:t>
-      </w:r>
-      <w:r>
-        <w:rPr>
-          <w:b/>
-          <w:bCs/>
-        </w:rPr>
-        <w:t xml:space="preserve">los metadatos son SIEMPRE públicos y se licencian bajo CC0 (Dominio Público)</w:t>
-      </w:r>
-      <w:r>
-        <w:t xml:space="preserve">. Esto significa que el mundo científico puede saber que esos datos existen, de qué tratan y quién es el autor, aunque los archivos estén bloqueados temporalmente.</w:t>
+        <w:t xml:space="preserve">uploader</w:t>
+      </w:r>
+      <w:r>
+        <w:rPr>
+          <w:b/>
+          <w:bCs/>
+        </w:rPr>
+        <w:t xml:space="preserve">)</w:t>
+      </w:r>
+      <w:r>
+        <w:t xml:space="preserve">. El curador de datos de Zenodo solo realiza una revisión automatizada/técnica de formatos y metadatos, no un juicio de valor científico ni una auditoría de derechos de autor.</w:t>
       </w:r>
     </w:p>
     <w:p>
@@ -6760,7 +6761,7 @@
         <w:t xml:space="preserve"> </w:t>
       </w:r>
       <w:r>
-        <w:t xml:space="preserve">El</w:t>
+        <w:t xml:space="preserve">Los</w:t>
       </w:r>
       <w:r>
         <w:t xml:space="preserve"> </w:t>
@@ -6770,13 +6771,82 @@
           <w:i/>
           <w:iCs/>
         </w:rPr>
-        <w:t xml:space="preserve">Artículo 15 (Embargo)</w:t>
-      </w:r>
-      <w:r>
-        <w:t xml:space="preserve"> </w:t>
-      </w:r>
-      <w:r>
-        <w:t xml:space="preserve">no aclara qué pasa con la visibilidad del registro durante el bloqueo. Si los datos embargados se vuelven completamente invisibles, el repositorio pierde su capacidad de vinculación y visibilidad internacional.</w:t>
+        <w:t xml:space="preserve">Artículos 17</w:t>
+      </w:r>
+      <w:r>
+        <w:t xml:space="preserve"> </w:t>
+      </w:r>
+      <w:r>
+        <w:t xml:space="preserve">y</w:t>
+      </w:r>
+      <w:r>
+        <w:t xml:space="preserve"> </w:t>
+      </w:r>
+      <w:r>
+        <w:rPr>
+          <w:i/>
+          <w:iCs/>
+        </w:rPr>
+        <w:t xml:space="preserve">18</w:t>
+      </w:r>
+      <w:r>
+        <w:t xml:space="preserve"> </w:t>
+      </w:r>
+      <w:r>
+        <w:t xml:space="preserve">cargan una enorme responsabilidad en el</w:t>
+      </w:r>
+      <w:r>
+        <w:t xml:space="preserve"> </w:t>
+      </w:r>
+      <w:r>
+        <w:t xml:space="preserve">“Responsable de Curaduría de Datos”</w:t>
+      </w:r>
+      <w:r>
+        <w:t xml:space="preserve"> </w:t>
+      </w:r>
+      <w:r>
+        <w:t xml:space="preserve">y en el</w:t>
+      </w:r>
+      <w:r>
+        <w:t xml:space="preserve"> </w:t>
+      </w:r>
+      <w:r>
+        <w:t xml:space="preserve">“Comité”</w:t>
+      </w:r>
+      <w:r>
+        <w:t xml:space="preserve">. Al obligar al curador a procesar</w:t>
+      </w:r>
+      <w:r>
+        <w:t xml:space="preserve"> </w:t>
+      </w:r>
+      <w:r>
+        <w:t xml:space="preserve">“escritos de excepción”</w:t>
+      </w:r>
+      <w:r>
+        <w:t xml:space="preserve"> </w:t>
+      </w:r>
+      <w:r>
+        <w:t xml:space="preserve">(</w:t>
+      </w:r>
+      <w:r>
+        <w:rPr>
+          <w:i/>
+          <w:iCs/>
+        </w:rPr>
+        <w:t xml:space="preserve">Art. 17</w:t>
+      </w:r>
+      <w:r>
+        <w:t xml:space="preserve">) y evaluar riesgos de biopiratería (</w:t>
+      </w:r>
+      <w:r>
+        <w:rPr>
+          <w:i/>
+          <w:iCs/>
+        </w:rPr>
+        <w:t xml:space="preserve">Art. 22</w:t>
+      </w:r>
+      <w:r>
+        <w:t xml:space="preserve">), se corre el riesgo de burocratizar la ingesta, creando un cuello de botella institucional que paralice el servidor.</w:t>
       </w:r>
     </w:p>
     <w:p>
@@ -6798,23 +6868,39 @@
         <w:t xml:space="preserve"> </w:t>
       </w:r>
       <w:r>
-        <w:t xml:space="preserve">Modificar el</w:t>
-      </w:r>
-      <w:r>
-        <w:t xml:space="preserve"> </w:t>
-      </w:r>
-      <w:r>
-        <w:rPr>
-          <w:b/>
-          <w:bCs/>
-        </w:rPr>
-        <w:t xml:space="preserve">Artículo 15</w:t>
-      </w:r>
-      <w:r>
-        <w:t xml:space="preserve"> </w:t>
-      </w:r>
-      <w:r>
-        <w:t xml:space="preserve">para establecer que:</w:t>
+        <w:t xml:space="preserve">El</w:t>
+      </w:r>
+      <w:r>
+        <w:t xml:space="preserve"> </w:t>
+      </w:r>
+      <w:r>
+        <w:rPr>
+          <w:b/>
+          <w:bCs/>
+        </w:rPr>
+        <w:t xml:space="preserve">Artículo 18 (Ingesta)</w:t>
+      </w:r>
+      <w:r>
+        <w:t xml:space="preserve"> </w:t>
+      </w:r>
+      <w:r>
+        <w:t xml:space="preserve">debe incluir una</w:t>
+      </w:r>
+      <w:r>
+        <w:t xml:space="preserve"> </w:t>
+      </w:r>
+      <w:r>
+        <w:rPr>
+          <w:b/>
+          <w:bCs/>
+        </w:rPr>
+        <w:t xml:space="preserve">Declaración de Responsabilidad del Depositario (Cláusula de Indemnidad)</w:t>
+      </w:r>
+      <w:r>
+        <w:t xml:space="preserve"> </w:t>
+      </w:r>
+      <w:r>
+        <w:t xml:space="preserve">en la interfaz de carga (un</w:t>
       </w:r>
       <w:r>
         <w:t xml:space="preserve"> </w:t>
@@ -6824,32 +6910,23 @@
           <w:i/>
           <w:iCs/>
         </w:rPr>
-        <w:t xml:space="preserve">“Durante el periodo de embargo, los metadatos descriptivos del conjunto de datos serán de acceso público inmediato bajo una licencia equivalente a CC0, manteniéndose restringido únicamente el acceso a los archivos de datos primarios o secundarios asociados”</w:t>
-      </w:r>
-      <w:r>
-        <w:t xml:space="preserve">. Esto genera visibilidad y citas para el investigador incluso antes de liberar los datos de manera abierta.</w:t>
-      </w:r>
-    </w:p>
-    <w:bookmarkEnd w:id="54"/>
-    <w:bookmarkStart w:id="55" w:name="X759b13b4a7d9a58cd20c23a6a4871ef2023ce26"/>
+        <w:t xml:space="preserve">checkbox</w:t>
+      </w:r>
+      <w:r>
+        <w:t xml:space="preserve"> </w:t>
+      </w:r>
+      <w:r>
+        <w:t xml:space="preserve">legal obligatorio). El investigador debe firmar bajo protesta de decir verdad que sus datos no violan confidencialidad ni contienen datos personales desanonimizados. El Curador de Datos debe tener un rol meramente operativo, protegiendo al Instituto de responsabilidades por omisiones del personal.</w:t>
+      </w:r>
+    </w:p>
+    <w:bookmarkEnd w:id="55"/>
+    <w:bookmarkStart w:id="56" w:name="Xb6b9af8cd6ff7779318196b98522c429f6b3dfe"/>
     <w:p>
       <w:pPr>
         <w:pStyle w:val="Heading3"/>
       </w:pPr>
       <w:r>
-        <w:t xml:space="preserve">4.0.4 4. Sostenibilidad Financiera y el</w:t>
-      </w:r>
-      <w:r>
-        <w:t xml:space="preserve"> </w:t>
-      </w:r>
-      <w:r>
-        <w:t xml:space="preserve">“Ciclo de Vida”</w:t>
-      </w:r>
-      <w:r>
-        <w:t xml:space="preserve"> </w:t>
-      </w:r>
-      <w:r>
-        <w:t xml:space="preserve">de la Infraestructura</w:t>
+        <w:t xml:space="preserve">4.0.3 3. El Destino de los Metadatos en el Acceso Cerrado/Embargado</w:t>
       </w:r>
     </w:p>
     <w:p>
@@ -6865,29 +6942,52 @@
           <w:b/>
           <w:bCs/>
         </w:rPr>
-        <w:t xml:space="preserve">Lo que hace el CERN (Circular Operacional No. 11):</w:t>
-      </w:r>
-      <w:r>
-        <w:t xml:space="preserve"> </w:t>
-      </w:r>
-      <w:r>
-        <w:t xml:space="preserve">El CERN blinda a Zenodo vinculando su existencia a la propia vida institucional de la organización (mínimo 20 años garantizados contractualmente), utilizando una arquitectura de almacenamiento masivo redundante y almacenamiento en cintas magnéticas</w:t>
-      </w:r>
-      <w:r>
-        <w:t xml:space="preserve"> </w:t>
+        <w:t xml:space="preserve">Lo que hace Zenodo:</w:t>
+      </w:r>
+      <w:r>
+        <w:t xml:space="preserve"> </w:t>
+      </w:r>
+      <w:r>
+        <w:t xml:space="preserve">Sin importar si un archivo está bajo un periodo de embargo (</w:t>
       </w:r>
       <w:r>
         <w:rPr>
           <w:i/>
           <w:iCs/>
         </w:rPr>
-        <w:t xml:space="preserve">offline</w:t>
-      </w:r>
-      <w:r>
-        <w:t xml:space="preserve"> </w:t>
-      </w:r>
-      <w:r>
-        <w:t xml:space="preserve">que reduce drásticamente los costos de mantenimiento de servidores activos.</w:t>
+        <w:t xml:space="preserve">Restricted Access</w:t>
+      </w:r>
+      <w:r>
+        <w:t xml:space="preserve"> </w:t>
+      </w:r>
+      <w:r>
+        <w:t xml:space="preserve">o</w:t>
+      </w:r>
+      <w:r>
+        <w:t xml:space="preserve"> </w:t>
+      </w:r>
+      <w:r>
+        <w:rPr>
+          <w:i/>
+          <w:iCs/>
+        </w:rPr>
+        <w:t xml:space="preserve">Closed Access</w:t>
+      </w:r>
+      <w:r>
+        <w:t xml:space="preserve">),</w:t>
+      </w:r>
+      <w:r>
+        <w:t xml:space="preserve"> </w:t>
+      </w:r>
+      <w:r>
+        <w:rPr>
+          <w:b/>
+          <w:bCs/>
+        </w:rPr>
+        <w:t xml:space="preserve">los metadatos son SIEMPRE públicos y se licencian bajo CC0 (Dominio Público)</w:t>
+      </w:r>
+      <w:r>
+        <w:t xml:space="preserve">. Esto significa que el mundo científico puede saber que esos datos existen, de qué tratan y quién es el autor, aunque los archivos estén bloqueados temporalmente.</w:t>
       </w:r>
     </w:p>
     <w:p>
@@ -6919,19 +7019,13 @@
           <w:i/>
           <w:iCs/>
         </w:rPr>
-        <w:t xml:space="preserve">Artículo 4, fracción I</w:t>
-      </w:r>
-      <w:r>
-        <w:t xml:space="preserve">, compromete a la Dirección General a garantizar una partida presupuestal anual</w:t>
-      </w:r>
-      <w:r>
-        <w:t xml:space="preserve"> </w:t>
-      </w:r>
-      <w:r>
-        <w:t xml:space="preserve">“en la medida de la disponibilidad presupuestal”</w:t>
-      </w:r>
-      <w:r>
-        <w:t xml:space="preserve">. En el contexto de la administración pública mexicana, etiquetar presupuestos para TI de forma anual es altamente inestable ante los cambios de administración o recortes federales.</w:t>
+        <w:t xml:space="preserve">Artículo 15 (Embargo)</w:t>
+      </w:r>
+      <w:r>
+        <w:t xml:space="preserve"> </w:t>
+      </w:r>
+      <w:r>
+        <w:t xml:space="preserve">no aclara qué pasa con la visibilidad del registro durante el bloqueo. Si los datos embargados se vuelven completamente invisibles, el repositorio pierde su capacidad de vinculación y visibilidad internacional.</w:t>
       </w:r>
     </w:p>
     <w:p>
@@ -6953,33 +7047,23 @@
         <w:t xml:space="preserve"> </w:t>
       </w:r>
       <w:r>
-        <w:t xml:space="preserve">En el</w:t>
-      </w:r>
-      <w:r>
-        <w:t xml:space="preserve"> </w:t>
-      </w:r>
-      <w:r>
-        <w:rPr>
-          <w:b/>
-          <w:bCs/>
-        </w:rPr>
-        <w:t xml:space="preserve">Artículo 23 (Conservación a largo plazo)</w:t>
-      </w:r>
-      <w:r>
-        <w:t xml:space="preserve">, se debe mandatar el diseño de una</w:t>
-      </w:r>
-      <w:r>
-        <w:t xml:space="preserve"> </w:t>
-      </w:r>
-      <w:r>
-        <w:rPr>
-          <w:b/>
-          <w:bCs/>
-        </w:rPr>
-        <w:t xml:space="preserve">arquitectura de almacenamiento híbrida o descentralizada</w:t>
-      </w:r>
-      <w:r>
-        <w:t xml:space="preserve">. El INECOL debe prever esquemas de interoperabilidad y respaldos cruzados con repositorios institucionales de otros CPIs de la Secihti o el Repositorio Nacional. Si el servidor físico del INECOL carece de presupuesto un año, el plan de contingencia del</w:t>
+        <w:t xml:space="preserve">Modificar el</w:t>
+      </w:r>
+      <w:r>
+        <w:t xml:space="preserve"> </w:t>
+      </w:r>
+      <w:r>
+        <w:rPr>
+          <w:b/>
+          <w:bCs/>
+        </w:rPr>
+        <w:t xml:space="preserve">Artículo 15</w:t>
+      </w:r>
+      <w:r>
+        <w:t xml:space="preserve"> </w:t>
+      </w:r>
+      <w:r>
+        <w:t xml:space="preserve">para establecer que:</w:t>
       </w:r>
       <w:r>
         <w:t xml:space="preserve"> </w:t>
@@ -6989,20 +7073,32 @@
           <w:i/>
           <w:iCs/>
         </w:rPr>
-        <w:t xml:space="preserve">Artículo 4, fracción II</w:t>
-      </w:r>
-      <w:r>
-        <w:t xml:space="preserve">, debe activarse mediante espejos federados de almacenamiento para garantizar la persistencia del patrimonio científico.</w:t>
-      </w:r>
-    </w:p>
-    <w:bookmarkEnd w:id="55"/>
-    <w:bookmarkStart w:id="57" w:name="Xdc44c27b2e5685044753f9c3927c7b893e0f0c6"/>
-    <w:p>
-      <w:pPr>
-        <w:pStyle w:val="Heading2"/>
-      </w:pPr>
-      <w:r>
-        <w:t xml:space="preserve">4.1 Sugerencias concretas para Enriquecer la propuesta</w:t>
+        <w:t xml:space="preserve">“Durante el periodo de embargo, los metadatos descriptivos del conjunto de datos serán de acceso público inmediato bajo una licencia equivalente a CC0, manteniéndose restringido únicamente el acceso a los archivos de datos primarios o secundarios asociados”</w:t>
+      </w:r>
+      <w:r>
+        <w:t xml:space="preserve">. Esto genera visibilidad y citas para el investigador incluso antes de liberar los datos de manera abierta.</w:t>
+      </w:r>
+    </w:p>
+    <w:bookmarkEnd w:id="56"/>
+    <w:bookmarkStart w:id="57" w:name="X759b13b4a7d9a58cd20c23a6a4871ef2023ce26"/>
+    <w:p>
+      <w:pPr>
+        <w:pStyle w:val="Heading3"/>
+      </w:pPr>
+      <w:r>
+        <w:t xml:space="preserve">4.0.4 4. Sostenibilidad Financiera y el</w:t>
+      </w:r>
+      <w:r>
+        <w:t xml:space="preserve"> </w:t>
+      </w:r>
+      <w:r>
+        <w:t xml:space="preserve">“Ciclo de Vida”</w:t>
+      </w:r>
+      <w:r>
+        <w:t xml:space="preserve"> </w:t>
+      </w:r>
+      <w:r>
+        <w:t xml:space="preserve">de la Infraestructura</w:t>
       </w:r>
     </w:p>
     <w:p>
@@ -7018,13 +7114,13 @@
           <w:b/>
           <w:bCs/>
         </w:rPr>
-        <w:t xml:space="preserve">Monetización de Citas, no de Datos:</w:t>
-      </w:r>
-      <w:r>
-        <w:t xml:space="preserve"> </w:t>
-      </w:r>
-      <w:r>
-        <w:t xml:space="preserve">Para mitigar la resistencia del sindicato o del personal investigador de INECOL respecto al</w:t>
+        <w:t xml:space="preserve">Lo que hace el CERN (Circular Operacional No. 11):</w:t>
+      </w:r>
+      <w:r>
+        <w:t xml:space="preserve"> </w:t>
+      </w:r>
+      <w:r>
+        <w:t xml:space="preserve">El CERN blinda a Zenodo vinculando su existencia a la propia vida institucional de la organización (mínimo 20 años garantizados contractualmente), utilizando una arquitectura de almacenamiento masivo redundante y almacenamiento en cintas magnéticas</w:t>
       </w:r>
       <w:r>
         <w:t xml:space="preserve"> </w:t>
@@ -7034,13 +7130,13 @@
           <w:i/>
           <w:iCs/>
         </w:rPr>
-        <w:t xml:space="preserve">Artículo 13</w:t>
-      </w:r>
-      <w:r>
-        <w:t xml:space="preserve"> </w:t>
-      </w:r>
-      <w:r>
-        <w:t xml:space="preserve">(depósito obligatorio), demuestra que un set de datos con DOI en un servidor institucional indexable aumenta hasta en un 25% las citas del artículo científico final asociado.</w:t>
+        <w:t xml:space="preserve">offline</w:t>
+      </w:r>
+      <w:r>
+        <w:t xml:space="preserve"> </w:t>
+      </w:r>
+      <w:r>
+        <w:t xml:space="preserve">que reduce drásticamente los costos de mantenimiento de servidores activos.</w:t>
       </w:r>
     </w:p>
     <w:p>
@@ -7056,128 +7152,83 @@
           <w:b/>
           <w:bCs/>
         </w:rPr>
-        <w:t xml:space="preserve">Evaluación del Desempeño:</w:t>
-      </w:r>
-      <w:r>
-        <w:t xml:space="preserve"> </w:t>
-      </w:r>
-      <w:r>
-        <w:t xml:space="preserve">Sugiere al Comité que el depósito de datos abiertos (con sus DOIs correspondientes) sea considerado explícitamente como un indicador de productividad positiva dentro de los criterios de evaluación interna del personal investigador y técnico del INECOL.</w:t>
-      </w:r>
-    </w:p>
-    <w:bookmarkStart w:id="56" w:name="X8e267c338efdbe71f92923fe4a7670fda865a75"/>
-    <w:p>
-      <w:pPr>
-        <w:pStyle w:val="Heading3"/>
-      </w:pPr>
-      <w:r>
-        <w:t xml:space="preserve">4.1.1 Modificaciones Sugeridas (Inspiradas en Zenodo/CERN)</w:t>
-      </w:r>
-    </w:p>
-    <w:p>
-      <w:pPr>
-        <w:pStyle w:val="FirstParagraph"/>
-      </w:pPr>
-      <w:r>
-        <w:rPr>
-          <w:b/>
-          <w:bCs/>
-        </w:rPr>
-        <w:t xml:space="preserve">Artículo 12. Bis (Inmutabilidad y Versionado).</w:t>
-      </w:r>
-      <w:r>
-        <w:t xml:space="preserve"> </w:t>
-      </w:r>
-      <w:r>
-        <w:t xml:space="preserve">Para garantizar la trazabilidad de la actividad científica y proteger los derechos de autoría del personal del Instituto, todo conjunto de datos publicado en el Servidor de Datos Abiertos recibirá un Identificador de Objeto Digital (DOI) o equivalente persistente. Una vez publicado un registro, los archivos asociados serán inmutables. Cualquier modificación, corrección o adición sustantiva posterior requerirá la generación de una nueva versión del conjunto de datos, la cual recibirá un identificador propio y mantendrá el vínculo histórico con la versión primigenia.</w:t>
-      </w:r>
-    </w:p>
-    <w:p>
-      <w:pPr>
-        <w:pStyle w:val="BodyText"/>
-      </w:pPr>
-      <w:r>
-        <w:rPr>
-          <w:b/>
-          <w:bCs/>
-        </w:rPr>
-        <w:t xml:space="preserve">Artículo 15. (Modificación sobre visibilidad de Metadatos).</w:t>
-      </w:r>
-      <w:r>
-        <w:t xml:space="preserve"> </w:t>
-      </w:r>
-      <w:r>
-        <w:t xml:space="preserve">[…] En todos los casos donde se apruebe un periodo de embargo o una restricción de acceso conforme al Artículo 17, los metadatos descriptivos del conjunto de datos se publicarán de manera inmediata y en acceso abierto bajo la figura de Dominio Público (equivalente a Creative Commons CC0). Únicamente los archivos de datos adjuntos permanecerán restringidos hasta el cumplimiento del plazo estipulado.</w:t>
-      </w:r>
-    </w:p>
-    <w:p>
-      <w:pPr>
-        <w:pStyle w:val="BodyText"/>
-      </w:pPr>
-      <w:r>
-        <w:rPr>
-          <w:b/>
-          <w:bCs/>
-        </w:rPr>
-        <w:t xml:space="preserve">Artículo 18. Bis (Deslinde de Responsabilidad Institucional).</w:t>
-      </w:r>
-      <w:r>
-        <w:t xml:space="preserve"> </w:t>
-      </w:r>
-      <w:r>
-        <w:t xml:space="preserve">El proceso de Ingesta requerirá que la persona Depositaria acepte explícitamente los Términos de Uso del Servidor, mediante los cuales declara, bajo protesta de decir verdad, que posee los derechos, consentimientos o autorizaciones necesarias para la difusión de los datos, deslindando al Instituto de Ecología, A.C., de cualquier reclamación por violaciones a derechos de propiedad intelectual, confidencialidad o normativas de protección de datos personales. La Curaduría de Datos se limitará estrictamente a la verificación técnica de formatos y metadatos, sin que ello convalide legalmente el fondo del contenido depositado.</w:t>
-      </w:r>
-    </w:p>
-    <w:bookmarkEnd w:id="56"/>
-    <w:bookmarkEnd w:id="57"/>
-    <w:bookmarkEnd w:id="58"/>
-    <w:bookmarkStart w:id="62" w:name="Xc2f61c3795a40a48121e131054998b241904a0c"/>
-    <w:p>
-      <w:pPr>
-        <w:pStyle w:val="Heading1"/>
-      </w:pPr>
-      <w:r>
-        <w:t xml:space="preserve">5. Prepublicación de Datos y Artículos de Datos (</w:t>
+        <w:t xml:space="preserve">Brecha en el borrador (INECOL):</w:t>
+      </w:r>
+      <w:r>
+        <w:t xml:space="preserve"> </w:t>
+      </w:r>
+      <w:r>
+        <w:t xml:space="preserve">El</w:t>
+      </w:r>
+      <w:r>
+        <w:t xml:space="preserve"> </w:t>
       </w:r>
       <w:r>
         <w:rPr>
           <w:i/>
           <w:iCs/>
         </w:rPr>
-        <w:t xml:space="preserve">Data Papers</w:t>
-      </w:r>
-      <w:r>
-        <w:t xml:space="preserve">)</w:t>
-      </w:r>
-    </w:p>
-    <w:bookmarkStart w:id="60" w:name="X8a93c840a2af8e9e3adc91e42f49f5217ba3dba"/>
-    <w:p>
-      <w:pPr>
-        <w:pStyle w:val="Heading3"/>
-      </w:pPr>
-      <w:r>
-        <w:t xml:space="preserve">5.0.1 1. La Evolución de la Prepublicación: Del Manuscrito al Dato Crudo</w:t>
-      </w:r>
-    </w:p>
-    <w:p>
-      <w:pPr>
-        <w:pStyle w:val="FirstParagraph"/>
-      </w:pPr>
-      <w:r>
-        <w:t xml:space="preserve">Es probable que haya resistencia del personal investigador respecto a la obligatoriedad/conveniencia de hacer disponibles datos primarios lo antes posible. Esta resistencia también se estimula por las posturas institucionales que no conciben o incorporan proactivamente la noción del</w:t>
-      </w:r>
-      <w:r>
-        <w:t xml:space="preserve"> </w:t>
-      </w:r>
-      <w:r>
-        <w:rPr>
-          <w:b/>
-          <w:bCs/>
-        </w:rPr>
-        <w:t xml:space="preserve">“Data Preprint”</w:t>
-      </w:r>
-      <w:r>
-        <w:t xml:space="preserve">. La literatura científica reciente demuestra que la publicación de conjuntos de datos con identificadores persistentes (DOIs) opera bajo las mismas ventajas que los</w:t>
+        <w:t xml:space="preserve">Artículo 4, fracción I</w:t>
+      </w:r>
+      <w:r>
+        <w:t xml:space="preserve">, compromete a la Dirección General a garantizar una partida presupuestal anual</w:t>
+      </w:r>
+      <w:r>
+        <w:t xml:space="preserve"> </w:t>
+      </w:r>
+      <w:r>
+        <w:t xml:space="preserve">“en la medida de la disponibilidad presupuestal”</w:t>
+      </w:r>
+      <w:r>
+        <w:t xml:space="preserve">. En el contexto de la administración pública mexicana, etiquetar presupuestos para TI de forma anual es altamente inestable ante los cambios de administración o recortes federales.</w:t>
+      </w:r>
+    </w:p>
+    <w:p>
+      <w:pPr>
+        <w:pStyle w:val="Compact"/>
+        <w:numPr>
+          <w:ilvl w:val="0"/>
+          <w:numId w:val="1021"/>
+        </w:numPr>
+      </w:pPr>
+      <w:r>
+        <w:rPr>
+          <w:b/>
+          <w:bCs/>
+        </w:rPr>
+        <w:t xml:space="preserve">Propuesta de precisión mexicana:</w:t>
+      </w:r>
+      <w:r>
+        <w:t xml:space="preserve"> </w:t>
+      </w:r>
+      <w:r>
+        <w:t xml:space="preserve">En el</w:t>
+      </w:r>
+      <w:r>
+        <w:t xml:space="preserve"> </w:t>
+      </w:r>
+      <w:r>
+        <w:rPr>
+          <w:b/>
+          <w:bCs/>
+        </w:rPr>
+        <w:t xml:space="preserve">Artículo 23 (Conservación a largo plazo)</w:t>
+      </w:r>
+      <w:r>
+        <w:t xml:space="preserve">, se debe mandatar el diseño de una</w:t>
+      </w:r>
+      <w:r>
+        <w:t xml:space="preserve"> </w:t>
+      </w:r>
+      <w:r>
+        <w:rPr>
+          <w:b/>
+          <w:bCs/>
+        </w:rPr>
+        <w:t xml:space="preserve">arquitectura de almacenamiento híbrida o descentralizada</w:t>
+      </w:r>
+      <w:r>
+        <w:t xml:space="preserve">. El INECOL debe prever esquemas de interoperabilidad y respaldos cruzados con repositorios institucionales de otros CPIs de la Secihti o el Repositorio Nacional. Si el servidor físico del INECOL carece de presupuesto un año, el plan de contingencia del</w:t>
       </w:r>
       <w:r>
         <w:t xml:space="preserve"> </w:t>
@@ -7187,222 +7238,20 @@
           <w:i/>
           <w:iCs/>
         </w:rPr>
-        <w:t xml:space="preserve">preprints de manuscritos</w:t>
-      </w:r>
-      <w:r>
-        <w:t xml:space="preserve">: salvaguarda la prioridad intelectual del autor, facilita la retroalimentación temprana de la comunidad y previene el plagio al dotar al set de datos de una huella digital inmutable y citable</w:t>
-      </w:r>
-      <w:r>
-        <w:t xml:space="preserve"> </w:t>
-      </w:r>
-      <w:r>
-        <w:t xml:space="preserve">(Gomes et al. 2022)</w:t>
-      </w:r>
-      <w:r>
-        <w:t xml:space="preserve">.</w:t>
-      </w:r>
-      <w:r>
-        <w:t xml:space="preserve"> </w:t>
-      </w:r>
-      <w:r>
-        <w:t xml:space="preserve">Este concepto de</w:t>
-      </w:r>
-      <w:r>
-        <w:t xml:space="preserve"> </w:t>
-      </w:r>
-      <w:r>
-        <w:rPr>
-          <w:i/>
-          <w:iCs/>
-        </w:rPr>
-        <w:t xml:space="preserve">prepublicación</w:t>
-      </w:r>
-      <w:r>
-        <w:t xml:space="preserve">, va ganando validez en el contexto de las editoriales académicas tradicionales (incluyendo, por ejemplo, las políticas históricas de</w:t>
-      </w:r>
-      <w:r>
-        <w:t xml:space="preserve"> </w:t>
-      </w:r>
-      <w:r>
-        <w:rPr>
-          <w:i/>
-          <w:iCs/>
-        </w:rPr>
-        <w:t xml:space="preserve">Proceedings of the National Academy of Sciences - PNAS</w:t>
-      </w:r>
-      <w:r>
-        <w:t xml:space="preserve">). Lejos de ser los</w:t>
-      </w:r>
-      <w:r>
-        <w:t xml:space="preserve"> </w:t>
-      </w:r>
-      <w:r>
-        <w:rPr>
-          <w:b/>
-          <w:bCs/>
-        </w:rPr>
-        <w:t xml:space="preserve">PNAS</w:t>
-      </w:r>
-      <w:r>
-        <w:t xml:space="preserve"> </w:t>
-      </w:r>
-      <w:r>
-        <w:t xml:space="preserve">una excepción, se aprecia que la postura ya se ha estandarizado en la industria:</w:t>
-      </w:r>
-      <w:r>
-        <w:t xml:space="preserve"> </w:t>
-      </w:r>
-      <w:r>
-        <w:rPr>
-          <w:b/>
-          <w:bCs/>
-        </w:rPr>
-        <w:t xml:space="preserve">Springer Nature</w:t>
-      </w:r>
-      <w:r>
-        <w:t xml:space="preserve"> </w:t>
-      </w:r>
-      <w:r>
-        <w:t xml:space="preserve">fomenta la triada de apertura (manuscrito, código y datos) a través de plataformas como</w:t>
-      </w:r>
-      <w:r>
-        <w:t xml:space="preserve"> </w:t>
-      </w:r>
-      <w:r>
-        <w:rPr>
-          <w:i/>
-          <w:iCs/>
-        </w:rPr>
-        <w:t xml:space="preserve">Scientific Data</w:t>
-      </w:r>
-      <w:r>
-        <w:t xml:space="preserve">;</w:t>
-      </w:r>
-      <w:r>
-        <w:t xml:space="preserve"> </w:t>
-      </w:r>
-      <w:r>
-        <w:rPr>
-          <w:b/>
-          <w:bCs/>
-        </w:rPr>
-        <w:t xml:space="preserve">Elsevier</w:t>
-      </w:r>
-      <w:r>
-        <w:t xml:space="preserve"> </w:t>
-      </w:r>
-      <w:r>
-        <w:t xml:space="preserve">integra el ecosistema de prepublicación con revistas exclusivas de descripción técnica como</w:t>
-      </w:r>
-      <w:r>
-        <w:t xml:space="preserve"> </w:t>
-      </w:r>
-      <w:r>
-        <w:rPr>
-          <w:i/>
-          <w:iCs/>
-        </w:rPr>
-        <w:t xml:space="preserve">Data in Brief</w:t>
-      </w:r>
-      <w:r>
-        <w:t xml:space="preserve">; y</w:t>
-      </w:r>
-      <w:r>
-        <w:t xml:space="preserve"> </w:t>
-      </w:r>
-      <w:r>
-        <w:rPr>
-          <w:b/>
-          <w:bCs/>
-        </w:rPr>
-        <w:t xml:space="preserve">Wiley</w:t>
-      </w:r>
-      <w:r>
-        <w:t xml:space="preserve"> </w:t>
-      </w:r>
-      <w:r>
-        <w:t xml:space="preserve">estipula explícitamente que el depósito en repositorios institucionales no invalida la novedad del manuscrito. En la frontera de la ciencia abierta, los</w:t>
-      </w:r>
-      <w:r>
-        <w:t xml:space="preserve"> </w:t>
-      </w:r>
-      <w:r>
-        <w:rPr>
-          <w:b/>
-          <w:bCs/>
-        </w:rPr>
-        <w:t xml:space="preserve">data preprints</w:t>
-      </w:r>
-      <w:r>
-        <w:t xml:space="preserve"> </w:t>
-      </w:r>
-      <w:r>
-        <w:t xml:space="preserve">permiten al investigador registrar la prelación temporal de su esfuerzo en el diseño empírico y el levantamiento de campo o laboratorio de forma independiente a la interpretación de los resultados</w:t>
-      </w:r>
-      <w:r>
-        <w:t xml:space="preserve"> </w:t>
-      </w:r>
-      <w:r>
-        <w:t xml:space="preserve">(Penev 2017)</w:t>
-      </w:r>
-      <w:r>
-        <w:t xml:space="preserve">.</w:t>
-      </w:r>
-    </w:p>
-    <w:p>
-      <w:pPr>
-        <w:pStyle w:val="BodyText"/>
-      </w:pPr>
-      <w:r>
-        <w:t xml:space="preserve">Depositar datos primarios en una infraestructura institucional provista de un Identificador de Objeto Digital (DOI) constituye un acto de publicación científica formal de naturaleza técnica. Estudios recientes demuestran que las prácticas conjuntas de Ciencia Abierta —compartir manuscritos en servidores de prepublicación (</w:t>
-      </w:r>
-      <w:r>
-        <w:rPr>
-          <w:i/>
-          <w:iCs/>
-        </w:rPr>
-        <w:t xml:space="preserve">preprints</w:t>
-      </w:r>
-      <w:r>
-        <w:t xml:space="preserve">), junto con código fuente y datos crudos en repositorios de confianza— generan un efecto sinérgico que incrementa de forma académicamente significativa el impacto citacional y la visibilidad de los Centros Públicos de Investigación</w:t>
-      </w:r>
-      <w:r>
-        <w:t xml:space="preserve"> </w:t>
-      </w:r>
-      <w:r>
-        <w:t xml:space="preserve">(Colavizza et al. 2024;</w:t>
-      </w:r>
-      <w:r>
-        <w:t xml:space="preserve"> </w:t>
-      </w:r>
-      <w:r>
-        <w:t xml:space="preserve">Kuehna et al.</w:t>
-      </w:r>
-      <w:r>
-        <w:t xml:space="preserve"> </w:t>
-      </w:r>
-      <w:r>
-        <w:t xml:space="preserve">2024)</w:t>
-      </w:r>
-      <w:r>
-        <w:t xml:space="preserve">.</w:t>
-      </w:r>
-    </w:p>
-    <w:bookmarkStart w:id="59" w:name="Xb5d00a5f3d726f6a7d8a3f6d5d595aeaf953455"/>
-    <w:p>
-      <w:pPr>
-        <w:pStyle w:val="Heading5"/>
-      </w:pPr>
-      <w:r>
-        <w:t xml:space="preserve">5.0.1.0.1 Evidencia Empírica sobre el Impacto Citacional de la Ciencia Abierta</w:t>
-      </w:r>
-    </w:p>
-    <w:p>
-      <w:pPr>
-        <w:pStyle w:val="FirstParagraph"/>
-      </w:pPr>
-      <w:r>
-        <w:t xml:space="preserve">La afirmación de que el depósito de datos y código genera un efecto sinérgico en la visibilidad institucional no es una postura meramente ideológica, sino un hecho respaldado por la cienciometría contemporánea. Al estructurar el Servidor de Datos Abiertos del INECOL, se debe hacer hincapié en que la apertura no penaliza el rendimiento académico, sino que lo potencia a través de tres mecanismos clave:</w:t>
+        <w:t xml:space="preserve">Artículo 4, fracción II</w:t>
+      </w:r>
+      <w:r>
+        <w:t xml:space="preserve">, debe activarse mediante espejos federados de almacenamiento para garantizar la persistencia del patrimonio científico.</w:t>
+      </w:r>
+    </w:p>
+    <w:bookmarkEnd w:id="57"/>
+    <w:bookmarkStart w:id="59" w:name="Xdc44c27b2e5685044753f9c3927c7b893e0f0c6"/>
+    <w:p>
+      <w:pPr>
+        <w:pStyle w:val="Heading2"/>
+      </w:pPr>
+      <w:r>
+        <w:t xml:space="preserve">4.1 Sugerencias concretas para Enriquecer la propuesta</w:t>
       </w:r>
     </w:p>
     <w:p>
@@ -7418,44 +7267,29 @@
           <w:b/>
           <w:bCs/>
         </w:rPr>
-        <w:t xml:space="preserve">La Ventaja de Citación por Datos Compartidos (Data-Sharing Citation Advantage):</w:t>
-      </w:r>
-      <w:r>
-        <w:t xml:space="preserve"> </w:t>
-      </w:r>
-      <w:r>
-        <w:t xml:space="preserve">Estudios robustos a gran escala han demostrado que los artículos de investigación que vinculan formalmente sus datos primarios alojados en un repositorio público (utilizando identificadores persistentes como DOIs) reciben hasta un</w:t>
-      </w:r>
-      <w:r>
-        <w:t xml:space="preserve"> </w:t>
-      </w:r>
-      <w:r>
-        <w:rPr>
-          <w:b/>
-          <w:bCs/>
-        </w:rPr>
-        <w:t xml:space="preserve">25.3% más de citas</w:t>
-      </w:r>
-      <w:r>
-        <w:t xml:space="preserve"> </w:t>
-      </w:r>
-      <w:r>
-        <w:t xml:space="preserve">en promedio que aquellos que mantienen sus datos cerrados o bajo la clásica leyenda</w:t>
-      </w:r>
-      <w:r>
-        <w:t xml:space="preserve"> </w:t>
-      </w:r>
-      <w:r>
-        <w:t xml:space="preserve">“disponibles bajo petición del autor”</w:t>
-      </w:r>
-      <w:r>
-        <w:t xml:space="preserve"> </w:t>
-      </w:r>
-      <w:r>
-        <w:t xml:space="preserve">(Colavizza et al. 2020)</w:t>
-      </w:r>
-      <w:r>
-        <w:t xml:space="preserve">.</w:t>
+        <w:t xml:space="preserve">Monetización de Citas, no de Datos:</w:t>
+      </w:r>
+      <w:r>
+        <w:t xml:space="preserve"> </w:t>
+      </w:r>
+      <w:r>
+        <w:t xml:space="preserve">Para mitigar la resistencia del sindicato o del personal investigador de INECOL respecto al</w:t>
+      </w:r>
+      <w:r>
+        <w:t xml:space="preserve"> </w:t>
+      </w:r>
+      <w:r>
+        <w:rPr>
+          <w:i/>
+          <w:iCs/>
+        </w:rPr>
+        <w:t xml:space="preserve">Artículo 13</w:t>
+      </w:r>
+      <w:r>
+        <w:t xml:space="preserve"> </w:t>
+      </w:r>
+      <w:r>
+        <w:t xml:space="preserve">(depósito obligatorio), demuestra que un set de datos con DOI en un servidor institucional indexable aumenta hasta en un 25% las citas del artículo científico final asociado.</w:t>
       </w:r>
     </w:p>
     <w:p>
@@ -7471,112 +7305,156 @@
           <w:b/>
           <w:bCs/>
         </w:rPr>
-        <w:t xml:space="preserve">El Efecto Sinérgico de la Triada de Apertura:</w:t>
-      </w:r>
-      <w:r>
-        <w:t xml:space="preserve"> </w:t>
-      </w:r>
-      <w:r>
-        <w:t xml:space="preserve">La combinación simultánea de compartir el manuscrito en un servidor de</w:t>
-      </w:r>
-      <w:r>
-        <w:t xml:space="preserve"> </w:t>
+        <w:t xml:space="preserve">Evaluación del Desempeño:</w:t>
+      </w:r>
+      <w:r>
+        <w:t xml:space="preserve"> </w:t>
+      </w:r>
+      <w:r>
+        <w:t xml:space="preserve">Sugiere al Comité que el depósito de datos abiertos (con sus DOIs correspondientes) sea considerado explícitamente como un indicador de productividad positiva dentro de los criterios de evaluación interna del personal investigador y técnico del INECOL.</w:t>
+      </w:r>
+    </w:p>
+    <w:bookmarkStart w:id="58" w:name="X8e267c338efdbe71f92923fe4a7670fda865a75"/>
+    <w:p>
+      <w:pPr>
+        <w:pStyle w:val="Heading3"/>
+      </w:pPr>
+      <w:r>
+        <w:t xml:space="preserve">4.1.1 Modificaciones Sugeridas (Inspiradas en Zenodo/CERN)</w:t>
+      </w:r>
+    </w:p>
+    <w:p>
+      <w:pPr>
+        <w:pStyle w:val="FirstParagraph"/>
+      </w:pPr>
+      <w:r>
+        <w:rPr>
+          <w:b/>
+          <w:bCs/>
+        </w:rPr>
+        <w:t xml:space="preserve">Artículo 12. Bis (Inmutabilidad y Versionado).</w:t>
+      </w:r>
+      <w:r>
+        <w:t xml:space="preserve"> </w:t>
+      </w:r>
+      <w:r>
+        <w:t xml:space="preserve">Para garantizar la trazabilidad de la actividad científica y proteger los derechos de autoría del personal del Instituto, todo conjunto de datos publicado en el Servidor de Datos Abiertos recibirá un Identificador de Objeto Digital (DOI) o equivalente persistente. Una vez publicado un registro, los archivos asociados serán inmutables. Cualquier modificación, corrección o adición sustantiva posterior requerirá la generación de una nueva versión del conjunto de datos, la cual recibirá un identificador propio y mantendrá el vínculo histórico con la versión primigenia.</w:t>
+      </w:r>
+    </w:p>
+    <w:p>
+      <w:pPr>
+        <w:pStyle w:val="BodyText"/>
+      </w:pPr>
+      <w:r>
+        <w:rPr>
+          <w:b/>
+          <w:bCs/>
+        </w:rPr>
+        <w:t xml:space="preserve">Artículo 15. (Modificación sobre visibilidad de Metadatos).</w:t>
+      </w:r>
+      <w:r>
+        <w:t xml:space="preserve"> </w:t>
+      </w:r>
+      <w:r>
+        <w:t xml:space="preserve">[…] En todos los casos donde se apruebe un periodo de embargo o una restricción de acceso conforme al Artículo 17, los metadatos descriptivos del conjunto de datos se publicarán de manera inmediata y en acceso abierto bajo la figura de Dominio Público (equivalente a Creative Commons CC0). Únicamente los archivos de datos adjuntos permanecerán restringidos hasta el cumplimiento del plazo estipulado.</w:t>
+      </w:r>
+    </w:p>
+    <w:p>
+      <w:pPr>
+        <w:pStyle w:val="BodyText"/>
+      </w:pPr>
+      <w:r>
+        <w:rPr>
+          <w:b/>
+          <w:bCs/>
+        </w:rPr>
+        <w:t xml:space="preserve">Artículo 18. Bis (Deslinde de Responsabilidad Institucional).</w:t>
+      </w:r>
+      <w:r>
+        <w:t xml:space="preserve"> </w:t>
+      </w:r>
+      <w:r>
+        <w:t xml:space="preserve">El proceso de Ingesta requerirá que la persona Depositaria acepte explícitamente los Términos de Uso del Servidor, mediante los cuales declara, bajo protesta de decir verdad, que posee los derechos, consentimientos o autorizaciones necesarias para la difusión de los datos, deslindando al Instituto de Ecología, A.C., de cualquier reclamación por violaciones a derechos de propiedad intelectual, confidencialidad o normativas de protección de datos personales. La Curaduría de Datos se limitará estrictamente a la verificación técnica de formatos y metadatos, sin que ello convalide legalmente el fondo del contenido depositado.</w:t>
+      </w:r>
+    </w:p>
+    <w:bookmarkEnd w:id="58"/>
+    <w:bookmarkEnd w:id="59"/>
+    <w:bookmarkEnd w:id="60"/>
+    <w:bookmarkStart w:id="64" w:name="Xc2f61c3795a40a48121e131054998b241904a0c"/>
+    <w:p>
+      <w:pPr>
+        <w:pStyle w:val="Heading1"/>
+      </w:pPr>
+      <w:r>
+        <w:t xml:space="preserve">5. Prepublicación de Datos y Artículos de Datos (</w:t>
       </w:r>
       <w:r>
         <w:rPr>
           <w:i/>
           <w:iCs/>
         </w:rPr>
-        <w:t xml:space="preserve">preprints</w:t>
-      </w:r>
-      <w:r>
-        <w:t xml:space="preserve">, el código fuente institucional (scripts de R, Python o flujos de trabajo de Snakemake) y los datos abiertos en un repositorio de confianza, maximiza de manera estadísticamente significativa la velocidad de difusión y el impacto citacional global de los investigadores adscritos a centros de investigación</w:t>
-      </w:r>
-      <w:r>
-        <w:t xml:space="preserve"> </w:t>
-      </w:r>
-      <w:r>
-        <w:t xml:space="preserve">(Colavizza et al. 2024)</w:t>
-      </w:r>
-      <w:r>
-        <w:t xml:space="preserve">.</w:t>
-      </w:r>
-    </w:p>
-    <w:p>
-      <w:pPr>
-        <w:pStyle w:val="Compact"/>
-        <w:numPr>
-          <w:ilvl w:val="0"/>
-          <w:numId w:val="1022"/>
-        </w:numPr>
-      </w:pPr>
-      <w:r>
-        <w:rPr>
-          <w:b/>
-          <w:bCs/>
-        </w:rPr>
-        <w:t xml:space="preserve">Validación Editorial Global:</w:t>
-      </w:r>
-      <w:r>
-        <w:t xml:space="preserve"> </w:t>
-      </w:r>
-      <w:r>
-        <w:t xml:space="preserve">Grandes consorcios editoriales y hojas de ruta internacionales han estandarizado la citación de datos (</w:t>
+        <w:t xml:space="preserve">Data Papers</w:t>
+      </w:r>
+      <w:r>
+        <w:t xml:space="preserve">)</w:t>
+      </w:r>
+    </w:p>
+    <w:bookmarkStart w:id="62" w:name="X8a93c840a2af8e9e3adc91e42f49f5217ba3dba"/>
+    <w:p>
+      <w:pPr>
+        <w:pStyle w:val="Heading3"/>
+      </w:pPr>
+      <w:r>
+        <w:t xml:space="preserve">5.0.1 1. La Evolución de la Prepublicación: Del Manuscrito al Dato Crudo</w:t>
+      </w:r>
+    </w:p>
+    <w:p>
+      <w:pPr>
+        <w:pStyle w:val="FirstParagraph"/>
+      </w:pPr>
+      <w:r>
+        <w:t xml:space="preserve">Es probable que haya resistencia del personal investigador respecto a la obligatoriedad/conveniencia de hacer disponibles datos primarios lo antes posible. Esta resistencia también se estimula por las posturas institucionales que no conciben o incorporan proactivamente la noción del</w:t>
+      </w:r>
+      <w:r>
+        <w:t xml:space="preserve"> </w:t>
+      </w:r>
+      <w:r>
+        <w:rPr>
+          <w:b/>
+          <w:bCs/>
+        </w:rPr>
+        <w:t xml:space="preserve">“Data Preprint”</w:t>
+      </w:r>
+      <w:r>
+        <w:t xml:space="preserve">. La literatura científica reciente demuestra que la publicación de conjuntos de datos con identificadores persistentes (DOIs) opera bajo las mismas ventajas que los</w:t>
+      </w:r>
+      <w:r>
+        <w:t xml:space="preserve"> </w:t>
       </w:r>
       <w:r>
         <w:rPr>
           <w:i/>
           <w:iCs/>
         </w:rPr>
-        <w:t xml:space="preserve">Data Citation</w:t>
-      </w:r>
-      <w:r>
-        <w:t xml:space="preserve">), elevando el depósito de datos crudos al rango de</w:t>
-      </w:r>
-      <w:r>
-        <w:t xml:space="preserve"> </w:t>
-      </w:r>
-      <w:r>
-        <w:rPr>
-          <w:b/>
-          <w:bCs/>
-        </w:rPr>
-        <w:t xml:space="preserve">entidad académica independiente y citable</w:t>
-      </w:r>
-      <w:r>
-        <w:t xml:space="preserve">, exactamente igual que un artículo tradicional</w:t>
-      </w:r>
-      <w:r>
-        <w:t xml:space="preserve"> </w:t>
-      </w:r>
-      <w:r>
-        <w:t xml:space="preserve">(Cousijn et al. 2018)</w:t>
+        <w:t xml:space="preserve">preprints de manuscritos</w:t>
+      </w:r>
+      <w:r>
+        <w:t xml:space="preserve">: salvaguarda la prioridad intelectual del autor, facilita la retroalimentación temprana de la comunidad y previene el plagio al dotar al set de datos de una huella digital inmutable y citable</w:t>
+      </w:r>
+      <w:r>
+        <w:t xml:space="preserve"> </w:t>
+      </w:r>
+      <w:r>
+        <w:t xml:space="preserve">(Gomes et al. 2022)</w:t>
       </w:r>
       <w:r>
         <w:t xml:space="preserve">.</w:t>
       </w:r>
-    </w:p>
-    <w:bookmarkEnd w:id="59"/>
-    <w:bookmarkEnd w:id="60"/>
-    <w:bookmarkStart w:id="61" w:name="X6ffc653eb435ac1ed8481dd44f01a9004658731"/>
-    <w:p>
-      <w:pPr>
-        <w:pStyle w:val="Heading3"/>
-      </w:pPr>
-      <w:r>
-        <w:t xml:space="preserve">5.0.2 2. Los</w:t>
-      </w:r>
-      <w:r>
-        <w:t xml:space="preserve"> </w:t>
-      </w:r>
-      <w:r>
-        <w:t xml:space="preserve">“Data Papers”</w:t>
-      </w:r>
-      <w:r>
-        <w:t xml:space="preserve"> </w:t>
-      </w:r>
-      <w:r>
-        <w:t xml:space="preserve">y el Ecosistema de</w:t>
+      <w:r>
+        <w:t xml:space="preserve"> </w:t>
+      </w:r>
+      <w:r>
+        <w:t xml:space="preserve">Este concepto de</w:t>
       </w:r>
       <w:r>
         <w:t xml:space="preserve"> </w:t>
@@ -7586,15 +7464,10 @@
           <w:i/>
           <w:iCs/>
         </w:rPr>
-        <w:t xml:space="preserve">Data in Brief</w:t>
-      </w:r>
-    </w:p>
-    <w:p>
-      <w:pPr>
-        <w:pStyle w:val="FirstParagraph"/>
-      </w:pPr>
-      <w:r>
-        <w:t xml:space="preserve">Para resolver el incentivo de productividad exigido a los investigadores (particularmente relevante en el sistema de evaluación mexicano), la noción de la descripción del dato ha evolucionado hacia revistas dedicadas exclusivamente a los</w:t>
+        <w:t xml:space="preserve">prepublicación</w:t>
+      </w:r>
+      <w:r>
+        <w:t xml:space="preserve">, va ganando validez en el contexto de las editoriales académicas tradicionales (incluyendo, por ejemplo, las políticas históricas de</w:t>
       </w:r>
       <w:r>
         <w:t xml:space="preserve"> </w:t>
@@ -7604,13 +7477,42 @@
           <w:i/>
           <w:iCs/>
         </w:rPr>
-        <w:t xml:space="preserve">Data Papers</w:t>
-      </w:r>
-      <w:r>
-        <w:t xml:space="preserve"> </w:t>
-      </w:r>
-      <w:r>
-        <w:t xml:space="preserve">o</w:t>
+        <w:t xml:space="preserve">Proceedings of the National Academy of Sciences - PNAS</w:t>
+      </w:r>
+      <w:r>
+        <w:t xml:space="preserve">). Lejos de ser los</w:t>
+      </w:r>
+      <w:r>
+        <w:t xml:space="preserve"> </w:t>
+      </w:r>
+      <w:r>
+        <w:rPr>
+          <w:b/>
+          <w:bCs/>
+        </w:rPr>
+        <w:t xml:space="preserve">PNAS</w:t>
+      </w:r>
+      <w:r>
+        <w:t xml:space="preserve"> </w:t>
+      </w:r>
+      <w:r>
+        <w:t xml:space="preserve">una excepción, se aprecia que la postura ya se ha estandarizado en la industria:</w:t>
+      </w:r>
+      <w:r>
+        <w:t xml:space="preserve"> </w:t>
+      </w:r>
+      <w:r>
+        <w:rPr>
+          <w:b/>
+          <w:bCs/>
+        </w:rPr>
+        <w:t xml:space="preserve">Springer Nature</w:t>
+      </w:r>
+      <w:r>
+        <w:t xml:space="preserve"> </w:t>
+      </w:r>
+      <w:r>
+        <w:t xml:space="preserve">fomenta la triada de apertura (manuscrito, código y datos) a través de plataformas como</w:t>
       </w:r>
       <w:r>
         <w:t xml:space="preserve"> </w:t>
@@ -7620,10 +7522,26 @@
           <w:i/>
           <w:iCs/>
         </w:rPr>
-        <w:t xml:space="preserve">Data Descriptors</w:t>
-      </w:r>
-      <w:r>
-        <w:t xml:space="preserve">, siendo</w:t>
+        <w:t xml:space="preserve">Scientific Data</w:t>
+      </w:r>
+      <w:r>
+        <w:t xml:space="preserve">;</w:t>
+      </w:r>
+      <w:r>
+        <w:t xml:space="preserve"> </w:t>
+      </w:r>
+      <w:r>
+        <w:rPr>
+          <w:b/>
+          <w:bCs/>
+        </w:rPr>
+        <w:t xml:space="preserve">Elsevier</w:t>
+      </w:r>
+      <w:r>
+        <w:t xml:space="preserve"> </w:t>
+      </w:r>
+      <w:r>
+        <w:t xml:space="preserve">integra el ecosistema de prepublicación con revistas exclusivas de descripción técnica como</w:t>
       </w:r>
       <w:r>
         <w:t xml:space="preserve"> </w:t>
@@ -7636,200 +7554,96 @@
         <w:t xml:space="preserve">Data in Brief</w:t>
       </w:r>
       <w:r>
-        <w:t xml:space="preserve"> </w:t>
-      </w:r>
-      <w:r>
-        <w:t xml:space="preserve">(Elsevier) y</w:t>
-      </w:r>
-      <w:r>
-        <w:t xml:space="preserve"> </w:t>
+        <w:t xml:space="preserve">; y</w:t>
+      </w:r>
+      <w:r>
+        <w:t xml:space="preserve"> </w:t>
+      </w:r>
+      <w:r>
+        <w:rPr>
+          <w:b/>
+          <w:bCs/>
+        </w:rPr>
+        <w:t xml:space="preserve">Wiley</w:t>
+      </w:r>
+      <w:r>
+        <w:t xml:space="preserve"> </w:t>
+      </w:r>
+      <w:r>
+        <w:t xml:space="preserve">estipula explícitamente que el depósito en repositorios institucionales no invalida la novedad del manuscrito. En la frontera de la ciencia abierta, los</w:t>
+      </w:r>
+      <w:r>
+        <w:t xml:space="preserve"> </w:t>
+      </w:r>
+      <w:r>
+        <w:rPr>
+          <w:b/>
+          <w:bCs/>
+        </w:rPr>
+        <w:t xml:space="preserve">data preprints</w:t>
+      </w:r>
+      <w:r>
+        <w:t xml:space="preserve"> </w:t>
+      </w:r>
+      <w:r>
+        <w:t xml:space="preserve">permiten al investigador registrar la prelación temporal de su esfuerzo en el diseño empírico y el levantamiento de campo o laboratorio de forma independiente a la interpretación de los resultados</w:t>
+      </w:r>
+      <w:r>
+        <w:t xml:space="preserve"> </w:t>
+      </w:r>
+      <w:r>
+        <w:t xml:space="preserve">(Penev 2017)</w:t>
+      </w:r>
+      <w:r>
+        <w:t xml:space="preserve">.</w:t>
+      </w:r>
+    </w:p>
+    <w:p>
+      <w:pPr>
+        <w:pStyle w:val="BodyText"/>
+      </w:pPr>
+      <w:r>
+        <w:t xml:space="preserve">Depositar datos primarios en una infraestructura institucional provista de un Identificador de Objeto Digital (DOI) constituye un acto de publicación científica formal de naturaleza técnica. Estudios recientes demuestran que las prácticas conjuntas de Ciencia Abierta —compartir manuscritos en servidores de prepublicación (</w:t>
       </w:r>
       <w:r>
         <w:rPr>
           <w:i/>
           <w:iCs/>
         </w:rPr>
-        <w:t xml:space="preserve">Scientific Data</w:t>
-      </w:r>
-      <w:r>
-        <w:t xml:space="preserve"> </w:t>
-      </w:r>
-      <w:r>
-        <w:t xml:space="preserve">(Springer Nature) los máximos exponentes</w:t>
-      </w:r>
-      <w:r>
-        <w:t xml:space="preserve"> </w:t>
-      </w:r>
-      <w:r>
-        <w:t xml:space="preserve">(Thelwall 2020; Cousijn et al. 2018)</w:t>
+        <w:t xml:space="preserve">preprints</w:t>
+      </w:r>
+      <w:r>
+        <w:t xml:space="preserve">), junto con código fuente y datos crudos en repositorios de confianza— generan un efecto sinérgico que incrementa de forma académicamente significativa el impacto citacional y la visibilidad de los Centros Públicos de Investigación</w:t>
+      </w:r>
+      <w:r>
+        <w:t xml:space="preserve"> </w:t>
+      </w:r>
+      <w:r>
+        <w:t xml:space="preserve">(Colavizza et al. 2024;</w:t>
+      </w:r>
+      <w:r>
+        <w:t xml:space="preserve"> </w:t>
+      </w:r>
+      <w:r>
+        <w:t xml:space="preserve">Kuehna et al.</w:t>
+      </w:r>
+      <w:r>
+        <w:t xml:space="preserve"> </w:t>
+      </w:r>
+      <w:r>
+        <w:t xml:space="preserve">2024)</w:t>
       </w:r>
       <w:r>
         <w:t xml:space="preserve">.</w:t>
       </w:r>
     </w:p>
-    <w:p>
-      <w:pPr>
-        <w:pStyle w:val="BodyText"/>
-      </w:pPr>
-      <w:r>
-        <w:t xml:space="preserve">Un</w:t>
-      </w:r>
-      <w:r>
-        <w:t xml:space="preserve"> </w:t>
-      </w:r>
-      <w:r>
-        <w:rPr>
-          <w:i/>
-          <w:iCs/>
-        </w:rPr>
-        <w:t xml:space="preserve">Data Paper</w:t>
-      </w:r>
-      <w:r>
-        <w:t xml:space="preserve"> </w:t>
-      </w:r>
-      <w:r>
-        <w:t xml:space="preserve">(como los publicados en</w:t>
-      </w:r>
-      <w:r>
-        <w:t xml:space="preserve"> </w:t>
-      </w:r>
-      <w:r>
-        <w:rPr>
-          <w:i/>
-          <w:iCs/>
-        </w:rPr>
-        <w:t xml:space="preserve">Data in Brief</w:t>
-      </w:r>
-      <w:r>
-        <w:t xml:space="preserve">) no interpreta hallazgos ni concluye hipótesis; se limita a describir exhaustivamente el</w:t>
-      </w:r>
-      <w:r>
-        <w:t xml:space="preserve"> </w:t>
-      </w:r>
-      <w:r>
-        <w:t xml:space="preserve">“cómo”</w:t>
-      </w:r>
-      <w:r>
-        <w:t xml:space="preserve">, el</w:t>
-      </w:r>
-      <w:r>
-        <w:t xml:space="preserve"> </w:t>
-      </w:r>
-      <w:r>
-        <w:t xml:space="preserve">“dónde”</w:t>
-      </w:r>
-      <w:r>
-        <w:t xml:space="preserve"> </w:t>
-      </w:r>
-      <w:r>
-        <w:t xml:space="preserve">y el</w:t>
-      </w:r>
-      <w:r>
-        <w:t xml:space="preserve"> </w:t>
-      </w:r>
-      <w:r>
-        <w:t xml:space="preserve">“por qué”</w:t>
-      </w:r>
-      <w:r>
-        <w:t xml:space="preserve"> </w:t>
-      </w:r>
-      <w:r>
-        <w:t xml:space="preserve">del set de datos (metadatos estructurados, control de calidad, diseño experimental)</w:t>
-      </w:r>
-      <w:r>
-        <w:t xml:space="preserve"> </w:t>
-      </w:r>
-      <w:r>
-        <w:t xml:space="preserve">(Thelwall 2020)</w:t>
-      </w:r>
-      <w:r>
-        <w:t xml:space="preserve">. Esto transforma el almacenamiento de datos abiertos de un simple</w:t>
-      </w:r>
-      <w:r>
-        <w:t xml:space="preserve"> </w:t>
-      </w:r>
-      <w:r>
-        <w:t xml:space="preserve">“requisito administrativo de archivo”</w:t>
-      </w:r>
-      <w:r>
-        <w:t xml:space="preserve"> </w:t>
-      </w:r>
-      <w:r>
-        <w:t xml:space="preserve">a un</w:t>
-      </w:r>
-      <w:r>
-        <w:t xml:space="preserve"> </w:t>
-      </w:r>
-      <w:r>
-        <w:rPr>
-          <w:b/>
-          <w:bCs/>
-        </w:rPr>
-        <w:t xml:space="preserve">producto de investigación indexado, citable y con Factor de Impacto autónomo</w:t>
-      </w:r>
-      <w:r>
-        <w:t xml:space="preserve">. Para instituciones como el INECOL, vincular el Servidor de Datos Abiertos con la capacidad de generar estructuras exportables tipo</w:t>
-      </w:r>
-      <w:r>
-        <w:t xml:space="preserve"> </w:t>
-      </w:r>
-      <w:r>
-        <w:rPr>
-          <w:i/>
-          <w:iCs/>
-        </w:rPr>
-        <w:t xml:space="preserve">Data Paper</w:t>
-      </w:r>
-      <w:r>
-        <w:t xml:space="preserve"> </w:t>
-      </w:r>
-      <w:r>
-        <w:t xml:space="preserve">permite al personal técnico y de investigación</w:t>
-      </w:r>
-      <w:r>
-        <w:t xml:space="preserve"> </w:t>
-      </w:r>
-      <w:r>
-        <w:rPr>
-          <w:i/>
-          <w:iCs/>
-        </w:rPr>
-        <w:t xml:space="preserve">poner en valor académicamente</w:t>
-      </w:r>
-      <w:r>
-        <w:t xml:space="preserve"> </w:t>
-      </w:r>
-      <w:r>
-        <w:t xml:space="preserve">su esfuerzo mediante citas directas al set de datos</w:t>
-      </w:r>
-      <w:r>
-        <w:t xml:space="preserve"> </w:t>
-      </w:r>
-      <w:r>
-        <w:t xml:space="preserve">(Zenodo 2024)</w:t>
-      </w:r>
-      <w:r>
-        <w:t xml:space="preserve">.</w:t>
-      </w:r>
-    </w:p>
-    <w:bookmarkEnd w:id="61"/>
-    <w:bookmarkEnd w:id="62"/>
-    <w:bookmarkStart w:id="68" w:name="principios-fair"/>
-    <w:p>
-      <w:pPr>
-        <w:pStyle w:val="Heading1"/>
-      </w:pPr>
-      <w:r>
-        <w:t xml:space="preserve">6. Principios FAIR</w:t>
-      </w:r>
-    </w:p>
-    <w:bookmarkStart w:id="63" w:name="los-principios-fair-como-infraestructura"/>
-    <w:p>
-      <w:pPr>
-        <w:pStyle w:val="Heading3"/>
-      </w:pPr>
-      <w:r>
-        <w:t xml:space="preserve">6.0.1 1. Los Principios FAIR como Infraestructura</w:t>
+    <w:bookmarkStart w:id="61" w:name="Xb5d00a5f3d726f6a7d8a3f6d5d595aeaf953455"/>
+    <w:p>
+      <w:pPr>
+        <w:pStyle w:val="Heading5"/>
+      </w:pPr>
+      <w:r>
+        <w:t xml:space="preserve">5.0.1.0.1 Evidencia Empírica sobre el Impacto Citacional de la Ciencia Abierta</w:t>
       </w:r>
     </w:p>
     <w:p>
@@ -7837,259 +7651,7 @@
         <w:pStyle w:val="FirstParagraph"/>
       </w:pPr>
       <w:r>
-        <w:t xml:space="preserve">La discusión institucional sobre la apertura de datos a menudo se estanca en el dilema de la accesibilidad legal, omitiendo la dimensión de la accesibilidad técnica. Para que el Servidor de Datos Abiertos del INECOL no se convierta en un</w:t>
-      </w:r>
-      <w:r>
-        <w:t xml:space="preserve"> </w:t>
-      </w:r>
-      <w:r>
-        <w:t xml:space="preserve">“cementerio de archivos”</w:t>
-      </w:r>
-      <w:r>
-        <w:t xml:space="preserve"> </w:t>
-      </w:r>
-      <w:r>
-        <w:t xml:space="preserve">estructurados en formatos propietarios aislados (v.gr., hojas de cálculo desorganizadas o PDFs no legibles por máquina), es imperativo adoptar los principios</w:t>
-      </w:r>
-      <w:r>
-        <w:t xml:space="preserve"> </w:t>
-      </w:r>
-      <w:r>
-        <w:rPr>
-          <w:b/>
-          <w:bCs/>
-        </w:rPr>
-        <w:t xml:space="preserve">FAIR (Findable, Accessible, Interoperable, Reusable)</w:t>
-      </w:r>
-      <w:r>
-        <w:t xml:space="preserve"> </w:t>
-      </w:r>
-      <w:r>
-        <w:t xml:space="preserve">como el estándar técnico de gobernanza de la plataforma</w:t>
-      </w:r>
-      <w:r>
-        <w:t xml:space="preserve"> </w:t>
-      </w:r>
-      <w:r>
-        <w:t xml:space="preserve">(</w:t>
-      </w:r>
-      <w:r>
-        <w:t xml:space="preserve">Wilkinson et al.</w:t>
-      </w:r>
-      <w:r>
-        <w:t xml:space="preserve"> </w:t>
-      </w:r>
-      <w:r>
-        <w:t xml:space="preserve">2016)</w:t>
-      </w:r>
-      <w:r>
-        <w:t xml:space="preserve">. Los principios FAIR desplazan el enfoque de la simple visualización humana hacia la</w:t>
-      </w:r>
-      <w:r>
-        <w:t xml:space="preserve"> </w:t>
-      </w:r>
-      <w:r>
-        <w:rPr>
-          <w:b/>
-          <w:bCs/>
-        </w:rPr>
-        <w:t xml:space="preserve">acciónabilidad por máquina</w:t>
-      </w:r>
-      <w:r>
-        <w:t xml:space="preserve">, garantizando que los sistemas computacionales globales puedan localizar, integrar y procesar los conjuntos de datos de manera automatizada</w:t>
-      </w:r>
-      <w:r>
-        <w:t xml:space="preserve"> </w:t>
-      </w:r>
-      <w:r>
-        <w:t xml:space="preserve">(</w:t>
-      </w:r>
-      <w:r>
-        <w:t xml:space="preserve">Wilkinson et al.</w:t>
-      </w:r>
-      <w:r>
-        <w:t xml:space="preserve"> </w:t>
-      </w:r>
-      <w:r>
-        <w:t xml:space="preserve">2016)</w:t>
-      </w:r>
-      <w:r>
-        <w:t xml:space="preserve">.</w:t>
-      </w:r>
-    </w:p>
-    <w:p>
-      <w:pPr>
-        <w:pStyle w:val="BodyText"/>
-      </w:pPr>
-      <w:r>
-        <w:t xml:space="preserve">En las ciencias ecológicas y de la biodiversidad, la implementación de estos principios adquiere un matiz urgente debido a la alta heterogeneidad espacial, temporal y taxonómica de los datos primarios</w:t>
-      </w:r>
-      <w:r>
-        <w:t xml:space="preserve"> </w:t>
-      </w:r>
-      <w:r>
-        <w:t xml:space="preserve">(Jantzen y Vriend 2026; Islam et al. 2024)</w:t>
-      </w:r>
-      <w:r>
-        <w:t xml:space="preserve">. La verdadera riqueza de los datos del INECOL no reside en su almacenamiento aislado, sino en su capacidad de interoperar transfronterizamente para alimentar modelos complejos de cambio climático, degradación de hábitats o gemelos digitales de la biodiversidad</w:t>
-      </w:r>
-      <w:r>
-        <w:t xml:space="preserve"> </w:t>
-      </w:r>
-      <w:r>
-        <w:t xml:space="preserve">(Islam et al. 2024)</w:t>
-      </w:r>
-      <w:r>
-        <w:t xml:space="preserve">. Por ello, el cumplimiento de la</w:t>
-      </w:r>
-      <w:r>
-        <w:t xml:space="preserve"> </w:t>
-      </w:r>
-      <w:r>
-        <w:t xml:space="preserve">“I”</w:t>
-      </w:r>
-      <w:r>
-        <w:t xml:space="preserve"> </w:t>
-      </w:r>
-      <w:r>
-        <w:t xml:space="preserve">y la</w:t>
-      </w:r>
-      <w:r>
-        <w:t xml:space="preserve"> </w:t>
-      </w:r>
-      <w:r>
-        <w:t xml:space="preserve">“R”</w:t>
-      </w:r>
-      <w:r>
-        <w:t xml:space="preserve"> </w:t>
-      </w:r>
-      <w:r>
-        <w:t xml:space="preserve">de FAIR exige que la Ingesta no solo valide la completud de los metadatos mínimos, sino la adopción activa de vocabularios controlados y estándares comunitarios consolidados internacionalmente, tales como el estándar</w:t>
-      </w:r>
-      <w:r>
-        <w:t xml:space="preserve"> </w:t>
-      </w:r>
-      <w:r>
-        <w:rPr>
-          <w:b/>
-          <w:bCs/>
-        </w:rPr>
-        <w:t xml:space="preserve">Darwin Core (DwC)</w:t>
-      </w:r>
-      <w:r>
-        <w:t xml:space="preserve"> </w:t>
-      </w:r>
-      <w:r>
-        <w:t xml:space="preserve">para registros de presencia de especies y el</w:t>
-      </w:r>
-      <w:r>
-        <w:t xml:space="preserve"> </w:t>
-      </w:r>
-      <w:r>
-        <w:rPr>
-          <w:b/>
-          <w:bCs/>
-        </w:rPr>
-        <w:t xml:space="preserve">Ecological Metadata Language (EML)</w:t>
-      </w:r>
-      <w:r>
-        <w:t xml:space="preserve"> </w:t>
-      </w:r>
-      <w:r>
-        <w:t xml:space="preserve">para la descripción de contextos ecológicos</w:t>
-      </w:r>
-      <w:r>
-        <w:t xml:space="preserve"> </w:t>
-      </w:r>
-      <w:r>
-        <w:t xml:space="preserve">(Jantzen y Vriend 2026; Islam et al. 2024)</w:t>
-      </w:r>
-      <w:r>
-        <w:t xml:space="preserve">.</w:t>
-      </w:r>
-    </w:p>
-    <w:p>
-      <w:pPr>
-        <w:pStyle w:val="BodyText"/>
-      </w:pPr>
-      <w:r>
-        <w:t xml:space="preserve">La alineación técnica con el modelo FAIR robustece significativamente la soberanía científica de los Centros Públicos de Investigación en México. Al garantizar metadatos ricos y licencias de uso explícitas (como CC BY 4.0), se remueve la ambigüedad legal y se maximiza el retorno de la inversión pública en términos de visibilidad, redes de colaboración internacional y tasas de citación directa a los datos</w:t>
-      </w:r>
-      <w:r>
-        <w:t xml:space="preserve"> </w:t>
-      </w:r>
-      <w:r>
-        <w:t xml:space="preserve">(Penev et al. 2024; Jantzen y Vriend 2026)</w:t>
-      </w:r>
-      <w:r>
-        <w:t xml:space="preserve">.</w:t>
-      </w:r>
-    </w:p>
-    <w:p>
-      <w:pPr>
-        <w:pStyle w:val="BodyText"/>
-      </w:pPr>
-      <w:r>
-        <w:t xml:space="preserve">Para integrar los principios</w:t>
-      </w:r>
-      <w:r>
-        <w:t xml:space="preserve"> </w:t>
-      </w:r>
-      <w:r>
-        <w:rPr>
-          <w:b/>
-          <w:bCs/>
-        </w:rPr>
-        <w:t xml:space="preserve">FAIR</w:t>
-      </w:r>
-      <w:r>
-        <w:t xml:space="preserve">, el deslinde de responsabilidades y la noción de</w:t>
-      </w:r>
-      <w:r>
-        <w:t xml:space="preserve"> </w:t>
-      </w:r>
-      <w:r>
-        <w:rPr>
-          <w:b/>
-          <w:bCs/>
-        </w:rPr>
-        <w:t xml:space="preserve">prepublicación de datos</w:t>
-      </w:r>
-      <w:r>
-        <w:t xml:space="preserve"> </w:t>
-      </w:r>
-      <w:r>
-        <w:t xml:space="preserve">de forma precisa en la propuesta</w:t>
-      </w:r>
-      <w:r>
-        <w:t xml:space="preserve"> </w:t>
-      </w:r>
-      <w:r>
-        <w:rPr>
-          <w:rStyle w:val="VerbatimChar"/>
-        </w:rPr>
-        <w:t xml:space="preserve">Lineamientos_INECOL_v7.md</w:t>
-      </w:r>
-      <w:r>
-        <w:t xml:space="preserve">, es necesario modificar o adicionar artículos específicos en los capítulos clave en la materia.</w:t>
-      </w:r>
-    </w:p>
-    <w:bookmarkEnd w:id="63"/>
-    <w:bookmarkStart w:id="67" w:name="sugerencias-para-los-lineamientos-inecol"/>
-    <w:p>
-      <w:pPr>
-        <w:pStyle w:val="Heading3"/>
-      </w:pPr>
-      <w:r>
-        <w:t xml:space="preserve">6.0.2 2. Sugerencias para los lineamientos Inecol</w:t>
-      </w:r>
-    </w:p>
-    <w:p>
-      <w:pPr>
-        <w:pStyle w:val="FirstParagraph"/>
-      </w:pPr>
-      <w:r>
-        <w:t xml:space="preserve">En atención a los principios FAIR, considero que es importante incorporar elementos clave de su filosofía en el diseño de nuestros lineamientos. Los principales aspectos que podrían fortalecernos se relaciona con los siguientes argumentos.</w:t>
+        <w:t xml:space="preserve">La afirmación de que el depósito de datos y código genera un efecto sinérgico en la visibilidad institucional no es una postura meramente ideológica, sino un hecho respaldado por la cienciometría contemporánea. Al estructurar el Servidor de Datos Abiertos del INECOL, se debe hacer hincapié en que la apertura no penaliza el rendimiento académico, sino que lo potencia a través de tres mecanismos clave:</w:t>
       </w:r>
     </w:p>
     <w:p>
@@ -8105,29 +7667,44 @@
           <w:b/>
           <w:bCs/>
         </w:rPr>
-        <w:t xml:space="preserve">Desactiva la resistencia de los investigadores:</w:t>
-      </w:r>
-      <w:r>
-        <w:t xml:space="preserve"> </w:t>
-      </w:r>
-      <w:r>
-        <w:t xml:space="preserve">Al ver el depósito obligatorio como un</w:t>
-      </w:r>
-      <w:r>
-        <w:t xml:space="preserve"> </w:t>
-      </w:r>
-      <w:r>
-        <w:rPr>
-          <w:i/>
-          <w:iCs/>
-        </w:rPr>
-        <w:t xml:space="preserve">Data Preprint</w:t>
-      </w:r>
-      <w:r>
-        <w:t xml:space="preserve"> </w:t>
-      </w:r>
-      <w:r>
-        <w:t xml:space="preserve">inmutable con DOI, el personal entiende que el servidor del INECOL protege su autoría frente al plagio antes de enviar el manuscrito a Elsevier, Springer Nature o Wiley.</w:t>
+        <w:t xml:space="preserve">La Ventaja de Citación por Datos Compartidos (Data-Sharing Citation Advantage):</w:t>
+      </w:r>
+      <w:r>
+        <w:t xml:space="preserve"> </w:t>
+      </w:r>
+      <w:r>
+        <w:t xml:space="preserve">Estudios robustos a gran escala han demostrado que los artículos de investigación que vinculan formalmente sus datos primarios alojados en un repositorio público (utilizando identificadores persistentes como DOIs) reciben hasta un</w:t>
+      </w:r>
+      <w:r>
+        <w:t xml:space="preserve"> </w:t>
+      </w:r>
+      <w:r>
+        <w:rPr>
+          <w:b/>
+          <w:bCs/>
+        </w:rPr>
+        <w:t xml:space="preserve">25.3% más de citas</w:t>
+      </w:r>
+      <w:r>
+        <w:t xml:space="preserve"> </w:t>
+      </w:r>
+      <w:r>
+        <w:t xml:space="preserve">en promedio que aquellos que mantienen sus datos cerrados o bajo la clásica leyenda</w:t>
+      </w:r>
+      <w:r>
+        <w:t xml:space="preserve"> </w:t>
+      </w:r>
+      <w:r>
+        <w:t xml:space="preserve">“disponibles bajo petición del autor”</w:t>
+      </w:r>
+      <w:r>
+        <w:t xml:space="preserve"> </w:t>
+      </w:r>
+      <w:r>
+        <w:t xml:space="preserve">(Colavizza et al. 2020)</w:t>
+      </w:r>
+      <w:r>
+        <w:t xml:space="preserve">.</w:t>
       </w:r>
     </w:p>
     <w:p>
@@ -8143,13 +7720,13 @@
           <w:b/>
           <w:bCs/>
         </w:rPr>
-        <w:t xml:space="preserve">Protege al Instituto:</w:t>
-      </w:r>
-      <w:r>
-        <w:t xml:space="preserve"> </w:t>
-      </w:r>
-      <w:r>
-        <w:t xml:space="preserve">Al obligar a firmar el deslinde del</w:t>
+        <w:t xml:space="preserve">El Efecto Sinérgico de la Triada de Apertura:</w:t>
+      </w:r>
+      <w:r>
+        <w:t xml:space="preserve"> </w:t>
+      </w:r>
+      <w:r>
+        <w:t xml:space="preserve">La combinación simultánea de compartir el manuscrito en un servidor de</w:t>
       </w:r>
       <w:r>
         <w:t xml:space="preserve"> </w:t>
@@ -8159,10 +7736,19 @@
           <w:i/>
           <w:iCs/>
         </w:rPr>
-        <w:t xml:space="preserve">Artículo 18 (I)</w:t>
-      </w:r>
-      <w:r>
-        <w:t xml:space="preserve">, el INECOL opera con la misma seguridad jurídica que Zenodo: el curador técnico no se vuelve un policía legal de derechos de autor ni de la veracidad del dato.</w:t>
+        <w:t xml:space="preserve">preprints</w:t>
+      </w:r>
+      <w:r>
+        <w:t xml:space="preserve">, el código fuente institucional (scripts de R, Python o flujos de trabajo de Snakemake) y los datos abiertos en un repositorio de confianza, maximiza de manera estadísticamente significativa la velocidad de difusión y el impacto citacional global de los investigadores adscritos a centros de investigación</w:t>
+      </w:r>
+      <w:r>
+        <w:t xml:space="preserve"> </w:t>
+      </w:r>
+      <w:r>
+        <w:t xml:space="preserve">(Colavizza et al. 2024)</w:t>
+      </w:r>
+      <w:r>
+        <w:t xml:space="preserve">.</w:t>
       </w:r>
     </w:p>
     <w:p>
@@ -8178,29 +7764,68 @@
           <w:b/>
           <w:bCs/>
         </w:rPr>
-        <w:t xml:space="preserve">Evita la obsolescencia:</w:t>
-      </w:r>
-      <w:r>
-        <w:t xml:space="preserve"> </w:t>
-      </w:r>
-      <w:r>
-        <w:t xml:space="preserve">Introducir</w:t>
-      </w:r>
-      <w:r>
-        <w:t xml:space="preserve"> </w:t>
+        <w:t xml:space="preserve">Validación Editorial Global:</w:t>
+      </w:r>
+      <w:r>
+        <w:t xml:space="preserve"> </w:t>
+      </w:r>
+      <w:r>
+        <w:t xml:space="preserve">Grandes consorcios editoriales y hojas de ruta internacionales han estandarizado la citación de datos (</w:t>
       </w:r>
       <w:r>
         <w:rPr>
           <w:i/>
           <w:iCs/>
         </w:rPr>
-        <w:t xml:space="preserve">Darwin Core</w:t>
-      </w:r>
-      <w:r>
-        <w:t xml:space="preserve"> </w:t>
-      </w:r>
-      <w:r>
-        <w:t xml:space="preserve">y</w:t>
+        <w:t xml:space="preserve">Data Citation</w:t>
+      </w:r>
+      <w:r>
+        <w:t xml:space="preserve">), elevando el depósito de datos crudos al rango de</w:t>
+      </w:r>
+      <w:r>
+        <w:t xml:space="preserve"> </w:t>
+      </w:r>
+      <w:r>
+        <w:rPr>
+          <w:b/>
+          <w:bCs/>
+        </w:rPr>
+        <w:t xml:space="preserve">entidad académica independiente y citable</w:t>
+      </w:r>
+      <w:r>
+        <w:t xml:space="preserve">, exactamente igual que un artículo tradicional</w:t>
+      </w:r>
+      <w:r>
+        <w:t xml:space="preserve"> </w:t>
+      </w:r>
+      <w:r>
+        <w:t xml:space="preserve">(Cousijn et al. 2018)</w:t>
+      </w:r>
+      <w:r>
+        <w:t xml:space="preserve">.</w:t>
+      </w:r>
+    </w:p>
+    <w:bookmarkEnd w:id="61"/>
+    <w:bookmarkEnd w:id="62"/>
+    <w:bookmarkStart w:id="63" w:name="X6ffc653eb435ac1ed8481dd44f01a9004658731"/>
+    <w:p>
+      <w:pPr>
+        <w:pStyle w:val="Heading3"/>
+      </w:pPr>
+      <w:r>
+        <w:t xml:space="preserve">5.0.2 2. Los</w:t>
+      </w:r>
+      <w:r>
+        <w:t xml:space="preserve"> </w:t>
+      </w:r>
+      <w:r>
+        <w:t xml:space="preserve">“Data Papers”</w:t>
+      </w:r>
+      <w:r>
+        <w:t xml:space="preserve"> </w:t>
+      </w:r>
+      <w:r>
+        <w:t xml:space="preserve">y el Ecosistema de</w:t>
       </w:r>
       <w:r>
         <w:t xml:space="preserve"> </w:t>
@@ -8210,25 +7835,7 @@
           <w:i/>
           <w:iCs/>
         </w:rPr>
-        <w:t xml:space="preserve">EML</w:t>
-      </w:r>
-      <w:r>
-        <w:t xml:space="preserve"> </w:t>
-      </w:r>
-      <w:r>
-        <w:t xml:space="preserve">garantiza que los datos del INECOL</w:t>
-      </w:r>
-      <w:r>
-        <w:t xml:space="preserve"> </w:t>
-      </w:r>
-      <w:r>
-        <w:t xml:space="preserve">“hablen”</w:t>
-      </w:r>
-      <w:r>
-        <w:t xml:space="preserve"> </w:t>
-      </w:r>
-      <w:r>
-        <w:t xml:space="preserve">el mismo idioma que redes globales de biodiversidad como GBIF, justificando plenamente la inversión del Servidor de Datos Abiertos ante el Comité.</w:t>
+        <w:t xml:space="preserve">Data in Brief</w:t>
       </w:r>
     </w:p>
     <w:p>
@@ -8236,16 +7843,242 @@
         <w:pStyle w:val="FirstParagraph"/>
       </w:pPr>
       <w:r>
-        <w:t xml:space="preserve">En específico, se sugieren los siguientes elementos que vale la pena considerar.</w:t>
-      </w:r>
-    </w:p>
-    <w:bookmarkStart w:id="64" w:name="X69ace5540f715b31ebbab0704a2e7e86c833f08"/>
-    <w:p>
-      <w:pPr>
-        <w:pStyle w:val="Heading4"/>
-      </w:pPr>
-      <w:r>
-        <w:t xml:space="preserve">6.0.2.1 Ajuste 1: Capítulo 2. Definiciones (Garantizar la base FAIR y de Prepublicación)</w:t>
+        <w:t xml:space="preserve">Para resolver el incentivo de productividad exigido a los investigadores (particularmente relevante en el sistema de evaluación mexicano), la noción de la descripción del dato ha evolucionado hacia revistas dedicadas exclusivamente a los</w:t>
+      </w:r>
+      <w:r>
+        <w:t xml:space="preserve"> </w:t>
+      </w:r>
+      <w:r>
+        <w:rPr>
+          <w:i/>
+          <w:iCs/>
+        </w:rPr>
+        <w:t xml:space="preserve">Data Papers</w:t>
+      </w:r>
+      <w:r>
+        <w:t xml:space="preserve"> </w:t>
+      </w:r>
+      <w:r>
+        <w:t xml:space="preserve">o</w:t>
+      </w:r>
+      <w:r>
+        <w:t xml:space="preserve"> </w:t>
+      </w:r>
+      <w:r>
+        <w:rPr>
+          <w:i/>
+          <w:iCs/>
+        </w:rPr>
+        <w:t xml:space="preserve">Data Descriptors</w:t>
+      </w:r>
+      <w:r>
+        <w:t xml:space="preserve">, siendo</w:t>
+      </w:r>
+      <w:r>
+        <w:t xml:space="preserve"> </w:t>
+      </w:r>
+      <w:r>
+        <w:rPr>
+          <w:i/>
+          <w:iCs/>
+        </w:rPr>
+        <w:t xml:space="preserve">Data in Brief</w:t>
+      </w:r>
+      <w:r>
+        <w:t xml:space="preserve"> </w:t>
+      </w:r>
+      <w:r>
+        <w:t xml:space="preserve">(Elsevier) y</w:t>
+      </w:r>
+      <w:r>
+        <w:t xml:space="preserve"> </w:t>
+      </w:r>
+      <w:r>
+        <w:rPr>
+          <w:i/>
+          <w:iCs/>
+        </w:rPr>
+        <w:t xml:space="preserve">Scientific Data</w:t>
+      </w:r>
+      <w:r>
+        <w:t xml:space="preserve"> </w:t>
+      </w:r>
+      <w:r>
+        <w:t xml:space="preserve">(Springer Nature) los máximos exponentes</w:t>
+      </w:r>
+      <w:r>
+        <w:t xml:space="preserve"> </w:t>
+      </w:r>
+      <w:r>
+        <w:t xml:space="preserve">(Thelwall 2020; Cousijn et al. 2018)</w:t>
+      </w:r>
+      <w:r>
+        <w:t xml:space="preserve">.</w:t>
+      </w:r>
+    </w:p>
+    <w:p>
+      <w:pPr>
+        <w:pStyle w:val="BodyText"/>
+      </w:pPr>
+      <w:r>
+        <w:t xml:space="preserve">Un</w:t>
+      </w:r>
+      <w:r>
+        <w:t xml:space="preserve"> </w:t>
+      </w:r>
+      <w:r>
+        <w:rPr>
+          <w:i/>
+          <w:iCs/>
+        </w:rPr>
+        <w:t xml:space="preserve">Data Paper</w:t>
+      </w:r>
+      <w:r>
+        <w:t xml:space="preserve"> </w:t>
+      </w:r>
+      <w:r>
+        <w:t xml:space="preserve">(como los publicados en</w:t>
+      </w:r>
+      <w:r>
+        <w:t xml:space="preserve"> </w:t>
+      </w:r>
+      <w:r>
+        <w:rPr>
+          <w:i/>
+          <w:iCs/>
+        </w:rPr>
+        <w:t xml:space="preserve">Data in Brief</w:t>
+      </w:r>
+      <w:r>
+        <w:t xml:space="preserve">) no interpreta hallazgos ni concluye hipótesis; se limita a describir exhaustivamente el</w:t>
+      </w:r>
+      <w:r>
+        <w:t xml:space="preserve"> </w:t>
+      </w:r>
+      <w:r>
+        <w:t xml:space="preserve">“cómo”</w:t>
+      </w:r>
+      <w:r>
+        <w:t xml:space="preserve">, el</w:t>
+      </w:r>
+      <w:r>
+        <w:t xml:space="preserve"> </w:t>
+      </w:r>
+      <w:r>
+        <w:t xml:space="preserve">“dónde”</w:t>
+      </w:r>
+      <w:r>
+        <w:t xml:space="preserve"> </w:t>
+      </w:r>
+      <w:r>
+        <w:t xml:space="preserve">y el</w:t>
+      </w:r>
+      <w:r>
+        <w:t xml:space="preserve"> </w:t>
+      </w:r>
+      <w:r>
+        <w:t xml:space="preserve">“por qué”</w:t>
+      </w:r>
+      <w:r>
+        <w:t xml:space="preserve"> </w:t>
+      </w:r>
+      <w:r>
+        <w:t xml:space="preserve">del set de datos (metadatos estructurados, control de calidad, diseño experimental)</w:t>
+      </w:r>
+      <w:r>
+        <w:t xml:space="preserve"> </w:t>
+      </w:r>
+      <w:r>
+        <w:t xml:space="preserve">(Thelwall 2020)</w:t>
+      </w:r>
+      <w:r>
+        <w:t xml:space="preserve">. Esto transforma el almacenamiento de datos abiertos de un simple</w:t>
+      </w:r>
+      <w:r>
+        <w:t xml:space="preserve"> </w:t>
+      </w:r>
+      <w:r>
+        <w:t xml:space="preserve">“requisito administrativo de archivo”</w:t>
+      </w:r>
+      <w:r>
+        <w:t xml:space="preserve"> </w:t>
+      </w:r>
+      <w:r>
+        <w:t xml:space="preserve">a un</w:t>
+      </w:r>
+      <w:r>
+        <w:t xml:space="preserve"> </w:t>
+      </w:r>
+      <w:r>
+        <w:rPr>
+          <w:b/>
+          <w:bCs/>
+        </w:rPr>
+        <w:t xml:space="preserve">producto de investigación indexado, citable y con Factor de Impacto autónomo</w:t>
+      </w:r>
+      <w:r>
+        <w:t xml:space="preserve">. Para instituciones como el INECOL, vincular el Servidor de Datos Abiertos con la capacidad de generar estructuras exportables tipo</w:t>
+      </w:r>
+      <w:r>
+        <w:t xml:space="preserve"> </w:t>
+      </w:r>
+      <w:r>
+        <w:rPr>
+          <w:i/>
+          <w:iCs/>
+        </w:rPr>
+        <w:t xml:space="preserve">Data Paper</w:t>
+      </w:r>
+      <w:r>
+        <w:t xml:space="preserve"> </w:t>
+      </w:r>
+      <w:r>
+        <w:t xml:space="preserve">permite al personal técnico y de investigación</w:t>
+      </w:r>
+      <w:r>
+        <w:t xml:space="preserve"> </w:t>
+      </w:r>
+      <w:r>
+        <w:rPr>
+          <w:i/>
+          <w:iCs/>
+        </w:rPr>
+        <w:t xml:space="preserve">poner en valor académicamente</w:t>
+      </w:r>
+      <w:r>
+        <w:t xml:space="preserve"> </w:t>
+      </w:r>
+      <w:r>
+        <w:t xml:space="preserve">su esfuerzo mediante citas directas al set de datos</w:t>
+      </w:r>
+      <w:r>
+        <w:t xml:space="preserve"> </w:t>
+      </w:r>
+      <w:r>
+        <w:t xml:space="preserve">(Zenodo 2024)</w:t>
+      </w:r>
+      <w:r>
+        <w:t xml:space="preserve">.</w:t>
+      </w:r>
+    </w:p>
+    <w:bookmarkEnd w:id="63"/>
+    <w:bookmarkEnd w:id="64"/>
+    <w:bookmarkStart w:id="70" w:name="principios-fair"/>
+    <w:p>
+      <w:pPr>
+        <w:pStyle w:val="Heading1"/>
+      </w:pPr>
+      <w:r>
+        <w:t xml:space="preserve">6. Principios FAIR</w:t>
+      </w:r>
+    </w:p>
+    <w:bookmarkStart w:id="65" w:name="los-principios-fair-como-infraestructura"/>
+    <w:p>
+      <w:pPr>
+        <w:pStyle w:val="Heading3"/>
+      </w:pPr>
+      <w:r>
+        <w:t xml:space="preserve">6.0.1 1. Los Principios FAIR como Infraestructura</w:t>
       </w:r>
     </w:p>
     <w:p>
@@ -8253,7 +8086,259 @@
         <w:pStyle w:val="FirstParagraph"/>
       </w:pPr>
       <w:r>
-        <w:t xml:space="preserve">Es necesario incorporar el sustento conceptual de FAIR y la inmutabilidad en el glosario para dar soporte a los artículos operativos posteriores.</w:t>
+        <w:t xml:space="preserve">La discusión institucional sobre la apertura de datos a menudo se estanca en el dilema de la accesibilidad legal, omitiendo la dimensión de la accesibilidad técnica. Para que el Servidor de Datos Abiertos del INECOL no se convierta en un</w:t>
+      </w:r>
+      <w:r>
+        <w:t xml:space="preserve"> </w:t>
+      </w:r>
+      <w:r>
+        <w:t xml:space="preserve">“cementerio de archivos”</w:t>
+      </w:r>
+      <w:r>
+        <w:t xml:space="preserve"> </w:t>
+      </w:r>
+      <w:r>
+        <w:t xml:space="preserve">estructurados en formatos propietarios aislados (v.gr., hojas de cálculo desorganizadas o PDFs no legibles por máquina), es imperativo adoptar los principios</w:t>
+      </w:r>
+      <w:r>
+        <w:t xml:space="preserve"> </w:t>
+      </w:r>
+      <w:r>
+        <w:rPr>
+          <w:b/>
+          <w:bCs/>
+        </w:rPr>
+        <w:t xml:space="preserve">FAIR (Findable, Accessible, Interoperable, Reusable)</w:t>
+      </w:r>
+      <w:r>
+        <w:t xml:space="preserve"> </w:t>
+      </w:r>
+      <w:r>
+        <w:t xml:space="preserve">como el estándar técnico de gobernanza de la plataforma</w:t>
+      </w:r>
+      <w:r>
+        <w:t xml:space="preserve"> </w:t>
+      </w:r>
+      <w:r>
+        <w:t xml:space="preserve">(</w:t>
+      </w:r>
+      <w:r>
+        <w:t xml:space="preserve">Wilkinson et al.</w:t>
+      </w:r>
+      <w:r>
+        <w:t xml:space="preserve"> </w:t>
+      </w:r>
+      <w:r>
+        <w:t xml:space="preserve">2016)</w:t>
+      </w:r>
+      <w:r>
+        <w:t xml:space="preserve">. Los principios FAIR desplazan el enfoque de la simple visualización humana hacia la</w:t>
+      </w:r>
+      <w:r>
+        <w:t xml:space="preserve"> </w:t>
+      </w:r>
+      <w:r>
+        <w:rPr>
+          <w:b/>
+          <w:bCs/>
+        </w:rPr>
+        <w:t xml:space="preserve">acciónabilidad por máquina</w:t>
+      </w:r>
+      <w:r>
+        <w:t xml:space="preserve">, garantizando que los sistemas computacionales globales puedan localizar, integrar y procesar los conjuntos de datos de manera automatizada</w:t>
+      </w:r>
+      <w:r>
+        <w:t xml:space="preserve"> </w:t>
+      </w:r>
+      <w:r>
+        <w:t xml:space="preserve">(</w:t>
+      </w:r>
+      <w:r>
+        <w:t xml:space="preserve">Wilkinson et al.</w:t>
+      </w:r>
+      <w:r>
+        <w:t xml:space="preserve"> </w:t>
+      </w:r>
+      <w:r>
+        <w:t xml:space="preserve">2016)</w:t>
+      </w:r>
+      <w:r>
+        <w:t xml:space="preserve">.</w:t>
+      </w:r>
+    </w:p>
+    <w:p>
+      <w:pPr>
+        <w:pStyle w:val="BodyText"/>
+      </w:pPr>
+      <w:r>
+        <w:t xml:space="preserve">En las ciencias ecológicas y de la biodiversidad, la implementación de estos principios adquiere un matiz urgente debido a la alta heterogeneidad espacial, temporal y taxonómica de los datos primarios</w:t>
+      </w:r>
+      <w:r>
+        <w:t xml:space="preserve"> </w:t>
+      </w:r>
+      <w:r>
+        <w:t xml:space="preserve">(Jantzen y Vriend 2026; Islam et al. 2024)</w:t>
+      </w:r>
+      <w:r>
+        <w:t xml:space="preserve">. La verdadera riqueza de los datos del INECOL no reside en su almacenamiento aislado, sino en su capacidad de interoperar transfronterizamente para alimentar modelos complejos de cambio climático, degradación de hábitats o gemelos digitales de la biodiversidad</w:t>
+      </w:r>
+      <w:r>
+        <w:t xml:space="preserve"> </w:t>
+      </w:r>
+      <w:r>
+        <w:t xml:space="preserve">(Islam et al. 2024)</w:t>
+      </w:r>
+      <w:r>
+        <w:t xml:space="preserve">. Por ello, el cumplimiento de la</w:t>
+      </w:r>
+      <w:r>
+        <w:t xml:space="preserve"> </w:t>
+      </w:r>
+      <w:r>
+        <w:t xml:space="preserve">“I”</w:t>
+      </w:r>
+      <w:r>
+        <w:t xml:space="preserve"> </w:t>
+      </w:r>
+      <w:r>
+        <w:t xml:space="preserve">y la</w:t>
+      </w:r>
+      <w:r>
+        <w:t xml:space="preserve"> </w:t>
+      </w:r>
+      <w:r>
+        <w:t xml:space="preserve">“R”</w:t>
+      </w:r>
+      <w:r>
+        <w:t xml:space="preserve"> </w:t>
+      </w:r>
+      <w:r>
+        <w:t xml:space="preserve">de FAIR exige que la Ingesta no solo valide la completud de los metadatos mínimos, sino la adopción activa de vocabularios controlados y estándares comunitarios consolidados internacionalmente, tales como el estándar</w:t>
+      </w:r>
+      <w:r>
+        <w:t xml:space="preserve"> </w:t>
+      </w:r>
+      <w:r>
+        <w:rPr>
+          <w:b/>
+          <w:bCs/>
+        </w:rPr>
+        <w:t xml:space="preserve">Darwin Core (DwC)</w:t>
+      </w:r>
+      <w:r>
+        <w:t xml:space="preserve"> </w:t>
+      </w:r>
+      <w:r>
+        <w:t xml:space="preserve">para registros de presencia de especies y el</w:t>
+      </w:r>
+      <w:r>
+        <w:t xml:space="preserve"> </w:t>
+      </w:r>
+      <w:r>
+        <w:rPr>
+          <w:b/>
+          <w:bCs/>
+        </w:rPr>
+        <w:t xml:space="preserve">Ecological Metadata Language (EML)</w:t>
+      </w:r>
+      <w:r>
+        <w:t xml:space="preserve"> </w:t>
+      </w:r>
+      <w:r>
+        <w:t xml:space="preserve">para la descripción de contextos ecológicos</w:t>
+      </w:r>
+      <w:r>
+        <w:t xml:space="preserve"> </w:t>
+      </w:r>
+      <w:r>
+        <w:t xml:space="preserve">(Jantzen y Vriend 2026; Islam et al. 2024)</w:t>
+      </w:r>
+      <w:r>
+        <w:t xml:space="preserve">.</w:t>
+      </w:r>
+    </w:p>
+    <w:p>
+      <w:pPr>
+        <w:pStyle w:val="BodyText"/>
+      </w:pPr>
+      <w:r>
+        <w:t xml:space="preserve">La alineación técnica con el modelo FAIR robustece significativamente la soberanía científica de los Centros Públicos de Investigación en México. Al garantizar metadatos ricos y licencias de uso explícitas (como CC BY 4.0), se remueve la ambigüedad legal y se maximiza el retorno de la inversión pública en términos de visibilidad, redes de colaboración internacional y tasas de citación directa a los datos</w:t>
+      </w:r>
+      <w:r>
+        <w:t xml:space="preserve"> </w:t>
+      </w:r>
+      <w:r>
+        <w:t xml:space="preserve">(Penev et al. 2024; Jantzen y Vriend 2026)</w:t>
+      </w:r>
+      <w:r>
+        <w:t xml:space="preserve">.</w:t>
+      </w:r>
+    </w:p>
+    <w:p>
+      <w:pPr>
+        <w:pStyle w:val="BodyText"/>
+      </w:pPr>
+      <w:r>
+        <w:t xml:space="preserve">Para integrar los principios</w:t>
+      </w:r>
+      <w:r>
+        <w:t xml:space="preserve"> </w:t>
+      </w:r>
+      <w:r>
+        <w:rPr>
+          <w:b/>
+          <w:bCs/>
+        </w:rPr>
+        <w:t xml:space="preserve">FAIR</w:t>
+      </w:r>
+      <w:r>
+        <w:t xml:space="preserve">, el deslinde de responsabilidades y la noción de</w:t>
+      </w:r>
+      <w:r>
+        <w:t xml:space="preserve"> </w:t>
+      </w:r>
+      <w:r>
+        <w:rPr>
+          <w:b/>
+          <w:bCs/>
+        </w:rPr>
+        <w:t xml:space="preserve">prepublicación de datos</w:t>
+      </w:r>
+      <w:r>
+        <w:t xml:space="preserve"> </w:t>
+      </w:r>
+      <w:r>
+        <w:t xml:space="preserve">de forma precisa en la propuesta</w:t>
+      </w:r>
+      <w:r>
+        <w:t xml:space="preserve"> </w:t>
+      </w:r>
+      <w:r>
+        <w:rPr>
+          <w:rStyle w:val="VerbatimChar"/>
+        </w:rPr>
+        <w:t xml:space="preserve">Lineamientos_INECOL_v7.md</w:t>
+      </w:r>
+      <w:r>
+        <w:t xml:space="preserve">, es necesario modificar o adicionar artículos específicos en los capítulos clave en la materia.</w:t>
+      </w:r>
+    </w:p>
+    <w:bookmarkEnd w:id="65"/>
+    <w:bookmarkStart w:id="69" w:name="sugerencias-para-los-lineamientos-inecol"/>
+    <w:p>
+      <w:pPr>
+        <w:pStyle w:val="Heading3"/>
+      </w:pPr>
+      <w:r>
+        <w:t xml:space="preserve">6.0.2 2. Sugerencias para los lineamientos Inecol</w:t>
+      </w:r>
+    </w:p>
+    <w:p>
+      <w:pPr>
+        <w:pStyle w:val="FirstParagraph"/>
+      </w:pPr>
+      <w:r>
+        <w:t xml:space="preserve">En atención a los principios FAIR, considero que es importante incorporar elementos clave de su filosofía en el diseño de nuestros lineamientos. Los principales aspectos que podrían fortalecernos se relaciona con los siguientes argumentos.</w:t>
       </w:r>
     </w:p>
     <w:p>
@@ -8269,35 +8354,155 @@
           <w:b/>
           <w:bCs/>
         </w:rPr>
-        <w:t xml:space="preserve">Modificar la Fracción IX (Datos Abiertos):</w:t>
-      </w:r>
-    </w:p>
-    <w:p>
-      <w:pPr>
-        <w:pStyle w:val="BlockText"/>
-      </w:pPr>
-      <w:r>
-        <w:rPr>
-          <w:b/>
-          <w:bCs/>
-        </w:rPr>
-        <w:t xml:space="preserve">IX. Datos abiertos.</w:t>
-      </w:r>
-      <w:r>
-        <w:t xml:space="preserve"> </w:t>
-      </w:r>
-      <w:r>
-        <w:t xml:space="preserve">Datos digitales de carácter público que, en términos de las disposiciones aplicables, no tienen naturaleza reservada o confidencial, siendo accesibles en línea, utilizados, reutilizados y redistribuidos por cualquier interesado. Para efectos de los presentes Lineamientos, el concepto de Datos Abiertos comprende, de manera enunciativa, los datos primarios y secundarios, los metadatos, las metodologías empleadas, el software y código fuente desarrollados con fondos públicos, y los resultados parciales no interpretados, en la medida en que su divulgación no actualice alguna de las excepciones tasadas en el artículo 17 de los presentes Lineamientos.</w:t>
-      </w:r>
-      <w:r>
-        <w:t xml:space="preserve"> </w:t>
-      </w:r>
-      <w:r>
-        <w:rPr>
-          <w:b/>
-          <w:bCs/>
-        </w:rPr>
-        <w:t xml:space="preserve">Su estructura y gestión técnica deberán alinearse progresivamente con los principios internacionales FAIR (Findable, Accessible, Interoperable, Reusable).</w:t>
+        <w:t xml:space="preserve">Desactiva la resistencia de los investigadores:</w:t>
+      </w:r>
+      <w:r>
+        <w:t xml:space="preserve"> </w:t>
+      </w:r>
+      <w:r>
+        <w:t xml:space="preserve">Al ver el depósito obligatorio como un</w:t>
+      </w:r>
+      <w:r>
+        <w:t xml:space="preserve"> </w:t>
+      </w:r>
+      <w:r>
+        <w:rPr>
+          <w:i/>
+          <w:iCs/>
+        </w:rPr>
+        <w:t xml:space="preserve">Data Preprint</w:t>
+      </w:r>
+      <w:r>
+        <w:t xml:space="preserve"> </w:t>
+      </w:r>
+      <w:r>
+        <w:t xml:space="preserve">inmutable con DOI, el personal entiende que el servidor del INECOL protege su autoría frente al plagio antes de enviar el manuscrito a Elsevier, Springer Nature o Wiley.</w:t>
+      </w:r>
+    </w:p>
+    <w:p>
+      <w:pPr>
+        <w:pStyle w:val="Compact"/>
+        <w:numPr>
+          <w:ilvl w:val="0"/>
+          <w:numId w:val="1024"/>
+        </w:numPr>
+      </w:pPr>
+      <w:r>
+        <w:rPr>
+          <w:b/>
+          <w:bCs/>
+        </w:rPr>
+        <w:t xml:space="preserve">Protege al Instituto:</w:t>
+      </w:r>
+      <w:r>
+        <w:t xml:space="preserve"> </w:t>
+      </w:r>
+      <w:r>
+        <w:t xml:space="preserve">Al obligar a firmar el deslinde del</w:t>
+      </w:r>
+      <w:r>
+        <w:t xml:space="preserve"> </w:t>
+      </w:r>
+      <w:r>
+        <w:rPr>
+          <w:i/>
+          <w:iCs/>
+        </w:rPr>
+        <w:t xml:space="preserve">Artículo 18 (I)</w:t>
+      </w:r>
+      <w:r>
+        <w:t xml:space="preserve">, el INECOL opera con la misma seguridad jurídica que Zenodo: el curador técnico no se vuelve un policía legal de derechos de autor ni de la veracidad del dato.</w:t>
+      </w:r>
+    </w:p>
+    <w:p>
+      <w:pPr>
+        <w:pStyle w:val="Compact"/>
+        <w:numPr>
+          <w:ilvl w:val="0"/>
+          <w:numId w:val="1024"/>
+        </w:numPr>
+      </w:pPr>
+      <w:r>
+        <w:rPr>
+          <w:b/>
+          <w:bCs/>
+        </w:rPr>
+        <w:t xml:space="preserve">Evita la obsolescencia:</w:t>
+      </w:r>
+      <w:r>
+        <w:t xml:space="preserve"> </w:t>
+      </w:r>
+      <w:r>
+        <w:t xml:space="preserve">Introducir</w:t>
+      </w:r>
+      <w:r>
+        <w:t xml:space="preserve"> </w:t>
+      </w:r>
+      <w:r>
+        <w:rPr>
+          <w:i/>
+          <w:iCs/>
+        </w:rPr>
+        <w:t xml:space="preserve">Darwin Core</w:t>
+      </w:r>
+      <w:r>
+        <w:t xml:space="preserve"> </w:t>
+      </w:r>
+      <w:r>
+        <w:t xml:space="preserve">y</w:t>
+      </w:r>
+      <w:r>
+        <w:t xml:space="preserve"> </w:t>
+      </w:r>
+      <w:r>
+        <w:rPr>
+          <w:i/>
+          <w:iCs/>
+        </w:rPr>
+        <w:t xml:space="preserve">EML</w:t>
+      </w:r>
+      <w:r>
+        <w:t xml:space="preserve"> </w:t>
+      </w:r>
+      <w:r>
+        <w:t xml:space="preserve">garantiza que los datos del INECOL</w:t>
+      </w:r>
+      <w:r>
+        <w:t xml:space="preserve"> </w:t>
+      </w:r>
+      <w:r>
+        <w:t xml:space="preserve">“hablen”</w:t>
+      </w:r>
+      <w:r>
+        <w:t xml:space="preserve"> </w:t>
+      </w:r>
+      <w:r>
+        <w:t xml:space="preserve">el mismo idioma que redes globales de biodiversidad como GBIF, justificando plenamente la inversión del Servidor de Datos Abiertos ante el Comité.</w:t>
+      </w:r>
+    </w:p>
+    <w:p>
+      <w:pPr>
+        <w:pStyle w:val="FirstParagraph"/>
+      </w:pPr>
+      <w:r>
+        <w:t xml:space="preserve">En específico, se sugieren los siguientes elementos que vale la pena considerar.</w:t>
+      </w:r>
+    </w:p>
+    <w:bookmarkStart w:id="66" w:name="X69ace5540f715b31ebbab0704a2e7e86c833f08"/>
+    <w:p>
+      <w:pPr>
+        <w:pStyle w:val="Heading4"/>
+      </w:pPr>
+      <w:r>
+        <w:t xml:space="preserve">6.0.2.1 Ajuste 1: Capítulo 2. Definiciones (Garantizar la base FAIR y de Prepublicación)</w:t>
+      </w:r>
+    </w:p>
+    <w:p>
+      <w:pPr>
+        <w:pStyle w:val="FirstParagraph"/>
+      </w:pPr>
+      <w:r>
+        <w:t xml:space="preserve">Es necesario incorporar el sustento conceptual de FAIR y la inmutabilidad en el glosario para dar soporte a los artículos operativos posteriores.</w:t>
       </w:r>
     </w:p>
     <w:p>
@@ -8313,7 +8518,7 @@
           <w:b/>
           <w:bCs/>
         </w:rPr>
-        <w:t xml:space="preserve">Adicionar la Fracción XXXII (recorriendo la actual):</w:t>
+        <w:t xml:space="preserve">Modificar la Fracción IX (Datos Abiertos):</w:t>
       </w:r>
     </w:p>
     <w:p>
@@ -8325,31 +8530,23 @@
           <w:b/>
           <w:bCs/>
         </w:rPr>
-        <w:t xml:space="preserve">XXXII. Data Preprint (Prepublicación de Datos).</w:t>
-      </w:r>
-      <w:r>
-        <w:t xml:space="preserve"> </w:t>
-      </w:r>
-      <w:r>
-        <w:t xml:space="preserve">Acto de publicación técnica formal mediante el cual una persona Depositaria incorpora conjuntos de datos primarios o secundarios a una infraestructura institucional provista de un identificador persistente e inmutable, registrando de manera fehaciente la prelación temporal y autoría de su esfuerzo de investigación de forma independiente a la publicación posterior de un manuscrito narrativo.</w:t>
-      </w:r>
-    </w:p>
-    <w:bookmarkEnd w:id="64"/>
-    <w:bookmarkStart w:id="65" w:name="X414019ba7cbbacc8cf0105242c85ea8c26429b1"/>
-    <w:p>
-      <w:pPr>
-        <w:pStyle w:val="Heading4"/>
-      </w:pPr>
-      <w:r>
-        <w:t xml:space="preserve">6.0.2.2 Ajuste 2: Capítulo 7. Del Servidor y Repositorio Institucional INECOL</w:t>
-      </w:r>
-    </w:p>
-    <w:p>
-      <w:pPr>
-        <w:pStyle w:val="FirstParagraph"/>
-      </w:pPr>
-      <w:r>
-        <w:t xml:space="preserve">Aquí es donde se aterriza la operación inspirada en el modelo Zenodo y las lecciones cienciométricas de las grandes casas editoriales.</w:t>
+        <w:t xml:space="preserve">IX. Datos abiertos.</w:t>
+      </w:r>
+      <w:r>
+        <w:t xml:space="preserve"> </w:t>
+      </w:r>
+      <w:r>
+        <w:t xml:space="preserve">Datos digitales de carácter público que, en términos de las disposiciones aplicables, no tienen naturaleza reservada o confidencial, siendo accesibles en línea, utilizados, reutilizados y redistribuidos por cualquier interesado. Para efectos de los presentes Lineamientos, el concepto de Datos Abiertos comprende, de manera enunciativa, los datos primarios y secundarios, los metadatos, las metodologías empleadas, el software y código fuente desarrollados con fondos públicos, y los resultados parciales no interpretados, en la medida en que su divulgación no actualice alguna de las excepciones tasadas en el artículo 17 de los presentes Lineamientos.</w:t>
+      </w:r>
+      <w:r>
+        <w:t xml:space="preserve"> </w:t>
+      </w:r>
+      <w:r>
+        <w:rPr>
+          <w:b/>
+          <w:bCs/>
+        </w:rPr>
+        <w:t xml:space="preserve">Su estructura y gestión técnica deberán alinearse progresivamente con los principios internacionales FAIR (Findable, Accessible, Interoperable, Reusable).</w:t>
       </w:r>
     </w:p>
     <w:p>
@@ -8365,7 +8562,7 @@
           <w:b/>
           <w:bCs/>
         </w:rPr>
-        <w:t xml:space="preserve">Adicionar un párrafo al Artículo 12 (Principios del Portal):</w:t>
+        <w:t xml:space="preserve">Adicionar la Fracción XXXII (recorriendo la actual):</w:t>
       </w:r>
     </w:p>
     <w:p>
@@ -8377,13 +8574,31 @@
           <w:b/>
           <w:bCs/>
         </w:rPr>
-        <w:t xml:space="preserve">XII. Acciónabilidad por máquina:</w:t>
-      </w:r>
-      <w:r>
-        <w:t xml:space="preserve"> </w:t>
-      </w:r>
-      <w:r>
-        <w:t xml:space="preserve">Garantizar que los datos y sus metadatos cuenten con la estructura semántica necesaria para que los sistemas computacionales globales puedan localizar, integrar, indexar y procesar los conjuntos de datos de manera automatizada.</w:t>
+        <w:t xml:space="preserve">XXXII. Data Preprint (Prepublicación de Datos).</w:t>
+      </w:r>
+      <w:r>
+        <w:t xml:space="preserve"> </w:t>
+      </w:r>
+      <w:r>
+        <w:t xml:space="preserve">Acto de publicación técnica formal mediante el cual una persona Depositaria incorpora conjuntos de datos primarios o secundarios a una infraestructura institucional provista de un identificador persistente e inmutable, registrando de manera fehaciente la prelación temporal y autoría de su esfuerzo de investigación de forma independiente a la publicación posterior de un manuscrito narrativo.</w:t>
+      </w:r>
+    </w:p>
+    <w:bookmarkEnd w:id="66"/>
+    <w:bookmarkStart w:id="67" w:name="X414019ba7cbbacc8cf0105242c85ea8c26429b1"/>
+    <w:p>
+      <w:pPr>
+        <w:pStyle w:val="Heading4"/>
+      </w:pPr>
+      <w:r>
+        <w:t xml:space="preserve">6.0.2.2 Ajuste 2: Capítulo 7. Del Servidor y Repositorio Institucional INECOL</w:t>
+      </w:r>
+    </w:p>
+    <w:p>
+      <w:pPr>
+        <w:pStyle w:val="FirstParagraph"/>
+      </w:pPr>
+      <w:r>
+        <w:t xml:space="preserve">Aquí es donde se aterriza la operación inspirada en el modelo Zenodo y las lecciones cienciométricas de las grandes casas editoriales.</w:t>
       </w:r>
     </w:p>
     <w:p>
@@ -8399,7 +8614,7 @@
           <w:b/>
           <w:bCs/>
         </w:rPr>
-        <w:t xml:space="preserve">Modificar el Artículo 13 (Obligatoriedad del depósito):</w:t>
+        <w:t xml:space="preserve">Adicionar un párrafo al Artículo 12 (Principios del Portal):</w:t>
       </w:r>
     </w:p>
     <w:p>
@@ -8411,26 +8626,13 @@
           <w:b/>
           <w:bCs/>
         </w:rPr>
-        <w:t xml:space="preserve">Artículo 13.</w:t>
-      </w:r>
-      <w:r>
-        <w:t xml:space="preserve"> </w:t>
-      </w:r>
-      <w:r>
-        <w:t xml:space="preserve">Las personas investigadoras, tecnólogas, académicas y estudiantes de maestría, doctorado y posdoctorado cuya actividad de investigación sea financiada con recursos públicos, o que hayan utilizado infraestructura pública en su realización, deberán depositar una copia de la versión final aceptada para publicación,</w:t>
-      </w:r>
-      <w:r>
-        <w:t xml:space="preserve"> </w:t>
-      </w:r>
-      <w:r>
-        <w:rPr>
-          <w:b/>
-          <w:bCs/>
-        </w:rPr>
-        <w:t xml:space="preserve">o bien el conjunto de datos primarios en modalidad de Data Preprint</w:t>
-      </w:r>
-      <w:r>
-        <w:t xml:space="preserve">, en Acceso Abierto a través del Repositorio Institucional, en cumplimiento del mandato constitucional y legal de acceso abierto y sin que medie para ello una decisión discrecional, comprobando que ha cumplido con el proceso de aprobación respectivo.</w:t>
+        <w:t xml:space="preserve">XII. Acciónabilidad por máquina:</w:t>
+      </w:r>
+      <w:r>
+        <w:t xml:space="preserve"> </w:t>
+      </w:r>
+      <w:r>
+        <w:t xml:space="preserve">Garantizar que los datos y sus metadatos cuenten con la estructura semántica necesaria para que los sistemas computacionales globales puedan localizar, integrar, indexar y procesar los conjuntos de datos de manera automatizada.</w:t>
       </w:r>
     </w:p>
     <w:p>
@@ -8446,7 +8648,7 @@
           <w:b/>
           <w:bCs/>
         </w:rPr>
-        <w:t xml:space="preserve">Adicionar el Artículo 16 Bis (Estándares de Interoperabilidad Ecológica):</w:t>
+        <w:t xml:space="preserve">Modificar el Artículo 13 (Obligatoriedad del depósito):</w:t>
       </w:r>
     </w:p>
     <w:p>
@@ -8458,45 +8660,26 @@
           <w:b/>
           <w:bCs/>
         </w:rPr>
-        <w:t xml:space="preserve">Artículo 16 Bis.</w:t>
-      </w:r>
-      <w:r>
-        <w:t xml:space="preserve"> </w:t>
-      </w:r>
-      <w:r>
-        <w:t xml:space="preserve">En cumplimiento de la condición de Interoperabilidad y Reutilización del modelo FAIR, la Responsable de Curaduría de Datos promoverá que los conjuntos de datos de biodiversidad y ecología se estructuren bajo estándares comunitarios consolidados internacionalmente, tales como el estándar</w:t>
-      </w:r>
-      <w:r>
-        <w:t xml:space="preserve"> </w:t>
-      </w:r>
-      <w:r>
-        <w:rPr>
-          <w:b/>
-          <w:bCs/>
-        </w:rPr>
-        <w:t xml:space="preserve">Darwin Core (DwC)</w:t>
-      </w:r>
-      <w:r>
-        <w:t xml:space="preserve"> </w:t>
-      </w:r>
-      <w:r>
-        <w:t xml:space="preserve">para registros de presencia de especies y el</w:t>
-      </w:r>
-      <w:r>
-        <w:t xml:space="preserve"> </w:t>
-      </w:r>
-      <w:r>
-        <w:rPr>
-          <w:b/>
-          <w:bCs/>
-        </w:rPr>
-        <w:t xml:space="preserve">Ecological Metadata Language (EML)</w:t>
-      </w:r>
-      <w:r>
-        <w:t xml:space="preserve"> </w:t>
-      </w:r>
-      <w:r>
-        <w:t xml:space="preserve">para la descripción de contextos ecológicos, facilitando su federación con plataformas globales de infraestructura científica.</w:t>
+        <w:t xml:space="preserve">Artículo 13.</w:t>
+      </w:r>
+      <w:r>
+        <w:t xml:space="preserve"> </w:t>
+      </w:r>
+      <w:r>
+        <w:t xml:space="preserve">Las personas investigadoras, tecnólogas, académicas y estudiantes de maestría, doctorado y posdoctorado cuya actividad de investigación sea financiada con recursos públicos, o que hayan utilizado infraestructura pública en su realización, deberán depositar una copia de la versión final aceptada para publicación,</w:t>
+      </w:r>
+      <w:r>
+        <w:t xml:space="preserve"> </w:t>
+      </w:r>
+      <w:r>
+        <w:rPr>
+          <w:b/>
+          <w:bCs/>
+        </w:rPr>
+        <w:t xml:space="preserve">o bien el conjunto de datos primarios en modalidad de Data Preprint</w:t>
+      </w:r>
+      <w:r>
+        <w:t xml:space="preserve">, en Acceso Abierto a través del Repositorio Institucional, en cumplimiento del mandato constitucional y legal de acceso abierto y sin que medie para ello una decisión discrecional, comprobando que ha cumplido con el proceso de aprobación respectivo.</w:t>
       </w:r>
     </w:p>
     <w:p>
@@ -8512,6 +8695,72 @@
           <w:b/>
           <w:bCs/>
         </w:rPr>
+        <w:t xml:space="preserve">Adicionar el Artículo 16 Bis (Estándares de Interoperabilidad Ecológica):</w:t>
+      </w:r>
+    </w:p>
+    <w:p>
+      <w:pPr>
+        <w:pStyle w:val="BlockText"/>
+      </w:pPr>
+      <w:r>
+        <w:rPr>
+          <w:b/>
+          <w:bCs/>
+        </w:rPr>
+        <w:t xml:space="preserve">Artículo 16 Bis.</w:t>
+      </w:r>
+      <w:r>
+        <w:t xml:space="preserve"> </w:t>
+      </w:r>
+      <w:r>
+        <w:t xml:space="preserve">En cumplimiento de la condición de Interoperabilidad y Reutilización del modelo FAIR, la Responsable de Curaduría de Datos promoverá que los conjuntos de datos de biodiversidad y ecología se estructuren bajo estándares comunitarios consolidados internacionalmente, tales como el estándar</w:t>
+      </w:r>
+      <w:r>
+        <w:t xml:space="preserve"> </w:t>
+      </w:r>
+      <w:r>
+        <w:rPr>
+          <w:b/>
+          <w:bCs/>
+        </w:rPr>
+        <w:t xml:space="preserve">Darwin Core (DwC)</w:t>
+      </w:r>
+      <w:r>
+        <w:t xml:space="preserve"> </w:t>
+      </w:r>
+      <w:r>
+        <w:t xml:space="preserve">para registros de presencia de especies y el</w:t>
+      </w:r>
+      <w:r>
+        <w:t xml:space="preserve"> </w:t>
+      </w:r>
+      <w:r>
+        <w:rPr>
+          <w:b/>
+          <w:bCs/>
+        </w:rPr>
+        <w:t xml:space="preserve">Ecological Metadata Language (EML)</w:t>
+      </w:r>
+      <w:r>
+        <w:t xml:space="preserve"> </w:t>
+      </w:r>
+      <w:r>
+        <w:t xml:space="preserve">para la descripción de contextos ecológicos, facilitando su federación con plataformas globales de infraestructura científica.</w:t>
+      </w:r>
+    </w:p>
+    <w:p>
+      <w:pPr>
+        <w:pStyle w:val="Compact"/>
+        <w:numPr>
+          <w:ilvl w:val="0"/>
+          <w:numId w:val="1030"/>
+        </w:numPr>
+      </w:pPr>
+      <w:r>
+        <w:rPr>
+          <w:b/>
+          <w:bCs/>
+        </w:rPr>
         <w:t xml:space="preserve">Modificar el Artículo 18 (Procedimiento de Ingesta - Deslinde legal tipo Zenodo):</w:t>
       </w:r>
     </w:p>
@@ -8642,8 +8891,8 @@
         <w:t xml:space="preserve">al conjunto de datos que garantice su inmutabilidad y trazabilidad institucional; […]</w:t>
       </w:r>
     </w:p>
-    <w:bookmarkEnd w:id="65"/>
-    <w:bookmarkStart w:id="66" w:name="X441f9b4ee6a8f44196b69cd0c57fd4dccb11afd"/>
+    <w:bookmarkEnd w:id="67"/>
+    <w:bookmarkStart w:id="68" w:name="X441f9b4ee6a8f44196b69cd0c57fd4dccb11afd"/>
     <w:p>
       <w:pPr>
         <w:pStyle w:val="Heading4"/>
@@ -8678,10 +8927,10 @@
         <w:t xml:space="preserve">Que la evidencia cienciométrica global demuestra que las prácticas conjuntas de Ciencia Abierta—especialmente el depósito de preprints, códigos de análisis y datos primarios dotados de identificadores inmutables en infraestructuras de confianza— generan un efecto sinérgico que incrementa de forma estadísticamente significativa el impacto citacional, protege la prioridad intelectual de los autores y eleva la visibilidad internacional de los Centros Públicos de Investigación;</w:t>
       </w:r>
     </w:p>
-    <w:bookmarkEnd w:id="66"/>
-    <w:bookmarkEnd w:id="67"/>
     <w:bookmarkEnd w:id="68"/>
-    <w:bookmarkStart w:id="102" w:name="references"/>
+    <w:bookmarkEnd w:id="69"/>
+    <w:bookmarkEnd w:id="70"/>
+    <w:bookmarkStart w:id="108" w:name="references"/>
     <w:p>
       <w:pPr>
         <w:pStyle w:val="Heading1"/>
@@ -8690,23 +8939,14 @@
         <w:t xml:space="preserve">References</w:t>
       </w:r>
     </w:p>
-    <w:bookmarkStart w:id="101" w:name="refs"/>
-    <w:bookmarkStart w:id="70" w:name="ref-colavizza_analysis_2024"/>
+    <w:bookmarkStart w:id="107" w:name="refs"/>
+    <w:bookmarkStart w:id="72" w:name="ref-cern_oc11_2001"/>
     <w:p>
       <w:pPr>
         <w:pStyle w:val="Bibliography"/>
       </w:pPr>
       <w:r>
-        <w:t xml:space="preserve">Colavizza, Giovanni, Lauren Cadwallader, Marcel LaFlamme, et al. 2024.</w:t>
-      </w:r>
-      <w:r>
-        <w:t xml:space="preserve"> </w:t>
-      </w:r>
-      <w:r>
-        <w:t xml:space="preserve">«An analysis of the effects of sharing research data, code, and preprints on citations»</w:t>
-      </w:r>
-      <w:r>
-        <w:t xml:space="preserve">.</w:t>
+        <w:t xml:space="preserve">CERN. 2001.</w:t>
       </w:r>
       <w:r>
         <w:t xml:space="preserve"> </w:t>
@@ -8716,6 +8956,52 @@
           <w:i/>
           <w:iCs/>
         </w:rPr>
+        <w:t xml:space="preserve">Operational Circular No. 11 Rev. 1: Principles governing the acquisition, ownership, protection, exploitation and transfer of intellectual property at CERN</w:t>
+      </w:r>
+      <w:r>
+        <w:t xml:space="preserve">. Operational Circular OC No.11 Rev.1. European Organization for Nuclear Research (CERN).</w:t>
+      </w:r>
+      <w:r>
+        <w:t xml:space="preserve"> </w:t>
+      </w:r>
+      <w:hyperlink r:id="rId71">
+        <w:r>
+          <w:rPr>
+            <w:rStyle w:val="Hyperlink"/>
+          </w:rPr>
+          <w:t xml:space="preserve">[https://repository.cern/records/xgq3r-6yc67/](https://repository.cern/records/xgq3r-6yc67/)</w:t>
+        </w:r>
+      </w:hyperlink>
+      <w:r>
+        <w:t xml:space="preserve">.</w:t>
+      </w:r>
+    </w:p>
+    <w:bookmarkEnd w:id="72"/>
+    <w:bookmarkStart w:id="74" w:name="ref-colavizza_analysis_2024"/>
+    <w:p>
+      <w:pPr>
+        <w:pStyle w:val="Bibliography"/>
+      </w:pPr>
+      <w:r>
+        <w:t xml:space="preserve">Colavizza, Giovanni, Lauren Cadwallader, Marcel LaFlamme, et al. 2024.</w:t>
+      </w:r>
+      <w:r>
+        <w:t xml:space="preserve"> </w:t>
+      </w:r>
+      <w:r>
+        <w:t xml:space="preserve">«An analysis of the effects of sharing research data, code, and preprints on citations»</w:t>
+      </w:r>
+      <w:r>
+        <w:t xml:space="preserve">.</w:t>
+      </w:r>
+      <w:r>
+        <w:t xml:space="preserve"> </w:t>
+      </w:r>
+      <w:r>
+        <w:rPr>
+          <w:i/>
+          <w:iCs/>
+        </w:rPr>
         <w:t xml:space="preserve">PLOS ONE</w:t>
       </w:r>
       <w:r>
@@ -8727,7 +9013,7 @@
       <w:r>
         <w:t xml:space="preserve"> </w:t>
       </w:r>
-      <w:hyperlink r:id="rId69">
+      <w:hyperlink r:id="rId73">
         <w:r>
           <w:rPr>
             <w:rStyle w:val="Hyperlink"/>
@@ -8739,8 +9025,8 @@
         <w:t xml:space="preserve">.</w:t>
       </w:r>
     </w:p>
-    <w:bookmarkEnd w:id="70"/>
-    <w:bookmarkStart w:id="72" w:name="ref-colavizza_citation_2020"/>
+    <w:bookmarkEnd w:id="74"/>
+    <w:bookmarkStart w:id="76" w:name="ref-colavizza_citation_2020"/>
     <w:p>
       <w:pPr>
         <w:pStyle w:val="Bibliography"/>
@@ -8776,7 +9062,7 @@
       <w:r>
         <w:t xml:space="preserve"> </w:t>
       </w:r>
-      <w:hyperlink r:id="rId71">
+      <w:hyperlink r:id="rId75">
         <w:r>
           <w:rPr>
             <w:rStyle w:val="Hyperlink"/>
@@ -8788,8 +9074,8 @@
         <w:t xml:space="preserve">.</w:t>
       </w:r>
     </w:p>
-    <w:bookmarkEnd w:id="72"/>
-    <w:bookmarkStart w:id="74" w:name="ref-cousijn_data_2018"/>
+    <w:bookmarkEnd w:id="76"/>
+    <w:bookmarkStart w:id="78" w:name="ref-cousijn_data_2018"/>
     <w:p>
       <w:pPr>
         <w:pStyle w:val="Bibliography"/>
@@ -8825,7 +9111,7 @@
       <w:r>
         <w:t xml:space="preserve"> </w:t>
       </w:r>
-      <w:hyperlink r:id="rId73">
+      <w:hyperlink r:id="rId77">
         <w:r>
           <w:rPr>
             <w:rStyle w:val="Hyperlink"/>
@@ -8837,8 +9123,8 @@
         <w:t xml:space="preserve">.</w:t>
       </w:r>
     </w:p>
-    <w:bookmarkEnd w:id="74"/>
-    <w:bookmarkStart w:id="76" w:name="ref-dona_fair_2022"/>
+    <w:bookmarkEnd w:id="78"/>
+    <w:bookmarkStart w:id="80" w:name="ref-dona_fair_2022"/>
     <w:p>
       <w:pPr>
         <w:pStyle w:val="Bibliography"/>
@@ -8877,7 +9163,7 @@
       <w:r>
         <w:t xml:space="preserve"> </w:t>
       </w:r>
-      <w:hyperlink r:id="rId75">
+      <w:hyperlink r:id="rId79">
         <w:r>
           <w:rPr>
             <w:rStyle w:val="Hyperlink"/>
@@ -8889,8 +9175,8 @@
         <w:t xml:space="preserve">.</w:t>
       </w:r>
     </w:p>
-    <w:bookmarkEnd w:id="76"/>
-    <w:bookmarkStart w:id="78" w:name="ref-gomes_why_2022"/>
+    <w:bookmarkEnd w:id="80"/>
+    <w:bookmarkStart w:id="82" w:name="ref-gomes_why_2022"/>
     <w:p>
       <w:pPr>
         <w:pStyle w:val="Bibliography"/>
@@ -8926,7 +9212,7 @@
       <w:r>
         <w:t xml:space="preserve"> </w:t>
       </w:r>
-      <w:hyperlink r:id="rId77">
+      <w:hyperlink r:id="rId81">
         <w:r>
           <w:rPr>
             <w:rStyle w:val="Hyperlink"/>
@@ -8938,8 +9224,8 @@
         <w:t xml:space="preserve">.</w:t>
       </w:r>
     </w:p>
-    <w:bookmarkEnd w:id="78"/>
-    <w:bookmarkStart w:id="80" w:name="ref-inegi_norma_2024"/>
+    <w:bookmarkEnd w:id="82"/>
+    <w:bookmarkStart w:id="84" w:name="ref-inegi_norma_2024"/>
     <w:p>
       <w:pPr>
         <w:pStyle w:val="Bibliography"/>
@@ -9059,7 +9345,7 @@
       <w:r>
         <w:t xml:space="preserve"> </w:t>
       </w:r>
-      <w:hyperlink r:id="rId79">
+      <w:hyperlink r:id="rId83">
         <w:r>
           <w:rPr>
             <w:rStyle w:val="Hyperlink"/>
@@ -9071,8 +9357,8 @@
         <w:t xml:space="preserve">.</w:t>
       </w:r>
     </w:p>
-    <w:bookmarkEnd w:id="80"/>
-    <w:bookmarkStart w:id="82" w:name="ref-islam_bridging_2024"/>
+    <w:bookmarkEnd w:id="84"/>
+    <w:bookmarkStart w:id="86" w:name="ref-islam_bridging_2024"/>
     <w:p>
       <w:pPr>
         <w:pStyle w:val="Bibliography"/>
@@ -9108,7 +9394,7 @@
       <w:r>
         <w:t xml:space="preserve"> </w:t>
       </w:r>
-      <w:hyperlink r:id="rId81">
+      <w:hyperlink r:id="rId85">
         <w:r>
           <w:rPr>
             <w:rStyle w:val="Hyperlink"/>
@@ -9120,8 +9406,8 @@
         <w:t xml:space="preserve">.</w:t>
       </w:r>
     </w:p>
-    <w:bookmarkEnd w:id="82"/>
-    <w:bookmarkStart w:id="84" w:name="ref-jantzen_putting_2026"/>
+    <w:bookmarkEnd w:id="86"/>
+    <w:bookmarkStart w:id="88" w:name="ref-jantzen_putting_2026"/>
     <w:p>
       <w:pPr>
         <w:pStyle w:val="Bibliography"/>
@@ -9157,7 +9443,7 @@
       <w:r>
         <w:t xml:space="preserve"> </w:t>
       </w:r>
-      <w:hyperlink r:id="rId83">
+      <w:hyperlink r:id="rId87">
         <w:r>
           <w:rPr>
             <w:rStyle w:val="Hyperlink"/>
@@ -9169,8 +9455,8 @@
         <w:t xml:space="preserve">.</w:t>
       </w:r>
     </w:p>
-    <w:bookmarkEnd w:id="84"/>
-    <w:bookmarkStart w:id="86" w:name="ref-kuehna_open_2024"/>
+    <w:bookmarkEnd w:id="88"/>
+    <w:bookmarkStart w:id="90" w:name="ref-kuehna_open_2024"/>
     <w:p>
       <w:pPr>
         <w:pStyle w:val="Bibliography"/>
@@ -9209,7 +9495,7 @@
       <w:r>
         <w:t xml:space="preserve"> </w:t>
       </w:r>
-      <w:hyperlink r:id="rId85">
+      <w:hyperlink r:id="rId89">
         <w:r>
           <w:rPr>
             <w:rStyle w:val="Hyperlink"/>
@@ -9221,8 +9507,8 @@
         <w:t xml:space="preserve">.</w:t>
       </w:r>
     </w:p>
-    <w:bookmarkEnd w:id="86"/>
-    <w:bookmarkStart w:id="88" w:name="ref-morales_open_2025"/>
+    <w:bookmarkEnd w:id="90"/>
+    <w:bookmarkStart w:id="92" w:name="ref-morales_open_2025"/>
     <w:p>
       <w:pPr>
         <w:pStyle w:val="Bibliography"/>
@@ -9258,7 +9544,7 @@
       <w:r>
         <w:t xml:space="preserve"> </w:t>
       </w:r>
-      <w:hyperlink r:id="rId87">
+      <w:hyperlink r:id="rId91">
         <w:r>
           <w:rPr>
             <w:rStyle w:val="Hyperlink"/>
@@ -9270,8 +9556,8 @@
         <w:t xml:space="preserve">.</w:t>
       </w:r>
     </w:p>
-    <w:bookmarkEnd w:id="88"/>
-    <w:bookmarkStart w:id="90" w:name="ref-penev_from_2017"/>
+    <w:bookmarkEnd w:id="92"/>
+    <w:bookmarkStart w:id="94" w:name="ref-penev_from_2017"/>
     <w:p>
       <w:pPr>
         <w:pStyle w:val="Bibliography"/>
@@ -9307,7 +9593,7 @@
       <w:r>
         <w:t xml:space="preserve"> </w:t>
       </w:r>
-      <w:hyperlink r:id="rId89">
+      <w:hyperlink r:id="rId93">
         <w:r>
           <w:rPr>
             <w:rStyle w:val="Hyperlink"/>
@@ -9319,8 +9605,8 @@
         <w:t xml:space="preserve">.</w:t>
       </w:r>
     </w:p>
-    <w:bookmarkEnd w:id="90"/>
-    <w:bookmarkStart w:id="92" w:name="ref-penev_uniting_2024"/>
+    <w:bookmarkEnd w:id="94"/>
+    <w:bookmarkStart w:id="96" w:name="ref-penev_uniting_2024"/>
     <w:p>
       <w:pPr>
         <w:pStyle w:val="Bibliography"/>
@@ -9356,7 +9642,7 @@
       <w:r>
         <w:t xml:space="preserve"> </w:t>
       </w:r>
-      <w:hyperlink r:id="rId91">
+      <w:hyperlink r:id="rId95">
         <w:r>
           <w:rPr>
             <w:rStyle w:val="Hyperlink"/>
@@ -9368,20 +9654,23 @@
         <w:t xml:space="preserve">.</w:t>
       </w:r>
     </w:p>
-    <w:bookmarkEnd w:id="92"/>
-    <w:bookmarkStart w:id="94" w:name="ref-thelwall_data_2020"/>
+    <w:bookmarkEnd w:id="96"/>
+    <w:bookmarkStart w:id="98" w:name="ref-sanchez_biodiversity_2022"/>
     <w:p>
       <w:pPr>
         <w:pStyle w:val="Bibliography"/>
       </w:pPr>
       <w:r>
-        <w:t xml:space="preserve">Thelwall, Mike. 2020.</w:t>
-      </w:r>
-      <w:r>
-        <w:t xml:space="preserve"> </w:t>
-      </w:r>
-      <w:r>
-        <w:t xml:space="preserve">«Data in Brief: Can a mega-journal for data be useful?»</w:t>
+        <w:t xml:space="preserve">Sánchez-Cordero, Víctor, Patricia Koleff, y Mariana Schmidt. 2022.</w:t>
+      </w:r>
+      <w:r>
+        <w:t xml:space="preserve"> </w:t>
+      </w:r>
+      <w:r>
+        <w:t xml:space="preserve">«Data standards and inter-institutional interoperability for conservation policies: The role of national repositories in Mexico»</w:t>
+      </w:r>
+      <w:r>
+        <w:t xml:space="preserve">.</w:t>
       </w:r>
       <w:r>
         <w:t xml:space="preserve"> </w:t>
@@ -9391,6 +9680,52 @@
           <w:i/>
           <w:iCs/>
         </w:rPr>
+        <w:t xml:space="preserve">Biodiversity and Conservation</w:t>
+      </w:r>
+      <w:r>
+        <w:t xml:space="preserve"> </w:t>
+      </w:r>
+      <w:r>
+        <w:t xml:space="preserve">31 (8): 1945-63.</w:t>
+      </w:r>
+      <w:r>
+        <w:t xml:space="preserve"> </w:t>
+      </w:r>
+      <w:hyperlink r:id="rId97">
+        <w:r>
+          <w:rPr>
+            <w:rStyle w:val="Hyperlink"/>
+          </w:rPr>
+          <w:t xml:space="preserve">https://doi.org/10.1007/s10531-022-02410-y</w:t>
+        </w:r>
+      </w:hyperlink>
+      <w:r>
+        <w:t xml:space="preserve">.</w:t>
+      </w:r>
+    </w:p>
+    <w:bookmarkEnd w:id="98"/>
+    <w:bookmarkStart w:id="100" w:name="ref-thelwall_data_2020"/>
+    <w:p>
+      <w:pPr>
+        <w:pStyle w:val="Bibliography"/>
+      </w:pPr>
+      <w:r>
+        <w:t xml:space="preserve">Thelwall, Mike. 2020.</w:t>
+      </w:r>
+      <w:r>
+        <w:t xml:space="preserve"> </w:t>
+      </w:r>
+      <w:r>
+        <w:t xml:space="preserve">«Data in Brief: Can a mega-journal for data be useful?»</w:t>
+      </w:r>
+      <w:r>
+        <w:t xml:space="preserve"> </w:t>
+      </w:r>
+      <w:r>
+        <w:rPr>
+          <w:i/>
+          <w:iCs/>
+        </w:rPr>
         <w:t xml:space="preserve">Scientometrics</w:t>
       </w:r>
       <w:r>
@@ -9402,7 +9737,7 @@
       <w:r>
         <w:t xml:space="preserve"> </w:t>
       </w:r>
-      <w:hyperlink r:id="rId93">
+      <w:hyperlink r:id="rId99">
         <w:r>
           <w:rPr>
             <w:rStyle w:val="Hyperlink"/>
@@ -9414,8 +9749,8 @@
         <w:t xml:space="preserve">.</w:t>
       </w:r>
     </w:p>
-    <w:bookmarkEnd w:id="94"/>
-    <w:bookmarkStart w:id="96" w:name="ref-wilkinson_fair_2016"/>
+    <w:bookmarkEnd w:id="100"/>
+    <w:bookmarkStart w:id="102" w:name="ref-wilkinson_fair_2016"/>
     <w:p>
       <w:pPr>
         <w:pStyle w:val="Bibliography"/>
@@ -9454,7 +9789,7 @@
       <w:r>
         <w:t xml:space="preserve"> </w:t>
       </w:r>
-      <w:hyperlink r:id="rId95">
+      <w:hyperlink r:id="rId101">
         <w:r>
           <w:rPr>
             <w:rStyle w:val="Hyperlink"/>
@@ -9466,8 +9801,8 @@
         <w:t xml:space="preserve">.</w:t>
       </w:r>
     </w:p>
-    <w:bookmarkEnd w:id="96"/>
-    <w:bookmarkStart w:id="98" w:name="ref-wright_open_2023"/>
+    <w:bookmarkEnd w:id="102"/>
+    <w:bookmarkStart w:id="104" w:name="ref-wright_open_2023"/>
     <w:p>
       <w:pPr>
         <w:pStyle w:val="Bibliography"/>
@@ -9503,7 +9838,7 @@
       <w:r>
         <w:t xml:space="preserve"> </w:t>
       </w:r>
-      <w:hyperlink r:id="rId97">
+      <w:hyperlink r:id="rId103">
         <w:r>
           <w:rPr>
             <w:rStyle w:val="Hyperlink"/>
@@ -9515,8 +9850,8 @@
         <w:t xml:space="preserve">.</w:t>
       </w:r>
     </w:p>
-    <w:bookmarkEnd w:id="98"/>
-    <w:bookmarkStart w:id="100" w:name="ref-zenodo_policies_2024"/>
+    <w:bookmarkEnd w:id="104"/>
+    <w:bookmarkStart w:id="106" w:name="ref-zenodo_policies_2024"/>
     <w:p>
       <w:pPr>
         <w:pStyle w:val="Bibliography"/>
@@ -9540,7 +9875,7 @@
       <w:r>
         <w:t xml:space="preserve"> </w:t>
       </w:r>
-      <w:hyperlink r:id="rId99">
+      <w:hyperlink r:id="rId105">
         <w:r>
           <w:rPr>
             <w:rStyle w:val="Hyperlink"/>
@@ -9552,9 +9887,9 @@
         <w:t xml:space="preserve">; CERN / OpenAIRE.</w:t>
       </w:r>
     </w:p>
-    <w:bookmarkEnd w:id="100"/>
-    <w:bookmarkEnd w:id="101"/>
-    <w:bookmarkEnd w:id="102"/>
+    <w:bookmarkEnd w:id="106"/>
+    <w:bookmarkEnd w:id="107"/>
+    <w:bookmarkEnd w:id="108"/>
     <w:sectPr>
       <w:footnotePr>
         <w:numRestart w:val="eachSect"/>
@@ -9768,6 +10103,91 @@
       </w:rPr>
     </w:lvl>
   </w:abstractNum>
+  <w:abstractNum w:abstractNumId="99711">
+    <w:nsid w:val="00A99711"/>
+    <w:multiLevelType w:val="multilevel"/>
+    <w:lvl w:ilvl="0">
+      <w:start w:val="1"/>
+      <w:numFmt w:val="lowerLetter"/>
+      <w:lvlText w:val="%1."/>
+      <w:lvlJc w:val="left"/>
+      <w:pPr>
+        <w:ind w:left="720" w:hanging="360"/>
+      </w:pPr>
+    </w:lvl>
+    <w:lvl w:ilvl="1">
+      <w:start w:val="1"/>
+      <w:numFmt w:val="lowerLetter"/>
+      <w:lvlText w:val="%2."/>
+      <w:lvlJc w:val="left"/>
+      <w:pPr>
+        <w:ind w:left="1440" w:hanging="360"/>
+      </w:pPr>
+    </w:lvl>
+    <w:lvl w:ilvl="2">
+      <w:start w:val="1"/>
+      <w:numFmt w:val="lowerLetter"/>
+      <w:lvlText w:val="%3."/>
+      <w:lvlJc w:val="left"/>
+      <w:pPr>
+        <w:ind w:left="2160" w:hanging="360"/>
+      </w:pPr>
+    </w:lvl>
+    <w:lvl w:ilvl="3">
+      <w:start w:val="1"/>
+      <w:numFmt w:val="lowerLetter"/>
+      <w:lvlText w:val="%4."/>
+      <w:lvlJc w:val="left"/>
+      <w:pPr>
+        <w:ind w:left="2880" w:hanging="360"/>
+      </w:pPr>
+    </w:lvl>
+    <w:lvl w:ilvl="4">
+      <w:start w:val="1"/>
+      <w:numFmt w:val="lowerLetter"/>
+      <w:lvlText w:val="%5."/>
+      <w:lvlJc w:val="left"/>
+      <w:pPr>
+        <w:ind w:left="3600" w:hanging="360"/>
+      </w:pPr>
+    </w:lvl>
+    <w:lvl w:ilvl="5">
+      <w:start w:val="1"/>
+      <w:numFmt w:val="lowerLetter"/>
+      <w:lvlText w:val="%6."/>
+      <w:lvlJc w:val="left"/>
+      <w:pPr>
+        <w:ind w:left="4320" w:hanging="360"/>
+      </w:pPr>
+    </w:lvl>
+    <w:lvl w:ilvl="6">
+      <w:start w:val="1"/>
+      <w:numFmt w:val="lowerLetter"/>
+      <w:lvlText w:val="%7."/>
+      <w:lvlJc w:val="left"/>
+      <w:pPr>
+        <w:ind w:left="5040" w:hanging="360"/>
+      </w:pPr>
+    </w:lvl>
+    <w:lvl w:ilvl="7">
+      <w:start w:val="1"/>
+      <w:numFmt w:val="lowerLetter"/>
+      <w:lvlText w:val="%8."/>
+      <w:lvlJc w:val="left"/>
+      <w:pPr>
+        <w:ind w:left="5760" w:hanging="360"/>
+      </w:pPr>
+    </w:lvl>
+    <w:lvl w:ilvl="8">
+      <w:start w:val="1"/>
+      <w:numFmt w:val="lowerLetter"/>
+      <w:lvlText w:val="%9."/>
+      <w:lvlJc w:val="left"/>
+      <w:pPr>
+        <w:ind w:left="6480" w:hanging="360"/>
+      </w:pPr>
+    </w:lvl>
+  </w:abstractNum>
   <w:abstractNum w:abstractNumId="99411">
     <w:nsid w:val="00A99411"/>
     <w:multiLevelType w:val="multilevel"/>
@@ -9860,7 +10280,10 @@
     <w:abstractNumId w:val="991"/>
   </w:num>
   <w:num w:numId="1002">
-    <w:abstractNumId w:val="99411"/>
+    <w:abstractNumId w:val="991"/>
+  </w:num>
+  <w:num w:numId="1003">
+    <w:abstractNumId w:val="99711"/>
     <w:lvlOverride w:ilvl="0">
       <w:startOverride w:val="1"/>
     </w:lvlOverride>
@@ -9888,9 +10311,6 @@
     <w:lvlOverride w:ilvl="8">
       <w:startOverride w:val="1"/>
     </w:lvlOverride>
-  </w:num>
-  <w:num w:numId="1003">
-    <w:abstractNumId w:val="991"/>
   </w:num>
   <w:num w:numId="1004">
     <w:abstractNumId w:val="991"/>
@@ -9944,34 +10364,7 @@
     <w:abstractNumId w:val="991"/>
   </w:num>
   <w:num w:numId="1021">
-    <w:abstractNumId w:val="99411"/>
-    <w:lvlOverride w:ilvl="0">
-      <w:startOverride w:val="1"/>
-    </w:lvlOverride>
-    <w:lvlOverride w:ilvl="1">
-      <w:startOverride w:val="1"/>
-    </w:lvlOverride>
-    <w:lvlOverride w:ilvl="2">
-      <w:startOverride w:val="1"/>
-    </w:lvlOverride>
-    <w:lvlOverride w:ilvl="3">
-      <w:startOverride w:val="1"/>
-    </w:lvlOverride>
-    <w:lvlOverride w:ilvl="4">
-      <w:startOverride w:val="1"/>
-    </w:lvlOverride>
-    <w:lvlOverride w:ilvl="5">
-      <w:startOverride w:val="1"/>
-    </w:lvlOverride>
-    <w:lvlOverride w:ilvl="6">
-      <w:startOverride w:val="1"/>
-    </w:lvlOverride>
-    <w:lvlOverride w:ilvl="7">
-      <w:startOverride w:val="1"/>
-    </w:lvlOverride>
-    <w:lvlOverride w:ilvl="8">
-      <w:startOverride w:val="1"/>
-    </w:lvlOverride>
+    <w:abstractNumId w:val="991"/>
   </w:num>
   <w:num w:numId="1022">
     <w:abstractNumId w:val="99411"/>
@@ -10034,7 +10427,34 @@
     </w:lvlOverride>
   </w:num>
   <w:num w:numId="1024">
-    <w:abstractNumId w:val="991"/>
+    <w:abstractNumId w:val="99411"/>
+    <w:lvlOverride w:ilvl="0">
+      <w:startOverride w:val="1"/>
+    </w:lvlOverride>
+    <w:lvlOverride w:ilvl="1">
+      <w:startOverride w:val="1"/>
+    </w:lvlOverride>
+    <w:lvlOverride w:ilvl="2">
+      <w:startOverride w:val="1"/>
+    </w:lvlOverride>
+    <w:lvlOverride w:ilvl="3">
+      <w:startOverride w:val="1"/>
+    </w:lvlOverride>
+    <w:lvlOverride w:ilvl="4">
+      <w:startOverride w:val="1"/>
+    </w:lvlOverride>
+    <w:lvlOverride w:ilvl="5">
+      <w:startOverride w:val="1"/>
+    </w:lvlOverride>
+    <w:lvlOverride w:ilvl="6">
+      <w:startOverride w:val="1"/>
+    </w:lvlOverride>
+    <w:lvlOverride w:ilvl="7">
+      <w:startOverride w:val="1"/>
+    </w:lvlOverride>
+    <w:lvlOverride w:ilvl="8">
+      <w:startOverride w:val="1"/>
+    </w:lvlOverride>
   </w:num>
   <w:num w:numId="1025">
     <w:abstractNumId w:val="991"/>
@@ -10049,6 +10469,9 @@
     <w:abstractNumId w:val="991"/>
   </w:num>
   <w:num w:numId="1029">
+    <w:abstractNumId w:val="991"/>
+  </w:num>
+  <w:num w:numId="1030">
     <w:abstractNumId w:val="991"/>
   </w:num>
 </w:numbering>

--- a/_book/Ciencia-Abierta-y-Acceso-Abierto-a-Datos-del-Inecol.docx
+++ b/_book/Ciencia-Abierta-y-Acceso-Abierto-a-Datos-del-Inecol.docx
@@ -3466,7 +3466,7 @@
     </w:p>
     <w:bookmarkEnd w:id="18"/>
     <w:bookmarkEnd w:id="19"/>
-    <w:bookmarkStart w:id="27" w:name="X54f0d23f904e44acc8e311965bb31be46d773ca"/>
+    <w:bookmarkStart w:id="30" w:name="X54f0d23f904e44acc8e311965bb31be46d773ca"/>
     <w:p>
       <w:pPr>
         <w:pStyle w:val="Heading1"/>
@@ -3480,17 +3480,26 @@
         <w:pStyle w:val="FirstParagraph"/>
       </w:pPr>
       <w:r>
-        <w:t xml:space="preserve">Ante la existencia de repositorios globales maduros y consolidados como Zenodo (respaldado por el CERN y OpenAIRE), surge la pregunta fundamental sobre la necesidad y pertinencia de que el Instituto de Ecología, A.C. (INECOL) desarrolle y mantenga una infraestructura propia para el hospedaje de datos abiertos. La respuesta no radica en el aislamiento, sino en la</w:t>
-      </w:r>
-      <w:r>
-        <w:t xml:space="preserve"> </w:t>
-      </w:r>
-      <w:r>
-        <w:rPr>
-          <w:b/>
-          <w:bCs/>
-        </w:rPr>
-        <w:t xml:space="preserve">soberanía, la gobernanza territorial, el valor estratégico institucional, la dimensión territorial, articulación institucional y ciencia abierta como estrategia de incidencia local</w:t>
+        <w:t xml:space="preserve">Ante la existencia de repositorios globales maduros y consolidados como Zenodo (respaldado por el CERN y OpenAIRE), surge la pregunta fundamental sobre la necesidad y pertinencia de que el Instituto de Ecología, A.C. (INECOL) desarrolle y mantenga una infraestructura propia para el hospedaje de datos abiertos</w:t>
+      </w:r>
+      <w:r>
+        <w:t xml:space="preserve"> </w:t>
+      </w:r>
+      <w:r>
+        <w:t xml:space="preserve">(Zenodo 2024)</w:t>
+      </w:r>
+      <w:r>
+        <w:t xml:space="preserve">. La respuesta no radica en el aislamiento, sino en la</w:t>
+      </w:r>
+      <w:r>
+        <w:t xml:space="preserve"> </w:t>
+      </w:r>
+      <w:r>
+        <w:rPr>
+          <w:b/>
+          <w:bCs/>
+        </w:rPr>
+        <w:t xml:space="preserve">soberanía, la gobernanza temático ambiental, el valor estratégico institucional, la dimensión territorial, la articulación institucional y la ciencia abierta como estrategia de incidencia local</w:t>
       </w:r>
       <w:r>
         <w:t xml:space="preserve">.</w:t>
@@ -3501,7 +3510,7 @@
         <w:pStyle w:val="BodyText"/>
       </w:pPr>
       <w:r>
-        <w:t xml:space="preserve">A continuación se realiza un análisis del contexto cinetífico internacional y el papel de un centro de investigación que justifica este esfuerzo público en México bajo las 6 dimensiones enunciadas arriba:</w:t>
+        <w:t xml:space="preserve">A continuación se realiza un análisis del contexto científico internacional y el papel de un centro de investigación que justifica este esfuerzo público en México bajo las 6 dimensiones enunciadas arriba:</w:t>
       </w:r>
     </w:p>
     <w:bookmarkStart w:id="20" w:name="X7e51c4fae42ed469371d581b35c1283855f2f53"/>
@@ -3518,15 +3527,7 @@
         <w:pStyle w:val="FirstParagraph"/>
       </w:pPr>
       <w:r>
-        <w:t xml:space="preserve">México cuenta con un marco legal robusto derivado de la Ley General en materia de Humanidades, Ciencias, Tecnologías e Innovación (LGHCSCTI). Esta normativa mandata a los Centros Públicos de Investigación (CPI) a garantizar el acceso abierto al conocimiento derivado de fondos públicos.</w:t>
-      </w:r>
-    </w:p>
-    <w:p>
-      <w:pPr>
-        <w:pStyle w:val="BodyText"/>
-      </w:pPr>
-      <w:r>
-        <w:t xml:space="preserve">Confiar exclusivamente en plataformas extranjeras (como Zenodo o Figshare) para el almacenamiento de la memoria científica de México presenta riesgos a mediano plazo:</w:t>
+        <w:t xml:space="preserve">México cuenta con un marco legal robusto derivado de la Ley General en materia de Humanidades, Ciencias, Tecnologías e Innovación (LGHCSCTI). Esta normativa mandata a los Centros Públicos de Investigación (CPI) a garantizar el acceso abierto al conocimiento derivado de fondos públicos. Confiar exclusivamente en plataformas extranjeras (como Zenodo o Figshare) para el almacenamiento de la memoria científica de México presenta riesgos a mediano plazo:</w:t>
       </w:r>
     </w:p>
     <w:p>
@@ -3561,7 +3562,7 @@
         <w:t xml:space="preserve">SECIHTI</w:t>
       </w:r>
       <w:r>
-        <w:t xml:space="preserve">, tiene la responsabilidad de consolidar la infraestructura de datos que alimentará las Agendas Nacionales y los Proyectos Estratégicos de la Secretaría (como la mitigación del cambio climático y la conservación de la biodiversidad). Delegar los datos a Zenodo u otros repositorios, dispersa la información y dificulta que la SECIHTI consulte los activos de conocimiento técnico generados por sus propios centros sectorizados.</w:t>
+        <w:t xml:space="preserve">, tiene la responsabilidad de consolidar la infraestructura de datos que alimentará las Agendas Nacionales y los Proyectos Estratégicos de la Secretaría (como la mitigación del cambio climático y la conservación de la biodiversidad). Delegar los datos a Zenodo u otros repositorios dispersa la información y dificulta que la SECIHTI consulte los activos de conocimiento técnico generados por sus propios centros sectorizados.</w:t>
       </w:r>
     </w:p>
     <w:p>
@@ -3583,7 +3584,16 @@
         <w:t xml:space="preserve"> </w:t>
       </w:r>
       <w:r>
-        <w:t xml:space="preserve">Zenodo opera bajo las leyes y prioridades de financiamiento de la Unión Europea y el CERN. Un cambio en sus políticas de cuotas o de acceso restringido afectaría directamente el cumplimiento legal del INECOL.</w:t>
+        <w:t xml:space="preserve">Zenodo opera bajo las leyes y prioridades de financiamiento de la Unión Europea y el CERN</w:t>
+      </w:r>
+      <w:r>
+        <w:t xml:space="preserve"> </w:t>
+      </w:r>
+      <w:r>
+        <w:t xml:space="preserve">(CERN 2001)</w:t>
+      </w:r>
+      <w:r>
+        <w:t xml:space="preserve">. Un cambio en sus políticas de cuotas o de acceso restringido afectaría directamente el cumplimiento legal del INECOL.</w:t>
       </w:r>
     </w:p>
     <w:p>
@@ -3652,15 +3662,16 @@
         <w:t xml:space="preserve">generalista</w:t>
       </w:r>
       <w:r>
-        <w:t xml:space="preserve">: acepta desde astrofísica hasta lingüística, lo que significa que sus metadatos son genéricos (estándar Dublin Core básico). No puede validar la calidad ni la estructura especializada de los datos ecológicos.</w:t>
-      </w:r>
-    </w:p>
-    <w:p>
-      <w:pPr>
-        <w:pStyle w:val="BodyText"/>
-      </w:pPr>
-      <w:r>
-        <w:t xml:space="preserve">Un servidor propio en el INECOL permite implementar una</w:t>
+        <w:t xml:space="preserve">: acepta desde astrofísica hasta lingüística, lo que significa que sus metadatos son genéricos (estándar Dublin Core básico)</w:t>
+      </w:r>
+      <w:r>
+        <w:t xml:space="preserve"> </w:t>
+      </w:r>
+      <w:r>
+        <w:t xml:space="preserve">(Zenodo 2024)</w:t>
+      </w:r>
+      <w:r>
+        <w:t xml:space="preserve">. No puede validar la calidad ni la estructura especializada de los datos ecológicos. Un servidor propio en el INECOL permite implementar una</w:t>
       </w:r>
       <w:r>
         <w:t xml:space="preserve"> </w:t>
@@ -3674,578 +3685,6 @@
       </w:r>
       <w:r>
         <w:t xml:space="preserve">:</w:t>
-      </w:r>
-      <w:r>
-        <w:t xml:space="preserve"> </w:t>
-      </w:r>
-      <w:r>
-        <w:t xml:space="preserve">*</w:t>
-      </w:r>
-      <w:r>
-        <w:t xml:space="preserve"> </w:t>
-      </w:r>
-      <w:r>
-        <w:rPr>
-          <w:b/>
-          <w:bCs/>
-        </w:rPr>
-        <w:t xml:space="preserve">Estandarización nativa:</w:t>
-      </w:r>
-      <w:r>
-        <w:t xml:space="preserve"> </w:t>
-      </w:r>
-      <w:r>
-        <w:t xml:space="preserve">Permite exigir que todo depósito de biodiversidad adopte los estándares</w:t>
-      </w:r>
-      <w:r>
-        <w:t xml:space="preserve"> </w:t>
-      </w:r>
-      <w:r>
-        <w:rPr>
-          <w:b/>
-          <w:bCs/>
-        </w:rPr>
-        <w:t xml:space="preserve">Darwin Core (DwC)</w:t>
-      </w:r>
-      <w:r>
-        <w:t xml:space="preserve"> </w:t>
-      </w:r>
-      <w:r>
-        <w:t xml:space="preserve">y</w:t>
-      </w:r>
-      <w:r>
-        <w:t xml:space="preserve"> </w:t>
-      </w:r>
-      <w:r>
-        <w:rPr>
-          <w:b/>
-          <w:bCs/>
-        </w:rPr>
-        <w:t xml:space="preserve">Ecological Metadata Language (EML)</w:t>
-      </w:r>
-      <w:r>
-        <w:t xml:space="preserve"> </w:t>
-      </w:r>
-      <w:r>
-        <w:t xml:space="preserve">antes de ser publicado.</w:t>
-      </w:r>
-      <w:r>
-        <w:t xml:space="preserve"> </w:t>
-      </w:r>
-      <w:r>
-        <w:t xml:space="preserve">*</w:t>
-      </w:r>
-      <w:r>
-        <w:t xml:space="preserve"> </w:t>
-      </w:r>
-      <w:r>
-        <w:rPr>
-          <w:b/>
-          <w:bCs/>
-        </w:rPr>
-        <w:t xml:space="preserve">Interoperabilidad Federada:</w:t>
-      </w:r>
-      <w:r>
-        <w:t xml:space="preserve"> </w:t>
-      </w:r>
-      <w:r>
-        <w:t xml:space="preserve">En el estado del arte de la Ciencia Abierta, el futuro no pertenece a un único repositorio centralizado, sino a redes de repositorios interconectados. El servidor del INECOL no compite con Zenodo o con el Repositorio Nacional del Secihti; se convierte en un</w:t>
-      </w:r>
-      <w:r>
-        <w:t xml:space="preserve"> </w:t>
-      </w:r>
-      <w:r>
-        <w:rPr>
-          <w:b/>
-          <w:bCs/>
-        </w:rPr>
-        <w:t xml:space="preserve">nodo proveedor</w:t>
-      </w:r>
-      <w:r>
-        <w:t xml:space="preserve">. Al indexar metadatos FAIR de alta calidad, el INECOL puede</w:t>
-      </w:r>
-      <w:r>
-        <w:t xml:space="preserve"> </w:t>
-      </w:r>
-      <w:r>
-        <w:t xml:space="preserve">“hablarle”</w:t>
-      </w:r>
-      <w:r>
-        <w:t xml:space="preserve"> </w:t>
-      </w:r>
-      <w:r>
-        <w:t xml:space="preserve">directamente a infraestructuras globales como el</w:t>
-      </w:r>
-      <w:r>
-        <w:t xml:space="preserve"> </w:t>
-      </w:r>
-      <w:r>
-        <w:rPr>
-          <w:b/>
-          <w:bCs/>
-        </w:rPr>
-        <w:t xml:space="preserve">GBIF (Global Biodiversity Information Facility)</w:t>
-      </w:r>
-      <w:r>
-        <w:t xml:space="preserve"> </w:t>
-      </w:r>
-      <w:r>
-        <w:t xml:space="preserve">o</w:t>
-      </w:r>
-      <w:r>
-        <w:t xml:space="preserve"> </w:t>
-      </w:r>
-      <w:r>
-        <w:rPr>
-          <w:b/>
-          <w:bCs/>
-        </w:rPr>
-        <w:t xml:space="preserve">Geo BON</w:t>
-      </w:r>
-      <w:r>
-        <w:t xml:space="preserve">, posicionando al Instituto como la fuente primaria y oficial de la información, elevando su prestigio internacional.</w:t>
-      </w:r>
-    </w:p>
-    <w:bookmarkEnd w:id="21"/>
-    <w:bookmarkStart w:id="22" w:name="Xa530c47be0c8930d811c0c17b4ab443c2128901"/>
-    <w:p>
-      <w:pPr>
-        <w:pStyle w:val="Heading3"/>
-      </w:pPr>
-      <w:r>
-        <w:t xml:space="preserve">1.0.3 3. Capitalización Institucional y Evaluación del Desempeño</w:t>
-      </w:r>
-    </w:p>
-    <w:p>
-      <w:pPr>
-        <w:pStyle w:val="FirstParagraph"/>
-      </w:pPr>
-      <w:r>
-        <w:t xml:space="preserve">Cuando un investigador del INECOL sube un set de datos a Zenodo, la institución se convierte en una mera nota al pie en el campo de</w:t>
-      </w:r>
-      <w:r>
-        <w:t xml:space="preserve"> </w:t>
-      </w:r>
-      <w:r>
-        <w:t xml:space="preserve">“afiliación”</w:t>
-      </w:r>
-      <w:r>
-        <w:t xml:space="preserve">. El impacto citacional se dispersa.</w:t>
-      </w:r>
-    </w:p>
-    <w:p>
-      <w:pPr>
-        <w:pStyle w:val="BodyText"/>
-      </w:pPr>
-      <w:r>
-        <w:t xml:space="preserve">Al canalizar los datos a través del Servidor del INECOL:</w:t>
-      </w:r>
-      <w:r>
-        <w:t xml:space="preserve"> </w:t>
-      </w:r>
-      <w:r>
-        <w:t xml:space="preserve">*</w:t>
-      </w:r>
-      <w:r>
-        <w:t xml:space="preserve"> </w:t>
-      </w:r>
-      <w:r>
-        <w:rPr>
-          <w:b/>
-          <w:bCs/>
-        </w:rPr>
-        <w:t xml:space="preserve">Patrimonio Intangible Auditable:</w:t>
-      </w:r>
-      <w:r>
-        <w:t xml:space="preserve"> </w:t>
-      </w:r>
-      <w:r>
-        <w:t xml:space="preserve">El Instituto puede medir, auditar y demostrar cuantitativamente ante la federación y los organismos financiadores el impacto real de su producción de datos. Se genera un catálogo institucional de activos de conocimiento.</w:t>
-      </w:r>
-      <w:r>
-        <w:t xml:space="preserve"> </w:t>
-      </w:r>
-      <w:r>
-        <w:t xml:space="preserve">*</w:t>
-      </w:r>
-      <w:r>
-        <w:t xml:space="preserve"> </w:t>
-      </w:r>
-      <w:r>
-        <w:rPr>
-          <w:b/>
-          <w:bCs/>
-        </w:rPr>
-        <w:t xml:space="preserve">Valorización Interna:</w:t>
-      </w:r>
-      <w:r>
-        <w:t xml:space="preserve"> </w:t>
-      </w:r>
-      <w:r>
-        <w:t xml:space="preserve">Permite al INECOL indexar los DOIs de datos locales en los sistemas de evaluación interna de productividad. Facilita la creación de incentivos para los técnicos académicos y personal de apoyo que capturan y curan datos, reconociendo su labor al mismo nivel que la autoría de un artículo.</w:t>
-      </w:r>
-    </w:p>
-    <w:bookmarkEnd w:id="22"/>
-    <w:bookmarkStart w:id="23" w:name="Xde8fd56a075f0be596379afbf4effb5b27f0fc8"/>
-    <w:p>
-      <w:pPr>
-        <w:pStyle w:val="Heading3"/>
-      </w:pPr>
-      <w:r>
-        <w:t xml:space="preserve">1.0.4 4. La Dimensión Territorial: Estándares Geoespaciales e Interoperabilidad Nacional</w:t>
-      </w:r>
-    </w:p>
-    <w:p>
-      <w:pPr>
-        <w:pStyle w:val="FirstParagraph"/>
-      </w:pPr>
-      <w:r>
-        <w:t xml:space="preserve">En el ámbito de la investigación ecológica y de biodiversidad, la inmensa mayoría de los conjuntos de datos primarios poseen una naturaleza inherentemente espacial (coordenadas de muestreo, delimitaciones ecosistémicas, imágenes de sensores remotos o capas vectoriales). Por ende, el diseño arquitectónico y normativo del Servidor de Datos Abiertos del INECOL no puede limitarse a metadatos bibliográficos o taxonómicos genéricos; debe incorporar de manera obligatoria la gobernanza semántica de la información geográfica</w:t>
-      </w:r>
-      <w:r>
-        <w:t xml:space="preserve"> </w:t>
-      </w:r>
-      <w:r>
-        <w:t xml:space="preserve">(Wright y Halpin 2023)</w:t>
-      </w:r>
-      <w:r>
-        <w:t xml:space="preserve">.</w:t>
-      </w:r>
-    </w:p>
-    <w:p>
-      <w:pPr>
-        <w:pStyle w:val="BodyText"/>
-      </w:pPr>
-      <w:r>
-        <w:t xml:space="preserve">Para robustecer la condición de</w:t>
-      </w:r>
-      <w:r>
-        <w:t xml:space="preserve"> </w:t>
-      </w:r>
-      <w:r>
-        <w:t xml:space="preserve">“Interoperabilidad”</w:t>
-      </w:r>
-      <w:r>
-        <w:t xml:space="preserve"> </w:t>
-      </w:r>
-      <w:r>
-        <w:t xml:space="preserve">y</w:t>
-      </w:r>
-      <w:r>
-        <w:t xml:space="preserve"> </w:t>
-      </w:r>
-      <w:r>
-        <w:t xml:space="preserve">“Reutilización”</w:t>
-      </w:r>
-      <w:r>
-        <w:t xml:space="preserve"> </w:t>
-      </w:r>
-      <w:r>
-        <w:t xml:space="preserve">del modelo FAIR en la escala geoespacial, el repositorio debe adoptar la norma internacional</w:t>
-      </w:r>
-      <w:r>
-        <w:t xml:space="preserve"> </w:t>
-      </w:r>
-      <w:r>
-        <w:rPr>
-          <w:b/>
-          <w:bCs/>
-        </w:rPr>
-        <w:t xml:space="preserve">ISO 19115</w:t>
-      </w:r>
-      <w:r>
-        <w:t xml:space="preserve">, la cual define el esquema conceptual para describir la información geográfica y sus servicios asociados, abarcando desde la calidad del dato y la extensión espacio-temporal hasta los sistemas de referencia de coordenadas</w:t>
-      </w:r>
-      <w:r>
-        <w:t xml:space="preserve"> </w:t>
-      </w:r>
-      <w:r>
-        <w:t xml:space="preserve">(Wright y Halpin 2023;</w:t>
-      </w:r>
-      <w:r>
-        <w:t xml:space="preserve"> </w:t>
-      </w:r>
-      <w:r>
-        <w:t xml:space="preserve">Doña et al.</w:t>
-      </w:r>
-      <w:r>
-        <w:t xml:space="preserve"> </w:t>
-      </w:r>
-      <w:r>
-        <w:t xml:space="preserve">2022)</w:t>
-      </w:r>
-      <w:r>
-        <w:t xml:space="preserve">. La adopción de este estándar transfronterizo asegura que el patrimonio científico del INECOL sea legible y operable por infraestructuras de datos espaciales (IDEs) globales.</w:t>
-      </w:r>
-    </w:p>
-    <w:p>
-      <w:pPr>
-        <w:pStyle w:val="BodyText"/>
-      </w:pPr>
-      <w:r>
-        <w:t xml:space="preserve">A nivel nacional, y en estricta observancia del marco legal que rige a los Centros Públicos de Investigación coordinados por la</w:t>
-      </w:r>
-      <w:r>
-        <w:t xml:space="preserve"> </w:t>
-      </w:r>
-      <w:r>
-        <w:rPr>
-          <w:b/>
-          <w:bCs/>
-        </w:rPr>
-        <w:t xml:space="preserve">SECIHTI</w:t>
-      </w:r>
-      <w:r>
-        <w:t xml:space="preserve">, el Servidor de Datos Abiertos del INECOL debe alinearse de manera vinculante con la normatividad emitida por el</w:t>
-      </w:r>
-      <w:r>
-        <w:t xml:space="preserve"> </w:t>
-      </w:r>
-      <w:r>
-        <w:rPr>
-          <w:b/>
-          <w:bCs/>
-        </w:rPr>
-        <w:t xml:space="preserve">Instituto Nacional de Estadística y Geografía (INEGI)</w:t>
-      </w:r>
-      <w:r>
-        <w:t xml:space="preserve">, específicamente a través de las regulaciones técnicas orientadas a la estandarización de metadatos geográficos en México (v.gr., la</w:t>
-      </w:r>
-      <w:r>
-        <w:t xml:space="preserve"> </w:t>
-      </w:r>
-      <w:r>
-        <w:rPr>
-          <w:b/>
-          <w:bCs/>
-        </w:rPr>
-        <w:t xml:space="preserve">Norma Oficial Mexicana</w:t>
-      </w:r>
-      <w:r>
-        <w:t xml:space="preserve"> </w:t>
-      </w:r>
-      <w:r>
-        <w:t xml:space="preserve">aplicable y la</w:t>
-      </w:r>
-      <w:r>
-        <w:t xml:space="preserve"> </w:t>
-      </w:r>
-      <w:r>
-        <w:rPr>
-          <w:i/>
-          <w:iCs/>
-        </w:rPr>
-        <w:t xml:space="preserve">Norma Técnica para la Generación de Metadatos Geográficos</w:t>
-      </w:r>
-      <w:r>
-        <w:t xml:space="preserve">)</w:t>
-      </w:r>
-      <w:r>
-        <w:t xml:space="preserve"> </w:t>
-      </w:r>
-      <w:r>
-        <w:t xml:space="preserve">(INEGI 2024)</w:t>
-      </w:r>
-      <w:r>
-        <w:t xml:space="preserve">.</w:t>
-      </w:r>
-    </w:p>
-    <w:p>
-      <w:pPr>
-        <w:pStyle w:val="BodyText"/>
-      </w:pPr>
-      <w:r>
-        <w:t xml:space="preserve">Esta alineación técnico-normativa con el INEGI cumple un doble propósito estratégico: garantiza la soberanía y consistencia legal del dato público mexicano frente a marcos regulatorios federales, y faculta la integración directa e interoperable de la producción del INECOL dentro del Sistema Nacional de Información Estadística y Geográfica (SNIEG), transformando el repositorio institucional en un nodo estratégico de consulta para la toma de decisiones del Estado mexicano en materia ambiental y territorial</w:t>
-      </w:r>
-      <w:r>
-        <w:t xml:space="preserve"> </w:t>
-      </w:r>
-      <w:r>
-        <w:t xml:space="preserve">(INEGI 2024)</w:t>
-      </w:r>
-      <w:r>
-        <w:t xml:space="preserve">.</w:t>
-      </w:r>
-    </w:p>
-    <w:bookmarkEnd w:id="23"/>
-    <w:bookmarkStart w:id="24" w:name="Xad3db1852756f2213888b725bc3880aba0f8356"/>
-    <w:p>
-      <w:pPr>
-        <w:pStyle w:val="Heading3"/>
-      </w:pPr>
-      <w:r>
-        <w:t xml:space="preserve">1.0.5 5. Articulación Estratégica con el Ecosistema Federal: CONABIO e INECC</w:t>
-      </w:r>
-    </w:p>
-    <w:p>
-      <w:pPr>
-        <w:pStyle w:val="FirstParagraph"/>
-      </w:pPr>
-      <w:r>
-        <w:t xml:space="preserve">La infraestructura propia del INECOL potencia los flujos de información hacia las agencias federales encargadas de la política ambiental y la conservación en México. Históricamente, la transferencia de datos hacia organismos como la</w:t>
-      </w:r>
-      <w:r>
-        <w:t xml:space="preserve"> </w:t>
-      </w:r>
-      <w:r>
-        <w:rPr>
-          <w:b/>
-          <w:bCs/>
-        </w:rPr>
-        <w:t xml:space="preserve">CONABIO</w:t>
-      </w:r>
-      <w:r>
-        <w:t xml:space="preserve"> </w:t>
-      </w:r>
-      <w:r>
-        <w:t xml:space="preserve">y el</w:t>
-      </w:r>
-      <w:r>
-        <w:t xml:space="preserve"> </w:t>
-      </w:r>
-      <w:r>
-        <w:rPr>
-          <w:b/>
-          <w:bCs/>
-        </w:rPr>
-        <w:t xml:space="preserve">INECC</w:t>
-      </w:r>
-      <w:r>
-        <w:t xml:space="preserve"> </w:t>
-      </w:r>
-      <w:r>
-        <w:t xml:space="preserve">ha operado mediante reportes estáticos, entregas fragmentadas o solicitudes interinstitucionales específicas. El Servidor de Datos Abiertos del INECOL transforma esta relación en un modelo de interoperabilidad dinámica y continua.</w:t>
-      </w:r>
-    </w:p>
-    <w:p>
-      <w:pPr>
-        <w:pStyle w:val="BodyText"/>
-      </w:pPr>
-      <w:r>
-        <w:t xml:space="preserve">Al adoptar estándares abiertos globales y nacionales (FAIR, Darwin Core, ISO 19115 y las normas técnicas del INEGI), el repositorio del INECOL se convierte en un nodo tecnológico que abastece directamente al Sistema National de Información sobre Biodiversidad (SNIB) de la</w:t>
-      </w:r>
-      <w:r>
-        <w:t xml:space="preserve"> </w:t>
-      </w:r>
-      <w:r>
-        <w:rPr>
-          <w:b/>
-          <w:bCs/>
-        </w:rPr>
-        <w:t xml:space="preserve">CONABIO</w:t>
-      </w:r>
-      <w:r>
-        <w:t xml:space="preserve">, acelerando la integración de registros de presencia de especies y monitoreo biótico</w:t>
-      </w:r>
-      <w:r>
-        <w:t xml:space="preserve"> </w:t>
-      </w:r>
-      <w:r>
-        <w:t xml:space="preserve">(Islam et al. 2024)</w:t>
-      </w:r>
-      <w:r>
-        <w:t xml:space="preserve">. Asimismo, proporciona al</w:t>
-      </w:r>
-      <w:r>
-        <w:t xml:space="preserve"> </w:t>
-      </w:r>
-      <w:r>
-        <w:rPr>
-          <w:b/>
-          <w:bCs/>
-        </w:rPr>
-        <w:t xml:space="preserve">INECC</w:t>
-      </w:r>
-      <w:r>
-        <w:t xml:space="preserve"> </w:t>
-      </w:r>
-      <w:r>
-        <w:t xml:space="preserve">las bases de datos geoespaciales y climáticas primarias necesarias para la modelación de escenarios de vulnerabilidad, inventarios de gases de efecto invernadero y diseño de políticas de adaptación al cambio climático basadas en ecosistemas</w:t>
-      </w:r>
-      <w:r>
-        <w:t xml:space="preserve"> </w:t>
-      </w:r>
-      <w:r>
-        <w:t xml:space="preserve">(Wright y Halpin 2023)</w:t>
-      </w:r>
-      <w:r>
-        <w:t xml:space="preserve">. De este modo, el INECOL no solo cumple un mandato de transparencia coordinado por la</w:t>
-      </w:r>
-      <w:r>
-        <w:t xml:space="preserve"> </w:t>
-      </w:r>
-      <w:r>
-        <w:rPr>
-          <w:b/>
-          <w:bCs/>
-        </w:rPr>
-        <w:t xml:space="preserve">SECIHTI</w:t>
-      </w:r>
-      <w:r>
-        <w:t xml:space="preserve">, sino que se consolida como el motor de evidencia científica indispensable para la toma de decisiones ambientales de escala federal.</w:t>
-      </w:r>
-    </w:p>
-    <w:bookmarkEnd w:id="24"/>
-    <w:bookmarkStart w:id="25" w:name="ciencia-abierta-con-incidencia-local"/>
-    <w:p>
-      <w:pPr>
-        <w:pStyle w:val="Heading3"/>
-      </w:pPr>
-      <w:r>
-        <w:t xml:space="preserve">1.0.6 6. Ciencia Abierta con Incidencia Local</w:t>
-      </w:r>
-    </w:p>
-    <w:p>
-      <w:pPr>
-        <w:pStyle w:val="FirstParagraph"/>
-      </w:pPr>
-      <w:r>
-        <w:t xml:space="preserve">La justificación de un repositorio institucional autónomo adquiere su máxima legitimidad social al traducirse en soberanía científica aplicada a los territorios donde el INECOL tiene arraigo por</w:t>
-      </w:r>
-      <w:r>
-        <w:t xml:space="preserve"> </w:t>
-      </w:r>
-      <w:r>
-        <w:t xml:space="preserve">“domicilio”</w:t>
-      </w:r>
-      <w:r>
-        <w:t xml:space="preserve"> </w:t>
-      </w:r>
-      <w:r>
-        <w:t xml:space="preserve">e infraestructura física (la sede central en Xalapa, Veracruz, y el Centro Regional de El Bajío en Pátzcuaro, Michoacán). Las administraciones estatales y municipales frecuentemente carecen de la capacidad técnica para generar datos biofísicos primarios, viéndose obligadas a tomar decisiones territoriales críticamente desinformadas o basadas en consultorías externas costosas</w:t>
-      </w:r>
-      <w:r>
-        <w:t xml:space="preserve"> </w:t>
-      </w:r>
-      <w:r>
-        <w:t xml:space="preserve">(Morales-Reyes et al. 2025)</w:t>
-      </w:r>
-      <w:r>
-        <w:t xml:space="preserve">.</w:t>
-      </w:r>
-    </w:p>
-    <w:p>
-      <w:pPr>
-        <w:pStyle w:val="BodyText"/>
-      </w:pPr>
-      <w:r>
-        <w:t xml:space="preserve">El Servidor de Datos Abiertos rompe esta asimetría de información y materializa el principio de incidencia social de la</w:t>
-      </w:r>
-      <w:r>
-        <w:t xml:space="preserve"> </w:t>
-      </w:r>
-      <w:r>
-        <w:rPr>
-          <w:b/>
-          <w:bCs/>
-        </w:rPr>
-        <w:t xml:space="preserve">SECIHTI</w:t>
-      </w:r>
-      <w:r>
-        <w:t xml:space="preserve"> </w:t>
-      </w:r>
-      <w:r>
-        <w:t xml:space="preserve">a través de tres ejes de acción local:</w:t>
       </w:r>
     </w:p>
     <w:p>
@@ -4261,19 +3700,51 @@
           <w:b/>
           <w:bCs/>
         </w:rPr>
-        <w:t xml:space="preserve">Gobernanza Territorial Subnacional:</w:t>
-      </w:r>
-      <w:r>
-        <w:t xml:space="preserve"> </w:t>
-      </w:r>
-      <w:r>
-        <w:t xml:space="preserve">Provee a las Secretarías de Medio Ambiente estatales (v.gr., SEDEMA Veracruz y SECMA Michoacán) las capas geográficas estandarizadas bajo la NOM del INEGI e ISO 19115 requeridas de forma vinculante para los Programas Estatales de Ordenamiento Ecológico y Territorial (POET)</w:t>
-      </w:r>
-      <w:r>
-        <w:t xml:space="preserve"> </w:t>
-      </w:r>
-      <w:r>
-        <w:t xml:space="preserve">(Wright y Halpin 2023)</w:t>
+        <w:t xml:space="preserve">Estandarización nativa:</w:t>
+      </w:r>
+      <w:r>
+        <w:t xml:space="preserve"> </w:t>
+      </w:r>
+      <w:r>
+        <w:t xml:space="preserve">Permite exigir que todo depósito de biodiversidad adopte los estándares</w:t>
+      </w:r>
+      <w:r>
+        <w:t xml:space="preserve"> </w:t>
+      </w:r>
+      <w:r>
+        <w:rPr>
+          <w:b/>
+          <w:bCs/>
+        </w:rPr>
+        <w:t xml:space="preserve">Darwin Core (DwC)</w:t>
+      </w:r>
+      <w:r>
+        <w:t xml:space="preserve"> </w:t>
+      </w:r>
+      <w:r>
+        <w:t xml:space="preserve">y</w:t>
+      </w:r>
+      <w:r>
+        <w:t xml:space="preserve"> </w:t>
+      </w:r>
+      <w:r>
+        <w:rPr>
+          <w:b/>
+          <w:bCs/>
+        </w:rPr>
+        <w:t xml:space="preserve">Ecological Metadata Language (EML)</w:t>
+      </w:r>
+      <w:r>
+        <w:t xml:space="preserve"> </w:t>
+      </w:r>
+      <w:r>
+        <w:t xml:space="preserve">antes de ser publicado</w:t>
+      </w:r>
+      <w:r>
+        <w:t xml:space="preserve"> </w:t>
+      </w:r>
+      <w:r>
+        <w:t xml:space="preserve">(Jantzen y Vriend 2026)</w:t>
       </w:r>
       <w:r>
         <w:t xml:space="preserve">.</w:t>
@@ -4292,35 +3763,501 @@
           <w:b/>
           <w:bCs/>
         </w:rPr>
-        <w:t xml:space="preserve">Resiliencia Urbana y Municipal:</w:t>
-      </w:r>
-      <w:r>
-        <w:t xml:space="preserve"> </w:t>
-      </w:r>
-      <w:r>
-        <w:t xml:space="preserve">Permite al Municipio de Xalapa y ayuntamientos colindantes acceder de forma abierta a datos sobre servicios ecosistémicos, dinámicas hidrológicas locales e inventarios del arbolado urbano, indispensables para actualizar los Planes de Desarrollo Urbano Municipal y los Programas de Acción Climática Municipal (PACMUN).</w:t>
-      </w:r>
-    </w:p>
-    <w:p>
-      <w:pPr>
-        <w:pStyle w:val="Compact"/>
-        <w:numPr>
-          <w:ilvl w:val="0"/>
-          <w:numId w:val="1002"/>
-        </w:numPr>
-      </w:pPr>
-      <w:r>
-        <w:rPr>
-          <w:b/>
-          <w:bCs/>
-        </w:rPr>
-        <w:t xml:space="preserve">Garantía de Acceso Social:</w:t>
-      </w:r>
-      <w:r>
-        <w:t xml:space="preserve"> </w:t>
-      </w:r>
-      <w:r>
-        <w:t xml:space="preserve">Al mantener el INECOL el control de su propia infraestructura, se pueden diseñar interfaces y visualizaciones de metadatos simplificadas orientadas a la consulta de comunidades locales, ejidos y organizaciones de la sociedad civil de las regiones de influencia, democratizando el conocimiento biológico y previniendo conflictos socioambientales por falta de acceso a la información</w:t>
+        <w:t xml:space="preserve">Interoperabilidad Federada:</w:t>
+      </w:r>
+      <w:r>
+        <w:t xml:space="preserve"> </w:t>
+      </w:r>
+      <w:r>
+        <w:t xml:space="preserve">En el estado del arte de la Ciencia Abierta, el futuro no pertenece a un único repositorio centralizado, sino a redes de repositorios interconectados. El servidor del INECOL no compite con Zenodo o con el Repositorio Nacional de la SECIHTI; se convierte en un</w:t>
+      </w:r>
+      <w:r>
+        <w:t xml:space="preserve"> </w:t>
+      </w:r>
+      <w:r>
+        <w:rPr>
+          <w:b/>
+          <w:bCs/>
+        </w:rPr>
+        <w:t xml:space="preserve">nodo proveedor</w:t>
+      </w:r>
+      <w:r>
+        <w:t xml:space="preserve">. Al indexar metadatos FAIR de alta calidad, el INECOL puede</w:t>
+      </w:r>
+      <w:r>
+        <w:t xml:space="preserve"> </w:t>
+      </w:r>
+      <w:r>
+        <w:t xml:space="preserve">“hablarle”</w:t>
+      </w:r>
+      <w:r>
+        <w:t xml:space="preserve"> </w:t>
+      </w:r>
+      <w:r>
+        <w:t xml:space="preserve">directamente a infraestructuras globales como el</w:t>
+      </w:r>
+      <w:r>
+        <w:t xml:space="preserve"> </w:t>
+      </w:r>
+      <w:r>
+        <w:rPr>
+          <w:b/>
+          <w:bCs/>
+        </w:rPr>
+        <w:t xml:space="preserve">GBIF (Global Biodiversity Information Facility)</w:t>
+      </w:r>
+      <w:r>
+        <w:t xml:space="preserve"> </w:t>
+      </w:r>
+      <w:r>
+        <w:t xml:space="preserve">o</w:t>
+      </w:r>
+      <w:r>
+        <w:t xml:space="preserve"> </w:t>
+      </w:r>
+      <w:r>
+        <w:rPr>
+          <w:b/>
+          <w:bCs/>
+        </w:rPr>
+        <w:t xml:space="preserve">Geo BON</w:t>
+      </w:r>
+      <w:r>
+        <w:t xml:space="preserve">, posicionando al Instituto como la fuente primaria y oficial de la información, elevando su prestigio internacional</w:t>
+      </w:r>
+      <w:r>
+        <w:t xml:space="preserve"> </w:t>
+      </w:r>
+      <w:r>
+        <w:t xml:space="preserve">(</w:t>
+      </w:r>
+      <w:r>
+        <w:t xml:space="preserve">Wilkinson et al.</w:t>
+      </w:r>
+      <w:r>
+        <w:t xml:space="preserve"> </w:t>
+      </w:r>
+      <w:r>
+        <w:t xml:space="preserve">2016; Islam et al. 2024)</w:t>
+      </w:r>
+      <w:r>
+        <w:t xml:space="preserve">.</w:t>
+      </w:r>
+    </w:p>
+    <w:bookmarkEnd w:id="21"/>
+    <w:bookmarkStart w:id="22" w:name="Xa530c47be0c8930d811c0c17b4ab443c2128901"/>
+    <w:p>
+      <w:pPr>
+        <w:pStyle w:val="Heading3"/>
+      </w:pPr>
+      <w:r>
+        <w:t xml:space="preserve">1.0.3 3. Capitalización Institucional y Evaluación del Desempeño</w:t>
+      </w:r>
+    </w:p>
+    <w:p>
+      <w:pPr>
+        <w:pStyle w:val="FirstParagraph"/>
+      </w:pPr>
+      <w:r>
+        <w:t xml:space="preserve">Cuando un investigador del INECOL sube un set de datos a Zenodo, la institución se convierte en una mera nota al pie en el campo de</w:t>
+      </w:r>
+      <w:r>
+        <w:t xml:space="preserve"> </w:t>
+      </w:r>
+      <w:r>
+        <w:t xml:space="preserve">“afiliación”</w:t>
+      </w:r>
+      <w:r>
+        <w:t xml:space="preserve"> </w:t>
+      </w:r>
+      <w:r>
+        <w:t xml:space="preserve">(Zenodo 2024)</w:t>
+      </w:r>
+      <w:r>
+        <w:t xml:space="preserve">. El impacto citacional se dispersa.</w:t>
+      </w:r>
+    </w:p>
+    <w:p>
+      <w:pPr>
+        <w:pStyle w:val="BodyText"/>
+      </w:pPr>
+      <w:r>
+        <w:t xml:space="preserve">Al canalizar los datos a través del Servidor del INECOL:</w:t>
+      </w:r>
+      <w:r>
+        <w:t xml:space="preserve"> </w:t>
+      </w:r>
+      <w:r>
+        <w:t xml:space="preserve">*</w:t>
+      </w:r>
+      <w:r>
+        <w:t xml:space="preserve"> </w:t>
+      </w:r>
+      <w:r>
+        <w:rPr>
+          <w:b/>
+          <w:bCs/>
+        </w:rPr>
+        <w:t xml:space="preserve">Patrimonio Intangible Auditable:</w:t>
+      </w:r>
+      <w:r>
+        <w:t xml:space="preserve"> </w:t>
+      </w:r>
+      <w:r>
+        <w:t xml:space="preserve">El Instituto puede medir, auditar y demostrar cuantitativamente ante la federación y los organismos financiadores el impacto real de su producción de datos</w:t>
+      </w:r>
+      <w:r>
+        <w:t xml:space="preserve"> </w:t>
+      </w:r>
+      <w:r>
+        <w:t xml:space="preserve">(Colavizza et al. 2024)</w:t>
+      </w:r>
+      <w:r>
+        <w:t xml:space="preserve">. Se genera un catálogo institucional de activos de conocimiento.</w:t>
+      </w:r>
+      <w:r>
+        <w:t xml:space="preserve"> </w:t>
+      </w:r>
+      <w:r>
+        <w:t xml:space="preserve">*</w:t>
+      </w:r>
+      <w:r>
+        <w:t xml:space="preserve"> </w:t>
+      </w:r>
+      <w:r>
+        <w:rPr>
+          <w:b/>
+          <w:bCs/>
+        </w:rPr>
+        <w:t xml:space="preserve">Valorización Interna:</w:t>
+      </w:r>
+      <w:r>
+        <w:t xml:space="preserve"> </w:t>
+      </w:r>
+      <w:r>
+        <w:t xml:space="preserve">Permite al INECOL indexar los DOIs de datos locales en los sistemas de evaluación interna de productividad. Facilita la creación de incentivos para los técnicos académicos y personal de apoyo que capturan y curan datos, reconociendo su labor al mismo nivel que la autoría de un artículo.</w:t>
+      </w:r>
+    </w:p>
+    <w:bookmarkEnd w:id="22"/>
+    <w:bookmarkStart w:id="23" w:name="Xde8fd56a075f0be596379afbf4effb5b27f0fc8"/>
+    <w:p>
+      <w:pPr>
+        <w:pStyle w:val="Heading3"/>
+      </w:pPr>
+      <w:r>
+        <w:t xml:space="preserve">1.0.4 4. La Dimensión Territorial: Estándares Geoespaciales e Interoperabilidad Nacional</w:t>
+      </w:r>
+    </w:p>
+    <w:p>
+      <w:pPr>
+        <w:pStyle w:val="FirstParagraph"/>
+      </w:pPr>
+      <w:r>
+        <w:t xml:space="preserve">En el ámbito de la investigación ecológica y de biodiversidad, la inmensa mayoría de los conjuntos de datos primarios poseen una naturaleza inherentemente espacial (coordenadas de muestreo, delimitaciones ecosistémicas, imágenes de sensores remotos o capas vectoriales). Por ende, el diseño arquitectónico y normativo del Servidor de Datos Abiertos del INECOL no puede limitarse a metadatos bibliográficos o taxonómicos genéricos; debe incorporar de manera obligatoria la gobernanza semántica de la información geográfica</w:t>
+      </w:r>
+      <w:r>
+        <w:t xml:space="preserve"> </w:t>
+      </w:r>
+      <w:r>
+        <w:t xml:space="preserve">(Wright y Halpin 2023)</w:t>
+      </w:r>
+      <w:r>
+        <w:t xml:space="preserve">.</w:t>
+      </w:r>
+    </w:p>
+    <w:p>
+      <w:pPr>
+        <w:pStyle w:val="BodyText"/>
+      </w:pPr>
+      <w:r>
+        <w:t xml:space="preserve">Para robustecer la condición de</w:t>
+      </w:r>
+      <w:r>
+        <w:t xml:space="preserve"> </w:t>
+      </w:r>
+      <w:r>
+        <w:t xml:space="preserve">“Interoperabilidad”</w:t>
+      </w:r>
+      <w:r>
+        <w:t xml:space="preserve"> </w:t>
+      </w:r>
+      <w:r>
+        <w:t xml:space="preserve">y</w:t>
+      </w:r>
+      <w:r>
+        <w:t xml:space="preserve"> </w:t>
+      </w:r>
+      <w:r>
+        <w:t xml:space="preserve">“Reutilización”</w:t>
+      </w:r>
+      <w:r>
+        <w:t xml:space="preserve"> </w:t>
+      </w:r>
+      <w:r>
+        <w:t xml:space="preserve">del modelo FAIR en la escala geoespacial, el repositorio debe adoptar la norma internacional</w:t>
+      </w:r>
+      <w:r>
+        <w:t xml:space="preserve"> </w:t>
+      </w:r>
+      <w:r>
+        <w:rPr>
+          <w:b/>
+          <w:bCs/>
+        </w:rPr>
+        <w:t xml:space="preserve">ISO 19115</w:t>
+      </w:r>
+      <w:r>
+        <w:t xml:space="preserve">, la cual define el esquema conceptual para describir la información geográfica y sus servicios asociados, abarcando desde la calidad del dato y la extensión espacio-temporal hasta los sistemas de referencia de coordenadas</w:t>
+      </w:r>
+      <w:r>
+        <w:t xml:space="preserve"> </w:t>
+      </w:r>
+      <w:r>
+        <w:t xml:space="preserve">(Wright y Halpin 2023;</w:t>
+      </w:r>
+      <w:r>
+        <w:t xml:space="preserve"> </w:t>
+      </w:r>
+      <w:r>
+        <w:t xml:space="preserve">Doña et al.</w:t>
+      </w:r>
+      <w:r>
+        <w:t xml:space="preserve"> </w:t>
+      </w:r>
+      <w:r>
+        <w:t xml:space="preserve">2022)</w:t>
+      </w:r>
+      <w:r>
+        <w:t xml:space="preserve">. La adopción de este estándar transfronterizo asegura que el patrimonio científico del INECOL sea legible y operable por infraestructuras de datos espaciales (IDEs) globales.</w:t>
+      </w:r>
+    </w:p>
+    <w:p>
+      <w:pPr>
+        <w:pStyle w:val="BodyText"/>
+      </w:pPr>
+      <w:r>
+        <w:t xml:space="preserve">A nivel nacional, y en estricta observancia del marco legal que rige a los Centros Públicos de Investigación coordinados por la</w:t>
+      </w:r>
+      <w:r>
+        <w:t xml:space="preserve"> </w:t>
+      </w:r>
+      <w:r>
+        <w:rPr>
+          <w:b/>
+          <w:bCs/>
+        </w:rPr>
+        <w:t xml:space="preserve">SECIHTI</w:t>
+      </w:r>
+      <w:r>
+        <w:t xml:space="preserve">, el Servidor de Datos Abiertos del INECOL debe alinearse de manera vinculante con la normatividad emitida por el</w:t>
+      </w:r>
+      <w:r>
+        <w:t xml:space="preserve"> </w:t>
+      </w:r>
+      <w:r>
+        <w:rPr>
+          <w:b/>
+          <w:bCs/>
+        </w:rPr>
+        <w:t xml:space="preserve">Instituto Nacional de Estadística y Geografía (INEGI)</w:t>
+      </w:r>
+      <w:r>
+        <w:t xml:space="preserve">, específicamente a través de las regulaciones técnicas orientadas a la estandarización de metadatos geográficos en México (v.gr., la</w:t>
+      </w:r>
+      <w:r>
+        <w:t xml:space="preserve"> </w:t>
+      </w:r>
+      <w:r>
+        <w:rPr>
+          <w:b/>
+          <w:bCs/>
+        </w:rPr>
+        <w:t xml:space="preserve">Norma Oficial Mexicana</w:t>
+      </w:r>
+      <w:r>
+        <w:t xml:space="preserve"> </w:t>
+      </w:r>
+      <w:r>
+        <w:t xml:space="preserve">aplicable y la</w:t>
+      </w:r>
+      <w:r>
+        <w:t xml:space="preserve"> </w:t>
+      </w:r>
+      <w:r>
+        <w:rPr>
+          <w:i/>
+          <w:iCs/>
+        </w:rPr>
+        <w:t xml:space="preserve">Norma Técnica para la Generación de Metadatos Geográficos</w:t>
+      </w:r>
+      <w:r>
+        <w:t xml:space="preserve">)</w:t>
+      </w:r>
+      <w:r>
+        <w:t xml:space="preserve"> </w:t>
+      </w:r>
+      <w:r>
+        <w:t xml:space="preserve">(INEGI 2024)</w:t>
+      </w:r>
+      <w:r>
+        <w:t xml:space="preserve">. Esta alineación técnico-normativa con el INEGI cumple un doble propósito estratégico: garantiza la soberanía y consistencia legal del dato público mexicano frente a marcos regulatorios federales, y faculta la integración directa e interoperable de la producción del INECOL dentro del Sistema Nacional de Información Estadística y Geográfica (SNIEG), transformando el repositorio institucional en un nodo estratégico de consulta para la toma de decisiones del Estado mexicano en materia ambiental y territorial</w:t>
+      </w:r>
+      <w:r>
+        <w:t xml:space="preserve"> </w:t>
+      </w:r>
+      <w:r>
+        <w:t xml:space="preserve">(INEGI 2024)</w:t>
+      </w:r>
+      <w:r>
+        <w:t xml:space="preserve">.</w:t>
+      </w:r>
+    </w:p>
+    <w:bookmarkEnd w:id="23"/>
+    <w:bookmarkStart w:id="24" w:name="Xad3db1852756f2213888b725bc3880aba0f8356"/>
+    <w:p>
+      <w:pPr>
+        <w:pStyle w:val="Heading3"/>
+      </w:pPr>
+      <w:r>
+        <w:t xml:space="preserve">1.0.5 5. Articulación Estratégica con el Ecosistema Federal: CONABIO e INECC</w:t>
+      </w:r>
+    </w:p>
+    <w:p>
+      <w:pPr>
+        <w:pStyle w:val="FirstParagraph"/>
+      </w:pPr>
+      <w:r>
+        <w:t xml:space="preserve">La infraestructura propia del INECOL potencia los flujos de información hacia las agencias federales encargadas de la política ambiental y la conservación en México. Históricamente, la transferencia de datos hacia organismos como la</w:t>
+      </w:r>
+      <w:r>
+        <w:t xml:space="preserve"> </w:t>
+      </w:r>
+      <w:r>
+        <w:rPr>
+          <w:b/>
+          <w:bCs/>
+        </w:rPr>
+        <w:t xml:space="preserve">CONABIO</w:t>
+      </w:r>
+      <w:r>
+        <w:t xml:space="preserve"> </w:t>
+      </w:r>
+      <w:r>
+        <w:t xml:space="preserve">y el</w:t>
+      </w:r>
+      <w:r>
+        <w:t xml:space="preserve"> </w:t>
+      </w:r>
+      <w:r>
+        <w:rPr>
+          <w:b/>
+          <w:bCs/>
+        </w:rPr>
+        <w:t xml:space="preserve">INECC</w:t>
+      </w:r>
+      <w:r>
+        <w:t xml:space="preserve"> </w:t>
+      </w:r>
+      <w:r>
+        <w:t xml:space="preserve">ha operado mediante reportes estáticos, entregas fragmentadas o solicitudes interinstitucionales específicas. El Servidor de Datos Abiertos del INECOL transforma esta relación en un modelo de interoperabilidad dinámica y continua.</w:t>
+      </w:r>
+    </w:p>
+    <w:p>
+      <w:pPr>
+        <w:pStyle w:val="BodyText"/>
+      </w:pPr>
+      <w:r>
+        <w:t xml:space="preserve">Al adoptar estándares abiertos globales y nacionales (FAIR, Darwin Core, ISO 19115 y las normas técnicas del INEGI), el repositorio del INECOL se convierte en un nodo tecnológico que abastece directamente al Sistema Nacional de Información sobre Biodiversidad (SNIB) de la</w:t>
+      </w:r>
+      <w:r>
+        <w:t xml:space="preserve"> </w:t>
+      </w:r>
+      <w:r>
+        <w:rPr>
+          <w:b/>
+          <w:bCs/>
+        </w:rPr>
+        <w:t xml:space="preserve">CONABIO</w:t>
+      </w:r>
+      <w:r>
+        <w:t xml:space="preserve">, acelerando la integración de registros de presencia de especies y monitoreo biótico</w:t>
+      </w:r>
+      <w:r>
+        <w:t xml:space="preserve"> </w:t>
+      </w:r>
+      <w:r>
+        <w:t xml:space="preserve">(Islam et al. 2024)</w:t>
+      </w:r>
+      <w:r>
+        <w:t xml:space="preserve">. Asimismo, proporciona al</w:t>
+      </w:r>
+      <w:r>
+        <w:t xml:space="preserve"> </w:t>
+      </w:r>
+      <w:r>
+        <w:rPr>
+          <w:b/>
+          <w:bCs/>
+        </w:rPr>
+        <w:t xml:space="preserve">INECC</w:t>
+      </w:r>
+      <w:r>
+        <w:t xml:space="preserve"> </w:t>
+      </w:r>
+      <w:r>
+        <w:t xml:space="preserve">las bases de datos geoespaciales y climáticas primarias necesarias para la modelación de escenarios de vulnerabilidad, inventarios de gases de efecto invernadero y diseño de políticas de adaptación al cambio climático basadas en ecosistemas</w:t>
+      </w:r>
+      <w:r>
+        <w:t xml:space="preserve"> </w:t>
+      </w:r>
+      <w:r>
+        <w:t xml:space="preserve">(Wright y Halpin 2023; Sánchez-Cordero et al. 2022)</w:t>
+      </w:r>
+      <w:r>
+        <w:t xml:space="preserve">. De este modo, el INECOL no solo cumple un mandato de transparencia coordinado por la</w:t>
+      </w:r>
+      <w:r>
+        <w:t xml:space="preserve"> </w:t>
+      </w:r>
+      <w:r>
+        <w:rPr>
+          <w:b/>
+          <w:bCs/>
+        </w:rPr>
+        <w:t xml:space="preserve">SECIHTI</w:t>
+      </w:r>
+      <w:r>
+        <w:t xml:space="preserve">, sino que se consolida como el motor de evidencia científica indispensable para la toma de decisiones ambientales de escala federal.</w:t>
+      </w:r>
+    </w:p>
+    <w:bookmarkEnd w:id="24"/>
+    <w:bookmarkStart w:id="25" w:name="ciencia-abierta-con-incidencia-local"/>
+    <w:p>
+      <w:pPr>
+        <w:pStyle w:val="Heading3"/>
+      </w:pPr>
+      <w:r>
+        <w:t xml:space="preserve">1.0.6 6. Ciencia Abierta con Incidencia Local</w:t>
+      </w:r>
+    </w:p>
+    <w:p>
+      <w:pPr>
+        <w:pStyle w:val="FirstParagraph"/>
+      </w:pPr>
+      <w:r>
+        <w:t xml:space="preserve">La justificación de un repositorio institucional autónomo adquiere su máxima legitimidad social al traducirse en soberanía científica aplicada a los territorios donde el INECOL tiene arraigo por</w:t>
+      </w:r>
+      <w:r>
+        <w:t xml:space="preserve"> </w:t>
+      </w:r>
+      <w:r>
+        <w:t xml:space="preserve">“domicilio”</w:t>
+      </w:r>
+      <w:r>
+        <w:t xml:space="preserve"> </w:t>
+      </w:r>
+      <w:r>
+        <w:t xml:space="preserve">e infraestructura física (la sede central en Xalapa, Veracruz, el Centro Regional de El Bajío en Pátzcuaro, Michoacán, El grupo ecohidrológico de Chihuahua). Las administraciones estatales y municipales frecuentemente carecen de la capacidad técnica para generar datos biofísicos primarios, viéndose obligadas a tomar decisiones territoriales críticamente desinformadas o basadas en consultorías externas costosas</w:t>
       </w:r>
       <w:r>
         <w:t xml:space="preserve"> </w:t>
@@ -4332,95 +4269,28 @@
         <w:t xml:space="preserve">.</w:t>
       </w:r>
     </w:p>
-    <w:bookmarkEnd w:id="25"/>
-    <w:bookmarkStart w:id="26" w:name="X82169622ff85fa1068202aeda77feb0b6070df7"/>
-    <w:p>
-      <w:pPr>
-        <w:pStyle w:val="Heading3"/>
-      </w:pPr>
-      <w:r>
-        <w:t xml:space="preserve">1.0.7 Conclusión Estratégica: El Enfoque Híbrido</w:t>
-      </w:r>
-    </w:p>
-    <w:p>
-      <w:pPr>
-        <w:pStyle w:val="FirstParagraph"/>
-      </w:pPr>
-      <w:r>
-        <w:t xml:space="preserve">La estrategia óptima para el INECOL no es rechazar a Zenodo u otros repositorios globales, sino adoptar un</w:t>
-      </w:r>
-      <w:r>
-        <w:t xml:space="preserve"> </w:t>
-      </w:r>
-      <w:r>
-        <w:rPr>
-          <w:b/>
-          <w:bCs/>
-        </w:rPr>
-        <w:t xml:space="preserve">enfoque híbrido o federado</w:t>
-      </w:r>
-      <w:r>
-        <w:t xml:space="preserve">. El Servidor del INECOL debe ser la infraestructura primaria de depósito, donde se garantiza la soberanía legal, la curaduría especializada (FAIR/Darwin Core) y el registro institucional de propiedad intelectual. Posteriormente, mediante protocolos automáticos de interoperabilidad (como OAI-PMH), el repositorio del INECOL puede cosechar o replicar sus metadatos hacia Zenodo y el Repositorio Nacional. Así, el INECOL gana autonomía y control local, mientras multiplica exponencialmente la visibilidad global de sus científicos.</w:t>
-      </w:r>
-    </w:p>
-    <w:bookmarkEnd w:id="26"/>
-    <w:bookmarkEnd w:id="27"/>
-    <w:bookmarkStart w:id="30" w:name="cambio-de-conahcyt-a-secihti"/>
-    <w:p>
-      <w:pPr>
-        <w:pStyle w:val="Heading1"/>
-      </w:pPr>
-      <w:r>
-        <w:t xml:space="preserve">2. Cambio de Conahcyt a Secihti</w:t>
-      </w:r>
-    </w:p>
-    <w:p>
-      <w:pPr>
-        <w:pStyle w:val="FirstParagraph"/>
-      </w:pPr>
-      <w:r>
-        <w:t xml:space="preserve">Se aprecia en la nueva versión de los Lineamientos v7 algunos puntos que requieren ajuste dada la transición del estatuto del sector científico operado a través de un consejo a la nueva estructura que lo gegstiona desde una secretaría. Hay que asegurarnos de realizar una</w:t>
-      </w:r>
-      <w:r>
-        <w:t xml:space="preserve"> </w:t>
-      </w:r>
-      <w:r>
-        <w:rPr>
-          <w:b/>
-          <w:bCs/>
-        </w:rPr>
-        <w:t xml:space="preserve">limpieza y actualización legal meticulos</w:t>
-      </w:r>
-      <w:r>
-        <w:t xml:space="preserve"> </w:t>
-      </w:r>
-      <w:r>
-        <w:t xml:space="preserve">en el borrador de lineamientos para evitar inconsistencias jurídicas, ya que el INECOL ahora se coordina sectorialmente bajo las directrices directas de esta nueva dependencia federal (la cual cuenta con una Subsecretaría de Centros Públicos).</w:t>
-      </w:r>
-    </w:p>
-    <w:p>
-      <w:pPr>
-        <w:pStyle w:val="BodyText"/>
-      </w:pPr>
-      <w:r>
-        <w:t xml:space="preserve">A continuación, se hacen algunos señalamientos específicos de ajuste normativo, la actualización del glosario y se ofrecen argumentos que resultan más apropiados para justificar el Repositorio ante el nuevo ecosistema de la SECIHTI.</w:t>
-      </w:r>
-    </w:p>
-    <w:bookmarkStart w:id="28" w:name="X39e3a0563555eae314686bd853b8310055594ac"/>
-    <w:p>
-      <w:pPr>
-        <w:pStyle w:val="Heading3"/>
-      </w:pPr>
-      <w:r>
-        <w:t xml:space="preserve">2.0.1 1. Actualización y Homologación Legal en las Definiciones</w:t>
-      </w:r>
-    </w:p>
-    <w:p>
-      <w:pPr>
-        <w:pStyle w:val="FirstParagraph"/>
-      </w:pPr>
-      <w:r>
-        <w:t xml:space="preserve">Hay que eliminar, especialmente en el Capítulo 2, toda mención analógica al Conahcyt y sustituirla por la nueva autoridad administrativa federal. El cambio en las fracciones del Artículo 2 debe quedar de la siguiente manera:</w:t>
+    <w:p>
+      <w:pPr>
+        <w:pStyle w:val="BodyText"/>
+      </w:pPr>
+      <w:r>
+        <w:t xml:space="preserve">El Servidor de Datos Abiertos rompe esta asimetría de información y materializa el principio de incidencia social de la</w:t>
+      </w:r>
+      <w:r>
+        <w:t xml:space="preserve"> </w:t>
+      </w:r>
+      <w:r>
+        <w:rPr>
+          <w:b/>
+          <w:bCs/>
+        </w:rPr>
+        <w:t xml:space="preserve">SECIHTI</w:t>
+      </w:r>
+      <w:r>
+        <w:t xml:space="preserve"> </w:t>
+      </w:r>
+      <w:r>
+        <w:t xml:space="preserve">a través de tres ejes de acción local:</w:t>
       </w:r>
     </w:p>
     <w:p>
@@ -4436,25 +4306,429 @@
           <w:b/>
           <w:bCs/>
         </w:rPr>
-        <w:t xml:space="preserve">Sustituir la definición correspondiente (v.g. Fracción III o IV):</w:t>
-      </w:r>
-    </w:p>
-    <w:p>
-      <w:pPr>
-        <w:pStyle w:val="BlockText"/>
-      </w:pPr>
-      <w:r>
-        <w:rPr>
-          <w:b/>
-          <w:bCs/>
-        </w:rPr>
-        <w:t xml:space="preserve">[Fracción]. SECIHTI.</w:t>
-      </w:r>
-      <w:r>
-        <w:t xml:space="preserve"> </w:t>
-      </w:r>
-      <w:r>
-        <w:t xml:space="preserve">La Secretaría de Ciencia, Humanidades, Tecnología e Innovación, como dependencia del Ejecutivo Federal encargada de diseñar, coordinar y ejecutar la política pública nacional en la materia, y cabeza de sector de los Centros Públicos de Investigación.</w:t>
+        <w:t xml:space="preserve">Gobernanza Territorial Subnacional:</w:t>
+      </w:r>
+      <w:r>
+        <w:t xml:space="preserve"> </w:t>
+      </w:r>
+      <w:r>
+        <w:t xml:space="preserve">Provee a las Secretarías de Medio Ambiente estatales (v.gr., SEDEMA Veracruz y SECMA Michoacán) las capas geográficas estandarizadas bajo la NOM del INEGI e ISO 19115 requeridas de forma vinculante para los Programas Estatales de Ordenamiento Ecológico y Territorial (POET)</w:t>
+      </w:r>
+      <w:r>
+        <w:t xml:space="preserve"> </w:t>
+      </w:r>
+      <w:r>
+        <w:t xml:space="preserve">(Wright y Halpin 2023)</w:t>
+      </w:r>
+      <w:r>
+        <w:t xml:space="preserve">.</w:t>
+      </w:r>
+    </w:p>
+    <w:p>
+      <w:pPr>
+        <w:pStyle w:val="Compact"/>
+        <w:numPr>
+          <w:ilvl w:val="0"/>
+          <w:numId w:val="1003"/>
+        </w:numPr>
+      </w:pPr>
+      <w:r>
+        <w:rPr>
+          <w:b/>
+          <w:bCs/>
+        </w:rPr>
+        <w:t xml:space="preserve">Resiliencia Urbana y Municipal:</w:t>
+      </w:r>
+      <w:r>
+        <w:t xml:space="preserve"> </w:t>
+      </w:r>
+      <w:r>
+        <w:t xml:space="preserve">Permite al Municipio, por ejemplo los de Xalapa y ayuntamientos colindantes, acceder de forma abierta a datos sobre servicios ecosistémicos, dinámicas hidrológicas locales e inventarios del arbolado urbano, indispensables para actualizar los Planes de Desarrollo Urbano Municipal y los Programas de Acción Climática Municipal (PACMUN).</w:t>
+      </w:r>
+    </w:p>
+    <w:p>
+      <w:pPr>
+        <w:pStyle w:val="Compact"/>
+        <w:numPr>
+          <w:ilvl w:val="0"/>
+          <w:numId w:val="1003"/>
+        </w:numPr>
+      </w:pPr>
+      <w:r>
+        <w:rPr>
+          <w:b/>
+          <w:bCs/>
+        </w:rPr>
+        <w:t xml:space="preserve">Garantía de Acceso Social:</w:t>
+      </w:r>
+      <w:r>
+        <w:t xml:space="preserve"> </w:t>
+      </w:r>
+      <w:r>
+        <w:t xml:space="preserve">Al mantener el INECOL el control de su propia infraestructura, se pueden diseñar interfaces y visualizaciones de metadatos simplificadas orientadas a la consulta de comunidades locales, ejidos y organizaciones de la sociedad civil de las regiones de influencia, democratizando el conocimiento biológico y previniendo conflictos socioambientales por falta de acceso a la información</w:t>
+      </w:r>
+      <w:r>
+        <w:t xml:space="preserve"> </w:t>
+      </w:r>
+      <w:r>
+        <w:t xml:space="preserve">(Morales-Reyes et al. 2025)</w:t>
+      </w:r>
+      <w:r>
+        <w:t xml:space="preserve">.</w:t>
+      </w:r>
+    </w:p>
+    <w:bookmarkEnd w:id="25"/>
+    <w:bookmarkStart w:id="26" w:name="X82169622ff85fa1068202aeda77feb0b6070df7"/>
+    <w:p>
+      <w:pPr>
+        <w:pStyle w:val="Heading3"/>
+      </w:pPr>
+      <w:r>
+        <w:t xml:space="preserve">1.0.7 Conclusión Estratégica: El Enfoque Híbrido</w:t>
+      </w:r>
+    </w:p>
+    <w:p>
+      <w:pPr>
+        <w:pStyle w:val="FirstParagraph"/>
+      </w:pPr>
+      <w:r>
+        <w:t xml:space="preserve">La estrategia óptima para el INECOL no es rechazar a Zenodo u otros repositorios globales, sino adoptar un</w:t>
+      </w:r>
+      <w:r>
+        <w:t xml:space="preserve"> </w:t>
+      </w:r>
+      <w:r>
+        <w:rPr>
+          <w:b/>
+          <w:bCs/>
+        </w:rPr>
+        <w:t xml:space="preserve">enfoque híbrido o federado</w:t>
+      </w:r>
+      <w:r>
+        <w:t xml:space="preserve"> </w:t>
+      </w:r>
+      <w:r>
+        <w:t xml:space="preserve">(Zenodo 2024)</w:t>
+      </w:r>
+      <w:r>
+        <w:t xml:space="preserve">. El Servidor del INECOL debe ser la infraestructura primaria de depósito, donde se garantiza la soberanía legal, la curaduría especializada (FAIR/Darwin Core) y el registro institucional de propiedad intelectual. Posteriormente, mediante protocolos automáticos de interoperabilidad (como OAI-PMH), el repositorio del INECOL puede cosechar o replicar sus metadatos hacia Zenodo y el Repositorio Nacional</w:t>
+      </w:r>
+      <w:r>
+        <w:t xml:space="preserve"> </w:t>
+      </w:r>
+      <w:r>
+        <w:t xml:space="preserve">(</w:t>
+      </w:r>
+      <w:r>
+        <w:t xml:space="preserve">Wilkinson et al.</w:t>
+      </w:r>
+      <w:r>
+        <w:t xml:space="preserve"> </w:t>
+      </w:r>
+      <w:r>
+        <w:t xml:space="preserve">2016)</w:t>
+      </w:r>
+      <w:r>
+        <w:t xml:space="preserve">. Así, el INECOL gana autonomía y control local, mientras multiplica exponencialmente la visibilidad global de sus científicos.</w:t>
+      </w:r>
+    </w:p>
+    <w:bookmarkEnd w:id="26"/>
+    <w:bookmarkStart w:id="29" w:name="peligros-en-el-horizonte"/>
+    <w:p>
+      <w:pPr>
+        <w:pStyle w:val="Heading3"/>
+      </w:pPr>
+      <w:r>
+        <w:t xml:space="preserve">1.0.8 Peligros en el horizonte</w:t>
+      </w:r>
+    </w:p>
+    <w:bookmarkStart w:id="27" w:name="X09cfa72c455bfa25c7108e740a1cc2d0540bf43"/>
+    <w:p>
+      <w:pPr>
+        <w:pStyle w:val="Heading4"/>
+      </w:pPr>
+      <w:r>
+        <w:t xml:space="preserve">1.0.8.1 El Fenómeno Depredador en la Ciencia Abierta: Del Texto al Dato Abierto</w:t>
+      </w:r>
+    </w:p>
+    <w:p>
+      <w:pPr>
+        <w:pStyle w:val="FirstParagraph"/>
+      </w:pPr>
+      <w:r>
+        <w:t xml:space="preserve">El crecimiento de la Ciencia Abierta ha venido acompañado de distorsiones comerciales en el mercado editorial. Mientras que en el ámbito de las publicaciones narrativas el modelo depredador —caracterizado por revistas que cobran altas tarifas de procesamiento (APC) sacrificando la revisión por pares— se encuentra ampliamente documentado, el ecosistema de los datos científicos enfrenta una amenaza emergente: los</w:t>
+      </w:r>
+      <w:r>
+        <w:t xml:space="preserve"> </w:t>
+      </w:r>
+      <w:r>
+        <w:rPr>
+          <w:b/>
+          <w:bCs/>
+        </w:rPr>
+        <w:t xml:space="preserve">medios y repositorios depredadores de datos</w:t>
+      </w:r>
+      <w:r>
+        <w:t xml:space="preserve">.</w:t>
+      </w:r>
+    </w:p>
+    <w:p>
+      <w:pPr>
+        <w:pStyle w:val="BodyText"/>
+      </w:pPr>
+      <w:r>
+        <w:t xml:space="preserve">A medida que los ministerios de ciencia y agencias federales (como la</w:t>
+      </w:r>
+      <w:r>
+        <w:t xml:space="preserve"> </w:t>
+      </w:r>
+      <w:r>
+        <w:rPr>
+          <w:b/>
+          <w:bCs/>
+        </w:rPr>
+        <w:t xml:space="preserve">SECIHTI</w:t>
+      </w:r>
+      <w:r>
+        <w:t xml:space="preserve"> </w:t>
+      </w:r>
+      <w:r>
+        <w:t xml:space="preserve">en México) transitan de la recomendación a la obligatoriedad del acceso abierto a datos primarios, el personal investigador se ve presionado a depositar sus bases de datos con celeridad. Esta urgencia es capitalizada por plataformas y revistas de datos (</w:t>
+      </w:r>
+      <w:r>
+        <w:rPr>
+          <w:i/>
+          <w:iCs/>
+        </w:rPr>
+        <w:t xml:space="preserve">Data Journals</w:t>
+      </w:r>
+      <w:r>
+        <w:t xml:space="preserve">) apócrifas que ofrecen asignación inmediata de Identificadores de Objeto Digital (DOIs) a cambio de transacciones financieras, eludiendo cualquier proceso de curaduría técnica o validación semántica (v.gr., omisión de estándares</w:t>
+      </w:r>
+      <w:r>
+        <w:t xml:space="preserve"> </w:t>
+      </w:r>
+      <w:r>
+        <w:rPr>
+          <w:i/>
+          <w:iCs/>
+        </w:rPr>
+        <w:t xml:space="preserve">Darwin Core</w:t>
+      </w:r>
+      <w:r>
+        <w:t xml:space="preserve"> </w:t>
+      </w:r>
+      <w:r>
+        <w:t xml:space="preserve">o</w:t>
+      </w:r>
+      <w:r>
+        <w:t xml:space="preserve"> </w:t>
+      </w:r>
+      <w:r>
+        <w:rPr>
+          <w:i/>
+          <w:iCs/>
+        </w:rPr>
+        <w:t xml:space="preserve">ISO 19115</w:t>
+      </w:r>
+      <w:r>
+        <w:t xml:space="preserve">).</w:t>
+      </w:r>
+    </w:p>
+    <w:bookmarkEnd w:id="27"/>
+    <w:bookmarkStart w:id="28" w:name="X6826f917001786b06be53719d42dc6476bb0d84"/>
+    <w:p>
+      <w:pPr>
+        <w:pStyle w:val="Heading4"/>
+      </w:pPr>
+      <w:r>
+        <w:t xml:space="preserve">1.0.8.2 Riesgos de la Delegación en Infraestructuras Sin Gobernanza</w:t>
+      </w:r>
+    </w:p>
+    <w:p>
+      <w:pPr>
+        <w:pStyle w:val="FirstParagraph"/>
+      </w:pPr>
+      <w:r>
+        <w:t xml:space="preserve">Depositar el patrimonio biocultural y geoespacial generado por el INECOL en repositorios comerciales sin planes explícitos de preservación a largo plazo conlleva tres riesgos críticos:</w:t>
+      </w:r>
+      <w:r>
+        <w:t xml:space="preserve"> </w:t>
+      </w:r>
+      <w:r>
+        <w:t xml:space="preserve">1.</w:t>
+      </w:r>
+      <w:r>
+        <w:t xml:space="preserve"> </w:t>
+      </w:r>
+      <w:r>
+        <w:rPr>
+          <w:b/>
+          <w:bCs/>
+        </w:rPr>
+        <w:t xml:space="preserve">La Desaparición del Dato (</w:t>
+      </w:r>
+      <w:r>
+        <w:rPr>
+          <w:b/>
+          <w:bCs/>
+        </w:rPr>
+        <w:t xml:space="preserve">“Enlaces Rotos”</w:t>
+      </w:r>
+      <w:r>
+        <w:rPr>
+          <w:b/>
+          <w:bCs/>
+        </w:rPr>
+        <w:t xml:space="preserve">):</w:t>
+      </w:r>
+      <w:r>
+        <w:t xml:space="preserve"> </w:t>
+      </w:r>
+      <w:r>
+        <w:t xml:space="preserve">A diferencia de infraestructuras públicas como Zenodo (respaldada por la estabilidad institucional del CERN), los repositorios comerciales efímeros no garantizan la persistencia del dato a 20 años, lo que fractura la integridad de las citas académicas y vulnera el mandato legal de conservación del artículo 12 de nuestros lineamientos.</w:t>
+      </w:r>
+      <w:r>
+        <w:t xml:space="preserve"> </w:t>
+      </w:r>
+      <w:r>
+        <w:t xml:space="preserve">2.</w:t>
+      </w:r>
+      <w:r>
+        <w:t xml:space="preserve"> </w:t>
+      </w:r>
+      <w:r>
+        <w:rPr>
+          <w:b/>
+          <w:bCs/>
+        </w:rPr>
+        <w:t xml:space="preserve">Opacidad Legal y Biopiratería:</w:t>
+      </w:r>
+      <w:r>
+        <w:t xml:space="preserve"> </w:t>
+      </w:r>
+      <w:r>
+        <w:t xml:space="preserve">Las plataformas comerciales generalistas operan bajo términos de servicio diseñados en el extranjero que no auditan el cumplimiento de normativas soberanas como el Protocolo de Nagoya, facilitando la fuga y explotación no autorizada de secuencias genéticas o coordenadas precisas de especies en riesgo.</w:t>
+      </w:r>
+      <w:r>
+        <w:t xml:space="preserve"> </w:t>
+      </w:r>
+      <w:r>
+        <w:t xml:space="preserve">3.</w:t>
+      </w:r>
+      <w:r>
+        <w:t xml:space="preserve"> </w:t>
+      </w:r>
+      <w:r>
+        <w:rPr>
+          <w:b/>
+          <w:bCs/>
+        </w:rPr>
+        <w:t xml:space="preserve">Descapitalización del Mérito Académico:</w:t>
+      </w:r>
+      <w:r>
+        <w:t xml:space="preserve"> </w:t>
+      </w:r>
+      <w:r>
+        <w:t xml:space="preserve">Publicar descripciones de datos en revistas depredadoras de bajo impacto diluye el Factor de Impacto autónomo que los</w:t>
+      </w:r>
+      <w:r>
+        <w:t xml:space="preserve"> </w:t>
+      </w:r>
+      <w:r>
+        <w:rPr>
+          <w:i/>
+          <w:iCs/>
+        </w:rPr>
+        <w:t xml:space="preserve">Data Papers</w:t>
+      </w:r>
+      <w:r>
+        <w:t xml:space="preserve"> </w:t>
+      </w:r>
+      <w:r>
+        <w:t xml:space="preserve">legítimos (como</w:t>
+      </w:r>
+      <w:r>
+        <w:t xml:space="preserve"> </w:t>
+      </w:r>
+      <w:r>
+        <w:rPr>
+          <w:i/>
+          <w:iCs/>
+        </w:rPr>
+        <w:t xml:space="preserve">Data in Brief</w:t>
+      </w:r>
+      <w:r>
+        <w:t xml:space="preserve">) otorgan hoy en día a las carreras de los investigadores y técnicos de los CPIs.</w:t>
+      </w:r>
+    </w:p>
+    <w:p>
+      <w:pPr>
+        <w:pStyle w:val="BodyText"/>
+      </w:pPr>
+      <w:r>
+        <w:t xml:space="preserve">La puesta en marcha del Servidor de Datos Abiertos del INECOL neutraliza estos riesgos de raíz, al ofrecer una infraestructura pública blindada presupuestalmente, con curaduría especializada nativa y con la garantía de inmutabilidad institucional exigida por el Estado mexicano.</w:t>
+      </w:r>
+    </w:p>
+    <w:bookmarkEnd w:id="28"/>
+    <w:bookmarkEnd w:id="29"/>
+    <w:bookmarkEnd w:id="30"/>
+    <w:bookmarkStart w:id="33" w:name="cambio-de-conahcyt-a-secihti"/>
+    <w:p>
+      <w:pPr>
+        <w:pStyle w:val="Heading1"/>
+      </w:pPr>
+      <w:r>
+        <w:t xml:space="preserve">2. Cambio de Conahcyt a Secihti</w:t>
+      </w:r>
+    </w:p>
+    <w:p>
+      <w:pPr>
+        <w:pStyle w:val="FirstParagraph"/>
+      </w:pPr>
+      <w:r>
+        <w:t xml:space="preserve">Se aprecia en la nueva versión de los Lineamientos v7 algunos puntos que requieren ajuste dada la transición del estatuto del sector científico operado a través de un consejo a la nueva estructura que lo gegstiona desde una secretaría. Hay que asegurarnos de realizar una</w:t>
+      </w:r>
+      <w:r>
+        <w:t xml:space="preserve"> </w:t>
+      </w:r>
+      <w:r>
+        <w:rPr>
+          <w:b/>
+          <w:bCs/>
+        </w:rPr>
+        <w:t xml:space="preserve">limpieza y actualización legal meticulos</w:t>
+      </w:r>
+      <w:r>
+        <w:t xml:space="preserve"> </w:t>
+      </w:r>
+      <w:r>
+        <w:t xml:space="preserve">en el borrador de lineamientos para evitar inconsistencias jurídicas, ya que el INECOL ahora se coordina sectorialmente bajo las directrices directas de esta nueva dependencia federal (la cual cuenta con una Subsecretaría de Centros Públicos).</w:t>
+      </w:r>
+    </w:p>
+    <w:p>
+      <w:pPr>
+        <w:pStyle w:val="BodyText"/>
+      </w:pPr>
+      <w:r>
+        <w:t xml:space="preserve">A continuación, se hacen algunos señalamientos específicos de ajuste normativo, la actualización del glosario y se ofrecen argumentos que resultan más apropiados para justificar el Repositorio ante el nuevo ecosistema de la SECIHTI.</w:t>
+      </w:r>
+    </w:p>
+    <w:bookmarkStart w:id="31" w:name="X39e3a0563555eae314686bd853b8310055594ac"/>
+    <w:p>
+      <w:pPr>
+        <w:pStyle w:val="Heading3"/>
+      </w:pPr>
+      <w:r>
+        <w:t xml:space="preserve">2.0.1 1. Actualización y Homologación Legal en las Definiciones</w:t>
+      </w:r>
+    </w:p>
+    <w:p>
+      <w:pPr>
+        <w:pStyle w:val="FirstParagraph"/>
+      </w:pPr>
+      <w:r>
+        <w:t xml:space="preserve">Hay que eliminar, especialmente en el Capítulo 2, toda mención analógica al Conahcyt y sustituirla por la nueva autoridad administrativa federal. El cambio en las fracciones del Artículo 2 debe quedar de la siguiente manera:</w:t>
       </w:r>
     </w:p>
     <w:p>
@@ -4470,7 +4744,7 @@
           <w:b/>
           <w:bCs/>
         </w:rPr>
-        <w:t xml:space="preserve">Actualizar la definición de Repositorio Nacional:</w:t>
+        <w:t xml:space="preserve">Sustituir la definición correspondiente (v.g. Fracción III o IV):</w:t>
       </w:r>
     </w:p>
     <w:p>
@@ -4482,53 +4756,13 @@
           <w:b/>
           <w:bCs/>
         </w:rPr>
-        <w:t xml:space="preserve">[Fracción]. Repositorio Nacional.</w:t>
-      </w:r>
-      <w:r>
-        <w:t xml:space="preserve"> </w:t>
-      </w:r>
-      <w:r>
-        <w:t xml:space="preserve">La plataforma digital centralizada, coordinada y administrada por la</w:t>
-      </w:r>
-      <w:r>
-        <w:t xml:space="preserve"> </w:t>
-      </w:r>
-      <w:r>
-        <w:rPr>
-          <w:b/>
-          <w:bCs/>
-        </w:rPr>
-        <w:t xml:space="preserve">SECIHTI</w:t>
-      </w:r>
-      <w:r>
-        <w:t xml:space="preserve">, que acopia, preserva y garantiza el acceso abierto a la producción científica, tecnológica, humanística y de innovación del país, con la cual interoperará federadamente el Servidor de Datos Abiertos del INECOL.</w:t>
-      </w:r>
-    </w:p>
-    <w:bookmarkEnd w:id="28"/>
-    <w:bookmarkStart w:id="29" w:name="Xba4d79491cbbb18e319061a96d7b4b175a84ee8"/>
-    <w:p>
-      <w:pPr>
-        <w:pStyle w:val="Heading3"/>
-      </w:pPr>
-      <w:r>
-        <w:t xml:space="preserve">2.0.2 3. Ajustes puntuales en el Articulado de los</w:t>
-      </w:r>
-      <w:r>
-        <w:t xml:space="preserve"> </w:t>
-      </w:r>
-      <w:r>
-        <w:rPr>
-          <w:rStyle w:val="VerbatimChar"/>
-        </w:rPr>
-        <w:t xml:space="preserve">Lineamientos_INECOL_v7</w:t>
-      </w:r>
-    </w:p>
-    <w:p>
-      <w:pPr>
-        <w:pStyle w:val="FirstParagraph"/>
-      </w:pPr>
-      <w:r>
-        <w:t xml:space="preserve">Para limpiar el texto de cualquier rastro del Consejo anterior, hay que realizar los siguientes reemplazos:</w:t>
+        <w:t xml:space="preserve">[Fracción]. SECIHTI.</w:t>
+      </w:r>
+      <w:r>
+        <w:t xml:space="preserve"> </w:t>
+      </w:r>
+      <w:r>
+        <w:t xml:space="preserve">La Secretaría de Ciencia, Humanidades, Tecnología e Innovación, como dependencia del Ejecutivo Federal encargada de diseñar, coordinar y ejecutar la política pública nacional en la materia, y cabeza de sector de los Centros Públicos de Investigación.</w:t>
       </w:r>
     </w:p>
     <w:p>
@@ -4544,7 +4778,7 @@
           <w:b/>
           <w:bCs/>
         </w:rPr>
-        <w:t xml:space="preserve">En el Considerando Quinto o Sexto (y donde aplique):</w:t>
+        <w:t xml:space="preserve">Actualizar la definición de Repositorio Nacional:</w:t>
       </w:r>
     </w:p>
     <w:p>
@@ -4553,40 +4787,56 @@
       </w:pPr>
       <w:r>
         <w:rPr>
-          <w:i/>
-          <w:iCs/>
-        </w:rPr>
-        <w:t xml:space="preserve">“Que la Ley General en materia de Humanidades, Ciencias, Tecnologías e Innovación mandata… [Sustituir Conahcyt por:] …correspondiendo a la</w:t>
-      </w:r>
-      <w:r>
-        <w:rPr>
-          <w:i/>
-          <w:iCs/>
-        </w:rPr>
-        <w:t xml:space="preserve"> </w:t>
-      </w:r>
-      <w:r>
-        <w:rPr>
-          <w:b/>
-          <w:bCs/>
-          <w:i/>
-          <w:iCs/>
+          <w:b/>
+          <w:bCs/>
+        </w:rPr>
+        <w:t xml:space="preserve">[Fracción]. Repositorio Nacional.</w:t>
+      </w:r>
+      <w:r>
+        <w:t xml:space="preserve"> </w:t>
+      </w:r>
+      <w:r>
+        <w:t xml:space="preserve">La plataforma digital centralizada, coordinada y administrada por la</w:t>
+      </w:r>
+      <w:r>
+        <w:t xml:space="preserve"> </w:t>
+      </w:r>
+      <w:r>
+        <w:rPr>
+          <w:b/>
+          <w:bCs/>
         </w:rPr>
         <w:t xml:space="preserve">SECIHTI</w:t>
       </w:r>
       <w:r>
-        <w:rPr>
-          <w:i/>
-          <w:iCs/>
-        </w:rPr>
-        <w:t xml:space="preserve"> </w:t>
-      </w:r>
-      <w:r>
-        <w:rPr>
-          <w:i/>
-          <w:iCs/>
-        </w:rPr>
-        <w:t xml:space="preserve">articular las capacidades y garantizar el acceso abierto a la información científica…”</w:t>
+        <w:t xml:space="preserve">, que acopia, preserva y garantiza el acceso abierto a la producción científica, tecnológica, humanística y de innovación del país, con la cual interoperará federadamente el Servidor de Datos Abiertos del INECOL.</w:t>
+      </w:r>
+    </w:p>
+    <w:bookmarkEnd w:id="31"/>
+    <w:bookmarkStart w:id="32" w:name="Xba4d79491cbbb18e319061a96d7b4b175a84ee8"/>
+    <w:p>
+      <w:pPr>
+        <w:pStyle w:val="Heading3"/>
+      </w:pPr>
+      <w:r>
+        <w:t xml:space="preserve">2.0.2 3. Ajustes puntuales en el Articulado de los</w:t>
+      </w:r>
+      <w:r>
+        <w:t xml:space="preserve"> </w:t>
+      </w:r>
+      <w:r>
+        <w:rPr>
+          <w:rStyle w:val="VerbatimChar"/>
+        </w:rPr>
+        <w:t xml:space="preserve">Lineamientos_INECOL_v7</w:t>
+      </w:r>
+    </w:p>
+    <w:p>
+      <w:pPr>
+        <w:pStyle w:val="FirstParagraph"/>
+      </w:pPr>
+      <w:r>
+        <w:t xml:space="preserve">Para limpiar el texto de cualquier rastro del Consejo anterior, hay que realizar los siguientes reemplazos:</w:t>
       </w:r>
     </w:p>
     <w:p>
@@ -4602,25 +4852,19 @@
           <w:b/>
           <w:bCs/>
         </w:rPr>
-        <w:t xml:space="preserve">En el Artículo 13 (Obligatoriedad) y Artículo 23 (Conservación):</w:t>
+        <w:t xml:space="preserve">En el Considerando Quinto o Sexto (y donde aplique):</w:t>
       </w:r>
     </w:p>
     <w:p>
       <w:pPr>
         <w:pStyle w:val="BlockText"/>
       </w:pPr>
-      <w:r>
-        <w:t xml:space="preserve">Asegurar que el mandato de interoperabilidad se vincule explícitamente a</w:t>
-      </w:r>
-      <w:r>
-        <w:t xml:space="preserve"> </w:t>
-      </w:r>
       <w:r>
         <w:rPr>
           <w:i/>
           <w:iCs/>
         </w:rPr>
-        <w:t xml:space="preserve">“las plataformas informáticas e infraestructuras que para tal efecto determine la</w:t>
+        <w:t xml:space="preserve">“Que la Ley General en materia de Humanidades, Ciencias, Tecnologías e Innovación mandata… [Sustituir Conahcyt por:] …correspondiendo a la</w:t>
       </w:r>
       <w:r>
         <w:rPr>
@@ -4650,88 +4894,7 @@
           <w:i/>
           <w:iCs/>
         </w:rPr>
-        <w:t xml:space="preserve">y el Repositorio Nacional”</w:t>
-      </w:r>
-      <w:r>
-        <w:t xml:space="preserve">, en lugar de mencionar lineamientos emitidos por el extinto Consejo.</w:t>
-      </w:r>
-    </w:p>
-    <w:bookmarkEnd w:id="29"/>
-    <w:bookmarkEnd w:id="30"/>
-    <w:bookmarkStart w:id="51" w:name="zenodo-como-ejemplo"/>
-    <w:p>
-      <w:pPr>
-        <w:pStyle w:val="Heading1"/>
-      </w:pPr>
-      <w:r>
-        <w:t xml:space="preserve">3. Zenodo como ejemplo</w:t>
-      </w:r>
-    </w:p>
-    <w:p>
-      <w:pPr>
-        <w:pStyle w:val="FirstParagraph"/>
-      </w:pPr>
-      <w:r>
-        <w:t xml:space="preserve">Para obtener una perspectiva amplia de los lineamientos de</w:t>
-      </w:r>
-      <w:r>
-        <w:t xml:space="preserve"> </w:t>
-      </w:r>
-      <w:r>
-        <w:rPr>
-          <w:b/>
-          <w:bCs/>
-        </w:rPr>
-        <w:t xml:space="preserve">Zenodo</w:t>
-      </w:r>
-      <w:r>
-        <w:t xml:space="preserve">, es fundamental cruzar los marcos regulatorio y operativo que lo regulan: las</w:t>
-      </w:r>
-      <w:r>
-        <w:t xml:space="preserve"> </w:t>
-      </w:r>
-      <w:r>
-        <w:rPr>
-          <w:b/>
-          <w:bCs/>
-        </w:rPr>
-        <w:t xml:space="preserve">políticas públicas de Zenodo</w:t>
-      </w:r>
-      <w:r>
-        <w:t xml:space="preserve"> </w:t>
-      </w:r>
-      <w:r>
-        <w:t xml:space="preserve">(que dictan qué se puede subir, cómo se almacena y quién es responsable) y la</w:t>
-      </w:r>
-      <w:r>
-        <w:t xml:space="preserve"> </w:t>
-      </w:r>
-      <w:r>
-        <w:rPr>
-          <w:b/>
-          <w:bCs/>
-        </w:rPr>
-        <w:t xml:space="preserve">Circular Operacional No. 11 del CERN (Operational Circular No.11)</w:t>
-      </w:r>
-      <w:r>
-        <w:t xml:space="preserve">, la cual establece el marco legal e institucional de la infraestructura física y organizativa que soporta a Zenodo.</w:t>
-      </w:r>
-    </w:p>
-    <w:p>
-      <w:pPr>
-        <w:pStyle w:val="BodyText"/>
-      </w:pPr>
-      <w:r>
-        <w:t xml:space="preserve">A continuación, se presenta un desglose estructurado de los criterios y lineamientos clave derivados de ambas fuentes:</w:t>
-      </w:r>
-    </w:p>
-    <w:bookmarkStart w:id="31" w:name="X38bc9895e841af86c922d3108004ba5bf0959df"/>
-    <w:p>
-      <w:pPr>
-        <w:pStyle w:val="Heading3"/>
-      </w:pPr>
-      <w:r>
-        <w:t xml:space="preserve">3.0.1 1. Alcance, Contenido y Depositantes (Políticas de Zenodo)</w:t>
+        <w:t xml:space="preserve">articular las capacidades y garantizar el acceso abierto a la información científica…”</w:t>
       </w:r>
     </w:p>
     <w:p>
@@ -4747,13 +4910,15 @@
           <w:b/>
           <w:bCs/>
         </w:rPr>
-        <w:t xml:space="preserve">Inclusión de disciplinas y estados:</w:t>
-      </w:r>
-      <w:r>
-        <w:t xml:space="preserve"> </w:t>
-      </w:r>
-      <w:r>
-        <w:t xml:space="preserve">Zenodo acepta</w:t>
+        <w:t xml:space="preserve">En el Artículo 13 (Obligatoriedad) y Artículo 23 (Conservación):</w:t>
+      </w:r>
+    </w:p>
+    <w:p>
+      <w:pPr>
+        <w:pStyle w:val="BlockText"/>
+      </w:pPr>
+      <w:r>
+        <w:t xml:space="preserve">Asegurar que el mandato de interoperabilidad se vincule explícitamente a</w:t>
       </w:r>
       <w:r>
         <w:t xml:space="preserve"> </w:t>
@@ -4763,133 +4928,118 @@
           <w:i/>
           <w:iCs/>
         </w:rPr>
-        <w:t xml:space="preserve">artefactos</w:t>
-      </w:r>
-      <w:r>
-        <w:t xml:space="preserve"> </w:t>
-      </w:r>
-      <w:r>
-        <w:t xml:space="preserve">de investigación de</w:t>
-      </w:r>
-      <w:r>
-        <w:t xml:space="preserve"> </w:t>
-      </w:r>
-      <w:r>
-        <w:rPr>
-          <w:b/>
-          <w:bCs/>
-        </w:rPr>
-        <w:t xml:space="preserve">cualquier campo científico</w:t>
-      </w:r>
-      <w:r>
-        <w:t xml:space="preserve"> </w:t>
-      </w:r>
-      <w:r>
-        <w:t xml:space="preserve">y en cualquier etapa del ciclo de vida de la investigación (datos brutos, procesados, software, pósteres, publicaciones, etc.).</w:t>
-      </w:r>
-    </w:p>
-    <w:p>
-      <w:pPr>
-        <w:pStyle w:val="Compact"/>
-        <w:numPr>
-          <w:ilvl w:val="0"/>
-          <w:numId w:val="1007"/>
-        </w:numPr>
-      </w:pPr>
-      <w:r>
-        <w:rPr>
-          <w:b/>
-          <w:bCs/>
-        </w:rPr>
-        <w:t xml:space="preserve">Formatos de archivo:</w:t>
-      </w:r>
-      <w:r>
-        <w:t xml:space="preserve"> </w:t>
-      </w:r>
-      <w:r>
-        <w:t xml:space="preserve">No hay restricciones en los formatos de archivo. Se permiten incluso formatos</w:t>
-      </w:r>
-      <w:r>
-        <w:t xml:space="preserve"> </w:t>
-      </w:r>
-      <w:r>
-        <w:t xml:space="preserve">“no amigables”</w:t>
-      </w:r>
-      <w:r>
-        <w:t xml:space="preserve"> </w:t>
-      </w:r>
-      <w:r>
-        <w:t xml:space="preserve">para la preservación a largo plazo, aunque se promueven las buenas prácticas.</w:t>
-      </w:r>
-    </w:p>
-    <w:p>
-      <w:pPr>
-        <w:pStyle w:val="Compact"/>
-        <w:numPr>
-          <w:ilvl w:val="0"/>
-          <w:numId w:val="1007"/>
-        </w:numPr>
-      </w:pPr>
-      <w:r>
-        <w:rPr>
-          <w:b/>
-          <w:bCs/>
-        </w:rPr>
-        <w:t xml:space="preserve">Elegibilidad:</w:t>
-      </w:r>
-      <w:r>
-        <w:t xml:space="preserve"> </w:t>
-      </w:r>
-      <w:r>
-        <w:t xml:space="preserve">Cualquier investigador del mundo puede registrarse y depositar datos de manera gratuita, especialmente si no tiene acceso a un centro de datos institucional organizado.</w:t>
-      </w:r>
-    </w:p>
-    <w:p>
-      <w:pPr>
-        <w:pStyle w:val="Compact"/>
-        <w:numPr>
-          <w:ilvl w:val="0"/>
-          <w:numId w:val="1007"/>
-        </w:numPr>
-      </w:pPr>
-      <w:r>
-        <w:rPr>
-          <w:b/>
-          <w:bCs/>
-        </w:rPr>
-        <w:t xml:space="preserve">Límites de volumen:</w:t>
-      </w:r>
-      <w:r>
-        <w:t xml:space="preserve"> </w:t>
-      </w:r>
-      <w:r>
-        <w:t xml:space="preserve">Por defecto, el límite estándar es de</w:t>
-      </w:r>
-      <w:r>
-        <w:t xml:space="preserve"> </w:t>
-      </w:r>
-      <w:r>
-        <w:rPr>
-          <w:b/>
-          <w:bCs/>
-        </w:rPr>
-        <w:t xml:space="preserve">50 GB por registro</w:t>
-      </w:r>
-      <w:r>
-        <w:t xml:space="preserve"> </w:t>
-      </w:r>
-      <w:r>
-        <w:t xml:space="preserve">(con un máximo aproximado de 100 archivos). Cuotas mayores se pueden solicitar y evaluar caso por caso.</w:t>
-      </w:r>
-    </w:p>
-    <w:bookmarkEnd w:id="31"/>
-    <w:bookmarkStart w:id="32" w:name="Xfa8e2c8b7a0f9dfeb5c9386d331f22853c3453e"/>
+        <w:t xml:space="preserve">“las plataformas informáticas e infraestructuras que para tal efecto determine la</w:t>
+      </w:r>
+      <w:r>
+        <w:rPr>
+          <w:i/>
+          <w:iCs/>
+        </w:rPr>
+        <w:t xml:space="preserve"> </w:t>
+      </w:r>
+      <w:r>
+        <w:rPr>
+          <w:b/>
+          <w:bCs/>
+          <w:i/>
+          <w:iCs/>
+        </w:rPr>
+        <w:t xml:space="preserve">SECIHTI</w:t>
+      </w:r>
+      <w:r>
+        <w:rPr>
+          <w:i/>
+          <w:iCs/>
+        </w:rPr>
+        <w:t xml:space="preserve"> </w:t>
+      </w:r>
+      <w:r>
+        <w:rPr>
+          <w:i/>
+          <w:iCs/>
+        </w:rPr>
+        <w:t xml:space="preserve">y el Repositorio Nacional”</w:t>
+      </w:r>
+      <w:r>
+        <w:t xml:space="preserve">, en lugar de mencionar lineamientos emitidos por el extinto Consejo.</w:t>
+      </w:r>
+    </w:p>
+    <w:bookmarkEnd w:id="32"/>
+    <w:bookmarkEnd w:id="33"/>
+    <w:bookmarkStart w:id="54" w:name="zenodo-como-ejemplo"/>
+    <w:p>
+      <w:pPr>
+        <w:pStyle w:val="Heading1"/>
+      </w:pPr>
+      <w:r>
+        <w:t xml:space="preserve">3. Zenodo como ejemplo</w:t>
+      </w:r>
+    </w:p>
+    <w:p>
+      <w:pPr>
+        <w:pStyle w:val="FirstParagraph"/>
+      </w:pPr>
+      <w:r>
+        <w:t xml:space="preserve">Para obtener una perspectiva amplia de los lineamientos de</w:t>
+      </w:r>
+      <w:r>
+        <w:t xml:space="preserve"> </w:t>
+      </w:r>
+      <w:r>
+        <w:rPr>
+          <w:b/>
+          <w:bCs/>
+        </w:rPr>
+        <w:t xml:space="preserve">Zenodo</w:t>
+      </w:r>
+      <w:r>
+        <w:t xml:space="preserve">, es fundamental cruzar los marcos regulatorio y operativo que lo regulan: las</w:t>
+      </w:r>
+      <w:r>
+        <w:t xml:space="preserve"> </w:t>
+      </w:r>
+      <w:r>
+        <w:rPr>
+          <w:b/>
+          <w:bCs/>
+        </w:rPr>
+        <w:t xml:space="preserve">políticas públicas de Zenodo</w:t>
+      </w:r>
+      <w:r>
+        <w:t xml:space="preserve"> </w:t>
+      </w:r>
+      <w:r>
+        <w:t xml:space="preserve">(que dictan qué se puede subir, cómo se almacena y quién es responsable) y la</w:t>
+      </w:r>
+      <w:r>
+        <w:t xml:space="preserve"> </w:t>
+      </w:r>
+      <w:r>
+        <w:rPr>
+          <w:b/>
+          <w:bCs/>
+        </w:rPr>
+        <w:t xml:space="preserve">Circular Operacional No. 11 del CERN (Operational Circular No.11)</w:t>
+      </w:r>
+      <w:r>
+        <w:t xml:space="preserve">, la cual establece el marco legal e institucional de la infraestructura física y organizativa que soporta a Zenodo.</w:t>
+      </w:r>
+    </w:p>
+    <w:p>
+      <w:pPr>
+        <w:pStyle w:val="BodyText"/>
+      </w:pPr>
+      <w:r>
+        <w:t xml:space="preserve">A continuación, se presenta un desglose estructurado de los criterios y lineamientos clave derivados de ambas fuentes:</w:t>
+      </w:r>
+    </w:p>
+    <w:bookmarkStart w:id="34" w:name="X38bc9895e841af86c922d3108004ba5bf0959df"/>
     <w:p>
       <w:pPr>
         <w:pStyle w:val="Heading3"/>
       </w:pPr>
       <w:r>
-        <w:t xml:space="preserve">3.0.2 2. Responsabilidad Legal y Propiedad Intelectual</w:t>
+        <w:t xml:space="preserve">3.0.1 1. Alcance, Contenido y Depositantes (Políticas de Zenodo)</w:t>
       </w:r>
     </w:p>
     <w:p>
@@ -4905,26 +5055,45 @@
           <w:b/>
           <w:bCs/>
         </w:rPr>
-        <w:t xml:space="preserve">La propiedad no se transfiere:</w:t>
-      </w:r>
-      <w:r>
-        <w:t xml:space="preserve"> </w:t>
-      </w:r>
-      <w:r>
-        <w:t xml:space="preserve">Al subir datos a Zenodo,</w:t>
-      </w:r>
-      <w:r>
-        <w:t xml:space="preserve"> </w:t>
-      </w:r>
-      <w:r>
-        <w:rPr>
-          <w:b/>
-          <w:bCs/>
-        </w:rPr>
-        <w:t xml:space="preserve">no se ceden los derechos de propiedad intelectual al CERN ni a Zenodo</w:t>
-      </w:r>
-      <w:r>
-        <w:t xml:space="preserve">. El contenido sigue perteneciendo a sus autores u organizaciones originales.</w:t>
+        <w:t xml:space="preserve">Inclusión de disciplinas y estados:</w:t>
+      </w:r>
+      <w:r>
+        <w:t xml:space="preserve"> </w:t>
+      </w:r>
+      <w:r>
+        <w:t xml:space="preserve">Zenodo acepta</w:t>
+      </w:r>
+      <w:r>
+        <w:t xml:space="preserve"> </w:t>
+      </w:r>
+      <w:r>
+        <w:rPr>
+          <w:i/>
+          <w:iCs/>
+        </w:rPr>
+        <w:t xml:space="preserve">artefactos</w:t>
+      </w:r>
+      <w:r>
+        <w:t xml:space="preserve"> </w:t>
+      </w:r>
+      <w:r>
+        <w:t xml:space="preserve">de investigación de</w:t>
+      </w:r>
+      <w:r>
+        <w:t xml:space="preserve"> </w:t>
+      </w:r>
+      <w:r>
+        <w:rPr>
+          <w:b/>
+          <w:bCs/>
+        </w:rPr>
+        <w:t xml:space="preserve">cualquier campo científico</w:t>
+      </w:r>
+      <w:r>
+        <w:t xml:space="preserve"> </w:t>
+      </w:r>
+      <w:r>
+        <w:t xml:space="preserve">y en cualquier etapa del ciclo de vida de la investigación (datos brutos, procesados, software, pósteres, publicaciones, etc.).</w:t>
       </w:r>
     </w:p>
     <w:p>
@@ -4940,13 +5109,25 @@
           <w:b/>
           <w:bCs/>
         </w:rPr>
-        <w:t xml:space="preserve">Responsabilidad exclusiva del usuario (Uploader):</w:t>
-      </w:r>
-      <w:r>
-        <w:t xml:space="preserve"> </w:t>
-      </w:r>
-      <w:r>
-        <w:t xml:space="preserve">Quien sube la información es el único responsable legal del contenido. Debe garantizar que tiene los derechos necesarios, que no infringe derechos de autor ni acuerdos de confidencialidad, y que el material es apto para difusión pública.</w:t>
+        <w:t xml:space="preserve">Formatos de archivo:</w:t>
+      </w:r>
+      <w:r>
+        <w:t xml:space="preserve"> </w:t>
+      </w:r>
+      <w:r>
+        <w:t xml:space="preserve">No hay restricciones en los formatos de archivo. Se permiten incluso formatos</w:t>
+      </w:r>
+      <w:r>
+        <w:t xml:space="preserve"> </w:t>
+      </w:r>
+      <w:r>
+        <w:t xml:space="preserve">“no amigables”</w:t>
+      </w:r>
+      <w:r>
+        <w:t xml:space="preserve"> </w:t>
+      </w:r>
+      <w:r>
+        <w:t xml:space="preserve">para la preservación a largo plazo, aunque se promueven las buenas prácticas.</w:t>
       </w:r>
     </w:p>
     <w:p>
@@ -4962,65 +5143,61 @@
           <w:b/>
           <w:bCs/>
         </w:rPr>
-        <w:t xml:space="preserve">Licenciamiento:</w:t>
-      </w:r>
-      <w:r>
-        <w:t xml:space="preserve"> </w:t>
-      </w:r>
-      <w:r>
-        <w:t xml:space="preserve">Es obligatorio asignar una licencia a los archivos públicos. Zenodo sugiere por defecto</w:t>
-      </w:r>
-      <w:r>
-        <w:t xml:space="preserve"> </w:t>
-      </w:r>
-      <w:r>
-        <w:rPr>
-          <w:i/>
-          <w:iCs/>
-        </w:rPr>
-        <w:t xml:space="preserve">Creative Commons Attribution 4.0 (CC-BY)</w:t>
-      </w:r>
-      <w:r>
-        <w:t xml:space="preserve"> </w:t>
-      </w:r>
-      <w:r>
-        <w:t xml:space="preserve">para datos y licencias estándar de código abierto (como MIT o GPL) para software, aunque permite licencias personalizadas. Los</w:t>
-      </w:r>
-      <w:r>
-        <w:t xml:space="preserve"> </w:t>
-      </w:r>
-      <w:r>
-        <w:rPr>
-          <w:b/>
-          <w:bCs/>
-        </w:rPr>
-        <w:t xml:space="preserve">metadatos</w:t>
-      </w:r>
-      <w:r>
-        <w:t xml:space="preserve">, en cambio, se distribuyen bajo una licencia de dominio público</w:t>
-      </w:r>
-      <w:r>
-        <w:t xml:space="preserve"> </w:t>
-      </w:r>
-      <w:r>
-        <w:rPr>
-          <w:b/>
-          <w:bCs/>
-        </w:rPr>
-        <w:t xml:space="preserve">CC0</w:t>
-      </w:r>
-      <w:r>
-        <w:t xml:space="preserve">, lo que facilita que motores de búsqueda externos los indexen.</w:t>
-      </w:r>
-    </w:p>
-    <w:bookmarkEnd w:id="32"/>
-    <w:bookmarkStart w:id="33" w:name="X7623938980cfe5cfebf525c12cdf262807bd78a"/>
+        <w:t xml:space="preserve">Elegibilidad:</w:t>
+      </w:r>
+      <w:r>
+        <w:t xml:space="preserve"> </w:t>
+      </w:r>
+      <w:r>
+        <w:t xml:space="preserve">Cualquier investigador del mundo puede registrarse y depositar datos de manera gratuita, especialmente si no tiene acceso a un centro de datos institucional organizado.</w:t>
+      </w:r>
+    </w:p>
+    <w:p>
+      <w:pPr>
+        <w:pStyle w:val="Compact"/>
+        <w:numPr>
+          <w:ilvl w:val="0"/>
+          <w:numId w:val="1008"/>
+        </w:numPr>
+      </w:pPr>
+      <w:r>
+        <w:rPr>
+          <w:b/>
+          <w:bCs/>
+        </w:rPr>
+        <w:t xml:space="preserve">Límites de volumen:</w:t>
+      </w:r>
+      <w:r>
+        <w:t xml:space="preserve"> </w:t>
+      </w:r>
+      <w:r>
+        <w:t xml:space="preserve">Por defecto, el límite estándar es de</w:t>
+      </w:r>
+      <w:r>
+        <w:t xml:space="preserve"> </w:t>
+      </w:r>
+      <w:r>
+        <w:rPr>
+          <w:b/>
+          <w:bCs/>
+        </w:rPr>
+        <w:t xml:space="preserve">50 GB por registro</w:t>
+      </w:r>
+      <w:r>
+        <w:t xml:space="preserve"> </w:t>
+      </w:r>
+      <w:r>
+        <w:t xml:space="preserve">(con un máximo aproximado de 100 archivos). Cuotas mayores se pueden solicitar y evaluar caso por caso.</w:t>
+      </w:r>
+    </w:p>
+    <w:bookmarkEnd w:id="34"/>
+    <w:bookmarkStart w:id="35" w:name="Xfa8e2c8b7a0f9dfeb5c9386d331f22853c3453e"/>
     <w:p>
       <w:pPr>
         <w:pStyle w:val="Heading3"/>
       </w:pPr>
       <w:r>
-        <w:t xml:space="preserve">3.0.3 3. Privacidad y Datos Sensibles (El cruce con el GDPR)</w:t>
+        <w:t xml:space="preserve">3.0.2 2. Responsabilidad Legal y Propiedad Intelectual</w:t>
       </w:r>
     </w:p>
     <w:p>
@@ -5036,42 +5213,26 @@
           <w:b/>
           <w:bCs/>
         </w:rPr>
-        <w:t xml:space="preserve">Datos personales:</w:t>
-      </w:r>
-      <w:r>
-        <w:t xml:space="preserve"> </w:t>
-      </w:r>
-      <w:r>
-        <w:t xml:space="preserve">Zenodo</w:t>
-      </w:r>
-      <w:r>
-        <w:t xml:space="preserve"> </w:t>
-      </w:r>
-      <w:r>
-        <w:rPr>
-          <w:b/>
-          <w:bCs/>
-        </w:rPr>
-        <w:t xml:space="preserve">no está diseñado para albergar datos personales sensibles de sujetos humanos</w:t>
-      </w:r>
-      <w:r>
-        <w:t xml:space="preserve">. Si la investigación involucra seres humanos, el usuario debe garantizar que los datos estén</w:t>
-      </w:r>
-      <w:r>
-        <w:t xml:space="preserve"> </w:t>
-      </w:r>
-      <w:r>
-        <w:rPr>
-          <w:b/>
-          <w:bCs/>
-        </w:rPr>
-        <w:t xml:space="preserve">completamente anonimizados</w:t>
-      </w:r>
-      <w:r>
-        <w:t xml:space="preserve"> </w:t>
-      </w:r>
-      <w:r>
-        <w:t xml:space="preserve">o que se cuente con un consentimiento explícito e inequívoco para su difusión abierta antes de subirlos.</w:t>
+        <w:t xml:space="preserve">La propiedad no se transfiere:</w:t>
+      </w:r>
+      <w:r>
+        <w:t xml:space="preserve"> </w:t>
+      </w:r>
+      <w:r>
+        <w:t xml:space="preserve">Al subir datos a Zenodo,</w:t>
+      </w:r>
+      <w:r>
+        <w:t xml:space="preserve"> </w:t>
+      </w:r>
+      <w:r>
+        <w:rPr>
+          <w:b/>
+          <w:bCs/>
+        </w:rPr>
+        <w:t xml:space="preserve">no se ceden los derechos de propiedad intelectual al CERN ni a Zenodo</w:t>
+      </w:r>
+      <w:r>
+        <w:t xml:space="preserve">. El contenido sigue perteneciendo a sus autores u organizaciones originales.</w:t>
       </w:r>
     </w:p>
     <w:p>
@@ -5087,27 +5248,92 @@
           <w:b/>
           <w:bCs/>
         </w:rPr>
-        <w:t xml:space="preserve">El rol del CERN:</w:t>
-      </w:r>
-      <w:r>
-        <w:t xml:space="preserve"> </w:t>
-      </w:r>
-      <w:r>
-        <w:t xml:space="preserve">El CERN goza de un estatus legal particular como organización internacional. Sin embargo, para efectos operativos de Zenodo, sus infraestructuras cumplen rigurosamente con altos estándares de protección de datos alineados con el espíritu del GDPR (Reglamento General de Protección de Datos de la UE).</w:t>
-      </w:r>
-    </w:p>
-    <w:bookmarkEnd w:id="33"/>
-    <w:bookmarkStart w:id="34" w:name="niveles-de-acceso-y-modificaciones"/>
+        <w:t xml:space="preserve">Responsabilidad exclusiva del usuario (Uploader):</w:t>
+      </w:r>
+      <w:r>
+        <w:t xml:space="preserve"> </w:t>
+      </w:r>
+      <w:r>
+        <w:t xml:space="preserve">Quien sube la información es el único responsable legal del contenido. Debe garantizar que tiene los derechos necesarios, que no infringe derechos de autor ni acuerdos de confidencialidad, y que el material es apto para difusión pública.</w:t>
+      </w:r>
+    </w:p>
+    <w:p>
+      <w:pPr>
+        <w:pStyle w:val="Compact"/>
+        <w:numPr>
+          <w:ilvl w:val="0"/>
+          <w:numId w:val="1009"/>
+        </w:numPr>
+      </w:pPr>
+      <w:r>
+        <w:rPr>
+          <w:b/>
+          <w:bCs/>
+        </w:rPr>
+        <w:t xml:space="preserve">Licenciamiento:</w:t>
+      </w:r>
+      <w:r>
+        <w:t xml:space="preserve"> </w:t>
+      </w:r>
+      <w:r>
+        <w:t xml:space="preserve">Es obligatorio asignar una licencia a los archivos públicos. Zenodo sugiere por defecto</w:t>
+      </w:r>
+      <w:r>
+        <w:t xml:space="preserve"> </w:t>
+      </w:r>
+      <w:r>
+        <w:rPr>
+          <w:i/>
+          <w:iCs/>
+        </w:rPr>
+        <w:t xml:space="preserve">Creative Commons Attribution 4.0 (CC-BY)</w:t>
+      </w:r>
+      <w:r>
+        <w:t xml:space="preserve"> </w:t>
+      </w:r>
+      <w:r>
+        <w:t xml:space="preserve">para datos y licencias estándar de código abierto (como MIT o GPL) para software, aunque permite licencias personalizadas. Los</w:t>
+      </w:r>
+      <w:r>
+        <w:t xml:space="preserve"> </w:t>
+      </w:r>
+      <w:r>
+        <w:rPr>
+          <w:b/>
+          <w:bCs/>
+        </w:rPr>
+        <w:t xml:space="preserve">metadatos</w:t>
+      </w:r>
+      <w:r>
+        <w:t xml:space="preserve">, en cambio, se distribuyen bajo una licencia de dominio público</w:t>
+      </w:r>
+      <w:r>
+        <w:t xml:space="preserve"> </w:t>
+      </w:r>
+      <w:r>
+        <w:rPr>
+          <w:b/>
+          <w:bCs/>
+        </w:rPr>
+        <w:t xml:space="preserve">CC0</w:t>
+      </w:r>
+      <w:r>
+        <w:t xml:space="preserve">, lo que facilita que motores de búsqueda externos los indexen.</w:t>
+      </w:r>
+    </w:p>
+    <w:bookmarkEnd w:id="35"/>
+    <w:bookmarkStart w:id="36" w:name="X7623938980cfe5cfebf525c12cdf262807bd78a"/>
     <w:p>
       <w:pPr>
         <w:pStyle w:val="Heading3"/>
       </w:pPr>
       <w:r>
-        <w:t xml:space="preserve">3.0.4 4. Niveles de Acceso y Modificaciones</w:t>
-      </w:r>
-    </w:p>
-    <w:p>
-      <w:pPr>
+        <w:t xml:space="preserve">3.0.3 3. Privacidad y Datos Sensibles (El cruce con el GDPR)</w:t>
+      </w:r>
+    </w:p>
+    <w:p>
+      <w:pPr>
+        <w:pStyle w:val="Compact"/>
         <w:numPr>
           <w:ilvl w:val="0"/>
           <w:numId w:val="1010"/>
@@ -5118,27 +5344,47 @@
           <w:b/>
           <w:bCs/>
         </w:rPr>
-        <w:t xml:space="preserve">Tipos de acceso:</w:t>
-      </w:r>
-      <w:r>
-        <w:t xml:space="preserve"> </w:t>
-      </w:r>
-      <w:r>
-        <w:t xml:space="preserve">Aunque promueve la ciencia abierta (</w:t>
-      </w:r>
-      <w:r>
-        <w:rPr>
-          <w:i/>
-          <w:iCs/>
-        </w:rPr>
-        <w:t xml:space="preserve">Open Science</w:t>
-      </w:r>
-      <w:r>
-        <w:t xml:space="preserve">), Zenodo permite configuraciones flexibles:</w:t>
-      </w:r>
-    </w:p>
-    <w:p>
-      <w:pPr>
+        <w:t xml:space="preserve">Datos personales:</w:t>
+      </w:r>
+      <w:r>
+        <w:t xml:space="preserve"> </w:t>
+      </w:r>
+      <w:r>
+        <w:t xml:space="preserve">Zenodo</w:t>
+      </w:r>
+      <w:r>
+        <w:t xml:space="preserve"> </w:t>
+      </w:r>
+      <w:r>
+        <w:rPr>
+          <w:b/>
+          <w:bCs/>
+        </w:rPr>
+        <w:t xml:space="preserve">no está diseñado para albergar datos personales sensibles de sujetos humanos</w:t>
+      </w:r>
+      <w:r>
+        <w:t xml:space="preserve">. Si la investigación involucra seres humanos, el usuario debe garantizar que los datos estén</w:t>
+      </w:r>
+      <w:r>
+        <w:t xml:space="preserve"> </w:t>
+      </w:r>
+      <w:r>
+        <w:rPr>
+          <w:b/>
+          <w:bCs/>
+        </w:rPr>
+        <w:t xml:space="preserve">completamente anonimizados</w:t>
+      </w:r>
+      <w:r>
+        <w:t xml:space="preserve"> </w:t>
+      </w:r>
+      <w:r>
+        <w:t xml:space="preserve">o que se cuente con un consentimiento explícito e inequívoco para su difusión abierta antes de subirlos.</w:t>
+      </w:r>
+    </w:p>
+    <w:p>
+      <w:pPr>
+        <w:pStyle w:val="Compact"/>
         <w:numPr>
           <w:ilvl w:val="0"/>
           <w:numId w:val="1010"/>
@@ -5149,162 +5395,27 @@
           <w:b/>
           <w:bCs/>
         </w:rPr>
-        <w:t xml:space="preserve">Acceso abierto (Open Access):</w:t>
-      </w:r>
-      <w:r>
-        <w:t xml:space="preserve"> </w:t>
-      </w:r>
-      <w:r>
-        <w:t xml:space="preserve">Disponible de inmediato.</w:t>
-      </w:r>
-    </w:p>
-    <w:p>
-      <w:pPr>
-        <w:numPr>
-          <w:ilvl w:val="0"/>
-          <w:numId w:val="1010"/>
-        </w:numPr>
-      </w:pPr>
-      <w:r>
-        <w:rPr>
-          <w:b/>
-          <w:bCs/>
-        </w:rPr>
-        <w:t xml:space="preserve">Embargado (Embargoed):</w:t>
-      </w:r>
-      <w:r>
-        <w:t xml:space="preserve"> </w:t>
-      </w:r>
-      <w:r>
-        <w:t xml:space="preserve">Los datos se mantienen cerrados hasta una fecha específica (por ejemplo, cuando se publique un artículo científico relacionado) y luego se abren automáticamente.</w:t>
-      </w:r>
-    </w:p>
-    <w:p>
-      <w:pPr>
-        <w:numPr>
-          <w:ilvl w:val="0"/>
-          <w:numId w:val="1010"/>
-        </w:numPr>
-      </w:pPr>
-      <w:r>
-        <w:rPr>
-          <w:b/>
-          <w:bCs/>
-        </w:rPr>
-        <w:t xml:space="preserve">Acceso restringido (Restricted):</w:t>
-      </w:r>
-      <w:r>
-        <w:t xml:space="preserve"> </w:t>
-      </w:r>
-      <w:r>
-        <w:t xml:space="preserve">Los archivos permanecen ocultos, pero otros investigadores pueden solicitar acceso al autor justificando su uso.</w:t>
-      </w:r>
-    </w:p>
-    <w:p>
-      <w:pPr>
-        <w:numPr>
-          <w:ilvl w:val="0"/>
-          <w:numId w:val="1010"/>
-        </w:numPr>
-      </w:pPr>
-      <w:r>
-        <w:rPr>
-          <w:b/>
-          <w:bCs/>
-        </w:rPr>
-        <w:t xml:space="preserve">Acceso cerrado (Closed):</w:t>
-      </w:r>
-      <w:r>
-        <w:t xml:space="preserve"> </w:t>
-      </w:r>
-      <w:r>
-        <w:t xml:space="preserve">Solo el propietario puede ver los archivos (utilizado principalmente para preservación interna).</w:t>
-      </w:r>
-    </w:p>
-    <w:p>
-      <w:pPr>
-        <w:numPr>
-          <w:ilvl w:val="0"/>
-          <w:numId w:val="1010"/>
-        </w:numPr>
-      </w:pPr>
-      <w:r>
-        <w:rPr>
-          <w:b/>
-          <w:bCs/>
-        </w:rPr>
-        <w:t xml:space="preserve">Inmutabilidad y Versionado:</w:t>
-      </w:r>
-      <w:r>
-        <w:t xml:space="preserve"> </w:t>
-      </w:r>
-      <w:r>
-        <w:t xml:space="preserve">Una vez que un registro se publica, los archivos</w:t>
-      </w:r>
-      <w:r>
-        <w:t xml:space="preserve"> </w:t>
-      </w:r>
-      <w:r>
-        <w:rPr>
-          <w:b/>
-          <w:bCs/>
-        </w:rPr>
-        <w:t xml:space="preserve">no se pueden modificar ni eliminar a la ligera</w:t>
-      </w:r>
-      <w:r>
-        <w:t xml:space="preserve">. Durante los primeros 30 días se permiten correcciones menores de errores, pero pasado ese tiempo, cualquier cambio significativo requiere la creación de una</w:t>
-      </w:r>
-      <w:r>
-        <w:t xml:space="preserve"> </w:t>
-      </w:r>
-      <w:r>
-        <w:rPr>
-          <w:b/>
-          <w:bCs/>
-        </w:rPr>
-        <w:t xml:space="preserve">nueva versión</w:t>
-      </w:r>
-      <w:r>
-        <w:t xml:space="preserve">, la cual recibirá un Identificador de Objeto Digital (DOI) diferente. Esto asegura la trazabilidad científica.</w:t>
-      </w:r>
-    </w:p>
-    <w:bookmarkEnd w:id="34"/>
-    <w:bookmarkStart w:id="35" w:name="X72cb5341b4578a3c9b8f92aca5bb9095bfca49b"/>
+        <w:t xml:space="preserve">El rol del CERN:</w:t>
+      </w:r>
+      <w:r>
+        <w:t xml:space="preserve"> </w:t>
+      </w:r>
+      <w:r>
+        <w:t xml:space="preserve">El CERN goza de un estatus legal particular como organización internacional. Sin embargo, para efectos operativos de Zenodo, sus infraestructuras cumplen rigurosamente con altos estándares de protección de datos alineados con el espíritu del GDPR (Reglamento General de Protección de Datos de la UE).</w:t>
+      </w:r>
+    </w:p>
+    <w:bookmarkEnd w:id="36"/>
+    <w:bookmarkStart w:id="37" w:name="niveles-de-acceso-y-modificaciones"/>
     <w:p>
       <w:pPr>
         <w:pStyle w:val="Heading3"/>
       </w:pPr>
       <w:r>
-        <w:t xml:space="preserve">3.0.5 5. Preservación, Retirada y la Circular Operacional No. 11 del CERN</w:t>
-      </w:r>
-    </w:p>
-    <w:p>
-      <w:pPr>
-        <w:pStyle w:val="FirstParagraph"/>
-      </w:pPr>
-      <w:r>
-        <w:t xml:space="preserve">Aquí es donde la</w:t>
-      </w:r>
-      <w:r>
-        <w:t xml:space="preserve"> </w:t>
-      </w:r>
-      <w:r>
-        <w:rPr>
-          <w:b/>
-          <w:bCs/>
-        </w:rPr>
-        <w:t xml:space="preserve">Circular Operacional No. 11 del CERN</w:t>
-      </w:r>
-      <w:r>
-        <w:t xml:space="preserve"> </w:t>
-      </w:r>
-      <w:r>
-        <w:t xml:space="preserve">se vuelve vital para entender la gobernanza de Zenodo:</w:t>
-      </w:r>
-    </w:p>
-    <w:p>
-      <w:pPr>
-        <w:pStyle w:val="Compact"/>
+        <w:t xml:space="preserve">3.0.4 4. Niveles de Acceso y Modificaciones</w:t>
+      </w:r>
+    </w:p>
+    <w:p>
+      <w:pPr>
         <w:numPr>
           <w:ilvl w:val="0"/>
           <w:numId w:val="1011"/>
@@ -5315,34 +5426,27 @@
           <w:b/>
           <w:bCs/>
         </w:rPr>
-        <w:t xml:space="preserve">Gobernanza Institucional:</w:t>
-      </w:r>
-      <w:r>
-        <w:t xml:space="preserve"> </w:t>
-      </w:r>
-      <w:r>
-        <w:t xml:space="preserve">Zenodo no es una entidad comercial independiente; opera bajo el amparo del CERN (Organización Europea para la Investigación Nuclear). La</w:t>
-      </w:r>
-      <w:r>
-        <w:t xml:space="preserve"> </w:t>
+        <w:t xml:space="preserve">Tipos de acceso:</w:t>
+      </w:r>
+      <w:r>
+        <w:t xml:space="preserve"> </w:t>
+      </w:r>
+      <w:r>
+        <w:t xml:space="preserve">Aunque promueve la ciencia abierta (</w:t>
       </w:r>
       <w:r>
         <w:rPr>
           <w:i/>
           <w:iCs/>
         </w:rPr>
-        <w:t xml:space="preserve">Circular Operacional No. 11</w:t>
-      </w:r>
-      <w:r>
-        <w:t xml:space="preserve"> </w:t>
-      </w:r>
-      <w:r>
-        <w:t xml:space="preserve">define precisamente las reglas internas del CERN respecto a la propiedad intelectual, el uso de sus nombres/logotipos, y las condiciones bajo las cuales el CERN aloja o transfiere tecnología y servicios a la comunidad internacional.</w:t>
-      </w:r>
-    </w:p>
-    <w:p>
-      <w:pPr>
-        <w:pStyle w:val="Compact"/>
+        <w:t xml:space="preserve">Open Science</w:t>
+      </w:r>
+      <w:r>
+        <w:t xml:space="preserve">), Zenodo permite configuraciones flexibles:</w:t>
+      </w:r>
+    </w:p>
+    <w:p>
+      <w:pPr>
         <w:numPr>
           <w:ilvl w:val="0"/>
           <w:numId w:val="1011"/>
@@ -5353,57 +5457,17 @@
           <w:b/>
           <w:bCs/>
         </w:rPr>
-        <w:t xml:space="preserve">Garantía de Longevidad:</w:t>
-      </w:r>
-      <w:r>
-        <w:t xml:space="preserve"> </w:t>
-      </w:r>
-      <w:r>
-        <w:t xml:space="preserve">Zenodo garantiza la preservación de los datos por</w:t>
-      </w:r>
-      <w:r>
-        <w:t xml:space="preserve"> </w:t>
-      </w:r>
-      <w:r>
-        <w:rPr>
-          <w:b/>
-          <w:bCs/>
-        </w:rPr>
-        <w:t xml:space="preserve">toda la vida útil del CERN</w:t>
-      </w:r>
-      <w:r>
-        <w:t xml:space="preserve">, comprometiéndose contractualmente a un mínimo de</w:t>
-      </w:r>
-      <w:r>
-        <w:t xml:space="preserve"> </w:t>
-      </w:r>
-      <w:r>
-        <w:rPr>
-          <w:b/>
-          <w:bCs/>
-        </w:rPr>
-        <w:t xml:space="preserve">20 años</w:t>
-      </w:r>
-      <w:r>
-        <w:t xml:space="preserve">. Al estar respaldado por las políticas institucionales del CERN, el repositorio se beneficia de una infraestructura de almacenamiento masivo altamente redundante (múltiples copias en línea y réplicas en cinta</w:t>
-      </w:r>
-      <w:r>
-        <w:t xml:space="preserve"> </w:t>
-      </w:r>
-      <w:r>
-        <w:rPr>
-          <w:i/>
-          <w:iCs/>
-        </w:rPr>
-        <w:t xml:space="preserve">offline</w:t>
-      </w:r>
-      <w:r>
-        <w:t xml:space="preserve">).</w:t>
-      </w:r>
-    </w:p>
-    <w:p>
-      <w:pPr>
-        <w:pStyle w:val="Compact"/>
+        <w:t xml:space="preserve">Acceso abierto (Open Access):</w:t>
+      </w:r>
+      <w:r>
+        <w:t xml:space="preserve"> </w:t>
+      </w:r>
+      <w:r>
+        <w:t xml:space="preserve">Disponible de inmediato.</w:t>
+      </w:r>
+    </w:p>
+    <w:p>
+      <w:pPr>
         <w:numPr>
           <w:ilvl w:val="0"/>
           <w:numId w:val="1011"/>
@@ -5414,35 +5478,112 @@
           <w:b/>
           <w:bCs/>
         </w:rPr>
-        <w:t xml:space="preserve">Procedimiento de Retirada (Take-down):</w:t>
-      </w:r>
-      <w:r>
-        <w:t xml:space="preserve"> </w:t>
-      </w:r>
-      <w:r>
-        <w:t xml:space="preserve">Aunque Zenodo no monitorea activamente lo que los usuarios suben, cuenta con un protocolo estricto para retirar contenido si recibe una reclamación legítima de violación de propiedad intelectual, plagio, falsificación deliberada o inclusión de datos personales sin consentimiento. En estos casos excepcionales, los archivos se eliminan del acceso público, pero se retiene una</w:t>
-      </w:r>
-      <w:r>
-        <w:t xml:space="preserve"> </w:t>
-      </w:r>
-      <w:r>
-        <w:t xml:space="preserve">“tumba de metadatos”</w:t>
-      </w:r>
-      <w:r>
-        <w:t xml:space="preserve"> </w:t>
-      </w:r>
-      <w:r>
-        <w:t xml:space="preserve">indicando que el registro existió y el motivo de su remoción, para no romper la integridad de las citas académicas.</w:t>
-      </w:r>
-    </w:p>
-    <w:bookmarkEnd w:id="35"/>
-    <w:bookmarkStart w:id="36" w:name="resumen-de-la-perspectiva"/>
+        <w:t xml:space="preserve">Embargado (Embargoed):</w:t>
+      </w:r>
+      <w:r>
+        <w:t xml:space="preserve"> </w:t>
+      </w:r>
+      <w:r>
+        <w:t xml:space="preserve">Los datos se mantienen cerrados hasta una fecha específica (por ejemplo, cuando se publique un artículo científico relacionado) y luego se abren automáticamente.</w:t>
+      </w:r>
+    </w:p>
+    <w:p>
+      <w:pPr>
+        <w:numPr>
+          <w:ilvl w:val="0"/>
+          <w:numId w:val="1011"/>
+        </w:numPr>
+      </w:pPr>
+      <w:r>
+        <w:rPr>
+          <w:b/>
+          <w:bCs/>
+        </w:rPr>
+        <w:t xml:space="preserve">Acceso restringido (Restricted):</w:t>
+      </w:r>
+      <w:r>
+        <w:t xml:space="preserve"> </w:t>
+      </w:r>
+      <w:r>
+        <w:t xml:space="preserve">Los archivos permanecen ocultos, pero otros investigadores pueden solicitar acceso al autor justificando su uso.</w:t>
+      </w:r>
+    </w:p>
+    <w:p>
+      <w:pPr>
+        <w:numPr>
+          <w:ilvl w:val="0"/>
+          <w:numId w:val="1011"/>
+        </w:numPr>
+      </w:pPr>
+      <w:r>
+        <w:rPr>
+          <w:b/>
+          <w:bCs/>
+        </w:rPr>
+        <w:t xml:space="preserve">Acceso cerrado (Closed):</w:t>
+      </w:r>
+      <w:r>
+        <w:t xml:space="preserve"> </w:t>
+      </w:r>
+      <w:r>
+        <w:t xml:space="preserve">Solo el propietario puede ver los archivos (utilizado principalmente para preservación interna).</w:t>
+      </w:r>
+    </w:p>
+    <w:p>
+      <w:pPr>
+        <w:numPr>
+          <w:ilvl w:val="0"/>
+          <w:numId w:val="1011"/>
+        </w:numPr>
+      </w:pPr>
+      <w:r>
+        <w:rPr>
+          <w:b/>
+          <w:bCs/>
+        </w:rPr>
+        <w:t xml:space="preserve">Inmutabilidad y Versionado:</w:t>
+      </w:r>
+      <w:r>
+        <w:t xml:space="preserve"> </w:t>
+      </w:r>
+      <w:r>
+        <w:t xml:space="preserve">Una vez que un registro se publica, los archivos</w:t>
+      </w:r>
+      <w:r>
+        <w:t xml:space="preserve"> </w:t>
+      </w:r>
+      <w:r>
+        <w:rPr>
+          <w:b/>
+          <w:bCs/>
+        </w:rPr>
+        <w:t xml:space="preserve">no se pueden modificar ni eliminar a la ligera</w:t>
+      </w:r>
+      <w:r>
+        <w:t xml:space="preserve">. Durante los primeros 30 días se permiten correcciones menores de errores, pero pasado ese tiempo, cualquier cambio significativo requiere la creación de una</w:t>
+      </w:r>
+      <w:r>
+        <w:t xml:space="preserve"> </w:t>
+      </w:r>
+      <w:r>
+        <w:rPr>
+          <w:b/>
+          <w:bCs/>
+        </w:rPr>
+        <w:t xml:space="preserve">nueva versión</w:t>
+      </w:r>
+      <w:r>
+        <w:t xml:space="preserve">, la cual recibirá un Identificador de Objeto Digital (DOI) diferente. Esto asegura la trazabilidad científica.</w:t>
+      </w:r>
+    </w:p>
+    <w:bookmarkEnd w:id="37"/>
+    <w:bookmarkStart w:id="38" w:name="X72cb5341b4578a3c9b8f92aca5bb9095bfca49b"/>
     <w:p>
       <w:pPr>
         <w:pStyle w:val="Heading3"/>
       </w:pPr>
       <w:r>
-        <w:t xml:space="preserve">3.0.6 Resumen de la Perspectiva</w:t>
+        <w:t xml:space="preserve">3.0.5 5. Preservación, Retirada y la Circular Operacional No. 11 del CERN</w:t>
       </w:r>
     </w:p>
     <w:p>
@@ -5450,114 +5591,23 @@
         <w:pStyle w:val="FirstParagraph"/>
       </w:pPr>
       <w:r>
-        <w:t xml:space="preserve">Zenodo logra un equilibrio: ofrece un</w:t>
-      </w:r>
-      <w:r>
-        <w:t xml:space="preserve"> </w:t>
-      </w:r>
-      <w:r>
-        <w:rPr>
-          <w:b/>
-          <w:bCs/>
-        </w:rPr>
-        <w:t xml:space="preserve">servicio universal, gratuito y abierto</w:t>
-      </w:r>
-      <w:r>
-        <w:t xml:space="preserve"> </w:t>
-      </w:r>
-      <w:r>
-        <w:t xml:space="preserve">para empoderar a la comunidad científica global (bajo las políticas de</w:t>
-      </w:r>
-      <w:r>
-        <w:t xml:space="preserve"> </w:t>
-      </w:r>
-      <w:r>
-        <w:rPr>
-          <w:i/>
-          <w:iCs/>
-        </w:rPr>
-        <w:t xml:space="preserve">OpenAire</w:t>
-      </w:r>
-      <w:r>
-        <w:t xml:space="preserve"> </w:t>
-      </w:r>
-      <w:r>
-        <w:t xml:space="preserve">y</w:t>
-      </w:r>
-      <w:r>
-        <w:t xml:space="preserve"> </w:t>
-      </w:r>
-      <w:r>
-        <w:rPr>
-          <w:i/>
-          <w:iCs/>
-        </w:rPr>
-        <w:t xml:space="preserve">Open Science</w:t>
-      </w:r>
-      <w:r>
-        <w:t xml:space="preserve">), pero delega toda la</w:t>
-      </w:r>
-      <w:r>
-        <w:t xml:space="preserve"> </w:t>
-      </w:r>
-      <w:r>
-        <w:rPr>
-          <w:b/>
-          <w:bCs/>
-        </w:rPr>
-        <w:t xml:space="preserve">responsabilidad legal y ética en el usuario</w:t>
-      </w:r>
-      <w:r>
-        <w:t xml:space="preserve">, mientras se blinda institucional y técnicamente utilizando la rigurosa</w:t>
-      </w:r>
-      <w:r>
-        <w:t xml:space="preserve"> </w:t>
-      </w:r>
-      <w:r>
-        <w:rPr>
-          <w:b/>
-          <w:bCs/>
-        </w:rPr>
-        <w:t xml:space="preserve">infraestructura, marco legal y gobernanza a largo plazo del CERN</w:t>
-      </w:r>
-      <w:r>
-        <w:t xml:space="preserve">.</w:t>
-      </w:r>
-    </w:p>
-    <w:bookmarkEnd w:id="36"/>
-    <w:bookmarkStart w:id="50" w:name="X449ed843dca3d710b52a002e436b372f618f80a"/>
-    <w:p>
-      <w:pPr>
-        <w:pStyle w:val="Heading2"/>
-      </w:pPr>
-      <w:r>
-        <w:t xml:space="preserve">3.1 Compendio de Documentos Descargables y Referencias: Gobernanza Zenodo y CERN</w:t>
-      </w:r>
-    </w:p>
-    <w:p>
-      <w:pPr>
-        <w:pStyle w:val="FirstParagraph"/>
-      </w:pPr>
-      <w:r>
-        <w:t xml:space="preserve">Este documento reúne las referencias oficiales, políticas públicas y circulares operacionales que norman y respaldan la infraestructura del servicio de hospedaje de datos abiertos de Zenodo, así como el marco regulatorio del CERN como su entidad proveedora de infraestructura masiva.</w:t>
-      </w:r>
-    </w:p>
-    <w:bookmarkStart w:id="41" w:name="Xcb906d6e330e04db78d4e8b5561744b23752659"/>
-    <w:p>
-      <w:pPr>
-        <w:pStyle w:val="Heading3"/>
-      </w:pPr>
-      <w:r>
-        <w:t xml:space="preserve">3.1.1 1. Documentos Principales de Política y Gobernanza</w:t>
-      </w:r>
-    </w:p>
-    <w:bookmarkStart w:id="38" w:name="X90e22729b06a9cff907c9b257486cf978898c3a"/>
-    <w:p>
-      <w:pPr>
-        <w:pStyle w:val="Heading4"/>
-      </w:pPr>
-      <w:r>
-        <w:t xml:space="preserve">3.1.1.1 📄 Zenodo General Policies (Políticas Generales de Zenodo)</w:t>
+        <w:t xml:space="preserve">Aquí es donde la</w:t>
+      </w:r>
+      <w:r>
+        <w:t xml:space="preserve"> </w:t>
+      </w:r>
+      <w:r>
+        <w:rPr>
+          <w:b/>
+          <w:bCs/>
+        </w:rPr>
+        <w:t xml:space="preserve">Circular Operacional No. 11 del CERN</w:t>
+      </w:r>
+      <w:r>
+        <w:t xml:space="preserve"> </w:t>
+      </w:r>
+      <w:r>
+        <w:t xml:space="preserve">se vuelve vital para entender la gobernanza de Zenodo:</w:t>
       </w:r>
     </w:p>
     <w:p>
@@ -5573,13 +5623,29 @@
           <w:b/>
           <w:bCs/>
         </w:rPr>
-        <w:t xml:space="preserve">Organización:</w:t>
-      </w:r>
-      <w:r>
-        <w:t xml:space="preserve"> </w:t>
-      </w:r>
-      <w:r>
-        <w:t xml:space="preserve">Zenodo / OpenAIRE / CERN</w:t>
+        <w:t xml:space="preserve">Gobernanza Institucional:</w:t>
+      </w:r>
+      <w:r>
+        <w:t xml:space="preserve"> </w:t>
+      </w:r>
+      <w:r>
+        <w:t xml:space="preserve">Zenodo no es una entidad comercial independiente; opera bajo el amparo del CERN (Organización Europea para la Investigación Nuclear). La</w:t>
+      </w:r>
+      <w:r>
+        <w:t xml:space="preserve"> </w:t>
+      </w:r>
+      <w:r>
+        <w:rPr>
+          <w:i/>
+          <w:iCs/>
+        </w:rPr>
+        <w:t xml:space="preserve">Circular Operacional No. 11</w:t>
+      </w:r>
+      <w:r>
+        <w:t xml:space="preserve"> </w:t>
+      </w:r>
+      <w:r>
+        <w:t xml:space="preserve">define precisamente las reglas internas del CERN respecto a la propiedad intelectual, el uso de sus nombres/logotipos, y las condiciones bajo las cuales el CERN aloja o transfiere tecnología y servicios a la comunidad internacional.</w:t>
       </w:r>
     </w:p>
     <w:p>
@@ -5595,13 +5661,52 @@
           <w:b/>
           <w:bCs/>
         </w:rPr>
-        <w:t xml:space="preserve">Ámbito:</w:t>
-      </w:r>
-      <w:r>
-        <w:t xml:space="preserve"> </w:t>
-      </w:r>
-      <w:r>
-        <w:t xml:space="preserve">Normativa principal para usuarios y depositantes.</w:t>
+        <w:t xml:space="preserve">Garantía de Longevidad:</w:t>
+      </w:r>
+      <w:r>
+        <w:t xml:space="preserve"> </w:t>
+      </w:r>
+      <w:r>
+        <w:t xml:space="preserve">Zenodo garantiza la preservación de los datos por</w:t>
+      </w:r>
+      <w:r>
+        <w:t xml:space="preserve"> </w:t>
+      </w:r>
+      <w:r>
+        <w:rPr>
+          <w:b/>
+          <w:bCs/>
+        </w:rPr>
+        <w:t xml:space="preserve">toda la vida útil del CERN</w:t>
+      </w:r>
+      <w:r>
+        <w:t xml:space="preserve">, comprometiéndose contractualmente a un mínimo de</w:t>
+      </w:r>
+      <w:r>
+        <w:t xml:space="preserve"> </w:t>
+      </w:r>
+      <w:r>
+        <w:rPr>
+          <w:b/>
+          <w:bCs/>
+        </w:rPr>
+        <w:t xml:space="preserve">20 años</w:t>
+      </w:r>
+      <w:r>
+        <w:t xml:space="preserve">. Al estar respaldado por las políticas institucionales del CERN, el repositorio se beneficia de una infraestructura de almacenamiento masivo altamente redundante (múltiples copias en línea y réplicas en cinta</w:t>
+      </w:r>
+      <w:r>
+        <w:t xml:space="preserve"> </w:t>
+      </w:r>
+      <w:r>
+        <w:rPr>
+          <w:i/>
+          <w:iCs/>
+        </w:rPr>
+        <w:t xml:space="preserve">offline</w:t>
+      </w:r>
+      <w:r>
+        <w:t xml:space="preserve">).</w:t>
       </w:r>
     </w:p>
     <w:p>
@@ -5617,23 +5722,150 @@
           <w:b/>
           <w:bCs/>
         </w:rPr>
-        <w:t xml:space="preserve">Criterios Clave:</w:t>
-      </w:r>
-      <w:r>
-        <w:t xml:space="preserve"> </w:t>
-      </w:r>
-      <w:r>
-        <w:t xml:space="preserve">Regula de manera exhaustiva la aceptación de contenidos de cualquier disciplina científica, las cuotas predeterminadas de almacenamiento (50 GB por registro), las políticas de acceso flexible (abierto, embargado, restringido y cerrado), la inmutabilidad de los datos publicados y el procedimiento legal de retirada de contenido (</w:t>
+        <w:t xml:space="preserve">Procedimiento de Retirada (Take-down):</w:t>
+      </w:r>
+      <w:r>
+        <w:t xml:space="preserve"> </w:t>
+      </w:r>
+      <w:r>
+        <w:t xml:space="preserve">Aunque Zenodo no monitorea activamente lo que los usuarios suben, cuenta con un protocolo estricto para retirar contenido si recibe una reclamación legítima de violación de propiedad intelectual, plagio, falsificación deliberada o inclusión de datos personales sin consentimiento. En estos casos excepcionales, los archivos se eliminan del acceso público, pero se retiene una</w:t>
+      </w:r>
+      <w:r>
+        <w:t xml:space="preserve"> </w:t>
+      </w:r>
+      <w:r>
+        <w:t xml:space="preserve">“tumba de metadatos”</w:t>
+      </w:r>
+      <w:r>
+        <w:t xml:space="preserve"> </w:t>
+      </w:r>
+      <w:r>
+        <w:t xml:space="preserve">indicando que el registro existió y el motivo de su remoción, para no romper la integridad de las citas académicas.</w:t>
+      </w:r>
+    </w:p>
+    <w:bookmarkEnd w:id="38"/>
+    <w:bookmarkStart w:id="39" w:name="resumen-de-la-perspectiva"/>
+    <w:p>
+      <w:pPr>
+        <w:pStyle w:val="Heading3"/>
+      </w:pPr>
+      <w:r>
+        <w:t xml:space="preserve">3.0.6 Resumen de la Perspectiva</w:t>
+      </w:r>
+    </w:p>
+    <w:p>
+      <w:pPr>
+        <w:pStyle w:val="FirstParagraph"/>
+      </w:pPr>
+      <w:r>
+        <w:t xml:space="preserve">Zenodo logra un equilibrio: ofrece un</w:t>
+      </w:r>
+      <w:r>
+        <w:t xml:space="preserve"> </w:t>
+      </w:r>
+      <w:r>
+        <w:rPr>
+          <w:b/>
+          <w:bCs/>
+        </w:rPr>
+        <w:t xml:space="preserve">servicio universal, gratuito y abierto</w:t>
+      </w:r>
+      <w:r>
+        <w:t xml:space="preserve"> </w:t>
+      </w:r>
+      <w:r>
+        <w:t xml:space="preserve">para empoderar a la comunidad científica global (bajo las políticas de</w:t>
+      </w:r>
+      <w:r>
+        <w:t xml:space="preserve"> </w:t>
       </w:r>
       <w:r>
         <w:rPr>
           <w:i/>
           <w:iCs/>
         </w:rPr>
-        <w:t xml:space="preserve">Take-down policy</w:t>
-      </w:r>
-      <w:r>
-        <w:t xml:space="preserve">) ante violaciones de propiedad intelectual o datos sensibles.</w:t>
+        <w:t xml:space="preserve">OpenAire</w:t>
+      </w:r>
+      <w:r>
+        <w:t xml:space="preserve"> </w:t>
+      </w:r>
+      <w:r>
+        <w:t xml:space="preserve">y</w:t>
+      </w:r>
+      <w:r>
+        <w:t xml:space="preserve"> </w:t>
+      </w:r>
+      <w:r>
+        <w:rPr>
+          <w:i/>
+          <w:iCs/>
+        </w:rPr>
+        <w:t xml:space="preserve">Open Science</w:t>
+      </w:r>
+      <w:r>
+        <w:t xml:space="preserve">), pero delega toda la</w:t>
+      </w:r>
+      <w:r>
+        <w:t xml:space="preserve"> </w:t>
+      </w:r>
+      <w:r>
+        <w:rPr>
+          <w:b/>
+          <w:bCs/>
+        </w:rPr>
+        <w:t xml:space="preserve">responsabilidad legal y ética en el usuario</w:t>
+      </w:r>
+      <w:r>
+        <w:t xml:space="preserve">, mientras se blinda institucional y técnicamente utilizando la rigurosa</w:t>
+      </w:r>
+      <w:r>
+        <w:t xml:space="preserve"> </w:t>
+      </w:r>
+      <w:r>
+        <w:rPr>
+          <w:b/>
+          <w:bCs/>
+        </w:rPr>
+        <w:t xml:space="preserve">infraestructura, marco legal y gobernanza a largo plazo del CERN</w:t>
+      </w:r>
+      <w:r>
+        <w:t xml:space="preserve">.</w:t>
+      </w:r>
+    </w:p>
+    <w:bookmarkEnd w:id="39"/>
+    <w:bookmarkStart w:id="53" w:name="X449ed843dca3d710b52a002e436b372f618f80a"/>
+    <w:p>
+      <w:pPr>
+        <w:pStyle w:val="Heading2"/>
+      </w:pPr>
+      <w:r>
+        <w:t xml:space="preserve">3.1 Compendio de Documentos Descargables y Referencias: Gobernanza Zenodo y CERN</w:t>
+      </w:r>
+    </w:p>
+    <w:p>
+      <w:pPr>
+        <w:pStyle w:val="FirstParagraph"/>
+      </w:pPr>
+      <w:r>
+        <w:t xml:space="preserve">Este documento reúne las referencias oficiales, políticas públicas y circulares operacionales que norman y respaldan la infraestructura del servicio de hospedaje de datos abiertos de Zenodo, así como el marco regulatorio del CERN como su entidad proveedora de infraestructura masiva.</w:t>
+      </w:r>
+    </w:p>
+    <w:bookmarkStart w:id="44" w:name="Xcb906d6e330e04db78d4e8b5561744b23752659"/>
+    <w:p>
+      <w:pPr>
+        <w:pStyle w:val="Heading3"/>
+      </w:pPr>
+      <w:r>
+        <w:t xml:space="preserve">3.1.1 1. Documentos Principales de Política y Gobernanza</w:t>
+      </w:r>
+    </w:p>
+    <w:bookmarkStart w:id="41" w:name="X90e22729b06a9cff907c9b257486cf978898c3a"/>
+    <w:p>
+      <w:pPr>
+        <w:pStyle w:val="Heading4"/>
+      </w:pPr>
+      <w:r>
+        <w:t xml:space="preserve">3.1.1.1 📄 Zenodo General Policies (Políticas Generales de Zenodo)</w:t>
       </w:r>
     </w:p>
     <w:p>
@@ -5641,7 +5873,7 @@
         <w:pStyle w:val="Compact"/>
         <w:numPr>
           <w:ilvl w:val="0"/>
-          <w:numId w:val="1012"/>
+          <w:numId w:val="1013"/>
         </w:numPr>
       </w:pPr>
       <w:r>
@@ -5649,12 +5881,88 @@
           <w:b/>
           <w:bCs/>
         </w:rPr>
+        <w:t xml:space="preserve">Organización:</w:t>
+      </w:r>
+      <w:r>
+        <w:t xml:space="preserve"> </w:t>
+      </w:r>
+      <w:r>
+        <w:t xml:space="preserve">Zenodo / OpenAIRE / CERN</w:t>
+      </w:r>
+    </w:p>
+    <w:p>
+      <w:pPr>
+        <w:pStyle w:val="Compact"/>
+        <w:numPr>
+          <w:ilvl w:val="0"/>
+          <w:numId w:val="1013"/>
+        </w:numPr>
+      </w:pPr>
+      <w:r>
+        <w:rPr>
+          <w:b/>
+          <w:bCs/>
+        </w:rPr>
+        <w:t xml:space="preserve">Ámbito:</w:t>
+      </w:r>
+      <w:r>
+        <w:t xml:space="preserve"> </w:t>
+      </w:r>
+      <w:r>
+        <w:t xml:space="preserve">Normativa principal para usuarios y depositantes.</w:t>
+      </w:r>
+    </w:p>
+    <w:p>
+      <w:pPr>
+        <w:pStyle w:val="Compact"/>
+        <w:numPr>
+          <w:ilvl w:val="0"/>
+          <w:numId w:val="1013"/>
+        </w:numPr>
+      </w:pPr>
+      <w:r>
+        <w:rPr>
+          <w:b/>
+          <w:bCs/>
+        </w:rPr>
+        <w:t xml:space="preserve">Criterios Clave:</w:t>
+      </w:r>
+      <w:r>
+        <w:t xml:space="preserve"> </w:t>
+      </w:r>
+      <w:r>
+        <w:t xml:space="preserve">Regula de manera exhaustiva la aceptación de contenidos de cualquier disciplina científica, las cuotas predeterminadas de almacenamiento (50 GB por registro), las políticas de acceso flexible (abierto, embargado, restringido y cerrado), la inmutabilidad de los datos publicados y el procedimiento legal de retirada de contenido (</w:t>
+      </w:r>
+      <w:r>
+        <w:rPr>
+          <w:i/>
+          <w:iCs/>
+        </w:rPr>
+        <w:t xml:space="preserve">Take-down policy</w:t>
+      </w:r>
+      <w:r>
+        <w:t xml:space="preserve">) ante violaciones de propiedad intelectual o datos sensibles.</w:t>
+      </w:r>
+    </w:p>
+    <w:p>
+      <w:pPr>
+        <w:pStyle w:val="Compact"/>
+        <w:numPr>
+          <w:ilvl w:val="0"/>
+          <w:numId w:val="1013"/>
+        </w:numPr>
+      </w:pPr>
+      <w:r>
+        <w:rPr>
+          <w:b/>
+          <w:bCs/>
+        </w:rPr>
         <w:t xml:space="preserve">Fuente/Enlace:</w:t>
       </w:r>
       <w:r>
         <w:t xml:space="preserve"> </w:t>
       </w:r>
-      <w:hyperlink r:id="rId37">
+      <w:hyperlink r:id="rId40">
         <w:r>
           <w:rPr>
             <w:rStyle w:val="Hyperlink"/>
@@ -5663,8 +5971,8 @@
         </w:r>
       </w:hyperlink>
     </w:p>
-    <w:bookmarkEnd w:id="38"/>
-    <w:bookmarkStart w:id="40" w:name="X4f162501dc14a3988dcc7871e13cc20f9aec268"/>
+    <w:bookmarkEnd w:id="41"/>
+    <w:bookmarkStart w:id="43" w:name="X4f162501dc14a3988dcc7871e13cc20f9aec268"/>
     <w:p>
       <w:pPr>
         <w:pStyle w:val="Heading4"/>
@@ -5678,7 +5986,7 @@
         <w:pStyle w:val="Compact"/>
         <w:numPr>
           <w:ilvl w:val="0"/>
-          <w:numId w:val="1013"/>
+          <w:numId w:val="1014"/>
         </w:numPr>
       </w:pPr>
       <w:r>
@@ -5700,7 +6008,7 @@
         <w:pStyle w:val="Compact"/>
         <w:numPr>
           <w:ilvl w:val="0"/>
-          <w:numId w:val="1013"/>
+          <w:numId w:val="1014"/>
         </w:numPr>
       </w:pPr>
       <w:r>
@@ -5722,7 +6030,7 @@
         <w:pStyle w:val="Compact"/>
         <w:numPr>
           <w:ilvl w:val="0"/>
-          <w:numId w:val="1013"/>
+          <w:numId w:val="1014"/>
         </w:numPr>
       </w:pPr>
       <w:r>
@@ -5744,7 +6052,7 @@
         <w:pStyle w:val="Compact"/>
         <w:numPr>
           <w:ilvl w:val="0"/>
-          <w:numId w:val="1013"/>
+          <w:numId w:val="1014"/>
         </w:numPr>
       </w:pPr>
       <w:r>
@@ -5757,7 +6065,7 @@
       <w:r>
         <w:t xml:space="preserve"> </w:t>
       </w:r>
-      <w:hyperlink r:id="rId39">
+      <w:hyperlink r:id="rId42">
         <w:r>
           <w:rPr>
             <w:rStyle w:val="Hyperlink"/>
@@ -5766,9 +6074,9 @@
         </w:r>
       </w:hyperlink>
     </w:p>
-    <w:bookmarkEnd w:id="40"/>
-    <w:bookmarkEnd w:id="41"/>
-    <w:bookmarkStart w:id="46" w:name="X310d5ae13e9b57819c0eeae54025fdcba2b8dde"/>
+    <w:bookmarkEnd w:id="43"/>
+    <w:bookmarkEnd w:id="44"/>
+    <w:bookmarkStart w:id="49" w:name="X310d5ae13e9b57819c0eeae54025fdcba2b8dde"/>
     <w:p>
       <w:pPr>
         <w:pStyle w:val="Heading3"/>
@@ -5777,7 +6085,7 @@
         <w:t xml:space="preserve">3.1.2 2. Términos de Servicio y Privacidad (Soporte Técnico-Legal)</w:t>
       </w:r>
     </w:p>
-    <w:bookmarkStart w:id="43" w:name="X513cc11dfdf87eb80b2859a88a0518c526a45f9"/>
+    <w:bookmarkStart w:id="46" w:name="X513cc11dfdf87eb80b2859a88a0518c526a45f9"/>
     <w:p>
       <w:pPr>
         <w:pStyle w:val="Heading4"/>
@@ -5791,7 +6099,7 @@
         <w:pStyle w:val="Compact"/>
         <w:numPr>
           <w:ilvl w:val="0"/>
-          <w:numId w:val="1014"/>
+          <w:numId w:val="1015"/>
         </w:numPr>
       </w:pPr>
       <w:r>
@@ -5813,7 +6121,7 @@
         <w:pStyle w:val="Compact"/>
         <w:numPr>
           <w:ilvl w:val="0"/>
-          <w:numId w:val="1014"/>
+          <w:numId w:val="1015"/>
         </w:numPr>
       </w:pPr>
       <w:r>
@@ -5835,7 +6143,7 @@
         <w:pStyle w:val="Compact"/>
         <w:numPr>
           <w:ilvl w:val="0"/>
-          <w:numId w:val="1014"/>
+          <w:numId w:val="1015"/>
         </w:numPr>
       </w:pPr>
       <w:r>
@@ -5857,7 +6165,7 @@
         <w:pStyle w:val="Compact"/>
         <w:numPr>
           <w:ilvl w:val="0"/>
-          <w:numId w:val="1014"/>
+          <w:numId w:val="1015"/>
         </w:numPr>
       </w:pPr>
       <w:r>
@@ -5870,7 +6178,7 @@
       <w:r>
         <w:t xml:space="preserve"> </w:t>
       </w:r>
-      <w:hyperlink r:id="rId42">
+      <w:hyperlink r:id="rId45">
         <w:r>
           <w:rPr>
             <w:rStyle w:val="Hyperlink"/>
@@ -5879,8 +6187,8 @@
         </w:r>
       </w:hyperlink>
     </w:p>
-    <w:bookmarkEnd w:id="43"/>
-    <w:bookmarkStart w:id="45" w:name="X3984e5fdca23071096195afb4c53d62c06cd849"/>
+    <w:bookmarkEnd w:id="46"/>
+    <w:bookmarkStart w:id="48" w:name="X3984e5fdca23071096195afb4c53d62c06cd849"/>
     <w:p>
       <w:pPr>
         <w:pStyle w:val="Heading4"/>
@@ -5894,7 +6202,7 @@
         <w:pStyle w:val="Compact"/>
         <w:numPr>
           <w:ilvl w:val="0"/>
-          <w:numId w:val="1015"/>
+          <w:numId w:val="1016"/>
         </w:numPr>
       </w:pPr>
       <w:r>
@@ -5916,7 +6224,7 @@
         <w:pStyle w:val="Compact"/>
         <w:numPr>
           <w:ilvl w:val="0"/>
-          <w:numId w:val="1015"/>
+          <w:numId w:val="1016"/>
         </w:numPr>
       </w:pPr>
       <w:r>
@@ -5938,7 +6246,7 @@
         <w:pStyle w:val="Compact"/>
         <w:numPr>
           <w:ilvl w:val="0"/>
-          <w:numId w:val="1015"/>
+          <w:numId w:val="1016"/>
         </w:numPr>
       </w:pPr>
       <w:r>
@@ -5960,7 +6268,7 @@
         <w:pStyle w:val="Compact"/>
         <w:numPr>
           <w:ilvl w:val="0"/>
-          <w:numId w:val="1015"/>
+          <w:numId w:val="1016"/>
         </w:numPr>
       </w:pPr>
       <w:r>
@@ -5973,7 +6281,7 @@
       <w:r>
         <w:t xml:space="preserve"> </w:t>
       </w:r>
-      <w:hyperlink r:id="rId44">
+      <w:hyperlink r:id="rId47">
         <w:r>
           <w:rPr>
             <w:rStyle w:val="Hyperlink"/>
@@ -5982,9 +6290,9 @@
         </w:r>
       </w:hyperlink>
     </w:p>
-    <w:bookmarkEnd w:id="45"/>
-    <w:bookmarkEnd w:id="46"/>
-    <w:bookmarkStart w:id="49" w:name="arquitectura-de-datos-y-preservación"/>
+    <w:bookmarkEnd w:id="48"/>
+    <w:bookmarkEnd w:id="49"/>
+    <w:bookmarkStart w:id="52" w:name="arquitectura-de-datos-y-preservación"/>
     <w:p>
       <w:pPr>
         <w:pStyle w:val="Heading3"/>
@@ -5993,7 +6301,7 @@
         <w:t xml:space="preserve">3.1.3 3. Arquitectura de Datos y Preservación</w:t>
       </w:r>
     </w:p>
-    <w:bookmarkStart w:id="48" w:name="X2167fbb3a4db5a35156a5ab1f287fc81650a9c9"/>
+    <w:bookmarkStart w:id="51" w:name="X2167fbb3a4db5a35156a5ab1f287fc81650a9c9"/>
     <w:p>
       <w:pPr>
         <w:pStyle w:val="Heading4"/>
@@ -6007,7 +6315,7 @@
         <w:pStyle w:val="Compact"/>
         <w:numPr>
           <w:ilvl w:val="0"/>
-          <w:numId w:val="1016"/>
+          <w:numId w:val="1017"/>
         </w:numPr>
       </w:pPr>
       <w:r>
@@ -6029,7 +6337,7 @@
         <w:pStyle w:val="Compact"/>
         <w:numPr>
           <w:ilvl w:val="0"/>
-          <w:numId w:val="1016"/>
+          <w:numId w:val="1017"/>
         </w:numPr>
       </w:pPr>
       <w:r>
@@ -6051,7 +6359,7 @@
         <w:pStyle w:val="Compact"/>
         <w:numPr>
           <w:ilvl w:val="0"/>
-          <w:numId w:val="1016"/>
+          <w:numId w:val="1017"/>
         </w:numPr>
       </w:pPr>
       <w:r>
@@ -6115,7 +6423,7 @@
         <w:pStyle w:val="Compact"/>
         <w:numPr>
           <w:ilvl w:val="0"/>
-          <w:numId w:val="1016"/>
+          <w:numId w:val="1017"/>
         </w:numPr>
       </w:pPr>
       <w:r>
@@ -6128,7 +6436,7 @@
       <w:r>
         <w:t xml:space="preserve"> </w:t>
       </w:r>
-      <w:hyperlink r:id="rId47">
+      <w:hyperlink r:id="rId50">
         <w:r>
           <w:rPr>
             <w:rStyle w:val="Hyperlink"/>
@@ -6181,11 +6489,11 @@
         <w:t xml:space="preserve">, lo que faculta a los agregadores globales de ciencia abierta a indexar y enlazar permanentemente estos documentos sin restricciones comerciales.</w:t>
       </w:r>
     </w:p>
-    <w:bookmarkEnd w:id="48"/>
-    <w:bookmarkEnd w:id="49"/>
-    <w:bookmarkEnd w:id="50"/>
     <w:bookmarkEnd w:id="51"/>
-    <w:bookmarkStart w:id="58" w:name="lecciones-aprendidad-de-zenodo"/>
+    <w:bookmarkEnd w:id="52"/>
+    <w:bookmarkEnd w:id="53"/>
+    <w:bookmarkEnd w:id="54"/>
+    <w:bookmarkStart w:id="61" w:name="lecciones-aprendidad-de-zenodo"/>
     <w:p>
       <w:pPr>
         <w:pStyle w:val="Heading1"/>
@@ -6252,7 +6560,7 @@
         <w:t xml:space="preserve">A continuación, se presenta un análisis detallado para enriquecer la propuesta del Inecol. Lo que se argumenta a continuación deriva de lo que ya ha resuelto Zenodo. La reflexión busca identificar cómo puede adaptarse con éxito al ecosistema de los Centros Públicos de Investigación (CPI) en México.</w:t>
       </w:r>
     </w:p>
-    <w:bookmarkStart w:id="52" w:name="Xa6a8ff8539510f36c4fa646195cacaa258faeb1"/>
+    <w:bookmarkStart w:id="55" w:name="Xa6a8ff8539510f36c4fa646195cacaa258faeb1"/>
     <w:p>
       <w:pPr>
         <w:pStyle w:val="Heading3"/>
@@ -6271,175 +6579,6 @@
       </w:r>
       <w:r>
         <w:t xml:space="preserve">al Plagio</w:t>
-      </w:r>
-    </w:p>
-    <w:p>
-      <w:pPr>
-        <w:pStyle w:val="Compact"/>
-        <w:numPr>
-          <w:ilvl w:val="0"/>
-          <w:numId w:val="1017"/>
-        </w:numPr>
-      </w:pPr>
-      <w:r>
-        <w:rPr>
-          <w:b/>
-          <w:bCs/>
-        </w:rPr>
-        <w:t xml:space="preserve">Lo que hace Zenodo:</w:t>
-      </w:r>
-      <w:r>
-        <w:t xml:space="preserve"> </w:t>
-      </w:r>
-      <w:r>
-        <w:t xml:space="preserve">Uno de los mayores incentivos de Zenodo para mitigar la resistencia del investigador es que</w:t>
-      </w:r>
-      <w:r>
-        <w:t xml:space="preserve"> </w:t>
-      </w:r>
-      <w:r>
-        <w:rPr>
-          <w:b/>
-          <w:bCs/>
-        </w:rPr>
-        <w:t xml:space="preserve">garantiza la inmutabilidad a través de DOIs (Digital Object Identifiers)</w:t>
-      </w:r>
-      <w:r>
-        <w:t xml:space="preserve">. Una vez que un set de datos se publica, no se puede borrar o modificar a la ligera; si hay cambios, se genera una nueva versión con un DOI distinto vinculado. Esto convierte al dato en un producto académico citable y auditable, protegiendo al autor contra el plagio.</w:t>
-      </w:r>
-    </w:p>
-    <w:p>
-      <w:pPr>
-        <w:pStyle w:val="Compact"/>
-        <w:numPr>
-          <w:ilvl w:val="0"/>
-          <w:numId w:val="1017"/>
-        </w:numPr>
-      </w:pPr>
-      <w:r>
-        <w:rPr>
-          <w:b/>
-          <w:bCs/>
-        </w:rPr>
-        <w:t xml:space="preserve">Brecha en el borrador (INECOL):</w:t>
-      </w:r>
-      <w:r>
-        <w:t xml:space="preserve"> </w:t>
-      </w:r>
-      <w:r>
-        <w:t xml:space="preserve">El</w:t>
-      </w:r>
-      <w:r>
-        <w:t xml:space="preserve"> </w:t>
-      </w:r>
-      <w:r>
-        <w:rPr>
-          <w:i/>
-          <w:iCs/>
-        </w:rPr>
-        <w:t xml:space="preserve">Artículo 12 (Conservación)</w:t>
-      </w:r>
-      <w:r>
-        <w:t xml:space="preserve"> </w:t>
-      </w:r>
-      <w:r>
-        <w:t xml:space="preserve">habla de integridad, pero el borrador no especifica cómo se resolverá la trazabilidad. En México, el personal investigador teme que, al abrir sus datos primarios, otros los usen sin darles crédito antes de que ellos publiquen sus artículos de alto impacto.</w:t>
-      </w:r>
-    </w:p>
-    <w:p>
-      <w:pPr>
-        <w:pStyle w:val="Compact"/>
-        <w:numPr>
-          <w:ilvl w:val="0"/>
-          <w:numId w:val="1017"/>
-        </w:numPr>
-      </w:pPr>
-      <w:r>
-        <w:rPr>
-          <w:b/>
-          <w:bCs/>
-        </w:rPr>
-        <w:t xml:space="preserve">Propuesta de precisión mexicana:</w:t>
-      </w:r>
-      <w:r>
-        <w:t xml:space="preserve"> </w:t>
-      </w:r>
-      <w:r>
-        <w:t xml:space="preserve">Añadir en el</w:t>
-      </w:r>
-      <w:r>
-        <w:t xml:space="preserve"> </w:t>
-      </w:r>
-      <w:r>
-        <w:rPr>
-          <w:b/>
-          <w:bCs/>
-        </w:rPr>
-        <w:t xml:space="preserve">Artículo 12</w:t>
-      </w:r>
-      <w:r>
-        <w:t xml:space="preserve"> </w:t>
-      </w:r>
-      <w:r>
-        <w:t xml:space="preserve">o en el</w:t>
-      </w:r>
-      <w:r>
-        <w:t xml:space="preserve"> </w:t>
-      </w:r>
-      <w:r>
-        <w:rPr>
-          <w:b/>
-          <w:bCs/>
-        </w:rPr>
-        <w:t xml:space="preserve">Artículo 18 (Ingesta)</w:t>
-      </w:r>
-      <w:r>
-        <w:t xml:space="preserve"> </w:t>
-      </w:r>
-      <w:r>
-        <w:t xml:space="preserve">la obligatoriedad de asignar un</w:t>
-      </w:r>
-      <w:r>
-        <w:t xml:space="preserve"> </w:t>
-      </w:r>
-      <w:r>
-        <w:rPr>
-          <w:b/>
-          <w:bCs/>
-        </w:rPr>
-        <w:t xml:space="preserve">identificador persistente e inmutable (como DOI o Handle)</w:t>
-      </w:r>
-      <w:r>
-        <w:t xml:space="preserve"> </w:t>
-      </w:r>
-      <w:r>
-        <w:t xml:space="preserve">a nivel de set de datos. Esto permite que el depósito en el Servidor de Datos Abiertos cuente formalmente como una</w:t>
-      </w:r>
-      <w:r>
-        <w:t xml:space="preserve"> </w:t>
-      </w:r>
-      <w:r>
-        <w:rPr>
-          <w:b/>
-          <w:bCs/>
-        </w:rPr>
-        <w:t xml:space="preserve">pre-publicación</w:t>
-      </w:r>
-      <w:r>
-        <w:t xml:space="preserve"> </w:t>
-      </w:r>
-      <w:r>
-        <w:t xml:space="preserve">oficial, protegiendo la prelación intelectual del investigador del INECOL.</w:t>
-      </w:r>
-    </w:p>
-    <w:bookmarkEnd w:id="52"/>
-    <w:bookmarkStart w:id="53" w:name="X9e58660a33098b057eb289fe2e9431833795a6d"/>
-    <w:p>
-      <w:pPr>
-        <w:pStyle w:val="Heading3"/>
-      </w:pPr>
-      <w:r>
-        <w:t xml:space="preserve">4.0.2 2. Deslinde de Responsabilidad Legal y Curaduría Técnica</w:t>
       </w:r>
     </w:p>
     <w:p>
@@ -6461,36 +6600,20 @@
         <w:t xml:space="preserve"> </w:t>
       </w:r>
       <w:r>
-        <w:t xml:space="preserve">Las políticas de Zenodo y los términos del CERN delimitan tajantemente que</w:t>
-      </w:r>
-      <w:r>
-        <w:t xml:space="preserve"> </w:t>
-      </w:r>
-      <w:r>
-        <w:rPr>
-          <w:b/>
-          <w:bCs/>
-        </w:rPr>
-        <w:t xml:space="preserve">la responsabilidad legal, civil y penal del contenido es 100% del usuario (</w:t>
-      </w:r>
-      <w:r>
-        <w:rPr>
-          <w:b/>
-          <w:bCs/>
-          <w:i/>
-          <w:iCs/>
-        </w:rPr>
-        <w:t xml:space="preserve">uploader</w:t>
-      </w:r>
-      <w:r>
-        <w:rPr>
-          <w:b/>
-          <w:bCs/>
-        </w:rPr>
-        <w:t xml:space="preserve">)</w:t>
-      </w:r>
-      <w:r>
-        <w:t xml:space="preserve">. El curador de datos de Zenodo solo realiza una revisión automatizada/técnica de formatos y metadatos, no un juicio de valor científico ni una auditoría de derechos de autor.</w:t>
+        <w:t xml:space="preserve">Uno de los mayores incentivos de Zenodo para mitigar la resistencia del investigador es que</w:t>
+      </w:r>
+      <w:r>
+        <w:t xml:space="preserve"> </w:t>
+      </w:r>
+      <w:r>
+        <w:rPr>
+          <w:b/>
+          <w:bCs/>
+        </w:rPr>
+        <w:t xml:space="preserve">garantiza la inmutabilidad a través de DOIs (Digital Object Identifiers)</w:t>
+      </w:r>
+      <w:r>
+        <w:t xml:space="preserve">. Una vez que un set de datos se publica, no se puede borrar o modificar a la ligera; si hay cambios, se genera una nueva versión con un DOI distinto vinculado. Esto convierte al dato en un producto académico citable y auditable, protegiendo al autor contra el plagio.</w:t>
       </w:r>
     </w:p>
     <w:p>
@@ -6512,7 +6635,7 @@
         <w:t xml:space="preserve"> </w:t>
       </w:r>
       <w:r>
-        <w:t xml:space="preserve">Los</w:t>
+        <w:t xml:space="preserve">El</w:t>
       </w:r>
       <w:r>
         <w:t xml:space="preserve"> </w:t>
@@ -6522,82 +6645,13 @@
           <w:i/>
           <w:iCs/>
         </w:rPr>
-        <w:t xml:space="preserve">Artículos 17</w:t>
-      </w:r>
-      <w:r>
-        <w:t xml:space="preserve"> </w:t>
-      </w:r>
-      <w:r>
-        <w:t xml:space="preserve">y</w:t>
-      </w:r>
-      <w:r>
-        <w:t xml:space="preserve"> </w:t>
-      </w:r>
-      <w:r>
-        <w:rPr>
-          <w:i/>
-          <w:iCs/>
-        </w:rPr>
-        <w:t xml:space="preserve">18</w:t>
-      </w:r>
-      <w:r>
-        <w:t xml:space="preserve"> </w:t>
-      </w:r>
-      <w:r>
-        <w:t xml:space="preserve">cargan una enorme responsabilidad en el</w:t>
-      </w:r>
-      <w:r>
-        <w:t xml:space="preserve"> </w:t>
-      </w:r>
-      <w:r>
-        <w:t xml:space="preserve">“Responsable de Curaduría de Datos”</w:t>
-      </w:r>
-      <w:r>
-        <w:t xml:space="preserve"> </w:t>
-      </w:r>
-      <w:r>
-        <w:t xml:space="preserve">y en el</w:t>
-      </w:r>
-      <w:r>
-        <w:t xml:space="preserve"> </w:t>
-      </w:r>
-      <w:r>
-        <w:t xml:space="preserve">“Comité”</w:t>
-      </w:r>
-      <w:r>
-        <w:t xml:space="preserve">. Al obligar al curador a procesar</w:t>
-      </w:r>
-      <w:r>
-        <w:t xml:space="preserve"> </w:t>
-      </w:r>
-      <w:r>
-        <w:t xml:space="preserve">“escritos de excepción”</w:t>
-      </w:r>
-      <w:r>
-        <w:t xml:space="preserve"> </w:t>
-      </w:r>
-      <w:r>
-        <w:t xml:space="preserve">(</w:t>
-      </w:r>
-      <w:r>
-        <w:rPr>
-          <w:i/>
-          <w:iCs/>
-        </w:rPr>
-        <w:t xml:space="preserve">Art. 17</w:t>
-      </w:r>
-      <w:r>
-        <w:t xml:space="preserve">) y evaluar riesgos de biopiratería (</w:t>
-      </w:r>
-      <w:r>
-        <w:rPr>
-          <w:i/>
-          <w:iCs/>
-        </w:rPr>
-        <w:t xml:space="preserve">Art. 22</w:t>
-      </w:r>
-      <w:r>
-        <w:t xml:space="preserve">), se corre el riesgo de burocratizar la ingesta, creando un cuello de botella institucional que paralice el servidor.</w:t>
+        <w:t xml:space="preserve">Artículo 12 (Conservación)</w:t>
+      </w:r>
+      <w:r>
+        <w:t xml:space="preserve"> </w:t>
+      </w:r>
+      <w:r>
+        <w:t xml:space="preserve">habla de integridad, pero el borrador no especifica cómo se resolverá la trazabilidad. En México, el personal investigador teme que, al abrir sus datos primarios, otros los usen sin darles crédito antes de que ellos publiquen sus artículos de alto impacto.</w:t>
       </w:r>
     </w:p>
     <w:p>
@@ -6619,7 +6673,23 @@
         <w:t xml:space="preserve"> </w:t>
       </w:r>
       <w:r>
-        <w:t xml:space="preserve">El</w:t>
+        <w:t xml:space="preserve">Añadir en el</w:t>
+      </w:r>
+      <w:r>
+        <w:t xml:space="preserve"> </w:t>
+      </w:r>
+      <w:r>
+        <w:rPr>
+          <w:b/>
+          <w:bCs/>
+        </w:rPr>
+        <w:t xml:space="preserve">Artículo 12</w:t>
+      </w:r>
+      <w:r>
+        <w:t xml:space="preserve"> </w:t>
+      </w:r>
+      <w:r>
+        <w:t xml:space="preserve">o en el</w:t>
       </w:r>
       <w:r>
         <w:t xml:space="preserve"> </w:t>
@@ -6635,49 +6705,49 @@
         <w:t xml:space="preserve"> </w:t>
       </w:r>
       <w:r>
-        <w:t xml:space="preserve">debe incluir una</w:t>
-      </w:r>
-      <w:r>
-        <w:t xml:space="preserve"> </w:t>
-      </w:r>
-      <w:r>
-        <w:rPr>
-          <w:b/>
-          <w:bCs/>
-        </w:rPr>
-        <w:t xml:space="preserve">Declaración de Responsabilidad del Depositario (Cláusula de Indemnidad)</w:t>
-      </w:r>
-      <w:r>
-        <w:t xml:space="preserve"> </w:t>
-      </w:r>
-      <w:r>
-        <w:t xml:space="preserve">en la interfaz de carga (un</w:t>
-      </w:r>
-      <w:r>
-        <w:t xml:space="preserve"> </w:t>
-      </w:r>
-      <w:r>
-        <w:rPr>
-          <w:i/>
-          <w:iCs/>
-        </w:rPr>
-        <w:t xml:space="preserve">checkbox</w:t>
-      </w:r>
-      <w:r>
-        <w:t xml:space="preserve"> </w:t>
-      </w:r>
-      <w:r>
-        <w:t xml:space="preserve">legal obligatorio). El investigador debe firmar bajo protesta de decir verdad que sus datos no violan confidencialidad ni contienen datos personales desanonimizados. El Curador de Datos debe tener un rol meramente operativo, protegiendo al Instituto de responsabilidades por omisiones del personal.</w:t>
-      </w:r>
-    </w:p>
-    <w:bookmarkEnd w:id="53"/>
-    <w:bookmarkStart w:id="54" w:name="Xb6b9af8cd6ff7779318196b98522c429f6b3dfe"/>
+        <w:t xml:space="preserve">la obligatoriedad de asignar un</w:t>
+      </w:r>
+      <w:r>
+        <w:t xml:space="preserve"> </w:t>
+      </w:r>
+      <w:r>
+        <w:rPr>
+          <w:b/>
+          <w:bCs/>
+        </w:rPr>
+        <w:t xml:space="preserve">identificador persistente e inmutable (como DOI o Handle)</w:t>
+      </w:r>
+      <w:r>
+        <w:t xml:space="preserve"> </w:t>
+      </w:r>
+      <w:r>
+        <w:t xml:space="preserve">a nivel de set de datos. Esto permite que el depósito en el Servidor de Datos Abiertos cuente formalmente como una</w:t>
+      </w:r>
+      <w:r>
+        <w:t xml:space="preserve"> </w:t>
+      </w:r>
+      <w:r>
+        <w:rPr>
+          <w:b/>
+          <w:bCs/>
+        </w:rPr>
+        <w:t xml:space="preserve">pre-publicación</w:t>
+      </w:r>
+      <w:r>
+        <w:t xml:space="preserve"> </w:t>
+      </w:r>
+      <w:r>
+        <w:t xml:space="preserve">oficial, protegiendo la prelación intelectual del investigador del INECOL.</w:t>
+      </w:r>
+    </w:p>
+    <w:bookmarkEnd w:id="55"/>
+    <w:bookmarkStart w:id="56" w:name="X9e58660a33098b057eb289fe2e9431833795a6d"/>
     <w:p>
       <w:pPr>
         <w:pStyle w:val="Heading3"/>
       </w:pPr>
       <w:r>
-        <w:t xml:space="preserve">4.0.3 3. El Destino de los Metadatos en el Acceso Cerrado/Embargado</w:t>
+        <w:t xml:space="preserve">4.0.2 2. Deslinde de Responsabilidad Legal y Curaduría Técnica</w:t>
       </w:r>
     </w:p>
     <w:p>
@@ -6699,46 +6769,36 @@
         <w:t xml:space="preserve"> </w:t>
       </w:r>
       <w:r>
-        <w:t xml:space="preserve">Sin importar si un archivo está bajo un periodo de embargo (</w:t>
-      </w:r>
-      <w:r>
-        <w:rPr>
+        <w:t xml:space="preserve">Las políticas de Zenodo y los términos del CERN delimitan tajantemente que</w:t>
+      </w:r>
+      <w:r>
+        <w:t xml:space="preserve"> </w:t>
+      </w:r>
+      <w:r>
+        <w:rPr>
+          <w:b/>
+          <w:bCs/>
+        </w:rPr>
+        <w:t xml:space="preserve">la responsabilidad legal, civil y penal del contenido es 100% del usuario (</w:t>
+      </w:r>
+      <w:r>
+        <w:rPr>
+          <w:b/>
+          <w:bCs/>
           <w:i/>
           <w:iCs/>
         </w:rPr>
-        <w:t xml:space="preserve">Restricted Access</w:t>
-      </w:r>
-      <w:r>
-        <w:t xml:space="preserve"> </w:t>
-      </w:r>
-      <w:r>
-        <w:t xml:space="preserve">o</w:t>
-      </w:r>
-      <w:r>
-        <w:t xml:space="preserve"> </w:t>
-      </w:r>
-      <w:r>
-        <w:rPr>
-          <w:i/>
-          <w:iCs/>
-        </w:rPr>
-        <w:t xml:space="preserve">Closed Access</w:t>
-      </w:r>
-      <w:r>
-        <w:t xml:space="preserve">),</w:t>
-      </w:r>
-      <w:r>
-        <w:t xml:space="preserve"> </w:t>
-      </w:r>
-      <w:r>
-        <w:rPr>
-          <w:b/>
-          <w:bCs/>
-        </w:rPr>
-        <w:t xml:space="preserve">los metadatos son SIEMPRE públicos y se licencian bajo CC0 (Dominio Público)</w:t>
-      </w:r>
-      <w:r>
-        <w:t xml:space="preserve">. Esto significa que el mundo científico puede saber que esos datos existen, de qué tratan y quién es el autor, aunque los archivos estén bloqueados temporalmente.</w:t>
+        <w:t xml:space="preserve">uploader</w:t>
+      </w:r>
+      <w:r>
+        <w:rPr>
+          <w:b/>
+          <w:bCs/>
+        </w:rPr>
+        <w:t xml:space="preserve">)</w:t>
+      </w:r>
+      <w:r>
+        <w:t xml:space="preserve">. El curador de datos de Zenodo solo realiza una revisión automatizada/técnica de formatos y metadatos, no un juicio de valor científico ni una auditoría de derechos de autor.</w:t>
       </w:r>
     </w:p>
     <w:p>
@@ -6760,7 +6820,7 @@
         <w:t xml:space="preserve"> </w:t>
       </w:r>
       <w:r>
-        <w:t xml:space="preserve">El</w:t>
+        <w:t xml:space="preserve">Los</w:t>
       </w:r>
       <w:r>
         <w:t xml:space="preserve"> </w:t>
@@ -6770,13 +6830,82 @@
           <w:i/>
           <w:iCs/>
         </w:rPr>
-        <w:t xml:space="preserve">Artículo 15 (Embargo)</w:t>
-      </w:r>
-      <w:r>
-        <w:t xml:space="preserve"> </w:t>
-      </w:r>
-      <w:r>
-        <w:t xml:space="preserve">no aclara qué pasa con la visibilidad del registro durante el bloqueo. Si los datos embargados se vuelven completamente invisibles, el repositorio pierde su capacidad de vinculación y visibilidad internacional.</w:t>
+        <w:t xml:space="preserve">Artículos 17</w:t>
+      </w:r>
+      <w:r>
+        <w:t xml:space="preserve"> </w:t>
+      </w:r>
+      <w:r>
+        <w:t xml:space="preserve">y</w:t>
+      </w:r>
+      <w:r>
+        <w:t xml:space="preserve"> </w:t>
+      </w:r>
+      <w:r>
+        <w:rPr>
+          <w:i/>
+          <w:iCs/>
+        </w:rPr>
+        <w:t xml:space="preserve">18</w:t>
+      </w:r>
+      <w:r>
+        <w:t xml:space="preserve"> </w:t>
+      </w:r>
+      <w:r>
+        <w:t xml:space="preserve">cargan una enorme responsabilidad en el</w:t>
+      </w:r>
+      <w:r>
+        <w:t xml:space="preserve"> </w:t>
+      </w:r>
+      <w:r>
+        <w:t xml:space="preserve">“Responsable de Curaduría de Datos”</w:t>
+      </w:r>
+      <w:r>
+        <w:t xml:space="preserve"> </w:t>
+      </w:r>
+      <w:r>
+        <w:t xml:space="preserve">y en el</w:t>
+      </w:r>
+      <w:r>
+        <w:t xml:space="preserve"> </w:t>
+      </w:r>
+      <w:r>
+        <w:t xml:space="preserve">“Comité”</w:t>
+      </w:r>
+      <w:r>
+        <w:t xml:space="preserve">. Al obligar al curador a procesar</w:t>
+      </w:r>
+      <w:r>
+        <w:t xml:space="preserve"> </w:t>
+      </w:r>
+      <w:r>
+        <w:t xml:space="preserve">“escritos de excepción”</w:t>
+      </w:r>
+      <w:r>
+        <w:t xml:space="preserve"> </w:t>
+      </w:r>
+      <w:r>
+        <w:t xml:space="preserve">(</w:t>
+      </w:r>
+      <w:r>
+        <w:rPr>
+          <w:i/>
+          <w:iCs/>
+        </w:rPr>
+        <w:t xml:space="preserve">Art. 17</w:t>
+      </w:r>
+      <w:r>
+        <w:t xml:space="preserve">) y evaluar riesgos de biopiratería (</w:t>
+      </w:r>
+      <w:r>
+        <w:rPr>
+          <w:i/>
+          <w:iCs/>
+        </w:rPr>
+        <w:t xml:space="preserve">Art. 22</w:t>
+      </w:r>
+      <w:r>
+        <w:t xml:space="preserve">), se corre el riesgo de burocratizar la ingesta, creando un cuello de botella institucional que paralice el servidor.</w:t>
       </w:r>
     </w:p>
     <w:p>
@@ -6798,23 +6927,39 @@
         <w:t xml:space="preserve"> </w:t>
       </w:r>
       <w:r>
-        <w:t xml:space="preserve">Modificar el</w:t>
-      </w:r>
-      <w:r>
-        <w:t xml:space="preserve"> </w:t>
-      </w:r>
-      <w:r>
-        <w:rPr>
-          <w:b/>
-          <w:bCs/>
-        </w:rPr>
-        <w:t xml:space="preserve">Artículo 15</w:t>
-      </w:r>
-      <w:r>
-        <w:t xml:space="preserve"> </w:t>
-      </w:r>
-      <w:r>
-        <w:t xml:space="preserve">para establecer que:</w:t>
+        <w:t xml:space="preserve">El</w:t>
+      </w:r>
+      <w:r>
+        <w:t xml:space="preserve"> </w:t>
+      </w:r>
+      <w:r>
+        <w:rPr>
+          <w:b/>
+          <w:bCs/>
+        </w:rPr>
+        <w:t xml:space="preserve">Artículo 18 (Ingesta)</w:t>
+      </w:r>
+      <w:r>
+        <w:t xml:space="preserve"> </w:t>
+      </w:r>
+      <w:r>
+        <w:t xml:space="preserve">debe incluir una</w:t>
+      </w:r>
+      <w:r>
+        <w:t xml:space="preserve"> </w:t>
+      </w:r>
+      <w:r>
+        <w:rPr>
+          <w:b/>
+          <w:bCs/>
+        </w:rPr>
+        <w:t xml:space="preserve">Declaración de Responsabilidad del Depositario (Cláusula de Indemnidad)</w:t>
+      </w:r>
+      <w:r>
+        <w:t xml:space="preserve"> </w:t>
+      </w:r>
+      <w:r>
+        <w:t xml:space="preserve">en la interfaz de carga (un</w:t>
       </w:r>
       <w:r>
         <w:t xml:space="preserve"> </w:t>
@@ -6824,32 +6969,23 @@
           <w:i/>
           <w:iCs/>
         </w:rPr>
-        <w:t xml:space="preserve">“Durante el periodo de embargo, los metadatos descriptivos del conjunto de datos serán de acceso público inmediato bajo una licencia equivalente a CC0, manteniéndose restringido únicamente el acceso a los archivos de datos primarios o secundarios asociados”</w:t>
-      </w:r>
-      <w:r>
-        <w:t xml:space="preserve">. Esto genera visibilidad y citas para el investigador incluso antes de liberar los datos de manera abierta.</w:t>
-      </w:r>
-    </w:p>
-    <w:bookmarkEnd w:id="54"/>
-    <w:bookmarkStart w:id="55" w:name="X759b13b4a7d9a58cd20c23a6a4871ef2023ce26"/>
+        <w:t xml:space="preserve">checkbox</w:t>
+      </w:r>
+      <w:r>
+        <w:t xml:space="preserve"> </w:t>
+      </w:r>
+      <w:r>
+        <w:t xml:space="preserve">legal obligatorio). El investigador debe firmar bajo protesta de decir verdad que sus datos no violan confidencialidad ni contienen datos personales desanonimizados. El Curador de Datos debe tener un rol meramente operativo, protegiendo al Instituto de responsabilidades por omisiones del personal.</w:t>
+      </w:r>
+    </w:p>
+    <w:bookmarkEnd w:id="56"/>
+    <w:bookmarkStart w:id="57" w:name="Xb6b9af8cd6ff7779318196b98522c429f6b3dfe"/>
     <w:p>
       <w:pPr>
         <w:pStyle w:val="Heading3"/>
       </w:pPr>
       <w:r>
-        <w:t xml:space="preserve">4.0.4 4. Sostenibilidad Financiera y el</w:t>
-      </w:r>
-      <w:r>
-        <w:t xml:space="preserve"> </w:t>
-      </w:r>
-      <w:r>
-        <w:t xml:space="preserve">“Ciclo de Vida”</w:t>
-      </w:r>
-      <w:r>
-        <w:t xml:space="preserve"> </w:t>
-      </w:r>
-      <w:r>
-        <w:t xml:space="preserve">de la Infraestructura</w:t>
+        <w:t xml:space="preserve">4.0.3 3. El Destino de los Metadatos en el Acceso Cerrado/Embargado</w:t>
       </w:r>
     </w:p>
     <w:p>
@@ -6865,29 +7001,52 @@
           <w:b/>
           <w:bCs/>
         </w:rPr>
-        <w:t xml:space="preserve">Lo que hace el CERN (Circular Operacional No. 11):</w:t>
-      </w:r>
-      <w:r>
-        <w:t xml:space="preserve"> </w:t>
-      </w:r>
-      <w:r>
-        <w:t xml:space="preserve">El CERN blinda a Zenodo vinculando su existencia a la propia vida institucional de la organización (mínimo 20 años garantizados contractualmente), utilizando una arquitectura de almacenamiento masivo redundante y almacenamiento en cintas magnéticas</w:t>
-      </w:r>
-      <w:r>
-        <w:t xml:space="preserve"> </w:t>
+        <w:t xml:space="preserve">Lo que hace Zenodo:</w:t>
+      </w:r>
+      <w:r>
+        <w:t xml:space="preserve"> </w:t>
+      </w:r>
+      <w:r>
+        <w:t xml:space="preserve">Sin importar si un archivo está bajo un periodo de embargo (</w:t>
       </w:r>
       <w:r>
         <w:rPr>
           <w:i/>
           <w:iCs/>
         </w:rPr>
-        <w:t xml:space="preserve">offline</w:t>
-      </w:r>
-      <w:r>
-        <w:t xml:space="preserve"> </w:t>
-      </w:r>
-      <w:r>
-        <w:t xml:space="preserve">que reduce drásticamente los costos de mantenimiento de servidores activos.</w:t>
+        <w:t xml:space="preserve">Restricted Access</w:t>
+      </w:r>
+      <w:r>
+        <w:t xml:space="preserve"> </w:t>
+      </w:r>
+      <w:r>
+        <w:t xml:space="preserve">o</w:t>
+      </w:r>
+      <w:r>
+        <w:t xml:space="preserve"> </w:t>
+      </w:r>
+      <w:r>
+        <w:rPr>
+          <w:i/>
+          <w:iCs/>
+        </w:rPr>
+        <w:t xml:space="preserve">Closed Access</w:t>
+      </w:r>
+      <w:r>
+        <w:t xml:space="preserve">),</w:t>
+      </w:r>
+      <w:r>
+        <w:t xml:space="preserve"> </w:t>
+      </w:r>
+      <w:r>
+        <w:rPr>
+          <w:b/>
+          <w:bCs/>
+        </w:rPr>
+        <w:t xml:space="preserve">los metadatos son SIEMPRE públicos y se licencian bajo CC0 (Dominio Público)</w:t>
+      </w:r>
+      <w:r>
+        <w:t xml:space="preserve">. Esto significa que el mundo científico puede saber que esos datos existen, de qué tratan y quién es el autor, aunque los archivos estén bloqueados temporalmente.</w:t>
       </w:r>
     </w:p>
     <w:p>
@@ -6919,19 +7078,13 @@
           <w:i/>
           <w:iCs/>
         </w:rPr>
-        <w:t xml:space="preserve">Artículo 4, fracción I</w:t>
-      </w:r>
-      <w:r>
-        <w:t xml:space="preserve">, compromete a la Dirección General a garantizar una partida presupuestal anual</w:t>
-      </w:r>
-      <w:r>
-        <w:t xml:space="preserve"> </w:t>
-      </w:r>
-      <w:r>
-        <w:t xml:space="preserve">“en la medida de la disponibilidad presupuestal”</w:t>
-      </w:r>
-      <w:r>
-        <w:t xml:space="preserve">. En el contexto de la administración pública mexicana, etiquetar presupuestos para TI de forma anual es altamente inestable ante los cambios de administración o recortes federales.</w:t>
+        <w:t xml:space="preserve">Artículo 15 (Embargo)</w:t>
+      </w:r>
+      <w:r>
+        <w:t xml:space="preserve"> </w:t>
+      </w:r>
+      <w:r>
+        <w:t xml:space="preserve">no aclara qué pasa con la visibilidad del registro durante el bloqueo. Si los datos embargados se vuelven completamente invisibles, el repositorio pierde su capacidad de vinculación y visibilidad internacional.</w:t>
       </w:r>
     </w:p>
     <w:p>
@@ -6953,33 +7106,23 @@
         <w:t xml:space="preserve"> </w:t>
       </w:r>
       <w:r>
-        <w:t xml:space="preserve">En el</w:t>
-      </w:r>
-      <w:r>
-        <w:t xml:space="preserve"> </w:t>
-      </w:r>
-      <w:r>
-        <w:rPr>
-          <w:b/>
-          <w:bCs/>
-        </w:rPr>
-        <w:t xml:space="preserve">Artículo 23 (Conservación a largo plazo)</w:t>
-      </w:r>
-      <w:r>
-        <w:t xml:space="preserve">, se debe mandatar el diseño de una</w:t>
-      </w:r>
-      <w:r>
-        <w:t xml:space="preserve"> </w:t>
-      </w:r>
-      <w:r>
-        <w:rPr>
-          <w:b/>
-          <w:bCs/>
-        </w:rPr>
-        <w:t xml:space="preserve">arquitectura de almacenamiento híbrida o descentralizada</w:t>
-      </w:r>
-      <w:r>
-        <w:t xml:space="preserve">. El INECOL debe prever esquemas de interoperabilidad y respaldos cruzados con repositorios institucionales de otros CPIs de la Secihti o el Repositorio Nacional. Si el servidor físico del INECOL carece de presupuesto un año, el plan de contingencia del</w:t>
+        <w:t xml:space="preserve">Modificar el</w:t>
+      </w:r>
+      <w:r>
+        <w:t xml:space="preserve"> </w:t>
+      </w:r>
+      <w:r>
+        <w:rPr>
+          <w:b/>
+          <w:bCs/>
+        </w:rPr>
+        <w:t xml:space="preserve">Artículo 15</w:t>
+      </w:r>
+      <w:r>
+        <w:t xml:space="preserve"> </w:t>
+      </w:r>
+      <w:r>
+        <w:t xml:space="preserve">para establecer que:</w:t>
       </w:r>
       <w:r>
         <w:t xml:space="preserve"> </w:t>
@@ -6989,20 +7132,32 @@
           <w:i/>
           <w:iCs/>
         </w:rPr>
-        <w:t xml:space="preserve">Artículo 4, fracción II</w:t>
-      </w:r>
-      <w:r>
-        <w:t xml:space="preserve">, debe activarse mediante espejos federados de almacenamiento para garantizar la persistencia del patrimonio científico.</w:t>
-      </w:r>
-    </w:p>
-    <w:bookmarkEnd w:id="55"/>
-    <w:bookmarkStart w:id="57" w:name="Xdc44c27b2e5685044753f9c3927c7b893e0f0c6"/>
-    <w:p>
-      <w:pPr>
-        <w:pStyle w:val="Heading2"/>
-      </w:pPr>
-      <w:r>
-        <w:t xml:space="preserve">4.1 Sugerencias concretas para Enriquecer la propuesta</w:t>
+        <w:t xml:space="preserve">“Durante el periodo de embargo, los metadatos descriptivos del conjunto de datos serán de acceso público inmediato bajo una licencia equivalente a CC0, manteniéndose restringido únicamente el acceso a los archivos de datos primarios o secundarios asociados”</w:t>
+      </w:r>
+      <w:r>
+        <w:t xml:space="preserve">. Esto genera visibilidad y citas para el investigador incluso antes de liberar los datos de manera abierta.</w:t>
+      </w:r>
+    </w:p>
+    <w:bookmarkEnd w:id="57"/>
+    <w:bookmarkStart w:id="58" w:name="X759b13b4a7d9a58cd20c23a6a4871ef2023ce26"/>
+    <w:p>
+      <w:pPr>
+        <w:pStyle w:val="Heading3"/>
+      </w:pPr>
+      <w:r>
+        <w:t xml:space="preserve">4.0.4 4. Sostenibilidad Financiera y el</w:t>
+      </w:r>
+      <w:r>
+        <w:t xml:space="preserve"> </w:t>
+      </w:r>
+      <w:r>
+        <w:t xml:space="preserve">“Ciclo de Vida”</w:t>
+      </w:r>
+      <w:r>
+        <w:t xml:space="preserve"> </w:t>
+      </w:r>
+      <w:r>
+        <w:t xml:space="preserve">de la Infraestructura</w:t>
       </w:r>
     </w:p>
     <w:p>
@@ -7018,13 +7173,13 @@
           <w:b/>
           <w:bCs/>
         </w:rPr>
-        <w:t xml:space="preserve">Monetización de Citas, no de Datos:</w:t>
-      </w:r>
-      <w:r>
-        <w:t xml:space="preserve"> </w:t>
-      </w:r>
-      <w:r>
-        <w:t xml:space="preserve">Para mitigar la resistencia del sindicato o del personal investigador de INECOL respecto al</w:t>
+        <w:t xml:space="preserve">Lo que hace el CERN (Circular Operacional No. 11):</w:t>
+      </w:r>
+      <w:r>
+        <w:t xml:space="preserve"> </w:t>
+      </w:r>
+      <w:r>
+        <w:t xml:space="preserve">El CERN blinda a Zenodo vinculando su existencia a la propia vida institucional de la organización (mínimo 20 años garantizados contractualmente), utilizando una arquitectura de almacenamiento masivo redundante y almacenamiento en cintas magnéticas</w:t>
       </w:r>
       <w:r>
         <w:t xml:space="preserve"> </w:t>
@@ -7034,13 +7189,13 @@
           <w:i/>
           <w:iCs/>
         </w:rPr>
-        <w:t xml:space="preserve">Artículo 13</w:t>
-      </w:r>
-      <w:r>
-        <w:t xml:space="preserve"> </w:t>
-      </w:r>
-      <w:r>
-        <w:t xml:space="preserve">(depósito obligatorio), demuestra que un set de datos con DOI en un servidor institucional indexable aumenta hasta en un 25% las citas del artículo científico final asociado.</w:t>
+        <w:t xml:space="preserve">offline</w:t>
+      </w:r>
+      <w:r>
+        <w:t xml:space="preserve"> </w:t>
+      </w:r>
+      <w:r>
+        <w:t xml:space="preserve">que reduce drásticamente los costos de mantenimiento de servidores activos.</w:t>
       </w:r>
     </w:p>
     <w:p>
@@ -7056,128 +7211,83 @@
           <w:b/>
           <w:bCs/>
         </w:rPr>
-        <w:t xml:space="preserve">Evaluación del Desempeño:</w:t>
-      </w:r>
-      <w:r>
-        <w:t xml:space="preserve"> </w:t>
-      </w:r>
-      <w:r>
-        <w:t xml:space="preserve">Sugiere al Comité que el depósito de datos abiertos (con sus DOIs correspondientes) sea considerado explícitamente como un indicador de productividad positiva dentro de los criterios de evaluación interna del personal investigador y técnico del INECOL.</w:t>
-      </w:r>
-    </w:p>
-    <w:bookmarkStart w:id="56" w:name="X8e267c338efdbe71f92923fe4a7670fda865a75"/>
-    <w:p>
-      <w:pPr>
-        <w:pStyle w:val="Heading3"/>
-      </w:pPr>
-      <w:r>
-        <w:t xml:space="preserve">4.1.1 Modificaciones Sugeridas (Inspiradas en Zenodo/CERN)</w:t>
-      </w:r>
-    </w:p>
-    <w:p>
-      <w:pPr>
-        <w:pStyle w:val="FirstParagraph"/>
-      </w:pPr>
-      <w:r>
-        <w:rPr>
-          <w:b/>
-          <w:bCs/>
-        </w:rPr>
-        <w:t xml:space="preserve">Artículo 12. Bis (Inmutabilidad y Versionado).</w:t>
-      </w:r>
-      <w:r>
-        <w:t xml:space="preserve"> </w:t>
-      </w:r>
-      <w:r>
-        <w:t xml:space="preserve">Para garantizar la trazabilidad de la actividad científica y proteger los derechos de autoría del personal del Instituto, todo conjunto de datos publicado en el Servidor de Datos Abiertos recibirá un Identificador de Objeto Digital (DOI) o equivalente persistente. Una vez publicado un registro, los archivos asociados serán inmutables. Cualquier modificación, corrección o adición sustantiva posterior requerirá la generación de una nueva versión del conjunto de datos, la cual recibirá un identificador propio y mantendrá el vínculo histórico con la versión primigenia.</w:t>
-      </w:r>
-    </w:p>
-    <w:p>
-      <w:pPr>
-        <w:pStyle w:val="BodyText"/>
-      </w:pPr>
-      <w:r>
-        <w:rPr>
-          <w:b/>
-          <w:bCs/>
-        </w:rPr>
-        <w:t xml:space="preserve">Artículo 15. (Modificación sobre visibilidad de Metadatos).</w:t>
-      </w:r>
-      <w:r>
-        <w:t xml:space="preserve"> </w:t>
-      </w:r>
-      <w:r>
-        <w:t xml:space="preserve">[…] En todos los casos donde se apruebe un periodo de embargo o una restricción de acceso conforme al Artículo 17, los metadatos descriptivos del conjunto de datos se publicarán de manera inmediata y en acceso abierto bajo la figura de Dominio Público (equivalente a Creative Commons CC0). Únicamente los archivos de datos adjuntos permanecerán restringidos hasta el cumplimiento del plazo estipulado.</w:t>
-      </w:r>
-    </w:p>
-    <w:p>
-      <w:pPr>
-        <w:pStyle w:val="BodyText"/>
-      </w:pPr>
-      <w:r>
-        <w:rPr>
-          <w:b/>
-          <w:bCs/>
-        </w:rPr>
-        <w:t xml:space="preserve">Artículo 18. Bis (Deslinde de Responsabilidad Institucional).</w:t>
-      </w:r>
-      <w:r>
-        <w:t xml:space="preserve"> </w:t>
-      </w:r>
-      <w:r>
-        <w:t xml:space="preserve">El proceso de Ingesta requerirá que la persona Depositaria acepte explícitamente los Términos de Uso del Servidor, mediante los cuales declara, bajo protesta de decir verdad, que posee los derechos, consentimientos o autorizaciones necesarias para la difusión de los datos, deslindando al Instituto de Ecología, A.C., de cualquier reclamación por violaciones a derechos de propiedad intelectual, confidencialidad o normativas de protección de datos personales. La Curaduría de Datos se limitará estrictamente a la verificación técnica de formatos y metadatos, sin que ello convalide legalmente el fondo del contenido depositado.</w:t>
-      </w:r>
-    </w:p>
-    <w:bookmarkEnd w:id="56"/>
-    <w:bookmarkEnd w:id="57"/>
-    <w:bookmarkEnd w:id="58"/>
-    <w:bookmarkStart w:id="62" w:name="Xc2f61c3795a40a48121e131054998b241904a0c"/>
-    <w:p>
-      <w:pPr>
-        <w:pStyle w:val="Heading1"/>
-      </w:pPr>
-      <w:r>
-        <w:t xml:space="preserve">5. Prepublicación de Datos y Artículos de Datos (</w:t>
+        <w:t xml:space="preserve">Brecha en el borrador (INECOL):</w:t>
+      </w:r>
+      <w:r>
+        <w:t xml:space="preserve"> </w:t>
+      </w:r>
+      <w:r>
+        <w:t xml:space="preserve">El</w:t>
+      </w:r>
+      <w:r>
+        <w:t xml:space="preserve"> </w:t>
       </w:r>
       <w:r>
         <w:rPr>
           <w:i/>
           <w:iCs/>
         </w:rPr>
-        <w:t xml:space="preserve">Data Papers</w:t>
-      </w:r>
-      <w:r>
-        <w:t xml:space="preserve">)</w:t>
-      </w:r>
-    </w:p>
-    <w:bookmarkStart w:id="60" w:name="X8a93c840a2af8e9e3adc91e42f49f5217ba3dba"/>
-    <w:p>
-      <w:pPr>
-        <w:pStyle w:val="Heading3"/>
-      </w:pPr>
-      <w:r>
-        <w:t xml:space="preserve">5.0.1 1. La Evolución de la Prepublicación: Del Manuscrito al Dato Crudo</w:t>
-      </w:r>
-    </w:p>
-    <w:p>
-      <w:pPr>
-        <w:pStyle w:val="FirstParagraph"/>
-      </w:pPr>
-      <w:r>
-        <w:t xml:space="preserve">Es probable que haya resistencia del personal investigador respecto a la obligatoriedad/conveniencia de hacer disponibles datos primarios lo antes posible. Esta resistencia también se estimula por las posturas institucionales que no conciben o incorporan proactivamente la noción del</w:t>
-      </w:r>
-      <w:r>
-        <w:t xml:space="preserve"> </w:t>
-      </w:r>
-      <w:r>
-        <w:rPr>
-          <w:b/>
-          <w:bCs/>
-        </w:rPr>
-        <w:t xml:space="preserve">“Data Preprint”</w:t>
-      </w:r>
-      <w:r>
-        <w:t xml:space="preserve">. La literatura científica reciente demuestra que la publicación de conjuntos de datos con identificadores persistentes (DOIs) opera bajo las mismas ventajas que los</w:t>
+        <w:t xml:space="preserve">Artículo 4, fracción I</w:t>
+      </w:r>
+      <w:r>
+        <w:t xml:space="preserve">, compromete a la Dirección General a garantizar una partida presupuestal anual</w:t>
+      </w:r>
+      <w:r>
+        <w:t xml:space="preserve"> </w:t>
+      </w:r>
+      <w:r>
+        <w:t xml:space="preserve">“en la medida de la disponibilidad presupuestal”</w:t>
+      </w:r>
+      <w:r>
+        <w:t xml:space="preserve">. En el contexto de la administración pública mexicana, etiquetar presupuestos para TI de forma anual es altamente inestable ante los cambios de administración o recortes federales.</w:t>
+      </w:r>
+    </w:p>
+    <w:p>
+      <w:pPr>
+        <w:pStyle w:val="Compact"/>
+        <w:numPr>
+          <w:ilvl w:val="0"/>
+          <w:numId w:val="1021"/>
+        </w:numPr>
+      </w:pPr>
+      <w:r>
+        <w:rPr>
+          <w:b/>
+          <w:bCs/>
+        </w:rPr>
+        <w:t xml:space="preserve">Propuesta de precisión mexicana:</w:t>
+      </w:r>
+      <w:r>
+        <w:t xml:space="preserve"> </w:t>
+      </w:r>
+      <w:r>
+        <w:t xml:space="preserve">En el</w:t>
+      </w:r>
+      <w:r>
+        <w:t xml:space="preserve"> </w:t>
+      </w:r>
+      <w:r>
+        <w:rPr>
+          <w:b/>
+          <w:bCs/>
+        </w:rPr>
+        <w:t xml:space="preserve">Artículo 23 (Conservación a largo plazo)</w:t>
+      </w:r>
+      <w:r>
+        <w:t xml:space="preserve">, se debe mandatar el diseño de una</w:t>
+      </w:r>
+      <w:r>
+        <w:t xml:space="preserve"> </w:t>
+      </w:r>
+      <w:r>
+        <w:rPr>
+          <w:b/>
+          <w:bCs/>
+        </w:rPr>
+        <w:t xml:space="preserve">arquitectura de almacenamiento híbrida o descentralizada</w:t>
+      </w:r>
+      <w:r>
+        <w:t xml:space="preserve">. El INECOL debe prever esquemas de interoperabilidad y respaldos cruzados con repositorios institucionales de otros CPIs de la Secihti o el Repositorio Nacional. Si el servidor físico del INECOL carece de presupuesto un año, el plan de contingencia del</w:t>
       </w:r>
       <w:r>
         <w:t xml:space="preserve"> </w:t>
@@ -7187,222 +7297,20 @@
           <w:i/>
           <w:iCs/>
         </w:rPr>
-        <w:t xml:space="preserve">preprints de manuscritos</w:t>
-      </w:r>
-      <w:r>
-        <w:t xml:space="preserve">: salvaguarda la prioridad intelectual del autor, facilita la retroalimentación temprana de la comunidad y previene el plagio al dotar al set de datos de una huella digital inmutable y citable</w:t>
-      </w:r>
-      <w:r>
-        <w:t xml:space="preserve"> </w:t>
-      </w:r>
-      <w:r>
-        <w:t xml:space="preserve">(Gomes et al. 2022)</w:t>
-      </w:r>
-      <w:r>
-        <w:t xml:space="preserve">.</w:t>
-      </w:r>
-      <w:r>
-        <w:t xml:space="preserve"> </w:t>
-      </w:r>
-      <w:r>
-        <w:t xml:space="preserve">Este concepto de</w:t>
-      </w:r>
-      <w:r>
-        <w:t xml:space="preserve"> </w:t>
-      </w:r>
-      <w:r>
-        <w:rPr>
-          <w:i/>
-          <w:iCs/>
-        </w:rPr>
-        <w:t xml:space="preserve">prepublicación</w:t>
-      </w:r>
-      <w:r>
-        <w:t xml:space="preserve">, va ganando validez en el contexto de las editoriales académicas tradicionales (incluyendo, por ejemplo, las políticas históricas de</w:t>
-      </w:r>
-      <w:r>
-        <w:t xml:space="preserve"> </w:t>
-      </w:r>
-      <w:r>
-        <w:rPr>
-          <w:i/>
-          <w:iCs/>
-        </w:rPr>
-        <w:t xml:space="preserve">Proceedings of the National Academy of Sciences - PNAS</w:t>
-      </w:r>
-      <w:r>
-        <w:t xml:space="preserve">). Lejos de ser los</w:t>
-      </w:r>
-      <w:r>
-        <w:t xml:space="preserve"> </w:t>
-      </w:r>
-      <w:r>
-        <w:rPr>
-          <w:b/>
-          <w:bCs/>
-        </w:rPr>
-        <w:t xml:space="preserve">PNAS</w:t>
-      </w:r>
-      <w:r>
-        <w:t xml:space="preserve"> </w:t>
-      </w:r>
-      <w:r>
-        <w:t xml:space="preserve">una excepción, se aprecia que la postura ya se ha estandarizado en la industria:</w:t>
-      </w:r>
-      <w:r>
-        <w:t xml:space="preserve"> </w:t>
-      </w:r>
-      <w:r>
-        <w:rPr>
-          <w:b/>
-          <w:bCs/>
-        </w:rPr>
-        <w:t xml:space="preserve">Springer Nature</w:t>
-      </w:r>
-      <w:r>
-        <w:t xml:space="preserve"> </w:t>
-      </w:r>
-      <w:r>
-        <w:t xml:space="preserve">fomenta la triada de apertura (manuscrito, código y datos) a través de plataformas como</w:t>
-      </w:r>
-      <w:r>
-        <w:t xml:space="preserve"> </w:t>
-      </w:r>
-      <w:r>
-        <w:rPr>
-          <w:i/>
-          <w:iCs/>
-        </w:rPr>
-        <w:t xml:space="preserve">Scientific Data</w:t>
-      </w:r>
-      <w:r>
-        <w:t xml:space="preserve">;</w:t>
-      </w:r>
-      <w:r>
-        <w:t xml:space="preserve"> </w:t>
-      </w:r>
-      <w:r>
-        <w:rPr>
-          <w:b/>
-          <w:bCs/>
-        </w:rPr>
-        <w:t xml:space="preserve">Elsevier</w:t>
-      </w:r>
-      <w:r>
-        <w:t xml:space="preserve"> </w:t>
-      </w:r>
-      <w:r>
-        <w:t xml:space="preserve">integra el ecosistema de prepublicación con revistas exclusivas de descripción técnica como</w:t>
-      </w:r>
-      <w:r>
-        <w:t xml:space="preserve"> </w:t>
-      </w:r>
-      <w:r>
-        <w:rPr>
-          <w:i/>
-          <w:iCs/>
-        </w:rPr>
-        <w:t xml:space="preserve">Data in Brief</w:t>
-      </w:r>
-      <w:r>
-        <w:t xml:space="preserve">; y</w:t>
-      </w:r>
-      <w:r>
-        <w:t xml:space="preserve"> </w:t>
-      </w:r>
-      <w:r>
-        <w:rPr>
-          <w:b/>
-          <w:bCs/>
-        </w:rPr>
-        <w:t xml:space="preserve">Wiley</w:t>
-      </w:r>
-      <w:r>
-        <w:t xml:space="preserve"> </w:t>
-      </w:r>
-      <w:r>
-        <w:t xml:space="preserve">estipula explícitamente que el depósito en repositorios institucionales no invalida la novedad del manuscrito. En la frontera de la ciencia abierta, los</w:t>
-      </w:r>
-      <w:r>
-        <w:t xml:space="preserve"> </w:t>
-      </w:r>
-      <w:r>
-        <w:rPr>
-          <w:b/>
-          <w:bCs/>
-        </w:rPr>
-        <w:t xml:space="preserve">data preprints</w:t>
-      </w:r>
-      <w:r>
-        <w:t xml:space="preserve"> </w:t>
-      </w:r>
-      <w:r>
-        <w:t xml:space="preserve">permiten al investigador registrar la prelación temporal de su esfuerzo en el diseño empírico y el levantamiento de campo o laboratorio de forma independiente a la interpretación de los resultados</w:t>
-      </w:r>
-      <w:r>
-        <w:t xml:space="preserve"> </w:t>
-      </w:r>
-      <w:r>
-        <w:t xml:space="preserve">(Penev 2017)</w:t>
-      </w:r>
-      <w:r>
-        <w:t xml:space="preserve">.</w:t>
-      </w:r>
-    </w:p>
-    <w:p>
-      <w:pPr>
-        <w:pStyle w:val="BodyText"/>
-      </w:pPr>
-      <w:r>
-        <w:t xml:space="preserve">Depositar datos primarios en una infraestructura institucional provista de un Identificador de Objeto Digital (DOI) constituye un acto de publicación científica formal de naturaleza técnica. Estudios recientes demuestran que las prácticas conjuntas de Ciencia Abierta —compartir manuscritos en servidores de prepublicación (</w:t>
-      </w:r>
-      <w:r>
-        <w:rPr>
-          <w:i/>
-          <w:iCs/>
-        </w:rPr>
-        <w:t xml:space="preserve">preprints</w:t>
-      </w:r>
-      <w:r>
-        <w:t xml:space="preserve">), junto con código fuente y datos crudos en repositorios de confianza— generan un efecto sinérgico que incrementa de forma académicamente significativa el impacto citacional y la visibilidad de los Centros Públicos de Investigación</w:t>
-      </w:r>
-      <w:r>
-        <w:t xml:space="preserve"> </w:t>
-      </w:r>
-      <w:r>
-        <w:t xml:space="preserve">(Colavizza et al. 2024;</w:t>
-      </w:r>
-      <w:r>
-        <w:t xml:space="preserve"> </w:t>
-      </w:r>
-      <w:r>
-        <w:t xml:space="preserve">Kuehna et al.</w:t>
-      </w:r>
-      <w:r>
-        <w:t xml:space="preserve"> </w:t>
-      </w:r>
-      <w:r>
-        <w:t xml:space="preserve">2024)</w:t>
-      </w:r>
-      <w:r>
-        <w:t xml:space="preserve">.</w:t>
-      </w:r>
-    </w:p>
-    <w:bookmarkStart w:id="59" w:name="Xb5d00a5f3d726f6a7d8a3f6d5d595aeaf953455"/>
-    <w:p>
-      <w:pPr>
-        <w:pStyle w:val="Heading5"/>
-      </w:pPr>
-      <w:r>
-        <w:t xml:space="preserve">5.0.1.0.1 Evidencia Empírica sobre el Impacto Citacional de la Ciencia Abierta</w:t>
-      </w:r>
-    </w:p>
-    <w:p>
-      <w:pPr>
-        <w:pStyle w:val="FirstParagraph"/>
-      </w:pPr>
-      <w:r>
-        <w:t xml:space="preserve">La afirmación de que el depósito de datos y código genera un efecto sinérgico en la visibilidad institucional no es una postura meramente ideológica, sino un hecho respaldado por la cienciometría contemporánea. Al estructurar el Servidor de Datos Abiertos del INECOL, se debe hacer hincapié en que la apertura no penaliza el rendimiento académico, sino que lo potencia a través de tres mecanismos clave:</w:t>
+        <w:t xml:space="preserve">Artículo 4, fracción II</w:t>
+      </w:r>
+      <w:r>
+        <w:t xml:space="preserve">, debe activarse mediante espejos federados de almacenamiento para garantizar la persistencia del patrimonio científico.</w:t>
+      </w:r>
+    </w:p>
+    <w:bookmarkEnd w:id="58"/>
+    <w:bookmarkStart w:id="60" w:name="Xdc44c27b2e5685044753f9c3927c7b893e0f0c6"/>
+    <w:p>
+      <w:pPr>
+        <w:pStyle w:val="Heading2"/>
+      </w:pPr>
+      <w:r>
+        <w:t xml:space="preserve">4.1 Sugerencias concretas para Enriquecer la propuesta</w:t>
       </w:r>
     </w:p>
     <w:p>
@@ -7418,44 +7326,29 @@
           <w:b/>
           <w:bCs/>
         </w:rPr>
-        <w:t xml:space="preserve">La Ventaja de Citación por Datos Compartidos (Data-Sharing Citation Advantage):</w:t>
-      </w:r>
-      <w:r>
-        <w:t xml:space="preserve"> </w:t>
-      </w:r>
-      <w:r>
-        <w:t xml:space="preserve">Estudios robustos a gran escala han demostrado que los artículos de investigación que vinculan formalmente sus datos primarios alojados en un repositorio público (utilizando identificadores persistentes como DOIs) reciben hasta un</w:t>
-      </w:r>
-      <w:r>
-        <w:t xml:space="preserve"> </w:t>
-      </w:r>
-      <w:r>
-        <w:rPr>
-          <w:b/>
-          <w:bCs/>
-        </w:rPr>
-        <w:t xml:space="preserve">25.3% más de citas</w:t>
-      </w:r>
-      <w:r>
-        <w:t xml:space="preserve"> </w:t>
-      </w:r>
-      <w:r>
-        <w:t xml:space="preserve">en promedio que aquellos que mantienen sus datos cerrados o bajo la clásica leyenda</w:t>
-      </w:r>
-      <w:r>
-        <w:t xml:space="preserve"> </w:t>
-      </w:r>
-      <w:r>
-        <w:t xml:space="preserve">“disponibles bajo petición del autor”</w:t>
-      </w:r>
-      <w:r>
-        <w:t xml:space="preserve"> </w:t>
-      </w:r>
-      <w:r>
-        <w:t xml:space="preserve">(Colavizza et al. 2020)</w:t>
-      </w:r>
-      <w:r>
-        <w:t xml:space="preserve">.</w:t>
+        <w:t xml:space="preserve">Monetización de Citas, no de Datos:</w:t>
+      </w:r>
+      <w:r>
+        <w:t xml:space="preserve"> </w:t>
+      </w:r>
+      <w:r>
+        <w:t xml:space="preserve">Para mitigar la resistencia del sindicato o del personal investigador de INECOL respecto al</w:t>
+      </w:r>
+      <w:r>
+        <w:t xml:space="preserve"> </w:t>
+      </w:r>
+      <w:r>
+        <w:rPr>
+          <w:i/>
+          <w:iCs/>
+        </w:rPr>
+        <w:t xml:space="preserve">Artículo 13</w:t>
+      </w:r>
+      <w:r>
+        <w:t xml:space="preserve"> </w:t>
+      </w:r>
+      <w:r>
+        <w:t xml:space="preserve">(depósito obligatorio), demuestra que un set de datos con DOI en un servidor institucional indexable aumenta hasta en un 25% las citas del artículo científico final asociado.</w:t>
       </w:r>
     </w:p>
     <w:p>
@@ -7471,112 +7364,156 @@
           <w:b/>
           <w:bCs/>
         </w:rPr>
-        <w:t xml:space="preserve">El Efecto Sinérgico de la Triada de Apertura:</w:t>
-      </w:r>
-      <w:r>
-        <w:t xml:space="preserve"> </w:t>
-      </w:r>
-      <w:r>
-        <w:t xml:space="preserve">La combinación simultánea de compartir el manuscrito en un servidor de</w:t>
-      </w:r>
-      <w:r>
-        <w:t xml:space="preserve"> </w:t>
+        <w:t xml:space="preserve">Evaluación del Desempeño:</w:t>
+      </w:r>
+      <w:r>
+        <w:t xml:space="preserve"> </w:t>
+      </w:r>
+      <w:r>
+        <w:t xml:space="preserve">Sugiere al Comité que el depósito de datos abiertos (con sus DOIs correspondientes) sea considerado explícitamente como un indicador de productividad positiva dentro de los criterios de evaluación interna del personal investigador y técnico del INECOL.</w:t>
+      </w:r>
+    </w:p>
+    <w:bookmarkStart w:id="59" w:name="X8e267c338efdbe71f92923fe4a7670fda865a75"/>
+    <w:p>
+      <w:pPr>
+        <w:pStyle w:val="Heading3"/>
+      </w:pPr>
+      <w:r>
+        <w:t xml:space="preserve">4.1.1 Modificaciones Sugeridas (Inspiradas en Zenodo/CERN)</w:t>
+      </w:r>
+    </w:p>
+    <w:p>
+      <w:pPr>
+        <w:pStyle w:val="FirstParagraph"/>
+      </w:pPr>
+      <w:r>
+        <w:rPr>
+          <w:b/>
+          <w:bCs/>
+        </w:rPr>
+        <w:t xml:space="preserve">Artículo 12. Bis (Inmutabilidad y Versionado).</w:t>
+      </w:r>
+      <w:r>
+        <w:t xml:space="preserve"> </w:t>
+      </w:r>
+      <w:r>
+        <w:t xml:space="preserve">Para garantizar la trazabilidad de la actividad científica y proteger los derechos de autoría del personal del Instituto, todo conjunto de datos publicado en el Servidor de Datos Abiertos recibirá un Identificador de Objeto Digital (DOI) o equivalente persistente. Una vez publicado un registro, los archivos asociados serán inmutables. Cualquier modificación, corrección o adición sustantiva posterior requerirá la generación de una nueva versión del conjunto de datos, la cual recibirá un identificador propio y mantendrá el vínculo histórico con la versión primigenia.</w:t>
+      </w:r>
+    </w:p>
+    <w:p>
+      <w:pPr>
+        <w:pStyle w:val="BodyText"/>
+      </w:pPr>
+      <w:r>
+        <w:rPr>
+          <w:b/>
+          <w:bCs/>
+        </w:rPr>
+        <w:t xml:space="preserve">Artículo 15. (Modificación sobre visibilidad de Metadatos).</w:t>
+      </w:r>
+      <w:r>
+        <w:t xml:space="preserve"> </w:t>
+      </w:r>
+      <w:r>
+        <w:t xml:space="preserve">[…] En todos los casos donde se apruebe un periodo de embargo o una restricción de acceso conforme al Artículo 17, los metadatos descriptivos del conjunto de datos se publicarán de manera inmediata y en acceso abierto bajo la figura de Dominio Público (equivalente a Creative Commons CC0). Únicamente los archivos de datos adjuntos permanecerán restringidos hasta el cumplimiento del plazo estipulado.</w:t>
+      </w:r>
+    </w:p>
+    <w:p>
+      <w:pPr>
+        <w:pStyle w:val="BodyText"/>
+      </w:pPr>
+      <w:r>
+        <w:rPr>
+          <w:b/>
+          <w:bCs/>
+        </w:rPr>
+        <w:t xml:space="preserve">Artículo 18. Bis (Deslinde de Responsabilidad Institucional).</w:t>
+      </w:r>
+      <w:r>
+        <w:t xml:space="preserve"> </w:t>
+      </w:r>
+      <w:r>
+        <w:t xml:space="preserve">El proceso de Ingesta requerirá que la persona Depositaria acepte explícitamente los Términos de Uso del Servidor, mediante los cuales declara, bajo protesta de decir verdad, que posee los derechos, consentimientos o autorizaciones necesarias para la difusión de los datos, deslindando al Instituto de Ecología, A.C., de cualquier reclamación por violaciones a derechos de propiedad intelectual, confidencialidad o normativas de protección de datos personales. La Curaduría de Datos se limitará estrictamente a la verificación técnica de formatos y metadatos, sin que ello convalide legalmente el fondo del contenido depositado.</w:t>
+      </w:r>
+    </w:p>
+    <w:bookmarkEnd w:id="59"/>
+    <w:bookmarkEnd w:id="60"/>
+    <w:bookmarkEnd w:id="61"/>
+    <w:bookmarkStart w:id="65" w:name="Xc2f61c3795a40a48121e131054998b241904a0c"/>
+    <w:p>
+      <w:pPr>
+        <w:pStyle w:val="Heading1"/>
+      </w:pPr>
+      <w:r>
+        <w:t xml:space="preserve">5. Prepublicación de Datos y Artículos de Datos (</w:t>
       </w:r>
       <w:r>
         <w:rPr>
           <w:i/>
           <w:iCs/>
         </w:rPr>
-        <w:t xml:space="preserve">preprints</w:t>
-      </w:r>
-      <w:r>
-        <w:t xml:space="preserve">, el código fuente institucional (scripts de R, Python o flujos de trabajo de Snakemake) y los datos abiertos en un repositorio de confianza, maximiza de manera estadísticamente significativa la velocidad de difusión y el impacto citacional global de los investigadores adscritos a centros de investigación</w:t>
-      </w:r>
-      <w:r>
-        <w:t xml:space="preserve"> </w:t>
-      </w:r>
-      <w:r>
-        <w:t xml:space="preserve">(Colavizza et al. 2024)</w:t>
-      </w:r>
-      <w:r>
-        <w:t xml:space="preserve">.</w:t>
-      </w:r>
-    </w:p>
-    <w:p>
-      <w:pPr>
-        <w:pStyle w:val="Compact"/>
-        <w:numPr>
-          <w:ilvl w:val="0"/>
-          <w:numId w:val="1022"/>
-        </w:numPr>
-      </w:pPr>
-      <w:r>
-        <w:rPr>
-          <w:b/>
-          <w:bCs/>
-        </w:rPr>
-        <w:t xml:space="preserve">Validación Editorial Global:</w:t>
-      </w:r>
-      <w:r>
-        <w:t xml:space="preserve"> </w:t>
-      </w:r>
-      <w:r>
-        <w:t xml:space="preserve">Grandes consorcios editoriales y hojas de ruta internacionales han estandarizado la citación de datos (</w:t>
+        <w:t xml:space="preserve">Data Papers</w:t>
+      </w:r>
+      <w:r>
+        <w:t xml:space="preserve">)</w:t>
+      </w:r>
+    </w:p>
+    <w:bookmarkStart w:id="63" w:name="X8a93c840a2af8e9e3adc91e42f49f5217ba3dba"/>
+    <w:p>
+      <w:pPr>
+        <w:pStyle w:val="Heading3"/>
+      </w:pPr>
+      <w:r>
+        <w:t xml:space="preserve">5.0.1 1. La Evolución de la Prepublicación: Del Manuscrito al Dato Crudo</w:t>
+      </w:r>
+    </w:p>
+    <w:p>
+      <w:pPr>
+        <w:pStyle w:val="FirstParagraph"/>
+      </w:pPr>
+      <w:r>
+        <w:t xml:space="preserve">Es probable que haya resistencia del personal investigador respecto a la obligatoriedad/conveniencia de hacer disponibles datos primarios lo antes posible. Esta resistencia también se estimula por las posturas institucionales que no conciben o incorporan proactivamente la noción del</w:t>
+      </w:r>
+      <w:r>
+        <w:t xml:space="preserve"> </w:t>
+      </w:r>
+      <w:r>
+        <w:rPr>
+          <w:b/>
+          <w:bCs/>
+        </w:rPr>
+        <w:t xml:space="preserve">“Data Preprint”</w:t>
+      </w:r>
+      <w:r>
+        <w:t xml:space="preserve">. La literatura científica reciente demuestra que la publicación de conjuntos de datos con identificadores persistentes (DOIs) opera bajo las mismas ventajas que los</w:t>
+      </w:r>
+      <w:r>
+        <w:t xml:space="preserve"> </w:t>
       </w:r>
       <w:r>
         <w:rPr>
           <w:i/>
           <w:iCs/>
         </w:rPr>
-        <w:t xml:space="preserve">Data Citation</w:t>
-      </w:r>
-      <w:r>
-        <w:t xml:space="preserve">), elevando el depósito de datos crudos al rango de</w:t>
-      </w:r>
-      <w:r>
-        <w:t xml:space="preserve"> </w:t>
-      </w:r>
-      <w:r>
-        <w:rPr>
-          <w:b/>
-          <w:bCs/>
-        </w:rPr>
-        <w:t xml:space="preserve">entidad académica independiente y citable</w:t>
-      </w:r>
-      <w:r>
-        <w:t xml:space="preserve">, exactamente igual que un artículo tradicional</w:t>
-      </w:r>
-      <w:r>
-        <w:t xml:space="preserve"> </w:t>
-      </w:r>
-      <w:r>
-        <w:t xml:space="preserve">(Cousijn et al. 2018)</w:t>
+        <w:t xml:space="preserve">preprints de manuscritos</w:t>
+      </w:r>
+      <w:r>
+        <w:t xml:space="preserve">: salvaguarda la prioridad intelectual del autor, facilita la retroalimentación temprana de la comunidad y previene el plagio al dotar al set de datos de una huella digital inmutable y citable</w:t>
+      </w:r>
+      <w:r>
+        <w:t xml:space="preserve"> </w:t>
+      </w:r>
+      <w:r>
+        <w:t xml:space="preserve">(Gomes et al. 2022)</w:t>
       </w:r>
       <w:r>
         <w:t xml:space="preserve">.</w:t>
       </w:r>
-    </w:p>
-    <w:bookmarkEnd w:id="59"/>
-    <w:bookmarkEnd w:id="60"/>
-    <w:bookmarkStart w:id="61" w:name="X6ffc653eb435ac1ed8481dd44f01a9004658731"/>
-    <w:p>
-      <w:pPr>
-        <w:pStyle w:val="Heading3"/>
-      </w:pPr>
-      <w:r>
-        <w:t xml:space="preserve">5.0.2 2. Los</w:t>
-      </w:r>
-      <w:r>
-        <w:t xml:space="preserve"> </w:t>
-      </w:r>
-      <w:r>
-        <w:t xml:space="preserve">“Data Papers”</w:t>
-      </w:r>
-      <w:r>
-        <w:t xml:space="preserve"> </w:t>
-      </w:r>
-      <w:r>
-        <w:t xml:space="preserve">y el Ecosistema de</w:t>
+      <w:r>
+        <w:t xml:space="preserve"> </w:t>
+      </w:r>
+      <w:r>
+        <w:t xml:space="preserve">Este concepto de</w:t>
       </w:r>
       <w:r>
         <w:t xml:space="preserve"> </w:t>
@@ -7586,15 +7523,10 @@
           <w:i/>
           <w:iCs/>
         </w:rPr>
-        <w:t xml:space="preserve">Data in Brief</w:t>
-      </w:r>
-    </w:p>
-    <w:p>
-      <w:pPr>
-        <w:pStyle w:val="FirstParagraph"/>
-      </w:pPr>
-      <w:r>
-        <w:t xml:space="preserve">Para resolver el incentivo de productividad exigido a los investigadores (particularmente relevante en el sistema de evaluación mexicano), la noción de la descripción del dato ha evolucionado hacia revistas dedicadas exclusivamente a los</w:t>
+        <w:t xml:space="preserve">prepublicación</w:t>
+      </w:r>
+      <w:r>
+        <w:t xml:space="preserve">, va ganando validez en el contexto de las editoriales académicas tradicionales (incluyendo, por ejemplo, las políticas históricas de</w:t>
       </w:r>
       <w:r>
         <w:t xml:space="preserve"> </w:t>
@@ -7604,13 +7536,42 @@
           <w:i/>
           <w:iCs/>
         </w:rPr>
-        <w:t xml:space="preserve">Data Papers</w:t>
-      </w:r>
-      <w:r>
-        <w:t xml:space="preserve"> </w:t>
-      </w:r>
-      <w:r>
-        <w:t xml:space="preserve">o</w:t>
+        <w:t xml:space="preserve">Proceedings of the National Academy of Sciences - PNAS</w:t>
+      </w:r>
+      <w:r>
+        <w:t xml:space="preserve">). Lejos de ser los</w:t>
+      </w:r>
+      <w:r>
+        <w:t xml:space="preserve"> </w:t>
+      </w:r>
+      <w:r>
+        <w:rPr>
+          <w:b/>
+          <w:bCs/>
+        </w:rPr>
+        <w:t xml:space="preserve">PNAS</w:t>
+      </w:r>
+      <w:r>
+        <w:t xml:space="preserve"> </w:t>
+      </w:r>
+      <w:r>
+        <w:t xml:space="preserve">una excepción, se aprecia que la postura ya se ha estandarizado en la industria:</w:t>
+      </w:r>
+      <w:r>
+        <w:t xml:space="preserve"> </w:t>
+      </w:r>
+      <w:r>
+        <w:rPr>
+          <w:b/>
+          <w:bCs/>
+        </w:rPr>
+        <w:t xml:space="preserve">Springer Nature</w:t>
+      </w:r>
+      <w:r>
+        <w:t xml:space="preserve"> </w:t>
+      </w:r>
+      <w:r>
+        <w:t xml:space="preserve">fomenta la triada de apertura (manuscrito, código y datos) a través de plataformas como</w:t>
       </w:r>
       <w:r>
         <w:t xml:space="preserve"> </w:t>
@@ -7620,10 +7581,26 @@
           <w:i/>
           <w:iCs/>
         </w:rPr>
-        <w:t xml:space="preserve">Data Descriptors</w:t>
-      </w:r>
-      <w:r>
-        <w:t xml:space="preserve">, siendo</w:t>
+        <w:t xml:space="preserve">Scientific Data</w:t>
+      </w:r>
+      <w:r>
+        <w:t xml:space="preserve">;</w:t>
+      </w:r>
+      <w:r>
+        <w:t xml:space="preserve"> </w:t>
+      </w:r>
+      <w:r>
+        <w:rPr>
+          <w:b/>
+          <w:bCs/>
+        </w:rPr>
+        <w:t xml:space="preserve">Elsevier</w:t>
+      </w:r>
+      <w:r>
+        <w:t xml:space="preserve"> </w:t>
+      </w:r>
+      <w:r>
+        <w:t xml:space="preserve">integra el ecosistema de prepublicación con revistas exclusivas de descripción técnica como</w:t>
       </w:r>
       <w:r>
         <w:t xml:space="preserve"> </w:t>
@@ -7636,200 +7613,96 @@
         <w:t xml:space="preserve">Data in Brief</w:t>
       </w:r>
       <w:r>
-        <w:t xml:space="preserve"> </w:t>
-      </w:r>
-      <w:r>
-        <w:t xml:space="preserve">(Elsevier) y</w:t>
-      </w:r>
-      <w:r>
-        <w:t xml:space="preserve"> </w:t>
+        <w:t xml:space="preserve">; y</w:t>
+      </w:r>
+      <w:r>
+        <w:t xml:space="preserve"> </w:t>
+      </w:r>
+      <w:r>
+        <w:rPr>
+          <w:b/>
+          <w:bCs/>
+        </w:rPr>
+        <w:t xml:space="preserve">Wiley</w:t>
+      </w:r>
+      <w:r>
+        <w:t xml:space="preserve"> </w:t>
+      </w:r>
+      <w:r>
+        <w:t xml:space="preserve">estipula explícitamente que el depósito en repositorios institucionales no invalida la novedad del manuscrito. En la frontera de la ciencia abierta, los</w:t>
+      </w:r>
+      <w:r>
+        <w:t xml:space="preserve"> </w:t>
+      </w:r>
+      <w:r>
+        <w:rPr>
+          <w:b/>
+          <w:bCs/>
+        </w:rPr>
+        <w:t xml:space="preserve">data preprints</w:t>
+      </w:r>
+      <w:r>
+        <w:t xml:space="preserve"> </w:t>
+      </w:r>
+      <w:r>
+        <w:t xml:space="preserve">permiten al investigador registrar la prelación temporal de su esfuerzo en el diseño empírico y el levantamiento de campo o laboratorio de forma independiente a la interpretación de los resultados</w:t>
+      </w:r>
+      <w:r>
+        <w:t xml:space="preserve"> </w:t>
+      </w:r>
+      <w:r>
+        <w:t xml:space="preserve">(Penev 2017)</w:t>
+      </w:r>
+      <w:r>
+        <w:t xml:space="preserve">.</w:t>
+      </w:r>
+    </w:p>
+    <w:p>
+      <w:pPr>
+        <w:pStyle w:val="BodyText"/>
+      </w:pPr>
+      <w:r>
+        <w:t xml:space="preserve">Depositar datos primarios en una infraestructura institucional provista de un Identificador de Objeto Digital (DOI) constituye un acto de publicación científica formal de naturaleza técnica. Estudios recientes demuestran que las prácticas conjuntas de Ciencia Abierta —compartir manuscritos en servidores de prepublicación (</w:t>
       </w:r>
       <w:r>
         <w:rPr>
           <w:i/>
           <w:iCs/>
         </w:rPr>
-        <w:t xml:space="preserve">Scientific Data</w:t>
-      </w:r>
-      <w:r>
-        <w:t xml:space="preserve"> </w:t>
-      </w:r>
-      <w:r>
-        <w:t xml:space="preserve">(Springer Nature) los máximos exponentes</w:t>
-      </w:r>
-      <w:r>
-        <w:t xml:space="preserve"> </w:t>
-      </w:r>
-      <w:r>
-        <w:t xml:space="preserve">(Thelwall 2020; Cousijn et al. 2018)</w:t>
+        <w:t xml:space="preserve">preprints</w:t>
+      </w:r>
+      <w:r>
+        <w:t xml:space="preserve">), junto con código fuente y datos crudos en repositorios de confianza— generan un efecto sinérgico que incrementa de forma académicamente significativa el impacto citacional y la visibilidad de los Centros Públicos de Investigación</w:t>
+      </w:r>
+      <w:r>
+        <w:t xml:space="preserve"> </w:t>
+      </w:r>
+      <w:r>
+        <w:t xml:space="preserve">(Colavizza et al. 2024;</w:t>
+      </w:r>
+      <w:r>
+        <w:t xml:space="preserve"> </w:t>
+      </w:r>
+      <w:r>
+        <w:t xml:space="preserve">Kuehna et al.</w:t>
+      </w:r>
+      <w:r>
+        <w:t xml:space="preserve"> </w:t>
+      </w:r>
+      <w:r>
+        <w:t xml:space="preserve">2024)</w:t>
       </w:r>
       <w:r>
         <w:t xml:space="preserve">.</w:t>
       </w:r>
     </w:p>
-    <w:p>
-      <w:pPr>
-        <w:pStyle w:val="BodyText"/>
-      </w:pPr>
-      <w:r>
-        <w:t xml:space="preserve">Un</w:t>
-      </w:r>
-      <w:r>
-        <w:t xml:space="preserve"> </w:t>
-      </w:r>
-      <w:r>
-        <w:rPr>
-          <w:i/>
-          <w:iCs/>
-        </w:rPr>
-        <w:t xml:space="preserve">Data Paper</w:t>
-      </w:r>
-      <w:r>
-        <w:t xml:space="preserve"> </w:t>
-      </w:r>
-      <w:r>
-        <w:t xml:space="preserve">(como los publicados en</w:t>
-      </w:r>
-      <w:r>
-        <w:t xml:space="preserve"> </w:t>
-      </w:r>
-      <w:r>
-        <w:rPr>
-          <w:i/>
-          <w:iCs/>
-        </w:rPr>
-        <w:t xml:space="preserve">Data in Brief</w:t>
-      </w:r>
-      <w:r>
-        <w:t xml:space="preserve">) no interpreta hallazgos ni concluye hipótesis; se limita a describir exhaustivamente el</w:t>
-      </w:r>
-      <w:r>
-        <w:t xml:space="preserve"> </w:t>
-      </w:r>
-      <w:r>
-        <w:t xml:space="preserve">“cómo”</w:t>
-      </w:r>
-      <w:r>
-        <w:t xml:space="preserve">, el</w:t>
-      </w:r>
-      <w:r>
-        <w:t xml:space="preserve"> </w:t>
-      </w:r>
-      <w:r>
-        <w:t xml:space="preserve">“dónde”</w:t>
-      </w:r>
-      <w:r>
-        <w:t xml:space="preserve"> </w:t>
-      </w:r>
-      <w:r>
-        <w:t xml:space="preserve">y el</w:t>
-      </w:r>
-      <w:r>
-        <w:t xml:space="preserve"> </w:t>
-      </w:r>
-      <w:r>
-        <w:t xml:space="preserve">“por qué”</w:t>
-      </w:r>
-      <w:r>
-        <w:t xml:space="preserve"> </w:t>
-      </w:r>
-      <w:r>
-        <w:t xml:space="preserve">del set de datos (metadatos estructurados, control de calidad, diseño experimental)</w:t>
-      </w:r>
-      <w:r>
-        <w:t xml:space="preserve"> </w:t>
-      </w:r>
-      <w:r>
-        <w:t xml:space="preserve">(Thelwall 2020)</w:t>
-      </w:r>
-      <w:r>
-        <w:t xml:space="preserve">. Esto transforma el almacenamiento de datos abiertos de un simple</w:t>
-      </w:r>
-      <w:r>
-        <w:t xml:space="preserve"> </w:t>
-      </w:r>
-      <w:r>
-        <w:t xml:space="preserve">“requisito administrativo de archivo”</w:t>
-      </w:r>
-      <w:r>
-        <w:t xml:space="preserve"> </w:t>
-      </w:r>
-      <w:r>
-        <w:t xml:space="preserve">a un</w:t>
-      </w:r>
-      <w:r>
-        <w:t xml:space="preserve"> </w:t>
-      </w:r>
-      <w:r>
-        <w:rPr>
-          <w:b/>
-          <w:bCs/>
-        </w:rPr>
-        <w:t xml:space="preserve">producto de investigación indexado, citable y con Factor de Impacto autónomo</w:t>
-      </w:r>
-      <w:r>
-        <w:t xml:space="preserve">. Para instituciones como el INECOL, vincular el Servidor de Datos Abiertos con la capacidad de generar estructuras exportables tipo</w:t>
-      </w:r>
-      <w:r>
-        <w:t xml:space="preserve"> </w:t>
-      </w:r>
-      <w:r>
-        <w:rPr>
-          <w:i/>
-          <w:iCs/>
-        </w:rPr>
-        <w:t xml:space="preserve">Data Paper</w:t>
-      </w:r>
-      <w:r>
-        <w:t xml:space="preserve"> </w:t>
-      </w:r>
-      <w:r>
-        <w:t xml:space="preserve">permite al personal técnico y de investigación</w:t>
-      </w:r>
-      <w:r>
-        <w:t xml:space="preserve"> </w:t>
-      </w:r>
-      <w:r>
-        <w:rPr>
-          <w:i/>
-          <w:iCs/>
-        </w:rPr>
-        <w:t xml:space="preserve">poner en valor académicamente</w:t>
-      </w:r>
-      <w:r>
-        <w:t xml:space="preserve"> </w:t>
-      </w:r>
-      <w:r>
-        <w:t xml:space="preserve">su esfuerzo mediante citas directas al set de datos</w:t>
-      </w:r>
-      <w:r>
-        <w:t xml:space="preserve"> </w:t>
-      </w:r>
-      <w:r>
-        <w:t xml:space="preserve">(Zenodo 2024)</w:t>
-      </w:r>
-      <w:r>
-        <w:t xml:space="preserve">.</w:t>
-      </w:r>
-    </w:p>
-    <w:bookmarkEnd w:id="61"/>
-    <w:bookmarkEnd w:id="62"/>
-    <w:bookmarkStart w:id="68" w:name="principios-fair"/>
-    <w:p>
-      <w:pPr>
-        <w:pStyle w:val="Heading1"/>
-      </w:pPr>
-      <w:r>
-        <w:t xml:space="preserve">6. Principios FAIR</w:t>
-      </w:r>
-    </w:p>
-    <w:bookmarkStart w:id="63" w:name="los-principios-fair-como-infraestructura"/>
-    <w:p>
-      <w:pPr>
-        <w:pStyle w:val="Heading3"/>
-      </w:pPr>
-      <w:r>
-        <w:t xml:space="preserve">6.0.1 1. Los Principios FAIR como Infraestructura</w:t>
+    <w:bookmarkStart w:id="62" w:name="Xb5d00a5f3d726f6a7d8a3f6d5d595aeaf953455"/>
+    <w:p>
+      <w:pPr>
+        <w:pStyle w:val="Heading5"/>
+      </w:pPr>
+      <w:r>
+        <w:t xml:space="preserve">5.0.1.0.1 Evidencia Empírica sobre el Impacto Citacional de la Ciencia Abierta</w:t>
       </w:r>
     </w:p>
     <w:p>
@@ -7837,259 +7710,7 @@
         <w:pStyle w:val="FirstParagraph"/>
       </w:pPr>
       <w:r>
-        <w:t xml:space="preserve">La discusión institucional sobre la apertura de datos a menudo se estanca en el dilema de la accesibilidad legal, omitiendo la dimensión de la accesibilidad técnica. Para que el Servidor de Datos Abiertos del INECOL no se convierta en un</w:t>
-      </w:r>
-      <w:r>
-        <w:t xml:space="preserve"> </w:t>
-      </w:r>
-      <w:r>
-        <w:t xml:space="preserve">“cementerio de archivos”</w:t>
-      </w:r>
-      <w:r>
-        <w:t xml:space="preserve"> </w:t>
-      </w:r>
-      <w:r>
-        <w:t xml:space="preserve">estructurados en formatos propietarios aislados (v.gr., hojas de cálculo desorganizadas o PDFs no legibles por máquina), es imperativo adoptar los principios</w:t>
-      </w:r>
-      <w:r>
-        <w:t xml:space="preserve"> </w:t>
-      </w:r>
-      <w:r>
-        <w:rPr>
-          <w:b/>
-          <w:bCs/>
-        </w:rPr>
-        <w:t xml:space="preserve">FAIR (Findable, Accessible, Interoperable, Reusable)</w:t>
-      </w:r>
-      <w:r>
-        <w:t xml:space="preserve"> </w:t>
-      </w:r>
-      <w:r>
-        <w:t xml:space="preserve">como el estándar técnico de gobernanza de la plataforma</w:t>
-      </w:r>
-      <w:r>
-        <w:t xml:space="preserve"> </w:t>
-      </w:r>
-      <w:r>
-        <w:t xml:space="preserve">(</w:t>
-      </w:r>
-      <w:r>
-        <w:t xml:space="preserve">Wilkinson et al.</w:t>
-      </w:r>
-      <w:r>
-        <w:t xml:space="preserve"> </w:t>
-      </w:r>
-      <w:r>
-        <w:t xml:space="preserve">2016)</w:t>
-      </w:r>
-      <w:r>
-        <w:t xml:space="preserve">. Los principios FAIR desplazan el enfoque de la simple visualización humana hacia la</w:t>
-      </w:r>
-      <w:r>
-        <w:t xml:space="preserve"> </w:t>
-      </w:r>
-      <w:r>
-        <w:rPr>
-          <w:b/>
-          <w:bCs/>
-        </w:rPr>
-        <w:t xml:space="preserve">acciónabilidad por máquina</w:t>
-      </w:r>
-      <w:r>
-        <w:t xml:space="preserve">, garantizando que los sistemas computacionales globales puedan localizar, integrar y procesar los conjuntos de datos de manera automatizada</w:t>
-      </w:r>
-      <w:r>
-        <w:t xml:space="preserve"> </w:t>
-      </w:r>
-      <w:r>
-        <w:t xml:space="preserve">(</w:t>
-      </w:r>
-      <w:r>
-        <w:t xml:space="preserve">Wilkinson et al.</w:t>
-      </w:r>
-      <w:r>
-        <w:t xml:space="preserve"> </w:t>
-      </w:r>
-      <w:r>
-        <w:t xml:space="preserve">2016)</w:t>
-      </w:r>
-      <w:r>
-        <w:t xml:space="preserve">.</w:t>
-      </w:r>
-    </w:p>
-    <w:p>
-      <w:pPr>
-        <w:pStyle w:val="BodyText"/>
-      </w:pPr>
-      <w:r>
-        <w:t xml:space="preserve">En las ciencias ecológicas y de la biodiversidad, la implementación de estos principios adquiere un matiz urgente debido a la alta heterogeneidad espacial, temporal y taxonómica de los datos primarios</w:t>
-      </w:r>
-      <w:r>
-        <w:t xml:space="preserve"> </w:t>
-      </w:r>
-      <w:r>
-        <w:t xml:space="preserve">(Jantzen y Vriend 2026; Islam et al. 2024)</w:t>
-      </w:r>
-      <w:r>
-        <w:t xml:space="preserve">. La verdadera riqueza de los datos del INECOL no reside en su almacenamiento aislado, sino en su capacidad de interoperar transfronterizamente para alimentar modelos complejos de cambio climático, degradación de hábitats o gemelos digitales de la biodiversidad</w:t>
-      </w:r>
-      <w:r>
-        <w:t xml:space="preserve"> </w:t>
-      </w:r>
-      <w:r>
-        <w:t xml:space="preserve">(Islam et al. 2024)</w:t>
-      </w:r>
-      <w:r>
-        <w:t xml:space="preserve">. Por ello, el cumplimiento de la</w:t>
-      </w:r>
-      <w:r>
-        <w:t xml:space="preserve"> </w:t>
-      </w:r>
-      <w:r>
-        <w:t xml:space="preserve">“I”</w:t>
-      </w:r>
-      <w:r>
-        <w:t xml:space="preserve"> </w:t>
-      </w:r>
-      <w:r>
-        <w:t xml:space="preserve">y la</w:t>
-      </w:r>
-      <w:r>
-        <w:t xml:space="preserve"> </w:t>
-      </w:r>
-      <w:r>
-        <w:t xml:space="preserve">“R”</w:t>
-      </w:r>
-      <w:r>
-        <w:t xml:space="preserve"> </w:t>
-      </w:r>
-      <w:r>
-        <w:t xml:space="preserve">de FAIR exige que la Ingesta no solo valide la completud de los metadatos mínimos, sino la adopción activa de vocabularios controlados y estándares comunitarios consolidados internacionalmente, tales como el estándar</w:t>
-      </w:r>
-      <w:r>
-        <w:t xml:space="preserve"> </w:t>
-      </w:r>
-      <w:r>
-        <w:rPr>
-          <w:b/>
-          <w:bCs/>
-        </w:rPr>
-        <w:t xml:space="preserve">Darwin Core (DwC)</w:t>
-      </w:r>
-      <w:r>
-        <w:t xml:space="preserve"> </w:t>
-      </w:r>
-      <w:r>
-        <w:t xml:space="preserve">para registros de presencia de especies y el</w:t>
-      </w:r>
-      <w:r>
-        <w:t xml:space="preserve"> </w:t>
-      </w:r>
-      <w:r>
-        <w:rPr>
-          <w:b/>
-          <w:bCs/>
-        </w:rPr>
-        <w:t xml:space="preserve">Ecological Metadata Language (EML)</w:t>
-      </w:r>
-      <w:r>
-        <w:t xml:space="preserve"> </w:t>
-      </w:r>
-      <w:r>
-        <w:t xml:space="preserve">para la descripción de contextos ecológicos</w:t>
-      </w:r>
-      <w:r>
-        <w:t xml:space="preserve"> </w:t>
-      </w:r>
-      <w:r>
-        <w:t xml:space="preserve">(Jantzen y Vriend 2026; Islam et al. 2024)</w:t>
-      </w:r>
-      <w:r>
-        <w:t xml:space="preserve">.</w:t>
-      </w:r>
-    </w:p>
-    <w:p>
-      <w:pPr>
-        <w:pStyle w:val="BodyText"/>
-      </w:pPr>
-      <w:r>
-        <w:t xml:space="preserve">La alineación técnica con el modelo FAIR robustece significativamente la soberanía científica de los Centros Públicos de Investigación en México. Al garantizar metadatos ricos y licencias de uso explícitas (como CC BY 4.0), se remueve la ambigüedad legal y se maximiza el retorno de la inversión pública en términos de visibilidad, redes de colaboración internacional y tasas de citación directa a los datos</w:t>
-      </w:r>
-      <w:r>
-        <w:t xml:space="preserve"> </w:t>
-      </w:r>
-      <w:r>
-        <w:t xml:space="preserve">(Penev et al. 2024; Jantzen y Vriend 2026)</w:t>
-      </w:r>
-      <w:r>
-        <w:t xml:space="preserve">.</w:t>
-      </w:r>
-    </w:p>
-    <w:p>
-      <w:pPr>
-        <w:pStyle w:val="BodyText"/>
-      </w:pPr>
-      <w:r>
-        <w:t xml:space="preserve">Para integrar los principios</w:t>
-      </w:r>
-      <w:r>
-        <w:t xml:space="preserve"> </w:t>
-      </w:r>
-      <w:r>
-        <w:rPr>
-          <w:b/>
-          <w:bCs/>
-        </w:rPr>
-        <w:t xml:space="preserve">FAIR</w:t>
-      </w:r>
-      <w:r>
-        <w:t xml:space="preserve">, el deslinde de responsabilidades y la noción de</w:t>
-      </w:r>
-      <w:r>
-        <w:t xml:space="preserve"> </w:t>
-      </w:r>
-      <w:r>
-        <w:rPr>
-          <w:b/>
-          <w:bCs/>
-        </w:rPr>
-        <w:t xml:space="preserve">prepublicación de datos</w:t>
-      </w:r>
-      <w:r>
-        <w:t xml:space="preserve"> </w:t>
-      </w:r>
-      <w:r>
-        <w:t xml:space="preserve">de forma precisa en la propuesta</w:t>
-      </w:r>
-      <w:r>
-        <w:t xml:space="preserve"> </w:t>
-      </w:r>
-      <w:r>
-        <w:rPr>
-          <w:rStyle w:val="VerbatimChar"/>
-        </w:rPr>
-        <w:t xml:space="preserve">Lineamientos_INECOL_v7.md</w:t>
-      </w:r>
-      <w:r>
-        <w:t xml:space="preserve">, es necesario modificar o adicionar artículos específicos en los capítulos clave en la materia.</w:t>
-      </w:r>
-    </w:p>
-    <w:bookmarkEnd w:id="63"/>
-    <w:bookmarkStart w:id="67" w:name="sugerencias-para-los-lineamientos-inecol"/>
-    <w:p>
-      <w:pPr>
-        <w:pStyle w:val="Heading3"/>
-      </w:pPr>
-      <w:r>
-        <w:t xml:space="preserve">6.0.2 2. Sugerencias para los lineamientos Inecol</w:t>
-      </w:r>
-    </w:p>
-    <w:p>
-      <w:pPr>
-        <w:pStyle w:val="FirstParagraph"/>
-      </w:pPr>
-      <w:r>
-        <w:t xml:space="preserve">En atención a los principios FAIR, considero que es importante incorporar elementos clave de su filosofía en el diseño de nuestros lineamientos. Los principales aspectos que podrían fortalecernos se relaciona con los siguientes argumentos.</w:t>
+        <w:t xml:space="preserve">La afirmación de que el depósito de datos y código genera un efecto sinérgico en la visibilidad institucional no es una postura meramente ideológica, sino un hecho respaldado por la cienciometría contemporánea. Al estructurar el Servidor de Datos Abiertos del INECOL, se debe hacer hincapié en que la apertura no penaliza el rendimiento académico, sino que lo potencia a través de tres mecanismos clave:</w:t>
       </w:r>
     </w:p>
     <w:p>
@@ -8105,29 +7726,44 @@
           <w:b/>
           <w:bCs/>
         </w:rPr>
-        <w:t xml:space="preserve">Desactiva la resistencia de los investigadores:</w:t>
-      </w:r>
-      <w:r>
-        <w:t xml:space="preserve"> </w:t>
-      </w:r>
-      <w:r>
-        <w:t xml:space="preserve">Al ver el depósito obligatorio como un</w:t>
-      </w:r>
-      <w:r>
-        <w:t xml:space="preserve"> </w:t>
-      </w:r>
-      <w:r>
-        <w:rPr>
-          <w:i/>
-          <w:iCs/>
-        </w:rPr>
-        <w:t xml:space="preserve">Data Preprint</w:t>
-      </w:r>
-      <w:r>
-        <w:t xml:space="preserve"> </w:t>
-      </w:r>
-      <w:r>
-        <w:t xml:space="preserve">inmutable con DOI, el personal entiende que el servidor del INECOL protege su autoría frente al plagio antes de enviar el manuscrito a Elsevier, Springer Nature o Wiley.</w:t>
+        <w:t xml:space="preserve">La Ventaja de Citación por Datos Compartidos (Data-Sharing Citation Advantage):</w:t>
+      </w:r>
+      <w:r>
+        <w:t xml:space="preserve"> </w:t>
+      </w:r>
+      <w:r>
+        <w:t xml:space="preserve">Estudios robustos a gran escala han demostrado que los artículos de investigación que vinculan formalmente sus datos primarios alojados en un repositorio público (utilizando identificadores persistentes como DOIs) reciben hasta un</w:t>
+      </w:r>
+      <w:r>
+        <w:t xml:space="preserve"> </w:t>
+      </w:r>
+      <w:r>
+        <w:rPr>
+          <w:b/>
+          <w:bCs/>
+        </w:rPr>
+        <w:t xml:space="preserve">25.3% más de citas</w:t>
+      </w:r>
+      <w:r>
+        <w:t xml:space="preserve"> </w:t>
+      </w:r>
+      <w:r>
+        <w:t xml:space="preserve">en promedio que aquellos que mantienen sus datos cerrados o bajo la clásica leyenda</w:t>
+      </w:r>
+      <w:r>
+        <w:t xml:space="preserve"> </w:t>
+      </w:r>
+      <w:r>
+        <w:t xml:space="preserve">“disponibles bajo petición del autor”</w:t>
+      </w:r>
+      <w:r>
+        <w:t xml:space="preserve"> </w:t>
+      </w:r>
+      <w:r>
+        <w:t xml:space="preserve">(Colavizza et al. 2020)</w:t>
+      </w:r>
+      <w:r>
+        <w:t xml:space="preserve">.</w:t>
       </w:r>
     </w:p>
     <w:p>
@@ -8143,13 +7779,13 @@
           <w:b/>
           <w:bCs/>
         </w:rPr>
-        <w:t xml:space="preserve">Protege al Instituto:</w:t>
-      </w:r>
-      <w:r>
-        <w:t xml:space="preserve"> </w:t>
-      </w:r>
-      <w:r>
-        <w:t xml:space="preserve">Al obligar a firmar el deslinde del</w:t>
+        <w:t xml:space="preserve">El Efecto Sinérgico de la Triada de Apertura:</w:t>
+      </w:r>
+      <w:r>
+        <w:t xml:space="preserve"> </w:t>
+      </w:r>
+      <w:r>
+        <w:t xml:space="preserve">La combinación simultánea de compartir el manuscrito en un servidor de</w:t>
       </w:r>
       <w:r>
         <w:t xml:space="preserve"> </w:t>
@@ -8159,10 +7795,19 @@
           <w:i/>
           <w:iCs/>
         </w:rPr>
-        <w:t xml:space="preserve">Artículo 18 (I)</w:t>
-      </w:r>
-      <w:r>
-        <w:t xml:space="preserve">, el INECOL opera con la misma seguridad jurídica que Zenodo: el curador técnico no se vuelve un policía legal de derechos de autor ni de la veracidad del dato.</w:t>
+        <w:t xml:space="preserve">preprints</w:t>
+      </w:r>
+      <w:r>
+        <w:t xml:space="preserve">, el código fuente institucional (scripts de R, Python o flujos de trabajo de Snakemake) y los datos abiertos en un repositorio de confianza, maximiza de manera estadísticamente significativa la velocidad de difusión y el impacto citacional global de los investigadores adscritos a centros de investigación</w:t>
+      </w:r>
+      <w:r>
+        <w:t xml:space="preserve"> </w:t>
+      </w:r>
+      <w:r>
+        <w:t xml:space="preserve">(Colavizza et al. 2024)</w:t>
+      </w:r>
+      <w:r>
+        <w:t xml:space="preserve">.</w:t>
       </w:r>
     </w:p>
     <w:p>
@@ -8178,29 +7823,68 @@
           <w:b/>
           <w:bCs/>
         </w:rPr>
-        <w:t xml:space="preserve">Evita la obsolescencia:</w:t>
-      </w:r>
-      <w:r>
-        <w:t xml:space="preserve"> </w:t>
-      </w:r>
-      <w:r>
-        <w:t xml:space="preserve">Introducir</w:t>
-      </w:r>
-      <w:r>
-        <w:t xml:space="preserve"> </w:t>
+        <w:t xml:space="preserve">Validación Editorial Global:</w:t>
+      </w:r>
+      <w:r>
+        <w:t xml:space="preserve"> </w:t>
+      </w:r>
+      <w:r>
+        <w:t xml:space="preserve">Grandes consorcios editoriales y hojas de ruta internacionales han estandarizado la citación de datos (</w:t>
       </w:r>
       <w:r>
         <w:rPr>
           <w:i/>
           <w:iCs/>
         </w:rPr>
-        <w:t xml:space="preserve">Darwin Core</w:t>
-      </w:r>
-      <w:r>
-        <w:t xml:space="preserve"> </w:t>
-      </w:r>
-      <w:r>
-        <w:t xml:space="preserve">y</w:t>
+        <w:t xml:space="preserve">Data Citation</w:t>
+      </w:r>
+      <w:r>
+        <w:t xml:space="preserve">), elevando el depósito de datos crudos al rango de</w:t>
+      </w:r>
+      <w:r>
+        <w:t xml:space="preserve"> </w:t>
+      </w:r>
+      <w:r>
+        <w:rPr>
+          <w:b/>
+          <w:bCs/>
+        </w:rPr>
+        <w:t xml:space="preserve">entidad académica independiente y citable</w:t>
+      </w:r>
+      <w:r>
+        <w:t xml:space="preserve">, exactamente igual que un artículo tradicional</w:t>
+      </w:r>
+      <w:r>
+        <w:t xml:space="preserve"> </w:t>
+      </w:r>
+      <w:r>
+        <w:t xml:space="preserve">(Cousijn et al. 2018)</w:t>
+      </w:r>
+      <w:r>
+        <w:t xml:space="preserve">.</w:t>
+      </w:r>
+    </w:p>
+    <w:bookmarkEnd w:id="62"/>
+    <w:bookmarkEnd w:id="63"/>
+    <w:bookmarkStart w:id="64" w:name="X6ffc653eb435ac1ed8481dd44f01a9004658731"/>
+    <w:p>
+      <w:pPr>
+        <w:pStyle w:val="Heading3"/>
+      </w:pPr>
+      <w:r>
+        <w:t xml:space="preserve">5.0.2 2. Los</w:t>
+      </w:r>
+      <w:r>
+        <w:t xml:space="preserve"> </w:t>
+      </w:r>
+      <w:r>
+        <w:t xml:space="preserve">“Data Papers”</w:t>
+      </w:r>
+      <w:r>
+        <w:t xml:space="preserve"> </w:t>
+      </w:r>
+      <w:r>
+        <w:t xml:space="preserve">y el Ecosistema de</w:t>
       </w:r>
       <w:r>
         <w:t xml:space="preserve"> </w:t>
@@ -8210,25 +7894,7 @@
           <w:i/>
           <w:iCs/>
         </w:rPr>
-        <w:t xml:space="preserve">EML</w:t>
-      </w:r>
-      <w:r>
-        <w:t xml:space="preserve"> </w:t>
-      </w:r>
-      <w:r>
-        <w:t xml:space="preserve">garantiza que los datos del INECOL</w:t>
-      </w:r>
-      <w:r>
-        <w:t xml:space="preserve"> </w:t>
-      </w:r>
-      <w:r>
-        <w:t xml:space="preserve">“hablen”</w:t>
-      </w:r>
-      <w:r>
-        <w:t xml:space="preserve"> </w:t>
-      </w:r>
-      <w:r>
-        <w:t xml:space="preserve">el mismo idioma que redes globales de biodiversidad como GBIF, justificando plenamente la inversión del Servidor de Datos Abiertos ante el Comité.</w:t>
+        <w:t xml:space="preserve">Data in Brief</w:t>
       </w:r>
     </w:p>
     <w:p>
@@ -8236,16 +7902,242 @@
         <w:pStyle w:val="FirstParagraph"/>
       </w:pPr>
       <w:r>
-        <w:t xml:space="preserve">En específico, se sugieren los siguientes elementos que vale la pena considerar.</w:t>
-      </w:r>
-    </w:p>
-    <w:bookmarkStart w:id="64" w:name="X69ace5540f715b31ebbab0704a2e7e86c833f08"/>
-    <w:p>
-      <w:pPr>
-        <w:pStyle w:val="Heading4"/>
-      </w:pPr>
-      <w:r>
-        <w:t xml:space="preserve">6.0.2.1 Ajuste 1: Capítulo 2. Definiciones (Garantizar la base FAIR y de Prepublicación)</w:t>
+        <w:t xml:space="preserve">Para resolver el incentivo de productividad exigido a los investigadores (particularmente relevante en el sistema de evaluación mexicano), la noción de la descripción del dato ha evolucionado hacia revistas dedicadas exclusivamente a los</w:t>
+      </w:r>
+      <w:r>
+        <w:t xml:space="preserve"> </w:t>
+      </w:r>
+      <w:r>
+        <w:rPr>
+          <w:i/>
+          <w:iCs/>
+        </w:rPr>
+        <w:t xml:space="preserve">Data Papers</w:t>
+      </w:r>
+      <w:r>
+        <w:t xml:space="preserve"> </w:t>
+      </w:r>
+      <w:r>
+        <w:t xml:space="preserve">o</w:t>
+      </w:r>
+      <w:r>
+        <w:t xml:space="preserve"> </w:t>
+      </w:r>
+      <w:r>
+        <w:rPr>
+          <w:i/>
+          <w:iCs/>
+        </w:rPr>
+        <w:t xml:space="preserve">Data Descriptors</w:t>
+      </w:r>
+      <w:r>
+        <w:t xml:space="preserve">, siendo</w:t>
+      </w:r>
+      <w:r>
+        <w:t xml:space="preserve"> </w:t>
+      </w:r>
+      <w:r>
+        <w:rPr>
+          <w:i/>
+          <w:iCs/>
+        </w:rPr>
+        <w:t xml:space="preserve">Data in Brief</w:t>
+      </w:r>
+      <w:r>
+        <w:t xml:space="preserve"> </w:t>
+      </w:r>
+      <w:r>
+        <w:t xml:space="preserve">(Elsevier) y</w:t>
+      </w:r>
+      <w:r>
+        <w:t xml:space="preserve"> </w:t>
+      </w:r>
+      <w:r>
+        <w:rPr>
+          <w:i/>
+          <w:iCs/>
+        </w:rPr>
+        <w:t xml:space="preserve">Scientific Data</w:t>
+      </w:r>
+      <w:r>
+        <w:t xml:space="preserve"> </w:t>
+      </w:r>
+      <w:r>
+        <w:t xml:space="preserve">(Springer Nature) los máximos exponentes</w:t>
+      </w:r>
+      <w:r>
+        <w:t xml:space="preserve"> </w:t>
+      </w:r>
+      <w:r>
+        <w:t xml:space="preserve">(Thelwall 2020; Cousijn et al. 2018)</w:t>
+      </w:r>
+      <w:r>
+        <w:t xml:space="preserve">.</w:t>
+      </w:r>
+    </w:p>
+    <w:p>
+      <w:pPr>
+        <w:pStyle w:val="BodyText"/>
+      </w:pPr>
+      <w:r>
+        <w:t xml:space="preserve">Un</w:t>
+      </w:r>
+      <w:r>
+        <w:t xml:space="preserve"> </w:t>
+      </w:r>
+      <w:r>
+        <w:rPr>
+          <w:i/>
+          <w:iCs/>
+        </w:rPr>
+        <w:t xml:space="preserve">Data Paper</w:t>
+      </w:r>
+      <w:r>
+        <w:t xml:space="preserve"> </w:t>
+      </w:r>
+      <w:r>
+        <w:t xml:space="preserve">(como los publicados en</w:t>
+      </w:r>
+      <w:r>
+        <w:t xml:space="preserve"> </w:t>
+      </w:r>
+      <w:r>
+        <w:rPr>
+          <w:i/>
+          <w:iCs/>
+        </w:rPr>
+        <w:t xml:space="preserve">Data in Brief</w:t>
+      </w:r>
+      <w:r>
+        <w:t xml:space="preserve">) no interpreta hallazgos ni concluye hipótesis; se limita a describir exhaustivamente el</w:t>
+      </w:r>
+      <w:r>
+        <w:t xml:space="preserve"> </w:t>
+      </w:r>
+      <w:r>
+        <w:t xml:space="preserve">“cómo”</w:t>
+      </w:r>
+      <w:r>
+        <w:t xml:space="preserve">, el</w:t>
+      </w:r>
+      <w:r>
+        <w:t xml:space="preserve"> </w:t>
+      </w:r>
+      <w:r>
+        <w:t xml:space="preserve">“dónde”</w:t>
+      </w:r>
+      <w:r>
+        <w:t xml:space="preserve"> </w:t>
+      </w:r>
+      <w:r>
+        <w:t xml:space="preserve">y el</w:t>
+      </w:r>
+      <w:r>
+        <w:t xml:space="preserve"> </w:t>
+      </w:r>
+      <w:r>
+        <w:t xml:space="preserve">“por qué”</w:t>
+      </w:r>
+      <w:r>
+        <w:t xml:space="preserve"> </w:t>
+      </w:r>
+      <w:r>
+        <w:t xml:space="preserve">del set de datos (metadatos estructurados, control de calidad, diseño experimental)</w:t>
+      </w:r>
+      <w:r>
+        <w:t xml:space="preserve"> </w:t>
+      </w:r>
+      <w:r>
+        <w:t xml:space="preserve">(Thelwall 2020)</w:t>
+      </w:r>
+      <w:r>
+        <w:t xml:space="preserve">. Esto transforma el almacenamiento de datos abiertos de un simple</w:t>
+      </w:r>
+      <w:r>
+        <w:t xml:space="preserve"> </w:t>
+      </w:r>
+      <w:r>
+        <w:t xml:space="preserve">“requisito administrativo de archivo”</w:t>
+      </w:r>
+      <w:r>
+        <w:t xml:space="preserve"> </w:t>
+      </w:r>
+      <w:r>
+        <w:t xml:space="preserve">a un</w:t>
+      </w:r>
+      <w:r>
+        <w:t xml:space="preserve"> </w:t>
+      </w:r>
+      <w:r>
+        <w:rPr>
+          <w:b/>
+          <w:bCs/>
+        </w:rPr>
+        <w:t xml:space="preserve">producto de investigación indexado, citable y con Factor de Impacto autónomo</w:t>
+      </w:r>
+      <w:r>
+        <w:t xml:space="preserve">. Para instituciones como el INECOL, vincular el Servidor de Datos Abiertos con la capacidad de generar estructuras exportables tipo</w:t>
+      </w:r>
+      <w:r>
+        <w:t xml:space="preserve"> </w:t>
+      </w:r>
+      <w:r>
+        <w:rPr>
+          <w:i/>
+          <w:iCs/>
+        </w:rPr>
+        <w:t xml:space="preserve">Data Paper</w:t>
+      </w:r>
+      <w:r>
+        <w:t xml:space="preserve"> </w:t>
+      </w:r>
+      <w:r>
+        <w:t xml:space="preserve">permite al personal técnico y de investigación</w:t>
+      </w:r>
+      <w:r>
+        <w:t xml:space="preserve"> </w:t>
+      </w:r>
+      <w:r>
+        <w:rPr>
+          <w:i/>
+          <w:iCs/>
+        </w:rPr>
+        <w:t xml:space="preserve">poner en valor académicamente</w:t>
+      </w:r>
+      <w:r>
+        <w:t xml:space="preserve"> </w:t>
+      </w:r>
+      <w:r>
+        <w:t xml:space="preserve">su esfuerzo mediante citas directas al set de datos</w:t>
+      </w:r>
+      <w:r>
+        <w:t xml:space="preserve"> </w:t>
+      </w:r>
+      <w:r>
+        <w:t xml:space="preserve">(Zenodo 2024)</w:t>
+      </w:r>
+      <w:r>
+        <w:t xml:space="preserve">.</w:t>
+      </w:r>
+    </w:p>
+    <w:bookmarkEnd w:id="64"/>
+    <w:bookmarkEnd w:id="65"/>
+    <w:bookmarkStart w:id="71" w:name="principios-fair"/>
+    <w:p>
+      <w:pPr>
+        <w:pStyle w:val="Heading1"/>
+      </w:pPr>
+      <w:r>
+        <w:t xml:space="preserve">6. Principios FAIR</w:t>
+      </w:r>
+    </w:p>
+    <w:bookmarkStart w:id="66" w:name="los-principios-fair-como-infraestructura"/>
+    <w:p>
+      <w:pPr>
+        <w:pStyle w:val="Heading3"/>
+      </w:pPr>
+      <w:r>
+        <w:t xml:space="preserve">6.0.1 1. Los Principios FAIR como Infraestructura</w:t>
       </w:r>
     </w:p>
     <w:p>
@@ -8253,7 +8145,259 @@
         <w:pStyle w:val="FirstParagraph"/>
       </w:pPr>
       <w:r>
-        <w:t xml:space="preserve">Es necesario incorporar el sustento conceptual de FAIR y la inmutabilidad en el glosario para dar soporte a los artículos operativos posteriores.</w:t>
+        <w:t xml:space="preserve">La discusión institucional sobre la apertura de datos a menudo se estanca en el dilema de la accesibilidad legal, omitiendo la dimensión de la accesibilidad técnica. Para que el Servidor de Datos Abiertos del INECOL no se convierta en un</w:t>
+      </w:r>
+      <w:r>
+        <w:t xml:space="preserve"> </w:t>
+      </w:r>
+      <w:r>
+        <w:t xml:space="preserve">“cementerio de archivos”</w:t>
+      </w:r>
+      <w:r>
+        <w:t xml:space="preserve"> </w:t>
+      </w:r>
+      <w:r>
+        <w:t xml:space="preserve">estructurados en formatos propietarios aislados (v.gr., hojas de cálculo desorganizadas o PDFs no legibles por máquina), es imperativo adoptar los principios</w:t>
+      </w:r>
+      <w:r>
+        <w:t xml:space="preserve"> </w:t>
+      </w:r>
+      <w:r>
+        <w:rPr>
+          <w:b/>
+          <w:bCs/>
+        </w:rPr>
+        <w:t xml:space="preserve">FAIR (Findable, Accessible, Interoperable, Reusable)</w:t>
+      </w:r>
+      <w:r>
+        <w:t xml:space="preserve"> </w:t>
+      </w:r>
+      <w:r>
+        <w:t xml:space="preserve">como el estándar técnico de gobernanza de la plataforma</w:t>
+      </w:r>
+      <w:r>
+        <w:t xml:space="preserve"> </w:t>
+      </w:r>
+      <w:r>
+        <w:t xml:space="preserve">(</w:t>
+      </w:r>
+      <w:r>
+        <w:t xml:space="preserve">Wilkinson et al.</w:t>
+      </w:r>
+      <w:r>
+        <w:t xml:space="preserve"> </w:t>
+      </w:r>
+      <w:r>
+        <w:t xml:space="preserve">2016)</w:t>
+      </w:r>
+      <w:r>
+        <w:t xml:space="preserve">. Los principios FAIR desplazan el enfoque de la simple visualización humana hacia la</w:t>
+      </w:r>
+      <w:r>
+        <w:t xml:space="preserve"> </w:t>
+      </w:r>
+      <w:r>
+        <w:rPr>
+          <w:b/>
+          <w:bCs/>
+        </w:rPr>
+        <w:t xml:space="preserve">acciónabilidad por máquina</w:t>
+      </w:r>
+      <w:r>
+        <w:t xml:space="preserve">, garantizando que los sistemas computacionales globales puedan localizar, integrar y procesar los conjuntos de datos de manera automatizada</w:t>
+      </w:r>
+      <w:r>
+        <w:t xml:space="preserve"> </w:t>
+      </w:r>
+      <w:r>
+        <w:t xml:space="preserve">(</w:t>
+      </w:r>
+      <w:r>
+        <w:t xml:space="preserve">Wilkinson et al.</w:t>
+      </w:r>
+      <w:r>
+        <w:t xml:space="preserve"> </w:t>
+      </w:r>
+      <w:r>
+        <w:t xml:space="preserve">2016)</w:t>
+      </w:r>
+      <w:r>
+        <w:t xml:space="preserve">.</w:t>
+      </w:r>
+    </w:p>
+    <w:p>
+      <w:pPr>
+        <w:pStyle w:val="BodyText"/>
+      </w:pPr>
+      <w:r>
+        <w:t xml:space="preserve">En las ciencias ecológicas y de la biodiversidad, la implementación de estos principios adquiere un matiz urgente debido a la alta heterogeneidad espacial, temporal y taxonómica de los datos primarios</w:t>
+      </w:r>
+      <w:r>
+        <w:t xml:space="preserve"> </w:t>
+      </w:r>
+      <w:r>
+        <w:t xml:space="preserve">(Jantzen y Vriend 2026; Islam et al. 2024)</w:t>
+      </w:r>
+      <w:r>
+        <w:t xml:space="preserve">. La verdadera riqueza de los datos del INECOL no reside en su almacenamiento aislado, sino en su capacidad de interoperar transfronterizamente para alimentar modelos complejos de cambio climático, degradación de hábitats o gemelos digitales de la biodiversidad</w:t>
+      </w:r>
+      <w:r>
+        <w:t xml:space="preserve"> </w:t>
+      </w:r>
+      <w:r>
+        <w:t xml:space="preserve">(Islam et al. 2024)</w:t>
+      </w:r>
+      <w:r>
+        <w:t xml:space="preserve">. Por ello, el cumplimiento de la</w:t>
+      </w:r>
+      <w:r>
+        <w:t xml:space="preserve"> </w:t>
+      </w:r>
+      <w:r>
+        <w:t xml:space="preserve">“I”</w:t>
+      </w:r>
+      <w:r>
+        <w:t xml:space="preserve"> </w:t>
+      </w:r>
+      <w:r>
+        <w:t xml:space="preserve">y la</w:t>
+      </w:r>
+      <w:r>
+        <w:t xml:space="preserve"> </w:t>
+      </w:r>
+      <w:r>
+        <w:t xml:space="preserve">“R”</w:t>
+      </w:r>
+      <w:r>
+        <w:t xml:space="preserve"> </w:t>
+      </w:r>
+      <w:r>
+        <w:t xml:space="preserve">de FAIR exige que la Ingesta no solo valide la completud de los metadatos mínimos, sino la adopción activa de vocabularios controlados y estándares comunitarios consolidados internacionalmente, tales como el estándar</w:t>
+      </w:r>
+      <w:r>
+        <w:t xml:space="preserve"> </w:t>
+      </w:r>
+      <w:r>
+        <w:rPr>
+          <w:b/>
+          <w:bCs/>
+        </w:rPr>
+        <w:t xml:space="preserve">Darwin Core (DwC)</w:t>
+      </w:r>
+      <w:r>
+        <w:t xml:space="preserve"> </w:t>
+      </w:r>
+      <w:r>
+        <w:t xml:space="preserve">para registros de presencia de especies y el</w:t>
+      </w:r>
+      <w:r>
+        <w:t xml:space="preserve"> </w:t>
+      </w:r>
+      <w:r>
+        <w:rPr>
+          <w:b/>
+          <w:bCs/>
+        </w:rPr>
+        <w:t xml:space="preserve">Ecological Metadata Language (EML)</w:t>
+      </w:r>
+      <w:r>
+        <w:t xml:space="preserve"> </w:t>
+      </w:r>
+      <w:r>
+        <w:t xml:space="preserve">para la descripción de contextos ecológicos</w:t>
+      </w:r>
+      <w:r>
+        <w:t xml:space="preserve"> </w:t>
+      </w:r>
+      <w:r>
+        <w:t xml:space="preserve">(Jantzen y Vriend 2026; Islam et al. 2024)</w:t>
+      </w:r>
+      <w:r>
+        <w:t xml:space="preserve">.</w:t>
+      </w:r>
+    </w:p>
+    <w:p>
+      <w:pPr>
+        <w:pStyle w:val="BodyText"/>
+      </w:pPr>
+      <w:r>
+        <w:t xml:space="preserve">La alineación técnica con el modelo FAIR robustece significativamente la soberanía científica de los Centros Públicos de Investigación en México. Al garantizar metadatos ricos y licencias de uso explícitas (como CC BY 4.0), se remueve la ambigüedad legal y se maximiza el retorno de la inversión pública en términos de visibilidad, redes de colaboración internacional y tasas de citación directa a los datos</w:t>
+      </w:r>
+      <w:r>
+        <w:t xml:space="preserve"> </w:t>
+      </w:r>
+      <w:r>
+        <w:t xml:space="preserve">(Penev et al. 2024; Jantzen y Vriend 2026)</w:t>
+      </w:r>
+      <w:r>
+        <w:t xml:space="preserve">.</w:t>
+      </w:r>
+    </w:p>
+    <w:p>
+      <w:pPr>
+        <w:pStyle w:val="BodyText"/>
+      </w:pPr>
+      <w:r>
+        <w:t xml:space="preserve">Para integrar los principios</w:t>
+      </w:r>
+      <w:r>
+        <w:t xml:space="preserve"> </w:t>
+      </w:r>
+      <w:r>
+        <w:rPr>
+          <w:b/>
+          <w:bCs/>
+        </w:rPr>
+        <w:t xml:space="preserve">FAIR</w:t>
+      </w:r>
+      <w:r>
+        <w:t xml:space="preserve">, el deslinde de responsabilidades y la noción de</w:t>
+      </w:r>
+      <w:r>
+        <w:t xml:space="preserve"> </w:t>
+      </w:r>
+      <w:r>
+        <w:rPr>
+          <w:b/>
+          <w:bCs/>
+        </w:rPr>
+        <w:t xml:space="preserve">prepublicación de datos</w:t>
+      </w:r>
+      <w:r>
+        <w:t xml:space="preserve"> </w:t>
+      </w:r>
+      <w:r>
+        <w:t xml:space="preserve">de forma precisa en la propuesta</w:t>
+      </w:r>
+      <w:r>
+        <w:t xml:space="preserve"> </w:t>
+      </w:r>
+      <w:r>
+        <w:rPr>
+          <w:rStyle w:val="VerbatimChar"/>
+        </w:rPr>
+        <w:t xml:space="preserve">Lineamientos_INECOL_v7.md</w:t>
+      </w:r>
+      <w:r>
+        <w:t xml:space="preserve">, es necesario modificar o adicionar artículos específicos en los capítulos clave en la materia.</w:t>
+      </w:r>
+    </w:p>
+    <w:bookmarkEnd w:id="66"/>
+    <w:bookmarkStart w:id="70" w:name="sugerencias-para-los-lineamientos-inecol"/>
+    <w:p>
+      <w:pPr>
+        <w:pStyle w:val="Heading3"/>
+      </w:pPr>
+      <w:r>
+        <w:t xml:space="preserve">6.0.2 2. Sugerencias para los lineamientos Inecol</w:t>
+      </w:r>
+    </w:p>
+    <w:p>
+      <w:pPr>
+        <w:pStyle w:val="FirstParagraph"/>
+      </w:pPr>
+      <w:r>
+        <w:t xml:space="preserve">En atención a los principios FAIR, considero que es importante incorporar elementos clave de su filosofía en el diseño de nuestros lineamientos. Los principales aspectos que podrían fortalecernos se relaciona con los siguientes argumentos.</w:t>
       </w:r>
     </w:p>
     <w:p>
@@ -8269,35 +8413,155 @@
           <w:b/>
           <w:bCs/>
         </w:rPr>
-        <w:t xml:space="preserve">Modificar la Fracción IX (Datos Abiertos):</w:t>
-      </w:r>
-    </w:p>
-    <w:p>
-      <w:pPr>
-        <w:pStyle w:val="BlockText"/>
-      </w:pPr>
-      <w:r>
-        <w:rPr>
-          <w:b/>
-          <w:bCs/>
-        </w:rPr>
-        <w:t xml:space="preserve">IX. Datos abiertos.</w:t>
-      </w:r>
-      <w:r>
-        <w:t xml:space="preserve"> </w:t>
-      </w:r>
-      <w:r>
-        <w:t xml:space="preserve">Datos digitales de carácter público que, en términos de las disposiciones aplicables, no tienen naturaleza reservada o confidencial, siendo accesibles en línea, utilizados, reutilizados y redistribuidos por cualquier interesado. Para efectos de los presentes Lineamientos, el concepto de Datos Abiertos comprende, de manera enunciativa, los datos primarios y secundarios, los metadatos, las metodologías empleadas, el software y código fuente desarrollados con fondos públicos, y los resultados parciales no interpretados, en la medida en que su divulgación no actualice alguna de las excepciones tasadas en el artículo 17 de los presentes Lineamientos.</w:t>
-      </w:r>
-      <w:r>
-        <w:t xml:space="preserve"> </w:t>
-      </w:r>
-      <w:r>
-        <w:rPr>
-          <w:b/>
-          <w:bCs/>
-        </w:rPr>
-        <w:t xml:space="preserve">Su estructura y gestión técnica deberán alinearse progresivamente con los principios internacionales FAIR (Findable, Accessible, Interoperable, Reusable).</w:t>
+        <w:t xml:space="preserve">Desactiva la resistencia de los investigadores:</w:t>
+      </w:r>
+      <w:r>
+        <w:t xml:space="preserve"> </w:t>
+      </w:r>
+      <w:r>
+        <w:t xml:space="preserve">Al ver el depósito obligatorio como un</w:t>
+      </w:r>
+      <w:r>
+        <w:t xml:space="preserve"> </w:t>
+      </w:r>
+      <w:r>
+        <w:rPr>
+          <w:i/>
+          <w:iCs/>
+        </w:rPr>
+        <w:t xml:space="preserve">Data Preprint</w:t>
+      </w:r>
+      <w:r>
+        <w:t xml:space="preserve"> </w:t>
+      </w:r>
+      <w:r>
+        <w:t xml:space="preserve">inmutable con DOI, el personal entiende que el servidor del INECOL protege su autoría frente al plagio antes de enviar el manuscrito a Elsevier, Springer Nature o Wiley.</w:t>
+      </w:r>
+    </w:p>
+    <w:p>
+      <w:pPr>
+        <w:pStyle w:val="Compact"/>
+        <w:numPr>
+          <w:ilvl w:val="0"/>
+          <w:numId w:val="1024"/>
+        </w:numPr>
+      </w:pPr>
+      <w:r>
+        <w:rPr>
+          <w:b/>
+          <w:bCs/>
+        </w:rPr>
+        <w:t xml:space="preserve">Protege al Instituto:</w:t>
+      </w:r>
+      <w:r>
+        <w:t xml:space="preserve"> </w:t>
+      </w:r>
+      <w:r>
+        <w:t xml:space="preserve">Al obligar a firmar el deslinde del</w:t>
+      </w:r>
+      <w:r>
+        <w:t xml:space="preserve"> </w:t>
+      </w:r>
+      <w:r>
+        <w:rPr>
+          <w:i/>
+          <w:iCs/>
+        </w:rPr>
+        <w:t xml:space="preserve">Artículo 18 (I)</w:t>
+      </w:r>
+      <w:r>
+        <w:t xml:space="preserve">, el INECOL opera con la misma seguridad jurídica que Zenodo: el curador técnico no se vuelve un policía legal de derechos de autor ni de la veracidad del dato.</w:t>
+      </w:r>
+    </w:p>
+    <w:p>
+      <w:pPr>
+        <w:pStyle w:val="Compact"/>
+        <w:numPr>
+          <w:ilvl w:val="0"/>
+          <w:numId w:val="1024"/>
+        </w:numPr>
+      </w:pPr>
+      <w:r>
+        <w:rPr>
+          <w:b/>
+          <w:bCs/>
+        </w:rPr>
+        <w:t xml:space="preserve">Evita la obsolescencia:</w:t>
+      </w:r>
+      <w:r>
+        <w:t xml:space="preserve"> </w:t>
+      </w:r>
+      <w:r>
+        <w:t xml:space="preserve">Introducir</w:t>
+      </w:r>
+      <w:r>
+        <w:t xml:space="preserve"> </w:t>
+      </w:r>
+      <w:r>
+        <w:rPr>
+          <w:i/>
+          <w:iCs/>
+        </w:rPr>
+        <w:t xml:space="preserve">Darwin Core</w:t>
+      </w:r>
+      <w:r>
+        <w:t xml:space="preserve"> </w:t>
+      </w:r>
+      <w:r>
+        <w:t xml:space="preserve">y</w:t>
+      </w:r>
+      <w:r>
+        <w:t xml:space="preserve"> </w:t>
+      </w:r>
+      <w:r>
+        <w:rPr>
+          <w:i/>
+          <w:iCs/>
+        </w:rPr>
+        <w:t xml:space="preserve">EML</w:t>
+      </w:r>
+      <w:r>
+        <w:t xml:space="preserve"> </w:t>
+      </w:r>
+      <w:r>
+        <w:t xml:space="preserve">garantiza que los datos del INECOL</w:t>
+      </w:r>
+      <w:r>
+        <w:t xml:space="preserve"> </w:t>
+      </w:r>
+      <w:r>
+        <w:t xml:space="preserve">“hablen”</w:t>
+      </w:r>
+      <w:r>
+        <w:t xml:space="preserve"> </w:t>
+      </w:r>
+      <w:r>
+        <w:t xml:space="preserve">el mismo idioma que redes globales de biodiversidad como GBIF, justificando plenamente la inversión del Servidor de Datos Abiertos ante el Comité.</w:t>
+      </w:r>
+    </w:p>
+    <w:p>
+      <w:pPr>
+        <w:pStyle w:val="FirstParagraph"/>
+      </w:pPr>
+      <w:r>
+        <w:t xml:space="preserve">En específico, se sugieren los siguientes elementos que vale la pena considerar.</w:t>
+      </w:r>
+    </w:p>
+    <w:bookmarkStart w:id="67" w:name="X69ace5540f715b31ebbab0704a2e7e86c833f08"/>
+    <w:p>
+      <w:pPr>
+        <w:pStyle w:val="Heading4"/>
+      </w:pPr>
+      <w:r>
+        <w:t xml:space="preserve">6.0.2.1 Ajuste 1: Capítulo 2. Definiciones (Garantizar la base FAIR y de Prepublicación)</w:t>
+      </w:r>
+    </w:p>
+    <w:p>
+      <w:pPr>
+        <w:pStyle w:val="FirstParagraph"/>
+      </w:pPr>
+      <w:r>
+        <w:t xml:space="preserve">Es necesario incorporar el sustento conceptual de FAIR y la inmutabilidad en el glosario para dar soporte a los artículos operativos posteriores.</w:t>
       </w:r>
     </w:p>
     <w:p>
@@ -8313,7 +8577,7 @@
           <w:b/>
           <w:bCs/>
         </w:rPr>
-        <w:t xml:space="preserve">Adicionar la Fracción XXXII (recorriendo la actual):</w:t>
+        <w:t xml:space="preserve">Modificar la Fracción IX (Datos Abiertos):</w:t>
       </w:r>
     </w:p>
     <w:p>
@@ -8325,31 +8589,23 @@
           <w:b/>
           <w:bCs/>
         </w:rPr>
-        <w:t xml:space="preserve">XXXII. Data Preprint (Prepublicación de Datos).</w:t>
-      </w:r>
-      <w:r>
-        <w:t xml:space="preserve"> </w:t>
-      </w:r>
-      <w:r>
-        <w:t xml:space="preserve">Acto de publicación técnica formal mediante el cual una persona Depositaria incorpora conjuntos de datos primarios o secundarios a una infraestructura institucional provista de un identificador persistente e inmutable, registrando de manera fehaciente la prelación temporal y autoría de su esfuerzo de investigación de forma independiente a la publicación posterior de un manuscrito narrativo.</w:t>
-      </w:r>
-    </w:p>
-    <w:bookmarkEnd w:id="64"/>
-    <w:bookmarkStart w:id="65" w:name="X414019ba7cbbacc8cf0105242c85ea8c26429b1"/>
-    <w:p>
-      <w:pPr>
-        <w:pStyle w:val="Heading4"/>
-      </w:pPr>
-      <w:r>
-        <w:t xml:space="preserve">6.0.2.2 Ajuste 2: Capítulo 7. Del Servidor y Repositorio Institucional INECOL</w:t>
-      </w:r>
-    </w:p>
-    <w:p>
-      <w:pPr>
-        <w:pStyle w:val="FirstParagraph"/>
-      </w:pPr>
-      <w:r>
-        <w:t xml:space="preserve">Aquí es donde se aterriza la operación inspirada en el modelo Zenodo y las lecciones cienciométricas de las grandes casas editoriales.</w:t>
+        <w:t xml:space="preserve">IX. Datos abiertos.</w:t>
+      </w:r>
+      <w:r>
+        <w:t xml:space="preserve"> </w:t>
+      </w:r>
+      <w:r>
+        <w:t xml:space="preserve">Datos digitales de carácter público que, en términos de las disposiciones aplicables, no tienen naturaleza reservada o confidencial, siendo accesibles en línea, utilizados, reutilizados y redistribuidos por cualquier interesado. Para efectos de los presentes Lineamientos, el concepto de Datos Abiertos comprende, de manera enunciativa, los datos primarios y secundarios, los metadatos, las metodologías empleadas, el software y código fuente desarrollados con fondos públicos, y los resultados parciales no interpretados, en la medida en que su divulgación no actualice alguna de las excepciones tasadas en el artículo 17 de los presentes Lineamientos.</w:t>
+      </w:r>
+      <w:r>
+        <w:t xml:space="preserve"> </w:t>
+      </w:r>
+      <w:r>
+        <w:rPr>
+          <w:b/>
+          <w:bCs/>
+        </w:rPr>
+        <w:t xml:space="preserve">Su estructura y gestión técnica deberán alinearse progresivamente con los principios internacionales FAIR (Findable, Accessible, Interoperable, Reusable).</w:t>
       </w:r>
     </w:p>
     <w:p>
@@ -8365,7 +8621,7 @@
           <w:b/>
           <w:bCs/>
         </w:rPr>
-        <w:t xml:space="preserve">Adicionar un párrafo al Artículo 12 (Principios del Portal):</w:t>
+        <w:t xml:space="preserve">Adicionar la Fracción XXXII (recorriendo la actual):</w:t>
       </w:r>
     </w:p>
     <w:p>
@@ -8377,13 +8633,31 @@
           <w:b/>
           <w:bCs/>
         </w:rPr>
-        <w:t xml:space="preserve">XII. Acciónabilidad por máquina:</w:t>
-      </w:r>
-      <w:r>
-        <w:t xml:space="preserve"> </w:t>
-      </w:r>
-      <w:r>
-        <w:t xml:space="preserve">Garantizar que los datos y sus metadatos cuenten con la estructura semántica necesaria para que los sistemas computacionales globales puedan localizar, integrar, indexar y procesar los conjuntos de datos de manera automatizada.</w:t>
+        <w:t xml:space="preserve">XXXII. Data Preprint (Prepublicación de Datos).</w:t>
+      </w:r>
+      <w:r>
+        <w:t xml:space="preserve"> </w:t>
+      </w:r>
+      <w:r>
+        <w:t xml:space="preserve">Acto de publicación técnica formal mediante el cual una persona Depositaria incorpora conjuntos de datos primarios o secundarios a una infraestructura institucional provista de un identificador persistente e inmutable, registrando de manera fehaciente la prelación temporal y autoría de su esfuerzo de investigación de forma independiente a la publicación posterior de un manuscrito narrativo.</w:t>
+      </w:r>
+    </w:p>
+    <w:bookmarkEnd w:id="67"/>
+    <w:bookmarkStart w:id="68" w:name="X414019ba7cbbacc8cf0105242c85ea8c26429b1"/>
+    <w:p>
+      <w:pPr>
+        <w:pStyle w:val="Heading4"/>
+      </w:pPr>
+      <w:r>
+        <w:t xml:space="preserve">6.0.2.2 Ajuste 2: Capítulo 7. Del Servidor y Repositorio Institucional INECOL</w:t>
+      </w:r>
+    </w:p>
+    <w:p>
+      <w:pPr>
+        <w:pStyle w:val="FirstParagraph"/>
+      </w:pPr>
+      <w:r>
+        <w:t xml:space="preserve">Aquí es donde se aterriza la operación inspirada en el modelo Zenodo y las lecciones cienciométricas de las grandes casas editoriales.</w:t>
       </w:r>
     </w:p>
     <w:p>
@@ -8399,7 +8673,7 @@
           <w:b/>
           <w:bCs/>
         </w:rPr>
-        <w:t xml:space="preserve">Modificar el Artículo 13 (Obligatoriedad del depósito):</w:t>
+        <w:t xml:space="preserve">Adicionar un párrafo al Artículo 12 (Principios del Portal):</w:t>
       </w:r>
     </w:p>
     <w:p>
@@ -8411,26 +8685,13 @@
           <w:b/>
           <w:bCs/>
         </w:rPr>
-        <w:t xml:space="preserve">Artículo 13.</w:t>
-      </w:r>
-      <w:r>
-        <w:t xml:space="preserve"> </w:t>
-      </w:r>
-      <w:r>
-        <w:t xml:space="preserve">Las personas investigadoras, tecnólogas, académicas y estudiantes de maestría, doctorado y posdoctorado cuya actividad de investigación sea financiada con recursos públicos, o que hayan utilizado infraestructura pública en su realización, deberán depositar una copia de la versión final aceptada para publicación,</w:t>
-      </w:r>
-      <w:r>
-        <w:t xml:space="preserve"> </w:t>
-      </w:r>
-      <w:r>
-        <w:rPr>
-          <w:b/>
-          <w:bCs/>
-        </w:rPr>
-        <w:t xml:space="preserve">o bien el conjunto de datos primarios en modalidad de Data Preprint</w:t>
-      </w:r>
-      <w:r>
-        <w:t xml:space="preserve">, en Acceso Abierto a través del Repositorio Institucional, en cumplimiento del mandato constitucional y legal de acceso abierto y sin que medie para ello una decisión discrecional, comprobando que ha cumplido con el proceso de aprobación respectivo.</w:t>
+        <w:t xml:space="preserve">XII. Acciónabilidad por máquina:</w:t>
+      </w:r>
+      <w:r>
+        <w:t xml:space="preserve"> </w:t>
+      </w:r>
+      <w:r>
+        <w:t xml:space="preserve">Garantizar que los datos y sus metadatos cuenten con la estructura semántica necesaria para que los sistemas computacionales globales puedan localizar, integrar, indexar y procesar los conjuntos de datos de manera automatizada.</w:t>
       </w:r>
     </w:p>
     <w:p>
@@ -8446,7 +8707,7 @@
           <w:b/>
           <w:bCs/>
         </w:rPr>
-        <w:t xml:space="preserve">Adicionar el Artículo 16 Bis (Estándares de Interoperabilidad Ecológica):</w:t>
+        <w:t xml:space="preserve">Modificar el Artículo 13 (Obligatoriedad del depósito):</w:t>
       </w:r>
     </w:p>
     <w:p>
@@ -8458,45 +8719,26 @@
           <w:b/>
           <w:bCs/>
         </w:rPr>
-        <w:t xml:space="preserve">Artículo 16 Bis.</w:t>
-      </w:r>
-      <w:r>
-        <w:t xml:space="preserve"> </w:t>
-      </w:r>
-      <w:r>
-        <w:t xml:space="preserve">En cumplimiento de la condición de Interoperabilidad y Reutilización del modelo FAIR, la Responsable de Curaduría de Datos promoverá que los conjuntos de datos de biodiversidad y ecología se estructuren bajo estándares comunitarios consolidados internacionalmente, tales como el estándar</w:t>
-      </w:r>
-      <w:r>
-        <w:t xml:space="preserve"> </w:t>
-      </w:r>
-      <w:r>
-        <w:rPr>
-          <w:b/>
-          <w:bCs/>
-        </w:rPr>
-        <w:t xml:space="preserve">Darwin Core (DwC)</w:t>
-      </w:r>
-      <w:r>
-        <w:t xml:space="preserve"> </w:t>
-      </w:r>
-      <w:r>
-        <w:t xml:space="preserve">para registros de presencia de especies y el</w:t>
-      </w:r>
-      <w:r>
-        <w:t xml:space="preserve"> </w:t>
-      </w:r>
-      <w:r>
-        <w:rPr>
-          <w:b/>
-          <w:bCs/>
-        </w:rPr>
-        <w:t xml:space="preserve">Ecological Metadata Language (EML)</w:t>
-      </w:r>
-      <w:r>
-        <w:t xml:space="preserve"> </w:t>
-      </w:r>
-      <w:r>
-        <w:t xml:space="preserve">para la descripción de contextos ecológicos, facilitando su federación con plataformas globales de infraestructura científica.</w:t>
+        <w:t xml:space="preserve">Artículo 13.</w:t>
+      </w:r>
+      <w:r>
+        <w:t xml:space="preserve"> </w:t>
+      </w:r>
+      <w:r>
+        <w:t xml:space="preserve">Las personas investigadoras, tecnólogas, académicas y estudiantes de maestría, doctorado y posdoctorado cuya actividad de investigación sea financiada con recursos públicos, o que hayan utilizado infraestructura pública en su realización, deberán depositar una copia de la versión final aceptada para publicación,</w:t>
+      </w:r>
+      <w:r>
+        <w:t xml:space="preserve"> </w:t>
+      </w:r>
+      <w:r>
+        <w:rPr>
+          <w:b/>
+          <w:bCs/>
+        </w:rPr>
+        <w:t xml:space="preserve">o bien el conjunto de datos primarios en modalidad de Data Preprint</w:t>
+      </w:r>
+      <w:r>
+        <w:t xml:space="preserve">, en Acceso Abierto a través del Repositorio Institucional, en cumplimiento del mandato constitucional y legal de acceso abierto y sin que medie para ello una decisión discrecional, comprobando que ha cumplido con el proceso de aprobación respectivo.</w:t>
       </w:r>
     </w:p>
     <w:p>
@@ -8512,6 +8754,72 @@
           <w:b/>
           <w:bCs/>
         </w:rPr>
+        <w:t xml:space="preserve">Adicionar el Artículo 16 Bis (Estándares de Interoperabilidad Ecológica):</w:t>
+      </w:r>
+    </w:p>
+    <w:p>
+      <w:pPr>
+        <w:pStyle w:val="BlockText"/>
+      </w:pPr>
+      <w:r>
+        <w:rPr>
+          <w:b/>
+          <w:bCs/>
+        </w:rPr>
+        <w:t xml:space="preserve">Artículo 16 Bis.</w:t>
+      </w:r>
+      <w:r>
+        <w:t xml:space="preserve"> </w:t>
+      </w:r>
+      <w:r>
+        <w:t xml:space="preserve">En cumplimiento de la condición de Interoperabilidad y Reutilización del modelo FAIR, la Responsable de Curaduría de Datos promoverá que los conjuntos de datos de biodiversidad y ecología se estructuren bajo estándares comunitarios consolidados internacionalmente, tales como el estándar</w:t>
+      </w:r>
+      <w:r>
+        <w:t xml:space="preserve"> </w:t>
+      </w:r>
+      <w:r>
+        <w:rPr>
+          <w:b/>
+          <w:bCs/>
+        </w:rPr>
+        <w:t xml:space="preserve">Darwin Core (DwC)</w:t>
+      </w:r>
+      <w:r>
+        <w:t xml:space="preserve"> </w:t>
+      </w:r>
+      <w:r>
+        <w:t xml:space="preserve">para registros de presencia de especies y el</w:t>
+      </w:r>
+      <w:r>
+        <w:t xml:space="preserve"> </w:t>
+      </w:r>
+      <w:r>
+        <w:rPr>
+          <w:b/>
+          <w:bCs/>
+        </w:rPr>
+        <w:t xml:space="preserve">Ecological Metadata Language (EML)</w:t>
+      </w:r>
+      <w:r>
+        <w:t xml:space="preserve"> </w:t>
+      </w:r>
+      <w:r>
+        <w:t xml:space="preserve">para la descripción de contextos ecológicos, facilitando su federación con plataformas globales de infraestructura científica.</w:t>
+      </w:r>
+    </w:p>
+    <w:p>
+      <w:pPr>
+        <w:pStyle w:val="Compact"/>
+        <w:numPr>
+          <w:ilvl w:val="0"/>
+          <w:numId w:val="1030"/>
+        </w:numPr>
+      </w:pPr>
+      <w:r>
+        <w:rPr>
+          <w:b/>
+          <w:bCs/>
+        </w:rPr>
         <w:t xml:space="preserve">Modificar el Artículo 18 (Procedimiento de Ingesta - Deslinde legal tipo Zenodo):</w:t>
       </w:r>
     </w:p>
@@ -8642,8 +8950,8 @@
         <w:t xml:space="preserve">al conjunto de datos que garantice su inmutabilidad y trazabilidad institucional; […]</w:t>
       </w:r>
     </w:p>
-    <w:bookmarkEnd w:id="65"/>
-    <w:bookmarkStart w:id="66" w:name="X441f9b4ee6a8f44196b69cd0c57fd4dccb11afd"/>
+    <w:bookmarkEnd w:id="68"/>
+    <w:bookmarkStart w:id="69" w:name="X441f9b4ee6a8f44196b69cd0c57fd4dccb11afd"/>
     <w:p>
       <w:pPr>
         <w:pStyle w:val="Heading4"/>
@@ -8678,10 +8986,10 @@
         <w:t xml:space="preserve">Que la evidencia cienciométrica global demuestra que las prácticas conjuntas de Ciencia Abierta—especialmente el depósito de preprints, códigos de análisis y datos primarios dotados de identificadores inmutables en infraestructuras de confianza— generan un efecto sinérgico que incrementa de forma estadísticamente significativa el impacto citacional, protege la prioridad intelectual de los autores y eleva la visibilidad internacional de los Centros Públicos de Investigación;</w:t>
       </w:r>
     </w:p>
-    <w:bookmarkEnd w:id="66"/>
-    <w:bookmarkEnd w:id="67"/>
-    <w:bookmarkEnd w:id="68"/>
-    <w:bookmarkStart w:id="102" w:name="references"/>
+    <w:bookmarkEnd w:id="69"/>
+    <w:bookmarkEnd w:id="70"/>
+    <w:bookmarkEnd w:id="71"/>
+    <w:bookmarkStart w:id="109" w:name="references"/>
     <w:p>
       <w:pPr>
         <w:pStyle w:val="Heading1"/>
@@ -8690,23 +8998,14 @@
         <w:t xml:space="preserve">References</w:t>
       </w:r>
     </w:p>
-    <w:bookmarkStart w:id="101" w:name="refs"/>
-    <w:bookmarkStart w:id="70" w:name="ref-colavizza_analysis_2024"/>
+    <w:bookmarkStart w:id="108" w:name="refs"/>
+    <w:bookmarkStart w:id="73" w:name="ref-cern_oc11_2001"/>
     <w:p>
       <w:pPr>
         <w:pStyle w:val="Bibliography"/>
       </w:pPr>
       <w:r>
-        <w:t xml:space="preserve">Colavizza, Giovanni, Lauren Cadwallader, Marcel LaFlamme, et al. 2024.</w:t>
-      </w:r>
-      <w:r>
-        <w:t xml:space="preserve"> </w:t>
-      </w:r>
-      <w:r>
-        <w:t xml:space="preserve">«An analysis of the effects of sharing research data, code, and preprints on citations»</w:t>
-      </w:r>
-      <w:r>
-        <w:t xml:space="preserve">.</w:t>
+        <w:t xml:space="preserve">CERN. 2001.</w:t>
       </w:r>
       <w:r>
         <w:t xml:space="preserve"> </w:t>
@@ -8716,6 +9015,52 @@
           <w:i/>
           <w:iCs/>
         </w:rPr>
+        <w:t xml:space="preserve">Operational Circular No. 11 Rev. 1: Principles governing the acquisition, ownership, protection, exploitation and transfer of intellectual property at CERN</w:t>
+      </w:r>
+      <w:r>
+        <w:t xml:space="preserve">. Operational Circular OC No.11 Rev.1. European Organization for Nuclear Research (CERN).</w:t>
+      </w:r>
+      <w:r>
+        <w:t xml:space="preserve"> </w:t>
+      </w:r>
+      <w:hyperlink r:id="rId72">
+        <w:r>
+          <w:rPr>
+            <w:rStyle w:val="Hyperlink"/>
+          </w:rPr>
+          <w:t xml:space="preserve">[https://repository.cern/records/xgq3r-6yc67/](https://repository.cern/records/xgq3r-6yc67/)</w:t>
+        </w:r>
+      </w:hyperlink>
+      <w:r>
+        <w:t xml:space="preserve">.</w:t>
+      </w:r>
+    </w:p>
+    <w:bookmarkEnd w:id="73"/>
+    <w:bookmarkStart w:id="75" w:name="ref-colavizza_analysis_2024"/>
+    <w:p>
+      <w:pPr>
+        <w:pStyle w:val="Bibliography"/>
+      </w:pPr>
+      <w:r>
+        <w:t xml:space="preserve">Colavizza, Giovanni, Lauren Cadwallader, Marcel LaFlamme, et al. 2024.</w:t>
+      </w:r>
+      <w:r>
+        <w:t xml:space="preserve"> </w:t>
+      </w:r>
+      <w:r>
+        <w:t xml:space="preserve">«An analysis of the effects of sharing research data, code, and preprints on citations»</w:t>
+      </w:r>
+      <w:r>
+        <w:t xml:space="preserve">.</w:t>
+      </w:r>
+      <w:r>
+        <w:t xml:space="preserve"> </w:t>
+      </w:r>
+      <w:r>
+        <w:rPr>
+          <w:i/>
+          <w:iCs/>
+        </w:rPr>
         <w:t xml:space="preserve">PLOS ONE</w:t>
       </w:r>
       <w:r>
@@ -8727,7 +9072,7 @@
       <w:r>
         <w:t xml:space="preserve"> </w:t>
       </w:r>
-      <w:hyperlink r:id="rId69">
+      <w:hyperlink r:id="rId74">
         <w:r>
           <w:rPr>
             <w:rStyle w:val="Hyperlink"/>
@@ -8739,8 +9084,8 @@
         <w:t xml:space="preserve">.</w:t>
       </w:r>
     </w:p>
-    <w:bookmarkEnd w:id="70"/>
-    <w:bookmarkStart w:id="72" w:name="ref-colavizza_citation_2020"/>
+    <w:bookmarkEnd w:id="75"/>
+    <w:bookmarkStart w:id="77" w:name="ref-colavizza_citation_2020"/>
     <w:p>
       <w:pPr>
         <w:pStyle w:val="Bibliography"/>
@@ -8776,7 +9121,7 @@
       <w:r>
         <w:t xml:space="preserve"> </w:t>
       </w:r>
-      <w:hyperlink r:id="rId71">
+      <w:hyperlink r:id="rId76">
         <w:r>
           <w:rPr>
             <w:rStyle w:val="Hyperlink"/>
@@ -8788,8 +9133,8 @@
         <w:t xml:space="preserve">.</w:t>
       </w:r>
     </w:p>
-    <w:bookmarkEnd w:id="72"/>
-    <w:bookmarkStart w:id="74" w:name="ref-cousijn_data_2018"/>
+    <w:bookmarkEnd w:id="77"/>
+    <w:bookmarkStart w:id="79" w:name="ref-cousijn_data_2018"/>
     <w:p>
       <w:pPr>
         <w:pStyle w:val="Bibliography"/>
@@ -8825,7 +9170,7 @@
       <w:r>
         <w:t xml:space="preserve"> </w:t>
       </w:r>
-      <w:hyperlink r:id="rId73">
+      <w:hyperlink r:id="rId78">
         <w:r>
           <w:rPr>
             <w:rStyle w:val="Hyperlink"/>
@@ -8837,8 +9182,8 @@
         <w:t xml:space="preserve">.</w:t>
       </w:r>
     </w:p>
-    <w:bookmarkEnd w:id="74"/>
-    <w:bookmarkStart w:id="76" w:name="ref-dona_fair_2022"/>
+    <w:bookmarkEnd w:id="79"/>
+    <w:bookmarkStart w:id="81" w:name="ref-dona_fair_2022"/>
     <w:p>
       <w:pPr>
         <w:pStyle w:val="Bibliography"/>
@@ -8877,7 +9222,7 @@
       <w:r>
         <w:t xml:space="preserve"> </w:t>
       </w:r>
-      <w:hyperlink r:id="rId75">
+      <w:hyperlink r:id="rId80">
         <w:r>
           <w:rPr>
             <w:rStyle w:val="Hyperlink"/>
@@ -8889,8 +9234,8 @@
         <w:t xml:space="preserve">.</w:t>
       </w:r>
     </w:p>
-    <w:bookmarkEnd w:id="76"/>
-    <w:bookmarkStart w:id="78" w:name="ref-gomes_why_2022"/>
+    <w:bookmarkEnd w:id="81"/>
+    <w:bookmarkStart w:id="83" w:name="ref-gomes_why_2022"/>
     <w:p>
       <w:pPr>
         <w:pStyle w:val="Bibliography"/>
@@ -8926,7 +9271,7 @@
       <w:r>
         <w:t xml:space="preserve"> </w:t>
       </w:r>
-      <w:hyperlink r:id="rId77">
+      <w:hyperlink r:id="rId82">
         <w:r>
           <w:rPr>
             <w:rStyle w:val="Hyperlink"/>
@@ -8938,8 +9283,8 @@
         <w:t xml:space="preserve">.</w:t>
       </w:r>
     </w:p>
-    <w:bookmarkEnd w:id="78"/>
-    <w:bookmarkStart w:id="80" w:name="ref-inegi_norma_2024"/>
+    <w:bookmarkEnd w:id="83"/>
+    <w:bookmarkStart w:id="85" w:name="ref-inegi_norma_2024"/>
     <w:p>
       <w:pPr>
         <w:pStyle w:val="Bibliography"/>
@@ -9059,7 +9404,7 @@
       <w:r>
         <w:t xml:space="preserve"> </w:t>
       </w:r>
-      <w:hyperlink r:id="rId79">
+      <w:hyperlink r:id="rId84">
         <w:r>
           <w:rPr>
             <w:rStyle w:val="Hyperlink"/>
@@ -9071,8 +9416,8 @@
         <w:t xml:space="preserve">.</w:t>
       </w:r>
     </w:p>
-    <w:bookmarkEnd w:id="80"/>
-    <w:bookmarkStart w:id="82" w:name="ref-islam_bridging_2024"/>
+    <w:bookmarkEnd w:id="85"/>
+    <w:bookmarkStart w:id="87" w:name="ref-islam_bridging_2024"/>
     <w:p>
       <w:pPr>
         <w:pStyle w:val="Bibliography"/>
@@ -9108,7 +9453,7 @@
       <w:r>
         <w:t xml:space="preserve"> </w:t>
       </w:r>
-      <w:hyperlink r:id="rId81">
+      <w:hyperlink r:id="rId86">
         <w:r>
           <w:rPr>
             <w:rStyle w:val="Hyperlink"/>
@@ -9120,8 +9465,8 @@
         <w:t xml:space="preserve">.</w:t>
       </w:r>
     </w:p>
-    <w:bookmarkEnd w:id="82"/>
-    <w:bookmarkStart w:id="84" w:name="ref-jantzen_putting_2026"/>
+    <w:bookmarkEnd w:id="87"/>
+    <w:bookmarkStart w:id="89" w:name="ref-jantzen_putting_2026"/>
     <w:p>
       <w:pPr>
         <w:pStyle w:val="Bibliography"/>
@@ -9157,7 +9502,7 @@
       <w:r>
         <w:t xml:space="preserve"> </w:t>
       </w:r>
-      <w:hyperlink r:id="rId83">
+      <w:hyperlink r:id="rId88">
         <w:r>
           <w:rPr>
             <w:rStyle w:val="Hyperlink"/>
@@ -9169,8 +9514,8 @@
         <w:t xml:space="preserve">.</w:t>
       </w:r>
     </w:p>
-    <w:bookmarkEnd w:id="84"/>
-    <w:bookmarkStart w:id="86" w:name="ref-kuehna_open_2024"/>
+    <w:bookmarkEnd w:id="89"/>
+    <w:bookmarkStart w:id="91" w:name="ref-kuehna_open_2024"/>
     <w:p>
       <w:pPr>
         <w:pStyle w:val="Bibliography"/>
@@ -9209,7 +9554,7 @@
       <w:r>
         <w:t xml:space="preserve"> </w:t>
       </w:r>
-      <w:hyperlink r:id="rId85">
+      <w:hyperlink r:id="rId90">
         <w:r>
           <w:rPr>
             <w:rStyle w:val="Hyperlink"/>
@@ -9221,8 +9566,8 @@
         <w:t xml:space="preserve">.</w:t>
       </w:r>
     </w:p>
-    <w:bookmarkEnd w:id="86"/>
-    <w:bookmarkStart w:id="88" w:name="ref-morales_open_2025"/>
+    <w:bookmarkEnd w:id="91"/>
+    <w:bookmarkStart w:id="93" w:name="ref-morales_open_2025"/>
     <w:p>
       <w:pPr>
         <w:pStyle w:val="Bibliography"/>
@@ -9258,7 +9603,7 @@
       <w:r>
         <w:t xml:space="preserve"> </w:t>
       </w:r>
-      <w:hyperlink r:id="rId87">
+      <w:hyperlink r:id="rId92">
         <w:r>
           <w:rPr>
             <w:rStyle w:val="Hyperlink"/>
@@ -9270,8 +9615,8 @@
         <w:t xml:space="preserve">.</w:t>
       </w:r>
     </w:p>
-    <w:bookmarkEnd w:id="88"/>
-    <w:bookmarkStart w:id="90" w:name="ref-penev_from_2017"/>
+    <w:bookmarkEnd w:id="93"/>
+    <w:bookmarkStart w:id="95" w:name="ref-penev_from_2017"/>
     <w:p>
       <w:pPr>
         <w:pStyle w:val="Bibliography"/>
@@ -9307,7 +9652,7 @@
       <w:r>
         <w:t xml:space="preserve"> </w:t>
       </w:r>
-      <w:hyperlink r:id="rId89">
+      <w:hyperlink r:id="rId94">
         <w:r>
           <w:rPr>
             <w:rStyle w:val="Hyperlink"/>
@@ -9319,8 +9664,8 @@
         <w:t xml:space="preserve">.</w:t>
       </w:r>
     </w:p>
-    <w:bookmarkEnd w:id="90"/>
-    <w:bookmarkStart w:id="92" w:name="ref-penev_uniting_2024"/>
+    <w:bookmarkEnd w:id="95"/>
+    <w:bookmarkStart w:id="97" w:name="ref-penev_uniting_2024"/>
     <w:p>
       <w:pPr>
         <w:pStyle w:val="Bibliography"/>
@@ -9356,7 +9701,7 @@
       <w:r>
         <w:t xml:space="preserve"> </w:t>
       </w:r>
-      <w:hyperlink r:id="rId91">
+      <w:hyperlink r:id="rId96">
         <w:r>
           <w:rPr>
             <w:rStyle w:val="Hyperlink"/>
@@ -9368,20 +9713,23 @@
         <w:t xml:space="preserve">.</w:t>
       </w:r>
     </w:p>
-    <w:bookmarkEnd w:id="92"/>
-    <w:bookmarkStart w:id="94" w:name="ref-thelwall_data_2020"/>
+    <w:bookmarkEnd w:id="97"/>
+    <w:bookmarkStart w:id="99" w:name="ref-sanchez_biodiversity_2022"/>
     <w:p>
       <w:pPr>
         <w:pStyle w:val="Bibliography"/>
       </w:pPr>
       <w:r>
-        <w:t xml:space="preserve">Thelwall, Mike. 2020.</w:t>
-      </w:r>
-      <w:r>
-        <w:t xml:space="preserve"> </w:t>
-      </w:r>
-      <w:r>
-        <w:t xml:space="preserve">«Data in Brief: Can a mega-journal for data be useful?»</w:t>
+        <w:t xml:space="preserve">Sánchez-Cordero, Víctor, Patricia Koleff, y Mariana Schmidt. 2022.</w:t>
+      </w:r>
+      <w:r>
+        <w:t xml:space="preserve"> </w:t>
+      </w:r>
+      <w:r>
+        <w:t xml:space="preserve">«Data standards and inter-institutional interoperability for conservation policies: The role of national repositories in Mexico»</w:t>
+      </w:r>
+      <w:r>
+        <w:t xml:space="preserve">.</w:t>
       </w:r>
       <w:r>
         <w:t xml:space="preserve"> </w:t>
@@ -9391,6 +9739,52 @@
           <w:i/>
           <w:iCs/>
         </w:rPr>
+        <w:t xml:space="preserve">Biodiversity and Conservation</w:t>
+      </w:r>
+      <w:r>
+        <w:t xml:space="preserve"> </w:t>
+      </w:r>
+      <w:r>
+        <w:t xml:space="preserve">31 (8): 1945-63.</w:t>
+      </w:r>
+      <w:r>
+        <w:t xml:space="preserve"> </w:t>
+      </w:r>
+      <w:hyperlink r:id="rId98">
+        <w:r>
+          <w:rPr>
+            <w:rStyle w:val="Hyperlink"/>
+          </w:rPr>
+          <w:t xml:space="preserve">https://doi.org/10.1007/s10531-022-02410-y</w:t>
+        </w:r>
+      </w:hyperlink>
+      <w:r>
+        <w:t xml:space="preserve">.</w:t>
+      </w:r>
+    </w:p>
+    <w:bookmarkEnd w:id="99"/>
+    <w:bookmarkStart w:id="101" w:name="ref-thelwall_data_2020"/>
+    <w:p>
+      <w:pPr>
+        <w:pStyle w:val="Bibliography"/>
+      </w:pPr>
+      <w:r>
+        <w:t xml:space="preserve">Thelwall, Mike. 2020.</w:t>
+      </w:r>
+      <w:r>
+        <w:t xml:space="preserve"> </w:t>
+      </w:r>
+      <w:r>
+        <w:t xml:space="preserve">«Data in Brief: Can a mega-journal for data be useful?»</w:t>
+      </w:r>
+      <w:r>
+        <w:t xml:space="preserve"> </w:t>
+      </w:r>
+      <w:r>
+        <w:rPr>
+          <w:i/>
+          <w:iCs/>
+        </w:rPr>
         <w:t xml:space="preserve">Scientometrics</w:t>
       </w:r>
       <w:r>
@@ -9402,7 +9796,7 @@
       <w:r>
         <w:t xml:space="preserve"> </w:t>
       </w:r>
-      <w:hyperlink r:id="rId93">
+      <w:hyperlink r:id="rId100">
         <w:r>
           <w:rPr>
             <w:rStyle w:val="Hyperlink"/>
@@ -9414,8 +9808,8 @@
         <w:t xml:space="preserve">.</w:t>
       </w:r>
     </w:p>
-    <w:bookmarkEnd w:id="94"/>
-    <w:bookmarkStart w:id="96" w:name="ref-wilkinson_fair_2016"/>
+    <w:bookmarkEnd w:id="101"/>
+    <w:bookmarkStart w:id="103" w:name="ref-wilkinson_fair_2016"/>
     <w:p>
       <w:pPr>
         <w:pStyle w:val="Bibliography"/>
@@ -9454,7 +9848,7 @@
       <w:r>
         <w:t xml:space="preserve"> </w:t>
       </w:r>
-      <w:hyperlink r:id="rId95">
+      <w:hyperlink r:id="rId102">
         <w:r>
           <w:rPr>
             <w:rStyle w:val="Hyperlink"/>
@@ -9466,8 +9860,8 @@
         <w:t xml:space="preserve">.</w:t>
       </w:r>
     </w:p>
-    <w:bookmarkEnd w:id="96"/>
-    <w:bookmarkStart w:id="98" w:name="ref-wright_open_2023"/>
+    <w:bookmarkEnd w:id="103"/>
+    <w:bookmarkStart w:id="105" w:name="ref-wright_open_2023"/>
     <w:p>
       <w:pPr>
         <w:pStyle w:val="Bibliography"/>
@@ -9503,7 +9897,7 @@
       <w:r>
         <w:t xml:space="preserve"> </w:t>
       </w:r>
-      <w:hyperlink r:id="rId97">
+      <w:hyperlink r:id="rId104">
         <w:r>
           <w:rPr>
             <w:rStyle w:val="Hyperlink"/>
@@ -9515,8 +9909,8 @@
         <w:t xml:space="preserve">.</w:t>
       </w:r>
     </w:p>
-    <w:bookmarkEnd w:id="98"/>
-    <w:bookmarkStart w:id="100" w:name="ref-zenodo_policies_2024"/>
+    <w:bookmarkEnd w:id="105"/>
+    <w:bookmarkStart w:id="107" w:name="ref-zenodo_policies_2024"/>
     <w:p>
       <w:pPr>
         <w:pStyle w:val="Bibliography"/>
@@ -9540,7 +9934,7 @@
       <w:r>
         <w:t xml:space="preserve"> </w:t>
       </w:r>
-      <w:hyperlink r:id="rId99">
+      <w:hyperlink r:id="rId106">
         <w:r>
           <w:rPr>
             <w:rStyle w:val="Hyperlink"/>
@@ -9552,9 +9946,9 @@
         <w:t xml:space="preserve">; CERN / OpenAIRE.</w:t>
       </w:r>
     </w:p>
-    <w:bookmarkEnd w:id="100"/>
-    <w:bookmarkEnd w:id="101"/>
-    <w:bookmarkEnd w:id="102"/>
+    <w:bookmarkEnd w:id="107"/>
+    <w:bookmarkEnd w:id="108"/>
+    <w:bookmarkEnd w:id="109"/>
     <w:sectPr>
       <w:footnotePr>
         <w:numRestart w:val="eachSect"/>
@@ -9860,6 +10254,9 @@
     <w:abstractNumId w:val="991"/>
   </w:num>
   <w:num w:numId="1002">
+    <w:abstractNumId w:val="991"/>
+  </w:num>
+  <w:num w:numId="1003">
     <w:abstractNumId w:val="99411"/>
     <w:lvlOverride w:ilvl="0">
       <w:startOverride w:val="1"/>
@@ -9888,9 +10285,6 @@
     <w:lvlOverride w:ilvl="8">
       <w:startOverride w:val="1"/>
     </w:lvlOverride>
-  </w:num>
-  <w:num w:numId="1003">
-    <w:abstractNumId w:val="991"/>
   </w:num>
   <w:num w:numId="1004">
     <w:abstractNumId w:val="991"/>
@@ -9944,34 +10338,7 @@
     <w:abstractNumId w:val="991"/>
   </w:num>
   <w:num w:numId="1021">
-    <w:abstractNumId w:val="99411"/>
-    <w:lvlOverride w:ilvl="0">
-      <w:startOverride w:val="1"/>
-    </w:lvlOverride>
-    <w:lvlOverride w:ilvl="1">
-      <w:startOverride w:val="1"/>
-    </w:lvlOverride>
-    <w:lvlOverride w:ilvl="2">
-      <w:startOverride w:val="1"/>
-    </w:lvlOverride>
-    <w:lvlOverride w:ilvl="3">
-      <w:startOverride w:val="1"/>
-    </w:lvlOverride>
-    <w:lvlOverride w:ilvl="4">
-      <w:startOverride w:val="1"/>
-    </w:lvlOverride>
-    <w:lvlOverride w:ilvl="5">
-      <w:startOverride w:val="1"/>
-    </w:lvlOverride>
-    <w:lvlOverride w:ilvl="6">
-      <w:startOverride w:val="1"/>
-    </w:lvlOverride>
-    <w:lvlOverride w:ilvl="7">
-      <w:startOverride w:val="1"/>
-    </w:lvlOverride>
-    <w:lvlOverride w:ilvl="8">
-      <w:startOverride w:val="1"/>
-    </w:lvlOverride>
+    <w:abstractNumId w:val="991"/>
   </w:num>
   <w:num w:numId="1022">
     <w:abstractNumId w:val="99411"/>
@@ -10034,7 +10401,34 @@
     </w:lvlOverride>
   </w:num>
   <w:num w:numId="1024">
-    <w:abstractNumId w:val="991"/>
+    <w:abstractNumId w:val="99411"/>
+    <w:lvlOverride w:ilvl="0">
+      <w:startOverride w:val="1"/>
+    </w:lvlOverride>
+    <w:lvlOverride w:ilvl="1">
+      <w:startOverride w:val="1"/>
+    </w:lvlOverride>
+    <w:lvlOverride w:ilvl="2">
+      <w:startOverride w:val="1"/>
+    </w:lvlOverride>
+    <w:lvlOverride w:ilvl="3">
+      <w:startOverride w:val="1"/>
+    </w:lvlOverride>
+    <w:lvlOverride w:ilvl="4">
+      <w:startOverride w:val="1"/>
+    </w:lvlOverride>
+    <w:lvlOverride w:ilvl="5">
+      <w:startOverride w:val="1"/>
+    </w:lvlOverride>
+    <w:lvlOverride w:ilvl="6">
+      <w:startOverride w:val="1"/>
+    </w:lvlOverride>
+    <w:lvlOverride w:ilvl="7">
+      <w:startOverride w:val="1"/>
+    </w:lvlOverride>
+    <w:lvlOverride w:ilvl="8">
+      <w:startOverride w:val="1"/>
+    </w:lvlOverride>
   </w:num>
   <w:num w:numId="1025">
     <w:abstractNumId w:val="991"/>
@@ -10049,6 +10443,9 @@
     <w:abstractNumId w:val="991"/>
   </w:num>
   <w:num w:numId="1029">
+    <w:abstractNumId w:val="991"/>
+  </w:num>
+  <w:num w:numId="1030">
     <w:abstractNumId w:val="991"/>
   </w:num>
 </w:numbering>

--- a/_book/Ciencia-Abierta-y-Acceso-Abierto-a-Datos-del-Inecol.docx
+++ b/_book/Ciencia-Abierta-y-Acceso-Abierto-a-Datos-del-Inecol.docx
@@ -3466,7 +3466,7 @@
     </w:p>
     <w:bookmarkEnd w:id="18"/>
     <w:bookmarkEnd w:id="19"/>
-    <w:bookmarkStart w:id="30" w:name="X54f0d23f904e44acc8e311965bb31be46d773ca"/>
+    <w:bookmarkStart w:id="33" w:name="X54f0d23f904e44acc8e311965bb31be46d773ca"/>
     <w:p>
       <w:pPr>
         <w:pStyle w:val="Heading1"/>
@@ -3562,7 +3562,17 @@
         <w:t xml:space="preserve">SECIHTI</w:t>
       </w:r>
       <w:r>
-        <w:t xml:space="preserve">, tiene la responsabilidad de consolidar la infraestructura de datos que alimentará las Agendas Nacionales y los Proyectos Estratégicos de la Secretaría (como la mitigación del cambio climático y la conservación de la biodiversidad). Delegar los datos a Zenodo u otros repositorios dispersa la información y dificulta que la SECIHTI consulte los activos de conocimiento técnico generados por sus propios centros sectorizados.</w:t>
+        <w:t xml:space="preserve">, tiene la responsabilidad de consolidar la infraestructura de datos que alimentará las Agendas Nacionales y los Proyectos Estratégicos de la Secretaría (como la mitigación del cambio climático y la conservación de la biodiversidad). Delegar los datos a Zenodo u otros repositorios dispersa la información y dificulta que la</w:t>
+      </w:r>
+      <w:r>
+        <w:rPr>
+          <w:b/>
+          <w:bCs/>
+        </w:rPr>
+        <w:t xml:space="preserve">SECIHTI</w:t>
+      </w:r>
+      <w:r>
+        <w:t xml:space="preserve">consulte los activos de conocimiento técnico generados por sus propios centros sectorizados.</w:t>
       </w:r>
     </w:p>
     <w:p>
@@ -4378,13 +4388,13 @@
       </w:r>
     </w:p>
     <w:bookmarkEnd w:id="25"/>
-    <w:bookmarkStart w:id="26" w:name="X82169622ff85fa1068202aeda77feb0b6070df7"/>
+    <w:bookmarkStart w:id="27" w:name="X9566383fd1728b90fab201cc0663061e3513878"/>
     <w:p>
       <w:pPr>
         <w:pStyle w:val="Heading3"/>
       </w:pPr>
       <w:r>
-        <w:t xml:space="preserve">1.0.7 Conclusión Estratégica: El Enfoque Híbrido</w:t>
+        <w:t xml:space="preserve">1.0.7 7. Infraestructura Existente y Resultados Tangibles</w:t>
       </w:r>
     </w:p>
     <w:p>
@@ -4392,63 +4402,168 @@
         <w:pStyle w:val="FirstParagraph"/>
       </w:pPr>
       <w:r>
-        <w:t xml:space="preserve">La estrategia óptima para el INECOL no es rechazar a Zenodo u otros repositorios globales, sino adoptar un</w:t>
-      </w:r>
-      <w:r>
-        <w:t xml:space="preserve"> </w:t>
-      </w:r>
-      <w:r>
-        <w:rPr>
-          <w:b/>
-          <w:bCs/>
-        </w:rPr>
-        <w:t xml:space="preserve">enfoque híbrido o federado</w:t>
-      </w:r>
-      <w:r>
-        <w:t xml:space="preserve"> </w:t>
-      </w:r>
-      <w:r>
-        <w:t xml:space="preserve">(Zenodo 2024)</w:t>
-      </w:r>
-      <w:r>
-        <w:t xml:space="preserve">. El Servidor del INECOL debe ser la infraestructura primaria de depósito, donde se garantiza la soberanía legal, la curaduría especializada (FAIR/Darwin Core) y el registro institucional de propiedad intelectual. Posteriormente, mediante protocolos automáticos de interoperabilidad (como OAI-PMH), el repositorio del INECOL puede cosechar o replicar sus metadatos hacia Zenodo y el Repositorio Nacional</w:t>
-      </w:r>
-      <w:r>
-        <w:t xml:space="preserve"> </w:t>
-      </w:r>
-      <w:r>
-        <w:t xml:space="preserve">(</w:t>
-      </w:r>
-      <w:r>
-        <w:t xml:space="preserve">Wilkinson et al.</w:t>
-      </w:r>
-      <w:r>
-        <w:t xml:space="preserve"> </w:t>
-      </w:r>
-      <w:r>
-        <w:t xml:space="preserve">2016)</w:t>
-      </w:r>
-      <w:r>
-        <w:t xml:space="preserve">. Así, el INECOL gana autonomía y control local, mientras multiplica exponencialmente la visibilidad global de sus científicos.</w:t>
-      </w:r>
-    </w:p>
-    <w:bookmarkEnd w:id="26"/>
-    <w:bookmarkStart w:id="29" w:name="peligros-en-el-horizonte"/>
+        <w:t xml:space="preserve">La propuesta de un Servidor de Datos Abiertos para el INECOL no parte de una aspiración teórica o de cero antecedentes institucionales; por el contrario, se sustenta sobre capacidades técnicas instaladas y resultados tangibles de compartición de datos biológicos que ya operan con éxito en el ecosistema nacional.</w:t>
+      </w:r>
+    </w:p>
+    <w:p>
+      <w:pPr>
+        <w:pStyle w:val="BodyText"/>
+      </w:pPr>
+      <w:r>
+        <w:t xml:space="preserve">El primer gran referente es</w:t>
+      </w:r>
+      <w:r>
+        <w:t xml:space="preserve"> </w:t>
+      </w:r>
+      <w:hyperlink r:id="rId26">
+        <w:r>
+          <w:rPr>
+            <w:rStyle w:val="Hyperlink"/>
+            <w:b/>
+            <w:bCs/>
+          </w:rPr>
+          <w:t xml:space="preserve">eFloraMex</w:t>
+        </w:r>
+        <w:r>
+          <w:rPr>
+            <w:rStyle w:val="Hyperlink"/>
+          </w:rPr>
+          <w:t xml:space="preserve"> </w:t>
+        </w:r>
+        <w:r>
+          <w:rPr>
+            <w:rStyle w:val="Hyperlink"/>
+          </w:rPr>
+          <w:t xml:space="preserve">(Flora de México en Línea)</w:t>
+        </w:r>
+      </w:hyperlink>
+      <w:r>
+        <w:t xml:space="preserve">, una plataforma interinstitucional de vanguardia en la que el INECOL parti-cipa activamente junto al Instituto de Biología de la UNAM y otras entidades estratégicas. Este esfuerzo ha permitido la apertura, digitalización y consulta dinámica de tratamientos taxonómicos, mapas de distribución y descripciones morfológicas de la riqueza botánica del país.</w:t>
+      </w:r>
+    </w:p>
+    <w:p>
+      <w:pPr>
+        <w:pStyle w:val="BodyText"/>
+      </w:pPr>
+      <w:r>
+        <w:t xml:space="preserve">El segundo pilar de resultados previos es el Portal de Colecciones Biológicas del INECOL, un esfuerzo institucional que centraliza y expone públicamente los acervos del Herbario XAL, la Colección Entomológica (IEXA) y la Colección de Macrohongos, entre otras. Estas iniciativas ya actúan como servicios de datos abiertos funcionales, resolviendo miles de consultas de investigadores, tomadores de decisiones y la sociedad civil a nivel global.</w:t>
+      </w:r>
+    </w:p>
+    <w:p>
+      <w:pPr>
+        <w:pStyle w:val="BodyText"/>
+      </w:pPr>
+      <w:r>
+        <w:t xml:space="preserve">Sin embargo, estos valiosos portales operan todavía de manera fragmentada o como silos de información especializados en taxonomía y colecciones botánico-entomológicas. La creación del Servidor de Datos Abiertos del INECOL no busca duplicar ni sustituir a</w:t>
+      </w:r>
+      <w:r>
+        <w:t xml:space="preserve"> </w:t>
+      </w:r>
+      <w:r>
+        <w:rPr>
+          <w:b/>
+          <w:bCs/>
+        </w:rPr>
+        <w:t xml:space="preserve">eFloraMex</w:t>
+      </w:r>
+      <w:r>
+        <w:t xml:space="preserve"> </w:t>
+      </w:r>
+      <w:r>
+        <w:t xml:space="preserve">o al Portal de Colecciones; su objetivo es escalar, federar y dotar de gobernanza jurídica y semántica unificada a toda la producción científica del Instituto.</w:t>
+      </w:r>
+    </w:p>
+    <w:p>
+      <w:pPr>
+        <w:pStyle w:val="BodyText"/>
+      </w:pPr>
+      <w:r>
+        <w:t xml:space="preserve">El nuevo repositorio actuará como la infraestructura base que: 1) Amplíe el Espectro del Dato: Integrará no solo registros bióticos de colecciones, sino también datos crudos experimentales, bases de datos geoespaciales (bajo la NOM del INEGI e ISO 19115), secuencias genómicas, scripts de código y modelos de cambio climático que hoy carecen de un portal de salida pública institucional. 2) Garantice la Preservación e Inmutabilidad: Proveerá DOIs institucionales centralizados que blindarán la trazabilidad y la propiedad intelectual de los investigadores del INECOL en redes globales de Ciencia Abierta. 3) Optimice la Interoperabilidad Automática: Permitirá que los datos de colecciones existentes dialoguen automáticamente (v.gr., mediante protocolos OAI-PMH) con el Repositorio Nacional de la</w:t>
+      </w:r>
+      <w:r>
+        <w:rPr>
+          <w:b/>
+          <w:bCs/>
+        </w:rPr>
+        <w:t xml:space="preserve">SECIHTI</w:t>
+      </w:r>
+      <w:r>
+        <w:t xml:space="preserve">y el GBIF, consolidando los éxitos previos del Instituto en una sola política institucional de datos FAIR.</w:t>
+      </w:r>
+    </w:p>
+    <w:bookmarkEnd w:id="27"/>
+    <w:bookmarkStart w:id="28" w:name="X4da3fcb4ace6512eb64dd4b79298b9fe4d5bee8"/>
     <w:p>
       <w:pPr>
         <w:pStyle w:val="Heading3"/>
       </w:pPr>
       <w:r>
-        <w:t xml:space="preserve">1.0.8 Peligros en el horizonte</w:t>
-      </w:r>
-    </w:p>
-    <w:bookmarkStart w:id="27" w:name="X09cfa72c455bfa25c7108e740a1cc2d0540bf43"/>
+        <w:t xml:space="preserve">1.0.8 8. Sinergia Genómica Global: El Modelo GenBank /</w:t>
+      </w:r>
+      <w:r>
+        <w:t xml:space="preserve"> </w:t>
+      </w:r>
+      <w:r>
+        <w:rPr>
+          <w:b/>
+          <w:bCs/>
+        </w:rPr>
+        <w:t xml:space="preserve">INSDC</w:t>
+      </w:r>
+    </w:p>
+    <w:p>
+      <w:pPr>
+        <w:pStyle w:val="FirstParagraph"/>
+      </w:pPr>
+      <w:r>
+        <w:t xml:space="preserve">Un sector importante de la comunidad científica del INECOL especializado en ecología molecular, genómica, sistemática y evolución ya participa activamente en infraestructuras globales maduras mediante el depósito obligatorio de secuencias de nucleótidos en GenBank (NCBI) y sistemas federados similares bajo el consorcio</w:t>
+      </w:r>
+      <w:r>
+        <w:t xml:space="preserve"> </w:t>
+      </w:r>
+      <w:r>
+        <w:rPr>
+          <w:b/>
+          <w:bCs/>
+        </w:rPr>
+        <w:t xml:space="preserve">INSDC</w:t>
+      </w:r>
+      <w:r>
+        <w:t xml:space="preserve"> </w:t>
+      </w:r>
+      <w:r>
+        <w:t xml:space="preserve">(International Nucleotide Sequence Database Collaboration).</w:t>
+      </w:r>
+      <w:r>
+        <w:t xml:space="preserve"> </w:t>
+      </w:r>
+      <w:r>
+        <w:t xml:space="preserve">Lejos de representar una duplicidad de esfuerzos o una carga administrativa adicional para el personal investigador, la arquitectura del Servidor de Datos Abiertos del INECOL está diseñada para operar bajo una lógica de acción sinérgica y complementariedad tecnológica.</w:t>
+      </w:r>
+      <w:r>
+        <w:t xml:space="preserve"> </w:t>
+      </w:r>
+      <w:r>
+        <w:t xml:space="preserve">Bajo este modelo sinérgico, la política institucional establece que: 1. Validación del Flujo de Trabajo Existente: El INECOL reconoce a GenBank como la infraestructura primaria idónea para el alojamiento de datos genómicos crudos y ensamblajes moleculares debido a su nivel de especialización ultra-esencial. 2. Cosecha de Identificadores y Enlace Institucional: El repositorio del INECOL funcionará como un agregador institucional. En lugar de exigir la resubida física de archivos FASTQ o FASTA masivos al servidor local, el investigador registrará en el Servidor del INECOL el número de accesión (Accession Number) o el DOI provisto por GenBank, acompañado de los metadatos contextuales del proyecto, la muestra biológica y la financiación de la SECIHTI. 3. Capitalización del Patrimonio Científico: Este mecanismo permite al Instituto indexar de forma automática la producción genómica de sus laboratorios, visibilizar el impacto de sus secuenciadores en los catálogos públicos auditables y asegurar que el dato genómico permanezca enlazado a la ficha institucional del investigador, cerrando la brecha de dispersión del mérito académico que ocurre cuando los datos se quedan aislados en servidores extranjeros.</w:t>
+      </w:r>
+    </w:p>
+    <w:bookmarkEnd w:id="28"/>
+    <w:bookmarkStart w:id="31" w:name="peligros-en-el-horizonte"/>
+    <w:p>
+      <w:pPr>
+        <w:pStyle w:val="Heading3"/>
+      </w:pPr>
+      <w:r>
+        <w:t xml:space="preserve">1.0.9 9. Peligros en el horizonte</w:t>
+      </w:r>
+    </w:p>
+    <w:bookmarkStart w:id="29" w:name="X0f4e37578414bd26896a6af852ce96df549c66e"/>
     <w:p>
       <w:pPr>
         <w:pStyle w:val="Heading4"/>
       </w:pPr>
       <w:r>
-        <w:t xml:space="preserve">1.0.8.1 El Fenómeno Depredador en la Ciencia Abierta: Del Texto al Dato Abierto</w:t>
+        <w:t xml:space="preserve">1.0.9.1 El Fenómeno Depredador: Del Texto al Dato Abierto</w:t>
       </w:r>
     </w:p>
     <w:p>
@@ -4535,14 +4650,14 @@
         <w:t xml:space="preserve">).</w:t>
       </w:r>
     </w:p>
-    <w:bookmarkEnd w:id="27"/>
-    <w:bookmarkStart w:id="28" w:name="X6826f917001786b06be53719d42dc6476bb0d84"/>
+    <w:bookmarkEnd w:id="29"/>
+    <w:bookmarkStart w:id="30" w:name="X6826f917001786b06be53719d42dc6476bb0d84"/>
     <w:p>
       <w:pPr>
         <w:pStyle w:val="Heading4"/>
       </w:pPr>
       <w:r>
-        <w:t xml:space="preserve">1.0.8.2 Riesgos de la Delegación en Infraestructuras Sin Gobernanza</w:t>
+        <w:t xml:space="preserve">1.0.9.2 Riesgos de la Delegación en Infraestructuras Sin Gobernanza</w:t>
       </w:r>
     </w:p>
     <w:p>
@@ -4670,10 +4785,65 @@
         <w:t xml:space="preserve">La puesta en marcha del Servidor de Datos Abiertos del INECOL neutraliza estos riesgos de raíz, al ofrecer una infraestructura pública blindada presupuestalmente, con curaduría especializada nativa y con la garantía de inmutabilidad institucional exigida por el Estado mexicano.</w:t>
       </w:r>
     </w:p>
-    <w:bookmarkEnd w:id="28"/>
-    <w:bookmarkEnd w:id="29"/>
     <w:bookmarkEnd w:id="30"/>
-    <w:bookmarkStart w:id="33" w:name="cambio-de-conahcyt-a-secihti"/>
+    <w:bookmarkEnd w:id="31"/>
+    <w:bookmarkStart w:id="32" w:name="X82169622ff85fa1068202aeda77feb0b6070df7"/>
+    <w:p>
+      <w:pPr>
+        <w:pStyle w:val="Heading3"/>
+      </w:pPr>
+      <w:r>
+        <w:t xml:space="preserve">1.0.10 Conclusión Estratégica: El Enfoque Híbrido</w:t>
+      </w:r>
+    </w:p>
+    <w:p>
+      <w:pPr>
+        <w:pStyle w:val="FirstParagraph"/>
+      </w:pPr>
+      <w:r>
+        <w:t xml:space="preserve">La estrategia óptima para el INECOL no es rechazar a Zenodo u otros repositorios globales, sino adoptar un</w:t>
+      </w:r>
+      <w:r>
+        <w:t xml:space="preserve"> </w:t>
+      </w:r>
+      <w:r>
+        <w:rPr>
+          <w:b/>
+          <w:bCs/>
+        </w:rPr>
+        <w:t xml:space="preserve">enfoque híbrido o federado</w:t>
+      </w:r>
+      <w:r>
+        <w:t xml:space="preserve"> </w:t>
+      </w:r>
+      <w:r>
+        <w:t xml:space="preserve">(Zenodo 2024)</w:t>
+      </w:r>
+      <w:r>
+        <w:t xml:space="preserve">. El Servidor del INECOL debe ser la infraestructura primaria de depósito, donde se garantiza la soberanía legal, la curaduría especializada (FAIR/Darwin Core) y el registro institucional de propiedad intelectual. Posteriormente, mediante protocolos automáticos de interoperabilidad (como OAI-PMH), el repositorio del INECOL puede cosechar o replicar sus metadatos hacia Zenodo y el Repositorio Nacional</w:t>
+      </w:r>
+      <w:r>
+        <w:t xml:space="preserve"> </w:t>
+      </w:r>
+      <w:r>
+        <w:t xml:space="preserve">(</w:t>
+      </w:r>
+      <w:r>
+        <w:t xml:space="preserve">Wilkinson et al.</w:t>
+      </w:r>
+      <w:r>
+        <w:t xml:space="preserve"> </w:t>
+      </w:r>
+      <w:r>
+        <w:t xml:space="preserve">2016)</w:t>
+      </w:r>
+      <w:r>
+        <w:t xml:space="preserve">. Así, el INECOL gana autonomía y control local, mientras multiplica exponencialmente la visibilidad global de su comunidad científica.</w:t>
+      </w:r>
+    </w:p>
+    <w:bookmarkEnd w:id="32"/>
+    <w:bookmarkEnd w:id="33"/>
+    <w:bookmarkStart w:id="36" w:name="cambio-de-conahcyt-a-secihti"/>
     <w:p>
       <w:pPr>
         <w:pStyle w:val="Heading1"/>
@@ -4714,7 +4884,7 @@
         <w:t xml:space="preserve">A continuación, se hacen algunos señalamientos específicos de ajuste normativo, la actualización del glosario y se ofrecen argumentos que resultan más apropiados para justificar el Repositorio ante el nuevo ecosistema de la SECIHTI.</w:t>
       </w:r>
     </w:p>
-    <w:bookmarkStart w:id="31" w:name="X39e3a0563555eae314686bd853b8310055594ac"/>
+    <w:bookmarkStart w:id="34" w:name="X39e3a0563555eae314686bd853b8310055594ac"/>
     <w:p>
       <w:pPr>
         <w:pStyle w:val="Heading3"/>
@@ -4812,8 +4982,8 @@
         <w:t xml:space="preserve">, que acopia, preserva y garantiza el acceso abierto a la producción científica, tecnológica, humanística y de innovación del país, con la cual interoperará federadamente el Servidor de Datos Abiertos del INECOL.</w:t>
       </w:r>
     </w:p>
-    <w:bookmarkEnd w:id="31"/>
-    <w:bookmarkStart w:id="32" w:name="Xba4d79491cbbb18e319061a96d7b4b175a84ee8"/>
+    <w:bookmarkEnd w:id="34"/>
+    <w:bookmarkStart w:id="35" w:name="Xba4d79491cbbb18e319061a96d7b4b175a84ee8"/>
     <w:p>
       <w:pPr>
         <w:pStyle w:val="Heading3"/>
@@ -4964,9 +5134,9 @@
         <w:t xml:space="preserve">, en lugar de mencionar lineamientos emitidos por el extinto Consejo.</w:t>
       </w:r>
     </w:p>
-    <w:bookmarkEnd w:id="32"/>
-    <w:bookmarkEnd w:id="33"/>
-    <w:bookmarkStart w:id="54" w:name="zenodo-como-ejemplo"/>
+    <w:bookmarkEnd w:id="35"/>
+    <w:bookmarkEnd w:id="36"/>
+    <w:bookmarkStart w:id="57" w:name="zenodo-como-ejemplo"/>
     <w:p>
       <w:pPr>
         <w:pStyle w:val="Heading1"/>
@@ -5033,7 +5203,7 @@
         <w:t xml:space="preserve">A continuación, se presenta un desglose estructurado de los criterios y lineamientos clave derivados de ambas fuentes:</w:t>
       </w:r>
     </w:p>
-    <w:bookmarkStart w:id="34" w:name="X38bc9895e841af86c922d3108004ba5bf0959df"/>
+    <w:bookmarkStart w:id="37" w:name="X38bc9895e841af86c922d3108004ba5bf0959df"/>
     <w:p>
       <w:pPr>
         <w:pStyle w:val="Heading3"/>
@@ -5190,8 +5360,8 @@
         <w:t xml:space="preserve">(con un máximo aproximado de 100 archivos). Cuotas mayores se pueden solicitar y evaluar caso por caso.</w:t>
       </w:r>
     </w:p>
-    <w:bookmarkEnd w:id="34"/>
-    <w:bookmarkStart w:id="35" w:name="Xfa8e2c8b7a0f9dfeb5c9386d331f22853c3453e"/>
+    <w:bookmarkEnd w:id="37"/>
+    <w:bookmarkStart w:id="38" w:name="Xfa8e2c8b7a0f9dfeb5c9386d331f22853c3453e"/>
     <w:p>
       <w:pPr>
         <w:pStyle w:val="Heading3"/>
@@ -5321,8 +5491,8 @@
         <w:t xml:space="preserve">, lo que facilita que motores de búsqueda externos los indexen.</w:t>
       </w:r>
     </w:p>
-    <w:bookmarkEnd w:id="35"/>
-    <w:bookmarkStart w:id="36" w:name="X7623938980cfe5cfebf525c12cdf262807bd78a"/>
+    <w:bookmarkEnd w:id="38"/>
+    <w:bookmarkStart w:id="39" w:name="X7623938980cfe5cfebf525c12cdf262807bd78a"/>
     <w:p>
       <w:pPr>
         <w:pStyle w:val="Heading3"/>
@@ -5404,8 +5574,8 @@
         <w:t xml:space="preserve">El CERN goza de un estatus legal particular como organización internacional. Sin embargo, para efectos operativos de Zenodo, sus infraestructuras cumplen rigurosamente con altos estándares de protección de datos alineados con el espíritu del GDPR (Reglamento General de Protección de Datos de la UE).</w:t>
       </w:r>
     </w:p>
-    <w:bookmarkEnd w:id="36"/>
-    <w:bookmarkStart w:id="37" w:name="niveles-de-acceso-y-modificaciones"/>
+    <w:bookmarkEnd w:id="39"/>
+    <w:bookmarkStart w:id="40" w:name="niveles-de-acceso-y-modificaciones"/>
     <w:p>
       <w:pPr>
         <w:pStyle w:val="Heading3"/>
@@ -5576,8 +5746,8 @@
         <w:t xml:space="preserve">, la cual recibirá un Identificador de Objeto Digital (DOI) diferente. Esto asegura la trazabilidad científica.</w:t>
       </w:r>
     </w:p>
-    <w:bookmarkEnd w:id="37"/>
-    <w:bookmarkStart w:id="38" w:name="X72cb5341b4578a3c9b8f92aca5bb9095bfca49b"/>
+    <w:bookmarkEnd w:id="40"/>
+    <w:bookmarkStart w:id="41" w:name="X72cb5341b4578a3c9b8f92aca5bb9095bfca49b"/>
     <w:p>
       <w:pPr>
         <w:pStyle w:val="Heading3"/>
@@ -5743,8 +5913,8 @@
         <w:t xml:space="preserve">indicando que el registro existió y el motivo de su remoción, para no romper la integridad de las citas académicas.</w:t>
       </w:r>
     </w:p>
-    <w:bookmarkEnd w:id="38"/>
-    <w:bookmarkStart w:id="39" w:name="resumen-de-la-perspectiva"/>
+    <w:bookmarkEnd w:id="41"/>
+    <w:bookmarkStart w:id="42" w:name="resumen-de-la-perspectiva"/>
     <w:p>
       <w:pPr>
         <w:pStyle w:val="Heading3"/>
@@ -5832,8 +6002,8 @@
         <w:t xml:space="preserve">.</w:t>
       </w:r>
     </w:p>
-    <w:bookmarkEnd w:id="39"/>
-    <w:bookmarkStart w:id="53" w:name="X449ed843dca3d710b52a002e436b372f618f80a"/>
+    <w:bookmarkEnd w:id="42"/>
+    <w:bookmarkStart w:id="56" w:name="X449ed843dca3d710b52a002e436b372f618f80a"/>
     <w:p>
       <w:pPr>
         <w:pStyle w:val="Heading2"/>
@@ -5850,7 +6020,7 @@
         <w:t xml:space="preserve">Este documento reúne las referencias oficiales, políticas públicas y circulares operacionales que norman y respaldan la infraestructura del servicio de hospedaje de datos abiertos de Zenodo, así como el marco regulatorio del CERN como su entidad proveedora de infraestructura masiva.</w:t>
       </w:r>
     </w:p>
-    <w:bookmarkStart w:id="44" w:name="Xcb906d6e330e04db78d4e8b5561744b23752659"/>
+    <w:bookmarkStart w:id="47" w:name="Xcb906d6e330e04db78d4e8b5561744b23752659"/>
     <w:p>
       <w:pPr>
         <w:pStyle w:val="Heading3"/>
@@ -5859,7 +6029,7 @@
         <w:t xml:space="preserve">3.1.1 1. Documentos Principales de Política y Gobernanza</w:t>
       </w:r>
     </w:p>
-    <w:bookmarkStart w:id="41" w:name="X90e22729b06a9cff907c9b257486cf978898c3a"/>
+    <w:bookmarkStart w:id="44" w:name="X90e22729b06a9cff907c9b257486cf978898c3a"/>
     <w:p>
       <w:pPr>
         <w:pStyle w:val="Heading4"/>
@@ -5962,7 +6132,7 @@
       <w:r>
         <w:t xml:space="preserve"> </w:t>
       </w:r>
-      <w:hyperlink r:id="rId40">
+      <w:hyperlink r:id="rId43">
         <w:r>
           <w:rPr>
             <w:rStyle w:val="Hyperlink"/>
@@ -5971,8 +6141,8 @@
         </w:r>
       </w:hyperlink>
     </w:p>
-    <w:bookmarkEnd w:id="41"/>
-    <w:bookmarkStart w:id="43" w:name="X4f162501dc14a3988dcc7871e13cc20f9aec268"/>
+    <w:bookmarkEnd w:id="44"/>
+    <w:bookmarkStart w:id="46" w:name="X4f162501dc14a3988dcc7871e13cc20f9aec268"/>
     <w:p>
       <w:pPr>
         <w:pStyle w:val="Heading4"/>
@@ -6065,7 +6235,7 @@
       <w:r>
         <w:t xml:space="preserve"> </w:t>
       </w:r>
-      <w:hyperlink r:id="rId42">
+      <w:hyperlink r:id="rId45">
         <w:r>
           <w:rPr>
             <w:rStyle w:val="Hyperlink"/>
@@ -6074,9 +6244,9 @@
         </w:r>
       </w:hyperlink>
     </w:p>
-    <w:bookmarkEnd w:id="43"/>
-    <w:bookmarkEnd w:id="44"/>
-    <w:bookmarkStart w:id="49" w:name="X310d5ae13e9b57819c0eeae54025fdcba2b8dde"/>
+    <w:bookmarkEnd w:id="46"/>
+    <w:bookmarkEnd w:id="47"/>
+    <w:bookmarkStart w:id="52" w:name="X310d5ae13e9b57819c0eeae54025fdcba2b8dde"/>
     <w:p>
       <w:pPr>
         <w:pStyle w:val="Heading3"/>
@@ -6085,7 +6255,7 @@
         <w:t xml:space="preserve">3.1.2 2. Términos de Servicio y Privacidad (Soporte Técnico-Legal)</w:t>
       </w:r>
     </w:p>
-    <w:bookmarkStart w:id="46" w:name="X513cc11dfdf87eb80b2859a88a0518c526a45f9"/>
+    <w:bookmarkStart w:id="49" w:name="X513cc11dfdf87eb80b2859a88a0518c526a45f9"/>
     <w:p>
       <w:pPr>
         <w:pStyle w:val="Heading4"/>
@@ -6178,7 +6348,7 @@
       <w:r>
         <w:t xml:space="preserve"> </w:t>
       </w:r>
-      <w:hyperlink r:id="rId45">
+      <w:hyperlink r:id="rId48">
         <w:r>
           <w:rPr>
             <w:rStyle w:val="Hyperlink"/>
@@ -6187,8 +6357,8 @@
         </w:r>
       </w:hyperlink>
     </w:p>
-    <w:bookmarkEnd w:id="46"/>
-    <w:bookmarkStart w:id="48" w:name="X3984e5fdca23071096195afb4c53d62c06cd849"/>
+    <w:bookmarkEnd w:id="49"/>
+    <w:bookmarkStart w:id="51" w:name="X3984e5fdca23071096195afb4c53d62c06cd849"/>
     <w:p>
       <w:pPr>
         <w:pStyle w:val="Heading4"/>
@@ -6281,7 +6451,7 @@
       <w:r>
         <w:t xml:space="preserve"> </w:t>
       </w:r>
-      <w:hyperlink r:id="rId47">
+      <w:hyperlink r:id="rId50">
         <w:r>
           <w:rPr>
             <w:rStyle w:val="Hyperlink"/>
@@ -6290,9 +6460,9 @@
         </w:r>
       </w:hyperlink>
     </w:p>
-    <w:bookmarkEnd w:id="48"/>
-    <w:bookmarkEnd w:id="49"/>
-    <w:bookmarkStart w:id="52" w:name="arquitectura-de-datos-y-preservación"/>
+    <w:bookmarkEnd w:id="51"/>
+    <w:bookmarkEnd w:id="52"/>
+    <w:bookmarkStart w:id="55" w:name="arquitectura-de-datos-y-preservación"/>
     <w:p>
       <w:pPr>
         <w:pStyle w:val="Heading3"/>
@@ -6301,7 +6471,7 @@
         <w:t xml:space="preserve">3.1.3 3. Arquitectura de Datos y Preservación</w:t>
       </w:r>
     </w:p>
-    <w:bookmarkStart w:id="51" w:name="X2167fbb3a4db5a35156a5ab1f287fc81650a9c9"/>
+    <w:bookmarkStart w:id="54" w:name="X2167fbb3a4db5a35156a5ab1f287fc81650a9c9"/>
     <w:p>
       <w:pPr>
         <w:pStyle w:val="Heading4"/>
@@ -6436,7 +6606,7 @@
       <w:r>
         <w:t xml:space="preserve"> </w:t>
       </w:r>
-      <w:hyperlink r:id="rId50">
+      <w:hyperlink r:id="rId53">
         <w:r>
           <w:rPr>
             <w:rStyle w:val="Hyperlink"/>
@@ -6489,11 +6659,11 @@
         <w:t xml:space="preserve">, lo que faculta a los agregadores globales de ciencia abierta a indexar y enlazar permanentemente estos documentos sin restricciones comerciales.</w:t>
       </w:r>
     </w:p>
-    <w:bookmarkEnd w:id="51"/>
-    <w:bookmarkEnd w:id="52"/>
-    <w:bookmarkEnd w:id="53"/>
     <w:bookmarkEnd w:id="54"/>
-    <w:bookmarkStart w:id="61" w:name="lecciones-aprendidad-de-zenodo"/>
+    <w:bookmarkEnd w:id="55"/>
+    <w:bookmarkEnd w:id="56"/>
+    <w:bookmarkEnd w:id="57"/>
+    <w:bookmarkStart w:id="64" w:name="lecciones-aprendidad-de-zenodo"/>
     <w:p>
       <w:pPr>
         <w:pStyle w:val="Heading1"/>
@@ -6560,7 +6730,7 @@
         <w:t xml:space="preserve">A continuación, se presenta un análisis detallado para enriquecer la propuesta del Inecol. Lo que se argumenta a continuación deriva de lo que ya ha resuelto Zenodo. La reflexión busca identificar cómo puede adaptarse con éxito al ecosistema de los Centros Públicos de Investigación (CPI) en México.</w:t>
       </w:r>
     </w:p>
-    <w:bookmarkStart w:id="55" w:name="Xa6a8ff8539510f36c4fa646195cacaa258faeb1"/>
+    <w:bookmarkStart w:id="58" w:name="Xa6a8ff8539510f36c4fa646195cacaa258faeb1"/>
     <w:p>
       <w:pPr>
         <w:pStyle w:val="Heading3"/>
@@ -6740,8 +6910,8 @@
         <w:t xml:space="preserve">oficial, protegiendo la prelación intelectual del investigador del INECOL.</w:t>
       </w:r>
     </w:p>
-    <w:bookmarkEnd w:id="55"/>
-    <w:bookmarkStart w:id="56" w:name="X9e58660a33098b057eb289fe2e9431833795a6d"/>
+    <w:bookmarkEnd w:id="58"/>
+    <w:bookmarkStart w:id="59" w:name="X9e58660a33098b057eb289fe2e9431833795a6d"/>
     <w:p>
       <w:pPr>
         <w:pStyle w:val="Heading3"/>
@@ -6978,8 +7148,8 @@
         <w:t xml:space="preserve">legal obligatorio). El investigador debe firmar bajo protesta de decir verdad que sus datos no violan confidencialidad ni contienen datos personales desanonimizados. El Curador de Datos debe tener un rol meramente operativo, protegiendo al Instituto de responsabilidades por omisiones del personal.</w:t>
       </w:r>
     </w:p>
-    <w:bookmarkEnd w:id="56"/>
-    <w:bookmarkStart w:id="57" w:name="Xb6b9af8cd6ff7779318196b98522c429f6b3dfe"/>
+    <w:bookmarkEnd w:id="59"/>
+    <w:bookmarkStart w:id="60" w:name="Xb6b9af8cd6ff7779318196b98522c429f6b3dfe"/>
     <w:p>
       <w:pPr>
         <w:pStyle w:val="Heading3"/>
@@ -7138,8 +7308,8 @@
         <w:t xml:space="preserve">. Esto genera visibilidad y citas para el investigador incluso antes de liberar los datos de manera abierta.</w:t>
       </w:r>
     </w:p>
-    <w:bookmarkEnd w:id="57"/>
-    <w:bookmarkStart w:id="58" w:name="X759b13b4a7d9a58cd20c23a6a4871ef2023ce26"/>
+    <w:bookmarkEnd w:id="60"/>
+    <w:bookmarkStart w:id="61" w:name="X759b13b4a7d9a58cd20c23a6a4871ef2023ce26"/>
     <w:p>
       <w:pPr>
         <w:pStyle w:val="Heading3"/>
@@ -7303,8 +7473,8 @@
         <w:t xml:space="preserve">, debe activarse mediante espejos federados de almacenamiento para garantizar la persistencia del patrimonio científico.</w:t>
       </w:r>
     </w:p>
-    <w:bookmarkEnd w:id="58"/>
-    <w:bookmarkStart w:id="60" w:name="Xdc44c27b2e5685044753f9c3927c7b893e0f0c6"/>
+    <w:bookmarkEnd w:id="61"/>
+    <w:bookmarkStart w:id="63" w:name="Xdc44c27b2e5685044753f9c3927c7b893e0f0c6"/>
     <w:p>
       <w:pPr>
         <w:pStyle w:val="Heading2"/>
@@ -7373,7 +7543,7 @@
         <w:t xml:space="preserve">Sugiere al Comité que el depósito de datos abiertos (con sus DOIs correspondientes) sea considerado explícitamente como un indicador de productividad positiva dentro de los criterios de evaluación interna del personal investigador y técnico del INECOL.</w:t>
       </w:r>
     </w:p>
-    <w:bookmarkStart w:id="59" w:name="X8e267c338efdbe71f92923fe4a7670fda865a75"/>
+    <w:bookmarkStart w:id="62" w:name="X8e267c338efdbe71f92923fe4a7670fda865a75"/>
     <w:p>
       <w:pPr>
         <w:pStyle w:val="Heading3"/>
@@ -7436,10 +7606,10 @@
         <w:t xml:space="preserve">El proceso de Ingesta requerirá que la persona Depositaria acepte explícitamente los Términos de Uso del Servidor, mediante los cuales declara, bajo protesta de decir verdad, que posee los derechos, consentimientos o autorizaciones necesarias para la difusión de los datos, deslindando al Instituto de Ecología, A.C., de cualquier reclamación por violaciones a derechos de propiedad intelectual, confidencialidad o normativas de protección de datos personales. La Curaduría de Datos se limitará estrictamente a la verificación técnica de formatos y metadatos, sin que ello convalide legalmente el fondo del contenido depositado.</w:t>
       </w:r>
     </w:p>
-    <w:bookmarkEnd w:id="59"/>
-    <w:bookmarkEnd w:id="60"/>
-    <w:bookmarkEnd w:id="61"/>
-    <w:bookmarkStart w:id="65" w:name="Xc2f61c3795a40a48121e131054998b241904a0c"/>
+    <w:bookmarkEnd w:id="62"/>
+    <w:bookmarkEnd w:id="63"/>
+    <w:bookmarkEnd w:id="64"/>
+    <w:bookmarkStart w:id="68" w:name="Xc2f61c3795a40a48121e131054998b241904a0c"/>
     <w:p>
       <w:pPr>
         <w:pStyle w:val="Heading1"/>
@@ -7458,7 +7628,7 @@
         <w:t xml:space="preserve">)</w:t>
       </w:r>
     </w:p>
-    <w:bookmarkStart w:id="63" w:name="X8a93c840a2af8e9e3adc91e42f49f5217ba3dba"/>
+    <w:bookmarkStart w:id="66" w:name="X8a93c840a2af8e9e3adc91e42f49f5217ba3dba"/>
     <w:p>
       <w:pPr>
         <w:pStyle w:val="Heading3"/>
@@ -7696,7 +7866,7 @@
         <w:t xml:space="preserve">.</w:t>
       </w:r>
     </w:p>
-    <w:bookmarkStart w:id="62" w:name="Xb5d00a5f3d726f6a7d8a3f6d5d595aeaf953455"/>
+    <w:bookmarkStart w:id="65" w:name="Xb5d00a5f3d726f6a7d8a3f6d5d595aeaf953455"/>
     <w:p>
       <w:pPr>
         <w:pStyle w:val="Heading5"/>
@@ -7864,9 +8034,9 @@
         <w:t xml:space="preserve">.</w:t>
       </w:r>
     </w:p>
-    <w:bookmarkEnd w:id="62"/>
-    <w:bookmarkEnd w:id="63"/>
-    <w:bookmarkStart w:id="64" w:name="X6ffc653eb435ac1ed8481dd44f01a9004658731"/>
+    <w:bookmarkEnd w:id="65"/>
+    <w:bookmarkEnd w:id="66"/>
+    <w:bookmarkStart w:id="67" w:name="X6ffc653eb435ac1ed8481dd44f01a9004658731"/>
     <w:p>
       <w:pPr>
         <w:pStyle w:val="Heading3"/>
@@ -8120,9 +8290,9 @@
         <w:t xml:space="preserve">.</w:t>
       </w:r>
     </w:p>
-    <w:bookmarkEnd w:id="64"/>
-    <w:bookmarkEnd w:id="65"/>
-    <w:bookmarkStart w:id="71" w:name="principios-fair"/>
+    <w:bookmarkEnd w:id="67"/>
+    <w:bookmarkEnd w:id="68"/>
+    <w:bookmarkStart w:id="74" w:name="principios-fair"/>
     <w:p>
       <w:pPr>
         <w:pStyle w:val="Heading1"/>
@@ -8131,7 +8301,7 @@
         <w:t xml:space="preserve">6. Principios FAIR</w:t>
       </w:r>
     </w:p>
-    <w:bookmarkStart w:id="66" w:name="los-principios-fair-como-infraestructura"/>
+    <w:bookmarkStart w:id="69" w:name="los-principios-fair-como-infraestructura"/>
     <w:p>
       <w:pPr>
         <w:pStyle w:val="Heading3"/>
@@ -8382,8 +8552,8 @@
         <w:t xml:space="preserve">, es necesario modificar o adicionar artículos específicos en los capítulos clave en la materia.</w:t>
       </w:r>
     </w:p>
-    <w:bookmarkEnd w:id="66"/>
-    <w:bookmarkStart w:id="70" w:name="sugerencias-para-los-lineamientos-inecol"/>
+    <w:bookmarkEnd w:id="69"/>
+    <w:bookmarkStart w:id="73" w:name="sugerencias-para-los-lineamientos-inecol"/>
     <w:p>
       <w:pPr>
         <w:pStyle w:val="Heading3"/>
@@ -8547,7 +8717,7 @@
         <w:t xml:space="preserve">En específico, se sugieren los siguientes elementos que vale la pena considerar.</w:t>
       </w:r>
     </w:p>
-    <w:bookmarkStart w:id="67" w:name="X69ace5540f715b31ebbab0704a2e7e86c833f08"/>
+    <w:bookmarkStart w:id="70" w:name="X69ace5540f715b31ebbab0704a2e7e86c833f08"/>
     <w:p>
       <w:pPr>
         <w:pStyle w:val="Heading4"/>
@@ -8642,8 +8812,8 @@
         <w:t xml:space="preserve">Acto de publicación técnica formal mediante el cual una persona Depositaria incorpora conjuntos de datos primarios o secundarios a una infraestructura institucional provista de un identificador persistente e inmutable, registrando de manera fehaciente la prelación temporal y autoría de su esfuerzo de investigación de forma independiente a la publicación posterior de un manuscrito narrativo.</w:t>
       </w:r>
     </w:p>
-    <w:bookmarkEnd w:id="67"/>
-    <w:bookmarkStart w:id="68" w:name="X414019ba7cbbacc8cf0105242c85ea8c26429b1"/>
+    <w:bookmarkEnd w:id="70"/>
+    <w:bookmarkStart w:id="71" w:name="X414019ba7cbbacc8cf0105242c85ea8c26429b1"/>
     <w:p>
       <w:pPr>
         <w:pStyle w:val="Heading4"/>
@@ -8950,8 +9120,8 @@
         <w:t xml:space="preserve">al conjunto de datos que garantice su inmutabilidad y trazabilidad institucional; […]</w:t>
       </w:r>
     </w:p>
-    <w:bookmarkEnd w:id="68"/>
-    <w:bookmarkStart w:id="69" w:name="X441f9b4ee6a8f44196b69cd0c57fd4dccb11afd"/>
+    <w:bookmarkEnd w:id="71"/>
+    <w:bookmarkStart w:id="72" w:name="X441f9b4ee6a8f44196b69cd0c57fd4dccb11afd"/>
     <w:p>
       <w:pPr>
         <w:pStyle w:val="Heading4"/>
@@ -8986,10 +9156,10 @@
         <w:t xml:space="preserve">Que la evidencia cienciométrica global demuestra que las prácticas conjuntas de Ciencia Abierta—especialmente el depósito de preprints, códigos de análisis y datos primarios dotados de identificadores inmutables en infraestructuras de confianza— generan un efecto sinérgico que incrementa de forma estadísticamente significativa el impacto citacional, protege la prioridad intelectual de los autores y eleva la visibilidad internacional de los Centros Públicos de Investigación;</w:t>
       </w:r>
     </w:p>
-    <w:bookmarkEnd w:id="69"/>
-    <w:bookmarkEnd w:id="70"/>
-    <w:bookmarkEnd w:id="71"/>
-    <w:bookmarkStart w:id="109" w:name="references"/>
+    <w:bookmarkEnd w:id="72"/>
+    <w:bookmarkEnd w:id="73"/>
+    <w:bookmarkEnd w:id="74"/>
+    <w:bookmarkStart w:id="112" w:name="references"/>
     <w:p>
       <w:pPr>
         <w:pStyle w:val="Heading1"/>
@@ -8998,8 +9168,8 @@
         <w:t xml:space="preserve">References</w:t>
       </w:r>
     </w:p>
-    <w:bookmarkStart w:id="108" w:name="refs"/>
-    <w:bookmarkStart w:id="73" w:name="ref-cern_oc11_2001"/>
+    <w:bookmarkStart w:id="111" w:name="refs"/>
+    <w:bookmarkStart w:id="76" w:name="ref-cern_oc11_2001"/>
     <w:p>
       <w:pPr>
         <w:pStyle w:val="Bibliography"/>
@@ -9023,7 +9193,7 @@
       <w:r>
         <w:t xml:space="preserve"> </w:t>
       </w:r>
-      <w:hyperlink r:id="rId72">
+      <w:hyperlink r:id="rId75">
         <w:r>
           <w:rPr>
             <w:rStyle w:val="Hyperlink"/>
@@ -9035,8 +9205,8 @@
         <w:t xml:space="preserve">.</w:t>
       </w:r>
     </w:p>
-    <w:bookmarkEnd w:id="73"/>
-    <w:bookmarkStart w:id="75" w:name="ref-colavizza_analysis_2024"/>
+    <w:bookmarkEnd w:id="76"/>
+    <w:bookmarkStart w:id="78" w:name="ref-colavizza_analysis_2024"/>
     <w:p>
       <w:pPr>
         <w:pStyle w:val="Bibliography"/>
@@ -9072,7 +9242,7 @@
       <w:r>
         <w:t xml:space="preserve"> </w:t>
       </w:r>
-      <w:hyperlink r:id="rId74">
+      <w:hyperlink r:id="rId77">
         <w:r>
           <w:rPr>
             <w:rStyle w:val="Hyperlink"/>
@@ -9084,8 +9254,8 @@
         <w:t xml:space="preserve">.</w:t>
       </w:r>
     </w:p>
-    <w:bookmarkEnd w:id="75"/>
-    <w:bookmarkStart w:id="77" w:name="ref-colavizza_citation_2020"/>
+    <w:bookmarkEnd w:id="78"/>
+    <w:bookmarkStart w:id="80" w:name="ref-colavizza_citation_2020"/>
     <w:p>
       <w:pPr>
         <w:pStyle w:val="Bibliography"/>
@@ -9121,7 +9291,7 @@
       <w:r>
         <w:t xml:space="preserve"> </w:t>
       </w:r>
-      <w:hyperlink r:id="rId76">
+      <w:hyperlink r:id="rId79">
         <w:r>
           <w:rPr>
             <w:rStyle w:val="Hyperlink"/>
@@ -9133,8 +9303,8 @@
         <w:t xml:space="preserve">.</w:t>
       </w:r>
     </w:p>
-    <w:bookmarkEnd w:id="77"/>
-    <w:bookmarkStart w:id="79" w:name="ref-cousijn_data_2018"/>
+    <w:bookmarkEnd w:id="80"/>
+    <w:bookmarkStart w:id="82" w:name="ref-cousijn_data_2018"/>
     <w:p>
       <w:pPr>
         <w:pStyle w:val="Bibliography"/>
@@ -9170,7 +9340,7 @@
       <w:r>
         <w:t xml:space="preserve"> </w:t>
       </w:r>
-      <w:hyperlink r:id="rId78">
+      <w:hyperlink r:id="rId81">
         <w:r>
           <w:rPr>
             <w:rStyle w:val="Hyperlink"/>
@@ -9182,8 +9352,8 @@
         <w:t xml:space="preserve">.</w:t>
       </w:r>
     </w:p>
-    <w:bookmarkEnd w:id="79"/>
-    <w:bookmarkStart w:id="81" w:name="ref-dona_fair_2022"/>
+    <w:bookmarkEnd w:id="82"/>
+    <w:bookmarkStart w:id="84" w:name="ref-dona_fair_2022"/>
     <w:p>
       <w:pPr>
         <w:pStyle w:val="Bibliography"/>
@@ -9222,7 +9392,7 @@
       <w:r>
         <w:t xml:space="preserve"> </w:t>
       </w:r>
-      <w:hyperlink r:id="rId80">
+      <w:hyperlink r:id="rId83">
         <w:r>
           <w:rPr>
             <w:rStyle w:val="Hyperlink"/>
@@ -9234,8 +9404,8 @@
         <w:t xml:space="preserve">.</w:t>
       </w:r>
     </w:p>
-    <w:bookmarkEnd w:id="81"/>
-    <w:bookmarkStart w:id="83" w:name="ref-gomes_why_2022"/>
+    <w:bookmarkEnd w:id="84"/>
+    <w:bookmarkStart w:id="86" w:name="ref-gomes_why_2022"/>
     <w:p>
       <w:pPr>
         <w:pStyle w:val="Bibliography"/>
@@ -9271,7 +9441,7 @@
       <w:r>
         <w:t xml:space="preserve"> </w:t>
       </w:r>
-      <w:hyperlink r:id="rId82">
+      <w:hyperlink r:id="rId85">
         <w:r>
           <w:rPr>
             <w:rStyle w:val="Hyperlink"/>
@@ -9283,8 +9453,8 @@
         <w:t xml:space="preserve">.</w:t>
       </w:r>
     </w:p>
-    <w:bookmarkEnd w:id="83"/>
-    <w:bookmarkStart w:id="85" w:name="ref-inegi_norma_2024"/>
+    <w:bookmarkEnd w:id="86"/>
+    <w:bookmarkStart w:id="88" w:name="ref-inegi_norma_2024"/>
     <w:p>
       <w:pPr>
         <w:pStyle w:val="Bibliography"/>
@@ -9404,7 +9574,7 @@
       <w:r>
         <w:t xml:space="preserve"> </w:t>
       </w:r>
-      <w:hyperlink r:id="rId84">
+      <w:hyperlink r:id="rId87">
         <w:r>
           <w:rPr>
             <w:rStyle w:val="Hyperlink"/>
@@ -9416,8 +9586,8 @@
         <w:t xml:space="preserve">.</w:t>
       </w:r>
     </w:p>
-    <w:bookmarkEnd w:id="85"/>
-    <w:bookmarkStart w:id="87" w:name="ref-islam_bridging_2024"/>
+    <w:bookmarkEnd w:id="88"/>
+    <w:bookmarkStart w:id="90" w:name="ref-islam_bridging_2024"/>
     <w:p>
       <w:pPr>
         <w:pStyle w:val="Bibliography"/>
@@ -9453,7 +9623,7 @@
       <w:r>
         <w:t xml:space="preserve"> </w:t>
       </w:r>
-      <w:hyperlink r:id="rId86">
+      <w:hyperlink r:id="rId89">
         <w:r>
           <w:rPr>
             <w:rStyle w:val="Hyperlink"/>
@@ -9465,8 +9635,8 @@
         <w:t xml:space="preserve">.</w:t>
       </w:r>
     </w:p>
-    <w:bookmarkEnd w:id="87"/>
-    <w:bookmarkStart w:id="89" w:name="ref-jantzen_putting_2026"/>
+    <w:bookmarkEnd w:id="90"/>
+    <w:bookmarkStart w:id="92" w:name="ref-jantzen_putting_2026"/>
     <w:p>
       <w:pPr>
         <w:pStyle w:val="Bibliography"/>
@@ -9502,7 +9672,7 @@
       <w:r>
         <w:t xml:space="preserve"> </w:t>
       </w:r>
-      <w:hyperlink r:id="rId88">
+      <w:hyperlink r:id="rId91">
         <w:r>
           <w:rPr>
             <w:rStyle w:val="Hyperlink"/>
@@ -9514,8 +9684,8 @@
         <w:t xml:space="preserve">.</w:t>
       </w:r>
     </w:p>
-    <w:bookmarkEnd w:id="89"/>
-    <w:bookmarkStart w:id="91" w:name="ref-kuehna_open_2024"/>
+    <w:bookmarkEnd w:id="92"/>
+    <w:bookmarkStart w:id="94" w:name="ref-kuehna_open_2024"/>
     <w:p>
       <w:pPr>
         <w:pStyle w:val="Bibliography"/>
@@ -9554,7 +9724,7 @@
       <w:r>
         <w:t xml:space="preserve"> </w:t>
       </w:r>
-      <w:hyperlink r:id="rId90">
+      <w:hyperlink r:id="rId93">
         <w:r>
           <w:rPr>
             <w:rStyle w:val="Hyperlink"/>
@@ -9566,8 +9736,8 @@
         <w:t xml:space="preserve">.</w:t>
       </w:r>
     </w:p>
-    <w:bookmarkEnd w:id="91"/>
-    <w:bookmarkStart w:id="93" w:name="ref-morales_open_2025"/>
+    <w:bookmarkEnd w:id="94"/>
+    <w:bookmarkStart w:id="96" w:name="ref-morales_open_2025"/>
     <w:p>
       <w:pPr>
         <w:pStyle w:val="Bibliography"/>
@@ -9603,7 +9773,7 @@
       <w:r>
         <w:t xml:space="preserve"> </w:t>
       </w:r>
-      <w:hyperlink r:id="rId92">
+      <w:hyperlink r:id="rId95">
         <w:r>
           <w:rPr>
             <w:rStyle w:val="Hyperlink"/>
@@ -9615,8 +9785,8 @@
         <w:t xml:space="preserve">.</w:t>
       </w:r>
     </w:p>
-    <w:bookmarkEnd w:id="93"/>
-    <w:bookmarkStart w:id="95" w:name="ref-penev_from_2017"/>
+    <w:bookmarkEnd w:id="96"/>
+    <w:bookmarkStart w:id="98" w:name="ref-penev_from_2017"/>
     <w:p>
       <w:pPr>
         <w:pStyle w:val="Bibliography"/>
@@ -9652,7 +9822,7 @@
       <w:r>
         <w:t xml:space="preserve"> </w:t>
       </w:r>
-      <w:hyperlink r:id="rId94">
+      <w:hyperlink r:id="rId97">
         <w:r>
           <w:rPr>
             <w:rStyle w:val="Hyperlink"/>
@@ -9664,8 +9834,8 @@
         <w:t xml:space="preserve">.</w:t>
       </w:r>
     </w:p>
-    <w:bookmarkEnd w:id="95"/>
-    <w:bookmarkStart w:id="97" w:name="ref-penev_uniting_2024"/>
+    <w:bookmarkEnd w:id="98"/>
+    <w:bookmarkStart w:id="100" w:name="ref-penev_uniting_2024"/>
     <w:p>
       <w:pPr>
         <w:pStyle w:val="Bibliography"/>
@@ -9701,7 +9871,7 @@
       <w:r>
         <w:t xml:space="preserve"> </w:t>
       </w:r>
-      <w:hyperlink r:id="rId96">
+      <w:hyperlink r:id="rId99">
         <w:r>
           <w:rPr>
             <w:rStyle w:val="Hyperlink"/>
@@ -9713,8 +9883,8 @@
         <w:t xml:space="preserve">.</w:t>
       </w:r>
     </w:p>
-    <w:bookmarkEnd w:id="97"/>
-    <w:bookmarkStart w:id="99" w:name="ref-sanchez_biodiversity_2022"/>
+    <w:bookmarkEnd w:id="100"/>
+    <w:bookmarkStart w:id="102" w:name="ref-sanchez_biodiversity_2022"/>
     <w:p>
       <w:pPr>
         <w:pStyle w:val="Bibliography"/>
@@ -9750,7 +9920,7 @@
       <w:r>
         <w:t xml:space="preserve"> </w:t>
       </w:r>
-      <w:hyperlink r:id="rId98">
+      <w:hyperlink r:id="rId101">
         <w:r>
           <w:rPr>
             <w:rStyle w:val="Hyperlink"/>
@@ -9762,8 +9932,8 @@
         <w:t xml:space="preserve">.</w:t>
       </w:r>
     </w:p>
-    <w:bookmarkEnd w:id="99"/>
-    <w:bookmarkStart w:id="101" w:name="ref-thelwall_data_2020"/>
+    <w:bookmarkEnd w:id="102"/>
+    <w:bookmarkStart w:id="104" w:name="ref-thelwall_data_2020"/>
     <w:p>
       <w:pPr>
         <w:pStyle w:val="Bibliography"/>
@@ -9796,7 +9966,7 @@
       <w:r>
         <w:t xml:space="preserve"> </w:t>
       </w:r>
-      <w:hyperlink r:id="rId100">
+      <w:hyperlink r:id="rId103">
         <w:r>
           <w:rPr>
             <w:rStyle w:val="Hyperlink"/>
@@ -9808,8 +9978,8 @@
         <w:t xml:space="preserve">.</w:t>
       </w:r>
     </w:p>
-    <w:bookmarkEnd w:id="101"/>
-    <w:bookmarkStart w:id="103" w:name="ref-wilkinson_fair_2016"/>
+    <w:bookmarkEnd w:id="104"/>
+    <w:bookmarkStart w:id="106" w:name="ref-wilkinson_fair_2016"/>
     <w:p>
       <w:pPr>
         <w:pStyle w:val="Bibliography"/>
@@ -9848,7 +10018,7 @@
       <w:r>
         <w:t xml:space="preserve"> </w:t>
       </w:r>
-      <w:hyperlink r:id="rId102">
+      <w:hyperlink r:id="rId105">
         <w:r>
           <w:rPr>
             <w:rStyle w:val="Hyperlink"/>
@@ -9860,8 +10030,8 @@
         <w:t xml:space="preserve">.</w:t>
       </w:r>
     </w:p>
-    <w:bookmarkEnd w:id="103"/>
-    <w:bookmarkStart w:id="105" w:name="ref-wright_open_2023"/>
+    <w:bookmarkEnd w:id="106"/>
+    <w:bookmarkStart w:id="108" w:name="ref-wright_open_2023"/>
     <w:p>
       <w:pPr>
         <w:pStyle w:val="Bibliography"/>
@@ -9897,7 +10067,7 @@
       <w:r>
         <w:t xml:space="preserve"> </w:t>
       </w:r>
-      <w:hyperlink r:id="rId104">
+      <w:hyperlink r:id="rId107">
         <w:r>
           <w:rPr>
             <w:rStyle w:val="Hyperlink"/>
@@ -9909,8 +10079,8 @@
         <w:t xml:space="preserve">.</w:t>
       </w:r>
     </w:p>
-    <w:bookmarkEnd w:id="105"/>
-    <w:bookmarkStart w:id="107" w:name="ref-zenodo_policies_2024"/>
+    <w:bookmarkEnd w:id="108"/>
+    <w:bookmarkStart w:id="110" w:name="ref-zenodo_policies_2024"/>
     <w:p>
       <w:pPr>
         <w:pStyle w:val="Bibliography"/>
@@ -9934,7 +10104,7 @@
       <w:r>
         <w:t xml:space="preserve"> </w:t>
       </w:r>
-      <w:hyperlink r:id="rId106">
+      <w:hyperlink r:id="rId109">
         <w:r>
           <w:rPr>
             <w:rStyle w:val="Hyperlink"/>
@@ -9946,9 +10116,9 @@
         <w:t xml:space="preserve">; CERN / OpenAIRE.</w:t>
       </w:r>
     </w:p>
-    <w:bookmarkEnd w:id="107"/>
-    <w:bookmarkEnd w:id="108"/>
-    <w:bookmarkEnd w:id="109"/>
+    <w:bookmarkEnd w:id="110"/>
+    <w:bookmarkEnd w:id="111"/>
+    <w:bookmarkEnd w:id="112"/>
     <w:sectPr>
       <w:footnotePr>
         <w:numRestart w:val="eachSect"/>

--- a/_book/Ciencia-Abierta-y-Acceso-Abierto-a-Datos-del-Inecol.docx
+++ b/_book/Ciencia-Abierta-y-Acceso-Abierto-a-Datos-del-Inecol.docx
@@ -3466,7 +3466,7 @@
     </w:p>
     <w:bookmarkEnd w:id="18"/>
     <w:bookmarkEnd w:id="19"/>
-    <w:bookmarkStart w:id="29" w:name="X54f0d23f904e44acc8e311965bb31be46d773ca"/>
+    <w:bookmarkStart w:id="30" w:name="X54f0d23f904e44acc8e311965bb31be46d773ca"/>
     <w:p>
       <w:pPr>
         <w:pStyle w:val="Heading1"/>
@@ -4558,13 +4558,13 @@
       </w:r>
     </w:p>
     <w:bookmarkEnd w:id="27"/>
-    <w:bookmarkStart w:id="28" w:name="X82169622ff85fa1068202aeda77feb0b6070df7"/>
+    <w:bookmarkStart w:id="28" w:name="X4da3fcb4ace6512eb64dd4b79298b9fe4d5bee8"/>
     <w:p>
       <w:pPr>
         <w:pStyle w:val="Heading3"/>
       </w:pPr>
       <w:r>
-        <w:t xml:space="preserve">1.0.8 Conclusión Estratégica: El Enfoque Híbrido</w:t>
+        <w:t xml:space="preserve">1.0.8 8. Sinergia Genómica Global: El Modelo GenBank / INSDC</w:t>
       </w:r>
     </w:p>
     <w:p>
@@ -4572,6 +4572,161 @@
         <w:pStyle w:val="FirstParagraph"/>
       </w:pPr>
       <w:r>
+        <w:t xml:space="preserve">Un sector importante de la comunidad científica del INECOL especializado en ecología molecular, genómica, sistemática y evolución ya participa activamente en infraestructuras globales maduras mediante el depósito obligatorio de secuencias de nucleótidos en</w:t>
+      </w:r>
+      <w:r>
+        <w:t xml:space="preserve"> </w:t>
+      </w:r>
+      <w:r>
+        <w:rPr>
+          <w:b/>
+          <w:bCs/>
+        </w:rPr>
+        <w:t xml:space="preserve">GenBank</w:t>
+      </w:r>
+      <w:r>
+        <w:t xml:space="preserve"> </w:t>
+      </w:r>
+      <w:r>
+        <w:t xml:space="preserve">(NCBI) y sistemas federados similares bajo el consorcio INSDC (International Nucleotide Sequence Database Collaboration).</w:t>
+      </w:r>
+    </w:p>
+    <w:p>
+      <w:pPr>
+        <w:pStyle w:val="BodyText"/>
+      </w:pPr>
+      <w:r>
+        <w:t xml:space="preserve">Lejos de representar una duplicidad de esfuerzos o una carga administrativa adicional para el personal investigador, la arquitectura del Servidor de Datos Abiertos del INECOL está diseñada para operar bajo una lógica de</w:t>
+      </w:r>
+      <w:r>
+        <w:t xml:space="preserve"> </w:t>
+      </w:r>
+      <w:r>
+        <w:rPr>
+          <w:b/>
+          <w:bCs/>
+        </w:rPr>
+        <w:t xml:space="preserve">acción sinérgica y complementariedad tecnológica</w:t>
+      </w:r>
+      <w:r>
+        <w:t xml:space="preserve">.</w:t>
+      </w:r>
+    </w:p>
+    <w:p>
+      <w:pPr>
+        <w:pStyle w:val="BodyText"/>
+      </w:pPr>
+      <w:r>
+        <w:t xml:space="preserve">Bajo este modelo sinérgico, la política institucional establece que:</w:t>
+      </w:r>
+      <w:r>
+        <w:t xml:space="preserve"> </w:t>
+      </w:r>
+      <w:r>
+        <w:t xml:space="preserve">1.</w:t>
+      </w:r>
+      <w:r>
+        <w:t xml:space="preserve"> </w:t>
+      </w:r>
+      <w:r>
+        <w:rPr>
+          <w:b/>
+          <w:bCs/>
+        </w:rPr>
+        <w:t xml:space="preserve">Validación del Flujo de Trabajo Existente:</w:t>
+      </w:r>
+      <w:r>
+        <w:t xml:space="preserve"> </w:t>
+      </w:r>
+      <w:r>
+        <w:t xml:space="preserve">El INECOL reconoce a GenBank como la infraestructura primaria idónea para el alojamiento de datos genómicos crudos y ensamblajes moleculares debido a su nivel de especialización ultra-esencial.</w:t>
+      </w:r>
+      <w:r>
+        <w:t xml:space="preserve"> </w:t>
+      </w:r>
+      <w:r>
+        <w:t xml:space="preserve">2.</w:t>
+      </w:r>
+      <w:r>
+        <w:t xml:space="preserve"> </w:t>
+      </w:r>
+      <w:r>
+        <w:rPr>
+          <w:b/>
+          <w:bCs/>
+        </w:rPr>
+        <w:t xml:space="preserve">Cosecha de Identificadores y Enlace Institucional:</w:t>
+      </w:r>
+      <w:r>
+        <w:t xml:space="preserve"> </w:t>
+      </w:r>
+      <w:r>
+        <w:t xml:space="preserve">El repositorio del INECOL funcionará como un agregador institucional. En lugar de exigir la resubida física de archivos FASTQ o FASTA masivos al servidor local, el investigador registrará en el Servidor del INECOL el</w:t>
+      </w:r>
+      <w:r>
+        <w:t xml:space="preserve"> </w:t>
+      </w:r>
+      <w:r>
+        <w:rPr>
+          <w:b/>
+          <w:bCs/>
+        </w:rPr>
+        <w:t xml:space="preserve">número de accesión (Accession Number) o el DOI provisto por GenBank</w:t>
+      </w:r>
+      <w:r>
+        <w:t xml:space="preserve">, acompañado de los metadatos contextuales del proyecto, la muestra biológica y la financiación de la</w:t>
+      </w:r>
+      <w:r>
+        <w:t xml:space="preserve"> </w:t>
+      </w:r>
+      <w:r>
+        <w:rPr>
+          <w:b/>
+          <w:bCs/>
+        </w:rPr>
+        <w:t xml:space="preserve">SECIHTI</w:t>
+      </w:r>
+      <w:r>
+        <w:t xml:space="preserve">.</w:t>
+      </w:r>
+      <w:r>
+        <w:t xml:space="preserve"> </w:t>
+      </w:r>
+      <w:r>
+        <w:t xml:space="preserve">3.</w:t>
+      </w:r>
+      <w:r>
+        <w:t xml:space="preserve"> </w:t>
+      </w:r>
+      <w:r>
+        <w:rPr>
+          <w:b/>
+          <w:bCs/>
+        </w:rPr>
+        <w:t xml:space="preserve">Capitalización del Patrimonio Científico:</w:t>
+      </w:r>
+      <w:r>
+        <w:t xml:space="preserve"> </w:t>
+      </w:r>
+      <w:r>
+        <w:t xml:space="preserve">Este mecanismo permite al Instituto indexar de forma automática la producción genómica de sus laboratorios, visibilizar el impacto de sus secuenciadores en los catálogos públicos auditables y asegurar que el dato genómico permanezca enlazado a la ficha institucional del investigador, cerrando la brecha de dispersión del mérito académico que ocurre cuando los datos se quedan aislados en servidores extranjeros.</w:t>
+      </w:r>
+    </w:p>
+    <w:bookmarkEnd w:id="28"/>
+    <w:bookmarkStart w:id="29" w:name="X82169622ff85fa1068202aeda77feb0b6070df7"/>
+    <w:p>
+      <w:pPr>
+        <w:pStyle w:val="Heading3"/>
+      </w:pPr>
+      <w:r>
+        <w:t xml:space="preserve">1.0.9 Conclusión Estratégica: El Enfoque Híbrido</w:t>
+      </w:r>
+    </w:p>
+    <w:p>
+      <w:pPr>
+        <w:pStyle w:val="FirstParagraph"/>
+      </w:pPr>
+      <w:r>
         <w:t xml:space="preserve">La estrategia óptima para el INECOL no es rechazar a Zenodo u otros repositorios globales, sino adoptar un</w:t>
       </w:r>
       <w:r>
@@ -4612,9 +4767,9 @@
         <w:t xml:space="preserve">. Así, el INECOL gana autonomía y control local, mientras multiplica exponencialmente la visibilidad global de sus científicos.</w:t>
       </w:r>
     </w:p>
-    <w:bookmarkEnd w:id="28"/>
     <w:bookmarkEnd w:id="29"/>
-    <w:bookmarkStart w:id="32" w:name="cambio-de-conahcyt-a-secihti"/>
+    <w:bookmarkEnd w:id="30"/>
+    <w:bookmarkStart w:id="33" w:name="cambio-de-conahcyt-a-secihti"/>
     <w:p>
       <w:pPr>
         <w:pStyle w:val="Heading1"/>
@@ -4655,7 +4810,7 @@
         <w:t xml:space="preserve">A continuación, se hacen algunos señalamientos específicos de ajuste normativo, la actualización del glosario y se ofrecen argumentos que resultan más apropiados para justificar el Repositorio ante el nuevo ecosistema de la SECIHTI.</w:t>
       </w:r>
     </w:p>
-    <w:bookmarkStart w:id="30" w:name="X39e3a0563555eae314686bd853b8310055594ac"/>
+    <w:bookmarkStart w:id="31" w:name="X39e3a0563555eae314686bd853b8310055594ac"/>
     <w:p>
       <w:pPr>
         <w:pStyle w:val="Heading3"/>
@@ -4753,8 +4908,8 @@
         <w:t xml:space="preserve">, que acopia, preserva y garantiza el acceso abierto a la producción científica, tecnológica, humanística y de innovación del país, con la cual interoperará federadamente el Servidor de Datos Abiertos del INECOL.</w:t>
       </w:r>
     </w:p>
-    <w:bookmarkEnd w:id="30"/>
-    <w:bookmarkStart w:id="31" w:name="Xba4d79491cbbb18e319061a96d7b4b175a84ee8"/>
+    <w:bookmarkEnd w:id="31"/>
+    <w:bookmarkStart w:id="32" w:name="Xba4d79491cbbb18e319061a96d7b4b175a84ee8"/>
     <w:p>
       <w:pPr>
         <w:pStyle w:val="Heading3"/>
@@ -4905,9 +5060,9 @@
         <w:t xml:space="preserve">, en lugar de mencionar lineamientos emitidos por el extinto Consejo.</w:t>
       </w:r>
     </w:p>
-    <w:bookmarkEnd w:id="31"/>
     <w:bookmarkEnd w:id="32"/>
-    <w:bookmarkStart w:id="53" w:name="zenodo-como-ejemplo"/>
+    <w:bookmarkEnd w:id="33"/>
+    <w:bookmarkStart w:id="54" w:name="zenodo-como-ejemplo"/>
     <w:p>
       <w:pPr>
         <w:pStyle w:val="Heading1"/>
@@ -4974,7 +5129,7 @@
         <w:t xml:space="preserve">A continuación, se presenta un desglose estructurado de los criterios y lineamientos clave derivados de ambas fuentes:</w:t>
       </w:r>
     </w:p>
-    <w:bookmarkStart w:id="33" w:name="X38bc9895e841af86c922d3108004ba5bf0959df"/>
+    <w:bookmarkStart w:id="34" w:name="X38bc9895e841af86c922d3108004ba5bf0959df"/>
     <w:p>
       <w:pPr>
         <w:pStyle w:val="Heading3"/>
@@ -5131,8 +5286,8 @@
         <w:t xml:space="preserve">(con un máximo aproximado de 100 archivos). Cuotas mayores se pueden solicitar y evaluar caso por caso.</w:t>
       </w:r>
     </w:p>
-    <w:bookmarkEnd w:id="33"/>
-    <w:bookmarkStart w:id="34" w:name="Xfa8e2c8b7a0f9dfeb5c9386d331f22853c3453e"/>
+    <w:bookmarkEnd w:id="34"/>
+    <w:bookmarkStart w:id="35" w:name="Xfa8e2c8b7a0f9dfeb5c9386d331f22853c3453e"/>
     <w:p>
       <w:pPr>
         <w:pStyle w:val="Heading3"/>
@@ -5262,8 +5417,8 @@
         <w:t xml:space="preserve">, lo que facilita que motores de búsqueda externos los indexen.</w:t>
       </w:r>
     </w:p>
-    <w:bookmarkEnd w:id="34"/>
-    <w:bookmarkStart w:id="35" w:name="X7623938980cfe5cfebf525c12cdf262807bd78a"/>
+    <w:bookmarkEnd w:id="35"/>
+    <w:bookmarkStart w:id="36" w:name="X7623938980cfe5cfebf525c12cdf262807bd78a"/>
     <w:p>
       <w:pPr>
         <w:pStyle w:val="Heading3"/>
@@ -5345,8 +5500,8 @@
         <w:t xml:space="preserve">El CERN goza de un estatus legal particular como organización internacional. Sin embargo, para efectos operativos de Zenodo, sus infraestructuras cumplen rigurosamente con altos estándares de protección de datos alineados con el espíritu del GDPR (Reglamento General de Protección de Datos de la UE).</w:t>
       </w:r>
     </w:p>
-    <w:bookmarkEnd w:id="35"/>
-    <w:bookmarkStart w:id="36" w:name="niveles-de-acceso-y-modificaciones"/>
+    <w:bookmarkEnd w:id="36"/>
+    <w:bookmarkStart w:id="37" w:name="niveles-de-acceso-y-modificaciones"/>
     <w:p>
       <w:pPr>
         <w:pStyle w:val="Heading3"/>
@@ -5517,8 +5672,8 @@
         <w:t xml:space="preserve">, la cual recibirá un Identificador de Objeto Digital (DOI) diferente. Esto asegura la trazabilidad científica.</w:t>
       </w:r>
     </w:p>
-    <w:bookmarkEnd w:id="36"/>
-    <w:bookmarkStart w:id="37" w:name="X72cb5341b4578a3c9b8f92aca5bb9095bfca49b"/>
+    <w:bookmarkEnd w:id="37"/>
+    <w:bookmarkStart w:id="38" w:name="X72cb5341b4578a3c9b8f92aca5bb9095bfca49b"/>
     <w:p>
       <w:pPr>
         <w:pStyle w:val="Heading3"/>
@@ -5684,8 +5839,8 @@
         <w:t xml:space="preserve">indicando que el registro existió y el motivo de su remoción, para no romper la integridad de las citas académicas.</w:t>
       </w:r>
     </w:p>
-    <w:bookmarkEnd w:id="37"/>
-    <w:bookmarkStart w:id="38" w:name="resumen-de-la-perspectiva"/>
+    <w:bookmarkEnd w:id="38"/>
+    <w:bookmarkStart w:id="39" w:name="resumen-de-la-perspectiva"/>
     <w:p>
       <w:pPr>
         <w:pStyle w:val="Heading3"/>
@@ -5773,8 +5928,8 @@
         <w:t xml:space="preserve">.</w:t>
       </w:r>
     </w:p>
-    <w:bookmarkEnd w:id="38"/>
-    <w:bookmarkStart w:id="52" w:name="X449ed843dca3d710b52a002e436b372f618f80a"/>
+    <w:bookmarkEnd w:id="39"/>
+    <w:bookmarkStart w:id="53" w:name="X449ed843dca3d710b52a002e436b372f618f80a"/>
     <w:p>
       <w:pPr>
         <w:pStyle w:val="Heading2"/>
@@ -5791,7 +5946,7 @@
         <w:t xml:space="preserve">Este documento reúne las referencias oficiales, políticas públicas y circulares operacionales que norman y respaldan la infraestructura del servicio de hospedaje de datos abiertos de Zenodo, así como el marco regulatorio del CERN como su entidad proveedora de infraestructura masiva.</w:t>
       </w:r>
     </w:p>
-    <w:bookmarkStart w:id="43" w:name="Xcb906d6e330e04db78d4e8b5561744b23752659"/>
+    <w:bookmarkStart w:id="44" w:name="Xcb906d6e330e04db78d4e8b5561744b23752659"/>
     <w:p>
       <w:pPr>
         <w:pStyle w:val="Heading3"/>
@@ -5800,7 +5955,7 @@
         <w:t xml:space="preserve">3.1.1 1. Documentos Principales de Política y Gobernanza</w:t>
       </w:r>
     </w:p>
-    <w:bookmarkStart w:id="40" w:name="X90e22729b06a9cff907c9b257486cf978898c3a"/>
+    <w:bookmarkStart w:id="41" w:name="X90e22729b06a9cff907c9b257486cf978898c3a"/>
     <w:p>
       <w:pPr>
         <w:pStyle w:val="Heading4"/>
@@ -5903,7 +6058,7 @@
       <w:r>
         <w:t xml:space="preserve"> </w:t>
       </w:r>
-      <w:hyperlink r:id="rId39">
+      <w:hyperlink r:id="rId40">
         <w:r>
           <w:rPr>
             <w:rStyle w:val="Hyperlink"/>
@@ -5912,8 +6067,8 @@
         </w:r>
       </w:hyperlink>
     </w:p>
-    <w:bookmarkEnd w:id="40"/>
-    <w:bookmarkStart w:id="42" w:name="X4f162501dc14a3988dcc7871e13cc20f9aec268"/>
+    <w:bookmarkEnd w:id="41"/>
+    <w:bookmarkStart w:id="43" w:name="X4f162501dc14a3988dcc7871e13cc20f9aec268"/>
     <w:p>
       <w:pPr>
         <w:pStyle w:val="Heading4"/>
@@ -6006,7 +6161,7 @@
       <w:r>
         <w:t xml:space="preserve"> </w:t>
       </w:r>
-      <w:hyperlink r:id="rId41">
+      <w:hyperlink r:id="rId42">
         <w:r>
           <w:rPr>
             <w:rStyle w:val="Hyperlink"/>
@@ -6015,9 +6170,9 @@
         </w:r>
       </w:hyperlink>
     </w:p>
-    <w:bookmarkEnd w:id="42"/>
     <w:bookmarkEnd w:id="43"/>
-    <w:bookmarkStart w:id="48" w:name="X310d5ae13e9b57819c0eeae54025fdcba2b8dde"/>
+    <w:bookmarkEnd w:id="44"/>
+    <w:bookmarkStart w:id="49" w:name="X310d5ae13e9b57819c0eeae54025fdcba2b8dde"/>
     <w:p>
       <w:pPr>
         <w:pStyle w:val="Heading3"/>
@@ -6026,7 +6181,7 @@
         <w:t xml:space="preserve">3.1.2 2. Términos de Servicio y Privacidad (Soporte Técnico-Legal)</w:t>
       </w:r>
     </w:p>
-    <w:bookmarkStart w:id="45" w:name="X513cc11dfdf87eb80b2859a88a0518c526a45f9"/>
+    <w:bookmarkStart w:id="46" w:name="X513cc11dfdf87eb80b2859a88a0518c526a45f9"/>
     <w:p>
       <w:pPr>
         <w:pStyle w:val="Heading4"/>
@@ -6119,7 +6274,7 @@
       <w:r>
         <w:t xml:space="preserve"> </w:t>
       </w:r>
-      <w:hyperlink r:id="rId44">
+      <w:hyperlink r:id="rId45">
         <w:r>
           <w:rPr>
             <w:rStyle w:val="Hyperlink"/>
@@ -6128,8 +6283,8 @@
         </w:r>
       </w:hyperlink>
     </w:p>
-    <w:bookmarkEnd w:id="45"/>
-    <w:bookmarkStart w:id="47" w:name="X3984e5fdca23071096195afb4c53d62c06cd849"/>
+    <w:bookmarkEnd w:id="46"/>
+    <w:bookmarkStart w:id="48" w:name="X3984e5fdca23071096195afb4c53d62c06cd849"/>
     <w:p>
       <w:pPr>
         <w:pStyle w:val="Heading4"/>
@@ -6222,7 +6377,7 @@
       <w:r>
         <w:t xml:space="preserve"> </w:t>
       </w:r>
-      <w:hyperlink r:id="rId46">
+      <w:hyperlink r:id="rId47">
         <w:r>
           <w:rPr>
             <w:rStyle w:val="Hyperlink"/>
@@ -6231,9 +6386,9 @@
         </w:r>
       </w:hyperlink>
     </w:p>
-    <w:bookmarkEnd w:id="47"/>
     <w:bookmarkEnd w:id="48"/>
-    <w:bookmarkStart w:id="51" w:name="arquitectura-de-datos-y-preservación"/>
+    <w:bookmarkEnd w:id="49"/>
+    <w:bookmarkStart w:id="52" w:name="arquitectura-de-datos-y-preservación"/>
     <w:p>
       <w:pPr>
         <w:pStyle w:val="Heading3"/>
@@ -6242,7 +6397,7 @@
         <w:t xml:space="preserve">3.1.3 3. Arquitectura de Datos y Preservación</w:t>
       </w:r>
     </w:p>
-    <w:bookmarkStart w:id="50" w:name="X2167fbb3a4db5a35156a5ab1f287fc81650a9c9"/>
+    <w:bookmarkStart w:id="51" w:name="X2167fbb3a4db5a35156a5ab1f287fc81650a9c9"/>
     <w:p>
       <w:pPr>
         <w:pStyle w:val="Heading4"/>
@@ -6377,7 +6532,7 @@
       <w:r>
         <w:t xml:space="preserve"> </w:t>
       </w:r>
-      <w:hyperlink r:id="rId49">
+      <w:hyperlink r:id="rId50">
         <w:r>
           <w:rPr>
             <w:rStyle w:val="Hyperlink"/>
@@ -6430,11 +6585,11 @@
         <w:t xml:space="preserve">, lo que faculta a los agregadores globales de ciencia abierta a indexar y enlazar permanentemente estos documentos sin restricciones comerciales.</w:t>
       </w:r>
     </w:p>
-    <w:bookmarkEnd w:id="50"/>
     <w:bookmarkEnd w:id="51"/>
     <w:bookmarkEnd w:id="52"/>
     <w:bookmarkEnd w:id="53"/>
-    <w:bookmarkStart w:id="60" w:name="lecciones-aprendidad-de-zenodo"/>
+    <w:bookmarkEnd w:id="54"/>
+    <w:bookmarkStart w:id="61" w:name="lecciones-aprendidad-de-zenodo"/>
     <w:p>
       <w:pPr>
         <w:pStyle w:val="Heading1"/>
@@ -6501,7 +6656,7 @@
         <w:t xml:space="preserve">A continuación, se presenta un análisis detallado para enriquecer la propuesta del Inecol. Lo que se argumenta a continuación deriva de lo que ya ha resuelto Zenodo. La reflexión busca identificar cómo puede adaptarse con éxito al ecosistema de los Centros Públicos de Investigación (CPI) en México.</w:t>
       </w:r>
     </w:p>
-    <w:bookmarkStart w:id="54" w:name="Xa6a8ff8539510f36c4fa646195cacaa258faeb1"/>
+    <w:bookmarkStart w:id="55" w:name="Xa6a8ff8539510f36c4fa646195cacaa258faeb1"/>
     <w:p>
       <w:pPr>
         <w:pStyle w:val="Heading3"/>
@@ -6681,8 +6836,8 @@
         <w:t xml:space="preserve">oficial, protegiendo la prelación intelectual del investigador del INECOL.</w:t>
       </w:r>
     </w:p>
-    <w:bookmarkEnd w:id="54"/>
-    <w:bookmarkStart w:id="55" w:name="X9e58660a33098b057eb289fe2e9431833795a6d"/>
+    <w:bookmarkEnd w:id="55"/>
+    <w:bookmarkStart w:id="56" w:name="X9e58660a33098b057eb289fe2e9431833795a6d"/>
     <w:p>
       <w:pPr>
         <w:pStyle w:val="Heading3"/>
@@ -6919,8 +7074,8 @@
         <w:t xml:space="preserve">legal obligatorio). El investigador debe firmar bajo protesta de decir verdad que sus datos no violan confidencialidad ni contienen datos personales desanonimizados. El Curador de Datos debe tener un rol meramente operativo, protegiendo al Instituto de responsabilidades por omisiones del personal.</w:t>
       </w:r>
     </w:p>
-    <w:bookmarkEnd w:id="55"/>
-    <w:bookmarkStart w:id="56" w:name="Xb6b9af8cd6ff7779318196b98522c429f6b3dfe"/>
+    <w:bookmarkEnd w:id="56"/>
+    <w:bookmarkStart w:id="57" w:name="Xb6b9af8cd6ff7779318196b98522c429f6b3dfe"/>
     <w:p>
       <w:pPr>
         <w:pStyle w:val="Heading3"/>
@@ -7079,8 +7234,8 @@
         <w:t xml:space="preserve">. Esto genera visibilidad y citas para el investigador incluso antes de liberar los datos de manera abierta.</w:t>
       </w:r>
     </w:p>
-    <w:bookmarkEnd w:id="56"/>
-    <w:bookmarkStart w:id="57" w:name="X759b13b4a7d9a58cd20c23a6a4871ef2023ce26"/>
+    <w:bookmarkEnd w:id="57"/>
+    <w:bookmarkStart w:id="58" w:name="X759b13b4a7d9a58cd20c23a6a4871ef2023ce26"/>
     <w:p>
       <w:pPr>
         <w:pStyle w:val="Heading3"/>
@@ -7244,8 +7399,8 @@
         <w:t xml:space="preserve">, debe activarse mediante espejos federados de almacenamiento para garantizar la persistencia del patrimonio científico.</w:t>
       </w:r>
     </w:p>
-    <w:bookmarkEnd w:id="57"/>
-    <w:bookmarkStart w:id="59" w:name="Xdc44c27b2e5685044753f9c3927c7b893e0f0c6"/>
+    <w:bookmarkEnd w:id="58"/>
+    <w:bookmarkStart w:id="60" w:name="Xdc44c27b2e5685044753f9c3927c7b893e0f0c6"/>
     <w:p>
       <w:pPr>
         <w:pStyle w:val="Heading2"/>
@@ -7314,7 +7469,7 @@
         <w:t xml:space="preserve">Sugiere al Comité que el depósito de datos abiertos (con sus DOIs correspondientes) sea considerado explícitamente como un indicador de productividad positiva dentro de los criterios de evaluación interna del personal investigador y técnico del INECOL.</w:t>
       </w:r>
     </w:p>
-    <w:bookmarkStart w:id="58" w:name="X8e267c338efdbe71f92923fe4a7670fda865a75"/>
+    <w:bookmarkStart w:id="59" w:name="X8e267c338efdbe71f92923fe4a7670fda865a75"/>
     <w:p>
       <w:pPr>
         <w:pStyle w:val="Heading3"/>
@@ -7377,10 +7532,10 @@
         <w:t xml:space="preserve">El proceso de Ingesta requerirá que la persona Depositaria acepte explícitamente los Términos de Uso del Servidor, mediante los cuales declara, bajo protesta de decir verdad, que posee los derechos, consentimientos o autorizaciones necesarias para la difusión de los datos, deslindando al Instituto de Ecología, A.C., de cualquier reclamación por violaciones a derechos de propiedad intelectual, confidencialidad o normativas de protección de datos personales. La Curaduría de Datos se limitará estrictamente a la verificación técnica de formatos y metadatos, sin que ello convalide legalmente el fondo del contenido depositado.</w:t>
       </w:r>
     </w:p>
-    <w:bookmarkEnd w:id="58"/>
     <w:bookmarkEnd w:id="59"/>
     <w:bookmarkEnd w:id="60"/>
-    <w:bookmarkStart w:id="64" w:name="Xc2f61c3795a40a48121e131054998b241904a0c"/>
+    <w:bookmarkEnd w:id="61"/>
+    <w:bookmarkStart w:id="65" w:name="Xc2f61c3795a40a48121e131054998b241904a0c"/>
     <w:p>
       <w:pPr>
         <w:pStyle w:val="Heading1"/>
@@ -7399,7 +7554,7 @@
         <w:t xml:space="preserve">)</w:t>
       </w:r>
     </w:p>
-    <w:bookmarkStart w:id="62" w:name="X8a93c840a2af8e9e3adc91e42f49f5217ba3dba"/>
+    <w:bookmarkStart w:id="63" w:name="X8a93c840a2af8e9e3adc91e42f49f5217ba3dba"/>
     <w:p>
       <w:pPr>
         <w:pStyle w:val="Heading3"/>
@@ -7637,7 +7792,7 @@
         <w:t xml:space="preserve">.</w:t>
       </w:r>
     </w:p>
-    <w:bookmarkStart w:id="61" w:name="Xb5d00a5f3d726f6a7d8a3f6d5d595aeaf953455"/>
+    <w:bookmarkStart w:id="62" w:name="Xb5d00a5f3d726f6a7d8a3f6d5d595aeaf953455"/>
     <w:p>
       <w:pPr>
         <w:pStyle w:val="Heading5"/>
@@ -7805,9 +7960,9 @@
         <w:t xml:space="preserve">.</w:t>
       </w:r>
     </w:p>
-    <w:bookmarkEnd w:id="61"/>
     <w:bookmarkEnd w:id="62"/>
-    <w:bookmarkStart w:id="63" w:name="X6ffc653eb435ac1ed8481dd44f01a9004658731"/>
+    <w:bookmarkEnd w:id="63"/>
+    <w:bookmarkStart w:id="64" w:name="X6ffc653eb435ac1ed8481dd44f01a9004658731"/>
     <w:p>
       <w:pPr>
         <w:pStyle w:val="Heading3"/>
@@ -8061,9 +8216,9 @@
         <w:t xml:space="preserve">.</w:t>
       </w:r>
     </w:p>
-    <w:bookmarkEnd w:id="63"/>
     <w:bookmarkEnd w:id="64"/>
-    <w:bookmarkStart w:id="70" w:name="principios-fair"/>
+    <w:bookmarkEnd w:id="65"/>
+    <w:bookmarkStart w:id="71" w:name="principios-fair"/>
     <w:p>
       <w:pPr>
         <w:pStyle w:val="Heading1"/>
@@ -8072,7 +8227,7 @@
         <w:t xml:space="preserve">6. Principios FAIR</w:t>
       </w:r>
     </w:p>
-    <w:bookmarkStart w:id="65" w:name="los-principios-fair-como-infraestructura"/>
+    <w:bookmarkStart w:id="66" w:name="los-principios-fair-como-infraestructura"/>
     <w:p>
       <w:pPr>
         <w:pStyle w:val="Heading3"/>
@@ -8323,8 +8478,8 @@
         <w:t xml:space="preserve">, es necesario modificar o adicionar artículos específicos en los capítulos clave en la materia.</w:t>
       </w:r>
     </w:p>
-    <w:bookmarkEnd w:id="65"/>
-    <w:bookmarkStart w:id="69" w:name="sugerencias-para-los-lineamientos-inecol"/>
+    <w:bookmarkEnd w:id="66"/>
+    <w:bookmarkStart w:id="70" w:name="sugerencias-para-los-lineamientos-inecol"/>
     <w:p>
       <w:pPr>
         <w:pStyle w:val="Heading3"/>
@@ -8488,7 +8643,7 @@
         <w:t xml:space="preserve">En específico, se sugieren los siguientes elementos que vale la pena considerar.</w:t>
       </w:r>
     </w:p>
-    <w:bookmarkStart w:id="66" w:name="X69ace5540f715b31ebbab0704a2e7e86c833f08"/>
+    <w:bookmarkStart w:id="67" w:name="X69ace5540f715b31ebbab0704a2e7e86c833f08"/>
     <w:p>
       <w:pPr>
         <w:pStyle w:val="Heading4"/>
@@ -8583,8 +8738,8 @@
         <w:t xml:space="preserve">Acto de publicación técnica formal mediante el cual una persona Depositaria incorpora conjuntos de datos primarios o secundarios a una infraestructura institucional provista de un identificador persistente e inmutable, registrando de manera fehaciente la prelación temporal y autoría de su esfuerzo de investigación de forma independiente a la publicación posterior de un manuscrito narrativo.</w:t>
       </w:r>
     </w:p>
-    <w:bookmarkEnd w:id="66"/>
-    <w:bookmarkStart w:id="67" w:name="X414019ba7cbbacc8cf0105242c85ea8c26429b1"/>
+    <w:bookmarkEnd w:id="67"/>
+    <w:bookmarkStart w:id="68" w:name="X414019ba7cbbacc8cf0105242c85ea8c26429b1"/>
     <w:p>
       <w:pPr>
         <w:pStyle w:val="Heading4"/>
@@ -8891,8 +9046,8 @@
         <w:t xml:space="preserve">al conjunto de datos que garantice su inmutabilidad y trazabilidad institucional; […]</w:t>
       </w:r>
     </w:p>
-    <w:bookmarkEnd w:id="67"/>
-    <w:bookmarkStart w:id="68" w:name="X441f9b4ee6a8f44196b69cd0c57fd4dccb11afd"/>
+    <w:bookmarkEnd w:id="68"/>
+    <w:bookmarkStart w:id="69" w:name="X441f9b4ee6a8f44196b69cd0c57fd4dccb11afd"/>
     <w:p>
       <w:pPr>
         <w:pStyle w:val="Heading4"/>
@@ -8927,10 +9082,10 @@
         <w:t xml:space="preserve">Que la evidencia cienciométrica global demuestra que las prácticas conjuntas de Ciencia Abierta—especialmente el depósito de preprints, códigos de análisis y datos primarios dotados de identificadores inmutables en infraestructuras de confianza— generan un efecto sinérgico que incrementa de forma estadísticamente significativa el impacto citacional, protege la prioridad intelectual de los autores y eleva la visibilidad internacional de los Centros Públicos de Investigación;</w:t>
       </w:r>
     </w:p>
-    <w:bookmarkEnd w:id="68"/>
     <w:bookmarkEnd w:id="69"/>
     <w:bookmarkEnd w:id="70"/>
-    <w:bookmarkStart w:id="108" w:name="references"/>
+    <w:bookmarkEnd w:id="71"/>
+    <w:bookmarkStart w:id="109" w:name="references"/>
     <w:p>
       <w:pPr>
         <w:pStyle w:val="Heading1"/>
@@ -8939,8 +9094,8 @@
         <w:t xml:space="preserve">References</w:t>
       </w:r>
     </w:p>
-    <w:bookmarkStart w:id="107" w:name="refs"/>
-    <w:bookmarkStart w:id="72" w:name="ref-cern_oc11_2001"/>
+    <w:bookmarkStart w:id="108" w:name="refs"/>
+    <w:bookmarkStart w:id="73" w:name="ref-cern_oc11_2001"/>
     <w:p>
       <w:pPr>
         <w:pStyle w:val="Bibliography"/>
@@ -8964,7 +9119,7 @@
       <w:r>
         <w:t xml:space="preserve"> </w:t>
       </w:r>
-      <w:hyperlink r:id="rId71">
+      <w:hyperlink r:id="rId72">
         <w:r>
           <w:rPr>
             <w:rStyle w:val="Hyperlink"/>
@@ -8976,8 +9131,8 @@
         <w:t xml:space="preserve">.</w:t>
       </w:r>
     </w:p>
-    <w:bookmarkEnd w:id="72"/>
-    <w:bookmarkStart w:id="74" w:name="ref-colavizza_analysis_2024"/>
+    <w:bookmarkEnd w:id="73"/>
+    <w:bookmarkStart w:id="75" w:name="ref-colavizza_analysis_2024"/>
     <w:p>
       <w:pPr>
         <w:pStyle w:val="Bibliography"/>
@@ -9013,7 +9168,7 @@
       <w:r>
         <w:t xml:space="preserve"> </w:t>
       </w:r>
-      <w:hyperlink r:id="rId73">
+      <w:hyperlink r:id="rId74">
         <w:r>
           <w:rPr>
             <w:rStyle w:val="Hyperlink"/>
@@ -9025,8 +9180,8 @@
         <w:t xml:space="preserve">.</w:t>
       </w:r>
     </w:p>
-    <w:bookmarkEnd w:id="74"/>
-    <w:bookmarkStart w:id="76" w:name="ref-colavizza_citation_2020"/>
+    <w:bookmarkEnd w:id="75"/>
+    <w:bookmarkStart w:id="77" w:name="ref-colavizza_citation_2020"/>
     <w:p>
       <w:pPr>
         <w:pStyle w:val="Bibliography"/>
@@ -9062,7 +9217,7 @@
       <w:r>
         <w:t xml:space="preserve"> </w:t>
       </w:r>
-      <w:hyperlink r:id="rId75">
+      <w:hyperlink r:id="rId76">
         <w:r>
           <w:rPr>
             <w:rStyle w:val="Hyperlink"/>
@@ -9074,8 +9229,8 @@
         <w:t xml:space="preserve">.</w:t>
       </w:r>
     </w:p>
-    <w:bookmarkEnd w:id="76"/>
-    <w:bookmarkStart w:id="78" w:name="ref-cousijn_data_2018"/>
+    <w:bookmarkEnd w:id="77"/>
+    <w:bookmarkStart w:id="79" w:name="ref-cousijn_data_2018"/>
     <w:p>
       <w:pPr>
         <w:pStyle w:val="Bibliography"/>
@@ -9111,7 +9266,7 @@
       <w:r>
         <w:t xml:space="preserve"> </w:t>
       </w:r>
-      <w:hyperlink r:id="rId77">
+      <w:hyperlink r:id="rId78">
         <w:r>
           <w:rPr>
             <w:rStyle w:val="Hyperlink"/>
@@ -9123,8 +9278,8 @@
         <w:t xml:space="preserve">.</w:t>
       </w:r>
     </w:p>
-    <w:bookmarkEnd w:id="78"/>
-    <w:bookmarkStart w:id="80" w:name="ref-dona_fair_2022"/>
+    <w:bookmarkEnd w:id="79"/>
+    <w:bookmarkStart w:id="81" w:name="ref-dona_fair_2022"/>
     <w:p>
       <w:pPr>
         <w:pStyle w:val="Bibliography"/>
@@ -9163,7 +9318,7 @@
       <w:r>
         <w:t xml:space="preserve"> </w:t>
       </w:r>
-      <w:hyperlink r:id="rId79">
+      <w:hyperlink r:id="rId80">
         <w:r>
           <w:rPr>
             <w:rStyle w:val="Hyperlink"/>
@@ -9175,8 +9330,8 @@
         <w:t xml:space="preserve">.</w:t>
       </w:r>
     </w:p>
-    <w:bookmarkEnd w:id="80"/>
-    <w:bookmarkStart w:id="82" w:name="ref-gomes_why_2022"/>
+    <w:bookmarkEnd w:id="81"/>
+    <w:bookmarkStart w:id="83" w:name="ref-gomes_why_2022"/>
     <w:p>
       <w:pPr>
         <w:pStyle w:val="Bibliography"/>
@@ -9212,7 +9367,7 @@
       <w:r>
         <w:t xml:space="preserve"> </w:t>
       </w:r>
-      <w:hyperlink r:id="rId81">
+      <w:hyperlink r:id="rId82">
         <w:r>
           <w:rPr>
             <w:rStyle w:val="Hyperlink"/>
@@ -9224,8 +9379,8 @@
         <w:t xml:space="preserve">.</w:t>
       </w:r>
     </w:p>
-    <w:bookmarkEnd w:id="82"/>
-    <w:bookmarkStart w:id="84" w:name="ref-inegi_norma_2024"/>
+    <w:bookmarkEnd w:id="83"/>
+    <w:bookmarkStart w:id="85" w:name="ref-inegi_norma_2024"/>
     <w:p>
       <w:pPr>
         <w:pStyle w:val="Bibliography"/>
@@ -9345,7 +9500,7 @@
       <w:r>
         <w:t xml:space="preserve"> </w:t>
       </w:r>
-      <w:hyperlink r:id="rId83">
+      <w:hyperlink r:id="rId84">
         <w:r>
           <w:rPr>
             <w:rStyle w:val="Hyperlink"/>
@@ -9357,8 +9512,8 @@
         <w:t xml:space="preserve">.</w:t>
       </w:r>
     </w:p>
-    <w:bookmarkEnd w:id="84"/>
-    <w:bookmarkStart w:id="86" w:name="ref-islam_bridging_2024"/>
+    <w:bookmarkEnd w:id="85"/>
+    <w:bookmarkStart w:id="87" w:name="ref-islam_bridging_2024"/>
     <w:p>
       <w:pPr>
         <w:pStyle w:val="Bibliography"/>
@@ -9394,7 +9549,7 @@
       <w:r>
         <w:t xml:space="preserve"> </w:t>
       </w:r>
-      <w:hyperlink r:id="rId85">
+      <w:hyperlink r:id="rId86">
         <w:r>
           <w:rPr>
             <w:rStyle w:val="Hyperlink"/>
@@ -9406,8 +9561,8 @@
         <w:t xml:space="preserve">.</w:t>
       </w:r>
     </w:p>
-    <w:bookmarkEnd w:id="86"/>
-    <w:bookmarkStart w:id="88" w:name="ref-jantzen_putting_2026"/>
+    <w:bookmarkEnd w:id="87"/>
+    <w:bookmarkStart w:id="89" w:name="ref-jantzen_putting_2026"/>
     <w:p>
       <w:pPr>
         <w:pStyle w:val="Bibliography"/>
@@ -9443,7 +9598,7 @@
       <w:r>
         <w:t xml:space="preserve"> </w:t>
       </w:r>
-      <w:hyperlink r:id="rId87">
+      <w:hyperlink r:id="rId88">
         <w:r>
           <w:rPr>
             <w:rStyle w:val="Hyperlink"/>
@@ -9455,8 +9610,8 @@
         <w:t xml:space="preserve">.</w:t>
       </w:r>
     </w:p>
-    <w:bookmarkEnd w:id="88"/>
-    <w:bookmarkStart w:id="90" w:name="ref-kuehna_open_2024"/>
+    <w:bookmarkEnd w:id="89"/>
+    <w:bookmarkStart w:id="91" w:name="ref-kuehna_open_2024"/>
     <w:p>
       <w:pPr>
         <w:pStyle w:val="Bibliography"/>
@@ -9495,7 +9650,7 @@
       <w:r>
         <w:t xml:space="preserve"> </w:t>
       </w:r>
-      <w:hyperlink r:id="rId89">
+      <w:hyperlink r:id="rId90">
         <w:r>
           <w:rPr>
             <w:rStyle w:val="Hyperlink"/>
@@ -9507,8 +9662,8 @@
         <w:t xml:space="preserve">.</w:t>
       </w:r>
     </w:p>
-    <w:bookmarkEnd w:id="90"/>
-    <w:bookmarkStart w:id="92" w:name="ref-morales_open_2025"/>
+    <w:bookmarkEnd w:id="91"/>
+    <w:bookmarkStart w:id="93" w:name="ref-morales_open_2025"/>
     <w:p>
       <w:pPr>
         <w:pStyle w:val="Bibliography"/>
@@ -9544,7 +9699,7 @@
       <w:r>
         <w:t xml:space="preserve"> </w:t>
       </w:r>
-      <w:hyperlink r:id="rId91">
+      <w:hyperlink r:id="rId92">
         <w:r>
           <w:rPr>
             <w:rStyle w:val="Hyperlink"/>
@@ -9556,8 +9711,8 @@
         <w:t xml:space="preserve">.</w:t>
       </w:r>
     </w:p>
-    <w:bookmarkEnd w:id="92"/>
-    <w:bookmarkStart w:id="94" w:name="ref-penev_from_2017"/>
+    <w:bookmarkEnd w:id="93"/>
+    <w:bookmarkStart w:id="95" w:name="ref-penev_from_2017"/>
     <w:p>
       <w:pPr>
         <w:pStyle w:val="Bibliography"/>
@@ -9593,7 +9748,7 @@
       <w:r>
         <w:t xml:space="preserve"> </w:t>
       </w:r>
-      <w:hyperlink r:id="rId93">
+      <w:hyperlink r:id="rId94">
         <w:r>
           <w:rPr>
             <w:rStyle w:val="Hyperlink"/>
@@ -9605,8 +9760,8 @@
         <w:t xml:space="preserve">.</w:t>
       </w:r>
     </w:p>
-    <w:bookmarkEnd w:id="94"/>
-    <w:bookmarkStart w:id="96" w:name="ref-penev_uniting_2024"/>
+    <w:bookmarkEnd w:id="95"/>
+    <w:bookmarkStart w:id="97" w:name="ref-penev_uniting_2024"/>
     <w:p>
       <w:pPr>
         <w:pStyle w:val="Bibliography"/>
@@ -9642,7 +9797,7 @@
       <w:r>
         <w:t xml:space="preserve"> </w:t>
       </w:r>
-      <w:hyperlink r:id="rId95">
+      <w:hyperlink r:id="rId96">
         <w:r>
           <w:rPr>
             <w:rStyle w:val="Hyperlink"/>
@@ -9654,8 +9809,8 @@
         <w:t xml:space="preserve">.</w:t>
       </w:r>
     </w:p>
-    <w:bookmarkEnd w:id="96"/>
-    <w:bookmarkStart w:id="98" w:name="ref-sanchez_biodiversity_2022"/>
+    <w:bookmarkEnd w:id="97"/>
+    <w:bookmarkStart w:id="99" w:name="ref-sanchez_biodiversity_2022"/>
     <w:p>
       <w:pPr>
         <w:pStyle w:val="Bibliography"/>
@@ -9691,7 +9846,7 @@
       <w:r>
         <w:t xml:space="preserve"> </w:t>
       </w:r>
-      <w:hyperlink r:id="rId97">
+      <w:hyperlink r:id="rId98">
         <w:r>
           <w:rPr>
             <w:rStyle w:val="Hyperlink"/>
@@ -9703,8 +9858,8 @@
         <w:t xml:space="preserve">.</w:t>
       </w:r>
     </w:p>
-    <w:bookmarkEnd w:id="98"/>
-    <w:bookmarkStart w:id="100" w:name="ref-thelwall_data_2020"/>
+    <w:bookmarkEnd w:id="99"/>
+    <w:bookmarkStart w:id="101" w:name="ref-thelwall_data_2020"/>
     <w:p>
       <w:pPr>
         <w:pStyle w:val="Bibliography"/>
@@ -9737,7 +9892,7 @@
       <w:r>
         <w:t xml:space="preserve"> </w:t>
       </w:r>
-      <w:hyperlink r:id="rId99">
+      <w:hyperlink r:id="rId100">
         <w:r>
           <w:rPr>
             <w:rStyle w:val="Hyperlink"/>
@@ -9749,8 +9904,8 @@
         <w:t xml:space="preserve">.</w:t>
       </w:r>
     </w:p>
-    <w:bookmarkEnd w:id="100"/>
-    <w:bookmarkStart w:id="102" w:name="ref-wilkinson_fair_2016"/>
+    <w:bookmarkEnd w:id="101"/>
+    <w:bookmarkStart w:id="103" w:name="ref-wilkinson_fair_2016"/>
     <w:p>
       <w:pPr>
         <w:pStyle w:val="Bibliography"/>
@@ -9789,7 +9944,7 @@
       <w:r>
         <w:t xml:space="preserve"> </w:t>
       </w:r>
-      <w:hyperlink r:id="rId101">
+      <w:hyperlink r:id="rId102">
         <w:r>
           <w:rPr>
             <w:rStyle w:val="Hyperlink"/>
@@ -9801,8 +9956,8 @@
         <w:t xml:space="preserve">.</w:t>
       </w:r>
     </w:p>
-    <w:bookmarkEnd w:id="102"/>
-    <w:bookmarkStart w:id="104" w:name="ref-wright_open_2023"/>
+    <w:bookmarkEnd w:id="103"/>
+    <w:bookmarkStart w:id="105" w:name="ref-wright_open_2023"/>
     <w:p>
       <w:pPr>
         <w:pStyle w:val="Bibliography"/>
@@ -9838,7 +9993,7 @@
       <w:r>
         <w:t xml:space="preserve"> </w:t>
       </w:r>
-      <w:hyperlink r:id="rId103">
+      <w:hyperlink r:id="rId104">
         <w:r>
           <w:rPr>
             <w:rStyle w:val="Hyperlink"/>
@@ -9850,8 +10005,8 @@
         <w:t xml:space="preserve">.</w:t>
       </w:r>
     </w:p>
-    <w:bookmarkEnd w:id="104"/>
-    <w:bookmarkStart w:id="106" w:name="ref-zenodo_policies_2024"/>
+    <w:bookmarkEnd w:id="105"/>
+    <w:bookmarkStart w:id="107" w:name="ref-zenodo_policies_2024"/>
     <w:p>
       <w:pPr>
         <w:pStyle w:val="Bibliography"/>
@@ -9875,7 +10030,7 @@
       <w:r>
         <w:t xml:space="preserve"> </w:t>
       </w:r>
-      <w:hyperlink r:id="rId105">
+      <w:hyperlink r:id="rId106">
         <w:r>
           <w:rPr>
             <w:rStyle w:val="Hyperlink"/>
@@ -9887,9 +10042,9 @@
         <w:t xml:space="preserve">; CERN / OpenAIRE.</w:t>
       </w:r>
     </w:p>
-    <w:bookmarkEnd w:id="106"/>
     <w:bookmarkEnd w:id="107"/>
     <w:bookmarkEnd w:id="108"/>
+    <w:bookmarkEnd w:id="109"/>
     <w:sectPr>
       <w:footnotePr>
         <w:numRestart w:val="eachSect"/>

--- a/_book/Ciencia-Abierta-y-Acceso-Abierto-a-Datos-del-Inecol.docx
+++ b/_book/Ciencia-Abierta-y-Acceso-Abierto-a-Datos-del-Inecol.docx
@@ -4843,13 +4843,13 @@
     </w:p>
     <w:bookmarkEnd w:id="32"/>
     <w:bookmarkEnd w:id="33"/>
-    <w:bookmarkStart w:id="36" w:name="cambio-de-conahcyt-a-secihti"/>
+    <w:bookmarkStart w:id="34" w:name="X77a0b78abc41d9ba341e7bcec0ef05fea936bfc"/>
     <w:p>
       <w:pPr>
         <w:pStyle w:val="Heading1"/>
       </w:pPr>
       <w:r>
-        <w:t xml:space="preserve">2. Cambio de Conahcyt a Secihti</w:t>
+        <w:t xml:space="preserve">2. Gobernanza de datos y adaptación al cambio climático</w:t>
       </w:r>
     </w:p>
     <w:p>
@@ -4857,48 +4857,84 @@
         <w:pStyle w:val="FirstParagraph"/>
       </w:pPr>
       <w:r>
-        <w:t xml:space="preserve">Se aprecia en la nueva versión de los Lineamientos v7 algunos puntos que requieren ajuste dada la transición del estatuto del sector científico operado a través de un consejo a la nueva estructura que lo gegstiona desde una secretaría. Hay que asegurarnos de realizar una</w:t>
-      </w:r>
-      <w:r>
-        <w:t xml:space="preserve"> </w:t>
-      </w:r>
-      <w:r>
-        <w:rPr>
-          <w:b/>
-          <w:bCs/>
-        </w:rPr>
-        <w:t xml:space="preserve">limpieza y actualización legal meticulos</w:t>
-      </w:r>
-      <w:r>
-        <w:t xml:space="preserve"> </w:t>
-      </w:r>
-      <w:r>
-        <w:t xml:space="preserve">en el borrador de lineamientos para evitar inconsistencias jurídicas, ya que el INECOL ahora se coordina sectorialmente bajo las directrices directas de esta nueva dependencia federal (la cual cuenta con una Subsecretaría de Centros Públicos).</w:t>
-      </w:r>
-    </w:p>
-    <w:p>
-      <w:pPr>
-        <w:pStyle w:val="BodyText"/>
-      </w:pPr>
-      <w:r>
-        <w:t xml:space="preserve">A continuación, se hacen algunos señalamientos específicos de ajuste normativo, la actualización del glosario y se ofrecen argumentos que resultan más apropiados para justificar el Repositorio ante el nuevo ecosistema de la SECIHTI.</w:t>
-      </w:r>
-    </w:p>
-    <w:bookmarkStart w:id="34" w:name="X39e3a0563555eae314686bd853b8310055594ac"/>
-    <w:p>
-      <w:pPr>
-        <w:pStyle w:val="Heading3"/>
-      </w:pPr>
-      <w:r>
-        <w:t xml:space="preserve">2.0.1 1. Actualización y Homologación Legal en las Definiciones</w:t>
-      </w:r>
-    </w:p>
-    <w:p>
-      <w:pPr>
-        <w:pStyle w:val="FirstParagraph"/>
-      </w:pPr>
-      <w:r>
-        <w:t xml:space="preserve">Hay que eliminar, especialmente en el Capítulo 2, toda mención analógica al Conahcyt y sustituirla por la nueva autoridad administrativa federal. El cambio en las fracciones del Artículo 2 debe quedar de la siguiente manera:</w:t>
+        <w:t xml:space="preserve">Dado que actualmente existe un interés urgente en la identificación y concepción de acciones de adaptación ante el cambio climático, nos preguntamos ¿Cuáles serán los vínculos entre la ciencia abierta, la teoría de los bienes comunes y la adaptación al cambio climático? La idea se relaciona también con el hecho de que la ciencia abierta suele justificarse principalmente por valores como la transparencia, la reproducibilidad y la reutilización de los datos. Dada la relevancia de la cuestión, vale la pena indagar cómo es que la accesibilidad a ciertos tipos de información —particularmente los datos ambientales de largo plazo—, se extienden criticamente a la</w:t>
+      </w:r>
+      <w:r>
+        <w:t xml:space="preserve"> </w:t>
+      </w:r>
+      <w:r>
+        <w:rPr>
+          <w:b/>
+          <w:bCs/>
+        </w:rPr>
+        <w:t xml:space="preserve">gobernanza de la infraestructura que hace posible producir esos datos</w:t>
+      </w:r>
+      <w:r>
+        <w:t xml:space="preserve">.</w:t>
+      </w:r>
+    </w:p>
+    <w:p>
+      <w:pPr>
+        <w:pStyle w:val="BodyText"/>
+      </w:pPr>
+      <w:r>
+        <w:t xml:space="preserve">La situación guarda cierta analogía con los</w:t>
+      </w:r>
+      <w:r>
+        <w:t xml:space="preserve"> </w:t>
+      </w:r>
+      <w:r>
+        <w:rPr>
+          <w:b/>
+          <w:bCs/>
+        </w:rPr>
+        <w:t xml:space="preserve">bienes comunes</w:t>
+      </w:r>
+      <w:r>
+        <w:t xml:space="preserve"> </w:t>
+      </w:r>
+      <w:r>
+        <w:t xml:space="preserve">que han dado pie a una prolífica discusión en ecología a partir de la publicación de</w:t>
+      </w:r>
+      <w:r>
+        <w:t xml:space="preserve"> </w:t>
+      </w:r>
+      <w:r>
+        <w:rPr>
+          <w:i/>
+          <w:iCs/>
+        </w:rPr>
+        <w:t xml:space="preserve">la trajedia de los comunes</w:t>
+      </w:r>
+      <w:r>
+        <w:t xml:space="preserve"> </w:t>
+      </w:r>
+      <w:r>
+        <w:t xml:space="preserve">(Hardin 1968)</w:t>
+      </w:r>
+      <w:r>
+        <w:t xml:space="preserve">. La analogía que proponemos es que los datos ambientales pueden entenderse, en ciertos casos, a la noción de un</w:t>
+      </w:r>
+      <w:r>
+        <w:t xml:space="preserve"> </w:t>
+      </w:r>
+      <w:r>
+        <w:rPr>
+          <w:b/>
+          <w:bCs/>
+        </w:rPr>
+        <w:t xml:space="preserve">bien común</w:t>
+      </w:r>
+      <w:r>
+        <w:t xml:space="preserve">, de manera similar a los ecosistemas. No porque tengan las mismas características económicas, sino porque ambos requieren instituciones y una moralidad que equilibren acceso, actitudes, incentivos, financiamiento y sostenibilidad.</w:t>
+      </w:r>
+    </w:p>
+    <w:p>
+      <w:pPr>
+        <w:pStyle w:val="BodyText"/>
+      </w:pPr>
+      <w:r>
+        <w:t xml:space="preserve">Esto lleva a contrastar tres grandes modelos de gobernanza:</w:t>
       </w:r>
     </w:p>
     <w:p>
@@ -4914,25 +4950,147 @@
           <w:b/>
           <w:bCs/>
         </w:rPr>
-        <w:t xml:space="preserve">Sustituir la definición correspondiente (v.g. Fracción III o IV):</w:t>
-      </w:r>
-    </w:p>
-    <w:p>
-      <w:pPr>
-        <w:pStyle w:val="BlockText"/>
-      </w:pPr>
-      <w:r>
-        <w:rPr>
-          <w:b/>
-          <w:bCs/>
-        </w:rPr>
-        <w:t xml:space="preserve">[Fracción]. SECIHTI.</w:t>
-      </w:r>
-      <w:r>
-        <w:t xml:space="preserve"> </w:t>
-      </w:r>
-      <w:r>
-        <w:t xml:space="preserve">La Secretaría de Ciencia, Humanidades, Tecnología e Innovación, como dependencia del Ejecutivo Federal encargada de diseñar, coordinar y ejecutar la política pública nacional en la materia, y cabeza de sector de los Centros Públicos de Investigación.</w:t>
+        <w:t xml:space="preserve">Estado:</w:t>
+      </w:r>
+      <w:r>
+        <w:t xml:space="preserve"> </w:t>
+      </w:r>
+      <w:r>
+        <w:t xml:space="preserve">financiamiento y coordinación pública, pero vulnerable a cambios políticos y presupuestarios.</w:t>
+      </w:r>
+    </w:p>
+    <w:p>
+      <w:pPr>
+        <w:pStyle w:val="Compact"/>
+        <w:numPr>
+          <w:ilvl w:val="0"/>
+          <w:numId w:val="1004"/>
+        </w:numPr>
+      </w:pPr>
+      <w:r>
+        <w:rPr>
+          <w:b/>
+          <w:bCs/>
+        </w:rPr>
+        <w:t xml:space="preserve">Mercado:</w:t>
+      </w:r>
+      <w:r>
+        <w:t xml:space="preserve"> </w:t>
+      </w:r>
+      <w:r>
+        <w:t xml:space="preserve">editoriales, revistas de datos y plataformas privadas que ofrecen mecanismos de reconocimiento, aunque con costos elevados y riesgos de concentración del valor.</w:t>
+      </w:r>
+    </w:p>
+    <w:p>
+      <w:pPr>
+        <w:pStyle w:val="Compact"/>
+        <w:numPr>
+          <w:ilvl w:val="0"/>
+          <w:numId w:val="1004"/>
+        </w:numPr>
+      </w:pPr>
+      <w:r>
+        <w:rPr>
+          <w:b/>
+          <w:bCs/>
+        </w:rPr>
+        <w:t xml:space="preserve">Gobernanza policéntrica (Ostrom):</w:t>
+      </w:r>
+      <w:r>
+        <w:t xml:space="preserve"> </w:t>
+      </w:r>
+      <w:r>
+        <w:t xml:space="preserve">instituciones donde múltiples actores (gobierno, academia, comunidades y organismos internacionales) comparten responsabilidades y reglas.</w:t>
+      </w:r>
+    </w:p>
+    <w:p>
+      <w:pPr>
+        <w:pStyle w:val="FirstParagraph"/>
+      </w:pPr>
+      <w:r>
+        <w:t xml:space="preserve">Uno de los problemas que emerge de esta reflexión es que la ciencia abierta ha avanzado mucho en la</w:t>
+      </w:r>
+      <w:r>
+        <w:t xml:space="preserve"> </w:t>
+      </w:r>
+      <w:r>
+        <w:rPr>
+          <w:b/>
+          <w:bCs/>
+        </w:rPr>
+        <w:t xml:space="preserve">estandarización técnica</w:t>
+      </w:r>
+      <w:r>
+        <w:t xml:space="preserve"> </w:t>
+      </w:r>
+      <w:r>
+        <w:t xml:space="preserve">(por ejemplo, principios</w:t>
+      </w:r>
+      <w:r>
+        <w:t xml:space="preserve"> </w:t>
+      </w:r>
+      <w:r>
+        <w:rPr>
+          <w:b/>
+          <w:bCs/>
+        </w:rPr>
+        <w:t xml:space="preserve">FAIR</w:t>
+      </w:r>
+      <w:r>
+        <w:t xml:space="preserve">), y también han surgido marcos éticos como</w:t>
+      </w:r>
+      <w:r>
+        <w:t xml:space="preserve"> </w:t>
+      </w:r>
+      <w:r>
+        <w:rPr>
+          <w:b/>
+          <w:bCs/>
+        </w:rPr>
+        <w:t xml:space="preserve">CARE</w:t>
+      </w:r>
+      <w:r>
+        <w:t xml:space="preserve"> </w:t>
+      </w:r>
+      <w:r>
+        <w:t xml:space="preserve">o el</w:t>
+      </w:r>
+      <w:r>
+        <w:t xml:space="preserve"> </w:t>
+      </w:r>
+      <w:r>
+        <w:rPr>
+          <w:i/>
+          <w:iCs/>
+        </w:rPr>
+        <w:t xml:space="preserve">Protocolo de Nagoya</w:t>
+      </w:r>
+      <w:r>
+        <w:t xml:space="preserve"> </w:t>
+      </w:r>
+      <w:r>
+        <w:t xml:space="preserve">para casos específicos. Sin embargo, sigue existiendo un vacío respecto a cómo garantizar la continuidad de los sistemas de monitoreo que producen los datos necesarios para enfrentar problemas globales como el cambio climático.</w:t>
+      </w:r>
+    </w:p>
+    <w:p>
+      <w:pPr>
+        <w:pStyle w:val="BodyText"/>
+      </w:pPr>
+      <w:r>
+        <w:t xml:space="preserve">Esto pone al descubierto que existe</w:t>
+      </w:r>
+      <w:r>
+        <w:t xml:space="preserve"> </w:t>
+      </w:r>
+      <w:r>
+        <w:rPr>
+          <w:b/>
+          <w:bCs/>
+        </w:rPr>
+        <w:t xml:space="preserve">infraestructura crítica para la producción de datos ambientales</w:t>
+      </w:r>
+      <w:r>
+        <w:t xml:space="preserve">. Tal infraestructura sería la que procura aquellos datos cuya pérdida tendría consecuencias limitantes para la gestión de acciones de adaptación y la toma oportuna de decisiones, por ejemplo:</w:t>
       </w:r>
     </w:p>
     <w:p>
@@ -4944,61 +5102,55 @@
         </w:numPr>
       </w:pPr>
       <w:r>
-        <w:rPr>
-          <w:b/>
-          <w:bCs/>
-        </w:rPr>
-        <w:t xml:space="preserve">Actualizar la definición de Repositorio Nacional:</w:t>
-      </w:r>
-    </w:p>
-    <w:p>
-      <w:pPr>
-        <w:pStyle w:val="BlockText"/>
-      </w:pPr>
-      <w:r>
-        <w:rPr>
-          <w:b/>
-          <w:bCs/>
-        </w:rPr>
-        <w:t xml:space="preserve">[Fracción]. Repositorio Nacional.</w:t>
-      </w:r>
-      <w:r>
-        <w:t xml:space="preserve"> </w:t>
-      </w:r>
-      <w:r>
-        <w:t xml:space="preserve">La plataforma digital centralizada, coordinada y administrada por la</w:t>
-      </w:r>
-      <w:r>
-        <w:t xml:space="preserve"> </w:t>
-      </w:r>
-      <w:r>
-        <w:rPr>
-          <w:b/>
-          <w:bCs/>
-        </w:rPr>
-        <w:t xml:space="preserve">SECIHTI</w:t>
-      </w:r>
-      <w:r>
-        <w:t xml:space="preserve">, que acopia, preserva y garantiza el acceso abierto a la producción científica, tecnológica, humanística y de innovación del país, con la cual interoperará federadamente el Servidor de Datos Abiertos del INECOL.</w:t>
-      </w:r>
-    </w:p>
-    <w:bookmarkEnd w:id="34"/>
-    <w:bookmarkStart w:id="35" w:name="Xba4d79491cbbb18e319061a96d7b4b175a84ee8"/>
-    <w:p>
-      <w:pPr>
-        <w:pStyle w:val="Heading3"/>
-      </w:pPr>
-      <w:r>
-        <w:t xml:space="preserve">2.0.2 3. Ajustes puntuales en el Articulado de los</w:t>
-      </w:r>
-      <w:r>
-        <w:t xml:space="preserve"> </w:t>
-      </w:r>
-      <w:r>
-        <w:rPr>
-          <w:rStyle w:val="VerbatimChar"/>
-        </w:rPr>
-        <w:t xml:space="preserve">Lineamientos_INECOL_v7</w:t>
+        <w:t xml:space="preserve">series de tiempo climáticas;</w:t>
+      </w:r>
+    </w:p>
+    <w:p>
+      <w:pPr>
+        <w:pStyle w:val="Compact"/>
+        <w:numPr>
+          <w:ilvl w:val="0"/>
+          <w:numId w:val="1005"/>
+        </w:numPr>
+      </w:pPr>
+      <w:r>
+        <w:t xml:space="preserve">monitoreo hidrológico;</w:t>
+      </w:r>
+    </w:p>
+    <w:p>
+      <w:pPr>
+        <w:pStyle w:val="Compact"/>
+        <w:numPr>
+          <w:ilvl w:val="0"/>
+          <w:numId w:val="1005"/>
+        </w:numPr>
+      </w:pPr>
+      <w:r>
+        <w:t xml:space="preserve">parcelas permanentes;</w:t>
+      </w:r>
+    </w:p>
+    <w:p>
+      <w:pPr>
+        <w:pStyle w:val="Compact"/>
+        <w:numPr>
+          <w:ilvl w:val="0"/>
+          <w:numId w:val="1005"/>
+        </w:numPr>
+      </w:pPr>
+      <w:r>
+        <w:t xml:space="preserve">monitoreo de arrecifes, manglares o bosques;</w:t>
+      </w:r>
+    </w:p>
+    <w:p>
+      <w:pPr>
+        <w:pStyle w:val="Compact"/>
+        <w:numPr>
+          <w:ilvl w:val="0"/>
+          <w:numId w:val="1005"/>
+        </w:numPr>
+      </w:pPr>
+      <w:r>
+        <w:t xml:space="preserve">seguimiento de biodiversidad.</w:t>
       </w:r>
     </w:p>
     <w:p>
@@ -5006,7 +5158,7 @@
         <w:pStyle w:val="FirstParagraph"/>
       </w:pPr>
       <w:r>
-        <w:t xml:space="preserve">Para limpiar el texto de cualquier rastro del Consejo anterior, hay que realizar los siguientes reemplazos:</w:t>
+        <w:t xml:space="preserve">Estos datos comparten varias características:</w:t>
       </w:r>
     </w:p>
     <w:p>
@@ -5018,11 +5170,127 @@
         </w:numPr>
       </w:pPr>
       <w:r>
-        <w:rPr>
-          <w:b/>
-          <w:bCs/>
-        </w:rPr>
-        <w:t xml:space="preserve">En el Considerando Quinto o Sexto (y donde aplique):</w:t>
+        <w:t xml:space="preserve">requieren décadas de observación;</w:t>
+      </w:r>
+    </w:p>
+    <w:p>
+      <w:pPr>
+        <w:pStyle w:val="Compact"/>
+        <w:numPr>
+          <w:ilvl w:val="0"/>
+          <w:numId w:val="1006"/>
+        </w:numPr>
+      </w:pPr>
+      <w:r>
+        <w:t xml:space="preserve">son costosos de producir;</w:t>
+      </w:r>
+    </w:p>
+    <w:p>
+      <w:pPr>
+        <w:pStyle w:val="Compact"/>
+        <w:numPr>
+          <w:ilvl w:val="0"/>
+          <w:numId w:val="1006"/>
+        </w:numPr>
+      </w:pPr>
+      <w:r>
+        <w:t xml:space="preserve">son prácticamente irreemplazables;</w:t>
+      </w:r>
+    </w:p>
+    <w:p>
+      <w:pPr>
+        <w:pStyle w:val="Compact"/>
+        <w:numPr>
+          <w:ilvl w:val="0"/>
+          <w:numId w:val="1006"/>
+        </w:numPr>
+      </w:pPr>
+      <w:r>
+        <w:t xml:space="preserve">benefician a múltiples usuarios más allá de quienes los generan.</w:t>
+      </w:r>
+    </w:p>
+    <w:p>
+      <w:pPr>
+        <w:pStyle w:val="FirstParagraph"/>
+      </w:pPr>
+      <w:r>
+        <w:t xml:space="preserve">A diferencia de la mitigación, donde predominan datos relativamente estandarizados y comparables entre países (como inventarios de emisiones), la adaptación depende en gran medida de</w:t>
+      </w:r>
+      <w:r>
+        <w:t xml:space="preserve"> </w:t>
+      </w:r>
+      <w:r>
+        <w:rPr>
+          <w:b/>
+          <w:bCs/>
+        </w:rPr>
+        <w:t xml:space="preserve">datos locales</w:t>
+      </w:r>
+      <w:r>
+        <w:t xml:space="preserve">, producidos por numerosos actores y adaptados a contextos específicos. Por ello, la gobernanza probablemente no deba orientarse hacia una mayor centralización, sino hacia mecanismos que permitan la interoperabilidad y la coordinación entre múltiples sistemas locales de observación.</w:t>
+      </w:r>
+    </w:p>
+    <w:p>
+      <w:pPr>
+        <w:pStyle w:val="BodyText"/>
+      </w:pPr>
+      <w:r>
+        <w:t xml:space="preserve">En este contexto, considero que el concepto de ONU sobre contabilidad económica y ambiental (</w:t>
+      </w:r>
+      <w:r>
+        <w:rPr>
+          <w:b/>
+          <w:bCs/>
+        </w:rPr>
+        <w:t xml:space="preserve">SEEA EA</w:t>
+      </w:r>
+      <w:r>
+        <w:t xml:space="preserve">), podría desempeñar un papel interesante. Aunque su propósito es organizar la información ambiental para apoyar la contabilidad y la política pública, indirectamente identifica cuáles son los datos estratégicos para evaluar el estado y las tendencias de los ecosistemas. Sin embargo, el</w:t>
+      </w:r>
+      <w:r>
+        <w:t xml:space="preserve"> </w:t>
+      </w:r>
+      <w:r>
+        <w:rPr>
+          <w:b/>
+          <w:bCs/>
+        </w:rPr>
+        <w:t xml:space="preserve">SEEA EA</w:t>
+      </w:r>
+      <w:r>
+        <w:t xml:space="preserve"> </w:t>
+      </w:r>
+      <w:r>
+        <w:t xml:space="preserve">en sí mismo no aborda la gobernanza de los datos que sustentan esas cuentas.</w:t>
+      </w:r>
+    </w:p>
+    <w:p>
+      <w:pPr>
+        <w:pStyle w:val="BodyText"/>
+      </w:pPr>
+      <w:r>
+        <w:t xml:space="preserve">También es relevante analizar experiencias exitosas de gobernanza de datos, como</w:t>
+      </w:r>
+      <w:r>
+        <w:t xml:space="preserve"> </w:t>
+      </w:r>
+      <w:r>
+        <w:rPr>
+          <w:b/>
+          <w:bCs/>
+        </w:rPr>
+        <w:t xml:space="preserve">GenBank</w:t>
+      </w:r>
+      <w:r>
+        <w:t xml:space="preserve">, la Organización Meteorológica Mundial, Landsat, GBIF o eBird. Todos ellos muestran que el éxito no depende únicamente de abrir los datos, sino de contar con instituciones que aseguren financiamiento, estándares, incentivos y reglas de uso.</w:t>
+      </w:r>
+    </w:p>
+    <w:p>
+      <w:pPr>
+        <w:pStyle w:val="BodyText"/>
+      </w:pPr>
+      <w:r>
+        <w:t xml:space="preserve">En conjunto, estas reflexiones me llevan a una pregunta central:</w:t>
       </w:r>
     </w:p>
     <w:p>
@@ -5031,40 +5299,107 @@
       </w:pPr>
       <w:r>
         <w:rPr>
-          <w:i/>
-          <w:iCs/>
-        </w:rPr>
-        <w:t xml:space="preserve">“Que la Ley General en materia de Humanidades, Ciencias, Tecnologías e Innovación mandata… [Sustituir Conahcyt por:] …correspondiendo a la</w:t>
-      </w:r>
-      <w:r>
-        <w:rPr>
-          <w:i/>
-          <w:iCs/>
-        </w:rPr>
-        <w:t xml:space="preserve"> </w:t>
-      </w:r>
-      <w:r>
-        <w:rPr>
-          <w:b/>
-          <w:bCs/>
-          <w:i/>
-          <w:iCs/>
-        </w:rPr>
-        <w:t xml:space="preserve">SECIHTI</w:t>
-      </w:r>
-      <w:r>
-        <w:rPr>
-          <w:i/>
-          <w:iCs/>
-        </w:rPr>
-        <w:t xml:space="preserve"> </w:t>
-      </w:r>
-      <w:r>
-        <w:rPr>
-          <w:i/>
-          <w:iCs/>
-        </w:rPr>
-        <w:t xml:space="preserve">articular las capacidades y garantizar el acceso abierto a la información científica…”</w:t>
+          <w:b/>
+          <w:bCs/>
+        </w:rPr>
+        <w:t xml:space="preserve">¿Cómo diseñar instituciones que garanticen la producción, preservación, reconocimiento y acceso a los datos ambientales críticos para la adaptación al cambio climático durante las próximas décadas?</w:t>
+      </w:r>
+    </w:p>
+    <w:p>
+      <w:pPr>
+        <w:pStyle w:val="FirstParagraph"/>
+      </w:pPr>
+      <w:r>
+        <w:t xml:space="preserve">Esta pregunta todavía no ocupa un lugar central ni en la literatura sobre ciencia abierta ni en los marcos internacionales sobre cambio climático o biodiversidad, donde los temas de datos suelen abordarse de manera fragmentada.</w:t>
+      </w:r>
+    </w:p>
+    <w:p>
+      <w:pPr>
+        <w:pStyle w:val="BodyText"/>
+      </w:pPr>
+      <w:r>
+        <w:t xml:space="preserve">En lugar de pensar únicamente en</w:t>
+      </w:r>
+      <w:r>
+        <w:t xml:space="preserve"> </w:t>
+      </w:r>
+      <w:r>
+        <w:t xml:space="preserve">“datos abiertos”</w:t>
+      </w:r>
+      <w:r>
+        <w:t xml:space="preserve">, quizá deberíamos pensar en la</w:t>
+      </w:r>
+      <w:r>
+        <w:t xml:space="preserve"> </w:t>
+      </w:r>
+      <w:r>
+        <w:rPr>
+          <w:b/>
+          <w:bCs/>
+        </w:rPr>
+        <w:t xml:space="preserve">gobernanza de la infraestructura de datos ambientales como un bien común estratégico</w:t>
+      </w:r>
+      <w:r>
+        <w:t xml:space="preserve">, indispensable para la adaptación al cambio climático.</w:t>
+      </w:r>
+    </w:p>
+    <w:bookmarkEnd w:id="34"/>
+    <w:bookmarkStart w:id="37" w:name="cambio-de-conahcyt-a-secihti"/>
+    <w:p>
+      <w:pPr>
+        <w:pStyle w:val="Heading1"/>
+      </w:pPr>
+      <w:r>
+        <w:t xml:space="preserve">3. Cambio de Conahcyt a Secihti</w:t>
+      </w:r>
+    </w:p>
+    <w:p>
+      <w:pPr>
+        <w:pStyle w:val="FirstParagraph"/>
+      </w:pPr>
+      <w:r>
+        <w:t xml:space="preserve">Se aprecia en la nueva versión de los Lineamientos v7 algunos puntos que requieren ajuste dada la transición del estatuto del sector científico operado a través de un consejo a la nueva estructura que lo gegstiona desde una secretaría. Hay que asegurarnos de realizar una</w:t>
+      </w:r>
+      <w:r>
+        <w:t xml:space="preserve"> </w:t>
+      </w:r>
+      <w:r>
+        <w:rPr>
+          <w:b/>
+          <w:bCs/>
+        </w:rPr>
+        <w:t xml:space="preserve">limpieza y actualización legal meticulos</w:t>
+      </w:r>
+      <w:r>
+        <w:t xml:space="preserve"> </w:t>
+      </w:r>
+      <w:r>
+        <w:t xml:space="preserve">en el borrador de lineamientos para evitar inconsistencias jurídicas, ya que el INECOL ahora se coordina sectorialmente bajo las directrices directas de esta nueva dependencia federal (la cual cuenta con una Subsecretaría de Centros Públicos).</w:t>
+      </w:r>
+    </w:p>
+    <w:p>
+      <w:pPr>
+        <w:pStyle w:val="BodyText"/>
+      </w:pPr>
+      <w:r>
+        <w:t xml:space="preserve">A continuación, se hacen algunos señalamientos específicos de ajuste normativo, la actualización del glosario y se ofrecen argumentos que resultan más apropiados para justificar el Repositorio ante el nuevo ecosistema de la SECIHTI.</w:t>
+      </w:r>
+    </w:p>
+    <w:bookmarkStart w:id="35" w:name="X39e3a0563555eae314686bd853b8310055594ac"/>
+    <w:p>
+      <w:pPr>
+        <w:pStyle w:val="Heading3"/>
+      </w:pPr>
+      <w:r>
+        <w:t xml:space="preserve">3.0.1 1. Actualización y Homologación Legal en las Definiciones</w:t>
+      </w:r>
+    </w:p>
+    <w:p>
+      <w:pPr>
+        <w:pStyle w:val="FirstParagraph"/>
+      </w:pPr>
+      <w:r>
+        <w:t xml:space="preserve">Hay que eliminar, especialmente en el Capítulo 2, toda mención analógica al Conahcyt y sustituirla por la nueva autoridad administrativa federal. El cambio en las fracciones del Artículo 2 debe quedar de la siguiente manera:</w:t>
       </w:r>
     </w:p>
     <w:p>
@@ -5080,7 +5415,7 @@
           <w:b/>
           <w:bCs/>
         </w:rPr>
-        <w:t xml:space="preserve">En el Artículo 13 (Obligatoriedad) y Artículo 23 (Conservación):</w:t>
+        <w:t xml:space="preserve">Sustituir la definición correspondiente (v.g. Fracción III o IV):</w:t>
       </w:r>
     </w:p>
     <w:p>
@@ -5088,128 +5423,17 @@
         <w:pStyle w:val="BlockText"/>
       </w:pPr>
       <w:r>
-        <w:t xml:space="preserve">Asegurar que el mandato de interoperabilidad se vincule explícitamente a</w:t>
-      </w:r>
-      <w:r>
-        <w:t xml:space="preserve"> </w:t>
-      </w:r>
-      <w:r>
-        <w:rPr>
-          <w:i/>
-          <w:iCs/>
-        </w:rPr>
-        <w:t xml:space="preserve">“las plataformas informáticas e infraestructuras que para tal efecto determine la</w:t>
-      </w:r>
-      <w:r>
-        <w:rPr>
-          <w:i/>
-          <w:iCs/>
-        </w:rPr>
-        <w:t xml:space="preserve"> </w:t>
-      </w:r>
-      <w:r>
-        <w:rPr>
-          <w:b/>
-          <w:bCs/>
-          <w:i/>
-          <w:iCs/>
-        </w:rPr>
-        <w:t xml:space="preserve">SECIHTI</w:t>
-      </w:r>
-      <w:r>
-        <w:rPr>
-          <w:i/>
-          <w:iCs/>
-        </w:rPr>
-        <w:t xml:space="preserve"> </w:t>
-      </w:r>
-      <w:r>
-        <w:rPr>
-          <w:i/>
-          <w:iCs/>
-        </w:rPr>
-        <w:t xml:space="preserve">y el Repositorio Nacional”</w:t>
-      </w:r>
-      <w:r>
-        <w:t xml:space="preserve">, en lugar de mencionar lineamientos emitidos por el extinto Consejo.</w:t>
-      </w:r>
-    </w:p>
-    <w:bookmarkEnd w:id="35"/>
-    <w:bookmarkEnd w:id="36"/>
-    <w:bookmarkStart w:id="57" w:name="zenodo-como-ejemplo"/>
-    <w:p>
-      <w:pPr>
-        <w:pStyle w:val="Heading1"/>
-      </w:pPr>
-      <w:r>
-        <w:t xml:space="preserve">3. Zenodo como ejemplo</w:t>
-      </w:r>
-    </w:p>
-    <w:p>
-      <w:pPr>
-        <w:pStyle w:val="FirstParagraph"/>
-      </w:pPr>
-      <w:r>
-        <w:t xml:space="preserve">Para obtener una perspectiva amplia de los lineamientos de</w:t>
-      </w:r>
-      <w:r>
-        <w:t xml:space="preserve"> </w:t>
-      </w:r>
-      <w:r>
-        <w:rPr>
-          <w:b/>
-          <w:bCs/>
-        </w:rPr>
-        <w:t xml:space="preserve">Zenodo</w:t>
-      </w:r>
-      <w:r>
-        <w:t xml:space="preserve">, es fundamental cruzar los marcos regulatorio y operativo que lo regulan: las</w:t>
-      </w:r>
-      <w:r>
-        <w:t xml:space="preserve"> </w:t>
-      </w:r>
-      <w:r>
-        <w:rPr>
-          <w:b/>
-          <w:bCs/>
-        </w:rPr>
-        <w:t xml:space="preserve">políticas públicas de Zenodo</w:t>
-      </w:r>
-      <w:r>
-        <w:t xml:space="preserve"> </w:t>
-      </w:r>
-      <w:r>
-        <w:t xml:space="preserve">(que dictan qué se puede subir, cómo se almacena y quién es responsable) y la</w:t>
-      </w:r>
-      <w:r>
-        <w:t xml:space="preserve"> </w:t>
-      </w:r>
-      <w:r>
-        <w:rPr>
-          <w:b/>
-          <w:bCs/>
-        </w:rPr>
-        <w:t xml:space="preserve">Circular Operacional No. 11 del CERN (Operational Circular No.11)</w:t>
-      </w:r>
-      <w:r>
-        <w:t xml:space="preserve">, la cual establece el marco legal e institucional de la infraestructura física y organizativa que soporta a Zenodo.</w:t>
-      </w:r>
-    </w:p>
-    <w:p>
-      <w:pPr>
-        <w:pStyle w:val="BodyText"/>
-      </w:pPr>
-      <w:r>
-        <w:t xml:space="preserve">A continuación, se presenta un desglose estructurado de los criterios y lineamientos clave derivados de ambas fuentes:</w:t>
-      </w:r>
-    </w:p>
-    <w:bookmarkStart w:id="37" w:name="X38bc9895e841af86c922d3108004ba5bf0959df"/>
-    <w:p>
-      <w:pPr>
-        <w:pStyle w:val="Heading3"/>
-      </w:pPr>
-      <w:r>
-        <w:t xml:space="preserve">3.0.1 1. Alcance, Contenido y Depositantes (Políticas de Zenodo)</w:t>
+        <w:rPr>
+          <w:b/>
+          <w:bCs/>
+        </w:rPr>
+        <w:t xml:space="preserve">[Fracción]. SECIHTI.</w:t>
+      </w:r>
+      <w:r>
+        <w:t xml:space="preserve"> </w:t>
+      </w:r>
+      <w:r>
+        <w:t xml:space="preserve">La Secretaría de Ciencia, Humanidades, Tecnología e Innovación, como dependencia del Ejecutivo Federal encargada de diseñar, coordinar y ejecutar la política pública nacional en la materia, y cabeza de sector de los Centros Públicos de Investigación.</w:t>
       </w:r>
     </w:p>
     <w:p>
@@ -5225,149 +5449,65 @@
           <w:b/>
           <w:bCs/>
         </w:rPr>
-        <w:t xml:space="preserve">Inclusión de disciplinas y estados:</w:t>
-      </w:r>
-      <w:r>
-        <w:t xml:space="preserve"> </w:t>
-      </w:r>
-      <w:r>
-        <w:t xml:space="preserve">Zenodo acepta</w:t>
-      </w:r>
-      <w:r>
-        <w:t xml:space="preserve"> </w:t>
-      </w:r>
-      <w:r>
-        <w:rPr>
-          <w:i/>
-          <w:iCs/>
-        </w:rPr>
-        <w:t xml:space="preserve">artefactos</w:t>
-      </w:r>
-      <w:r>
-        <w:t xml:space="preserve"> </w:t>
-      </w:r>
-      <w:r>
-        <w:t xml:space="preserve">de investigación de</w:t>
-      </w:r>
-      <w:r>
-        <w:t xml:space="preserve"> </w:t>
-      </w:r>
-      <w:r>
-        <w:rPr>
-          <w:b/>
-          <w:bCs/>
-        </w:rPr>
-        <w:t xml:space="preserve">cualquier campo científico</w:t>
-      </w:r>
-      <w:r>
-        <w:t xml:space="preserve"> </w:t>
-      </w:r>
-      <w:r>
-        <w:t xml:space="preserve">y en cualquier etapa del ciclo de vida de la investigación (datos brutos, procesados, software, pósteres, publicaciones, etc.).</w:t>
-      </w:r>
-    </w:p>
-    <w:p>
-      <w:pPr>
-        <w:pStyle w:val="Compact"/>
-        <w:numPr>
-          <w:ilvl w:val="0"/>
-          <w:numId w:val="1008"/>
-        </w:numPr>
-      </w:pPr>
-      <w:r>
-        <w:rPr>
-          <w:b/>
-          <w:bCs/>
-        </w:rPr>
-        <w:t xml:space="preserve">Formatos de archivo:</w:t>
-      </w:r>
-      <w:r>
-        <w:t xml:space="preserve"> </w:t>
-      </w:r>
-      <w:r>
-        <w:t xml:space="preserve">No hay restricciones en los formatos de archivo. Se permiten incluso formatos</w:t>
-      </w:r>
-      <w:r>
-        <w:t xml:space="preserve"> </w:t>
-      </w:r>
-      <w:r>
-        <w:t xml:space="preserve">“no amigables”</w:t>
-      </w:r>
-      <w:r>
-        <w:t xml:space="preserve"> </w:t>
-      </w:r>
-      <w:r>
-        <w:t xml:space="preserve">para la preservación a largo plazo, aunque se promueven las buenas prácticas.</w:t>
-      </w:r>
-    </w:p>
-    <w:p>
-      <w:pPr>
-        <w:pStyle w:val="Compact"/>
-        <w:numPr>
-          <w:ilvl w:val="0"/>
-          <w:numId w:val="1008"/>
-        </w:numPr>
-      </w:pPr>
-      <w:r>
-        <w:rPr>
-          <w:b/>
-          <w:bCs/>
-        </w:rPr>
-        <w:t xml:space="preserve">Elegibilidad:</w:t>
-      </w:r>
-      <w:r>
-        <w:t xml:space="preserve"> </w:t>
-      </w:r>
-      <w:r>
-        <w:t xml:space="preserve">Cualquier investigador del mundo puede registrarse y depositar datos de manera gratuita, especialmente si no tiene acceso a un centro de datos institucional organizado.</w:t>
-      </w:r>
-    </w:p>
-    <w:p>
-      <w:pPr>
-        <w:pStyle w:val="Compact"/>
-        <w:numPr>
-          <w:ilvl w:val="0"/>
-          <w:numId w:val="1008"/>
-        </w:numPr>
-      </w:pPr>
-      <w:r>
-        <w:rPr>
-          <w:b/>
-          <w:bCs/>
-        </w:rPr>
-        <w:t xml:space="preserve">Límites de volumen:</w:t>
-      </w:r>
-      <w:r>
-        <w:t xml:space="preserve"> </w:t>
-      </w:r>
-      <w:r>
-        <w:t xml:space="preserve">Por defecto, el límite estándar es de</w:t>
-      </w:r>
-      <w:r>
-        <w:t xml:space="preserve"> </w:t>
-      </w:r>
-      <w:r>
-        <w:rPr>
-          <w:b/>
-          <w:bCs/>
-        </w:rPr>
-        <w:t xml:space="preserve">50 GB por registro</w:t>
-      </w:r>
-      <w:r>
-        <w:t xml:space="preserve"> </w:t>
-      </w:r>
-      <w:r>
-        <w:t xml:space="preserve">(con un máximo aproximado de 100 archivos). Cuotas mayores se pueden solicitar y evaluar caso por caso.</w:t>
-      </w:r>
-    </w:p>
-    <w:bookmarkEnd w:id="37"/>
-    <w:bookmarkStart w:id="38" w:name="Xfa8e2c8b7a0f9dfeb5c9386d331f22853c3453e"/>
+        <w:t xml:space="preserve">Actualizar la definición de Repositorio Nacional:</w:t>
+      </w:r>
+    </w:p>
+    <w:p>
+      <w:pPr>
+        <w:pStyle w:val="BlockText"/>
+      </w:pPr>
+      <w:r>
+        <w:rPr>
+          <w:b/>
+          <w:bCs/>
+        </w:rPr>
+        <w:t xml:space="preserve">[Fracción]. Repositorio Nacional.</w:t>
+      </w:r>
+      <w:r>
+        <w:t xml:space="preserve"> </w:t>
+      </w:r>
+      <w:r>
+        <w:t xml:space="preserve">La plataforma digital centralizada, coordinada y administrada por la</w:t>
+      </w:r>
+      <w:r>
+        <w:t xml:space="preserve"> </w:t>
+      </w:r>
+      <w:r>
+        <w:rPr>
+          <w:b/>
+          <w:bCs/>
+        </w:rPr>
+        <w:t xml:space="preserve">SECIHTI</w:t>
+      </w:r>
+      <w:r>
+        <w:t xml:space="preserve">, que acopia, preserva y garantiza el acceso abierto a la producción científica, tecnológica, humanística y de innovación del país, con la cual interoperará federadamente el Servidor de Datos Abiertos del INECOL.</w:t>
+      </w:r>
+    </w:p>
+    <w:bookmarkEnd w:id="35"/>
+    <w:bookmarkStart w:id="36" w:name="Xba4d79491cbbb18e319061a96d7b4b175a84ee8"/>
     <w:p>
       <w:pPr>
         <w:pStyle w:val="Heading3"/>
       </w:pPr>
       <w:r>
-        <w:t xml:space="preserve">3.0.2 2. Responsabilidad Legal y Propiedad Intelectual</w:t>
+        <w:t xml:space="preserve">3.0.2 3. Ajustes puntuales en el Articulado de los</w:t>
+      </w:r>
+      <w:r>
+        <w:t xml:space="preserve"> </w:t>
+      </w:r>
+      <w:r>
+        <w:rPr>
+          <w:rStyle w:val="VerbatimChar"/>
+        </w:rPr>
+        <w:t xml:space="preserve">Lineamientos_INECOL_v7</w:t>
+      </w:r>
+    </w:p>
+    <w:p>
+      <w:pPr>
+        <w:pStyle w:val="FirstParagraph"/>
+      </w:pPr>
+      <w:r>
+        <w:t xml:space="preserve">Para limpiar el texto de cualquier rastro del Consejo anterior, hay que realizar los siguientes reemplazos:</w:t>
       </w:r>
     </w:p>
     <w:p>
@@ -5383,122 +5523,49 @@
           <w:b/>
           <w:bCs/>
         </w:rPr>
-        <w:t xml:space="preserve">La propiedad no se transfiere:</w:t>
-      </w:r>
-      <w:r>
-        <w:t xml:space="preserve"> </w:t>
-      </w:r>
-      <w:r>
-        <w:t xml:space="preserve">Al subir datos a Zenodo,</w:t>
-      </w:r>
-      <w:r>
-        <w:t xml:space="preserve"> </w:t>
-      </w:r>
-      <w:r>
-        <w:rPr>
-          <w:b/>
-          <w:bCs/>
-        </w:rPr>
-        <w:t xml:space="preserve">no se ceden los derechos de propiedad intelectual al CERN ni a Zenodo</w:t>
-      </w:r>
-      <w:r>
-        <w:t xml:space="preserve">. El contenido sigue perteneciendo a sus autores u organizaciones originales.</w:t>
-      </w:r>
-    </w:p>
-    <w:p>
-      <w:pPr>
-        <w:pStyle w:val="Compact"/>
-        <w:numPr>
-          <w:ilvl w:val="0"/>
-          <w:numId w:val="1009"/>
-        </w:numPr>
-      </w:pPr>
-      <w:r>
-        <w:rPr>
-          <w:b/>
-          <w:bCs/>
-        </w:rPr>
-        <w:t xml:space="preserve">Responsabilidad exclusiva del usuario (Uploader):</w:t>
-      </w:r>
-      <w:r>
-        <w:t xml:space="preserve"> </w:t>
-      </w:r>
-      <w:r>
-        <w:t xml:space="preserve">Quien sube la información es el único responsable legal del contenido. Debe garantizar que tiene los derechos necesarios, que no infringe derechos de autor ni acuerdos de confidencialidad, y que el material es apto para difusión pública.</w:t>
-      </w:r>
-    </w:p>
-    <w:p>
-      <w:pPr>
-        <w:pStyle w:val="Compact"/>
-        <w:numPr>
-          <w:ilvl w:val="0"/>
-          <w:numId w:val="1009"/>
-        </w:numPr>
-      </w:pPr>
-      <w:r>
-        <w:rPr>
-          <w:b/>
-          <w:bCs/>
-        </w:rPr>
-        <w:t xml:space="preserve">Licenciamiento:</w:t>
-      </w:r>
-      <w:r>
-        <w:t xml:space="preserve"> </w:t>
-      </w:r>
-      <w:r>
-        <w:t xml:space="preserve">Es obligatorio asignar una licencia a los archivos públicos. Zenodo sugiere por defecto</w:t>
-      </w:r>
-      <w:r>
-        <w:t xml:space="preserve"> </w:t>
-      </w:r>
+        <w:t xml:space="preserve">En el Considerando Quinto o Sexto (y donde aplique):</w:t>
+      </w:r>
+    </w:p>
+    <w:p>
+      <w:pPr>
+        <w:pStyle w:val="BlockText"/>
+      </w:pPr>
       <w:r>
         <w:rPr>
           <w:i/>
           <w:iCs/>
         </w:rPr>
-        <w:t xml:space="preserve">Creative Commons Attribution 4.0 (CC-BY)</w:t>
-      </w:r>
-      <w:r>
-        <w:t xml:space="preserve"> </w:t>
-      </w:r>
-      <w:r>
-        <w:t xml:space="preserve">para datos y licencias estándar de código abierto (como MIT o GPL) para software, aunque permite licencias personalizadas. Los</w:t>
-      </w:r>
-      <w:r>
-        <w:t xml:space="preserve"> </w:t>
-      </w:r>
-      <w:r>
-        <w:rPr>
-          <w:b/>
-          <w:bCs/>
-        </w:rPr>
-        <w:t xml:space="preserve">metadatos</w:t>
-      </w:r>
-      <w:r>
-        <w:t xml:space="preserve">, en cambio, se distribuyen bajo una licencia de dominio público</w:t>
-      </w:r>
-      <w:r>
-        <w:t xml:space="preserve"> </w:t>
-      </w:r>
-      <w:r>
-        <w:rPr>
-          <w:b/>
-          <w:bCs/>
-        </w:rPr>
-        <w:t xml:space="preserve">CC0</w:t>
-      </w:r>
-      <w:r>
-        <w:t xml:space="preserve">, lo que facilita que motores de búsqueda externos los indexen.</w:t>
-      </w:r>
-    </w:p>
-    <w:bookmarkEnd w:id="38"/>
-    <w:bookmarkStart w:id="39" w:name="X7623938980cfe5cfebf525c12cdf262807bd78a"/>
-    <w:p>
-      <w:pPr>
-        <w:pStyle w:val="Heading3"/>
-      </w:pPr>
-      <w:r>
-        <w:t xml:space="preserve">3.0.3 3. Privacidad y Datos Sensibles (El cruce con el GDPR)</w:t>
+        <w:t xml:space="preserve">“Que la Ley General en materia de Humanidades, Ciencias, Tecnologías e Innovación mandata… [Sustituir Conahcyt por:] …correspondiendo a la</w:t>
+      </w:r>
+      <w:r>
+        <w:rPr>
+          <w:i/>
+          <w:iCs/>
+        </w:rPr>
+        <w:t xml:space="preserve"> </w:t>
+      </w:r>
+      <w:r>
+        <w:rPr>
+          <w:b/>
+          <w:bCs/>
+          <w:i/>
+          <w:iCs/>
+        </w:rPr>
+        <w:t xml:space="preserve">SECIHTI</w:t>
+      </w:r>
+      <w:r>
+        <w:rPr>
+          <w:i/>
+          <w:iCs/>
+        </w:rPr>
+        <w:t xml:space="preserve"> </w:t>
+      </w:r>
+      <w:r>
+        <w:rPr>
+          <w:i/>
+          <w:iCs/>
+        </w:rPr>
+        <w:t xml:space="preserve">articular las capacidades y garantizar el acceso abierto a la información científica…”</w:t>
       </w:r>
     </w:p>
     <w:p>
@@ -5514,78 +5581,141 @@
           <w:b/>
           <w:bCs/>
         </w:rPr>
-        <w:t xml:space="preserve">Datos personales:</w:t>
-      </w:r>
-      <w:r>
-        <w:t xml:space="preserve"> </w:t>
-      </w:r>
-      <w:r>
+        <w:t xml:space="preserve">En el Artículo 13 (Obligatoriedad) y Artículo 23 (Conservación):</w:t>
+      </w:r>
+    </w:p>
+    <w:p>
+      <w:pPr>
+        <w:pStyle w:val="BlockText"/>
+      </w:pPr>
+      <w:r>
+        <w:t xml:space="preserve">Asegurar que el mandato de interoperabilidad se vincule explícitamente a</w:t>
+      </w:r>
+      <w:r>
+        <w:t xml:space="preserve"> </w:t>
+      </w:r>
+      <w:r>
+        <w:rPr>
+          <w:i/>
+          <w:iCs/>
+        </w:rPr>
+        <w:t xml:space="preserve">“las plataformas informáticas e infraestructuras que para tal efecto determine la</w:t>
+      </w:r>
+      <w:r>
+        <w:rPr>
+          <w:i/>
+          <w:iCs/>
+        </w:rPr>
+        <w:t xml:space="preserve"> </w:t>
+      </w:r>
+      <w:r>
+        <w:rPr>
+          <w:b/>
+          <w:bCs/>
+          <w:i/>
+          <w:iCs/>
+        </w:rPr>
+        <w:t xml:space="preserve">SECIHTI</w:t>
+      </w:r>
+      <w:r>
+        <w:rPr>
+          <w:i/>
+          <w:iCs/>
+        </w:rPr>
+        <w:t xml:space="preserve"> </w:t>
+      </w:r>
+      <w:r>
+        <w:rPr>
+          <w:i/>
+          <w:iCs/>
+        </w:rPr>
+        <w:t xml:space="preserve">y el Repositorio Nacional”</w:t>
+      </w:r>
+      <w:r>
+        <w:t xml:space="preserve">, en lugar de mencionar lineamientos emitidos por el extinto Consejo.</w:t>
+      </w:r>
+    </w:p>
+    <w:bookmarkEnd w:id="36"/>
+    <w:bookmarkEnd w:id="37"/>
+    <w:bookmarkStart w:id="58" w:name="zenodo-como-ejemplo"/>
+    <w:p>
+      <w:pPr>
+        <w:pStyle w:val="Heading1"/>
+      </w:pPr>
+      <w:r>
+        <w:t xml:space="preserve">4. Zenodo como ejemplo</w:t>
+      </w:r>
+    </w:p>
+    <w:p>
+      <w:pPr>
+        <w:pStyle w:val="FirstParagraph"/>
+      </w:pPr>
+      <w:r>
+        <w:t xml:space="preserve">Para obtener una perspectiva amplia de los lineamientos de</w:t>
+      </w:r>
+      <w:r>
+        <w:t xml:space="preserve"> </w:t>
+      </w:r>
+      <w:r>
+        <w:rPr>
+          <w:b/>
+          <w:bCs/>
+        </w:rPr>
         <w:t xml:space="preserve">Zenodo</w:t>
       </w:r>
       <w:r>
-        <w:t xml:space="preserve"> </w:t>
-      </w:r>
-      <w:r>
-        <w:rPr>
-          <w:b/>
-          <w:bCs/>
-        </w:rPr>
-        <w:t xml:space="preserve">no está diseñado para albergar datos personales sensibles de sujetos humanos</w:t>
-      </w:r>
-      <w:r>
-        <w:t xml:space="preserve">. Si la investigación involucra seres humanos, el usuario debe garantizar que los datos estén</w:t>
-      </w:r>
-      <w:r>
-        <w:t xml:space="preserve"> </w:t>
-      </w:r>
-      <w:r>
-        <w:rPr>
-          <w:b/>
-          <w:bCs/>
-        </w:rPr>
-        <w:t xml:space="preserve">completamente anonimizados</w:t>
-      </w:r>
-      <w:r>
-        <w:t xml:space="preserve"> </w:t>
-      </w:r>
-      <w:r>
-        <w:t xml:space="preserve">o que se cuente con un consentimiento explícito e inequívoco para su difusión abierta antes de subirlos.</w:t>
+        <w:t xml:space="preserve">, es fundamental cruzar los marcos regulatorio y operativo que lo regulan: las</w:t>
+      </w:r>
+      <w:r>
+        <w:t xml:space="preserve"> </w:t>
+      </w:r>
+      <w:r>
+        <w:rPr>
+          <w:b/>
+          <w:bCs/>
+        </w:rPr>
+        <w:t xml:space="preserve">políticas públicas de Zenodo</w:t>
+      </w:r>
+      <w:r>
+        <w:t xml:space="preserve"> </w:t>
+      </w:r>
+      <w:r>
+        <w:t xml:space="preserve">(que dictan qué se puede subir, cómo se almacena y quién es responsable) y la</w:t>
+      </w:r>
+      <w:r>
+        <w:t xml:space="preserve"> </w:t>
+      </w:r>
+      <w:r>
+        <w:rPr>
+          <w:b/>
+          <w:bCs/>
+        </w:rPr>
+        <w:t xml:space="preserve">Circular Operacional No. 11 del CERN (Operational Circular No.11)</w:t>
+      </w:r>
+      <w:r>
+        <w:t xml:space="preserve">, la cual establece el marco legal e institucional de la infraestructura física y organizativa que soporta a Zenodo.</w:t>
+      </w:r>
+    </w:p>
+    <w:p>
+      <w:pPr>
+        <w:pStyle w:val="BodyText"/>
+      </w:pPr>
+      <w:r>
+        <w:t xml:space="preserve">A continuación, se presenta un desglose estructurado de los criterios y lineamientos clave derivados de ambas fuentes:</w:t>
+      </w:r>
+    </w:p>
+    <w:bookmarkStart w:id="38" w:name="X38bc9895e841af86c922d3108004ba5bf0959df"/>
+    <w:p>
+      <w:pPr>
+        <w:pStyle w:val="Heading3"/>
+      </w:pPr>
+      <w:r>
+        <w:t xml:space="preserve">4.0.1 1. Alcance, Contenido y Depositantes (Políticas de Zenodo)</w:t>
       </w:r>
     </w:p>
     <w:p>
       <w:pPr>
         <w:pStyle w:val="Compact"/>
-        <w:numPr>
-          <w:ilvl w:val="0"/>
-          <w:numId w:val="1010"/>
-        </w:numPr>
-      </w:pPr>
-      <w:r>
-        <w:rPr>
-          <w:b/>
-          <w:bCs/>
-        </w:rPr>
-        <w:t xml:space="preserve">El rol del CERN:</w:t>
-      </w:r>
-      <w:r>
-        <w:t xml:space="preserve"> </w:t>
-      </w:r>
-      <w:r>
-        <w:t xml:space="preserve">El CERN goza de un estatus legal particular como organización internacional. Sin embargo, para efectos operativos de Zenodo, sus infraestructuras cumplen rigurosamente con altos estándares de protección de datos alineados con el espíritu del GDPR (Reglamento General de Protección de Datos de la UE).</w:t>
-      </w:r>
-    </w:p>
-    <w:bookmarkEnd w:id="39"/>
-    <w:bookmarkStart w:id="40" w:name="niveles-de-acceso-y-modificaciones"/>
-    <w:p>
-      <w:pPr>
-        <w:pStyle w:val="Heading3"/>
-      </w:pPr>
-      <w:r>
-        <w:t xml:space="preserve">3.0.4 4. Niveles de Acceso y Modificaciones</w:t>
-      </w:r>
-    </w:p>
-    <w:p>
-      <w:pPr>
         <w:numPr>
           <w:ilvl w:val="0"/>
           <w:numId w:val="1011"/>
@@ -5596,27 +5726,50 @@
           <w:b/>
           <w:bCs/>
         </w:rPr>
-        <w:t xml:space="preserve">Tipos de acceso:</w:t>
-      </w:r>
-      <w:r>
-        <w:t xml:space="preserve"> </w:t>
-      </w:r>
-      <w:r>
-        <w:t xml:space="preserve">Aunque promueve la ciencia abierta (</w:t>
+        <w:t xml:space="preserve">Inclusión de disciplinas y estados:</w:t>
+      </w:r>
+      <w:r>
+        <w:t xml:space="preserve"> </w:t>
+      </w:r>
+      <w:r>
+        <w:t xml:space="preserve">Zenodo acepta</w:t>
+      </w:r>
+      <w:r>
+        <w:t xml:space="preserve"> </w:t>
       </w:r>
       <w:r>
         <w:rPr>
           <w:i/>
           <w:iCs/>
         </w:rPr>
-        <w:t xml:space="preserve">Open Science</w:t>
-      </w:r>
-      <w:r>
-        <w:t xml:space="preserve">), Zenodo permite configuraciones flexibles:</w:t>
-      </w:r>
-    </w:p>
-    <w:p>
-      <w:pPr>
+        <w:t xml:space="preserve">artefactos</w:t>
+      </w:r>
+      <w:r>
+        <w:t xml:space="preserve"> </w:t>
+      </w:r>
+      <w:r>
+        <w:t xml:space="preserve">de investigación de</w:t>
+      </w:r>
+      <w:r>
+        <w:t xml:space="preserve"> </w:t>
+      </w:r>
+      <w:r>
+        <w:rPr>
+          <w:b/>
+          <w:bCs/>
+        </w:rPr>
+        <w:t xml:space="preserve">cualquier campo científico</w:t>
+      </w:r>
+      <w:r>
+        <w:t xml:space="preserve"> </w:t>
+      </w:r>
+      <w:r>
+        <w:t xml:space="preserve">y en cualquier etapa del ciclo de vida de la investigación (datos brutos, procesados, software, pósteres, publicaciones, etc.).</w:t>
+      </w:r>
+    </w:p>
+    <w:p>
+      <w:pPr>
+        <w:pStyle w:val="Compact"/>
         <w:numPr>
           <w:ilvl w:val="0"/>
           <w:numId w:val="1011"/>
@@ -5627,17 +5780,30 @@
           <w:b/>
           <w:bCs/>
         </w:rPr>
-        <w:t xml:space="preserve">Acceso abierto (Open Access):</w:t>
-      </w:r>
-      <w:r>
-        <w:t xml:space="preserve"> </w:t>
-      </w:r>
-      <w:r>
-        <w:t xml:space="preserve">Disponible de inmediato.</w:t>
-      </w:r>
-    </w:p>
-    <w:p>
-      <w:pPr>
+        <w:t xml:space="preserve">Formatos de archivo:</w:t>
+      </w:r>
+      <w:r>
+        <w:t xml:space="preserve"> </w:t>
+      </w:r>
+      <w:r>
+        <w:t xml:space="preserve">No hay restricciones en los formatos de archivo. Se permiten incluso formatos</w:t>
+      </w:r>
+      <w:r>
+        <w:t xml:space="preserve"> </w:t>
+      </w:r>
+      <w:r>
+        <w:t xml:space="preserve">“no amigables”</w:t>
+      </w:r>
+      <w:r>
+        <w:t xml:space="preserve"> </w:t>
+      </w:r>
+      <w:r>
+        <w:t xml:space="preserve">para la preservación a largo plazo, aunque se promueven las buenas prácticas.</w:t>
+      </w:r>
+    </w:p>
+    <w:p>
+      <w:pPr>
+        <w:pStyle w:val="Compact"/>
         <w:numPr>
           <w:ilvl w:val="0"/>
           <w:numId w:val="1011"/>
@@ -5648,17 +5814,18 @@
           <w:b/>
           <w:bCs/>
         </w:rPr>
-        <w:t xml:space="preserve">Embargado (Embargoed):</w:t>
-      </w:r>
-      <w:r>
-        <w:t xml:space="preserve"> </w:t>
-      </w:r>
-      <w:r>
-        <w:t xml:space="preserve">Los datos se mantienen cerrados hasta una fecha específica (por ejemplo, cuando se publique un artículo científico relacionado) y luego se abren automáticamente.</w:t>
-      </w:r>
-    </w:p>
-    <w:p>
-      <w:pPr>
+        <w:t xml:space="preserve">Elegibilidad:</w:t>
+      </w:r>
+      <w:r>
+        <w:t xml:space="preserve"> </w:t>
+      </w:r>
+      <w:r>
+        <w:t xml:space="preserve">Cualquier investigador del mundo puede registrarse y depositar datos de manera gratuita, especialmente si no tiene acceso a un centro de datos institucional organizado.</w:t>
+      </w:r>
+    </w:p>
+    <w:p>
+      <w:pPr>
+        <w:pStyle w:val="Compact"/>
         <w:numPr>
           <w:ilvl w:val="0"/>
           <w:numId w:val="1011"/>
@@ -5669,115 +5836,39 @@
           <w:b/>
           <w:bCs/>
         </w:rPr>
-        <w:t xml:space="preserve">Acceso restringido (Restricted):</w:t>
-      </w:r>
-      <w:r>
-        <w:t xml:space="preserve"> </w:t>
-      </w:r>
-      <w:r>
-        <w:t xml:space="preserve">Los archivos permanecen ocultos, pero otros investigadores pueden solicitar acceso al autor justificando su uso.</w:t>
-      </w:r>
-    </w:p>
-    <w:p>
-      <w:pPr>
-        <w:numPr>
-          <w:ilvl w:val="0"/>
-          <w:numId w:val="1011"/>
-        </w:numPr>
-      </w:pPr>
-      <w:r>
-        <w:rPr>
-          <w:b/>
-          <w:bCs/>
-        </w:rPr>
-        <w:t xml:space="preserve">Acceso cerrado (Closed):</w:t>
-      </w:r>
-      <w:r>
-        <w:t xml:space="preserve"> </w:t>
-      </w:r>
-      <w:r>
-        <w:t xml:space="preserve">Solo el propietario puede ver los archivos (utilizado principalmente para preservación interna).</w:t>
-      </w:r>
-    </w:p>
-    <w:p>
-      <w:pPr>
-        <w:numPr>
-          <w:ilvl w:val="0"/>
-          <w:numId w:val="1011"/>
-        </w:numPr>
-      </w:pPr>
-      <w:r>
-        <w:rPr>
-          <w:b/>
-          <w:bCs/>
-        </w:rPr>
-        <w:t xml:space="preserve">Inmutabilidad y Versionado:</w:t>
-      </w:r>
-      <w:r>
-        <w:t xml:space="preserve"> </w:t>
-      </w:r>
-      <w:r>
-        <w:t xml:space="preserve">Una vez que un registro se publica, los archivos</w:t>
-      </w:r>
-      <w:r>
-        <w:t xml:space="preserve"> </w:t>
-      </w:r>
-      <w:r>
-        <w:rPr>
-          <w:b/>
-          <w:bCs/>
-        </w:rPr>
-        <w:t xml:space="preserve">no se pueden modificar ni eliminar a la ligera</w:t>
-      </w:r>
-      <w:r>
-        <w:t xml:space="preserve">. Durante los primeros 30 días se permiten correcciones menores de errores, pero pasado ese tiempo, cualquier cambio significativo requiere la creación de una</w:t>
-      </w:r>
-      <w:r>
-        <w:t xml:space="preserve"> </w:t>
-      </w:r>
-      <w:r>
-        <w:rPr>
-          <w:b/>
-          <w:bCs/>
-        </w:rPr>
-        <w:t xml:space="preserve">nueva versión</w:t>
-      </w:r>
-      <w:r>
-        <w:t xml:space="preserve">, la cual recibirá un Identificador de Objeto Digital (DOI) diferente. Esto asegura la trazabilidad científica.</w:t>
-      </w:r>
-    </w:p>
-    <w:bookmarkEnd w:id="40"/>
-    <w:bookmarkStart w:id="41" w:name="X72cb5341b4578a3c9b8f92aca5bb9095bfca49b"/>
+        <w:t xml:space="preserve">Límites de volumen:</w:t>
+      </w:r>
+      <w:r>
+        <w:t xml:space="preserve"> </w:t>
+      </w:r>
+      <w:r>
+        <w:t xml:space="preserve">Por defecto, el límite estándar es de</w:t>
+      </w:r>
+      <w:r>
+        <w:t xml:space="preserve"> </w:t>
+      </w:r>
+      <w:r>
+        <w:rPr>
+          <w:b/>
+          <w:bCs/>
+        </w:rPr>
+        <w:t xml:space="preserve">50 GB por registro</w:t>
+      </w:r>
+      <w:r>
+        <w:t xml:space="preserve"> </w:t>
+      </w:r>
+      <w:r>
+        <w:t xml:space="preserve">(con un máximo aproximado de 100 archivos). Cuotas mayores se pueden solicitar y evaluar caso por caso.</w:t>
+      </w:r>
+    </w:p>
+    <w:bookmarkEnd w:id="38"/>
+    <w:bookmarkStart w:id="39" w:name="Xfa8e2c8b7a0f9dfeb5c9386d331f22853c3453e"/>
     <w:p>
       <w:pPr>
         <w:pStyle w:val="Heading3"/>
       </w:pPr>
       <w:r>
-        <w:t xml:space="preserve">3.0.5 5. Preservación, Retirada y la Circular Operacional No. 11 del CERN</w:t>
-      </w:r>
-    </w:p>
-    <w:p>
-      <w:pPr>
-        <w:pStyle w:val="FirstParagraph"/>
-      </w:pPr>
-      <w:r>
-        <w:t xml:space="preserve">Aquí es donde la</w:t>
-      </w:r>
-      <w:r>
-        <w:t xml:space="preserve"> </w:t>
-      </w:r>
-      <w:r>
-        <w:rPr>
-          <w:b/>
-          <w:bCs/>
-        </w:rPr>
-        <w:t xml:space="preserve">Circular Operacional No. 11 del CERN</w:t>
-      </w:r>
-      <w:r>
-        <w:t xml:space="preserve"> </w:t>
-      </w:r>
-      <w:r>
-        <w:t xml:space="preserve">se vuelve vital para entender la gobernanza de Zenodo:</w:t>
+        <w:t xml:space="preserve">4.0.2 2. Responsabilidad Legal y Propiedad Intelectual</w:t>
       </w:r>
     </w:p>
     <w:p>
@@ -5793,29 +5884,26 @@
           <w:b/>
           <w:bCs/>
         </w:rPr>
-        <w:t xml:space="preserve">Gobernanza Institucional:</w:t>
-      </w:r>
-      <w:r>
-        <w:t xml:space="preserve"> </w:t>
-      </w:r>
-      <w:r>
-        <w:t xml:space="preserve">Zenodo no es una entidad comercial independiente; opera bajo el amparo del CERN (Organización Europea para la Investigación Nuclear). La</w:t>
-      </w:r>
-      <w:r>
-        <w:t xml:space="preserve"> </w:t>
-      </w:r>
-      <w:r>
-        <w:rPr>
-          <w:i/>
-          <w:iCs/>
-        </w:rPr>
-        <w:t xml:space="preserve">Circular Operacional No. 11</w:t>
-      </w:r>
-      <w:r>
-        <w:t xml:space="preserve"> </w:t>
-      </w:r>
-      <w:r>
-        <w:t xml:space="preserve">define precisamente las reglas internas del CERN respecto a la propiedad intelectual, el uso de sus nombres/logotipos, y las condiciones bajo las cuales el CERN aloja o transfiere tecnología y servicios a la comunidad internacional.</w:t>
+        <w:t xml:space="preserve">La propiedad no se transfiere:</w:t>
+      </w:r>
+      <w:r>
+        <w:t xml:space="preserve"> </w:t>
+      </w:r>
+      <w:r>
+        <w:t xml:space="preserve">Al subir datos a Zenodo,</w:t>
+      </w:r>
+      <w:r>
+        <w:t xml:space="preserve"> </w:t>
+      </w:r>
+      <w:r>
+        <w:rPr>
+          <w:b/>
+          <w:bCs/>
+        </w:rPr>
+        <w:t xml:space="preserve">no se ceden los derechos de propiedad intelectual al CERN ni a Zenodo</w:t>
+      </w:r>
+      <w:r>
+        <w:t xml:space="preserve">. El contenido sigue perteneciendo a sus autores u organizaciones originales.</w:t>
       </w:r>
     </w:p>
     <w:p>
@@ -5831,52 +5919,13 @@
           <w:b/>
           <w:bCs/>
         </w:rPr>
-        <w:t xml:space="preserve">Garantía de Longevidad:</w:t>
-      </w:r>
-      <w:r>
-        <w:t xml:space="preserve"> </w:t>
-      </w:r>
-      <w:r>
-        <w:t xml:space="preserve">Zenodo garantiza la preservación de los datos por</w:t>
-      </w:r>
-      <w:r>
-        <w:t xml:space="preserve"> </w:t>
-      </w:r>
-      <w:r>
-        <w:rPr>
-          <w:b/>
-          <w:bCs/>
-        </w:rPr>
-        <w:t xml:space="preserve">toda la vida útil del CERN</w:t>
-      </w:r>
-      <w:r>
-        <w:t xml:space="preserve">, comprometiéndose contractualmente a un mínimo de</w:t>
-      </w:r>
-      <w:r>
-        <w:t xml:space="preserve"> </w:t>
-      </w:r>
-      <w:r>
-        <w:rPr>
-          <w:b/>
-          <w:bCs/>
-        </w:rPr>
-        <w:t xml:space="preserve">20 años</w:t>
-      </w:r>
-      <w:r>
-        <w:t xml:space="preserve">. Al estar respaldado por las políticas institucionales del CERN, el repositorio se beneficia de una infraestructura de almacenamiento masivo altamente redundante (múltiples copias en línea y réplicas en cinta</w:t>
-      </w:r>
-      <w:r>
-        <w:t xml:space="preserve"> </w:t>
-      </w:r>
-      <w:r>
-        <w:rPr>
-          <w:i/>
-          <w:iCs/>
-        </w:rPr>
-        <w:t xml:space="preserve">offline</w:t>
-      </w:r>
-      <w:r>
-        <w:t xml:space="preserve">).</w:t>
+        <w:t xml:space="preserve">Responsabilidad exclusiva del usuario (Uploader):</w:t>
+      </w:r>
+      <w:r>
+        <w:t xml:space="preserve"> </w:t>
+      </w:r>
+      <w:r>
+        <w:t xml:space="preserve">Quien sube la información es el único responsable legal del contenido. Debe garantizar que tiene los derechos necesarios, que no infringe derechos de autor ni acuerdos de confidencialidad, y que el material es apto para difusión pública.</w:t>
       </w:r>
     </w:p>
     <w:p>
@@ -5892,59 +5941,13 @@
           <w:b/>
           <w:bCs/>
         </w:rPr>
-        <w:t xml:space="preserve">Procedimiento de Retirada (Take-down):</w:t>
-      </w:r>
-      <w:r>
-        <w:t xml:space="preserve"> </w:t>
-      </w:r>
-      <w:r>
-        <w:t xml:space="preserve">Aunque Zenodo no monitorea activamente lo que los usuarios suben, cuenta con un protocolo estricto para retirar contenido si recibe una reclamación legítima de violación de propiedad intelectual, plagio, falsificación deliberada o inclusión de datos personales sin consentimiento. En estos casos excepcionales, los archivos se eliminan del acceso público, pero se retiene una</w:t>
-      </w:r>
-      <w:r>
-        <w:t xml:space="preserve"> </w:t>
-      </w:r>
-      <w:r>
-        <w:t xml:space="preserve">“tumba de metadatos”</w:t>
-      </w:r>
-      <w:r>
-        <w:t xml:space="preserve"> </w:t>
-      </w:r>
-      <w:r>
-        <w:t xml:space="preserve">indicando que el registro existió y el motivo de su remoción, para no romper la integridad de las citas académicas.</w:t>
-      </w:r>
-    </w:p>
-    <w:bookmarkEnd w:id="41"/>
-    <w:bookmarkStart w:id="42" w:name="resumen-de-la-perspectiva"/>
-    <w:p>
-      <w:pPr>
-        <w:pStyle w:val="Heading3"/>
-      </w:pPr>
-      <w:r>
-        <w:t xml:space="preserve">3.0.6 Resumen de la Perspectiva</w:t>
-      </w:r>
-    </w:p>
-    <w:p>
-      <w:pPr>
-        <w:pStyle w:val="FirstParagraph"/>
-      </w:pPr>
-      <w:r>
-        <w:t xml:space="preserve">Zenodo logra un equilibrio: ofrece un</w:t>
-      </w:r>
-      <w:r>
-        <w:t xml:space="preserve"> </w:t>
-      </w:r>
-      <w:r>
-        <w:rPr>
-          <w:b/>
-          <w:bCs/>
-        </w:rPr>
-        <w:t xml:space="preserve">servicio universal, gratuito y abierto</w:t>
-      </w:r>
-      <w:r>
-        <w:t xml:space="preserve"> </w:t>
-      </w:r>
-      <w:r>
-        <w:t xml:space="preserve">para empoderar a la comunidad científica global (bajo las políticas de</w:t>
+        <w:t xml:space="preserve">Licenciamiento:</w:t>
+      </w:r>
+      <w:r>
+        <w:t xml:space="preserve"> </w:t>
+      </w:r>
+      <w:r>
+        <w:t xml:space="preserve">Es obligatorio asignar una licencia a los archivos públicos. Zenodo sugiere por defecto</w:t>
       </w:r>
       <w:r>
         <w:t xml:space="preserve"> </w:t>
@@ -5954,88 +5957,49 @@
           <w:i/>
           <w:iCs/>
         </w:rPr>
-        <w:t xml:space="preserve">OpenAire</w:t>
-      </w:r>
-      <w:r>
-        <w:t xml:space="preserve"> </w:t>
-      </w:r>
-      <w:r>
-        <w:t xml:space="preserve">y</w:t>
-      </w:r>
-      <w:r>
-        <w:t xml:space="preserve"> </w:t>
-      </w:r>
-      <w:r>
-        <w:rPr>
-          <w:i/>
-          <w:iCs/>
-        </w:rPr>
-        <w:t xml:space="preserve">Open Science</w:t>
-      </w:r>
-      <w:r>
-        <w:t xml:space="preserve">), pero delega toda la</w:t>
-      </w:r>
-      <w:r>
-        <w:t xml:space="preserve"> </w:t>
-      </w:r>
-      <w:r>
-        <w:rPr>
-          <w:b/>
-          <w:bCs/>
-        </w:rPr>
-        <w:t xml:space="preserve">responsabilidad legal y ética en el usuario</w:t>
-      </w:r>
-      <w:r>
-        <w:t xml:space="preserve">, mientras se blinda institucional y técnicamente utilizando la rigurosa</w:t>
-      </w:r>
-      <w:r>
-        <w:t xml:space="preserve"> </w:t>
-      </w:r>
-      <w:r>
-        <w:rPr>
-          <w:b/>
-          <w:bCs/>
-        </w:rPr>
-        <w:t xml:space="preserve">infraestructura, marco legal y gobernanza a largo plazo del CERN</w:t>
-      </w:r>
-      <w:r>
-        <w:t xml:space="preserve">.</w:t>
-      </w:r>
-    </w:p>
-    <w:bookmarkEnd w:id="42"/>
-    <w:bookmarkStart w:id="56" w:name="X449ed843dca3d710b52a002e436b372f618f80a"/>
-    <w:p>
-      <w:pPr>
-        <w:pStyle w:val="Heading2"/>
-      </w:pPr>
-      <w:r>
-        <w:t xml:space="preserve">3.1 Compendio de Documentos Descargables y Referencias: Gobernanza Zenodo y CERN</w:t>
-      </w:r>
-    </w:p>
-    <w:p>
-      <w:pPr>
-        <w:pStyle w:val="FirstParagraph"/>
-      </w:pPr>
-      <w:r>
-        <w:t xml:space="preserve">Este documento reúne las referencias oficiales, políticas públicas y circulares operacionales que norman y respaldan la infraestructura del servicio de hospedaje de datos abiertos de Zenodo, así como el marco regulatorio del CERN como su entidad proveedora de infraestructura masiva.</w:t>
-      </w:r>
-    </w:p>
-    <w:bookmarkStart w:id="47" w:name="Xcb906d6e330e04db78d4e8b5561744b23752659"/>
+        <w:t xml:space="preserve">Creative Commons Attribution 4.0 (CC-BY)</w:t>
+      </w:r>
+      <w:r>
+        <w:t xml:space="preserve"> </w:t>
+      </w:r>
+      <w:r>
+        <w:t xml:space="preserve">para datos y licencias estándar de código abierto (como MIT o GPL) para software, aunque permite licencias personalizadas. Los</w:t>
+      </w:r>
+      <w:r>
+        <w:t xml:space="preserve"> </w:t>
+      </w:r>
+      <w:r>
+        <w:rPr>
+          <w:b/>
+          <w:bCs/>
+        </w:rPr>
+        <w:t xml:space="preserve">metadatos</w:t>
+      </w:r>
+      <w:r>
+        <w:t xml:space="preserve">, en cambio, se distribuyen bajo una licencia de dominio público</w:t>
+      </w:r>
+      <w:r>
+        <w:t xml:space="preserve"> </w:t>
+      </w:r>
+      <w:r>
+        <w:rPr>
+          <w:b/>
+          <w:bCs/>
+        </w:rPr>
+        <w:t xml:space="preserve">CC0</w:t>
+      </w:r>
+      <w:r>
+        <w:t xml:space="preserve">, lo que facilita que motores de búsqueda externos los indexen.</w:t>
+      </w:r>
+    </w:p>
+    <w:bookmarkEnd w:id="39"/>
+    <w:bookmarkStart w:id="40" w:name="X7623938980cfe5cfebf525c12cdf262807bd78a"/>
     <w:p>
       <w:pPr>
         <w:pStyle w:val="Heading3"/>
       </w:pPr>
       <w:r>
-        <w:t xml:space="preserve">3.1.1 1. Documentos Principales de Política y Gobernanza</w:t>
-      </w:r>
-    </w:p>
-    <w:bookmarkStart w:id="44" w:name="X90e22729b06a9cff907c9b257486cf978898c3a"/>
-    <w:p>
-      <w:pPr>
-        <w:pStyle w:val="Heading4"/>
-      </w:pPr>
-      <w:r>
-        <w:t xml:space="preserve">3.1.1.1 📄 Zenodo General Policies (Políticas Generales de Zenodo)</w:t>
+        <w:t xml:space="preserve">4.0.3 3. Privacidad y Datos Sensibles (El cruce con el GDPR)</w:t>
       </w:r>
     </w:p>
     <w:p>
@@ -6051,13 +6015,42 @@
           <w:b/>
           <w:bCs/>
         </w:rPr>
-        <w:t xml:space="preserve">Organización:</w:t>
-      </w:r>
-      <w:r>
-        <w:t xml:space="preserve"> </w:t>
-      </w:r>
-      <w:r>
-        <w:t xml:space="preserve">Zenodo / OpenAIRE / CERN</w:t>
+        <w:t xml:space="preserve">Datos personales:</w:t>
+      </w:r>
+      <w:r>
+        <w:t xml:space="preserve"> </w:t>
+      </w:r>
+      <w:r>
+        <w:t xml:space="preserve">Zenodo</w:t>
+      </w:r>
+      <w:r>
+        <w:t xml:space="preserve"> </w:t>
+      </w:r>
+      <w:r>
+        <w:rPr>
+          <w:b/>
+          <w:bCs/>
+        </w:rPr>
+        <w:t xml:space="preserve">no está diseñado para albergar datos personales sensibles de sujetos humanos</w:t>
+      </w:r>
+      <w:r>
+        <w:t xml:space="preserve">. Si la investigación involucra seres humanos, el usuario debe garantizar que los datos estén</w:t>
+      </w:r>
+      <w:r>
+        <w:t xml:space="preserve"> </w:t>
+      </w:r>
+      <w:r>
+        <w:rPr>
+          <w:b/>
+          <w:bCs/>
+        </w:rPr>
+        <w:t xml:space="preserve">completamente anonimizados</w:t>
+      </w:r>
+      <w:r>
+        <w:t xml:space="preserve"> </w:t>
+      </w:r>
+      <w:r>
+        <w:t xml:space="preserve">o que se cuente con un consentimiento explícito e inequívoco para su difusión abierta antes de subirlos.</w:t>
       </w:r>
     </w:p>
     <w:p>
@@ -6073,13 +6066,219 @@
           <w:b/>
           <w:bCs/>
         </w:rPr>
-        <w:t xml:space="preserve">Ámbito:</w:t>
-      </w:r>
-      <w:r>
-        <w:t xml:space="preserve"> </w:t>
-      </w:r>
-      <w:r>
-        <w:t xml:space="preserve">Normativa principal para usuarios y depositantes.</w:t>
+        <w:t xml:space="preserve">El rol del CERN:</w:t>
+      </w:r>
+      <w:r>
+        <w:t xml:space="preserve"> </w:t>
+      </w:r>
+      <w:r>
+        <w:t xml:space="preserve">El CERN goza de un estatus legal particular como organización internacional. Sin embargo, para efectos operativos de Zenodo, sus infraestructuras cumplen rigurosamente con altos estándares de protección de datos alineados con el espíritu del GDPR (Reglamento General de Protección de Datos de la UE).</w:t>
+      </w:r>
+    </w:p>
+    <w:bookmarkEnd w:id="40"/>
+    <w:bookmarkStart w:id="41" w:name="niveles-de-acceso-y-modificaciones"/>
+    <w:p>
+      <w:pPr>
+        <w:pStyle w:val="Heading3"/>
+      </w:pPr>
+      <w:r>
+        <w:t xml:space="preserve">4.0.4 4. Niveles de Acceso y Modificaciones</w:t>
+      </w:r>
+    </w:p>
+    <w:p>
+      <w:pPr>
+        <w:numPr>
+          <w:ilvl w:val="0"/>
+          <w:numId w:val="1014"/>
+        </w:numPr>
+      </w:pPr>
+      <w:r>
+        <w:rPr>
+          <w:b/>
+          <w:bCs/>
+        </w:rPr>
+        <w:t xml:space="preserve">Tipos de acceso:</w:t>
+      </w:r>
+      <w:r>
+        <w:t xml:space="preserve"> </w:t>
+      </w:r>
+      <w:r>
+        <w:t xml:space="preserve">Aunque promueve la ciencia abierta (</w:t>
+      </w:r>
+      <w:r>
+        <w:rPr>
+          <w:i/>
+          <w:iCs/>
+        </w:rPr>
+        <w:t xml:space="preserve">Open Science</w:t>
+      </w:r>
+      <w:r>
+        <w:t xml:space="preserve">), Zenodo permite configuraciones flexibles:</w:t>
+      </w:r>
+    </w:p>
+    <w:p>
+      <w:pPr>
+        <w:numPr>
+          <w:ilvl w:val="0"/>
+          <w:numId w:val="1014"/>
+        </w:numPr>
+      </w:pPr>
+      <w:r>
+        <w:rPr>
+          <w:b/>
+          <w:bCs/>
+        </w:rPr>
+        <w:t xml:space="preserve">Acceso abierto (Open Access):</w:t>
+      </w:r>
+      <w:r>
+        <w:t xml:space="preserve"> </w:t>
+      </w:r>
+      <w:r>
+        <w:t xml:space="preserve">Disponible de inmediato.</w:t>
+      </w:r>
+    </w:p>
+    <w:p>
+      <w:pPr>
+        <w:numPr>
+          <w:ilvl w:val="0"/>
+          <w:numId w:val="1014"/>
+        </w:numPr>
+      </w:pPr>
+      <w:r>
+        <w:rPr>
+          <w:b/>
+          <w:bCs/>
+        </w:rPr>
+        <w:t xml:space="preserve">Embargado (Embargoed):</w:t>
+      </w:r>
+      <w:r>
+        <w:t xml:space="preserve"> </w:t>
+      </w:r>
+      <w:r>
+        <w:t xml:space="preserve">Los datos se mantienen cerrados hasta una fecha específica (por ejemplo, cuando se publique un artículo científico relacionado) y luego se abren automáticamente.</w:t>
+      </w:r>
+    </w:p>
+    <w:p>
+      <w:pPr>
+        <w:numPr>
+          <w:ilvl w:val="0"/>
+          <w:numId w:val="1014"/>
+        </w:numPr>
+      </w:pPr>
+      <w:r>
+        <w:rPr>
+          <w:b/>
+          <w:bCs/>
+        </w:rPr>
+        <w:t xml:space="preserve">Acceso restringido (Restricted):</w:t>
+      </w:r>
+      <w:r>
+        <w:t xml:space="preserve"> </w:t>
+      </w:r>
+      <w:r>
+        <w:t xml:space="preserve">Los archivos permanecen ocultos, pero otros investigadores pueden solicitar acceso al autor justificando su uso.</w:t>
+      </w:r>
+    </w:p>
+    <w:p>
+      <w:pPr>
+        <w:numPr>
+          <w:ilvl w:val="0"/>
+          <w:numId w:val="1014"/>
+        </w:numPr>
+      </w:pPr>
+      <w:r>
+        <w:rPr>
+          <w:b/>
+          <w:bCs/>
+        </w:rPr>
+        <w:t xml:space="preserve">Acceso cerrado (Closed):</w:t>
+      </w:r>
+      <w:r>
+        <w:t xml:space="preserve"> </w:t>
+      </w:r>
+      <w:r>
+        <w:t xml:space="preserve">Solo el propietario puede ver los archivos (utilizado principalmente para preservación interna).</w:t>
+      </w:r>
+    </w:p>
+    <w:p>
+      <w:pPr>
+        <w:numPr>
+          <w:ilvl w:val="0"/>
+          <w:numId w:val="1014"/>
+        </w:numPr>
+      </w:pPr>
+      <w:r>
+        <w:rPr>
+          <w:b/>
+          <w:bCs/>
+        </w:rPr>
+        <w:t xml:space="preserve">Inmutabilidad y Versionado:</w:t>
+      </w:r>
+      <w:r>
+        <w:t xml:space="preserve"> </w:t>
+      </w:r>
+      <w:r>
+        <w:t xml:space="preserve">Una vez que un registro se publica, los archivos</w:t>
+      </w:r>
+      <w:r>
+        <w:t xml:space="preserve"> </w:t>
+      </w:r>
+      <w:r>
+        <w:rPr>
+          <w:b/>
+          <w:bCs/>
+        </w:rPr>
+        <w:t xml:space="preserve">no se pueden modificar ni eliminar a la ligera</w:t>
+      </w:r>
+      <w:r>
+        <w:t xml:space="preserve">. Durante los primeros 30 días se permiten correcciones menores de errores, pero pasado ese tiempo, cualquier cambio significativo requiere la creación de una</w:t>
+      </w:r>
+      <w:r>
+        <w:t xml:space="preserve"> </w:t>
+      </w:r>
+      <w:r>
+        <w:rPr>
+          <w:b/>
+          <w:bCs/>
+        </w:rPr>
+        <w:t xml:space="preserve">nueva versión</w:t>
+      </w:r>
+      <w:r>
+        <w:t xml:space="preserve">, la cual recibirá un Identificador de Objeto Digital (DOI) diferente. Esto asegura la trazabilidad científica.</w:t>
+      </w:r>
+    </w:p>
+    <w:bookmarkEnd w:id="41"/>
+    <w:bookmarkStart w:id="42" w:name="X72cb5341b4578a3c9b8f92aca5bb9095bfca49b"/>
+    <w:p>
+      <w:pPr>
+        <w:pStyle w:val="Heading3"/>
+      </w:pPr>
+      <w:r>
+        <w:t xml:space="preserve">4.0.5 5. Preservación, Retirada y la Circular Operacional No. 11 del CERN</w:t>
+      </w:r>
+    </w:p>
+    <w:p>
+      <w:pPr>
+        <w:pStyle w:val="FirstParagraph"/>
+      </w:pPr>
+      <w:r>
+        <w:t xml:space="preserve">Aquí es donde la</w:t>
+      </w:r>
+      <w:r>
+        <w:t xml:space="preserve"> </w:t>
+      </w:r>
+      <w:r>
+        <w:rPr>
+          <w:b/>
+          <w:bCs/>
+        </w:rPr>
+        <w:t xml:space="preserve">Circular Operacional No. 11 del CERN</w:t>
+      </w:r>
+      <w:r>
+        <w:t xml:space="preserve"> </w:t>
+      </w:r>
+      <w:r>
+        <w:t xml:space="preserve">se vuelve vital para entender la gobernanza de Zenodo:</w:t>
       </w:r>
     </w:p>
     <w:p>
@@ -6087,7 +6286,7 @@
         <w:pStyle w:val="Compact"/>
         <w:numPr>
           <w:ilvl w:val="0"/>
-          <w:numId w:val="1013"/>
+          <w:numId w:val="1015"/>
         </w:numPr>
       </w:pPr>
       <w:r>
@@ -6095,23 +6294,29 @@
           <w:b/>
           <w:bCs/>
         </w:rPr>
-        <w:t xml:space="preserve">Criterios Clave:</w:t>
-      </w:r>
-      <w:r>
-        <w:t xml:space="preserve"> </w:t>
-      </w:r>
-      <w:r>
-        <w:t xml:space="preserve">Regula de manera exhaustiva la aceptación de contenidos de cualquier disciplina científica, las cuotas predeterminadas de almacenamiento (50 GB por registro), las políticas de acceso flexible (abierto, embargado, restringido y cerrado), la inmutabilidad de los datos publicados y el procedimiento legal de retirada de contenido (</w:t>
+        <w:t xml:space="preserve">Gobernanza Institucional:</w:t>
+      </w:r>
+      <w:r>
+        <w:t xml:space="preserve"> </w:t>
+      </w:r>
+      <w:r>
+        <w:t xml:space="preserve">Zenodo no es una entidad comercial independiente; opera bajo el amparo del CERN (Organización Europea para la Investigación Nuclear). La</w:t>
+      </w:r>
+      <w:r>
+        <w:t xml:space="preserve"> </w:t>
       </w:r>
       <w:r>
         <w:rPr>
           <w:i/>
           <w:iCs/>
         </w:rPr>
-        <w:t xml:space="preserve">Take-down policy</w:t>
-      </w:r>
-      <w:r>
-        <w:t xml:space="preserve">) ante violaciones de propiedad intelectual o datos sensibles.</w:t>
+        <w:t xml:space="preserve">Circular Operacional No. 11</w:t>
+      </w:r>
+      <w:r>
+        <w:t xml:space="preserve"> </w:t>
+      </w:r>
+      <w:r>
+        <w:t xml:space="preserve">define precisamente las reglas internas del CERN respecto a la propiedad intelectual, el uso de sus nombres/logotipos, y las condiciones bajo las cuales el CERN aloja o transfiere tecnología y servicios a la comunidad internacional.</w:t>
       </w:r>
     </w:p>
     <w:p>
@@ -6119,7 +6324,7 @@
         <w:pStyle w:val="Compact"/>
         <w:numPr>
           <w:ilvl w:val="0"/>
-          <w:numId w:val="1013"/>
+          <w:numId w:val="1015"/>
         </w:numPr>
       </w:pPr>
       <w:r>
@@ -6127,12 +6332,308 @@
           <w:b/>
           <w:bCs/>
         </w:rPr>
+        <w:t xml:space="preserve">Garantía de Longevidad:</w:t>
+      </w:r>
+      <w:r>
+        <w:t xml:space="preserve"> </w:t>
+      </w:r>
+      <w:r>
+        <w:t xml:space="preserve">Zenodo garantiza la preservación de los datos por</w:t>
+      </w:r>
+      <w:r>
+        <w:t xml:space="preserve"> </w:t>
+      </w:r>
+      <w:r>
+        <w:rPr>
+          <w:b/>
+          <w:bCs/>
+        </w:rPr>
+        <w:t xml:space="preserve">toda la vida útil del CERN</w:t>
+      </w:r>
+      <w:r>
+        <w:t xml:space="preserve">, comprometiéndose contractualmente a un mínimo de</w:t>
+      </w:r>
+      <w:r>
+        <w:t xml:space="preserve"> </w:t>
+      </w:r>
+      <w:r>
+        <w:rPr>
+          <w:b/>
+          <w:bCs/>
+        </w:rPr>
+        <w:t xml:space="preserve">20 años</w:t>
+      </w:r>
+      <w:r>
+        <w:t xml:space="preserve">. Al estar respaldado por las políticas institucionales del CERN, el repositorio se beneficia de una infraestructura de almacenamiento masivo altamente redundante (múltiples copias en línea y réplicas en cinta</w:t>
+      </w:r>
+      <w:r>
+        <w:t xml:space="preserve"> </w:t>
+      </w:r>
+      <w:r>
+        <w:rPr>
+          <w:i/>
+          <w:iCs/>
+        </w:rPr>
+        <w:t xml:space="preserve">offline</w:t>
+      </w:r>
+      <w:r>
+        <w:t xml:space="preserve">).</w:t>
+      </w:r>
+    </w:p>
+    <w:p>
+      <w:pPr>
+        <w:pStyle w:val="Compact"/>
+        <w:numPr>
+          <w:ilvl w:val="0"/>
+          <w:numId w:val="1015"/>
+        </w:numPr>
+      </w:pPr>
+      <w:r>
+        <w:rPr>
+          <w:b/>
+          <w:bCs/>
+        </w:rPr>
+        <w:t xml:space="preserve">Procedimiento de Retirada (Take-down):</w:t>
+      </w:r>
+      <w:r>
+        <w:t xml:space="preserve"> </w:t>
+      </w:r>
+      <w:r>
+        <w:t xml:space="preserve">Aunque Zenodo no monitorea activamente lo que los usuarios suben, cuenta con un protocolo estricto para retirar contenido si recibe una reclamación legítima de violación de propiedad intelectual, plagio, falsificación deliberada o inclusión de datos personales sin consentimiento. En estos casos excepcionales, los archivos se eliminan del acceso público, pero se retiene una</w:t>
+      </w:r>
+      <w:r>
+        <w:t xml:space="preserve"> </w:t>
+      </w:r>
+      <w:r>
+        <w:t xml:space="preserve">“tumba de metadatos”</w:t>
+      </w:r>
+      <w:r>
+        <w:t xml:space="preserve"> </w:t>
+      </w:r>
+      <w:r>
+        <w:t xml:space="preserve">indicando que el registro existió y el motivo de su remoción, para no romper la integridad de las citas académicas.</w:t>
+      </w:r>
+    </w:p>
+    <w:bookmarkEnd w:id="42"/>
+    <w:bookmarkStart w:id="43" w:name="resumen-de-la-perspectiva"/>
+    <w:p>
+      <w:pPr>
+        <w:pStyle w:val="Heading3"/>
+      </w:pPr>
+      <w:r>
+        <w:t xml:space="preserve">4.0.6 Resumen de la Perspectiva</w:t>
+      </w:r>
+    </w:p>
+    <w:p>
+      <w:pPr>
+        <w:pStyle w:val="FirstParagraph"/>
+      </w:pPr>
+      <w:r>
+        <w:t xml:space="preserve">Zenodo logra un equilibrio: ofrece un</w:t>
+      </w:r>
+      <w:r>
+        <w:t xml:space="preserve"> </w:t>
+      </w:r>
+      <w:r>
+        <w:rPr>
+          <w:b/>
+          <w:bCs/>
+        </w:rPr>
+        <w:t xml:space="preserve">servicio universal, gratuito y abierto</w:t>
+      </w:r>
+      <w:r>
+        <w:t xml:space="preserve"> </w:t>
+      </w:r>
+      <w:r>
+        <w:t xml:space="preserve">para empoderar a la comunidad científica global (bajo las políticas de</w:t>
+      </w:r>
+      <w:r>
+        <w:t xml:space="preserve"> </w:t>
+      </w:r>
+      <w:r>
+        <w:rPr>
+          <w:i/>
+          <w:iCs/>
+        </w:rPr>
+        <w:t xml:space="preserve">OpenAire</w:t>
+      </w:r>
+      <w:r>
+        <w:t xml:space="preserve"> </w:t>
+      </w:r>
+      <w:r>
+        <w:t xml:space="preserve">y</w:t>
+      </w:r>
+      <w:r>
+        <w:t xml:space="preserve"> </w:t>
+      </w:r>
+      <w:r>
+        <w:rPr>
+          <w:i/>
+          <w:iCs/>
+        </w:rPr>
+        <w:t xml:space="preserve">Open Science</w:t>
+      </w:r>
+      <w:r>
+        <w:t xml:space="preserve">), pero delega toda la</w:t>
+      </w:r>
+      <w:r>
+        <w:t xml:space="preserve"> </w:t>
+      </w:r>
+      <w:r>
+        <w:rPr>
+          <w:b/>
+          <w:bCs/>
+        </w:rPr>
+        <w:t xml:space="preserve">responsabilidad legal y ética en el usuario</w:t>
+      </w:r>
+      <w:r>
+        <w:t xml:space="preserve">, mientras se blinda institucional y técnicamente utilizando la rigurosa</w:t>
+      </w:r>
+      <w:r>
+        <w:t xml:space="preserve"> </w:t>
+      </w:r>
+      <w:r>
+        <w:rPr>
+          <w:b/>
+          <w:bCs/>
+        </w:rPr>
+        <w:t xml:space="preserve">infraestructura, marco legal y gobernanza a largo plazo del CERN</w:t>
+      </w:r>
+      <w:r>
+        <w:t xml:space="preserve">.</w:t>
+      </w:r>
+    </w:p>
+    <w:bookmarkEnd w:id="43"/>
+    <w:bookmarkStart w:id="57" w:name="X449ed843dca3d710b52a002e436b372f618f80a"/>
+    <w:p>
+      <w:pPr>
+        <w:pStyle w:val="Heading2"/>
+      </w:pPr>
+      <w:r>
+        <w:t xml:space="preserve">4.1 Compendio de Documentos Descargables y Referencias: Gobernanza Zenodo y CERN</w:t>
+      </w:r>
+    </w:p>
+    <w:p>
+      <w:pPr>
+        <w:pStyle w:val="FirstParagraph"/>
+      </w:pPr>
+      <w:r>
+        <w:t xml:space="preserve">Este documento reúne las referencias oficiales, políticas públicas y circulares operacionales que norman y respaldan la infraestructura del servicio de hospedaje de datos abiertos de Zenodo, así como el marco regulatorio del CERN como su entidad proveedora de infraestructura masiva.</w:t>
+      </w:r>
+    </w:p>
+    <w:bookmarkStart w:id="48" w:name="Xcb906d6e330e04db78d4e8b5561744b23752659"/>
+    <w:p>
+      <w:pPr>
+        <w:pStyle w:val="Heading3"/>
+      </w:pPr>
+      <w:r>
+        <w:t xml:space="preserve">4.1.1 1. Documentos Principales de Política y Gobernanza</w:t>
+      </w:r>
+    </w:p>
+    <w:bookmarkStart w:id="45" w:name="X90e22729b06a9cff907c9b257486cf978898c3a"/>
+    <w:p>
+      <w:pPr>
+        <w:pStyle w:val="Heading4"/>
+      </w:pPr>
+      <w:r>
+        <w:t xml:space="preserve">4.1.1.1 📄 Zenodo General Policies (Políticas Generales de Zenodo)</w:t>
+      </w:r>
+    </w:p>
+    <w:p>
+      <w:pPr>
+        <w:pStyle w:val="Compact"/>
+        <w:numPr>
+          <w:ilvl w:val="0"/>
+          <w:numId w:val="1016"/>
+        </w:numPr>
+      </w:pPr>
+      <w:r>
+        <w:rPr>
+          <w:b/>
+          <w:bCs/>
+        </w:rPr>
+        <w:t xml:space="preserve">Organización:</w:t>
+      </w:r>
+      <w:r>
+        <w:t xml:space="preserve"> </w:t>
+      </w:r>
+      <w:r>
+        <w:t xml:space="preserve">Zenodo / OpenAIRE / CERN</w:t>
+      </w:r>
+    </w:p>
+    <w:p>
+      <w:pPr>
+        <w:pStyle w:val="Compact"/>
+        <w:numPr>
+          <w:ilvl w:val="0"/>
+          <w:numId w:val="1016"/>
+        </w:numPr>
+      </w:pPr>
+      <w:r>
+        <w:rPr>
+          <w:b/>
+          <w:bCs/>
+        </w:rPr>
+        <w:t xml:space="preserve">Ámbito:</w:t>
+      </w:r>
+      <w:r>
+        <w:t xml:space="preserve"> </w:t>
+      </w:r>
+      <w:r>
+        <w:t xml:space="preserve">Normativa principal para usuarios y depositantes.</w:t>
+      </w:r>
+    </w:p>
+    <w:p>
+      <w:pPr>
+        <w:pStyle w:val="Compact"/>
+        <w:numPr>
+          <w:ilvl w:val="0"/>
+          <w:numId w:val="1016"/>
+        </w:numPr>
+      </w:pPr>
+      <w:r>
+        <w:rPr>
+          <w:b/>
+          <w:bCs/>
+        </w:rPr>
+        <w:t xml:space="preserve">Criterios Clave:</w:t>
+      </w:r>
+      <w:r>
+        <w:t xml:space="preserve"> </w:t>
+      </w:r>
+      <w:r>
+        <w:t xml:space="preserve">Regula de manera exhaustiva la aceptación de contenidos de cualquier disciplina científica, las cuotas predeterminadas de almacenamiento (50 GB por registro), las políticas de acceso flexible (abierto, embargado, restringido y cerrado), la inmutabilidad de los datos publicados y el procedimiento legal de retirada de contenido (</w:t>
+      </w:r>
+      <w:r>
+        <w:rPr>
+          <w:i/>
+          <w:iCs/>
+        </w:rPr>
+        <w:t xml:space="preserve">Take-down policy</w:t>
+      </w:r>
+      <w:r>
+        <w:t xml:space="preserve">) ante violaciones de propiedad intelectual o datos sensibles.</w:t>
+      </w:r>
+    </w:p>
+    <w:p>
+      <w:pPr>
+        <w:pStyle w:val="Compact"/>
+        <w:numPr>
+          <w:ilvl w:val="0"/>
+          <w:numId w:val="1016"/>
+        </w:numPr>
+      </w:pPr>
+      <w:r>
+        <w:rPr>
+          <w:b/>
+          <w:bCs/>
+        </w:rPr>
         <w:t xml:space="preserve">Fuente/Enlace:</w:t>
       </w:r>
       <w:r>
         <w:t xml:space="preserve"> </w:t>
       </w:r>
-      <w:hyperlink r:id="rId43">
+      <w:hyperlink r:id="rId44">
         <w:r>
           <w:rPr>
             <w:rStyle w:val="Hyperlink"/>
@@ -6141,14 +6642,14 @@
         </w:r>
       </w:hyperlink>
     </w:p>
-    <w:bookmarkEnd w:id="44"/>
-    <w:bookmarkStart w:id="46" w:name="X4f162501dc14a3988dcc7871e13cc20f9aec268"/>
+    <w:bookmarkEnd w:id="45"/>
+    <w:bookmarkStart w:id="47" w:name="X4f162501dc14a3988dcc7871e13cc20f9aec268"/>
     <w:p>
       <w:pPr>
         <w:pStyle w:val="Heading4"/>
       </w:pPr>
       <w:r>
-        <w:t xml:space="preserve">3.1.1.2 📄 CERN Operational Circular No. 11 Rev. 1 (Circular Operacional del CERN No. 11)</w:t>
+        <w:t xml:space="preserve">4.1.1.2 📄 CERN Operational Circular No. 11 Rev. 1 (Circular Operacional del CERN No. 11)</w:t>
       </w:r>
     </w:p>
     <w:p>
@@ -6156,7 +6657,7 @@
         <w:pStyle w:val="Compact"/>
         <w:numPr>
           <w:ilvl w:val="0"/>
-          <w:numId w:val="1014"/>
+          <w:numId w:val="1017"/>
         </w:numPr>
       </w:pPr>
       <w:r>
@@ -6178,7 +6679,7 @@
         <w:pStyle w:val="Compact"/>
         <w:numPr>
           <w:ilvl w:val="0"/>
-          <w:numId w:val="1014"/>
+          <w:numId w:val="1017"/>
         </w:numPr>
       </w:pPr>
       <w:r>
@@ -6200,7 +6701,7 @@
         <w:pStyle w:val="Compact"/>
         <w:numPr>
           <w:ilvl w:val="0"/>
-          <w:numId w:val="1014"/>
+          <w:numId w:val="1017"/>
         </w:numPr>
       </w:pPr>
       <w:r>
@@ -6222,7 +6723,7 @@
         <w:pStyle w:val="Compact"/>
         <w:numPr>
           <w:ilvl w:val="0"/>
-          <w:numId w:val="1014"/>
+          <w:numId w:val="1017"/>
         </w:numPr>
       </w:pPr>
       <w:r>
@@ -6235,7 +6736,7 @@
       <w:r>
         <w:t xml:space="preserve"> </w:t>
       </w:r>
-      <w:hyperlink r:id="rId45">
+      <w:hyperlink r:id="rId46">
         <w:r>
           <w:rPr>
             <w:rStyle w:val="Hyperlink"/>
@@ -6244,24 +6745,24 @@
         </w:r>
       </w:hyperlink>
     </w:p>
-    <w:bookmarkEnd w:id="46"/>
     <w:bookmarkEnd w:id="47"/>
-    <w:bookmarkStart w:id="52" w:name="X310d5ae13e9b57819c0eeae54025fdcba2b8dde"/>
+    <w:bookmarkEnd w:id="48"/>
+    <w:bookmarkStart w:id="53" w:name="X310d5ae13e9b57819c0eeae54025fdcba2b8dde"/>
     <w:p>
       <w:pPr>
         <w:pStyle w:val="Heading3"/>
       </w:pPr>
       <w:r>
-        <w:t xml:space="preserve">3.1.2 2. Términos de Servicio y Privacidad (Soporte Técnico-Legal)</w:t>
-      </w:r>
-    </w:p>
-    <w:bookmarkStart w:id="49" w:name="X513cc11dfdf87eb80b2859a88a0518c526a45f9"/>
+        <w:t xml:space="preserve">4.1.2 2. Términos de Servicio y Privacidad (Soporte Técnico-Legal)</w:t>
+      </w:r>
+    </w:p>
+    <w:bookmarkStart w:id="50" w:name="X513cc11dfdf87eb80b2859a88a0518c526a45f9"/>
     <w:p>
       <w:pPr>
         <w:pStyle w:val="Heading4"/>
       </w:pPr>
       <w:r>
-        <w:t xml:space="preserve">3.1.2.1 📄 Zenodo Terms of Service (Términos del Servicio de Zenodo)</w:t>
+        <w:t xml:space="preserve">4.1.2.1 📄 Zenodo Terms of Service (Términos del Servicio de Zenodo)</w:t>
       </w:r>
     </w:p>
     <w:p>
@@ -6269,7 +6770,7 @@
         <w:pStyle w:val="Compact"/>
         <w:numPr>
           <w:ilvl w:val="0"/>
-          <w:numId w:val="1015"/>
+          <w:numId w:val="1018"/>
         </w:numPr>
       </w:pPr>
       <w:r>
@@ -6291,7 +6792,7 @@
         <w:pStyle w:val="Compact"/>
         <w:numPr>
           <w:ilvl w:val="0"/>
-          <w:numId w:val="1015"/>
+          <w:numId w:val="1018"/>
         </w:numPr>
       </w:pPr>
       <w:r>
@@ -6313,7 +6814,7 @@
         <w:pStyle w:val="Compact"/>
         <w:numPr>
           <w:ilvl w:val="0"/>
-          <w:numId w:val="1015"/>
+          <w:numId w:val="1018"/>
         </w:numPr>
       </w:pPr>
       <w:r>
@@ -6335,7 +6836,7 @@
         <w:pStyle w:val="Compact"/>
         <w:numPr>
           <w:ilvl w:val="0"/>
-          <w:numId w:val="1015"/>
+          <w:numId w:val="1018"/>
         </w:numPr>
       </w:pPr>
       <w:r>
@@ -6348,7 +6849,7 @@
       <w:r>
         <w:t xml:space="preserve"> </w:t>
       </w:r>
-      <w:hyperlink r:id="rId48">
+      <w:hyperlink r:id="rId49">
         <w:r>
           <w:rPr>
             <w:rStyle w:val="Hyperlink"/>
@@ -6357,14 +6858,14 @@
         </w:r>
       </w:hyperlink>
     </w:p>
-    <w:bookmarkEnd w:id="49"/>
-    <w:bookmarkStart w:id="51" w:name="X3984e5fdca23071096195afb4c53d62c06cd849"/>
+    <w:bookmarkEnd w:id="50"/>
+    <w:bookmarkStart w:id="52" w:name="X3984e5fdca23071096195afb4c53d62c06cd849"/>
     <w:p>
       <w:pPr>
         <w:pStyle w:val="Heading4"/>
       </w:pPr>
       <w:r>
-        <w:t xml:space="preserve">3.1.2.2 📄 CERN Data Protection Privacy Notice - Zenodo (Aviso de Privacidad de Datos del CERN)</w:t>
+        <w:t xml:space="preserve">4.1.2.2 📄 CERN Data Protection Privacy Notice - Zenodo (Aviso de Privacidad de Datos del CERN)</w:t>
       </w:r>
     </w:p>
     <w:p>
@@ -6372,7 +6873,7 @@
         <w:pStyle w:val="Compact"/>
         <w:numPr>
           <w:ilvl w:val="0"/>
-          <w:numId w:val="1016"/>
+          <w:numId w:val="1019"/>
         </w:numPr>
       </w:pPr>
       <w:r>
@@ -6394,7 +6895,7 @@
         <w:pStyle w:val="Compact"/>
         <w:numPr>
           <w:ilvl w:val="0"/>
-          <w:numId w:val="1016"/>
+          <w:numId w:val="1019"/>
         </w:numPr>
       </w:pPr>
       <w:r>
@@ -6416,7 +6917,7 @@
         <w:pStyle w:val="Compact"/>
         <w:numPr>
           <w:ilvl w:val="0"/>
-          <w:numId w:val="1016"/>
+          <w:numId w:val="1019"/>
         </w:numPr>
       </w:pPr>
       <w:r>
@@ -6438,7 +6939,7 @@
         <w:pStyle w:val="Compact"/>
         <w:numPr>
           <w:ilvl w:val="0"/>
-          <w:numId w:val="1016"/>
+          <w:numId w:val="1019"/>
         </w:numPr>
       </w:pPr>
       <w:r>
@@ -6451,7 +6952,7 @@
       <w:r>
         <w:t xml:space="preserve"> </w:t>
       </w:r>
-      <w:hyperlink r:id="rId50">
+      <w:hyperlink r:id="rId51">
         <w:r>
           <w:rPr>
             <w:rStyle w:val="Hyperlink"/>
@@ -6460,24 +6961,24 @@
         </w:r>
       </w:hyperlink>
     </w:p>
-    <w:bookmarkEnd w:id="51"/>
     <w:bookmarkEnd w:id="52"/>
-    <w:bookmarkStart w:id="55" w:name="arquitectura-de-datos-y-preservación"/>
+    <w:bookmarkEnd w:id="53"/>
+    <w:bookmarkStart w:id="56" w:name="arquitectura-de-datos-y-preservación"/>
     <w:p>
       <w:pPr>
         <w:pStyle w:val="Heading3"/>
       </w:pPr>
       <w:r>
-        <w:t xml:space="preserve">3.1.3 3. Arquitectura de Datos y Preservación</w:t>
-      </w:r>
-    </w:p>
-    <w:bookmarkStart w:id="54" w:name="X2167fbb3a4db5a35156a5ab1f287fc81650a9c9"/>
+        <w:t xml:space="preserve">4.1.3 3. Arquitectura de Datos y Preservación</w:t>
+      </w:r>
+    </w:p>
+    <w:bookmarkStart w:id="55" w:name="X2167fbb3a4db5a35156a5ab1f287fc81650a9c9"/>
     <w:p>
       <w:pPr>
         <w:pStyle w:val="Heading4"/>
       </w:pPr>
       <w:r>
-        <w:t xml:space="preserve">3.1.3.1 📄 Zenodo Data Preservation Plan (Plan de Preservación a Largo Plazo)</w:t>
+        <w:t xml:space="preserve">4.1.3.1 📄 Zenodo Data Preservation Plan (Plan de Preservación a Largo Plazo)</w:t>
       </w:r>
     </w:p>
     <w:p>
@@ -6485,7 +6986,7 @@
         <w:pStyle w:val="Compact"/>
         <w:numPr>
           <w:ilvl w:val="0"/>
-          <w:numId w:val="1017"/>
+          <w:numId w:val="1020"/>
         </w:numPr>
       </w:pPr>
       <w:r>
@@ -6507,7 +7008,7 @@
         <w:pStyle w:val="Compact"/>
         <w:numPr>
           <w:ilvl w:val="0"/>
-          <w:numId w:val="1017"/>
+          <w:numId w:val="1020"/>
         </w:numPr>
       </w:pPr>
       <w:r>
@@ -6529,7 +7030,7 @@
         <w:pStyle w:val="Compact"/>
         <w:numPr>
           <w:ilvl w:val="0"/>
-          <w:numId w:val="1017"/>
+          <w:numId w:val="1020"/>
         </w:numPr>
       </w:pPr>
       <w:r>
@@ -6593,7 +7094,7 @@
         <w:pStyle w:val="Compact"/>
         <w:numPr>
           <w:ilvl w:val="0"/>
-          <w:numId w:val="1017"/>
+          <w:numId w:val="1020"/>
         </w:numPr>
       </w:pPr>
       <w:r>
@@ -6606,7 +7107,7 @@
       <w:r>
         <w:t xml:space="preserve"> </w:t>
       </w:r>
-      <w:hyperlink r:id="rId53">
+      <w:hyperlink r:id="rId54">
         <w:r>
           <w:rPr>
             <w:rStyle w:val="Hyperlink"/>
@@ -6659,17 +7160,17 @@
         <w:t xml:space="preserve">, lo que faculta a los agregadores globales de ciencia abierta a indexar y enlazar permanentemente estos documentos sin restricciones comerciales.</w:t>
       </w:r>
     </w:p>
-    <w:bookmarkEnd w:id="54"/>
     <w:bookmarkEnd w:id="55"/>
     <w:bookmarkEnd w:id="56"/>
     <w:bookmarkEnd w:id="57"/>
-    <w:bookmarkStart w:id="64" w:name="lecciones-aprendidad-de-zenodo"/>
+    <w:bookmarkEnd w:id="58"/>
+    <w:bookmarkStart w:id="65" w:name="lecciones-aprendidad-de-zenodo"/>
     <w:p>
       <w:pPr>
         <w:pStyle w:val="Heading1"/>
       </w:pPr>
       <w:r>
-        <w:t xml:space="preserve">4. Lecciones aprendidad de Zenodo</w:t>
+        <w:t xml:space="preserve">5. Lecciones aprendidad de Zenodo</w:t>
       </w:r>
     </w:p>
     <w:p>
@@ -6730,13 +7231,13 @@
         <w:t xml:space="preserve">A continuación, se presenta un análisis detallado para enriquecer la propuesta del Inecol. Lo que se argumenta a continuación deriva de lo que ya ha resuelto Zenodo. La reflexión busca identificar cómo puede adaptarse con éxito al ecosistema de los Centros Públicos de Investigación (CPI) en México.</w:t>
       </w:r>
     </w:p>
-    <w:bookmarkStart w:id="58" w:name="Xa6a8ff8539510f36c4fa646195cacaa258faeb1"/>
+    <w:bookmarkStart w:id="59" w:name="Xa6a8ff8539510f36c4fa646195cacaa258faeb1"/>
     <w:p>
       <w:pPr>
         <w:pStyle w:val="Heading3"/>
       </w:pPr>
       <w:r>
-        <w:t xml:space="preserve">4.0.1 1. Inmutabilidad, Trazabilidad y el</w:t>
+        <w:t xml:space="preserve">5.0.1 1. Inmutabilidad, Trazabilidad y el</w:t>
       </w:r>
       <w:r>
         <w:t xml:space="preserve"> </w:t>
@@ -6749,585 +7250,6 @@
       </w:r>
       <w:r>
         <w:t xml:space="preserve">al Plagio</w:t>
-      </w:r>
-    </w:p>
-    <w:p>
-      <w:pPr>
-        <w:pStyle w:val="Compact"/>
-        <w:numPr>
-          <w:ilvl w:val="0"/>
-          <w:numId w:val="1018"/>
-        </w:numPr>
-      </w:pPr>
-      <w:r>
-        <w:rPr>
-          <w:b/>
-          <w:bCs/>
-        </w:rPr>
-        <w:t xml:space="preserve">Lo que hace Zenodo:</w:t>
-      </w:r>
-      <w:r>
-        <w:t xml:space="preserve"> </w:t>
-      </w:r>
-      <w:r>
-        <w:t xml:space="preserve">Uno de los mayores incentivos de Zenodo para mitigar la resistencia del investigador es que</w:t>
-      </w:r>
-      <w:r>
-        <w:t xml:space="preserve"> </w:t>
-      </w:r>
-      <w:r>
-        <w:rPr>
-          <w:b/>
-          <w:bCs/>
-        </w:rPr>
-        <w:t xml:space="preserve">garantiza la inmutabilidad a través de DOIs (Digital Object Identifiers)</w:t>
-      </w:r>
-      <w:r>
-        <w:t xml:space="preserve">. Una vez que un set de datos se publica, no se puede borrar o modificar a la ligera; si hay cambios, se genera una nueva versión con un DOI distinto vinculado. Esto convierte al dato en un producto académico citable y auditable, protegiendo al autor contra el plagio.</w:t>
-      </w:r>
-    </w:p>
-    <w:p>
-      <w:pPr>
-        <w:pStyle w:val="Compact"/>
-        <w:numPr>
-          <w:ilvl w:val="0"/>
-          <w:numId w:val="1018"/>
-        </w:numPr>
-      </w:pPr>
-      <w:r>
-        <w:rPr>
-          <w:b/>
-          <w:bCs/>
-        </w:rPr>
-        <w:t xml:space="preserve">Brecha en el borrador (INECOL):</w:t>
-      </w:r>
-      <w:r>
-        <w:t xml:space="preserve"> </w:t>
-      </w:r>
-      <w:r>
-        <w:t xml:space="preserve">El</w:t>
-      </w:r>
-      <w:r>
-        <w:t xml:space="preserve"> </w:t>
-      </w:r>
-      <w:r>
-        <w:rPr>
-          <w:i/>
-          <w:iCs/>
-        </w:rPr>
-        <w:t xml:space="preserve">Artículo 12 (Conservación)</w:t>
-      </w:r>
-      <w:r>
-        <w:t xml:space="preserve"> </w:t>
-      </w:r>
-      <w:r>
-        <w:t xml:space="preserve">habla de integridad, pero el borrador no especifica cómo se resolverá la trazabilidad. En México, el personal investigador teme que, al abrir sus datos primarios, otros los usen sin darles crédito antes de que ellos publiquen sus artículos de alto impacto.</w:t>
-      </w:r>
-    </w:p>
-    <w:p>
-      <w:pPr>
-        <w:pStyle w:val="Compact"/>
-        <w:numPr>
-          <w:ilvl w:val="0"/>
-          <w:numId w:val="1018"/>
-        </w:numPr>
-      </w:pPr>
-      <w:r>
-        <w:rPr>
-          <w:b/>
-          <w:bCs/>
-        </w:rPr>
-        <w:t xml:space="preserve">Propuesta de precisión mexicana:</w:t>
-      </w:r>
-      <w:r>
-        <w:t xml:space="preserve"> </w:t>
-      </w:r>
-      <w:r>
-        <w:t xml:space="preserve">Añadir en el</w:t>
-      </w:r>
-      <w:r>
-        <w:t xml:space="preserve"> </w:t>
-      </w:r>
-      <w:r>
-        <w:rPr>
-          <w:b/>
-          <w:bCs/>
-        </w:rPr>
-        <w:t xml:space="preserve">Artículo 12</w:t>
-      </w:r>
-      <w:r>
-        <w:t xml:space="preserve"> </w:t>
-      </w:r>
-      <w:r>
-        <w:t xml:space="preserve">o en el</w:t>
-      </w:r>
-      <w:r>
-        <w:t xml:space="preserve"> </w:t>
-      </w:r>
-      <w:r>
-        <w:rPr>
-          <w:b/>
-          <w:bCs/>
-        </w:rPr>
-        <w:t xml:space="preserve">Artículo 18 (Ingesta)</w:t>
-      </w:r>
-      <w:r>
-        <w:t xml:space="preserve"> </w:t>
-      </w:r>
-      <w:r>
-        <w:t xml:space="preserve">la obligatoriedad de asignar un</w:t>
-      </w:r>
-      <w:r>
-        <w:t xml:space="preserve"> </w:t>
-      </w:r>
-      <w:r>
-        <w:rPr>
-          <w:b/>
-          <w:bCs/>
-        </w:rPr>
-        <w:t xml:space="preserve">identificador persistente e inmutable (como DOI o Handle)</w:t>
-      </w:r>
-      <w:r>
-        <w:t xml:space="preserve"> </w:t>
-      </w:r>
-      <w:r>
-        <w:t xml:space="preserve">a nivel de set de datos. Esto permite que el depósito en el Servidor de Datos Abiertos cuente formalmente como una</w:t>
-      </w:r>
-      <w:r>
-        <w:t xml:space="preserve"> </w:t>
-      </w:r>
-      <w:r>
-        <w:rPr>
-          <w:b/>
-          <w:bCs/>
-        </w:rPr>
-        <w:t xml:space="preserve">pre-publicación</w:t>
-      </w:r>
-      <w:r>
-        <w:t xml:space="preserve"> </w:t>
-      </w:r>
-      <w:r>
-        <w:t xml:space="preserve">oficial, protegiendo la prelación intelectual del investigador del INECOL.</w:t>
-      </w:r>
-    </w:p>
-    <w:bookmarkEnd w:id="58"/>
-    <w:bookmarkStart w:id="59" w:name="X9e58660a33098b057eb289fe2e9431833795a6d"/>
-    <w:p>
-      <w:pPr>
-        <w:pStyle w:val="Heading3"/>
-      </w:pPr>
-      <w:r>
-        <w:t xml:space="preserve">4.0.2 2. Deslinde de Responsabilidad Legal y Curaduría Técnica</w:t>
-      </w:r>
-    </w:p>
-    <w:p>
-      <w:pPr>
-        <w:pStyle w:val="Compact"/>
-        <w:numPr>
-          <w:ilvl w:val="0"/>
-          <w:numId w:val="1019"/>
-        </w:numPr>
-      </w:pPr>
-      <w:r>
-        <w:rPr>
-          <w:b/>
-          <w:bCs/>
-        </w:rPr>
-        <w:t xml:space="preserve">Lo que hace Zenodo:</w:t>
-      </w:r>
-      <w:r>
-        <w:t xml:space="preserve"> </w:t>
-      </w:r>
-      <w:r>
-        <w:t xml:space="preserve">Las políticas de Zenodo y los términos del CERN delimitan tajantemente que</w:t>
-      </w:r>
-      <w:r>
-        <w:t xml:space="preserve"> </w:t>
-      </w:r>
-      <w:r>
-        <w:rPr>
-          <w:b/>
-          <w:bCs/>
-        </w:rPr>
-        <w:t xml:space="preserve">la responsabilidad legal, civil y penal del contenido es 100% del usuario (</w:t>
-      </w:r>
-      <w:r>
-        <w:rPr>
-          <w:b/>
-          <w:bCs/>
-          <w:i/>
-          <w:iCs/>
-        </w:rPr>
-        <w:t xml:space="preserve">uploader</w:t>
-      </w:r>
-      <w:r>
-        <w:rPr>
-          <w:b/>
-          <w:bCs/>
-        </w:rPr>
-        <w:t xml:space="preserve">)</w:t>
-      </w:r>
-      <w:r>
-        <w:t xml:space="preserve">. El curador de datos de Zenodo solo realiza una revisión automatizada/técnica de formatos y metadatos, no un juicio de valor científico ni una auditoría de derechos de autor.</w:t>
-      </w:r>
-    </w:p>
-    <w:p>
-      <w:pPr>
-        <w:pStyle w:val="Compact"/>
-        <w:numPr>
-          <w:ilvl w:val="0"/>
-          <w:numId w:val="1019"/>
-        </w:numPr>
-      </w:pPr>
-      <w:r>
-        <w:rPr>
-          <w:b/>
-          <w:bCs/>
-        </w:rPr>
-        <w:t xml:space="preserve">Brecha en el borrador (INECOL):</w:t>
-      </w:r>
-      <w:r>
-        <w:t xml:space="preserve"> </w:t>
-      </w:r>
-      <w:r>
-        <w:t xml:space="preserve">Los</w:t>
-      </w:r>
-      <w:r>
-        <w:t xml:space="preserve"> </w:t>
-      </w:r>
-      <w:r>
-        <w:rPr>
-          <w:i/>
-          <w:iCs/>
-        </w:rPr>
-        <w:t xml:space="preserve">Artículos 17</w:t>
-      </w:r>
-      <w:r>
-        <w:t xml:space="preserve"> </w:t>
-      </w:r>
-      <w:r>
-        <w:t xml:space="preserve">y</w:t>
-      </w:r>
-      <w:r>
-        <w:t xml:space="preserve"> </w:t>
-      </w:r>
-      <w:r>
-        <w:rPr>
-          <w:i/>
-          <w:iCs/>
-        </w:rPr>
-        <w:t xml:space="preserve">18</w:t>
-      </w:r>
-      <w:r>
-        <w:t xml:space="preserve"> </w:t>
-      </w:r>
-      <w:r>
-        <w:t xml:space="preserve">cargan una enorme responsabilidad en el</w:t>
-      </w:r>
-      <w:r>
-        <w:t xml:space="preserve"> </w:t>
-      </w:r>
-      <w:r>
-        <w:t xml:space="preserve">“Responsable de Curaduría de Datos”</w:t>
-      </w:r>
-      <w:r>
-        <w:t xml:space="preserve"> </w:t>
-      </w:r>
-      <w:r>
-        <w:t xml:space="preserve">y en el</w:t>
-      </w:r>
-      <w:r>
-        <w:t xml:space="preserve"> </w:t>
-      </w:r>
-      <w:r>
-        <w:t xml:space="preserve">“Comité”</w:t>
-      </w:r>
-      <w:r>
-        <w:t xml:space="preserve">. Al obligar al curador a procesar</w:t>
-      </w:r>
-      <w:r>
-        <w:t xml:space="preserve"> </w:t>
-      </w:r>
-      <w:r>
-        <w:t xml:space="preserve">“escritos de excepción”</w:t>
-      </w:r>
-      <w:r>
-        <w:t xml:space="preserve"> </w:t>
-      </w:r>
-      <w:r>
-        <w:t xml:space="preserve">(</w:t>
-      </w:r>
-      <w:r>
-        <w:rPr>
-          <w:i/>
-          <w:iCs/>
-        </w:rPr>
-        <w:t xml:space="preserve">Art. 17</w:t>
-      </w:r>
-      <w:r>
-        <w:t xml:space="preserve">) y evaluar riesgos de biopiratería (</w:t>
-      </w:r>
-      <w:r>
-        <w:rPr>
-          <w:i/>
-          <w:iCs/>
-        </w:rPr>
-        <w:t xml:space="preserve">Art. 22</w:t>
-      </w:r>
-      <w:r>
-        <w:t xml:space="preserve">), se corre el riesgo de burocratizar la ingesta, creando un cuello de botella institucional que paralice el servidor.</w:t>
-      </w:r>
-    </w:p>
-    <w:p>
-      <w:pPr>
-        <w:pStyle w:val="Compact"/>
-        <w:numPr>
-          <w:ilvl w:val="0"/>
-          <w:numId w:val="1019"/>
-        </w:numPr>
-      </w:pPr>
-      <w:r>
-        <w:rPr>
-          <w:b/>
-          <w:bCs/>
-        </w:rPr>
-        <w:t xml:space="preserve">Propuesta de precisión mexicana:</w:t>
-      </w:r>
-      <w:r>
-        <w:t xml:space="preserve"> </w:t>
-      </w:r>
-      <w:r>
-        <w:t xml:space="preserve">El</w:t>
-      </w:r>
-      <w:r>
-        <w:t xml:space="preserve"> </w:t>
-      </w:r>
-      <w:r>
-        <w:rPr>
-          <w:b/>
-          <w:bCs/>
-        </w:rPr>
-        <w:t xml:space="preserve">Artículo 18 (Ingesta)</w:t>
-      </w:r>
-      <w:r>
-        <w:t xml:space="preserve"> </w:t>
-      </w:r>
-      <w:r>
-        <w:t xml:space="preserve">debe incluir una</w:t>
-      </w:r>
-      <w:r>
-        <w:t xml:space="preserve"> </w:t>
-      </w:r>
-      <w:r>
-        <w:rPr>
-          <w:b/>
-          <w:bCs/>
-        </w:rPr>
-        <w:t xml:space="preserve">Declaración de Responsabilidad del Depositario (Cláusula de Indemnidad)</w:t>
-      </w:r>
-      <w:r>
-        <w:t xml:space="preserve"> </w:t>
-      </w:r>
-      <w:r>
-        <w:t xml:space="preserve">en la interfaz de carga (un</w:t>
-      </w:r>
-      <w:r>
-        <w:t xml:space="preserve"> </w:t>
-      </w:r>
-      <w:r>
-        <w:rPr>
-          <w:i/>
-          <w:iCs/>
-        </w:rPr>
-        <w:t xml:space="preserve">checkbox</w:t>
-      </w:r>
-      <w:r>
-        <w:t xml:space="preserve"> </w:t>
-      </w:r>
-      <w:r>
-        <w:t xml:space="preserve">legal obligatorio). El investigador debe firmar bajo protesta de decir verdad que sus datos no violan confidencialidad ni contienen datos personales desanonimizados. El Curador de Datos debe tener un rol meramente operativo, protegiendo al Instituto de responsabilidades por omisiones del personal.</w:t>
-      </w:r>
-    </w:p>
-    <w:bookmarkEnd w:id="59"/>
-    <w:bookmarkStart w:id="60" w:name="Xb6b9af8cd6ff7779318196b98522c429f6b3dfe"/>
-    <w:p>
-      <w:pPr>
-        <w:pStyle w:val="Heading3"/>
-      </w:pPr>
-      <w:r>
-        <w:t xml:space="preserve">4.0.3 3. El Destino de los Metadatos en el Acceso Cerrado/Embargado</w:t>
-      </w:r>
-    </w:p>
-    <w:p>
-      <w:pPr>
-        <w:pStyle w:val="Compact"/>
-        <w:numPr>
-          <w:ilvl w:val="0"/>
-          <w:numId w:val="1020"/>
-        </w:numPr>
-      </w:pPr>
-      <w:r>
-        <w:rPr>
-          <w:b/>
-          <w:bCs/>
-        </w:rPr>
-        <w:t xml:space="preserve">Lo que hace Zenodo:</w:t>
-      </w:r>
-      <w:r>
-        <w:t xml:space="preserve"> </w:t>
-      </w:r>
-      <w:r>
-        <w:t xml:space="preserve">Sin importar si un archivo está bajo un periodo de embargo (</w:t>
-      </w:r>
-      <w:r>
-        <w:rPr>
-          <w:i/>
-          <w:iCs/>
-        </w:rPr>
-        <w:t xml:space="preserve">Restricted Access</w:t>
-      </w:r>
-      <w:r>
-        <w:t xml:space="preserve"> </w:t>
-      </w:r>
-      <w:r>
-        <w:t xml:space="preserve">o</w:t>
-      </w:r>
-      <w:r>
-        <w:t xml:space="preserve"> </w:t>
-      </w:r>
-      <w:r>
-        <w:rPr>
-          <w:i/>
-          <w:iCs/>
-        </w:rPr>
-        <w:t xml:space="preserve">Closed Access</w:t>
-      </w:r>
-      <w:r>
-        <w:t xml:space="preserve">),</w:t>
-      </w:r>
-      <w:r>
-        <w:t xml:space="preserve"> </w:t>
-      </w:r>
-      <w:r>
-        <w:rPr>
-          <w:b/>
-          <w:bCs/>
-        </w:rPr>
-        <w:t xml:space="preserve">los metadatos son SIEMPRE públicos y se licencian bajo CC0 (Dominio Público)</w:t>
-      </w:r>
-      <w:r>
-        <w:t xml:space="preserve">. Esto significa que el mundo científico puede saber que esos datos existen, de qué tratan y quién es el autor, aunque los archivos estén bloqueados temporalmente.</w:t>
-      </w:r>
-    </w:p>
-    <w:p>
-      <w:pPr>
-        <w:pStyle w:val="Compact"/>
-        <w:numPr>
-          <w:ilvl w:val="0"/>
-          <w:numId w:val="1020"/>
-        </w:numPr>
-      </w:pPr>
-      <w:r>
-        <w:rPr>
-          <w:b/>
-          <w:bCs/>
-        </w:rPr>
-        <w:t xml:space="preserve">Brecha en el borrador (INECOL):</w:t>
-      </w:r>
-      <w:r>
-        <w:t xml:space="preserve"> </w:t>
-      </w:r>
-      <w:r>
-        <w:t xml:space="preserve">El</w:t>
-      </w:r>
-      <w:r>
-        <w:t xml:space="preserve"> </w:t>
-      </w:r>
-      <w:r>
-        <w:rPr>
-          <w:i/>
-          <w:iCs/>
-        </w:rPr>
-        <w:t xml:space="preserve">Artículo 15 (Embargo)</w:t>
-      </w:r>
-      <w:r>
-        <w:t xml:space="preserve"> </w:t>
-      </w:r>
-      <w:r>
-        <w:t xml:space="preserve">no aclara qué pasa con la visibilidad del registro durante el bloqueo. Si los datos embargados se vuelven completamente invisibles, el repositorio pierde su capacidad de vinculación y visibilidad internacional.</w:t>
-      </w:r>
-    </w:p>
-    <w:p>
-      <w:pPr>
-        <w:pStyle w:val="Compact"/>
-        <w:numPr>
-          <w:ilvl w:val="0"/>
-          <w:numId w:val="1020"/>
-        </w:numPr>
-      </w:pPr>
-      <w:r>
-        <w:rPr>
-          <w:b/>
-          <w:bCs/>
-        </w:rPr>
-        <w:t xml:space="preserve">Propuesta de precisión mexicana:</w:t>
-      </w:r>
-      <w:r>
-        <w:t xml:space="preserve"> </w:t>
-      </w:r>
-      <w:r>
-        <w:t xml:space="preserve">Modificar el</w:t>
-      </w:r>
-      <w:r>
-        <w:t xml:space="preserve"> </w:t>
-      </w:r>
-      <w:r>
-        <w:rPr>
-          <w:b/>
-          <w:bCs/>
-        </w:rPr>
-        <w:t xml:space="preserve">Artículo 15</w:t>
-      </w:r>
-      <w:r>
-        <w:t xml:space="preserve"> </w:t>
-      </w:r>
-      <w:r>
-        <w:t xml:space="preserve">para establecer que:</w:t>
-      </w:r>
-      <w:r>
-        <w:t xml:space="preserve"> </w:t>
-      </w:r>
-      <w:r>
-        <w:rPr>
-          <w:i/>
-          <w:iCs/>
-        </w:rPr>
-        <w:t xml:space="preserve">“Durante el periodo de embargo, los metadatos descriptivos del conjunto de datos serán de acceso público inmediato bajo una licencia equivalente a CC0, manteniéndose restringido únicamente el acceso a los archivos de datos primarios o secundarios asociados”</w:t>
-      </w:r>
-      <w:r>
-        <w:t xml:space="preserve">. Esto genera visibilidad y citas para el investigador incluso antes de liberar los datos de manera abierta.</w:t>
-      </w:r>
-    </w:p>
-    <w:bookmarkEnd w:id="60"/>
-    <w:bookmarkStart w:id="61" w:name="X759b13b4a7d9a58cd20c23a6a4871ef2023ce26"/>
-    <w:p>
-      <w:pPr>
-        <w:pStyle w:val="Heading3"/>
-      </w:pPr>
-      <w:r>
-        <w:t xml:space="preserve">4.0.4 4. Sostenibilidad Financiera y el</w:t>
-      </w:r>
-      <w:r>
-        <w:t xml:space="preserve"> </w:t>
-      </w:r>
-      <w:r>
-        <w:t xml:space="preserve">“Ciclo de Vida”</w:t>
-      </w:r>
-      <w:r>
-        <w:t xml:space="preserve"> </w:t>
-      </w:r>
-      <w:r>
-        <w:t xml:space="preserve">de la Infraestructura</w:t>
       </w:r>
     </w:p>
     <w:p>
@@ -7343,29 +7265,26 @@
           <w:b/>
           <w:bCs/>
         </w:rPr>
-        <w:t xml:space="preserve">Lo que hace el CERN (Circular Operacional No. 11):</w:t>
-      </w:r>
-      <w:r>
-        <w:t xml:space="preserve"> </w:t>
-      </w:r>
-      <w:r>
-        <w:t xml:space="preserve">El CERN blinda a Zenodo vinculando su existencia a la propia vida institucional de la organización (mínimo 20 años garantizados contractualmente), utilizando una arquitectura de almacenamiento masivo redundante y almacenamiento en cintas magnéticas</w:t>
-      </w:r>
-      <w:r>
-        <w:t xml:space="preserve"> </w:t>
-      </w:r>
-      <w:r>
-        <w:rPr>
-          <w:i/>
-          <w:iCs/>
-        </w:rPr>
-        <w:t xml:space="preserve">offline</w:t>
-      </w:r>
-      <w:r>
-        <w:t xml:space="preserve"> </w:t>
-      </w:r>
-      <w:r>
-        <w:t xml:space="preserve">que reduce drásticamente los costos de mantenimiento de servidores activos.</w:t>
+        <w:t xml:space="preserve">Lo que hace Zenodo:</w:t>
+      </w:r>
+      <w:r>
+        <w:t xml:space="preserve"> </w:t>
+      </w:r>
+      <w:r>
+        <w:t xml:space="preserve">Uno de los mayores incentivos de Zenodo para mitigar la resistencia del investigador es que</w:t>
+      </w:r>
+      <w:r>
+        <w:t xml:space="preserve"> </w:t>
+      </w:r>
+      <w:r>
+        <w:rPr>
+          <w:b/>
+          <w:bCs/>
+        </w:rPr>
+        <w:t xml:space="preserve">garantiza la inmutabilidad a través de DOIs (Digital Object Identifiers)</w:t>
+      </w:r>
+      <w:r>
+        <w:t xml:space="preserve">. Una vez que un set de datos se publica, no se puede borrar o modificar a la ligera; si hay cambios, se genera una nueva versión con un DOI distinto vinculado. Esto convierte al dato en un producto académico citable y auditable, protegiendo al autor contra el plagio.</w:t>
       </w:r>
     </w:p>
     <w:p>
@@ -7397,19 +7316,13 @@
           <w:i/>
           <w:iCs/>
         </w:rPr>
-        <w:t xml:space="preserve">Artículo 4, fracción I</w:t>
-      </w:r>
-      <w:r>
-        <w:t xml:space="preserve">, compromete a la Dirección General a garantizar una partida presupuestal anual</w:t>
-      </w:r>
-      <w:r>
-        <w:t xml:space="preserve"> </w:t>
-      </w:r>
-      <w:r>
-        <w:t xml:space="preserve">“en la medida de la disponibilidad presupuestal”</w:t>
-      </w:r>
-      <w:r>
-        <w:t xml:space="preserve">. En el contexto de la administración pública mexicana, etiquetar presupuestos para TI de forma anual es altamente inestable ante los cambios de administración o recortes federales.</w:t>
+        <w:t xml:space="preserve">Artículo 12 (Conservación)</w:t>
+      </w:r>
+      <w:r>
+        <w:t xml:space="preserve"> </w:t>
+      </w:r>
+      <w:r>
+        <w:t xml:space="preserve">habla de integridad, pero el borrador no especifica cómo se resolverá la trazabilidad. En México, el personal investigador teme que, al abrir sus datos primarios, otros los usen sin darles crédito antes de que ellos publiquen sus artículos de alto impacto.</w:t>
       </w:r>
     </w:p>
     <w:p>
@@ -7431,56 +7344,81 @@
         <w:t xml:space="preserve"> </w:t>
       </w:r>
       <w:r>
-        <w:t xml:space="preserve">En el</w:t>
-      </w:r>
-      <w:r>
-        <w:t xml:space="preserve"> </w:t>
-      </w:r>
-      <w:r>
-        <w:rPr>
-          <w:b/>
-          <w:bCs/>
-        </w:rPr>
-        <w:t xml:space="preserve">Artículo 23 (Conservación a largo plazo)</w:t>
-      </w:r>
-      <w:r>
-        <w:t xml:space="preserve">, se debe mandatar el diseño de una</w:t>
-      </w:r>
-      <w:r>
-        <w:t xml:space="preserve"> </w:t>
-      </w:r>
-      <w:r>
-        <w:rPr>
-          <w:b/>
-          <w:bCs/>
-        </w:rPr>
-        <w:t xml:space="preserve">arquitectura de almacenamiento híbrida o descentralizada</w:t>
-      </w:r>
-      <w:r>
-        <w:t xml:space="preserve">. El INECOL debe prever esquemas de interoperabilidad y respaldos cruzados con repositorios institucionales de otros CPIs de la Secihti o el Repositorio Nacional. Si el servidor físico del INECOL carece de presupuesto un año, el plan de contingencia del</w:t>
-      </w:r>
-      <w:r>
-        <w:t xml:space="preserve"> </w:t>
-      </w:r>
-      <w:r>
-        <w:rPr>
-          <w:i/>
-          <w:iCs/>
-        </w:rPr>
-        <w:t xml:space="preserve">Artículo 4, fracción II</w:t>
-      </w:r>
-      <w:r>
-        <w:t xml:space="preserve">, debe activarse mediante espejos federados de almacenamiento para garantizar la persistencia del patrimonio científico.</w:t>
-      </w:r>
-    </w:p>
-    <w:bookmarkEnd w:id="61"/>
-    <w:bookmarkStart w:id="63" w:name="Xdc44c27b2e5685044753f9c3927c7b893e0f0c6"/>
-    <w:p>
-      <w:pPr>
-        <w:pStyle w:val="Heading2"/>
-      </w:pPr>
-      <w:r>
-        <w:t xml:space="preserve">4.1 Sugerencias concretas para Enriquecer la propuesta</w:t>
+        <w:t xml:space="preserve">Añadir en el</w:t>
+      </w:r>
+      <w:r>
+        <w:t xml:space="preserve"> </w:t>
+      </w:r>
+      <w:r>
+        <w:rPr>
+          <w:b/>
+          <w:bCs/>
+        </w:rPr>
+        <w:t xml:space="preserve">Artículo 12</w:t>
+      </w:r>
+      <w:r>
+        <w:t xml:space="preserve"> </w:t>
+      </w:r>
+      <w:r>
+        <w:t xml:space="preserve">o en el</w:t>
+      </w:r>
+      <w:r>
+        <w:t xml:space="preserve"> </w:t>
+      </w:r>
+      <w:r>
+        <w:rPr>
+          <w:b/>
+          <w:bCs/>
+        </w:rPr>
+        <w:t xml:space="preserve">Artículo 18 (Ingesta)</w:t>
+      </w:r>
+      <w:r>
+        <w:t xml:space="preserve"> </w:t>
+      </w:r>
+      <w:r>
+        <w:t xml:space="preserve">la obligatoriedad de asignar un</w:t>
+      </w:r>
+      <w:r>
+        <w:t xml:space="preserve"> </w:t>
+      </w:r>
+      <w:r>
+        <w:rPr>
+          <w:b/>
+          <w:bCs/>
+        </w:rPr>
+        <w:t xml:space="preserve">identificador persistente e inmutable (como DOI o Handle)</w:t>
+      </w:r>
+      <w:r>
+        <w:t xml:space="preserve"> </w:t>
+      </w:r>
+      <w:r>
+        <w:t xml:space="preserve">a nivel de set de datos. Esto permite que el depósito en el Servidor de Datos Abiertos cuente formalmente como una</w:t>
+      </w:r>
+      <w:r>
+        <w:t xml:space="preserve"> </w:t>
+      </w:r>
+      <w:r>
+        <w:rPr>
+          <w:b/>
+          <w:bCs/>
+        </w:rPr>
+        <w:t xml:space="preserve">pre-publicación</w:t>
+      </w:r>
+      <w:r>
+        <w:t xml:space="preserve"> </w:t>
+      </w:r>
+      <w:r>
+        <w:t xml:space="preserve">oficial, protegiendo la prelación intelectual del investigador del INECOL.</w:t>
+      </w:r>
+    </w:p>
+    <w:bookmarkEnd w:id="59"/>
+    <w:bookmarkStart w:id="60" w:name="X9e58660a33098b057eb289fe2e9431833795a6d"/>
+    <w:p>
+      <w:pPr>
+        <w:pStyle w:val="Heading3"/>
+      </w:pPr>
+      <w:r>
+        <w:t xml:space="preserve">5.0.2 2. Deslinde de Responsabilidad Legal y Curaduría Técnica</w:t>
       </w:r>
     </w:p>
     <w:p>
@@ -7496,29 +7434,42 @@
           <w:b/>
           <w:bCs/>
         </w:rPr>
-        <w:t xml:space="preserve">Monetización de Citas, no de Datos:</w:t>
-      </w:r>
-      <w:r>
-        <w:t xml:space="preserve"> </w:t>
-      </w:r>
-      <w:r>
-        <w:t xml:space="preserve">Para mitigar la resistencia del sindicato o del personal investigador de INECOL respecto al</w:t>
-      </w:r>
-      <w:r>
-        <w:t xml:space="preserve"> </w:t>
-      </w:r>
-      <w:r>
-        <w:rPr>
+        <w:t xml:space="preserve">Lo que hace Zenodo:</w:t>
+      </w:r>
+      <w:r>
+        <w:t xml:space="preserve"> </w:t>
+      </w:r>
+      <w:r>
+        <w:t xml:space="preserve">Las políticas de Zenodo y los términos del CERN delimitan tajantemente que</w:t>
+      </w:r>
+      <w:r>
+        <w:t xml:space="preserve"> </w:t>
+      </w:r>
+      <w:r>
+        <w:rPr>
+          <w:b/>
+          <w:bCs/>
+        </w:rPr>
+        <w:t xml:space="preserve">la responsabilidad legal, civil y penal del contenido es 100% del usuario (</w:t>
+      </w:r>
+      <w:r>
+        <w:rPr>
+          <w:b/>
+          <w:bCs/>
           <w:i/>
           <w:iCs/>
         </w:rPr>
-        <w:t xml:space="preserve">Artículo 13</w:t>
-      </w:r>
-      <w:r>
-        <w:t xml:space="preserve"> </w:t>
-      </w:r>
-      <w:r>
-        <w:t xml:space="preserve">(depósito obligatorio), demuestra que un set de datos con DOI en un servidor institucional indexable aumenta hasta en un 25% las citas del artículo científico final asociado.</w:t>
+        <w:t xml:space="preserve">uploader</w:t>
+      </w:r>
+      <w:r>
+        <w:rPr>
+          <w:b/>
+          <w:bCs/>
+        </w:rPr>
+        <w:t xml:space="preserve">)</w:t>
+      </w:r>
+      <w:r>
+        <w:t xml:space="preserve">. El curador de datos de Zenodo solo realiza una revisión automatizada/técnica de formatos y metadatos, no un juicio de valor científico ni una auditoría de derechos de autor.</w:t>
       </w:r>
     </w:p>
     <w:p>
@@ -7534,128 +7485,29 @@
           <w:b/>
           <w:bCs/>
         </w:rPr>
-        <w:t xml:space="preserve">Evaluación del Desempeño:</w:t>
-      </w:r>
-      <w:r>
-        <w:t xml:space="preserve"> </w:t>
-      </w:r>
-      <w:r>
-        <w:t xml:space="preserve">Sugiere al Comité que el depósito de datos abiertos (con sus DOIs correspondientes) sea considerado explícitamente como un indicador de productividad positiva dentro de los criterios de evaluación interna del personal investigador y técnico del INECOL.</w:t>
-      </w:r>
-    </w:p>
-    <w:bookmarkStart w:id="62" w:name="X8e267c338efdbe71f92923fe4a7670fda865a75"/>
-    <w:p>
-      <w:pPr>
-        <w:pStyle w:val="Heading3"/>
-      </w:pPr>
-      <w:r>
-        <w:t xml:space="preserve">4.1.1 Modificaciones Sugeridas (Inspiradas en Zenodo/CERN)</w:t>
-      </w:r>
-    </w:p>
-    <w:p>
-      <w:pPr>
-        <w:pStyle w:val="FirstParagraph"/>
-      </w:pPr>
-      <w:r>
-        <w:rPr>
-          <w:b/>
-          <w:bCs/>
-        </w:rPr>
-        <w:t xml:space="preserve">Artículo 12. Bis (Inmutabilidad y Versionado).</w:t>
-      </w:r>
-      <w:r>
-        <w:t xml:space="preserve"> </w:t>
-      </w:r>
-      <w:r>
-        <w:t xml:space="preserve">Para garantizar la trazabilidad de la actividad científica y proteger los derechos de autoría del personal del Instituto, todo conjunto de datos publicado en el Servidor de Datos Abiertos recibirá un Identificador de Objeto Digital (DOI) o equivalente persistente. Una vez publicado un registro, los archivos asociados serán inmutables. Cualquier modificación, corrección o adición sustantiva posterior requerirá la generación de una nueva versión del conjunto de datos, la cual recibirá un identificador propio y mantendrá el vínculo histórico con la versión primigenia.</w:t>
-      </w:r>
-    </w:p>
-    <w:p>
-      <w:pPr>
-        <w:pStyle w:val="BodyText"/>
-      </w:pPr>
-      <w:r>
-        <w:rPr>
-          <w:b/>
-          <w:bCs/>
-        </w:rPr>
-        <w:t xml:space="preserve">Artículo 15. (Modificación sobre visibilidad de Metadatos).</w:t>
-      </w:r>
-      <w:r>
-        <w:t xml:space="preserve"> </w:t>
-      </w:r>
-      <w:r>
-        <w:t xml:space="preserve">[…] En todos los casos donde se apruebe un periodo de embargo o una restricción de acceso conforme al Artículo 17, los metadatos descriptivos del conjunto de datos se publicarán de manera inmediata y en acceso abierto bajo la figura de Dominio Público (equivalente a Creative Commons CC0). Únicamente los archivos de datos adjuntos permanecerán restringidos hasta el cumplimiento del plazo estipulado.</w:t>
-      </w:r>
-    </w:p>
-    <w:p>
-      <w:pPr>
-        <w:pStyle w:val="BodyText"/>
-      </w:pPr>
-      <w:r>
-        <w:rPr>
-          <w:b/>
-          <w:bCs/>
-        </w:rPr>
-        <w:t xml:space="preserve">Artículo 18. Bis (Deslinde de Responsabilidad Institucional).</w:t>
-      </w:r>
-      <w:r>
-        <w:t xml:space="preserve"> </w:t>
-      </w:r>
-      <w:r>
-        <w:t xml:space="preserve">El proceso de Ingesta requerirá que la persona Depositaria acepte explícitamente los Términos de Uso del Servidor, mediante los cuales declara, bajo protesta de decir verdad, que posee los derechos, consentimientos o autorizaciones necesarias para la difusión de los datos, deslindando al Instituto de Ecología, A.C., de cualquier reclamación por violaciones a derechos de propiedad intelectual, confidencialidad o normativas de protección de datos personales. La Curaduría de Datos se limitará estrictamente a la verificación técnica de formatos y metadatos, sin que ello convalide legalmente el fondo del contenido depositado.</w:t>
-      </w:r>
-    </w:p>
-    <w:bookmarkEnd w:id="62"/>
-    <w:bookmarkEnd w:id="63"/>
-    <w:bookmarkEnd w:id="64"/>
-    <w:bookmarkStart w:id="68" w:name="Xc2f61c3795a40a48121e131054998b241904a0c"/>
-    <w:p>
-      <w:pPr>
-        <w:pStyle w:val="Heading1"/>
-      </w:pPr>
-      <w:r>
-        <w:t xml:space="preserve">5. Prepublicación de Datos y Artículos de Datos (</w:t>
+        <w:t xml:space="preserve">Brecha en el borrador (INECOL):</w:t>
+      </w:r>
+      <w:r>
+        <w:t xml:space="preserve"> </w:t>
+      </w:r>
+      <w:r>
+        <w:t xml:space="preserve">Los</w:t>
+      </w:r>
+      <w:r>
+        <w:t xml:space="preserve"> </w:t>
       </w:r>
       <w:r>
         <w:rPr>
           <w:i/>
           <w:iCs/>
         </w:rPr>
-        <w:t xml:space="preserve">Data Papers</w:t>
-      </w:r>
-      <w:r>
-        <w:t xml:space="preserve">)</w:t>
-      </w:r>
-    </w:p>
-    <w:bookmarkStart w:id="66" w:name="X8a93c840a2af8e9e3adc91e42f49f5217ba3dba"/>
-    <w:p>
-      <w:pPr>
-        <w:pStyle w:val="Heading3"/>
-      </w:pPr>
-      <w:r>
-        <w:t xml:space="preserve">5.0.1 1. La Evolución de la Prepublicación: Del Manuscrito al Dato Crudo</w:t>
-      </w:r>
-    </w:p>
-    <w:p>
-      <w:pPr>
-        <w:pStyle w:val="FirstParagraph"/>
-      </w:pPr>
-      <w:r>
-        <w:t xml:space="preserve">Es probable que haya resistencia del personal investigador respecto a la obligatoriedad/conveniencia de hacer disponibles datos primarios lo antes posible. Esta resistencia también se estimula por las posturas institucionales que no conciben o incorporan proactivamente la noción del</w:t>
-      </w:r>
-      <w:r>
-        <w:t xml:space="preserve"> </w:t>
-      </w:r>
-      <w:r>
-        <w:rPr>
-          <w:b/>
-          <w:bCs/>
-        </w:rPr>
-        <w:t xml:space="preserve">“Data Preprint”</w:t>
-      </w:r>
-      <w:r>
-        <w:t xml:space="preserve">. La literatura científica reciente demuestra que la publicación de conjuntos de datos con identificadores persistentes (DOIs) opera bajo las mismas ventajas que los</w:t>
+        <w:t xml:space="preserve">Artículos 17</w:t>
+      </w:r>
+      <w:r>
+        <w:t xml:space="preserve"> </w:t>
+      </w:r>
+      <w:r>
+        <w:t xml:space="preserve">y</w:t>
       </w:r>
       <w:r>
         <w:t xml:space="preserve"> </w:t>
@@ -7665,83 +7517,120 @@
           <w:i/>
           <w:iCs/>
         </w:rPr>
-        <w:t xml:space="preserve">preprints de manuscritos</w:t>
-      </w:r>
-      <w:r>
-        <w:t xml:space="preserve">: salvaguarda la prioridad intelectual del autor, facilita la retroalimentación temprana de la comunidad y previene el plagio al dotar al set de datos de una huella digital inmutable y citable</w:t>
-      </w:r>
-      <w:r>
-        <w:t xml:space="preserve"> </w:t>
-      </w:r>
-      <w:r>
-        <w:t xml:space="preserve">(Gomes et al. 2022)</w:t>
-      </w:r>
-      <w:r>
-        <w:t xml:space="preserve">.</w:t>
-      </w:r>
-      <w:r>
-        <w:t xml:space="preserve"> </w:t>
-      </w:r>
-      <w:r>
-        <w:t xml:space="preserve">Este concepto de</w:t>
-      </w:r>
-      <w:r>
-        <w:t xml:space="preserve"> </w:t>
+        <w:t xml:space="preserve">18</w:t>
+      </w:r>
+      <w:r>
+        <w:t xml:space="preserve"> </w:t>
+      </w:r>
+      <w:r>
+        <w:t xml:space="preserve">cargan una enorme responsabilidad en el</w:t>
+      </w:r>
+      <w:r>
+        <w:t xml:space="preserve"> </w:t>
+      </w:r>
+      <w:r>
+        <w:t xml:space="preserve">“Responsable de Curaduría de Datos”</w:t>
+      </w:r>
+      <w:r>
+        <w:t xml:space="preserve"> </w:t>
+      </w:r>
+      <w:r>
+        <w:t xml:space="preserve">y en el</w:t>
+      </w:r>
+      <w:r>
+        <w:t xml:space="preserve"> </w:t>
+      </w:r>
+      <w:r>
+        <w:t xml:space="preserve">“Comité”</w:t>
+      </w:r>
+      <w:r>
+        <w:t xml:space="preserve">. Al obligar al curador a procesar</w:t>
+      </w:r>
+      <w:r>
+        <w:t xml:space="preserve"> </w:t>
+      </w:r>
+      <w:r>
+        <w:t xml:space="preserve">“escritos de excepción”</w:t>
+      </w:r>
+      <w:r>
+        <w:t xml:space="preserve"> </w:t>
+      </w:r>
+      <w:r>
+        <w:t xml:space="preserve">(</w:t>
       </w:r>
       <w:r>
         <w:rPr>
           <w:i/>
           <w:iCs/>
         </w:rPr>
-        <w:t xml:space="preserve">prepublicación</w:t>
-      </w:r>
-      <w:r>
-        <w:t xml:space="preserve">, va ganando validez en el contexto de las editoriales académicas tradicionales (incluyendo, por ejemplo, las políticas históricas de</w:t>
-      </w:r>
-      <w:r>
-        <w:t xml:space="preserve"> </w:t>
+        <w:t xml:space="preserve">Art. 17</w:t>
+      </w:r>
+      <w:r>
+        <w:t xml:space="preserve">) y evaluar riesgos de biopiratería (</w:t>
       </w:r>
       <w:r>
         <w:rPr>
           <w:i/>
           <w:iCs/>
         </w:rPr>
-        <w:t xml:space="preserve">Proceedings of the National Academy of Sciences - PNAS</w:t>
-      </w:r>
-      <w:r>
-        <w:t xml:space="preserve">). Lejos de ser los</w:t>
-      </w:r>
-      <w:r>
-        <w:t xml:space="preserve"> </w:t>
-      </w:r>
-      <w:r>
-        <w:rPr>
-          <w:b/>
-          <w:bCs/>
-        </w:rPr>
-        <w:t xml:space="preserve">PNAS</w:t>
-      </w:r>
-      <w:r>
-        <w:t xml:space="preserve"> </w:t>
-      </w:r>
-      <w:r>
-        <w:t xml:space="preserve">una excepción, se aprecia que la postura ya se ha estandarizado en la industria:</w:t>
-      </w:r>
-      <w:r>
-        <w:t xml:space="preserve"> </w:t>
-      </w:r>
-      <w:r>
-        <w:rPr>
-          <w:b/>
-          <w:bCs/>
-        </w:rPr>
-        <w:t xml:space="preserve">Springer Nature</w:t>
-      </w:r>
-      <w:r>
-        <w:t xml:space="preserve"> </w:t>
-      </w:r>
-      <w:r>
-        <w:t xml:space="preserve">fomenta la triada de apertura (manuscrito, código y datos) a través de plataformas como</w:t>
+        <w:t xml:space="preserve">Art. 22</w:t>
+      </w:r>
+      <w:r>
+        <w:t xml:space="preserve">), se corre el riesgo de burocratizar la ingesta, creando un cuello de botella institucional que paralice el servidor.</w:t>
+      </w:r>
+    </w:p>
+    <w:p>
+      <w:pPr>
+        <w:pStyle w:val="Compact"/>
+        <w:numPr>
+          <w:ilvl w:val="0"/>
+          <w:numId w:val="1022"/>
+        </w:numPr>
+      </w:pPr>
+      <w:r>
+        <w:rPr>
+          <w:b/>
+          <w:bCs/>
+        </w:rPr>
+        <w:t xml:space="preserve">Propuesta de precisión mexicana:</w:t>
+      </w:r>
+      <w:r>
+        <w:t xml:space="preserve"> </w:t>
+      </w:r>
+      <w:r>
+        <w:t xml:space="preserve">El</w:t>
+      </w:r>
+      <w:r>
+        <w:t xml:space="preserve"> </w:t>
+      </w:r>
+      <w:r>
+        <w:rPr>
+          <w:b/>
+          <w:bCs/>
+        </w:rPr>
+        <w:t xml:space="preserve">Artículo 18 (Ingesta)</w:t>
+      </w:r>
+      <w:r>
+        <w:t xml:space="preserve"> </w:t>
+      </w:r>
+      <w:r>
+        <w:t xml:space="preserve">debe incluir una</w:t>
+      </w:r>
+      <w:r>
+        <w:t xml:space="preserve"> </w:t>
+      </w:r>
+      <w:r>
+        <w:rPr>
+          <w:b/>
+          <w:bCs/>
+        </w:rPr>
+        <w:t xml:space="preserve">Declaración de Responsabilidad del Depositario (Cláusula de Indemnidad)</w:t>
+      </w:r>
+      <w:r>
+        <w:t xml:space="preserve"> </w:t>
+      </w:r>
+      <w:r>
+        <w:t xml:space="preserve">en la interfaz de carga (un</w:t>
       </w:r>
       <w:r>
         <w:t xml:space="preserve"> </w:t>
@@ -7751,136 +7640,23 @@
           <w:i/>
           <w:iCs/>
         </w:rPr>
-        <w:t xml:space="preserve">Scientific Data</w:t>
-      </w:r>
-      <w:r>
-        <w:t xml:space="preserve">;</w:t>
-      </w:r>
-      <w:r>
-        <w:t xml:space="preserve"> </w:t>
-      </w:r>
-      <w:r>
-        <w:rPr>
-          <w:b/>
-          <w:bCs/>
-        </w:rPr>
-        <w:t xml:space="preserve">Elsevier</w:t>
-      </w:r>
-      <w:r>
-        <w:t xml:space="preserve"> </w:t>
-      </w:r>
-      <w:r>
-        <w:t xml:space="preserve">integra el ecosistema de prepublicación con revistas exclusivas de descripción técnica como</w:t>
-      </w:r>
-      <w:r>
-        <w:t xml:space="preserve"> </w:t>
-      </w:r>
-      <w:r>
-        <w:rPr>
-          <w:i/>
-          <w:iCs/>
-        </w:rPr>
-        <w:t xml:space="preserve">Data in Brief</w:t>
-      </w:r>
-      <w:r>
-        <w:t xml:space="preserve">; y</w:t>
-      </w:r>
-      <w:r>
-        <w:t xml:space="preserve"> </w:t>
-      </w:r>
-      <w:r>
-        <w:rPr>
-          <w:b/>
-          <w:bCs/>
-        </w:rPr>
-        <w:t xml:space="preserve">Wiley</w:t>
-      </w:r>
-      <w:r>
-        <w:t xml:space="preserve"> </w:t>
-      </w:r>
-      <w:r>
-        <w:t xml:space="preserve">estipula explícitamente que el depósito en repositorios institucionales no invalida la novedad del manuscrito. En la frontera de la ciencia abierta, los</w:t>
-      </w:r>
-      <w:r>
-        <w:t xml:space="preserve"> </w:t>
-      </w:r>
-      <w:r>
-        <w:rPr>
-          <w:b/>
-          <w:bCs/>
-        </w:rPr>
-        <w:t xml:space="preserve">data preprints</w:t>
-      </w:r>
-      <w:r>
-        <w:t xml:space="preserve"> </w:t>
-      </w:r>
-      <w:r>
-        <w:t xml:space="preserve">permiten al investigador registrar la prelación temporal de su esfuerzo en el diseño empírico y el levantamiento de campo o laboratorio de forma independiente a la interpretación de los resultados</w:t>
-      </w:r>
-      <w:r>
-        <w:t xml:space="preserve"> </w:t>
-      </w:r>
-      <w:r>
-        <w:t xml:space="preserve">(Penev 2017)</w:t>
-      </w:r>
-      <w:r>
-        <w:t xml:space="preserve">.</w:t>
-      </w:r>
-    </w:p>
-    <w:p>
-      <w:pPr>
-        <w:pStyle w:val="BodyText"/>
-      </w:pPr>
-      <w:r>
-        <w:t xml:space="preserve">Depositar datos primarios en una infraestructura institucional provista de un Identificador de Objeto Digital (DOI) constituye un acto de publicación científica formal de naturaleza técnica. Estudios recientes demuestran que las prácticas conjuntas de Ciencia Abierta —compartir manuscritos en servidores de prepublicación (</w:t>
-      </w:r>
-      <w:r>
-        <w:rPr>
-          <w:i/>
-          <w:iCs/>
-        </w:rPr>
-        <w:t xml:space="preserve">preprints</w:t>
-      </w:r>
-      <w:r>
-        <w:t xml:space="preserve">), junto con código fuente y datos crudos en repositorios de confianza— generan un efecto sinérgico que incrementa de forma académicamente significativa el impacto citacional y la visibilidad de los Centros Públicos de Investigación</w:t>
-      </w:r>
-      <w:r>
-        <w:t xml:space="preserve"> </w:t>
-      </w:r>
-      <w:r>
-        <w:t xml:space="preserve">(Colavizza et al. 2024;</w:t>
-      </w:r>
-      <w:r>
-        <w:t xml:space="preserve"> </w:t>
-      </w:r>
-      <w:r>
-        <w:t xml:space="preserve">Kuehna et al.</w:t>
-      </w:r>
-      <w:r>
-        <w:t xml:space="preserve"> </w:t>
-      </w:r>
-      <w:r>
-        <w:t xml:space="preserve">2024)</w:t>
-      </w:r>
-      <w:r>
-        <w:t xml:space="preserve">.</w:t>
-      </w:r>
-    </w:p>
-    <w:bookmarkStart w:id="65" w:name="Xb5d00a5f3d726f6a7d8a3f6d5d595aeaf953455"/>
-    <w:p>
-      <w:pPr>
-        <w:pStyle w:val="Heading5"/>
-      </w:pPr>
-      <w:r>
-        <w:t xml:space="preserve">5.0.1.0.1 Evidencia Empírica sobre el Impacto Citacional de la Ciencia Abierta</w:t>
-      </w:r>
-    </w:p>
-    <w:p>
-      <w:pPr>
-        <w:pStyle w:val="FirstParagraph"/>
-      </w:pPr>
-      <w:r>
-        <w:t xml:space="preserve">La afirmación de que el depósito de datos y código genera un efecto sinérgico en la visibilidad institucional no es una postura meramente ideológica, sino un hecho respaldado por la cienciometría contemporánea. Al estructurar el Servidor de Datos Abiertos del INECOL, se debe hacer hincapié en que la apertura no penaliza el rendimiento académico, sino que lo potencia a través de tres mecanismos clave:</w:t>
+        <w:t xml:space="preserve">checkbox</w:t>
+      </w:r>
+      <w:r>
+        <w:t xml:space="preserve"> </w:t>
+      </w:r>
+      <w:r>
+        <w:t xml:space="preserve">legal obligatorio). El investigador debe firmar bajo protesta de decir verdad que sus datos no violan confidencialidad ni contienen datos personales desanonimizados. El Curador de Datos debe tener un rol meramente operativo, protegiendo al Instituto de responsabilidades por omisiones del personal.</w:t>
+      </w:r>
+    </w:p>
+    <w:bookmarkEnd w:id="60"/>
+    <w:bookmarkStart w:id="61" w:name="Xb6b9af8cd6ff7779318196b98522c429f6b3dfe"/>
+    <w:p>
+      <w:pPr>
+        <w:pStyle w:val="Heading3"/>
+      </w:pPr>
+      <w:r>
+        <w:t xml:space="preserve">5.0.3 3. El Destino de los Metadatos en el Acceso Cerrado/Embargado</w:t>
       </w:r>
     </w:p>
     <w:p>
@@ -7896,44 +7672,52 @@
           <w:b/>
           <w:bCs/>
         </w:rPr>
-        <w:t xml:space="preserve">La Ventaja de Citación por Datos Compartidos (Data-Sharing Citation Advantage):</w:t>
-      </w:r>
-      <w:r>
-        <w:t xml:space="preserve"> </w:t>
-      </w:r>
-      <w:r>
-        <w:t xml:space="preserve">Estudios robustos a gran escala han demostrado que los artículos de investigación que vinculan formalmente sus datos primarios alojados en un repositorio público (utilizando identificadores persistentes como DOIs) reciben hasta un</w:t>
-      </w:r>
-      <w:r>
-        <w:t xml:space="preserve"> </w:t>
-      </w:r>
-      <w:r>
-        <w:rPr>
-          <w:b/>
-          <w:bCs/>
-        </w:rPr>
-        <w:t xml:space="preserve">25.3% más de citas</w:t>
-      </w:r>
-      <w:r>
-        <w:t xml:space="preserve"> </w:t>
-      </w:r>
-      <w:r>
-        <w:t xml:space="preserve">en promedio que aquellos que mantienen sus datos cerrados o bajo la clásica leyenda</w:t>
-      </w:r>
-      <w:r>
-        <w:t xml:space="preserve"> </w:t>
-      </w:r>
-      <w:r>
-        <w:t xml:space="preserve">“disponibles bajo petición del autor”</w:t>
-      </w:r>
-      <w:r>
-        <w:t xml:space="preserve"> </w:t>
-      </w:r>
-      <w:r>
-        <w:t xml:space="preserve">(Colavizza et al. 2020)</w:t>
-      </w:r>
-      <w:r>
-        <w:t xml:space="preserve">.</w:t>
+        <w:t xml:space="preserve">Lo que hace Zenodo:</w:t>
+      </w:r>
+      <w:r>
+        <w:t xml:space="preserve"> </w:t>
+      </w:r>
+      <w:r>
+        <w:t xml:space="preserve">Sin importar si un archivo está bajo un periodo de embargo (</w:t>
+      </w:r>
+      <w:r>
+        <w:rPr>
+          <w:i/>
+          <w:iCs/>
+        </w:rPr>
+        <w:t xml:space="preserve">Restricted Access</w:t>
+      </w:r>
+      <w:r>
+        <w:t xml:space="preserve"> </w:t>
+      </w:r>
+      <w:r>
+        <w:t xml:space="preserve">o</w:t>
+      </w:r>
+      <w:r>
+        <w:t xml:space="preserve"> </w:t>
+      </w:r>
+      <w:r>
+        <w:rPr>
+          <w:i/>
+          <w:iCs/>
+        </w:rPr>
+        <w:t xml:space="preserve">Closed Access</w:t>
+      </w:r>
+      <w:r>
+        <w:t xml:space="preserve">),</w:t>
+      </w:r>
+      <w:r>
+        <w:t xml:space="preserve"> </w:t>
+      </w:r>
+      <w:r>
+        <w:rPr>
+          <w:b/>
+          <w:bCs/>
+        </w:rPr>
+        <w:t xml:space="preserve">los metadatos son SIEMPRE públicos y se licencian bajo CC0 (Dominio Público)</w:t>
+      </w:r>
+      <w:r>
+        <w:t xml:space="preserve">. Esto significa que el mundo científico puede saber que esos datos existen, de qué tratan y quién es el autor, aunque los archivos estén bloqueados temporalmente.</w:t>
       </w:r>
     </w:p>
     <w:p>
@@ -7949,13 +7733,13 @@
           <w:b/>
           <w:bCs/>
         </w:rPr>
-        <w:t xml:space="preserve">El Efecto Sinérgico de la Triada de Apertura:</w:t>
-      </w:r>
-      <w:r>
-        <w:t xml:space="preserve"> </w:t>
-      </w:r>
-      <w:r>
-        <w:t xml:space="preserve">La combinación simultánea de compartir el manuscrito en un servidor de</w:t>
+        <w:t xml:space="preserve">Brecha en el borrador (INECOL):</w:t>
+      </w:r>
+      <w:r>
+        <w:t xml:space="preserve"> </w:t>
+      </w:r>
+      <w:r>
+        <w:t xml:space="preserve">El</w:t>
       </w:r>
       <w:r>
         <w:t xml:space="preserve"> </w:t>
@@ -7965,19 +7749,13 @@
           <w:i/>
           <w:iCs/>
         </w:rPr>
-        <w:t xml:space="preserve">preprints</w:t>
-      </w:r>
-      <w:r>
-        <w:t xml:space="preserve">, el código fuente institucional (scripts de R, Python o flujos de trabajo de Snakemake) y los datos abiertos en un repositorio de confianza, maximiza de manera estadísticamente significativa la velocidad de difusión y el impacto citacional global de los investigadores adscritos a centros de investigación</w:t>
-      </w:r>
-      <w:r>
-        <w:t xml:space="preserve"> </w:t>
-      </w:r>
-      <w:r>
-        <w:t xml:space="preserve">(Colavizza et al. 2024)</w:t>
-      </w:r>
-      <w:r>
-        <w:t xml:space="preserve">.</w:t>
+        <w:t xml:space="preserve">Artículo 15 (Embargo)</w:t>
+      </w:r>
+      <w:r>
+        <w:t xml:space="preserve"> </w:t>
+      </w:r>
+      <w:r>
+        <w:t xml:space="preserve">no aclara qué pasa con la visibilidad del registro durante el bloqueo. Si los datos embargados se vuelven completamente invisibles, el repositorio pierde su capacidad de vinculación y visibilidad internacional.</w:t>
       </w:r>
     </w:p>
     <w:p>
@@ -7993,581 +7771,64 @@
           <w:b/>
           <w:bCs/>
         </w:rPr>
-        <w:t xml:space="preserve">Validación Editorial Global:</w:t>
-      </w:r>
-      <w:r>
-        <w:t xml:space="preserve"> </w:t>
-      </w:r>
-      <w:r>
-        <w:t xml:space="preserve">Grandes consorcios editoriales y hojas de ruta internacionales han estandarizado la citación de datos (</w:t>
+        <w:t xml:space="preserve">Propuesta de precisión mexicana:</w:t>
+      </w:r>
+      <w:r>
+        <w:t xml:space="preserve"> </w:t>
+      </w:r>
+      <w:r>
+        <w:t xml:space="preserve">Modificar el</w:t>
+      </w:r>
+      <w:r>
+        <w:t xml:space="preserve"> </w:t>
+      </w:r>
+      <w:r>
+        <w:rPr>
+          <w:b/>
+          <w:bCs/>
+        </w:rPr>
+        <w:t xml:space="preserve">Artículo 15</w:t>
+      </w:r>
+      <w:r>
+        <w:t xml:space="preserve"> </w:t>
+      </w:r>
+      <w:r>
+        <w:t xml:space="preserve">para establecer que:</w:t>
+      </w:r>
+      <w:r>
+        <w:t xml:space="preserve"> </w:t>
       </w:r>
       <w:r>
         <w:rPr>
           <w:i/>
           <w:iCs/>
         </w:rPr>
-        <w:t xml:space="preserve">Data Citation</w:t>
-      </w:r>
-      <w:r>
-        <w:t xml:space="preserve">), elevando el depósito de datos crudos al rango de</w:t>
-      </w:r>
-      <w:r>
-        <w:t xml:space="preserve"> </w:t>
-      </w:r>
-      <w:r>
-        <w:rPr>
-          <w:b/>
-          <w:bCs/>
-        </w:rPr>
-        <w:t xml:space="preserve">entidad académica independiente y citable</w:t>
-      </w:r>
-      <w:r>
-        <w:t xml:space="preserve">, exactamente igual que un artículo tradicional</w:t>
-      </w:r>
-      <w:r>
-        <w:t xml:space="preserve"> </w:t>
-      </w:r>
-      <w:r>
-        <w:t xml:space="preserve">(Cousijn et al. 2018)</w:t>
-      </w:r>
-      <w:r>
-        <w:t xml:space="preserve">.</w:t>
-      </w:r>
-    </w:p>
-    <w:bookmarkEnd w:id="65"/>
-    <w:bookmarkEnd w:id="66"/>
-    <w:bookmarkStart w:id="67" w:name="X6ffc653eb435ac1ed8481dd44f01a9004658731"/>
+        <w:t xml:space="preserve">“Durante el periodo de embargo, los metadatos descriptivos del conjunto de datos serán de acceso público inmediato bajo una licencia equivalente a CC0, manteniéndose restringido únicamente el acceso a los archivos de datos primarios o secundarios asociados”</w:t>
+      </w:r>
+      <w:r>
+        <w:t xml:space="preserve">. Esto genera visibilidad y citas para el investigador incluso antes de liberar los datos de manera abierta.</w:t>
+      </w:r>
+    </w:p>
+    <w:bookmarkEnd w:id="61"/>
+    <w:bookmarkStart w:id="62" w:name="X759b13b4a7d9a58cd20c23a6a4871ef2023ce26"/>
     <w:p>
       <w:pPr>
         <w:pStyle w:val="Heading3"/>
       </w:pPr>
       <w:r>
-        <w:t xml:space="preserve">5.0.2 2. Los</w:t>
-      </w:r>
-      <w:r>
-        <w:t xml:space="preserve"> </w:t>
-      </w:r>
-      <w:r>
-        <w:t xml:space="preserve">“Data Papers”</w:t>
-      </w:r>
-      <w:r>
-        <w:t xml:space="preserve"> </w:t>
-      </w:r>
-      <w:r>
-        <w:t xml:space="preserve">y el Ecosistema de</w:t>
-      </w:r>
-      <w:r>
-        <w:t xml:space="preserve"> </w:t>
-      </w:r>
-      <w:r>
-        <w:rPr>
-          <w:i/>
-          <w:iCs/>
-        </w:rPr>
-        <w:t xml:space="preserve">Data in Brief</w:t>
-      </w:r>
-    </w:p>
-    <w:p>
-      <w:pPr>
-        <w:pStyle w:val="FirstParagraph"/>
-      </w:pPr>
-      <w:r>
-        <w:t xml:space="preserve">Para resolver el incentivo de productividad exigido a los investigadores (particularmente relevante en el sistema de evaluación mexicano), la noción de la descripción del dato ha evolucionado hacia revistas dedicadas exclusivamente a los</w:t>
-      </w:r>
-      <w:r>
-        <w:t xml:space="preserve"> </w:t>
-      </w:r>
-      <w:r>
-        <w:rPr>
-          <w:i/>
-          <w:iCs/>
-        </w:rPr>
-        <w:t xml:space="preserve">Data Papers</w:t>
-      </w:r>
-      <w:r>
-        <w:t xml:space="preserve"> </w:t>
-      </w:r>
-      <w:r>
-        <w:t xml:space="preserve">o</w:t>
-      </w:r>
-      <w:r>
-        <w:t xml:space="preserve"> </w:t>
-      </w:r>
-      <w:r>
-        <w:rPr>
-          <w:i/>
-          <w:iCs/>
-        </w:rPr>
-        <w:t xml:space="preserve">Data Descriptors</w:t>
-      </w:r>
-      <w:r>
-        <w:t xml:space="preserve">, siendo</w:t>
-      </w:r>
-      <w:r>
-        <w:t xml:space="preserve"> </w:t>
-      </w:r>
-      <w:r>
-        <w:rPr>
-          <w:i/>
-          <w:iCs/>
-        </w:rPr>
-        <w:t xml:space="preserve">Data in Brief</w:t>
-      </w:r>
-      <w:r>
-        <w:t xml:space="preserve"> </w:t>
-      </w:r>
-      <w:r>
-        <w:t xml:space="preserve">(Elsevier) y</w:t>
-      </w:r>
-      <w:r>
-        <w:t xml:space="preserve"> </w:t>
-      </w:r>
-      <w:r>
-        <w:rPr>
-          <w:i/>
-          <w:iCs/>
-        </w:rPr>
-        <w:t xml:space="preserve">Scientific Data</w:t>
-      </w:r>
-      <w:r>
-        <w:t xml:space="preserve"> </w:t>
-      </w:r>
-      <w:r>
-        <w:t xml:space="preserve">(Springer Nature) los máximos exponentes</w:t>
-      </w:r>
-      <w:r>
-        <w:t xml:space="preserve"> </w:t>
-      </w:r>
-      <w:r>
-        <w:t xml:space="preserve">(Thelwall 2020; Cousijn et al. 2018)</w:t>
-      </w:r>
-      <w:r>
-        <w:t xml:space="preserve">.</w:t>
-      </w:r>
-    </w:p>
-    <w:p>
-      <w:pPr>
-        <w:pStyle w:val="BodyText"/>
-      </w:pPr>
-      <w:r>
-        <w:t xml:space="preserve">Un</w:t>
-      </w:r>
-      <w:r>
-        <w:t xml:space="preserve"> </w:t>
-      </w:r>
-      <w:r>
-        <w:rPr>
-          <w:i/>
-          <w:iCs/>
-        </w:rPr>
-        <w:t xml:space="preserve">Data Paper</w:t>
-      </w:r>
-      <w:r>
-        <w:t xml:space="preserve"> </w:t>
-      </w:r>
-      <w:r>
-        <w:t xml:space="preserve">(como los publicados en</w:t>
-      </w:r>
-      <w:r>
-        <w:t xml:space="preserve"> </w:t>
-      </w:r>
-      <w:r>
-        <w:rPr>
-          <w:i/>
-          <w:iCs/>
-        </w:rPr>
-        <w:t xml:space="preserve">Data in Brief</w:t>
-      </w:r>
-      <w:r>
-        <w:t xml:space="preserve">) no interpreta hallazgos ni concluye hipótesis; se limita a describir exhaustivamente el</w:t>
-      </w:r>
-      <w:r>
-        <w:t xml:space="preserve"> </w:t>
-      </w:r>
-      <w:r>
-        <w:t xml:space="preserve">“cómo”</w:t>
-      </w:r>
-      <w:r>
-        <w:t xml:space="preserve">, el</w:t>
-      </w:r>
-      <w:r>
-        <w:t xml:space="preserve"> </w:t>
-      </w:r>
-      <w:r>
-        <w:t xml:space="preserve">“dónde”</w:t>
-      </w:r>
-      <w:r>
-        <w:t xml:space="preserve"> </w:t>
-      </w:r>
-      <w:r>
-        <w:t xml:space="preserve">y el</w:t>
-      </w:r>
-      <w:r>
-        <w:t xml:space="preserve"> </w:t>
-      </w:r>
-      <w:r>
-        <w:t xml:space="preserve">“por qué”</w:t>
-      </w:r>
-      <w:r>
-        <w:t xml:space="preserve"> </w:t>
-      </w:r>
-      <w:r>
-        <w:t xml:space="preserve">del set de datos (metadatos estructurados, control de calidad, diseño experimental)</w:t>
-      </w:r>
-      <w:r>
-        <w:t xml:space="preserve"> </w:t>
-      </w:r>
-      <w:r>
-        <w:t xml:space="preserve">(Thelwall 2020)</w:t>
-      </w:r>
-      <w:r>
-        <w:t xml:space="preserve">. Esto transforma el almacenamiento de datos abiertos de un simple</w:t>
-      </w:r>
-      <w:r>
-        <w:t xml:space="preserve"> </w:t>
-      </w:r>
-      <w:r>
-        <w:t xml:space="preserve">“requisito administrativo de archivo”</w:t>
-      </w:r>
-      <w:r>
-        <w:t xml:space="preserve"> </w:t>
-      </w:r>
-      <w:r>
-        <w:t xml:space="preserve">a un</w:t>
-      </w:r>
-      <w:r>
-        <w:t xml:space="preserve"> </w:t>
-      </w:r>
-      <w:r>
-        <w:rPr>
-          <w:b/>
-          <w:bCs/>
-        </w:rPr>
-        <w:t xml:space="preserve">producto de investigación indexado, citable y con Factor de Impacto autónomo</w:t>
-      </w:r>
-      <w:r>
-        <w:t xml:space="preserve">. Para instituciones como el INECOL, vincular el Servidor de Datos Abiertos con la capacidad de generar estructuras exportables tipo</w:t>
-      </w:r>
-      <w:r>
-        <w:t xml:space="preserve"> </w:t>
-      </w:r>
-      <w:r>
-        <w:rPr>
-          <w:i/>
-          <w:iCs/>
-        </w:rPr>
-        <w:t xml:space="preserve">Data Paper</w:t>
-      </w:r>
-      <w:r>
-        <w:t xml:space="preserve"> </w:t>
-      </w:r>
-      <w:r>
-        <w:t xml:space="preserve">permite al personal técnico y de investigación</w:t>
-      </w:r>
-      <w:r>
-        <w:t xml:space="preserve"> </w:t>
-      </w:r>
-      <w:r>
-        <w:rPr>
-          <w:i/>
-          <w:iCs/>
-        </w:rPr>
-        <w:t xml:space="preserve">poner en valor académicamente</w:t>
-      </w:r>
-      <w:r>
-        <w:t xml:space="preserve"> </w:t>
-      </w:r>
-      <w:r>
-        <w:t xml:space="preserve">su esfuerzo mediante citas directas al set de datos</w:t>
-      </w:r>
-      <w:r>
-        <w:t xml:space="preserve"> </w:t>
-      </w:r>
-      <w:r>
-        <w:t xml:space="preserve">(Zenodo 2024)</w:t>
-      </w:r>
-      <w:r>
-        <w:t xml:space="preserve">.</w:t>
-      </w:r>
-    </w:p>
-    <w:bookmarkEnd w:id="67"/>
-    <w:bookmarkEnd w:id="68"/>
-    <w:bookmarkStart w:id="74" w:name="principios-fair"/>
-    <w:p>
-      <w:pPr>
-        <w:pStyle w:val="Heading1"/>
-      </w:pPr>
-      <w:r>
-        <w:t xml:space="preserve">6. Principios FAIR</w:t>
-      </w:r>
-    </w:p>
-    <w:bookmarkStart w:id="69" w:name="los-principios-fair-como-infraestructura"/>
-    <w:p>
-      <w:pPr>
-        <w:pStyle w:val="Heading3"/>
-      </w:pPr>
-      <w:r>
-        <w:t xml:space="preserve">6.0.1 1. Los Principios FAIR como Infraestructura</w:t>
-      </w:r>
-    </w:p>
-    <w:p>
-      <w:pPr>
-        <w:pStyle w:val="FirstParagraph"/>
-      </w:pPr>
-      <w:r>
-        <w:t xml:space="preserve">La discusión institucional sobre la apertura de datos a menudo se estanca en el dilema de la accesibilidad legal, omitiendo la dimensión de la accesibilidad técnica. Para que el Servidor de Datos Abiertos del INECOL no se convierta en un</w:t>
-      </w:r>
-      <w:r>
-        <w:t xml:space="preserve"> </w:t>
-      </w:r>
-      <w:r>
-        <w:t xml:space="preserve">“cementerio de archivos”</w:t>
-      </w:r>
-      <w:r>
-        <w:t xml:space="preserve"> </w:t>
-      </w:r>
-      <w:r>
-        <w:t xml:space="preserve">estructurados en formatos propietarios aislados (v.gr., hojas de cálculo desorganizadas o PDFs no legibles por máquina), es imperativo adoptar los principios</w:t>
-      </w:r>
-      <w:r>
-        <w:t xml:space="preserve"> </w:t>
-      </w:r>
-      <w:r>
-        <w:rPr>
-          <w:b/>
-          <w:bCs/>
-        </w:rPr>
-        <w:t xml:space="preserve">FAIR (Findable, Accessible, Interoperable, Reusable)</w:t>
-      </w:r>
-      <w:r>
-        <w:t xml:space="preserve"> </w:t>
-      </w:r>
-      <w:r>
-        <w:t xml:space="preserve">como el estándar técnico de gobernanza de la plataforma</w:t>
-      </w:r>
-      <w:r>
-        <w:t xml:space="preserve"> </w:t>
-      </w:r>
-      <w:r>
-        <w:t xml:space="preserve">(</w:t>
-      </w:r>
-      <w:r>
-        <w:t xml:space="preserve">Wilkinson et al.</w:t>
-      </w:r>
-      <w:r>
-        <w:t xml:space="preserve"> </w:t>
-      </w:r>
-      <w:r>
-        <w:t xml:space="preserve">2016)</w:t>
-      </w:r>
-      <w:r>
-        <w:t xml:space="preserve">. Los principios FAIR desplazan el enfoque de la simple visualización humana hacia la</w:t>
-      </w:r>
-      <w:r>
-        <w:t xml:space="preserve"> </w:t>
-      </w:r>
-      <w:r>
-        <w:rPr>
-          <w:b/>
-          <w:bCs/>
-        </w:rPr>
-        <w:t xml:space="preserve">acciónabilidad por máquina</w:t>
-      </w:r>
-      <w:r>
-        <w:t xml:space="preserve">, garantizando que los sistemas computacionales globales puedan localizar, integrar y procesar los conjuntos de datos de manera automatizada</w:t>
-      </w:r>
-      <w:r>
-        <w:t xml:space="preserve"> </w:t>
-      </w:r>
-      <w:r>
-        <w:t xml:space="preserve">(</w:t>
-      </w:r>
-      <w:r>
-        <w:t xml:space="preserve">Wilkinson et al.</w:t>
-      </w:r>
-      <w:r>
-        <w:t xml:space="preserve"> </w:t>
-      </w:r>
-      <w:r>
-        <w:t xml:space="preserve">2016)</w:t>
-      </w:r>
-      <w:r>
-        <w:t xml:space="preserve">.</w:t>
-      </w:r>
-    </w:p>
-    <w:p>
-      <w:pPr>
-        <w:pStyle w:val="BodyText"/>
-      </w:pPr>
-      <w:r>
-        <w:t xml:space="preserve">En las ciencias ecológicas y de la biodiversidad, la implementación de estos principios adquiere un matiz urgente debido a la alta heterogeneidad espacial, temporal y taxonómica de los datos primarios</w:t>
-      </w:r>
-      <w:r>
-        <w:t xml:space="preserve"> </w:t>
-      </w:r>
-      <w:r>
-        <w:t xml:space="preserve">(Jantzen y Vriend 2026; Islam et al. 2024)</w:t>
-      </w:r>
-      <w:r>
-        <w:t xml:space="preserve">. La verdadera riqueza de los datos del INECOL no reside en su almacenamiento aislado, sino en su capacidad de interoperar transfronterizamente para alimentar modelos complejos de cambio climático, degradación de hábitats o gemelos digitales de la biodiversidad</w:t>
-      </w:r>
-      <w:r>
-        <w:t xml:space="preserve"> </w:t>
-      </w:r>
-      <w:r>
-        <w:t xml:space="preserve">(Islam et al. 2024)</w:t>
-      </w:r>
-      <w:r>
-        <w:t xml:space="preserve">. Por ello, el cumplimiento de la</w:t>
-      </w:r>
-      <w:r>
-        <w:t xml:space="preserve"> </w:t>
-      </w:r>
-      <w:r>
-        <w:t xml:space="preserve">“I”</w:t>
-      </w:r>
-      <w:r>
-        <w:t xml:space="preserve"> </w:t>
-      </w:r>
-      <w:r>
-        <w:t xml:space="preserve">y la</w:t>
-      </w:r>
-      <w:r>
-        <w:t xml:space="preserve"> </w:t>
-      </w:r>
-      <w:r>
-        <w:t xml:space="preserve">“R”</w:t>
-      </w:r>
-      <w:r>
-        <w:t xml:space="preserve"> </w:t>
-      </w:r>
-      <w:r>
-        <w:t xml:space="preserve">de FAIR exige que la Ingesta no solo valide la completud de los metadatos mínimos, sino la adopción activa de vocabularios controlados y estándares comunitarios consolidados internacionalmente, tales como el estándar</w:t>
-      </w:r>
-      <w:r>
-        <w:t xml:space="preserve"> </w:t>
-      </w:r>
-      <w:r>
-        <w:rPr>
-          <w:b/>
-          <w:bCs/>
-        </w:rPr>
-        <w:t xml:space="preserve">Darwin Core (DwC)</w:t>
-      </w:r>
-      <w:r>
-        <w:t xml:space="preserve"> </w:t>
-      </w:r>
-      <w:r>
-        <w:t xml:space="preserve">para registros de presencia de especies y el</w:t>
-      </w:r>
-      <w:r>
-        <w:t xml:space="preserve"> </w:t>
-      </w:r>
-      <w:r>
-        <w:rPr>
-          <w:b/>
-          <w:bCs/>
-        </w:rPr>
-        <w:t xml:space="preserve">Ecological Metadata Language (EML)</w:t>
-      </w:r>
-      <w:r>
-        <w:t xml:space="preserve"> </w:t>
-      </w:r>
-      <w:r>
-        <w:t xml:space="preserve">para la descripción de contextos ecológicos</w:t>
-      </w:r>
-      <w:r>
-        <w:t xml:space="preserve"> </w:t>
-      </w:r>
-      <w:r>
-        <w:t xml:space="preserve">(Jantzen y Vriend 2026; Islam et al. 2024)</w:t>
-      </w:r>
-      <w:r>
-        <w:t xml:space="preserve">.</w:t>
-      </w:r>
-    </w:p>
-    <w:p>
-      <w:pPr>
-        <w:pStyle w:val="BodyText"/>
-      </w:pPr>
-      <w:r>
-        <w:t xml:space="preserve">La alineación técnica con el modelo FAIR robustece significativamente la soberanía científica de los Centros Públicos de Investigación en México. Al garantizar metadatos ricos y licencias de uso explícitas (como CC BY 4.0), se remueve la ambigüedad legal y se maximiza el retorno de la inversión pública en términos de visibilidad, redes de colaboración internacional y tasas de citación directa a los datos</w:t>
-      </w:r>
-      <w:r>
-        <w:t xml:space="preserve"> </w:t>
-      </w:r>
-      <w:r>
-        <w:t xml:space="preserve">(Penev et al. 2024; Jantzen y Vriend 2026)</w:t>
-      </w:r>
-      <w:r>
-        <w:t xml:space="preserve">.</w:t>
-      </w:r>
-    </w:p>
-    <w:p>
-      <w:pPr>
-        <w:pStyle w:val="BodyText"/>
-      </w:pPr>
-      <w:r>
-        <w:t xml:space="preserve">Para integrar los principios</w:t>
-      </w:r>
-      <w:r>
-        <w:t xml:space="preserve"> </w:t>
-      </w:r>
-      <w:r>
-        <w:rPr>
-          <w:b/>
-          <w:bCs/>
-        </w:rPr>
-        <w:t xml:space="preserve">FAIR</w:t>
-      </w:r>
-      <w:r>
-        <w:t xml:space="preserve">, el deslinde de responsabilidades y la noción de</w:t>
-      </w:r>
-      <w:r>
-        <w:t xml:space="preserve"> </w:t>
-      </w:r>
-      <w:r>
-        <w:rPr>
-          <w:b/>
-          <w:bCs/>
-        </w:rPr>
-        <w:t xml:space="preserve">prepublicación de datos</w:t>
-      </w:r>
-      <w:r>
-        <w:t xml:space="preserve"> </w:t>
-      </w:r>
-      <w:r>
-        <w:t xml:space="preserve">de forma precisa en la propuesta</w:t>
-      </w:r>
-      <w:r>
-        <w:t xml:space="preserve"> </w:t>
-      </w:r>
-      <w:r>
-        <w:rPr>
-          <w:rStyle w:val="VerbatimChar"/>
-        </w:rPr>
-        <w:t xml:space="preserve">Lineamientos_INECOL_v7.md</w:t>
-      </w:r>
-      <w:r>
-        <w:t xml:space="preserve">, es necesario modificar o adicionar artículos específicos en los capítulos clave en la materia.</w:t>
-      </w:r>
-    </w:p>
-    <w:bookmarkEnd w:id="69"/>
-    <w:bookmarkStart w:id="73" w:name="sugerencias-para-los-lineamientos-inecol"/>
-    <w:p>
-      <w:pPr>
-        <w:pStyle w:val="Heading3"/>
-      </w:pPr>
-      <w:r>
-        <w:t xml:space="preserve">6.0.2 2. Sugerencias para los lineamientos Inecol</w:t>
-      </w:r>
-    </w:p>
-    <w:p>
-      <w:pPr>
-        <w:pStyle w:val="FirstParagraph"/>
-      </w:pPr>
-      <w:r>
-        <w:t xml:space="preserve">En atención a los principios FAIR, considero que es importante incorporar elementos clave de su filosofía en el diseño de nuestros lineamientos. Los principales aspectos que podrían fortalecernos se relaciona con los siguientes argumentos.</w:t>
+        <w:t xml:space="preserve">5.0.4 4. Sostenibilidad Financiera y el</w:t>
+      </w:r>
+      <w:r>
+        <w:t xml:space="preserve"> </w:t>
+      </w:r>
+      <w:r>
+        <w:t xml:space="preserve">“Ciclo de Vida”</w:t>
+      </w:r>
+      <w:r>
+        <w:t xml:space="preserve"> </w:t>
+      </w:r>
+      <w:r>
+        <w:t xml:space="preserve">de la Infraestructura</w:t>
       </w:r>
     </w:p>
     <w:p>
@@ -8583,13 +7844,13 @@
           <w:b/>
           <w:bCs/>
         </w:rPr>
-        <w:t xml:space="preserve">Desactiva la resistencia de los investigadores:</w:t>
-      </w:r>
-      <w:r>
-        <w:t xml:space="preserve"> </w:t>
-      </w:r>
-      <w:r>
-        <w:t xml:space="preserve">Al ver el depósito obligatorio como un</w:t>
+        <w:t xml:space="preserve">Lo que hace el CERN (Circular Operacional No. 11):</w:t>
+      </w:r>
+      <w:r>
+        <w:t xml:space="preserve"> </w:t>
+      </w:r>
+      <w:r>
+        <w:t xml:space="preserve">El CERN blinda a Zenodo vinculando su existencia a la propia vida institucional de la organización (mínimo 20 años garantizados contractualmente), utilizando una arquitectura de almacenamiento masivo redundante y almacenamiento en cintas magnéticas</w:t>
       </w:r>
       <w:r>
         <w:t xml:space="preserve"> </w:t>
@@ -8599,13 +7860,13 @@
           <w:i/>
           <w:iCs/>
         </w:rPr>
-        <w:t xml:space="preserve">Data Preprint</w:t>
-      </w:r>
-      <w:r>
-        <w:t xml:space="preserve"> </w:t>
-      </w:r>
-      <w:r>
-        <w:t xml:space="preserve">inmutable con DOI, el personal entiende que el servidor del INECOL protege su autoría frente al plagio antes de enviar el manuscrito a Elsevier, Springer Nature o Wiley.</w:t>
+        <w:t xml:space="preserve">offline</w:t>
+      </w:r>
+      <w:r>
+        <w:t xml:space="preserve"> </w:t>
+      </w:r>
+      <w:r>
+        <w:t xml:space="preserve">que reduce drásticamente los costos de mantenimiento de servidores activos.</w:t>
       </w:r>
     </w:p>
     <w:p>
@@ -8621,13 +7882,13 @@
           <w:b/>
           <w:bCs/>
         </w:rPr>
-        <w:t xml:space="preserve">Protege al Instituto:</w:t>
-      </w:r>
-      <w:r>
-        <w:t xml:space="preserve"> </w:t>
-      </w:r>
-      <w:r>
-        <w:t xml:space="preserve">Al obligar a firmar el deslinde del</w:t>
+        <w:t xml:space="preserve">Brecha en el borrador (INECOL):</w:t>
+      </w:r>
+      <w:r>
+        <w:t xml:space="preserve"> </w:t>
+      </w:r>
+      <w:r>
+        <w:t xml:space="preserve">El</w:t>
       </w:r>
       <w:r>
         <w:t xml:space="preserve"> </w:t>
@@ -8637,10 +7898,19 @@
           <w:i/>
           <w:iCs/>
         </w:rPr>
-        <w:t xml:space="preserve">Artículo 18 (I)</w:t>
-      </w:r>
-      <w:r>
-        <w:t xml:space="preserve">, el INECOL opera con la misma seguridad jurídica que Zenodo: el curador técnico no se vuelve un policía legal de derechos de autor ni de la veracidad del dato.</w:t>
+        <w:t xml:space="preserve">Artículo 4, fracción I</w:t>
+      </w:r>
+      <w:r>
+        <w:t xml:space="preserve">, compromete a la Dirección General a garantizar una partida presupuestal anual</w:t>
+      </w:r>
+      <w:r>
+        <w:t xml:space="preserve"> </w:t>
+      </w:r>
+      <w:r>
+        <w:t xml:space="preserve">“en la medida de la disponibilidad presupuestal”</w:t>
+      </w:r>
+      <w:r>
+        <w:t xml:space="preserve">. En el contexto de la administración pública mexicana, etiquetar presupuestos para TI de forma anual es altamente inestable ante los cambios de administración o recortes federales.</w:t>
       </w:r>
     </w:p>
     <w:p>
@@ -8656,13 +7926,39 @@
           <w:b/>
           <w:bCs/>
         </w:rPr>
-        <w:t xml:space="preserve">Evita la obsolescencia:</w:t>
-      </w:r>
-      <w:r>
-        <w:t xml:space="preserve"> </w:t>
-      </w:r>
-      <w:r>
-        <w:t xml:space="preserve">Introducir</w:t>
+        <w:t xml:space="preserve">Propuesta de precisión mexicana:</w:t>
+      </w:r>
+      <w:r>
+        <w:t xml:space="preserve"> </w:t>
+      </w:r>
+      <w:r>
+        <w:t xml:space="preserve">En el</w:t>
+      </w:r>
+      <w:r>
+        <w:t xml:space="preserve"> </w:t>
+      </w:r>
+      <w:r>
+        <w:rPr>
+          <w:b/>
+          <w:bCs/>
+        </w:rPr>
+        <w:t xml:space="preserve">Artículo 23 (Conservación a largo plazo)</w:t>
+      </w:r>
+      <w:r>
+        <w:t xml:space="preserve">, se debe mandatar el diseño de una</w:t>
+      </w:r>
+      <w:r>
+        <w:t xml:space="preserve"> </w:t>
+      </w:r>
+      <w:r>
+        <w:rPr>
+          <w:b/>
+          <w:bCs/>
+        </w:rPr>
+        <w:t xml:space="preserve">arquitectura de almacenamiento híbrida o descentralizada</w:t>
+      </w:r>
+      <w:r>
+        <w:t xml:space="preserve">. El INECOL debe prever esquemas de interoperabilidad y respaldos cruzados con repositorios institucionales de otros CPIs de la Secihti o el Repositorio Nacional. Si el servidor físico del INECOL carece de presupuesto un año, el plan de contingencia del</w:t>
       </w:r>
       <w:r>
         <w:t xml:space="preserve"> </w:t>
@@ -8672,66 +7968,20 @@
           <w:i/>
           <w:iCs/>
         </w:rPr>
-        <w:t xml:space="preserve">Darwin Core</w:t>
-      </w:r>
-      <w:r>
-        <w:t xml:space="preserve"> </w:t>
-      </w:r>
-      <w:r>
-        <w:t xml:space="preserve">y</w:t>
-      </w:r>
-      <w:r>
-        <w:t xml:space="preserve"> </w:t>
-      </w:r>
-      <w:r>
-        <w:rPr>
-          <w:i/>
-          <w:iCs/>
-        </w:rPr>
-        <w:t xml:space="preserve">EML</w:t>
-      </w:r>
-      <w:r>
-        <w:t xml:space="preserve"> </w:t>
-      </w:r>
-      <w:r>
-        <w:t xml:space="preserve">garantiza que los datos del INECOL</w:t>
-      </w:r>
-      <w:r>
-        <w:t xml:space="preserve"> </w:t>
-      </w:r>
-      <w:r>
-        <w:t xml:space="preserve">“hablen”</w:t>
-      </w:r>
-      <w:r>
-        <w:t xml:space="preserve"> </w:t>
-      </w:r>
-      <w:r>
-        <w:t xml:space="preserve">el mismo idioma que redes globales de biodiversidad como GBIF, justificando plenamente la inversión del Servidor de Datos Abiertos ante el Comité.</w:t>
-      </w:r>
-    </w:p>
-    <w:p>
-      <w:pPr>
-        <w:pStyle w:val="FirstParagraph"/>
-      </w:pPr>
-      <w:r>
-        <w:t xml:space="preserve">En específico, se sugieren los siguientes elementos que vale la pena considerar.</w:t>
-      </w:r>
-    </w:p>
-    <w:bookmarkStart w:id="70" w:name="X69ace5540f715b31ebbab0704a2e7e86c833f08"/>
-    <w:p>
-      <w:pPr>
-        <w:pStyle w:val="Heading4"/>
-      </w:pPr>
-      <w:r>
-        <w:t xml:space="preserve">6.0.2.1 Ajuste 1: Capítulo 2. Definiciones (Garantizar la base FAIR y de Prepublicación)</w:t>
-      </w:r>
-    </w:p>
-    <w:p>
-      <w:pPr>
-        <w:pStyle w:val="FirstParagraph"/>
-      </w:pPr>
-      <w:r>
-        <w:t xml:space="preserve">Es necesario incorporar el sustento conceptual de FAIR y la inmutabilidad en el glosario para dar soporte a los artículos operativos posteriores.</w:t>
+        <w:t xml:space="preserve">Artículo 4, fracción II</w:t>
+      </w:r>
+      <w:r>
+        <w:t xml:space="preserve">, debe activarse mediante espejos federados de almacenamiento para garantizar la persistencia del patrimonio científico.</w:t>
+      </w:r>
+    </w:p>
+    <w:bookmarkEnd w:id="62"/>
+    <w:bookmarkStart w:id="64" w:name="Xdc44c27b2e5685044753f9c3927c7b893e0f0c6"/>
+    <w:p>
+      <w:pPr>
+        <w:pStyle w:val="Heading2"/>
+      </w:pPr>
+      <w:r>
+        <w:t xml:space="preserve">5.1 Sugerencias concretas para Enriquecer la propuesta</w:t>
       </w:r>
     </w:p>
     <w:p>
@@ -8747,35 +7997,391 @@
           <w:b/>
           <w:bCs/>
         </w:rPr>
-        <w:t xml:space="preserve">Modificar la Fracción IX (Datos Abiertos):</w:t>
-      </w:r>
-    </w:p>
-    <w:p>
-      <w:pPr>
-        <w:pStyle w:val="BlockText"/>
-      </w:pPr>
-      <w:r>
-        <w:rPr>
-          <w:b/>
-          <w:bCs/>
-        </w:rPr>
-        <w:t xml:space="preserve">IX. Datos abiertos.</w:t>
-      </w:r>
-      <w:r>
-        <w:t xml:space="preserve"> </w:t>
-      </w:r>
-      <w:r>
-        <w:t xml:space="preserve">Datos digitales de carácter público que, en términos de las disposiciones aplicables, no tienen naturaleza reservada o confidencial, siendo accesibles en línea, utilizados, reutilizados y redistribuidos por cualquier interesado. Para efectos de los presentes Lineamientos, el concepto de Datos Abiertos comprende, de manera enunciativa, los datos primarios y secundarios, los metadatos, las metodologías empleadas, el software y código fuente desarrollados con fondos públicos, y los resultados parciales no interpretados, en la medida en que su divulgación no actualice alguna de las excepciones tasadas en el artículo 17 de los presentes Lineamientos.</w:t>
-      </w:r>
-      <w:r>
-        <w:t xml:space="preserve"> </w:t>
-      </w:r>
-      <w:r>
-        <w:rPr>
-          <w:b/>
-          <w:bCs/>
-        </w:rPr>
-        <w:t xml:space="preserve">Su estructura y gestión técnica deberán alinearse progresivamente con los principios internacionales FAIR (Findable, Accessible, Interoperable, Reusable).</w:t>
+        <w:t xml:space="preserve">Monetización de Citas, no de Datos:</w:t>
+      </w:r>
+      <w:r>
+        <w:t xml:space="preserve"> </w:t>
+      </w:r>
+      <w:r>
+        <w:t xml:space="preserve">Para mitigar la resistencia del sindicato o del personal investigador de INECOL respecto al</w:t>
+      </w:r>
+      <w:r>
+        <w:t xml:space="preserve"> </w:t>
+      </w:r>
+      <w:r>
+        <w:rPr>
+          <w:i/>
+          <w:iCs/>
+        </w:rPr>
+        <w:t xml:space="preserve">Artículo 13</w:t>
+      </w:r>
+      <w:r>
+        <w:t xml:space="preserve"> </w:t>
+      </w:r>
+      <w:r>
+        <w:t xml:space="preserve">(depósito obligatorio), demuestra que un set de datos con DOI en un servidor institucional indexable aumenta hasta en un 25% las citas del artículo científico final asociado.</w:t>
+      </w:r>
+    </w:p>
+    <w:p>
+      <w:pPr>
+        <w:pStyle w:val="Compact"/>
+        <w:numPr>
+          <w:ilvl w:val="0"/>
+          <w:numId w:val="1025"/>
+        </w:numPr>
+      </w:pPr>
+      <w:r>
+        <w:rPr>
+          <w:b/>
+          <w:bCs/>
+        </w:rPr>
+        <w:t xml:space="preserve">Evaluación del Desempeño:</w:t>
+      </w:r>
+      <w:r>
+        <w:t xml:space="preserve"> </w:t>
+      </w:r>
+      <w:r>
+        <w:t xml:space="preserve">Sugiere al Comité que el depósito de datos abiertos (con sus DOIs correspondientes) sea considerado explícitamente como un indicador de productividad positiva dentro de los criterios de evaluación interna del personal investigador y técnico del INECOL.</w:t>
+      </w:r>
+    </w:p>
+    <w:bookmarkStart w:id="63" w:name="X8e267c338efdbe71f92923fe4a7670fda865a75"/>
+    <w:p>
+      <w:pPr>
+        <w:pStyle w:val="Heading3"/>
+      </w:pPr>
+      <w:r>
+        <w:t xml:space="preserve">5.1.1 Modificaciones Sugeridas (Inspiradas en Zenodo/CERN)</w:t>
+      </w:r>
+    </w:p>
+    <w:p>
+      <w:pPr>
+        <w:pStyle w:val="FirstParagraph"/>
+      </w:pPr>
+      <w:r>
+        <w:rPr>
+          <w:b/>
+          <w:bCs/>
+        </w:rPr>
+        <w:t xml:space="preserve">Artículo 12. Bis (Inmutabilidad y Versionado).</w:t>
+      </w:r>
+      <w:r>
+        <w:t xml:space="preserve"> </w:t>
+      </w:r>
+      <w:r>
+        <w:t xml:space="preserve">Para garantizar la trazabilidad de la actividad científica y proteger los derechos de autoría del personal del Instituto, todo conjunto de datos publicado en el Servidor de Datos Abiertos recibirá un Identificador de Objeto Digital (DOI) o equivalente persistente. Una vez publicado un registro, los archivos asociados serán inmutables. Cualquier modificación, corrección o adición sustantiva posterior requerirá la generación de una nueva versión del conjunto de datos, la cual recibirá un identificador propio y mantendrá el vínculo histórico con la versión primigenia.</w:t>
+      </w:r>
+    </w:p>
+    <w:p>
+      <w:pPr>
+        <w:pStyle w:val="BodyText"/>
+      </w:pPr>
+      <w:r>
+        <w:rPr>
+          <w:b/>
+          <w:bCs/>
+        </w:rPr>
+        <w:t xml:space="preserve">Artículo 15. (Modificación sobre visibilidad de Metadatos).</w:t>
+      </w:r>
+      <w:r>
+        <w:t xml:space="preserve"> </w:t>
+      </w:r>
+      <w:r>
+        <w:t xml:space="preserve">[…] En todos los casos donde se apruebe un periodo de embargo o una restricción de acceso conforme al Artículo 17, los metadatos descriptivos del conjunto de datos se publicarán de manera inmediata y en acceso abierto bajo la figura de Dominio Público (equivalente a Creative Commons CC0). Únicamente los archivos de datos adjuntos permanecerán restringidos hasta el cumplimiento del plazo estipulado.</w:t>
+      </w:r>
+    </w:p>
+    <w:p>
+      <w:pPr>
+        <w:pStyle w:val="BodyText"/>
+      </w:pPr>
+      <w:r>
+        <w:rPr>
+          <w:b/>
+          <w:bCs/>
+        </w:rPr>
+        <w:t xml:space="preserve">Artículo 18. Bis (Deslinde de Responsabilidad Institucional).</w:t>
+      </w:r>
+      <w:r>
+        <w:t xml:space="preserve"> </w:t>
+      </w:r>
+      <w:r>
+        <w:t xml:space="preserve">El proceso de Ingesta requerirá que la persona Depositaria acepte explícitamente los Términos de Uso del Servidor, mediante los cuales declara, bajo protesta de decir verdad, que posee los derechos, consentimientos o autorizaciones necesarias para la difusión de los datos, deslindando al Instituto de Ecología, A.C., de cualquier reclamación por violaciones a derechos de propiedad intelectual, confidencialidad o normativas de protección de datos personales. La Curaduría de Datos se limitará estrictamente a la verificación técnica de formatos y metadatos, sin que ello convalide legalmente el fondo del contenido depositado.</w:t>
+      </w:r>
+    </w:p>
+    <w:bookmarkEnd w:id="63"/>
+    <w:bookmarkEnd w:id="64"/>
+    <w:bookmarkEnd w:id="65"/>
+    <w:bookmarkStart w:id="69" w:name="Xc2f61c3795a40a48121e131054998b241904a0c"/>
+    <w:p>
+      <w:pPr>
+        <w:pStyle w:val="Heading1"/>
+      </w:pPr>
+      <w:r>
+        <w:t xml:space="preserve">6. Prepublicación de Datos y Artículos de Datos (</w:t>
+      </w:r>
+      <w:r>
+        <w:rPr>
+          <w:i/>
+          <w:iCs/>
+        </w:rPr>
+        <w:t xml:space="preserve">Data Papers</w:t>
+      </w:r>
+      <w:r>
+        <w:t xml:space="preserve">)</w:t>
+      </w:r>
+    </w:p>
+    <w:bookmarkStart w:id="67" w:name="X8a93c840a2af8e9e3adc91e42f49f5217ba3dba"/>
+    <w:p>
+      <w:pPr>
+        <w:pStyle w:val="Heading3"/>
+      </w:pPr>
+      <w:r>
+        <w:t xml:space="preserve">6.0.1 1. La Evolución de la Prepublicación: Del Manuscrito al Dato Crudo</w:t>
+      </w:r>
+    </w:p>
+    <w:p>
+      <w:pPr>
+        <w:pStyle w:val="FirstParagraph"/>
+      </w:pPr>
+      <w:r>
+        <w:t xml:space="preserve">Es probable que haya resistencia del personal investigador respecto a la obligatoriedad/conveniencia de hacer disponibles datos primarios lo antes posible. Esta resistencia también se estimula por las posturas institucionales que no conciben o incorporan proactivamente la noción del</w:t>
+      </w:r>
+      <w:r>
+        <w:t xml:space="preserve"> </w:t>
+      </w:r>
+      <w:r>
+        <w:rPr>
+          <w:b/>
+          <w:bCs/>
+        </w:rPr>
+        <w:t xml:space="preserve">“Data Preprint”</w:t>
+      </w:r>
+      <w:r>
+        <w:t xml:space="preserve">. La literatura científica reciente demuestra que la publicación de conjuntos de datos con identificadores persistentes (DOIs) opera bajo las mismas ventajas que los</w:t>
+      </w:r>
+      <w:r>
+        <w:t xml:space="preserve"> </w:t>
+      </w:r>
+      <w:r>
+        <w:rPr>
+          <w:i/>
+          <w:iCs/>
+        </w:rPr>
+        <w:t xml:space="preserve">preprints de manuscritos</w:t>
+      </w:r>
+      <w:r>
+        <w:t xml:space="preserve">: salvaguarda la prioridad intelectual del autor, facilita la retroalimentación temprana de la comunidad y previene el plagio al dotar al set de datos de una huella digital inmutable y citable</w:t>
+      </w:r>
+      <w:r>
+        <w:t xml:space="preserve"> </w:t>
+      </w:r>
+      <w:r>
+        <w:t xml:space="preserve">(Gomes et al. 2022)</w:t>
+      </w:r>
+      <w:r>
+        <w:t xml:space="preserve">.</w:t>
+      </w:r>
+      <w:r>
+        <w:t xml:space="preserve"> </w:t>
+      </w:r>
+      <w:r>
+        <w:t xml:space="preserve">Este concepto de</w:t>
+      </w:r>
+      <w:r>
+        <w:t xml:space="preserve"> </w:t>
+      </w:r>
+      <w:r>
+        <w:rPr>
+          <w:i/>
+          <w:iCs/>
+        </w:rPr>
+        <w:t xml:space="preserve">prepublicación</w:t>
+      </w:r>
+      <w:r>
+        <w:t xml:space="preserve">, va ganando validez en el contexto de las editoriales académicas tradicionales (incluyendo, por ejemplo, las políticas históricas de</w:t>
+      </w:r>
+      <w:r>
+        <w:t xml:space="preserve"> </w:t>
+      </w:r>
+      <w:r>
+        <w:rPr>
+          <w:i/>
+          <w:iCs/>
+        </w:rPr>
+        <w:t xml:space="preserve">Proceedings of the National Academy of Sciences - PNAS</w:t>
+      </w:r>
+      <w:r>
+        <w:t xml:space="preserve">). Lejos de ser los</w:t>
+      </w:r>
+      <w:r>
+        <w:t xml:space="preserve"> </w:t>
+      </w:r>
+      <w:r>
+        <w:rPr>
+          <w:b/>
+          <w:bCs/>
+        </w:rPr>
+        <w:t xml:space="preserve">PNAS</w:t>
+      </w:r>
+      <w:r>
+        <w:t xml:space="preserve"> </w:t>
+      </w:r>
+      <w:r>
+        <w:t xml:space="preserve">una excepción, se aprecia que la postura ya se ha estandarizado en la industria:</w:t>
+      </w:r>
+      <w:r>
+        <w:t xml:space="preserve"> </w:t>
+      </w:r>
+      <w:r>
+        <w:rPr>
+          <w:b/>
+          <w:bCs/>
+        </w:rPr>
+        <w:t xml:space="preserve">Springer Nature</w:t>
+      </w:r>
+      <w:r>
+        <w:t xml:space="preserve"> </w:t>
+      </w:r>
+      <w:r>
+        <w:t xml:space="preserve">fomenta la triada de apertura (manuscrito, código y datos) a través de plataformas como</w:t>
+      </w:r>
+      <w:r>
+        <w:t xml:space="preserve"> </w:t>
+      </w:r>
+      <w:r>
+        <w:rPr>
+          <w:i/>
+          <w:iCs/>
+        </w:rPr>
+        <w:t xml:space="preserve">Scientific Data</w:t>
+      </w:r>
+      <w:r>
+        <w:t xml:space="preserve">;</w:t>
+      </w:r>
+      <w:r>
+        <w:t xml:space="preserve"> </w:t>
+      </w:r>
+      <w:r>
+        <w:rPr>
+          <w:b/>
+          <w:bCs/>
+        </w:rPr>
+        <w:t xml:space="preserve">Elsevier</w:t>
+      </w:r>
+      <w:r>
+        <w:t xml:space="preserve"> </w:t>
+      </w:r>
+      <w:r>
+        <w:t xml:space="preserve">integra el ecosistema de prepublicación con revistas exclusivas de descripción técnica como</w:t>
+      </w:r>
+      <w:r>
+        <w:t xml:space="preserve"> </w:t>
+      </w:r>
+      <w:r>
+        <w:rPr>
+          <w:i/>
+          <w:iCs/>
+        </w:rPr>
+        <w:t xml:space="preserve">Data in Brief</w:t>
+      </w:r>
+      <w:r>
+        <w:t xml:space="preserve">; y</w:t>
+      </w:r>
+      <w:r>
+        <w:t xml:space="preserve"> </w:t>
+      </w:r>
+      <w:r>
+        <w:rPr>
+          <w:b/>
+          <w:bCs/>
+        </w:rPr>
+        <w:t xml:space="preserve">Wiley</w:t>
+      </w:r>
+      <w:r>
+        <w:t xml:space="preserve"> </w:t>
+      </w:r>
+      <w:r>
+        <w:t xml:space="preserve">estipula explícitamente que el depósito en repositorios institucionales no invalida la novedad del manuscrito. En la frontera de la ciencia abierta, los</w:t>
+      </w:r>
+      <w:r>
+        <w:t xml:space="preserve"> </w:t>
+      </w:r>
+      <w:r>
+        <w:rPr>
+          <w:b/>
+          <w:bCs/>
+        </w:rPr>
+        <w:t xml:space="preserve">data preprints</w:t>
+      </w:r>
+      <w:r>
+        <w:t xml:space="preserve"> </w:t>
+      </w:r>
+      <w:r>
+        <w:t xml:space="preserve">permiten al investigador registrar la prelación temporal de su esfuerzo en el diseño empírico y el levantamiento de campo o laboratorio de forma independiente a la interpretación de los resultados</w:t>
+      </w:r>
+      <w:r>
+        <w:t xml:space="preserve"> </w:t>
+      </w:r>
+      <w:r>
+        <w:t xml:space="preserve">(Penev 2017)</w:t>
+      </w:r>
+      <w:r>
+        <w:t xml:space="preserve">.</w:t>
+      </w:r>
+    </w:p>
+    <w:p>
+      <w:pPr>
+        <w:pStyle w:val="BodyText"/>
+      </w:pPr>
+      <w:r>
+        <w:t xml:space="preserve">Depositar datos primarios en una infraestructura institucional provista de un Identificador de Objeto Digital (DOI) constituye un acto de publicación científica formal de naturaleza técnica. Estudios recientes demuestran que las prácticas conjuntas de Ciencia Abierta —compartir manuscritos en servidores de prepublicación (</w:t>
+      </w:r>
+      <w:r>
+        <w:rPr>
+          <w:i/>
+          <w:iCs/>
+        </w:rPr>
+        <w:t xml:space="preserve">preprints</w:t>
+      </w:r>
+      <w:r>
+        <w:t xml:space="preserve">), junto con código fuente y datos crudos en repositorios de confianza— generan un efecto sinérgico que incrementa de forma académicamente significativa el impacto citacional y la visibilidad de los Centros Públicos de Investigación</w:t>
+      </w:r>
+      <w:r>
+        <w:t xml:space="preserve"> </w:t>
+      </w:r>
+      <w:r>
+        <w:t xml:space="preserve">(Colavizza et al. 2024;</w:t>
+      </w:r>
+      <w:r>
+        <w:t xml:space="preserve"> </w:t>
+      </w:r>
+      <w:r>
+        <w:t xml:space="preserve">Kuehna et al.</w:t>
+      </w:r>
+      <w:r>
+        <w:t xml:space="preserve"> </w:t>
+      </w:r>
+      <w:r>
+        <w:t xml:space="preserve">2024)</w:t>
+      </w:r>
+      <w:r>
+        <w:t xml:space="preserve">.</w:t>
+      </w:r>
+    </w:p>
+    <w:bookmarkStart w:id="66" w:name="Xb5d00a5f3d726f6a7d8a3f6d5d595aeaf953455"/>
+    <w:p>
+      <w:pPr>
+        <w:pStyle w:val="Heading5"/>
+      </w:pPr>
+      <w:r>
+        <w:t xml:space="preserve">6.0.1.0.1 Evidencia Empírica sobre el Impacto Citacional de la Ciencia Abierta</w:t>
+      </w:r>
+    </w:p>
+    <w:p>
+      <w:pPr>
+        <w:pStyle w:val="FirstParagraph"/>
+      </w:pPr>
+      <w:r>
+        <w:t xml:space="preserve">La afirmación de que el depósito de datos y código genera un efecto sinérgico en la visibilidad institucional no es una postura meramente ideológica, sino un hecho respaldado por la cienciometría contemporánea. Al estructurar el Servidor de Datos Abiertos del INECOL, se debe hacer hincapié en que la apertura no penaliza el rendimiento académico, sino que lo potencia a través de tres mecanismos clave:</w:t>
       </w:r>
     </w:p>
     <w:p>
@@ -8791,35 +8397,670 @@
           <w:b/>
           <w:bCs/>
         </w:rPr>
-        <w:t xml:space="preserve">Adicionar la Fracción XXXII (recorriendo la actual):</w:t>
-      </w:r>
-    </w:p>
-    <w:p>
-      <w:pPr>
-        <w:pStyle w:val="BlockText"/>
-      </w:pPr>
-      <w:r>
-        <w:rPr>
-          <w:b/>
-          <w:bCs/>
-        </w:rPr>
-        <w:t xml:space="preserve">XXXII. Data Preprint (Prepublicación de Datos).</w:t>
-      </w:r>
-      <w:r>
-        <w:t xml:space="preserve"> </w:t>
-      </w:r>
-      <w:r>
-        <w:t xml:space="preserve">Acto de publicación técnica formal mediante el cual una persona Depositaria incorpora conjuntos de datos primarios o secundarios a una infraestructura institucional provista de un identificador persistente e inmutable, registrando de manera fehaciente la prelación temporal y autoría de su esfuerzo de investigación de forma independiente a la publicación posterior de un manuscrito narrativo.</w:t>
+        <w:t xml:space="preserve">La Ventaja de Citación por Datos Compartidos (Data-Sharing Citation Advantage):</w:t>
+      </w:r>
+      <w:r>
+        <w:t xml:space="preserve"> </w:t>
+      </w:r>
+      <w:r>
+        <w:t xml:space="preserve">Estudios robustos a gran escala han demostrado que los artículos de investigación que vinculan formalmente sus datos primarios alojados en un repositorio público (utilizando identificadores persistentes como DOIs) reciben hasta un</w:t>
+      </w:r>
+      <w:r>
+        <w:t xml:space="preserve"> </w:t>
+      </w:r>
+      <w:r>
+        <w:rPr>
+          <w:b/>
+          <w:bCs/>
+        </w:rPr>
+        <w:t xml:space="preserve">25.3% más de citas</w:t>
+      </w:r>
+      <w:r>
+        <w:t xml:space="preserve"> </w:t>
+      </w:r>
+      <w:r>
+        <w:t xml:space="preserve">en promedio que aquellos que mantienen sus datos cerrados o bajo la clásica leyenda</w:t>
+      </w:r>
+      <w:r>
+        <w:t xml:space="preserve"> </w:t>
+      </w:r>
+      <w:r>
+        <w:t xml:space="preserve">“disponibles bajo petición del autor”</w:t>
+      </w:r>
+      <w:r>
+        <w:t xml:space="preserve"> </w:t>
+      </w:r>
+      <w:r>
+        <w:t xml:space="preserve">(Colavizza et al. 2020)</w:t>
+      </w:r>
+      <w:r>
+        <w:t xml:space="preserve">.</w:t>
+      </w:r>
+    </w:p>
+    <w:p>
+      <w:pPr>
+        <w:pStyle w:val="Compact"/>
+        <w:numPr>
+          <w:ilvl w:val="0"/>
+          <w:numId w:val="1026"/>
+        </w:numPr>
+      </w:pPr>
+      <w:r>
+        <w:rPr>
+          <w:b/>
+          <w:bCs/>
+        </w:rPr>
+        <w:t xml:space="preserve">El Efecto Sinérgico de la Triada de Apertura:</w:t>
+      </w:r>
+      <w:r>
+        <w:t xml:space="preserve"> </w:t>
+      </w:r>
+      <w:r>
+        <w:t xml:space="preserve">La combinación simultánea de compartir el manuscrito en un servidor de</w:t>
+      </w:r>
+      <w:r>
+        <w:t xml:space="preserve"> </w:t>
+      </w:r>
+      <w:r>
+        <w:rPr>
+          <w:i/>
+          <w:iCs/>
+        </w:rPr>
+        <w:t xml:space="preserve">preprints</w:t>
+      </w:r>
+      <w:r>
+        <w:t xml:space="preserve">, el código fuente institucional (scripts de R, Python o flujos de trabajo de Snakemake) y los datos abiertos en un repositorio de confianza, maximiza de manera estadísticamente significativa la velocidad de difusión y el impacto citacional global de los investigadores adscritos a centros de investigación</w:t>
+      </w:r>
+      <w:r>
+        <w:t xml:space="preserve"> </w:t>
+      </w:r>
+      <w:r>
+        <w:t xml:space="preserve">(Colavizza et al. 2024)</w:t>
+      </w:r>
+      <w:r>
+        <w:t xml:space="preserve">.</w:t>
+      </w:r>
+    </w:p>
+    <w:p>
+      <w:pPr>
+        <w:pStyle w:val="Compact"/>
+        <w:numPr>
+          <w:ilvl w:val="0"/>
+          <w:numId w:val="1026"/>
+        </w:numPr>
+      </w:pPr>
+      <w:r>
+        <w:rPr>
+          <w:b/>
+          <w:bCs/>
+        </w:rPr>
+        <w:t xml:space="preserve">Validación Editorial Global:</w:t>
+      </w:r>
+      <w:r>
+        <w:t xml:space="preserve"> </w:t>
+      </w:r>
+      <w:r>
+        <w:t xml:space="preserve">Grandes consorcios editoriales y hojas de ruta internacionales han estandarizado la citación de datos (</w:t>
+      </w:r>
+      <w:r>
+        <w:rPr>
+          <w:i/>
+          <w:iCs/>
+        </w:rPr>
+        <w:t xml:space="preserve">Data Citation</w:t>
+      </w:r>
+      <w:r>
+        <w:t xml:space="preserve">), elevando el depósito de datos crudos al rango de</w:t>
+      </w:r>
+      <w:r>
+        <w:t xml:space="preserve"> </w:t>
+      </w:r>
+      <w:r>
+        <w:rPr>
+          <w:b/>
+          <w:bCs/>
+        </w:rPr>
+        <w:t xml:space="preserve">entidad académica independiente y citable</w:t>
+      </w:r>
+      <w:r>
+        <w:t xml:space="preserve">, exactamente igual que un artículo tradicional</w:t>
+      </w:r>
+      <w:r>
+        <w:t xml:space="preserve"> </w:t>
+      </w:r>
+      <w:r>
+        <w:t xml:space="preserve">(Cousijn et al. 2018)</w:t>
+      </w:r>
+      <w:r>
+        <w:t xml:space="preserve">.</w:t>
+      </w:r>
+    </w:p>
+    <w:bookmarkEnd w:id="66"/>
+    <w:bookmarkEnd w:id="67"/>
+    <w:bookmarkStart w:id="68" w:name="X6ffc653eb435ac1ed8481dd44f01a9004658731"/>
+    <w:p>
+      <w:pPr>
+        <w:pStyle w:val="Heading3"/>
+      </w:pPr>
+      <w:r>
+        <w:t xml:space="preserve">6.0.2 2. Los</w:t>
+      </w:r>
+      <w:r>
+        <w:t xml:space="preserve"> </w:t>
+      </w:r>
+      <w:r>
+        <w:t xml:space="preserve">“Data Papers”</w:t>
+      </w:r>
+      <w:r>
+        <w:t xml:space="preserve"> </w:t>
+      </w:r>
+      <w:r>
+        <w:t xml:space="preserve">y el Ecosistema de</w:t>
+      </w:r>
+      <w:r>
+        <w:t xml:space="preserve"> </w:t>
+      </w:r>
+      <w:r>
+        <w:rPr>
+          <w:i/>
+          <w:iCs/>
+        </w:rPr>
+        <w:t xml:space="preserve">Data in Brief</w:t>
+      </w:r>
+    </w:p>
+    <w:p>
+      <w:pPr>
+        <w:pStyle w:val="FirstParagraph"/>
+      </w:pPr>
+      <w:r>
+        <w:t xml:space="preserve">Para resolver el incentivo de productividad exigido a los investigadores (particularmente relevante en el sistema de evaluación mexicano), la noción de la descripción del dato ha evolucionado hacia revistas dedicadas exclusivamente a los</w:t>
+      </w:r>
+      <w:r>
+        <w:t xml:space="preserve"> </w:t>
+      </w:r>
+      <w:r>
+        <w:rPr>
+          <w:i/>
+          <w:iCs/>
+        </w:rPr>
+        <w:t xml:space="preserve">Data Papers</w:t>
+      </w:r>
+      <w:r>
+        <w:t xml:space="preserve"> </w:t>
+      </w:r>
+      <w:r>
+        <w:t xml:space="preserve">o</w:t>
+      </w:r>
+      <w:r>
+        <w:t xml:space="preserve"> </w:t>
+      </w:r>
+      <w:r>
+        <w:rPr>
+          <w:i/>
+          <w:iCs/>
+        </w:rPr>
+        <w:t xml:space="preserve">Data Descriptors</w:t>
+      </w:r>
+      <w:r>
+        <w:t xml:space="preserve">, siendo</w:t>
+      </w:r>
+      <w:r>
+        <w:t xml:space="preserve"> </w:t>
+      </w:r>
+      <w:r>
+        <w:rPr>
+          <w:i/>
+          <w:iCs/>
+        </w:rPr>
+        <w:t xml:space="preserve">Data in Brief</w:t>
+      </w:r>
+      <w:r>
+        <w:t xml:space="preserve"> </w:t>
+      </w:r>
+      <w:r>
+        <w:t xml:space="preserve">(Elsevier) y</w:t>
+      </w:r>
+      <w:r>
+        <w:t xml:space="preserve"> </w:t>
+      </w:r>
+      <w:r>
+        <w:rPr>
+          <w:i/>
+          <w:iCs/>
+        </w:rPr>
+        <w:t xml:space="preserve">Scientific Data</w:t>
+      </w:r>
+      <w:r>
+        <w:t xml:space="preserve"> </w:t>
+      </w:r>
+      <w:r>
+        <w:t xml:space="preserve">(Springer Nature) los máximos exponentes</w:t>
+      </w:r>
+      <w:r>
+        <w:t xml:space="preserve"> </w:t>
+      </w:r>
+      <w:r>
+        <w:t xml:space="preserve">(Thelwall 2020; Cousijn et al. 2018)</w:t>
+      </w:r>
+      <w:r>
+        <w:t xml:space="preserve">.</w:t>
+      </w:r>
+    </w:p>
+    <w:p>
+      <w:pPr>
+        <w:pStyle w:val="BodyText"/>
+      </w:pPr>
+      <w:r>
+        <w:t xml:space="preserve">Un</w:t>
+      </w:r>
+      <w:r>
+        <w:t xml:space="preserve"> </w:t>
+      </w:r>
+      <w:r>
+        <w:rPr>
+          <w:i/>
+          <w:iCs/>
+        </w:rPr>
+        <w:t xml:space="preserve">Data Paper</w:t>
+      </w:r>
+      <w:r>
+        <w:t xml:space="preserve"> </w:t>
+      </w:r>
+      <w:r>
+        <w:t xml:space="preserve">(como los publicados en</w:t>
+      </w:r>
+      <w:r>
+        <w:t xml:space="preserve"> </w:t>
+      </w:r>
+      <w:r>
+        <w:rPr>
+          <w:i/>
+          <w:iCs/>
+        </w:rPr>
+        <w:t xml:space="preserve">Data in Brief</w:t>
+      </w:r>
+      <w:r>
+        <w:t xml:space="preserve">) no interpreta hallazgos ni concluye hipótesis; se limita a describir exhaustivamente el</w:t>
+      </w:r>
+      <w:r>
+        <w:t xml:space="preserve"> </w:t>
+      </w:r>
+      <w:r>
+        <w:t xml:space="preserve">“cómo”</w:t>
+      </w:r>
+      <w:r>
+        <w:t xml:space="preserve">, el</w:t>
+      </w:r>
+      <w:r>
+        <w:t xml:space="preserve"> </w:t>
+      </w:r>
+      <w:r>
+        <w:t xml:space="preserve">“dónde”</w:t>
+      </w:r>
+      <w:r>
+        <w:t xml:space="preserve"> </w:t>
+      </w:r>
+      <w:r>
+        <w:t xml:space="preserve">y el</w:t>
+      </w:r>
+      <w:r>
+        <w:t xml:space="preserve"> </w:t>
+      </w:r>
+      <w:r>
+        <w:t xml:space="preserve">“por qué”</w:t>
+      </w:r>
+      <w:r>
+        <w:t xml:space="preserve"> </w:t>
+      </w:r>
+      <w:r>
+        <w:t xml:space="preserve">del set de datos (metadatos estructurados, control de calidad, diseño experimental)</w:t>
+      </w:r>
+      <w:r>
+        <w:t xml:space="preserve"> </w:t>
+      </w:r>
+      <w:r>
+        <w:t xml:space="preserve">(Thelwall 2020)</w:t>
+      </w:r>
+      <w:r>
+        <w:t xml:space="preserve">. Esto transforma el almacenamiento de datos abiertos de un simple</w:t>
+      </w:r>
+      <w:r>
+        <w:t xml:space="preserve"> </w:t>
+      </w:r>
+      <w:r>
+        <w:t xml:space="preserve">“requisito administrativo de archivo”</w:t>
+      </w:r>
+      <w:r>
+        <w:t xml:space="preserve"> </w:t>
+      </w:r>
+      <w:r>
+        <w:t xml:space="preserve">a un</w:t>
+      </w:r>
+      <w:r>
+        <w:t xml:space="preserve"> </w:t>
+      </w:r>
+      <w:r>
+        <w:rPr>
+          <w:b/>
+          <w:bCs/>
+        </w:rPr>
+        <w:t xml:space="preserve">producto de investigación indexado, citable y con Factor de Impacto autónomo</w:t>
+      </w:r>
+      <w:r>
+        <w:t xml:space="preserve">. Para instituciones como el INECOL, vincular el Servidor de Datos Abiertos con la capacidad de generar estructuras exportables tipo</w:t>
+      </w:r>
+      <w:r>
+        <w:t xml:space="preserve"> </w:t>
+      </w:r>
+      <w:r>
+        <w:rPr>
+          <w:i/>
+          <w:iCs/>
+        </w:rPr>
+        <w:t xml:space="preserve">Data Paper</w:t>
+      </w:r>
+      <w:r>
+        <w:t xml:space="preserve"> </w:t>
+      </w:r>
+      <w:r>
+        <w:t xml:space="preserve">permite al personal técnico y de investigación</w:t>
+      </w:r>
+      <w:r>
+        <w:t xml:space="preserve"> </w:t>
+      </w:r>
+      <w:r>
+        <w:rPr>
+          <w:i/>
+          <w:iCs/>
+        </w:rPr>
+        <w:t xml:space="preserve">poner en valor académicamente</w:t>
+      </w:r>
+      <w:r>
+        <w:t xml:space="preserve"> </w:t>
+      </w:r>
+      <w:r>
+        <w:t xml:space="preserve">su esfuerzo mediante citas directas al set de datos</w:t>
+      </w:r>
+      <w:r>
+        <w:t xml:space="preserve"> </w:t>
+      </w:r>
+      <w:r>
+        <w:t xml:space="preserve">(Zenodo 2024)</w:t>
+      </w:r>
+      <w:r>
+        <w:t xml:space="preserve">.</w:t>
+      </w:r>
+    </w:p>
+    <w:bookmarkEnd w:id="68"/>
+    <w:bookmarkEnd w:id="69"/>
+    <w:bookmarkStart w:id="75" w:name="principios-fair"/>
+    <w:p>
+      <w:pPr>
+        <w:pStyle w:val="Heading1"/>
+      </w:pPr>
+      <w:r>
+        <w:t xml:space="preserve">7. Principios FAIR</w:t>
+      </w:r>
+    </w:p>
+    <w:bookmarkStart w:id="70" w:name="los-principios-fair-como-infraestructura"/>
+    <w:p>
+      <w:pPr>
+        <w:pStyle w:val="Heading3"/>
+      </w:pPr>
+      <w:r>
+        <w:t xml:space="preserve">7.0.1 1. Los Principios FAIR como Infraestructura</w:t>
+      </w:r>
+    </w:p>
+    <w:p>
+      <w:pPr>
+        <w:pStyle w:val="FirstParagraph"/>
+      </w:pPr>
+      <w:r>
+        <w:t xml:space="preserve">La discusión institucional sobre la apertura de datos a menudo se estanca en el dilema de la accesibilidad legal, omitiendo la dimensión de la accesibilidad técnica. Para que el Servidor de Datos Abiertos del INECOL no se convierta en un</w:t>
+      </w:r>
+      <w:r>
+        <w:t xml:space="preserve"> </w:t>
+      </w:r>
+      <w:r>
+        <w:t xml:space="preserve">“cementerio de archivos”</w:t>
+      </w:r>
+      <w:r>
+        <w:t xml:space="preserve"> </w:t>
+      </w:r>
+      <w:r>
+        <w:t xml:space="preserve">estructurados en formatos propietarios aislados (v.gr., hojas de cálculo desorganizadas o PDFs no legibles por máquina), es imperativo adoptar los principios</w:t>
+      </w:r>
+      <w:r>
+        <w:t xml:space="preserve"> </w:t>
+      </w:r>
+      <w:r>
+        <w:rPr>
+          <w:b/>
+          <w:bCs/>
+        </w:rPr>
+        <w:t xml:space="preserve">FAIR (Findable, Accessible, Interoperable, Reusable)</w:t>
+      </w:r>
+      <w:r>
+        <w:t xml:space="preserve"> </w:t>
+      </w:r>
+      <w:r>
+        <w:t xml:space="preserve">como el estándar técnico de gobernanza de la plataforma</w:t>
+      </w:r>
+      <w:r>
+        <w:t xml:space="preserve"> </w:t>
+      </w:r>
+      <w:r>
+        <w:t xml:space="preserve">(</w:t>
+      </w:r>
+      <w:r>
+        <w:t xml:space="preserve">Wilkinson et al.</w:t>
+      </w:r>
+      <w:r>
+        <w:t xml:space="preserve"> </w:t>
+      </w:r>
+      <w:r>
+        <w:t xml:space="preserve">2016)</w:t>
+      </w:r>
+      <w:r>
+        <w:t xml:space="preserve">. Los principios FAIR desplazan el enfoque de la simple visualización humana hacia la</w:t>
+      </w:r>
+      <w:r>
+        <w:t xml:space="preserve"> </w:t>
+      </w:r>
+      <w:r>
+        <w:rPr>
+          <w:b/>
+          <w:bCs/>
+        </w:rPr>
+        <w:t xml:space="preserve">acciónabilidad por máquina</w:t>
+      </w:r>
+      <w:r>
+        <w:t xml:space="preserve">, garantizando que los sistemas computacionales globales puedan localizar, integrar y procesar los conjuntos de datos de manera automatizada</w:t>
+      </w:r>
+      <w:r>
+        <w:t xml:space="preserve"> </w:t>
+      </w:r>
+      <w:r>
+        <w:t xml:space="preserve">(</w:t>
+      </w:r>
+      <w:r>
+        <w:t xml:space="preserve">Wilkinson et al.</w:t>
+      </w:r>
+      <w:r>
+        <w:t xml:space="preserve"> </w:t>
+      </w:r>
+      <w:r>
+        <w:t xml:space="preserve">2016)</w:t>
+      </w:r>
+      <w:r>
+        <w:t xml:space="preserve">.</w:t>
+      </w:r>
+    </w:p>
+    <w:p>
+      <w:pPr>
+        <w:pStyle w:val="BodyText"/>
+      </w:pPr>
+      <w:r>
+        <w:t xml:space="preserve">En las ciencias ecológicas y de la biodiversidad, la implementación de estos principios adquiere un matiz urgente debido a la alta heterogeneidad espacial, temporal y taxonómica de los datos primarios</w:t>
+      </w:r>
+      <w:r>
+        <w:t xml:space="preserve"> </w:t>
+      </w:r>
+      <w:r>
+        <w:t xml:space="preserve">(Jantzen y Vriend 2026; Islam et al. 2024)</w:t>
+      </w:r>
+      <w:r>
+        <w:t xml:space="preserve">. La verdadera riqueza de los datos del INECOL no reside en su almacenamiento aislado, sino en su capacidad de interoperar transfronterizamente para alimentar modelos complejos de cambio climático, degradación de hábitats o gemelos digitales de la biodiversidad</w:t>
+      </w:r>
+      <w:r>
+        <w:t xml:space="preserve"> </w:t>
+      </w:r>
+      <w:r>
+        <w:t xml:space="preserve">(Islam et al. 2024)</w:t>
+      </w:r>
+      <w:r>
+        <w:t xml:space="preserve">. Por ello, el cumplimiento de la</w:t>
+      </w:r>
+      <w:r>
+        <w:t xml:space="preserve"> </w:t>
+      </w:r>
+      <w:r>
+        <w:t xml:space="preserve">“I”</w:t>
+      </w:r>
+      <w:r>
+        <w:t xml:space="preserve"> </w:t>
+      </w:r>
+      <w:r>
+        <w:t xml:space="preserve">y la</w:t>
+      </w:r>
+      <w:r>
+        <w:t xml:space="preserve"> </w:t>
+      </w:r>
+      <w:r>
+        <w:t xml:space="preserve">“R”</w:t>
+      </w:r>
+      <w:r>
+        <w:t xml:space="preserve"> </w:t>
+      </w:r>
+      <w:r>
+        <w:t xml:space="preserve">de FAIR exige que la Ingesta no solo valide la completud de los metadatos mínimos, sino la adopción activa de vocabularios controlados y estándares comunitarios consolidados internacionalmente, tales como el estándar</w:t>
+      </w:r>
+      <w:r>
+        <w:t xml:space="preserve"> </w:t>
+      </w:r>
+      <w:r>
+        <w:rPr>
+          <w:b/>
+          <w:bCs/>
+        </w:rPr>
+        <w:t xml:space="preserve">Darwin Core (DwC)</w:t>
+      </w:r>
+      <w:r>
+        <w:t xml:space="preserve"> </w:t>
+      </w:r>
+      <w:r>
+        <w:t xml:space="preserve">para registros de presencia de especies y el</w:t>
+      </w:r>
+      <w:r>
+        <w:t xml:space="preserve"> </w:t>
+      </w:r>
+      <w:r>
+        <w:rPr>
+          <w:b/>
+          <w:bCs/>
+        </w:rPr>
+        <w:t xml:space="preserve">Ecological Metadata Language (EML)</w:t>
+      </w:r>
+      <w:r>
+        <w:t xml:space="preserve"> </w:t>
+      </w:r>
+      <w:r>
+        <w:t xml:space="preserve">para la descripción de contextos ecológicos</w:t>
+      </w:r>
+      <w:r>
+        <w:t xml:space="preserve"> </w:t>
+      </w:r>
+      <w:r>
+        <w:t xml:space="preserve">(Jantzen y Vriend 2026; Islam et al. 2024)</w:t>
+      </w:r>
+      <w:r>
+        <w:t xml:space="preserve">.</w:t>
+      </w:r>
+    </w:p>
+    <w:p>
+      <w:pPr>
+        <w:pStyle w:val="BodyText"/>
+      </w:pPr>
+      <w:r>
+        <w:t xml:space="preserve">La alineación técnica con el modelo FAIR robustece significativamente la soberanía científica de los Centros Públicos de Investigación en México. Al garantizar metadatos ricos y licencias de uso explícitas (como CC BY 4.0), se remueve la ambigüedad legal y se maximiza el retorno de la inversión pública en términos de visibilidad, redes de colaboración internacional y tasas de citación directa a los datos</w:t>
+      </w:r>
+      <w:r>
+        <w:t xml:space="preserve"> </w:t>
+      </w:r>
+      <w:r>
+        <w:t xml:space="preserve">(Penev et al. 2024; Jantzen y Vriend 2026)</w:t>
+      </w:r>
+      <w:r>
+        <w:t xml:space="preserve">.</w:t>
+      </w:r>
+    </w:p>
+    <w:p>
+      <w:pPr>
+        <w:pStyle w:val="BodyText"/>
+      </w:pPr>
+      <w:r>
+        <w:t xml:space="preserve">Para integrar los principios</w:t>
+      </w:r>
+      <w:r>
+        <w:t xml:space="preserve"> </w:t>
+      </w:r>
+      <w:r>
+        <w:rPr>
+          <w:b/>
+          <w:bCs/>
+        </w:rPr>
+        <w:t xml:space="preserve">FAIR</w:t>
+      </w:r>
+      <w:r>
+        <w:t xml:space="preserve">, el deslinde de responsabilidades y la noción de</w:t>
+      </w:r>
+      <w:r>
+        <w:t xml:space="preserve"> </w:t>
+      </w:r>
+      <w:r>
+        <w:rPr>
+          <w:b/>
+          <w:bCs/>
+        </w:rPr>
+        <w:t xml:space="preserve">prepublicación de datos</w:t>
+      </w:r>
+      <w:r>
+        <w:t xml:space="preserve"> </w:t>
+      </w:r>
+      <w:r>
+        <w:t xml:space="preserve">de forma precisa en la propuesta</w:t>
+      </w:r>
+      <w:r>
+        <w:t xml:space="preserve"> </w:t>
+      </w:r>
+      <w:r>
+        <w:rPr>
+          <w:rStyle w:val="VerbatimChar"/>
+        </w:rPr>
+        <w:t xml:space="preserve">Lineamientos_INECOL_v7.md</w:t>
+      </w:r>
+      <w:r>
+        <w:t xml:space="preserve">, es necesario modificar o adicionar artículos específicos en los capítulos clave en la materia.</w:t>
       </w:r>
     </w:p>
     <w:bookmarkEnd w:id="70"/>
-    <w:bookmarkStart w:id="71" w:name="X414019ba7cbbacc8cf0105242c85ea8c26429b1"/>
-    <w:p>
-      <w:pPr>
-        <w:pStyle w:val="Heading4"/>
-      </w:pPr>
-      <w:r>
-        <w:t xml:space="preserve">6.0.2.2 Ajuste 2: Capítulo 7. Del Servidor y Repositorio Institucional INECOL</w:t>
+    <w:bookmarkStart w:id="74" w:name="sugerencias-para-los-lineamientos-inecol"/>
+    <w:p>
+      <w:pPr>
+        <w:pStyle w:val="Heading3"/>
+      </w:pPr>
+      <w:r>
+        <w:t xml:space="preserve">7.0.2 2. Sugerencias para los lineamientos Inecol</w:t>
       </w:r>
     </w:p>
     <w:p>
@@ -8827,7 +9068,7 @@
         <w:pStyle w:val="FirstParagraph"/>
       </w:pPr>
       <w:r>
-        <w:t xml:space="preserve">Aquí es donde se aterriza la operación inspirada en el modelo Zenodo y las lecciones cienciométricas de las grandes casas editoriales.</w:t>
+        <w:t xml:space="preserve">En atención a los principios FAIR, considero que es importante incorporar elementos clave de su filosofía en el diseño de nuestros lineamientos. Los principales aspectos que podrían fortalecernos se relaciona con los siguientes argumentos.</w:t>
       </w:r>
     </w:p>
     <w:p>
@@ -8843,25 +9084,155 @@
           <w:b/>
           <w:bCs/>
         </w:rPr>
-        <w:t xml:space="preserve">Adicionar un párrafo al Artículo 12 (Principios del Portal):</w:t>
-      </w:r>
-    </w:p>
-    <w:p>
-      <w:pPr>
-        <w:pStyle w:val="BlockText"/>
-      </w:pPr>
-      <w:r>
-        <w:rPr>
-          <w:b/>
-          <w:bCs/>
-        </w:rPr>
-        <w:t xml:space="preserve">XII. Acciónabilidad por máquina:</w:t>
-      </w:r>
-      <w:r>
-        <w:t xml:space="preserve"> </w:t>
-      </w:r>
-      <w:r>
-        <w:t xml:space="preserve">Garantizar que los datos y sus metadatos cuenten con la estructura semántica necesaria para que los sistemas computacionales globales puedan localizar, integrar, indexar y procesar los conjuntos de datos de manera automatizada.</w:t>
+        <w:t xml:space="preserve">Desactiva la resistencia de los investigadores:</w:t>
+      </w:r>
+      <w:r>
+        <w:t xml:space="preserve"> </w:t>
+      </w:r>
+      <w:r>
+        <w:t xml:space="preserve">Al ver el depósito obligatorio como un</w:t>
+      </w:r>
+      <w:r>
+        <w:t xml:space="preserve"> </w:t>
+      </w:r>
+      <w:r>
+        <w:rPr>
+          <w:i/>
+          <w:iCs/>
+        </w:rPr>
+        <w:t xml:space="preserve">Data Preprint</w:t>
+      </w:r>
+      <w:r>
+        <w:t xml:space="preserve"> </w:t>
+      </w:r>
+      <w:r>
+        <w:t xml:space="preserve">inmutable con DOI, el personal entiende que el servidor del INECOL protege su autoría frente al plagio antes de enviar el manuscrito a Elsevier, Springer Nature o Wiley.</w:t>
+      </w:r>
+    </w:p>
+    <w:p>
+      <w:pPr>
+        <w:pStyle w:val="Compact"/>
+        <w:numPr>
+          <w:ilvl w:val="0"/>
+          <w:numId w:val="1027"/>
+        </w:numPr>
+      </w:pPr>
+      <w:r>
+        <w:rPr>
+          <w:b/>
+          <w:bCs/>
+        </w:rPr>
+        <w:t xml:space="preserve">Protege al Instituto:</w:t>
+      </w:r>
+      <w:r>
+        <w:t xml:space="preserve"> </w:t>
+      </w:r>
+      <w:r>
+        <w:t xml:space="preserve">Al obligar a firmar el deslinde del</w:t>
+      </w:r>
+      <w:r>
+        <w:t xml:space="preserve"> </w:t>
+      </w:r>
+      <w:r>
+        <w:rPr>
+          <w:i/>
+          <w:iCs/>
+        </w:rPr>
+        <w:t xml:space="preserve">Artículo 18 (I)</w:t>
+      </w:r>
+      <w:r>
+        <w:t xml:space="preserve">, el INECOL opera con la misma seguridad jurídica que Zenodo: el curador técnico no se vuelve un policía legal de derechos de autor ni de la veracidad del dato.</w:t>
+      </w:r>
+    </w:p>
+    <w:p>
+      <w:pPr>
+        <w:pStyle w:val="Compact"/>
+        <w:numPr>
+          <w:ilvl w:val="0"/>
+          <w:numId w:val="1027"/>
+        </w:numPr>
+      </w:pPr>
+      <w:r>
+        <w:rPr>
+          <w:b/>
+          <w:bCs/>
+        </w:rPr>
+        <w:t xml:space="preserve">Evita la obsolescencia:</w:t>
+      </w:r>
+      <w:r>
+        <w:t xml:space="preserve"> </w:t>
+      </w:r>
+      <w:r>
+        <w:t xml:space="preserve">Introducir</w:t>
+      </w:r>
+      <w:r>
+        <w:t xml:space="preserve"> </w:t>
+      </w:r>
+      <w:r>
+        <w:rPr>
+          <w:i/>
+          <w:iCs/>
+        </w:rPr>
+        <w:t xml:space="preserve">Darwin Core</w:t>
+      </w:r>
+      <w:r>
+        <w:t xml:space="preserve"> </w:t>
+      </w:r>
+      <w:r>
+        <w:t xml:space="preserve">y</w:t>
+      </w:r>
+      <w:r>
+        <w:t xml:space="preserve"> </w:t>
+      </w:r>
+      <w:r>
+        <w:rPr>
+          <w:i/>
+          <w:iCs/>
+        </w:rPr>
+        <w:t xml:space="preserve">EML</w:t>
+      </w:r>
+      <w:r>
+        <w:t xml:space="preserve"> </w:t>
+      </w:r>
+      <w:r>
+        <w:t xml:space="preserve">garantiza que los datos del INECOL</w:t>
+      </w:r>
+      <w:r>
+        <w:t xml:space="preserve"> </w:t>
+      </w:r>
+      <w:r>
+        <w:t xml:space="preserve">“hablen”</w:t>
+      </w:r>
+      <w:r>
+        <w:t xml:space="preserve"> </w:t>
+      </w:r>
+      <w:r>
+        <w:t xml:space="preserve">el mismo idioma que redes globales de biodiversidad como GBIF, justificando plenamente la inversión del Servidor de Datos Abiertos ante el Comité.</w:t>
+      </w:r>
+    </w:p>
+    <w:p>
+      <w:pPr>
+        <w:pStyle w:val="FirstParagraph"/>
+      </w:pPr>
+      <w:r>
+        <w:t xml:space="preserve">En específico, se sugieren los siguientes elementos que vale la pena considerar.</w:t>
+      </w:r>
+    </w:p>
+    <w:bookmarkStart w:id="71" w:name="X69ace5540f715b31ebbab0704a2e7e86c833f08"/>
+    <w:p>
+      <w:pPr>
+        <w:pStyle w:val="Heading4"/>
+      </w:pPr>
+      <w:r>
+        <w:t xml:space="preserve">7.0.2.1 Ajuste 1: Capítulo 2. Definiciones (Garantizar la base FAIR y de Prepublicación)</w:t>
+      </w:r>
+    </w:p>
+    <w:p>
+      <w:pPr>
+        <w:pStyle w:val="FirstParagraph"/>
+      </w:pPr>
+      <w:r>
+        <w:t xml:space="preserve">Es necesario incorporar el sustento conceptual de FAIR y la inmutabilidad en el glosario para dar soporte a los artículos operativos posteriores.</w:t>
       </w:r>
     </w:p>
     <w:p>
@@ -8877,7 +9248,7 @@
           <w:b/>
           <w:bCs/>
         </w:rPr>
-        <w:t xml:space="preserve">Modificar el Artículo 13 (Obligatoriedad del depósito):</w:t>
+        <w:t xml:space="preserve">Modificar la Fracción IX (Datos Abiertos):</w:t>
       </w:r>
     </w:p>
     <w:p>
@@ -8889,26 +9260,23 @@
           <w:b/>
           <w:bCs/>
         </w:rPr>
-        <w:t xml:space="preserve">Artículo 13.</w:t>
-      </w:r>
-      <w:r>
-        <w:t xml:space="preserve"> </w:t>
-      </w:r>
-      <w:r>
-        <w:t xml:space="preserve">Las personas investigadoras, tecnólogas, académicas y estudiantes de maestría, doctorado y posdoctorado cuya actividad de investigación sea financiada con recursos públicos, o que hayan utilizado infraestructura pública en su realización, deberán depositar una copia de la versión final aceptada para publicación,</w:t>
-      </w:r>
-      <w:r>
-        <w:t xml:space="preserve"> </w:t>
-      </w:r>
-      <w:r>
-        <w:rPr>
-          <w:b/>
-          <w:bCs/>
-        </w:rPr>
-        <w:t xml:space="preserve">o bien el conjunto de datos primarios en modalidad de Data Preprint</w:t>
-      </w:r>
-      <w:r>
-        <w:t xml:space="preserve">, en Acceso Abierto a través del Repositorio Institucional, en cumplimiento del mandato constitucional y legal de acceso abierto y sin que medie para ello una decisión discrecional, comprobando que ha cumplido con el proceso de aprobación respectivo.</w:t>
+        <w:t xml:space="preserve">IX. Datos abiertos.</w:t>
+      </w:r>
+      <w:r>
+        <w:t xml:space="preserve"> </w:t>
+      </w:r>
+      <w:r>
+        <w:t xml:space="preserve">Datos digitales de carácter público que, en términos de las disposiciones aplicables, no tienen naturaleza reservada o confidencial, siendo accesibles en línea, utilizados, reutilizados y redistribuidos por cualquier interesado. Para efectos de los presentes Lineamientos, el concepto de Datos Abiertos comprende, de manera enunciativa, los datos primarios y secundarios, los metadatos, las metodologías empleadas, el software y código fuente desarrollados con fondos públicos, y los resultados parciales no interpretados, en la medida en que su divulgación no actualice alguna de las excepciones tasadas en el artículo 17 de los presentes Lineamientos.</w:t>
+      </w:r>
+      <w:r>
+        <w:t xml:space="preserve"> </w:t>
+      </w:r>
+      <w:r>
+        <w:rPr>
+          <w:b/>
+          <w:bCs/>
+        </w:rPr>
+        <w:t xml:space="preserve">Su estructura y gestión técnica deberán alinearse progresivamente con los principios internacionales FAIR (Findable, Accessible, Interoperable, Reusable).</w:t>
       </w:r>
     </w:p>
     <w:p>
@@ -8924,7 +9292,7 @@
           <w:b/>
           <w:bCs/>
         </w:rPr>
-        <w:t xml:space="preserve">Adicionar el Artículo 16 Bis (Estándares de Interoperabilidad Ecológica):</w:t>
+        <w:t xml:space="preserve">Adicionar la Fracción XXXII (recorriendo la actual):</w:t>
       </w:r>
     </w:p>
     <w:p>
@@ -8936,45 +9304,31 @@
           <w:b/>
           <w:bCs/>
         </w:rPr>
-        <w:t xml:space="preserve">Artículo 16 Bis.</w:t>
-      </w:r>
-      <w:r>
-        <w:t xml:space="preserve"> </w:t>
-      </w:r>
-      <w:r>
-        <w:t xml:space="preserve">En cumplimiento de la condición de Interoperabilidad y Reutilización del modelo FAIR, la Responsable de Curaduría de Datos promoverá que los conjuntos de datos de biodiversidad y ecología se estructuren bajo estándares comunitarios consolidados internacionalmente, tales como el estándar</w:t>
-      </w:r>
-      <w:r>
-        <w:t xml:space="preserve"> </w:t>
-      </w:r>
-      <w:r>
-        <w:rPr>
-          <w:b/>
-          <w:bCs/>
-        </w:rPr>
-        <w:t xml:space="preserve">Darwin Core (DwC)</w:t>
-      </w:r>
-      <w:r>
-        <w:t xml:space="preserve"> </w:t>
-      </w:r>
-      <w:r>
-        <w:t xml:space="preserve">para registros de presencia de especies y el</w:t>
-      </w:r>
-      <w:r>
-        <w:t xml:space="preserve"> </w:t>
-      </w:r>
-      <w:r>
-        <w:rPr>
-          <w:b/>
-          <w:bCs/>
-        </w:rPr>
-        <w:t xml:space="preserve">Ecological Metadata Language (EML)</w:t>
-      </w:r>
-      <w:r>
-        <w:t xml:space="preserve"> </w:t>
-      </w:r>
-      <w:r>
-        <w:t xml:space="preserve">para la descripción de contextos ecológicos, facilitando su federación con plataformas globales de infraestructura científica.</w:t>
+        <w:t xml:space="preserve">XXXII. Data Preprint (Prepublicación de Datos).</w:t>
+      </w:r>
+      <w:r>
+        <w:t xml:space="preserve"> </w:t>
+      </w:r>
+      <w:r>
+        <w:t xml:space="preserve">Acto de publicación técnica formal mediante el cual una persona Depositaria incorpora conjuntos de datos primarios o secundarios a una infraestructura institucional provista de un identificador persistente e inmutable, registrando de manera fehaciente la prelación temporal y autoría de su esfuerzo de investigación de forma independiente a la publicación posterior de un manuscrito narrativo.</w:t>
+      </w:r>
+    </w:p>
+    <w:bookmarkEnd w:id="71"/>
+    <w:bookmarkStart w:id="72" w:name="X414019ba7cbbacc8cf0105242c85ea8c26429b1"/>
+    <w:p>
+      <w:pPr>
+        <w:pStyle w:val="Heading4"/>
+      </w:pPr>
+      <w:r>
+        <w:t xml:space="preserve">7.0.2.2 Ajuste 2: Capítulo 7. Del Servidor y Repositorio Institucional INECOL</w:t>
+      </w:r>
+    </w:p>
+    <w:p>
+      <w:pPr>
+        <w:pStyle w:val="FirstParagraph"/>
+      </w:pPr>
+      <w:r>
+        <w:t xml:space="preserve">Aquí es donde se aterriza la operación inspirada en el modelo Zenodo y las lecciones cienciométricas de las grandes casas editoriales.</w:t>
       </w:r>
     </w:p>
     <w:p>
@@ -8990,6 +9344,153 @@
           <w:b/>
           <w:bCs/>
         </w:rPr>
+        <w:t xml:space="preserve">Adicionar un párrafo al Artículo 12 (Principios del Portal):</w:t>
+      </w:r>
+    </w:p>
+    <w:p>
+      <w:pPr>
+        <w:pStyle w:val="BlockText"/>
+      </w:pPr>
+      <w:r>
+        <w:rPr>
+          <w:b/>
+          <w:bCs/>
+        </w:rPr>
+        <w:t xml:space="preserve">XII. Acciónabilidad por máquina:</w:t>
+      </w:r>
+      <w:r>
+        <w:t xml:space="preserve"> </w:t>
+      </w:r>
+      <w:r>
+        <w:t xml:space="preserve">Garantizar que los datos y sus metadatos cuenten con la estructura semántica necesaria para que los sistemas computacionales globales puedan localizar, integrar, indexar y procesar los conjuntos de datos de manera automatizada.</w:t>
+      </w:r>
+    </w:p>
+    <w:p>
+      <w:pPr>
+        <w:pStyle w:val="Compact"/>
+        <w:numPr>
+          <w:ilvl w:val="0"/>
+          <w:numId w:val="1031"/>
+        </w:numPr>
+      </w:pPr>
+      <w:r>
+        <w:rPr>
+          <w:b/>
+          <w:bCs/>
+        </w:rPr>
+        <w:t xml:space="preserve">Modificar el Artículo 13 (Obligatoriedad del depósito):</w:t>
+      </w:r>
+    </w:p>
+    <w:p>
+      <w:pPr>
+        <w:pStyle w:val="BlockText"/>
+      </w:pPr>
+      <w:r>
+        <w:rPr>
+          <w:b/>
+          <w:bCs/>
+        </w:rPr>
+        <w:t xml:space="preserve">Artículo 13.</w:t>
+      </w:r>
+      <w:r>
+        <w:t xml:space="preserve"> </w:t>
+      </w:r>
+      <w:r>
+        <w:t xml:space="preserve">Las personas investigadoras, tecnólogas, académicas y estudiantes de maestría, doctorado y posdoctorado cuya actividad de investigación sea financiada con recursos públicos, o que hayan utilizado infraestructura pública en su realización, deberán depositar una copia de la versión final aceptada para publicación,</w:t>
+      </w:r>
+      <w:r>
+        <w:t xml:space="preserve"> </w:t>
+      </w:r>
+      <w:r>
+        <w:rPr>
+          <w:b/>
+          <w:bCs/>
+        </w:rPr>
+        <w:t xml:space="preserve">o bien el conjunto de datos primarios en modalidad de Data Preprint</w:t>
+      </w:r>
+      <w:r>
+        <w:t xml:space="preserve">, en Acceso Abierto a través del Repositorio Institucional, en cumplimiento del mandato constitucional y legal de acceso abierto y sin que medie para ello una decisión discrecional, comprobando que ha cumplido con el proceso de aprobación respectivo.</w:t>
+      </w:r>
+    </w:p>
+    <w:p>
+      <w:pPr>
+        <w:pStyle w:val="Compact"/>
+        <w:numPr>
+          <w:ilvl w:val="0"/>
+          <w:numId w:val="1032"/>
+        </w:numPr>
+      </w:pPr>
+      <w:r>
+        <w:rPr>
+          <w:b/>
+          <w:bCs/>
+        </w:rPr>
+        <w:t xml:space="preserve">Adicionar el Artículo 16 Bis (Estándares de Interoperabilidad Ecológica):</w:t>
+      </w:r>
+    </w:p>
+    <w:p>
+      <w:pPr>
+        <w:pStyle w:val="BlockText"/>
+      </w:pPr>
+      <w:r>
+        <w:rPr>
+          <w:b/>
+          <w:bCs/>
+        </w:rPr>
+        <w:t xml:space="preserve">Artículo 16 Bis.</w:t>
+      </w:r>
+      <w:r>
+        <w:t xml:space="preserve"> </w:t>
+      </w:r>
+      <w:r>
+        <w:t xml:space="preserve">En cumplimiento de la condición de Interoperabilidad y Reutilización del modelo FAIR, la Responsable de Curaduría de Datos promoverá que los conjuntos de datos de biodiversidad y ecología se estructuren bajo estándares comunitarios consolidados internacionalmente, tales como el estándar</w:t>
+      </w:r>
+      <w:r>
+        <w:t xml:space="preserve"> </w:t>
+      </w:r>
+      <w:r>
+        <w:rPr>
+          <w:b/>
+          <w:bCs/>
+        </w:rPr>
+        <w:t xml:space="preserve">Darwin Core (DwC)</w:t>
+      </w:r>
+      <w:r>
+        <w:t xml:space="preserve"> </w:t>
+      </w:r>
+      <w:r>
+        <w:t xml:space="preserve">para registros de presencia de especies y el</w:t>
+      </w:r>
+      <w:r>
+        <w:t xml:space="preserve"> </w:t>
+      </w:r>
+      <w:r>
+        <w:rPr>
+          <w:b/>
+          <w:bCs/>
+        </w:rPr>
+        <w:t xml:space="preserve">Ecological Metadata Language (EML)</w:t>
+      </w:r>
+      <w:r>
+        <w:t xml:space="preserve"> </w:t>
+      </w:r>
+      <w:r>
+        <w:t xml:space="preserve">para la descripción de contextos ecológicos, facilitando su federación con plataformas globales de infraestructura científica.</w:t>
+      </w:r>
+    </w:p>
+    <w:p>
+      <w:pPr>
+        <w:pStyle w:val="Compact"/>
+        <w:numPr>
+          <w:ilvl w:val="0"/>
+          <w:numId w:val="1033"/>
+        </w:numPr>
+      </w:pPr>
+      <w:r>
+        <w:rPr>
+          <w:b/>
+          <w:bCs/>
+        </w:rPr>
         <w:t xml:space="preserve">Modificar el Artículo 18 (Procedimiento de Ingesta - Deslinde legal tipo Zenodo):</w:t>
       </w:r>
     </w:p>
@@ -9120,14 +9621,14 @@
         <w:t xml:space="preserve">al conjunto de datos que garantice su inmutabilidad y trazabilidad institucional; […]</w:t>
       </w:r>
     </w:p>
-    <w:bookmarkEnd w:id="71"/>
-    <w:bookmarkStart w:id="72" w:name="X441f9b4ee6a8f44196b69cd0c57fd4dccb11afd"/>
+    <w:bookmarkEnd w:id="72"/>
+    <w:bookmarkStart w:id="73" w:name="X441f9b4ee6a8f44196b69cd0c57fd4dccb11afd"/>
     <w:p>
       <w:pPr>
         <w:pStyle w:val="Heading4"/>
       </w:pPr>
       <w:r>
-        <w:t xml:space="preserve">6.0.2.3 Ajuste 3: Incorporación en los Considerandos</w:t>
+        <w:t xml:space="preserve">7.0.2.3 Ajuste 3: Incorporación en los Considerandos</w:t>
       </w:r>
     </w:p>
     <w:p>
@@ -9156,26 +9657,84 @@
         <w:t xml:space="preserve">Que la evidencia cienciométrica global demuestra que las prácticas conjuntas de Ciencia Abierta—especialmente el depósito de preprints, códigos de análisis y datos primarios dotados de identificadores inmutables en infraestructuras de confianza— generan un efecto sinérgico que incrementa de forma estadísticamente significativa el impacto citacional, protege la prioridad intelectual de los autores y eleva la visibilidad internacional de los Centros Públicos de Investigación;</w:t>
       </w:r>
     </w:p>
-    <w:bookmarkEnd w:id="72"/>
     <w:bookmarkEnd w:id="73"/>
     <w:bookmarkEnd w:id="74"/>
-    <w:bookmarkStart w:id="112" w:name="references"/>
+    <w:bookmarkEnd w:id="75"/>
+    <w:bookmarkStart w:id="84" w:name="compendio-maestro-de-recomendaciones"/>
     <w:p>
       <w:pPr>
         <w:pStyle w:val="Heading1"/>
       </w:pPr>
       <w:r>
-        <w:t xml:space="preserve">References</w:t>
-      </w:r>
-    </w:p>
-    <w:bookmarkStart w:id="111" w:name="refs"/>
-    <w:bookmarkStart w:id="76" w:name="ref-cern_oc11_2001"/>
-    <w:p>
-      <w:pPr>
-        <w:pStyle w:val="Bibliography"/>
-      </w:pPr>
-      <w:r>
-        <w:t xml:space="preserve">CERN. 2001.</w:t>
+        <w:t xml:space="preserve">8. Compendio Maestro de Recomendaciones</w:t>
+      </w:r>
+    </w:p>
+    <w:p>
+      <w:pPr>
+        <w:pStyle w:val="FirstParagraph"/>
+      </w:pPr>
+      <w:r>
+        <w:t xml:space="preserve">Este documento consolida el conjunto integral de recomendaciones específicas, adiciones técnico-normativas y modificaciones de fondo desarrolladas para enriquecer la propuesta de</w:t>
+      </w:r>
+      <w:r>
+        <w:t xml:space="preserve"> </w:t>
+      </w:r>
+      <w:r>
+        <w:rPr>
+          <w:b/>
+          <w:bCs/>
+        </w:rPr>
+        <w:t xml:space="preserve">Lineamientos de Ciencia Abierta y Acceso Abierto a Datos del Instituto de Ecología, A.C. (v.7)</w:t>
+      </w:r>
+      <w:r>
+        <w:t xml:space="preserve">.</w:t>
+      </w:r>
+    </w:p>
+    <w:p>
+      <w:pPr>
+        <w:pStyle w:val="BodyText"/>
+      </w:pPr>
+      <w:r>
+        <w:t xml:space="preserve">El objetivo es transitar de un marco normativo puramente administrativo hacia una infraestructura de datos soberana, blindada jurídicamente (armonizada con la Ley de Transparencia), alineada con los estándares mundiales FAIR, y que resuelva las preocupaciones operativas de la comunidad de investigación.</w:t>
+      </w:r>
+    </w:p>
+    <w:bookmarkStart w:id="76" w:name="X366e889fe21bdb9cdfb512ebf2fda92c70d726c"/>
+    <w:p>
+      <w:pPr>
+        <w:pStyle w:val="Heading3"/>
+      </w:pPr>
+      <w:r>
+        <w:t xml:space="preserve">8.0.1 1. Adecuación Técnico-Normativa de Transición Federal (SECIHTI)</w:t>
+      </w:r>
+    </w:p>
+    <w:p>
+      <w:pPr>
+        <w:pStyle w:val="FirstParagraph"/>
+      </w:pPr>
+      <w:r>
+        <w:t xml:space="preserve">Tras la elevación del ramo de ciencia al rango de Secretaría de Estado, es obligatorio adecuar todo el cuerpo normativo para evitar anacronismos jurídicos.</w:t>
+      </w:r>
+      <w:r>
+        <w:t xml:space="preserve"> </w:t>
+      </w:r>
+      <w:r>
+        <w:t xml:space="preserve">*</w:t>
+      </w:r>
+      <w:r>
+        <w:t xml:space="preserve"> </w:t>
+      </w:r>
+      <w:r>
+        <w:rPr>
+          <w:b/>
+          <w:bCs/>
+        </w:rPr>
+        <w:t xml:space="preserve">Capítulo 2 (Definiciones):</w:t>
+      </w:r>
+      <w:r>
+        <w:t xml:space="preserve"> </w:t>
+      </w:r>
+      <w:r>
+        <w:t xml:space="preserve">Modificar la fracción correspondiente al Conahcyt por:</w:t>
       </w:r>
       <w:r>
         <w:t xml:space="preserve"> </w:t>
@@ -9185,6 +9744,932 @@
           <w:i/>
           <w:iCs/>
         </w:rPr>
+        <w:t xml:space="preserve">“</w:t>
+      </w:r>
+      <w:r>
+        <w:rPr>
+          <w:b/>
+          <w:bCs/>
+          <w:i/>
+          <w:iCs/>
+        </w:rPr>
+        <w:t xml:space="preserve">SECIHTI:</w:t>
+      </w:r>
+      <w:r>
+        <w:rPr>
+          <w:i/>
+          <w:iCs/>
+        </w:rPr>
+        <w:t xml:space="preserve"> </w:t>
+      </w:r>
+      <w:r>
+        <w:rPr>
+          <w:i/>
+          <w:iCs/>
+        </w:rPr>
+        <w:t xml:space="preserve">La Secretaría de Ciencia, Humanidades, Tecnología e Innovación, como dependencia del Ejecutivo Federal encargada de diseñar, coordinar y ejecutar la política pública nacional en la materia…”</w:t>
+      </w:r>
+      <w:r>
+        <w:t xml:space="preserve"> </w:t>
+      </w:r>
+      <w:r>
+        <w:t xml:space="preserve">*</w:t>
+      </w:r>
+      <w:r>
+        <w:t xml:space="preserve"> </w:t>
+      </w:r>
+      <w:r>
+        <w:rPr>
+          <w:b/>
+          <w:bCs/>
+        </w:rPr>
+        <w:t xml:space="preserve">Repositorio Nacional:</w:t>
+      </w:r>
+      <w:r>
+        <w:t xml:space="preserve"> </w:t>
+      </w:r>
+      <w:r>
+        <w:t xml:space="preserve">Actualizar su definición para vincularlo a la administración de la SECIHTI.</w:t>
+      </w:r>
+      <w:r>
+        <w:t xml:space="preserve"> </w:t>
+      </w:r>
+      <w:r>
+        <w:t xml:space="preserve">* Sustituir toda mención analógica al</w:t>
+      </w:r>
+      <w:r>
+        <w:t xml:space="preserve"> </w:t>
+      </w:r>
+      <w:r>
+        <w:t xml:space="preserve">“Consejo Nacional”</w:t>
+      </w:r>
+      <w:r>
+        <w:t xml:space="preserve"> </w:t>
+      </w:r>
+      <w:r>
+        <w:t xml:space="preserve">a lo largo de los considerandos y artículos.</w:t>
+      </w:r>
+    </w:p>
+    <w:bookmarkEnd w:id="76"/>
+    <w:bookmarkStart w:id="77" w:name="X339465e32222396f7649db028af00000c75413a"/>
+    <w:p>
+      <w:pPr>
+        <w:pStyle w:val="Heading3"/>
+      </w:pPr>
+      <w:r>
+        <w:t xml:space="preserve">8.0.2 2. Armonización con la Ley General de Transparencia (LGTAIP)</w:t>
+      </w:r>
+    </w:p>
+    <w:p>
+      <w:pPr>
+        <w:pStyle w:val="FirstParagraph"/>
+      </w:pPr>
+      <w:r>
+        <w:t xml:space="preserve">El borrador v.7 poseía vacíos legales respecto a la restricción de información. Se deben integrar mecanismos obligatorios de la LGTAIP para evitar violaciones en materia de datos personales y competencia institucional.</w:t>
+      </w:r>
+      <w:r>
+        <w:t xml:space="preserve"> </w:t>
+      </w:r>
+      <w:r>
+        <w:t xml:space="preserve">*</w:t>
+      </w:r>
+      <w:r>
+        <w:t xml:space="preserve"> </w:t>
+      </w:r>
+      <w:r>
+        <w:rPr>
+          <w:b/>
+          <w:bCs/>
+        </w:rPr>
+        <w:t xml:space="preserve">Artículo 17 Bis. Versiones Públicas y Testado de Datos:</w:t>
+      </w:r>
+      <w:r>
+        <w:t xml:space="preserve"> </w:t>
+      </w:r>
+      <w:r>
+        <w:t xml:space="preserve">Establecer la obligación de generar versiones públicas donde se supriman, disocien o testen exclusivamente las variables o registros confidenciales, garantizando la apertura del resto de los datos útiles.</w:t>
+      </w:r>
+      <w:r>
+        <w:t xml:space="preserve"> </w:t>
+      </w:r>
+      <w:r>
+        <w:t xml:space="preserve">*</w:t>
+      </w:r>
+      <w:r>
+        <w:t xml:space="preserve"> </w:t>
+      </w:r>
+      <w:r>
+        <w:rPr>
+          <w:b/>
+          <w:bCs/>
+        </w:rPr>
+        <w:t xml:space="preserve">Artículo 17 Ter. Control y Coordinación de Clasificación:</w:t>
+      </w:r>
+      <w:r>
+        <w:t xml:space="preserve"> </w:t>
+      </w:r>
+      <w:r>
+        <w:t xml:space="preserve">Aclarar que las resoluciones del Comité de Ciencia Abierta sobre</w:t>
+      </w:r>
+      <w:r>
+        <w:t xml:space="preserve"> </w:t>
+      </w:r>
+      <w:r>
+        <w:t xml:space="preserve">“Acceso Cerrado”</w:t>
+      </w:r>
+      <w:r>
+        <w:t xml:space="preserve"> </w:t>
+      </w:r>
+      <w:r>
+        <w:t xml:space="preserve">deben remitirse al</w:t>
+      </w:r>
+      <w:r>
+        <w:t xml:space="preserve"> </w:t>
+      </w:r>
+      <w:r>
+        <w:rPr>
+          <w:b/>
+          <w:bCs/>
+        </w:rPr>
+        <w:t xml:space="preserve">Comité de Transparencia del INECOL</w:t>
+      </w:r>
+      <w:r>
+        <w:t xml:space="preserve">, por ser la única instancia facultada por la ley para confirmar, modificar o revocar clasificaciones.</w:t>
+      </w:r>
+      <w:r>
+        <w:t xml:space="preserve"> </w:t>
+      </w:r>
+      <w:r>
+        <w:t xml:space="preserve">*</w:t>
+      </w:r>
+      <w:r>
+        <w:t xml:space="preserve"> </w:t>
+      </w:r>
+      <w:r>
+        <w:rPr>
+          <w:b/>
+          <w:bCs/>
+        </w:rPr>
+        <w:t xml:space="preserve">Artículo 17 Quater. Prueba de Daño:</w:t>
+      </w:r>
+      <w:r>
+        <w:t xml:space="preserve"> </w:t>
+      </w:r>
+      <w:r>
+        <w:t xml:space="preserve">Hacer obligatoria la</w:t>
+      </w:r>
+      <w:r>
+        <w:t xml:space="preserve"> </w:t>
+      </w:r>
+      <w:r>
+        <w:t xml:space="preserve">“Prueba de Daño”</w:t>
+      </w:r>
+      <w:r>
+        <w:t xml:space="preserve"> </w:t>
+      </w:r>
+      <w:r>
+        <w:t xml:space="preserve">para cualquier investigador que solicite el embargo de sus datos, obligándole a fundar y motivar que la divulgación representa un riesgo real y demostrable.</w:t>
+      </w:r>
+    </w:p>
+    <w:bookmarkEnd w:id="77"/>
+    <w:bookmarkStart w:id="78" w:name="X7c0a84c7186d48db209fb67043ae007be05f51f"/>
+    <w:p>
+      <w:pPr>
+        <w:pStyle w:val="Heading3"/>
+      </w:pPr>
+      <w:r>
+        <w:t xml:space="preserve">8.0.3 3. Transición Tecnológica y Software Abierto</w:t>
+      </w:r>
+    </w:p>
+    <w:p>
+      <w:pPr>
+        <w:pStyle w:val="FirstParagraph"/>
+      </w:pPr>
+      <w:r>
+        <w:t xml:space="preserve">La ciencia abierta no solo concierne a los datos, sino a las herramientas utilizadas para procesarlos.</w:t>
+      </w:r>
+      <w:r>
+        <w:t xml:space="preserve"> </w:t>
+      </w:r>
+      <w:r>
+        <w:t xml:space="preserve">*</w:t>
+      </w:r>
+      <w:r>
+        <w:t xml:space="preserve"> </w:t>
+      </w:r>
+      <w:r>
+        <w:rPr>
+          <w:b/>
+          <w:bCs/>
+        </w:rPr>
+        <w:t xml:space="preserve">Capítulo 2 (Definiciones - Datos Abiertos):</w:t>
+      </w:r>
+      <w:r>
+        <w:t xml:space="preserve"> </w:t>
+      </w:r>
+      <w:r>
+        <w:t xml:space="preserve">Precisar que el concepto incluye</w:t>
+      </w:r>
+      <w:r>
+        <w:t xml:space="preserve"> </w:t>
+      </w:r>
+      <w:r>
+        <w:rPr>
+          <w:i/>
+          <w:iCs/>
+        </w:rPr>
+        <w:t xml:space="preserve">“…el software abierto, scripts de análisis (R, Python) y código fuente desarrollado en el marco de la investigación…”</w:t>
+      </w:r>
+      <w:r>
+        <w:t xml:space="preserve"> </w:t>
+      </w:r>
+      <w:r>
+        <w:t xml:space="preserve">*</w:t>
+      </w:r>
+      <w:r>
+        <w:t xml:space="preserve"> </w:t>
+      </w:r>
+      <w:r>
+        <w:rPr>
+          <w:b/>
+          <w:bCs/>
+        </w:rPr>
+        <w:t xml:space="preserve">Capítulo 4 (Compromisos de la Dirección General):</w:t>
+      </w:r>
+      <w:r>
+        <w:t xml:space="preserve"> </w:t>
+      </w:r>
+      <w:r>
+        <w:t xml:space="preserve">Añadir la obligación de diseñar un programa institucional que priorice la enseñanza y adopción de software libre (particularmente en SIG), abandonando progresivamente el software privativo u obsoleto.</w:t>
+      </w:r>
+      <w:r>
+        <w:t xml:space="preserve"> </w:t>
+      </w:r>
+      <w:r>
+        <w:t xml:space="preserve">*</w:t>
+      </w:r>
+      <w:r>
+        <w:t xml:space="preserve"> </w:t>
+      </w:r>
+      <w:r>
+        <w:rPr>
+          <w:b/>
+          <w:bCs/>
+        </w:rPr>
+        <w:t xml:space="preserve">Artículo 13:</w:t>
+      </w:r>
+      <w:r>
+        <w:t xml:space="preserve"> </w:t>
+      </w:r>
+      <w:r>
+        <w:t xml:space="preserve">Especificar que el depósito obligatorio incluye</w:t>
+      </w:r>
+      <w:r>
+        <w:t xml:space="preserve"> </w:t>
+      </w:r>
+      <w:r>
+        <w:rPr>
+          <w:i/>
+          <w:iCs/>
+        </w:rPr>
+        <w:t xml:space="preserve">“…una copia de la versión final de su investigación, procedimiento, materiales y, en su caso, el software abierto diseñado y código fuente asociado”</w:t>
+      </w:r>
+      <w:r>
+        <w:t xml:space="preserve">.</w:t>
+      </w:r>
+    </w:p>
+    <w:bookmarkEnd w:id="78"/>
+    <w:bookmarkStart w:id="79" w:name="X9bf95f71bd609892fbc6eca29c7ae958bf272a8"/>
+    <w:p>
+      <w:pPr>
+        <w:pStyle w:val="Heading3"/>
+      </w:pPr>
+      <w:r>
+        <w:t xml:space="preserve">8.0.4 4. Gobernanza Inclusiva y Profesionalización del Comité</w:t>
+      </w:r>
+    </w:p>
+    <w:p>
+      <w:pPr>
+        <w:pStyle w:val="FirstParagraph"/>
+      </w:pPr>
+      <w:r>
+        <w:t xml:space="preserve">El éxito del repositorio recae en el Comité de Ciencia Abierta; por ello, debe ser capacitado y representativo.</w:t>
+      </w:r>
+      <w:r>
+        <w:t xml:space="preserve"> </w:t>
+      </w:r>
+      <w:r>
+        <w:t xml:space="preserve">*</w:t>
+      </w:r>
+      <w:r>
+        <w:t xml:space="preserve"> </w:t>
+      </w:r>
+      <w:r>
+        <w:rPr>
+          <w:b/>
+          <w:bCs/>
+        </w:rPr>
+        <w:t xml:space="preserve">Artículo 5 (Composición):</w:t>
+      </w:r>
+      <w:r>
+        <w:t xml:space="preserve"> </w:t>
+      </w:r>
+      <w:r>
+        <w:t xml:space="preserve">Incluir como miembro, con derecho a voz, a</w:t>
+      </w:r>
+      <w:r>
+        <w:t xml:space="preserve"> </w:t>
+      </w:r>
+      <w:r>
+        <w:rPr>
+          <w:i/>
+          <w:iCs/>
+        </w:rPr>
+        <w:t xml:space="preserve">una persona representante de la comunidad de estudiantes de posgrado</w:t>
+      </w:r>
+      <w:r>
+        <w:t xml:space="preserve">, reconociéndolos como críticos y principales usuarios del sistema.</w:t>
+      </w:r>
+      <w:r>
+        <w:t xml:space="preserve"> </w:t>
+      </w:r>
+      <w:r>
+        <w:t xml:space="preserve">*</w:t>
+      </w:r>
+      <w:r>
+        <w:t xml:space="preserve"> </w:t>
+      </w:r>
+      <w:r>
+        <w:rPr>
+          <w:b/>
+          <w:bCs/>
+        </w:rPr>
+        <w:t xml:space="preserve">Artículo 5 Bis (Obligación de Capacitación):</w:t>
+      </w:r>
+      <w:r>
+        <w:t xml:space="preserve"> </w:t>
+      </w:r>
+      <w:r>
+        <w:t xml:space="preserve">Exigir que todos los miembros del Comité (titulares y suplentes) acrediten un programa de capacitación en Ciencia Abierta y principios FAIR como requisito indispensable para ejercer su cargo.</w:t>
+      </w:r>
+    </w:p>
+    <w:bookmarkEnd w:id="79"/>
+    <w:bookmarkStart w:id="80" w:name="Xb5d3dd537f871be495f8cdc429f27e81367dd9f"/>
+    <w:p>
+      <w:pPr>
+        <w:pStyle w:val="Heading3"/>
+      </w:pPr>
+      <w:r>
+        <w:t xml:space="preserve">8.0.5 5. Mitigación del Plagio (Data Preprints y Versionado con DOI)</w:t>
+      </w:r>
+    </w:p>
+    <w:p>
+      <w:pPr>
+        <w:pStyle w:val="FirstParagraph"/>
+      </w:pPr>
+      <w:r>
+        <w:t xml:space="preserve">Para desactivar la resistencia de los investigadores sobre el</w:t>
+      </w:r>
+      <w:r>
+        <w:t xml:space="preserve"> </w:t>
+      </w:r>
+      <w:r>
+        <w:t xml:space="preserve">“robo de ideas”</w:t>
+      </w:r>
+      <w:r>
+        <w:t xml:space="preserve">, se institucionaliza el blindaje del dato primario.</w:t>
+      </w:r>
+      <w:r>
+        <w:t xml:space="preserve"> </w:t>
+      </w:r>
+      <w:r>
+        <w:t xml:space="preserve">*</w:t>
+      </w:r>
+      <w:r>
+        <w:t xml:space="preserve"> </w:t>
+      </w:r>
+      <w:r>
+        <w:rPr>
+          <w:b/>
+          <w:bCs/>
+        </w:rPr>
+        <w:t xml:space="preserve">Adición de la figura de</w:t>
+      </w:r>
+      <w:r>
+        <w:rPr>
+          <w:b/>
+          <w:bCs/>
+        </w:rPr>
+        <w:t xml:space="preserve"> </w:t>
+      </w:r>
+      <w:r>
+        <w:rPr>
+          <w:b/>
+          <w:bCs/>
+          <w:i/>
+          <w:iCs/>
+        </w:rPr>
+        <w:t xml:space="preserve">Data Preprint</w:t>
+      </w:r>
+      <w:r>
+        <w:rPr>
+          <w:b/>
+          <w:bCs/>
+        </w:rPr>
+        <w:t xml:space="preserve">:</w:t>
+      </w:r>
+      <w:r>
+        <w:t xml:space="preserve"> </w:t>
+      </w:r>
+      <w:r>
+        <w:t xml:space="preserve">Reconocer el depósito del set de datos como un acto de publicación formal que garantiza prelación temporal.</w:t>
+      </w:r>
+      <w:r>
+        <w:t xml:space="preserve"> </w:t>
+      </w:r>
+      <w:r>
+        <w:t xml:space="preserve">*</w:t>
+      </w:r>
+      <w:r>
+        <w:t xml:space="preserve"> </w:t>
+      </w:r>
+      <w:r>
+        <w:rPr>
+          <w:b/>
+          <w:bCs/>
+        </w:rPr>
+        <w:t xml:space="preserve">Artículo 12 Bis (Inmutabilidad y Versionado):</w:t>
+      </w:r>
+      <w:r>
+        <w:t xml:space="preserve"> </w:t>
+      </w:r>
+      <w:r>
+        <w:t xml:space="preserve">Otorgar un DOI inmutable a cada set de datos. Cualquier cambio generará una nueva versión con trazabilidad histórica.</w:t>
+      </w:r>
+      <w:r>
+        <w:t xml:space="preserve"> </w:t>
+      </w:r>
+      <w:r>
+        <w:t xml:space="preserve">*</w:t>
+      </w:r>
+      <w:r>
+        <w:t xml:space="preserve"> </w:t>
+      </w:r>
+      <w:r>
+        <w:rPr>
+          <w:b/>
+          <w:bCs/>
+        </w:rPr>
+        <w:t xml:space="preserve">Artículo 15 (Visibilidad bajo Embargo):</w:t>
+      </w:r>
+      <w:r>
+        <w:t xml:space="preserve"> </w:t>
+      </w:r>
+      <w:r>
+        <w:t xml:space="preserve">Establecer que, aunque los archivos estén embargados, los</w:t>
+      </w:r>
+      <w:r>
+        <w:t xml:space="preserve"> </w:t>
+      </w:r>
+      <w:r>
+        <w:rPr>
+          <w:b/>
+          <w:bCs/>
+        </w:rPr>
+        <w:t xml:space="preserve">metadatos</w:t>
+      </w:r>
+      <w:r>
+        <w:t xml:space="preserve"> </w:t>
+      </w:r>
+      <w:r>
+        <w:t xml:space="preserve">siempre se publicarán inmediatamente bajo licencia CC0 (Dominio Público) para garantizar citabilidad e indexación.</w:t>
+      </w:r>
+    </w:p>
+    <w:bookmarkEnd w:id="80"/>
+    <w:bookmarkStart w:id="81" w:name="Xaedd8db426fa267442988f35ebef51982a95599"/>
+    <w:p>
+      <w:pPr>
+        <w:pStyle w:val="Heading3"/>
+      </w:pPr>
+      <w:r>
+        <w:t xml:space="preserve">8.0.6 6. Refinamiento del Régimen de Excepciones (Propiedad Intelectual)</w:t>
+      </w:r>
+    </w:p>
+    <w:p>
+      <w:pPr>
+        <w:pStyle w:val="Compact"/>
+        <w:numPr>
+          <w:ilvl w:val="0"/>
+          <w:numId w:val="1034"/>
+        </w:numPr>
+      </w:pPr>
+      <w:r>
+        <w:rPr>
+          <w:b/>
+          <w:bCs/>
+        </w:rPr>
+        <w:t xml:space="preserve">Modificación al Artículo 17:</w:t>
+      </w:r>
+      <w:r>
+        <w:t xml:space="preserve"> </w:t>
+      </w:r>
+      <w:r>
+        <w:t xml:space="preserve">Se divide la antigua</w:t>
+      </w:r>
+      <w:r>
+        <w:t xml:space="preserve"> </w:t>
+      </w:r>
+      <w:r>
+        <w:t xml:space="preserve">“Fracción I”</w:t>
+      </w:r>
+      <w:r>
+        <w:t xml:space="preserve"> </w:t>
+      </w:r>
+      <w:r>
+        <w:t xml:space="preserve">en dos incisos independientes para mayor claridad jurídica:</w:t>
+      </w:r>
+    </w:p>
+    <w:p>
+      <w:pPr>
+        <w:pStyle w:val="Compact"/>
+        <w:numPr>
+          <w:ilvl w:val="1"/>
+          <w:numId w:val="1035"/>
+        </w:numPr>
+      </w:pPr>
+      <w:r>
+        <w:rPr>
+          <w:b/>
+          <w:bCs/>
+        </w:rPr>
+        <w:t xml:space="preserve">Inciso I:</w:t>
+      </w:r>
+      <w:r>
+        <w:t xml:space="preserve"> </w:t>
+      </w:r>
+      <w:r>
+        <w:t xml:space="preserve">Protege insumos de terceros con restricciones comerciales (ej. imágenes de satélite Planet), exigiendo la apertura exclusiva de los metadatos y análisis derivados.</w:t>
+      </w:r>
+    </w:p>
+    <w:p>
+      <w:pPr>
+        <w:pStyle w:val="Compact"/>
+        <w:numPr>
+          <w:ilvl w:val="1"/>
+          <w:numId w:val="1035"/>
+        </w:numPr>
+      </w:pPr>
+      <w:r>
+        <w:rPr>
+          <w:b/>
+          <w:bCs/>
+        </w:rPr>
+        <w:t xml:space="preserve">Inciso I Bis:</w:t>
+      </w:r>
+      <w:r>
+        <w:t xml:space="preserve"> </w:t>
+      </w:r>
+      <w:r>
+        <w:t xml:space="preserve">Protege los objetos de propiedad industrial o patentes</w:t>
+      </w:r>
+      <w:r>
+        <w:t xml:space="preserve"> </w:t>
+      </w:r>
+      <w:r>
+        <w:rPr>
+          <w:i/>
+          <w:iCs/>
+        </w:rPr>
+        <w:t xml:space="preserve">propias del INECOL</w:t>
+      </w:r>
+      <w:r>
+        <w:t xml:space="preserve"> </w:t>
+      </w:r>
+      <w:r>
+        <w:t xml:space="preserve">que se encuentren pendientes de registro.</w:t>
+      </w:r>
+    </w:p>
+    <w:bookmarkEnd w:id="81"/>
+    <w:bookmarkStart w:id="82" w:name="X8cb31a72314c57c795b4731609b9290fa11f3b5"/>
+    <w:p>
+      <w:pPr>
+        <w:pStyle w:val="Heading3"/>
+      </w:pPr>
+      <w:r>
+        <w:t xml:space="preserve">8.0.7 7. Implementación de Principios FAIR, Estándares de Biodiversidad y Geografía</w:t>
+      </w:r>
+    </w:p>
+    <w:p>
+      <w:pPr>
+        <w:pStyle w:val="FirstParagraph"/>
+      </w:pPr>
+      <w:r>
+        <w:t xml:space="preserve">Evitar los</w:t>
+      </w:r>
+      <w:r>
+        <w:t xml:space="preserve"> </w:t>
+      </w:r>
+      <w:r>
+        <w:t xml:space="preserve">“cementerios de archivos”</w:t>
+      </w:r>
+      <w:r>
+        <w:t xml:space="preserve"> </w:t>
+      </w:r>
+      <w:r>
+        <w:t xml:space="preserve">promoviendo datos legibles por máquina.</w:t>
+      </w:r>
+      <w:r>
+        <w:t xml:space="preserve"> </w:t>
+      </w:r>
+      <w:r>
+        <w:t xml:space="preserve">*</w:t>
+      </w:r>
+      <w:r>
+        <w:t xml:space="preserve"> </w:t>
+      </w:r>
+      <w:r>
+        <w:rPr>
+          <w:b/>
+          <w:bCs/>
+        </w:rPr>
+        <w:t xml:space="preserve">Artículo 16 Bis:</w:t>
+      </w:r>
+      <w:r>
+        <w:t xml:space="preserve"> </w:t>
+      </w:r>
+      <w:r>
+        <w:t xml:space="preserve">Hacer obligatoria la promoción de los estándares</w:t>
+      </w:r>
+      <w:r>
+        <w:t xml:space="preserve"> </w:t>
+      </w:r>
+      <w:r>
+        <w:rPr>
+          <w:b/>
+          <w:bCs/>
+        </w:rPr>
+        <w:t xml:space="preserve">Darwin Core (DwC)</w:t>
+      </w:r>
+      <w:r>
+        <w:t xml:space="preserve"> </w:t>
+      </w:r>
+      <w:r>
+        <w:t xml:space="preserve">y</w:t>
+      </w:r>
+      <w:r>
+        <w:t xml:space="preserve"> </w:t>
+      </w:r>
+      <w:r>
+        <w:rPr>
+          <w:b/>
+          <w:bCs/>
+        </w:rPr>
+        <w:t xml:space="preserve">Ecological Metadata Language (EML)</w:t>
+      </w:r>
+      <w:r>
+        <w:t xml:space="preserve">.</w:t>
+      </w:r>
+      <w:r>
+        <w:t xml:space="preserve"> </w:t>
+      </w:r>
+      <w:r>
+        <w:t xml:space="preserve">*</w:t>
+      </w:r>
+      <w:r>
+        <w:t xml:space="preserve"> </w:t>
+      </w:r>
+      <w:r>
+        <w:rPr>
+          <w:b/>
+          <w:bCs/>
+        </w:rPr>
+        <w:t xml:space="preserve">Artículo 16 Ter:</w:t>
+      </w:r>
+      <w:r>
+        <w:t xml:space="preserve"> </w:t>
+      </w:r>
+      <w:r>
+        <w:t xml:space="preserve">Para datos espaciales, exigir el cumplimiento de la norma internacional</w:t>
+      </w:r>
+      <w:r>
+        <w:t xml:space="preserve"> </w:t>
+      </w:r>
+      <w:r>
+        <w:rPr>
+          <w:b/>
+          <w:bCs/>
+        </w:rPr>
+        <w:t xml:space="preserve">ISO 19115</w:t>
+      </w:r>
+      <w:r>
+        <w:t xml:space="preserve"> </w:t>
+      </w:r>
+      <w:r>
+        <w:t xml:space="preserve">y las Normas Técnicas del</w:t>
+      </w:r>
+      <w:r>
+        <w:t xml:space="preserve"> </w:t>
+      </w:r>
+      <w:r>
+        <w:rPr>
+          <w:b/>
+          <w:bCs/>
+        </w:rPr>
+        <w:t xml:space="preserve">INEGI</w:t>
+      </w:r>
+      <w:r>
+        <w:t xml:space="preserve">, permitiendo que el INECOL alimente los instrumentos de política ambiental locales y federales (POET, PACMUN).</w:t>
+      </w:r>
+    </w:p>
+    <w:bookmarkEnd w:id="82"/>
+    <w:bookmarkStart w:id="83" w:name="Xd37e4100328fde0f0beb8f44dabfb59c1885fc3"/>
+    <w:p>
+      <w:pPr>
+        <w:pStyle w:val="Heading3"/>
+      </w:pPr>
+      <w:r>
+        <w:t xml:space="preserve">8.0.8 8. Indemnidad Legal, Sinergia Externa y Alertas Predatorias</w:t>
+      </w:r>
+    </w:p>
+    <w:p>
+      <w:pPr>
+        <w:pStyle w:val="Compact"/>
+        <w:numPr>
+          <w:ilvl w:val="0"/>
+          <w:numId w:val="1036"/>
+        </w:numPr>
+      </w:pPr>
+      <w:r>
+        <w:rPr>
+          <w:b/>
+          <w:bCs/>
+        </w:rPr>
+        <w:t xml:space="preserve">Artículo 18 (Procedimiento de Ingesta):</w:t>
+      </w:r>
+      <w:r>
+        <w:t xml:space="preserve"> </w:t>
+      </w:r>
+      <w:r>
+        <w:t xml:space="preserve">Implementar un</w:t>
+      </w:r>
+      <w:r>
+        <w:t xml:space="preserve"> </w:t>
+      </w:r>
+      <w:r>
+        <w:rPr>
+          <w:i/>
+          <w:iCs/>
+        </w:rPr>
+        <w:t xml:space="preserve">checkbox</w:t>
+      </w:r>
+      <w:r>
+        <w:t xml:space="preserve"> </w:t>
+      </w:r>
+      <w:r>
+        <w:t xml:space="preserve">legal donde el investigador jure poseer los derechos sobre el contenido,</w:t>
+      </w:r>
+      <w:r>
+        <w:t xml:space="preserve"> </w:t>
+      </w:r>
+      <w:r>
+        <w:rPr>
+          <w:b/>
+          <w:bCs/>
+        </w:rPr>
+        <w:t xml:space="preserve">deslindando al Curador y al INECOL de cualquier responsabilidad legal por violaciones de fondo</w:t>
+      </w:r>
+      <w:r>
+        <w:t xml:space="preserve">.</w:t>
+      </w:r>
+    </w:p>
+    <w:p>
+      <w:pPr>
+        <w:pStyle w:val="Compact"/>
+        <w:numPr>
+          <w:ilvl w:val="0"/>
+          <w:numId w:val="1036"/>
+        </w:numPr>
+      </w:pPr>
+      <w:r>
+        <w:rPr>
+          <w:b/>
+          <w:bCs/>
+        </w:rPr>
+        <w:t xml:space="preserve">Sinergia Institucional:</w:t>
+      </w:r>
+      <w:r>
+        <w:t xml:space="preserve"> </w:t>
+      </w:r>
+      <w:r>
+        <w:t xml:space="preserve">Permitir que los investigadores registren en el Servidor el</w:t>
+      </w:r>
+      <w:r>
+        <w:t xml:space="preserve"> </w:t>
+      </w:r>
+      <w:r>
+        <w:rPr>
+          <w:i/>
+          <w:iCs/>
+        </w:rPr>
+        <w:t xml:space="preserve">Accession Number</w:t>
+      </w:r>
+      <w:r>
+        <w:t xml:space="preserve"> </w:t>
+      </w:r>
+      <w:r>
+        <w:t xml:space="preserve">de bases como</w:t>
+      </w:r>
+      <w:r>
+        <w:t xml:space="preserve"> </w:t>
+      </w:r>
+      <w:r>
+        <w:rPr>
+          <w:b/>
+          <w:bCs/>
+        </w:rPr>
+        <w:t xml:space="preserve">GenBank</w:t>
+      </w:r>
+      <w:r>
+        <w:t xml:space="preserve"> </w:t>
+      </w:r>
+      <w:r>
+        <w:t xml:space="preserve">u otros servicios de concentración de datos, evitando la resubida física masiva de datos genómicos o de colecciones ya federadas.</w:t>
+      </w:r>
+    </w:p>
+    <w:p>
+      <w:pPr>
+        <w:pStyle w:val="Compact"/>
+        <w:numPr>
+          <w:ilvl w:val="0"/>
+          <w:numId w:val="1036"/>
+        </w:numPr>
+      </w:pPr>
+      <w:r>
+        <w:rPr>
+          <w:b/>
+          <w:bCs/>
+        </w:rPr>
+        <w:t xml:space="preserve">Capítulo 6 (Alertas Predatorias):</w:t>
+      </w:r>
+      <w:r>
+        <w:t xml:space="preserve"> </w:t>
+      </w:r>
+      <w:r>
+        <w:t xml:space="preserve">Facultar al Comité para publicar listas de advertencia sobre</w:t>
+      </w:r>
+      <w:r>
+        <w:t xml:space="preserve"> </w:t>
+      </w:r>
+      <w:r>
+        <w:t xml:space="preserve">“repositorios caja negra”</w:t>
+      </w:r>
+      <w:r>
+        <w:t xml:space="preserve"> </w:t>
+      </w:r>
+      <w:r>
+        <w:t xml:space="preserve">o</w:t>
+      </w:r>
+      <w:r>
+        <w:t xml:space="preserve"> </w:t>
+      </w:r>
+      <w:r>
+        <w:t xml:space="preserve">“revistas de datos”</w:t>
+      </w:r>
+      <w:r>
+        <w:t xml:space="preserve"> </w:t>
+      </w:r>
+      <w:r>
+        <w:t xml:space="preserve">fraudulentas que operen sin planes de preservación a largo plazo.</w:t>
+      </w:r>
+    </w:p>
+    <w:bookmarkEnd w:id="83"/>
+    <w:bookmarkEnd w:id="84"/>
+    <w:bookmarkStart w:id="124" w:name="references"/>
+    <w:p>
+      <w:pPr>
+        <w:pStyle w:val="Heading1"/>
+      </w:pPr>
+      <w:r>
+        <w:t xml:space="preserve">References</w:t>
+      </w:r>
+    </w:p>
+    <w:bookmarkStart w:id="123" w:name="refs"/>
+    <w:bookmarkStart w:id="86" w:name="ref-cern_oc11_2001"/>
+    <w:p>
+      <w:pPr>
+        <w:pStyle w:val="Bibliography"/>
+      </w:pPr>
+      <w:r>
+        <w:t xml:space="preserve">CERN. 2001.</w:t>
+      </w:r>
+      <w:r>
+        <w:t xml:space="preserve"> </w:t>
+      </w:r>
+      <w:r>
+        <w:rPr>
+          <w:i/>
+          <w:iCs/>
+        </w:rPr>
         <w:t xml:space="preserve">Operational Circular No. 11 Rev. 1: Principles governing the acquisition, ownership, protection, exploitation and transfer of intellectual property at CERN</w:t>
       </w:r>
       <w:r>
@@ -9193,7 +10678,7 @@
       <w:r>
         <w:t xml:space="preserve"> </w:t>
       </w:r>
-      <w:hyperlink r:id="rId75">
+      <w:hyperlink r:id="rId85">
         <w:r>
           <w:rPr>
             <w:rStyle w:val="Hyperlink"/>
@@ -9205,8 +10690,8 @@
         <w:t xml:space="preserve">.</w:t>
       </w:r>
     </w:p>
-    <w:bookmarkEnd w:id="76"/>
-    <w:bookmarkStart w:id="78" w:name="ref-colavizza_analysis_2024"/>
+    <w:bookmarkEnd w:id="86"/>
+    <w:bookmarkStart w:id="88" w:name="ref-colavizza_analysis_2024"/>
     <w:p>
       <w:pPr>
         <w:pStyle w:val="Bibliography"/>
@@ -9242,7 +10727,7 @@
       <w:r>
         <w:t xml:space="preserve"> </w:t>
       </w:r>
-      <w:hyperlink r:id="rId77">
+      <w:hyperlink r:id="rId87">
         <w:r>
           <w:rPr>
             <w:rStyle w:val="Hyperlink"/>
@@ -9254,8 +10739,8 @@
         <w:t xml:space="preserve">.</w:t>
       </w:r>
     </w:p>
-    <w:bookmarkEnd w:id="78"/>
-    <w:bookmarkStart w:id="80" w:name="ref-colavizza_citation_2020"/>
+    <w:bookmarkEnd w:id="88"/>
+    <w:bookmarkStart w:id="90" w:name="ref-colavizza_citation_2020"/>
     <w:p>
       <w:pPr>
         <w:pStyle w:val="Bibliography"/>
@@ -9291,7 +10776,7 @@
       <w:r>
         <w:t xml:space="preserve"> </w:t>
       </w:r>
-      <w:hyperlink r:id="rId79">
+      <w:hyperlink r:id="rId89">
         <w:r>
           <w:rPr>
             <w:rStyle w:val="Hyperlink"/>
@@ -9303,8 +10788,8 @@
         <w:t xml:space="preserve">.</w:t>
       </w:r>
     </w:p>
-    <w:bookmarkEnd w:id="80"/>
-    <w:bookmarkStart w:id="82" w:name="ref-cousijn_data_2018"/>
+    <w:bookmarkEnd w:id="90"/>
+    <w:bookmarkStart w:id="92" w:name="ref-cousijn_data_2018"/>
     <w:p>
       <w:pPr>
         <w:pStyle w:val="Bibliography"/>
@@ -9340,7 +10825,7 @@
       <w:r>
         <w:t xml:space="preserve"> </w:t>
       </w:r>
-      <w:hyperlink r:id="rId81">
+      <w:hyperlink r:id="rId91">
         <w:r>
           <w:rPr>
             <w:rStyle w:val="Hyperlink"/>
@@ -9352,8 +10837,8 @@
         <w:t xml:space="preserve">.</w:t>
       </w:r>
     </w:p>
-    <w:bookmarkEnd w:id="82"/>
-    <w:bookmarkStart w:id="84" w:name="ref-dona_fair_2022"/>
+    <w:bookmarkEnd w:id="92"/>
+    <w:bookmarkStart w:id="94" w:name="ref-dona_fair_2022"/>
     <w:p>
       <w:pPr>
         <w:pStyle w:val="Bibliography"/>
@@ -9392,7 +10877,7 @@
       <w:r>
         <w:t xml:space="preserve"> </w:t>
       </w:r>
-      <w:hyperlink r:id="rId83">
+      <w:hyperlink r:id="rId93">
         <w:r>
           <w:rPr>
             <w:rStyle w:val="Hyperlink"/>
@@ -9404,8 +10889,8 @@
         <w:t xml:space="preserve">.</w:t>
       </w:r>
     </w:p>
-    <w:bookmarkEnd w:id="84"/>
-    <w:bookmarkStart w:id="86" w:name="ref-gomes_why_2022"/>
+    <w:bookmarkEnd w:id="94"/>
+    <w:bookmarkStart w:id="96" w:name="ref-gomes_why_2022"/>
     <w:p>
       <w:pPr>
         <w:pStyle w:val="Bibliography"/>
@@ -9441,7 +10926,7 @@
       <w:r>
         <w:t xml:space="preserve"> </w:t>
       </w:r>
-      <w:hyperlink r:id="rId85">
+      <w:hyperlink r:id="rId95">
         <w:r>
           <w:rPr>
             <w:rStyle w:val="Hyperlink"/>
@@ -9453,14 +10938,23 @@
         <w:t xml:space="preserve">.</w:t>
       </w:r>
     </w:p>
-    <w:bookmarkEnd w:id="86"/>
-    <w:bookmarkStart w:id="88" w:name="ref-inegi_norma_2024"/>
+    <w:bookmarkEnd w:id="96"/>
+    <w:bookmarkStart w:id="98" w:name="ref-hardin1968"/>
     <w:p>
       <w:pPr>
         <w:pStyle w:val="Bibliography"/>
       </w:pPr>
       <w:r>
-        <w:t xml:space="preserve">INEGI. 2024.</w:t>
+        <w:t xml:space="preserve">Hardin, Garrett. 1968.</w:t>
+      </w:r>
+      <w:r>
+        <w:t xml:space="preserve"> </w:t>
+      </w:r>
+      <w:r>
+        <w:t xml:space="preserve">«The Tragedy of the Commons»</w:t>
+      </w:r>
+      <w:r>
+        <w:t xml:space="preserve">.</w:t>
       </w:r>
       <w:r>
         <w:t xml:space="preserve"> </w:t>
@@ -9470,90 +10964,130 @@
           <w:i/>
           <w:iCs/>
         </w:rPr>
-        <w:t xml:space="preserve">Norma T</w:t>
+        <w:t xml:space="preserve">Science</w:t>
+      </w:r>
+      <w:r>
+        <w:t xml:space="preserve"> </w:t>
+      </w:r>
+      <w:r>
+        <w:t xml:space="preserve">162 (3859): 1243-48.</w:t>
+      </w:r>
+      <w:r>
+        <w:t xml:space="preserve"> </w:t>
+      </w:r>
+      <w:hyperlink r:id="rId97">
+        <w:r>
+          <w:rPr>
+            <w:rStyle w:val="Hyperlink"/>
+          </w:rPr>
+          <w:t xml:space="preserve">https://doi.org/10.1126/science.162.3859.1243</w:t>
+        </w:r>
+      </w:hyperlink>
+      <w:r>
+        <w:t xml:space="preserve">.</w:t>
+      </w:r>
+    </w:p>
+    <w:bookmarkEnd w:id="98"/>
+    <w:bookmarkStart w:id="100" w:name="ref-inegi_norma_2024"/>
+    <w:p>
+      <w:pPr>
+        <w:pStyle w:val="Bibliography"/>
+      </w:pPr>
+      <w:r>
+        <w:t xml:space="preserve">INEGI. 2024.</w:t>
+      </w:r>
+      <w:r>
+        <w:t xml:space="preserve"> </w:t>
       </w:r>
       <w:r>
         <w:rPr>
           <w:i/>
           <w:iCs/>
         </w:rPr>
-        <w:t xml:space="preserve">é</w:t>
+        <w:t xml:space="preserve">Norma T</w:t>
       </w:r>
       <w:r>
         <w:rPr>
           <w:i/>
           <w:iCs/>
         </w:rPr>
-        <w:t xml:space="preserve">cnica para la Generaci</w:t>
+        <w:t xml:space="preserve">é</w:t>
       </w:r>
       <w:r>
         <w:rPr>
           <w:i/>
           <w:iCs/>
         </w:rPr>
-        <w:t xml:space="preserve">ó</w:t>
+        <w:t xml:space="preserve">cnica para la Generaci</w:t>
       </w:r>
       <w:r>
         <w:rPr>
           <w:i/>
           <w:iCs/>
         </w:rPr>
-        <w:t xml:space="preserve">n de Metadatos Geogr</w:t>
+        <w:t xml:space="preserve">ó</w:t>
       </w:r>
       <w:r>
         <w:rPr>
           <w:i/>
           <w:iCs/>
         </w:rPr>
-        <w:t xml:space="preserve">á</w:t>
+        <w:t xml:space="preserve">n de Metadatos Geogr</w:t>
       </w:r>
       <w:r>
         <w:rPr>
           <w:i/>
           <w:iCs/>
         </w:rPr>
-        <w:t xml:space="preserve">ficos / Normatividad del Sistema Nacional de Informaci</w:t>
+        <w:t xml:space="preserve">á</w:t>
       </w:r>
       <w:r>
         <w:rPr>
           <w:i/>
           <w:iCs/>
         </w:rPr>
-        <w:t xml:space="preserve">ó</w:t>
+        <w:t xml:space="preserve">ficos / Normatividad del Sistema Nacional de Informaci</w:t>
       </w:r>
       <w:r>
         <w:rPr>
           <w:i/>
           <w:iCs/>
         </w:rPr>
-        <w:t xml:space="preserve">n Estad</w:t>
+        <w:t xml:space="preserve">ó</w:t>
       </w:r>
       <w:r>
         <w:rPr>
           <w:i/>
           <w:iCs/>
         </w:rPr>
-        <w:t xml:space="preserve">í</w:t>
+        <w:t xml:space="preserve">n Estad</w:t>
       </w:r>
       <w:r>
         <w:rPr>
           <w:i/>
           <w:iCs/>
         </w:rPr>
-        <w:t xml:space="preserve">stica y Geogr</w:t>
+        <w:t xml:space="preserve">í</w:t>
       </w:r>
       <w:r>
         <w:rPr>
           <w:i/>
           <w:iCs/>
         </w:rPr>
-        <w:t xml:space="preserve">á</w:t>
+        <w:t xml:space="preserve">stica y Geogr</w:t>
       </w:r>
       <w:r>
         <w:rPr>
           <w:i/>
           <w:iCs/>
         </w:rPr>
+        <w:t xml:space="preserve">á</w:t>
+      </w:r>
+      <w:r>
+        <w:rPr>
+          <w:i/>
+          <w:iCs/>
+        </w:rPr>
         <w:t xml:space="preserve">fica</w:t>
       </w:r>
       <w:r>
@@ -9574,7 +11108,7 @@
       <w:r>
         <w:t xml:space="preserve"> </w:t>
       </w:r>
-      <w:hyperlink r:id="rId87">
+      <w:hyperlink r:id="rId99">
         <w:r>
           <w:rPr>
             <w:rStyle w:val="Hyperlink"/>
@@ -9586,8 +11120,8 @@
         <w:t xml:space="preserve">.</w:t>
       </w:r>
     </w:p>
-    <w:bookmarkEnd w:id="88"/>
-    <w:bookmarkStart w:id="90" w:name="ref-islam_bridging_2024"/>
+    <w:bookmarkEnd w:id="100"/>
+    <w:bookmarkStart w:id="102" w:name="ref-islam_bridging_2024"/>
     <w:p>
       <w:pPr>
         <w:pStyle w:val="Bibliography"/>
@@ -9623,7 +11157,7 @@
       <w:r>
         <w:t xml:space="preserve"> </w:t>
       </w:r>
-      <w:hyperlink r:id="rId89">
+      <w:hyperlink r:id="rId101">
         <w:r>
           <w:rPr>
             <w:rStyle w:val="Hyperlink"/>
@@ -9635,8 +11169,8 @@
         <w:t xml:space="preserve">.</w:t>
       </w:r>
     </w:p>
-    <w:bookmarkEnd w:id="90"/>
-    <w:bookmarkStart w:id="92" w:name="ref-jantzen_putting_2026"/>
+    <w:bookmarkEnd w:id="102"/>
+    <w:bookmarkStart w:id="104" w:name="ref-jantzen_putting_2026"/>
     <w:p>
       <w:pPr>
         <w:pStyle w:val="Bibliography"/>
@@ -9672,7 +11206,7 @@
       <w:r>
         <w:t xml:space="preserve"> </w:t>
       </w:r>
-      <w:hyperlink r:id="rId91">
+      <w:hyperlink r:id="rId103">
         <w:r>
           <w:rPr>
             <w:rStyle w:val="Hyperlink"/>
@@ -9684,8 +11218,8 @@
         <w:t xml:space="preserve">.</w:t>
       </w:r>
     </w:p>
-    <w:bookmarkEnd w:id="92"/>
-    <w:bookmarkStart w:id="94" w:name="ref-kuehna_open_2024"/>
+    <w:bookmarkEnd w:id="104"/>
+    <w:bookmarkStart w:id="106" w:name="ref-kuehna_open_2024"/>
     <w:p>
       <w:pPr>
         <w:pStyle w:val="Bibliography"/>
@@ -9724,7 +11258,7 @@
       <w:r>
         <w:t xml:space="preserve"> </w:t>
       </w:r>
-      <w:hyperlink r:id="rId93">
+      <w:hyperlink r:id="rId105">
         <w:r>
           <w:rPr>
             <w:rStyle w:val="Hyperlink"/>
@@ -9736,8 +11270,8 @@
         <w:t xml:space="preserve">.</w:t>
       </w:r>
     </w:p>
-    <w:bookmarkEnd w:id="94"/>
-    <w:bookmarkStart w:id="96" w:name="ref-morales_open_2025"/>
+    <w:bookmarkEnd w:id="106"/>
+    <w:bookmarkStart w:id="108" w:name="ref-morales_open_2025"/>
     <w:p>
       <w:pPr>
         <w:pStyle w:val="Bibliography"/>
@@ -9773,7 +11307,7 @@
       <w:r>
         <w:t xml:space="preserve"> </w:t>
       </w:r>
-      <w:hyperlink r:id="rId95">
+      <w:hyperlink r:id="rId107">
         <w:r>
           <w:rPr>
             <w:rStyle w:val="Hyperlink"/>
@@ -9785,8 +11319,8 @@
         <w:t xml:space="preserve">.</w:t>
       </w:r>
     </w:p>
-    <w:bookmarkEnd w:id="96"/>
-    <w:bookmarkStart w:id="98" w:name="ref-penev_from_2017"/>
+    <w:bookmarkEnd w:id="108"/>
+    <w:bookmarkStart w:id="110" w:name="ref-penev_from_2017"/>
     <w:p>
       <w:pPr>
         <w:pStyle w:val="Bibliography"/>
@@ -9822,7 +11356,7 @@
       <w:r>
         <w:t xml:space="preserve"> </w:t>
       </w:r>
-      <w:hyperlink r:id="rId97">
+      <w:hyperlink r:id="rId109">
         <w:r>
           <w:rPr>
             <w:rStyle w:val="Hyperlink"/>
@@ -9834,8 +11368,8 @@
         <w:t xml:space="preserve">.</w:t>
       </w:r>
     </w:p>
-    <w:bookmarkEnd w:id="98"/>
-    <w:bookmarkStart w:id="100" w:name="ref-penev_uniting_2024"/>
+    <w:bookmarkEnd w:id="110"/>
+    <w:bookmarkStart w:id="112" w:name="ref-penev_uniting_2024"/>
     <w:p>
       <w:pPr>
         <w:pStyle w:val="Bibliography"/>
@@ -9871,7 +11405,7 @@
       <w:r>
         <w:t xml:space="preserve"> </w:t>
       </w:r>
-      <w:hyperlink r:id="rId99">
+      <w:hyperlink r:id="rId111">
         <w:r>
           <w:rPr>
             <w:rStyle w:val="Hyperlink"/>
@@ -9883,8 +11417,8 @@
         <w:t xml:space="preserve">.</w:t>
       </w:r>
     </w:p>
-    <w:bookmarkEnd w:id="100"/>
-    <w:bookmarkStart w:id="102" w:name="ref-sanchez_biodiversity_2022"/>
+    <w:bookmarkEnd w:id="112"/>
+    <w:bookmarkStart w:id="114" w:name="ref-sanchez_biodiversity_2022"/>
     <w:p>
       <w:pPr>
         <w:pStyle w:val="Bibliography"/>
@@ -9920,7 +11454,7 @@
       <w:r>
         <w:t xml:space="preserve"> </w:t>
       </w:r>
-      <w:hyperlink r:id="rId101">
+      <w:hyperlink r:id="rId113">
         <w:r>
           <w:rPr>
             <w:rStyle w:val="Hyperlink"/>
@@ -9932,8 +11466,8 @@
         <w:t xml:space="preserve">.</w:t>
       </w:r>
     </w:p>
-    <w:bookmarkEnd w:id="102"/>
-    <w:bookmarkStart w:id="104" w:name="ref-thelwall_data_2020"/>
+    <w:bookmarkEnd w:id="114"/>
+    <w:bookmarkStart w:id="116" w:name="ref-thelwall_data_2020"/>
     <w:p>
       <w:pPr>
         <w:pStyle w:val="Bibliography"/>
@@ -9966,7 +11500,7 @@
       <w:r>
         <w:t xml:space="preserve"> </w:t>
       </w:r>
-      <w:hyperlink r:id="rId103">
+      <w:hyperlink r:id="rId115">
         <w:r>
           <w:rPr>
             <w:rStyle w:val="Hyperlink"/>
@@ -9978,8 +11512,8 @@
         <w:t xml:space="preserve">.</w:t>
       </w:r>
     </w:p>
-    <w:bookmarkEnd w:id="104"/>
-    <w:bookmarkStart w:id="106" w:name="ref-wilkinson_fair_2016"/>
+    <w:bookmarkEnd w:id="116"/>
+    <w:bookmarkStart w:id="118" w:name="ref-wilkinson_fair_2016"/>
     <w:p>
       <w:pPr>
         <w:pStyle w:val="Bibliography"/>
@@ -10018,7 +11552,7 @@
       <w:r>
         <w:t xml:space="preserve"> </w:t>
       </w:r>
-      <w:hyperlink r:id="rId105">
+      <w:hyperlink r:id="rId117">
         <w:r>
           <w:rPr>
             <w:rStyle w:val="Hyperlink"/>
@@ -10030,8 +11564,8 @@
         <w:t xml:space="preserve">.</w:t>
       </w:r>
     </w:p>
-    <w:bookmarkEnd w:id="106"/>
-    <w:bookmarkStart w:id="108" w:name="ref-wright_open_2023"/>
+    <w:bookmarkEnd w:id="118"/>
+    <w:bookmarkStart w:id="120" w:name="ref-wright_open_2023"/>
     <w:p>
       <w:pPr>
         <w:pStyle w:val="Bibliography"/>
@@ -10067,7 +11601,7 @@
       <w:r>
         <w:t xml:space="preserve"> </w:t>
       </w:r>
-      <w:hyperlink r:id="rId107">
+      <w:hyperlink r:id="rId119">
         <w:r>
           <w:rPr>
             <w:rStyle w:val="Hyperlink"/>
@@ -10079,8 +11613,8 @@
         <w:t xml:space="preserve">.</w:t>
       </w:r>
     </w:p>
-    <w:bookmarkEnd w:id="108"/>
-    <w:bookmarkStart w:id="110" w:name="ref-zenodo_policies_2024"/>
+    <w:bookmarkEnd w:id="120"/>
+    <w:bookmarkStart w:id="122" w:name="ref-zenodo_policies_2024"/>
     <w:p>
       <w:pPr>
         <w:pStyle w:val="Bibliography"/>
@@ -10104,7 +11638,7 @@
       <w:r>
         <w:t xml:space="preserve"> </w:t>
       </w:r>
-      <w:hyperlink r:id="rId109">
+      <w:hyperlink r:id="rId121">
         <w:r>
           <w:rPr>
             <w:rStyle w:val="Hyperlink"/>
@@ -10116,9 +11650,9 @@
         <w:t xml:space="preserve">; CERN / OpenAIRE.</w:t>
       </w:r>
     </w:p>
-    <w:bookmarkEnd w:id="110"/>
-    <w:bookmarkEnd w:id="111"/>
-    <w:bookmarkEnd w:id="112"/>
+    <w:bookmarkEnd w:id="122"/>
+    <w:bookmarkEnd w:id="123"/>
+    <w:bookmarkEnd w:id="124"/>
     <w:sectPr>
       <w:footnotePr>
         <w:numRestart w:val="eachSect"/>
@@ -10511,6 +12045,15 @@
     <w:abstractNumId w:val="991"/>
   </w:num>
   <w:num w:numId="1022">
+    <w:abstractNumId w:val="991"/>
+  </w:num>
+  <w:num w:numId="1023">
+    <w:abstractNumId w:val="991"/>
+  </w:num>
+  <w:num w:numId="1024">
+    <w:abstractNumId w:val="991"/>
+  </w:num>
+  <w:num w:numId="1025">
     <w:abstractNumId w:val="99411"/>
     <w:lvlOverride w:ilvl="0">
       <w:startOverride w:val="1"/>
@@ -10540,7 +12083,7 @@
       <w:startOverride w:val="1"/>
     </w:lvlOverride>
   </w:num>
-  <w:num w:numId="1023">
+  <w:num w:numId="1026">
     <w:abstractNumId w:val="99411"/>
     <w:lvlOverride w:ilvl="0">
       <w:startOverride w:val="1"/>
@@ -10570,7 +12113,7 @@
       <w:startOverride w:val="1"/>
     </w:lvlOverride>
   </w:num>
-  <w:num w:numId="1024">
+  <w:num w:numId="1027">
     <w:abstractNumId w:val="99411"/>
     <w:lvlOverride w:ilvl="0">
       <w:startOverride w:val="1"/>
@@ -10600,15 +12143,6 @@
       <w:startOverride w:val="1"/>
     </w:lvlOverride>
   </w:num>
-  <w:num w:numId="1025">
-    <w:abstractNumId w:val="991"/>
-  </w:num>
-  <w:num w:numId="1026">
-    <w:abstractNumId w:val="991"/>
-  </w:num>
-  <w:num w:numId="1027">
-    <w:abstractNumId w:val="991"/>
-  </w:num>
   <w:num w:numId="1028">
     <w:abstractNumId w:val="991"/>
   </w:num>
@@ -10616,6 +12150,24 @@
     <w:abstractNumId w:val="991"/>
   </w:num>
   <w:num w:numId="1030">
+    <w:abstractNumId w:val="991"/>
+  </w:num>
+  <w:num w:numId="1031">
+    <w:abstractNumId w:val="991"/>
+  </w:num>
+  <w:num w:numId="1032">
+    <w:abstractNumId w:val="991"/>
+  </w:num>
+  <w:num w:numId="1033">
+    <w:abstractNumId w:val="991"/>
+  </w:num>
+  <w:num w:numId="1034">
+    <w:abstractNumId w:val="991"/>
+  </w:num>
+  <w:num w:numId="1035">
+    <w:abstractNumId w:val="991"/>
+  </w:num>
+  <w:num w:numId="1036">
     <w:abstractNumId w:val="991"/>
   </w:num>
 </w:numbering>

--- a/_book/Ciencia-Abierta-y-Acceso-Abierto-a-Datos-del-Inecol.docx
+++ b/_book/Ciencia-Abierta-y-Acceso-Abierto-a-Datos-del-Inecol.docx
@@ -5342,13 +5342,13 @@
     </w:p>
     <w:bookmarkEnd w:id="34"/>
     <w:bookmarkEnd w:id="35"/>
-    <w:bookmarkStart w:id="38" w:name="cambio-de-conahcyt-a-secihti"/>
+    <w:bookmarkStart w:id="36" w:name="X77a0b78abc41d9ba341e7bcec0ef05fea936bfc"/>
     <w:p>
       <w:pPr>
         <w:pStyle w:val="Heading1"/>
       </w:pPr>
       <w:r>
-        <w:t xml:space="preserve">2. Cambio de Conahcyt a Secihti</w:t>
+        <w:t xml:space="preserve">2. Gobernanza de datos y adaptación al cambio climático</w:t>
       </w:r>
     </w:p>
     <w:p>
@@ -5356,48 +5356,84 @@
         <w:pStyle w:val="FirstParagraph"/>
       </w:pPr>
       <w:r>
-        <w:t xml:space="preserve">Se aprecia en la nueva versión de los Lineamientos v7 algunos puntos que requieren ajuste dada la transición del estatuto del sector científico operado a través de un consejo a la nueva estructura que lo gegstiona desde una secretaría. Hay que asegurarnos de realizar una</w:t>
-      </w:r>
-      <w:r>
-        <w:t xml:space="preserve"> </w:t>
-      </w:r>
-      <w:r>
-        <w:rPr>
-          <w:b/>
-          <w:bCs/>
-        </w:rPr>
-        <w:t xml:space="preserve">limpieza y actualización legal meticulos</w:t>
-      </w:r>
-      <w:r>
-        <w:t xml:space="preserve"> </w:t>
-      </w:r>
-      <w:r>
-        <w:t xml:space="preserve">en el borrador de lineamientos para evitar inconsistencias jurídicas, ya que el INECOL ahora se coordina sectorialmente bajo las directrices directas de esta nueva dependencia federal (la cual cuenta con una Subsecretaría de Centros Públicos).</w:t>
-      </w:r>
-    </w:p>
-    <w:p>
-      <w:pPr>
-        <w:pStyle w:val="BodyText"/>
-      </w:pPr>
-      <w:r>
-        <w:t xml:space="preserve">A continuación, se hacen algunos señalamientos específicos de ajuste normativo, la actualización del glosario y se ofrecen argumentos que resultan más apropiados para justificar el Repositorio ante el nuevo ecosistema de la SECIHTI.</w:t>
-      </w:r>
-    </w:p>
-    <w:bookmarkStart w:id="36" w:name="X39e3a0563555eae314686bd853b8310055594ac"/>
-    <w:p>
-      <w:pPr>
-        <w:pStyle w:val="Heading3"/>
-      </w:pPr>
-      <w:r>
-        <w:t xml:space="preserve">2.0.1 1. Actualización y Homologación Legal en las Definiciones</w:t>
-      </w:r>
-    </w:p>
-    <w:p>
-      <w:pPr>
-        <w:pStyle w:val="FirstParagraph"/>
-      </w:pPr>
-      <w:r>
-        <w:t xml:space="preserve">Hay que eliminar, especialmente en el Capítulo 2, toda mención analógica al Conahcyt y sustituirla por la nueva autoridad administrativa federal. El cambio en las fracciones del Artículo 2 debe quedar de la siguiente manera:</w:t>
+        <w:t xml:space="preserve">Dado que actualmente existe un interés urgente en la identificación y concepción de acciones de adaptación ante el cambio climático, nos preguntamos ¿Cuáles serán los vínculos entre la ciencia abierta, la teoría de los bienes comunes y la adaptación al cambio climático? La idea se relaciona también con el hecho de que la ciencia abierta suele justificarse principalmente por valores como la transparencia, la reproducibilidad y la reutilización de los datos. Dada la relevancia de la cuestión, vale la pena indagar cómo es que la accesibilidad a ciertos tipos de información —particularmente los datos ambientales de largo plazo—, se extienden criticamente a la</w:t>
+      </w:r>
+      <w:r>
+        <w:t xml:space="preserve"> </w:t>
+      </w:r>
+      <w:r>
+        <w:rPr>
+          <w:b/>
+          <w:bCs/>
+        </w:rPr>
+        <w:t xml:space="preserve">gobernanza de la infraestructura que hace posible producir esos datos</w:t>
+      </w:r>
+      <w:r>
+        <w:t xml:space="preserve">.</w:t>
+      </w:r>
+    </w:p>
+    <w:p>
+      <w:pPr>
+        <w:pStyle w:val="BodyText"/>
+      </w:pPr>
+      <w:r>
+        <w:t xml:space="preserve">La situación guarda cierta analogía con los</w:t>
+      </w:r>
+      <w:r>
+        <w:t xml:space="preserve"> </w:t>
+      </w:r>
+      <w:r>
+        <w:rPr>
+          <w:b/>
+          <w:bCs/>
+        </w:rPr>
+        <w:t xml:space="preserve">bienes comunes</w:t>
+      </w:r>
+      <w:r>
+        <w:t xml:space="preserve"> </w:t>
+      </w:r>
+      <w:r>
+        <w:t xml:space="preserve">que han dado pie a una prolífica discusión en ecología a partir de la publicación de</w:t>
+      </w:r>
+      <w:r>
+        <w:t xml:space="preserve"> </w:t>
+      </w:r>
+      <w:r>
+        <w:rPr>
+          <w:i/>
+          <w:iCs/>
+        </w:rPr>
+        <w:t xml:space="preserve">la trajedia de los comunes</w:t>
+      </w:r>
+      <w:r>
+        <w:t xml:space="preserve"> </w:t>
+      </w:r>
+      <w:r>
+        <w:t xml:space="preserve">(Hardin 1968)</w:t>
+      </w:r>
+      <w:r>
+        <w:t xml:space="preserve">. La analogía que proponemos es que los datos ambientales pueden entenderse, en ciertos casos, a la noción de un</w:t>
+      </w:r>
+      <w:r>
+        <w:t xml:space="preserve"> </w:t>
+      </w:r>
+      <w:r>
+        <w:rPr>
+          <w:b/>
+          <w:bCs/>
+        </w:rPr>
+        <w:t xml:space="preserve">bien común</w:t>
+      </w:r>
+      <w:r>
+        <w:t xml:space="preserve">, de manera similar a los ecosistemas. No porque tengan las mismas características económicas, sino porque ambos requieren instituciones y una moralidad que equilibren acceso, actitudes, incentivos, financiamiento y sostenibilidad.</w:t>
+      </w:r>
+    </w:p>
+    <w:p>
+      <w:pPr>
+        <w:pStyle w:val="BodyText"/>
+      </w:pPr>
+      <w:r>
+        <w:t xml:space="preserve">Esto lleva a contrastar tres grandes modelos de gobernanza:</w:t>
       </w:r>
     </w:p>
     <w:p>
@@ -5413,25 +5449,147 @@
           <w:b/>
           <w:bCs/>
         </w:rPr>
-        <w:t xml:space="preserve">Sustituir la definición correspondiente (v.g. Fracción III o IV):</w:t>
-      </w:r>
-    </w:p>
-    <w:p>
-      <w:pPr>
-        <w:pStyle w:val="BlockText"/>
-      </w:pPr>
-      <w:r>
-        <w:rPr>
-          <w:b/>
-          <w:bCs/>
-        </w:rPr>
-        <w:t xml:space="preserve">[Fracción]. SECIHTI.</w:t>
-      </w:r>
-      <w:r>
-        <w:t xml:space="preserve"> </w:t>
-      </w:r>
-      <w:r>
-        <w:t xml:space="preserve">La Secretaría de Ciencia, Humanidades, Tecnología e Innovación, como dependencia del Ejecutivo Federal encargada de diseñar, coordinar y ejecutar la política pública nacional en la materia, y cabeza de sector de los Centros Públicos de Investigación.</w:t>
+        <w:t xml:space="preserve">Estado:</w:t>
+      </w:r>
+      <w:r>
+        <w:t xml:space="preserve"> </w:t>
+      </w:r>
+      <w:r>
+        <w:t xml:space="preserve">financiamiento y coordinación pública, pero vulnerable a cambios políticos y presupuestarios.</w:t>
+      </w:r>
+    </w:p>
+    <w:p>
+      <w:pPr>
+        <w:pStyle w:val="Compact"/>
+        <w:numPr>
+          <w:ilvl w:val="0"/>
+          <w:numId w:val="1003"/>
+        </w:numPr>
+      </w:pPr>
+      <w:r>
+        <w:rPr>
+          <w:b/>
+          <w:bCs/>
+        </w:rPr>
+        <w:t xml:space="preserve">Mercado:</w:t>
+      </w:r>
+      <w:r>
+        <w:t xml:space="preserve"> </w:t>
+      </w:r>
+      <w:r>
+        <w:t xml:space="preserve">editoriales, revistas de datos y plataformas privadas que ofrecen mecanismos de reconocimiento, aunque con costos elevados y riesgos de concentración del valor.</w:t>
+      </w:r>
+    </w:p>
+    <w:p>
+      <w:pPr>
+        <w:pStyle w:val="Compact"/>
+        <w:numPr>
+          <w:ilvl w:val="0"/>
+          <w:numId w:val="1003"/>
+        </w:numPr>
+      </w:pPr>
+      <w:r>
+        <w:rPr>
+          <w:b/>
+          <w:bCs/>
+        </w:rPr>
+        <w:t xml:space="preserve">Gobernanza policéntrica (Ostrom):</w:t>
+      </w:r>
+      <w:r>
+        <w:t xml:space="preserve"> </w:t>
+      </w:r>
+      <w:r>
+        <w:t xml:space="preserve">instituciones donde múltiples actores (gobierno, academia, comunidades y organismos internacionales) comparten responsabilidades y reglas.</w:t>
+      </w:r>
+    </w:p>
+    <w:p>
+      <w:pPr>
+        <w:pStyle w:val="FirstParagraph"/>
+      </w:pPr>
+      <w:r>
+        <w:t xml:space="preserve">Uno de los problemas que emerge de esta reflexión es que la ciencia abierta ha avanzado mucho en la</w:t>
+      </w:r>
+      <w:r>
+        <w:t xml:space="preserve"> </w:t>
+      </w:r>
+      <w:r>
+        <w:rPr>
+          <w:b/>
+          <w:bCs/>
+        </w:rPr>
+        <w:t xml:space="preserve">estandarización técnica</w:t>
+      </w:r>
+      <w:r>
+        <w:t xml:space="preserve"> </w:t>
+      </w:r>
+      <w:r>
+        <w:t xml:space="preserve">(por ejemplo, principios</w:t>
+      </w:r>
+      <w:r>
+        <w:t xml:space="preserve"> </w:t>
+      </w:r>
+      <w:r>
+        <w:rPr>
+          <w:b/>
+          <w:bCs/>
+        </w:rPr>
+        <w:t xml:space="preserve">FAIR</w:t>
+      </w:r>
+      <w:r>
+        <w:t xml:space="preserve">), y también han surgido marcos éticos como</w:t>
+      </w:r>
+      <w:r>
+        <w:t xml:space="preserve"> </w:t>
+      </w:r>
+      <w:r>
+        <w:rPr>
+          <w:b/>
+          <w:bCs/>
+        </w:rPr>
+        <w:t xml:space="preserve">CARE</w:t>
+      </w:r>
+      <w:r>
+        <w:t xml:space="preserve"> </w:t>
+      </w:r>
+      <w:r>
+        <w:t xml:space="preserve">o el</w:t>
+      </w:r>
+      <w:r>
+        <w:t xml:space="preserve"> </w:t>
+      </w:r>
+      <w:r>
+        <w:rPr>
+          <w:i/>
+          <w:iCs/>
+        </w:rPr>
+        <w:t xml:space="preserve">Protocolo de Nagoya</w:t>
+      </w:r>
+      <w:r>
+        <w:t xml:space="preserve"> </w:t>
+      </w:r>
+      <w:r>
+        <w:t xml:space="preserve">para casos específicos. Sin embargo, sigue existiendo un vacío respecto a cómo garantizar la continuidad de los sistemas de monitoreo que producen los datos necesarios para enfrentar problemas globales como el cambio climático.</w:t>
+      </w:r>
+    </w:p>
+    <w:p>
+      <w:pPr>
+        <w:pStyle w:val="BodyText"/>
+      </w:pPr>
+      <w:r>
+        <w:t xml:space="preserve">Esto pone al descubierto que existe</w:t>
+      </w:r>
+      <w:r>
+        <w:t xml:space="preserve"> </w:t>
+      </w:r>
+      <w:r>
+        <w:rPr>
+          <w:b/>
+          <w:bCs/>
+        </w:rPr>
+        <w:t xml:space="preserve">infraestructura crítica para la producción de datos ambientales</w:t>
+      </w:r>
+      <w:r>
+        <w:t xml:space="preserve">. Tal infraestructura sería la que procura aquellos datos cuya pérdida tendría consecuencias limitantes para la gestión de acciones de adaptación y la toma oportuna de decisiones, por ejemplo:</w:t>
       </w:r>
     </w:p>
     <w:p>
@@ -5443,61 +5601,55 @@
         </w:numPr>
       </w:pPr>
       <w:r>
-        <w:rPr>
-          <w:b/>
-          <w:bCs/>
-        </w:rPr>
-        <w:t xml:space="preserve">Actualizar la definición de Repositorio Nacional:</w:t>
-      </w:r>
-    </w:p>
-    <w:p>
-      <w:pPr>
-        <w:pStyle w:val="BlockText"/>
-      </w:pPr>
-      <w:r>
-        <w:rPr>
-          <w:b/>
-          <w:bCs/>
-        </w:rPr>
-        <w:t xml:space="preserve">[Fracción]. Repositorio Nacional.</w:t>
-      </w:r>
-      <w:r>
-        <w:t xml:space="preserve"> </w:t>
-      </w:r>
-      <w:r>
-        <w:t xml:space="preserve">La plataforma digital centralizada, coordinada y administrada por la</w:t>
-      </w:r>
-      <w:r>
-        <w:t xml:space="preserve"> </w:t>
-      </w:r>
-      <w:r>
-        <w:rPr>
-          <w:b/>
-          <w:bCs/>
-        </w:rPr>
-        <w:t xml:space="preserve">SECIHTI</w:t>
-      </w:r>
-      <w:r>
-        <w:t xml:space="preserve">, que acopia, preserva y garantiza el acceso abierto a la producción científica, tecnológica, humanística y de innovación del país, con la cual interoperará federadamente el Servidor de Datos Abiertos del INECOL.</w:t>
-      </w:r>
-    </w:p>
-    <w:bookmarkEnd w:id="36"/>
-    <w:bookmarkStart w:id="37" w:name="Xba4d79491cbbb18e319061a96d7b4b175a84ee8"/>
-    <w:p>
-      <w:pPr>
-        <w:pStyle w:val="Heading3"/>
-      </w:pPr>
-      <w:r>
-        <w:t xml:space="preserve">2.0.2 3. Ajustes puntuales en el Articulado de los</w:t>
-      </w:r>
-      <w:r>
-        <w:t xml:space="preserve"> </w:t>
-      </w:r>
-      <w:r>
-        <w:rPr>
-          <w:rStyle w:val="VerbatimChar"/>
-        </w:rPr>
-        <w:t xml:space="preserve">Lineamientos_INECOL_v7</w:t>
+        <w:t xml:space="preserve">series de tiempo climáticas;</w:t>
+      </w:r>
+    </w:p>
+    <w:p>
+      <w:pPr>
+        <w:pStyle w:val="Compact"/>
+        <w:numPr>
+          <w:ilvl w:val="0"/>
+          <w:numId w:val="1004"/>
+        </w:numPr>
+      </w:pPr>
+      <w:r>
+        <w:t xml:space="preserve">monitoreo hidrológico;</w:t>
+      </w:r>
+    </w:p>
+    <w:p>
+      <w:pPr>
+        <w:pStyle w:val="Compact"/>
+        <w:numPr>
+          <w:ilvl w:val="0"/>
+          <w:numId w:val="1004"/>
+        </w:numPr>
+      </w:pPr>
+      <w:r>
+        <w:t xml:space="preserve">parcelas permanentes;</w:t>
+      </w:r>
+    </w:p>
+    <w:p>
+      <w:pPr>
+        <w:pStyle w:val="Compact"/>
+        <w:numPr>
+          <w:ilvl w:val="0"/>
+          <w:numId w:val="1004"/>
+        </w:numPr>
+      </w:pPr>
+      <w:r>
+        <w:t xml:space="preserve">monitoreo de arrecifes, manglares o bosques;</w:t>
+      </w:r>
+    </w:p>
+    <w:p>
+      <w:pPr>
+        <w:pStyle w:val="Compact"/>
+        <w:numPr>
+          <w:ilvl w:val="0"/>
+          <w:numId w:val="1004"/>
+        </w:numPr>
+      </w:pPr>
+      <w:r>
+        <w:t xml:space="preserve">seguimiento de biodiversidad.</w:t>
       </w:r>
     </w:p>
     <w:p>
@@ -5505,7 +5657,7 @@
         <w:pStyle w:val="FirstParagraph"/>
       </w:pPr>
       <w:r>
-        <w:t xml:space="preserve">Para limpiar el texto de cualquier rastro del Consejo anterior, hay que realizar los siguientes reemplazos:</w:t>
+        <w:t xml:space="preserve">Estos datos comparten varias características:</w:t>
       </w:r>
     </w:p>
     <w:p>
@@ -5517,11 +5669,127 @@
         </w:numPr>
       </w:pPr>
       <w:r>
-        <w:rPr>
-          <w:b/>
-          <w:bCs/>
-        </w:rPr>
-        <w:t xml:space="preserve">En el Considerando Quinto o Sexto (y donde aplique):</w:t>
+        <w:t xml:space="preserve">requieren décadas de observación;</w:t>
+      </w:r>
+    </w:p>
+    <w:p>
+      <w:pPr>
+        <w:pStyle w:val="Compact"/>
+        <w:numPr>
+          <w:ilvl w:val="0"/>
+          <w:numId w:val="1005"/>
+        </w:numPr>
+      </w:pPr>
+      <w:r>
+        <w:t xml:space="preserve">son costosos de producir;</w:t>
+      </w:r>
+    </w:p>
+    <w:p>
+      <w:pPr>
+        <w:pStyle w:val="Compact"/>
+        <w:numPr>
+          <w:ilvl w:val="0"/>
+          <w:numId w:val="1005"/>
+        </w:numPr>
+      </w:pPr>
+      <w:r>
+        <w:t xml:space="preserve">son prácticamente irreemplazables;</w:t>
+      </w:r>
+    </w:p>
+    <w:p>
+      <w:pPr>
+        <w:pStyle w:val="Compact"/>
+        <w:numPr>
+          <w:ilvl w:val="0"/>
+          <w:numId w:val="1005"/>
+        </w:numPr>
+      </w:pPr>
+      <w:r>
+        <w:t xml:space="preserve">benefician a múltiples usuarios más allá de quienes los generan.</w:t>
+      </w:r>
+    </w:p>
+    <w:p>
+      <w:pPr>
+        <w:pStyle w:val="FirstParagraph"/>
+      </w:pPr>
+      <w:r>
+        <w:t xml:space="preserve">A diferencia de la mitigación, donde predominan datos relativamente estandarizados y comparables entre países (como inventarios de emisiones), la adaptación depende en gran medida de</w:t>
+      </w:r>
+      <w:r>
+        <w:t xml:space="preserve"> </w:t>
+      </w:r>
+      <w:r>
+        <w:rPr>
+          <w:b/>
+          <w:bCs/>
+        </w:rPr>
+        <w:t xml:space="preserve">datos locales</w:t>
+      </w:r>
+      <w:r>
+        <w:t xml:space="preserve">, producidos por numerosos actores y adaptados a contextos específicos. Por ello, la gobernanza probablemente no deba orientarse hacia una mayor centralización, sino hacia mecanismos que permitan la interoperabilidad y la coordinación entre múltiples sistemas locales de observación.</w:t>
+      </w:r>
+    </w:p>
+    <w:p>
+      <w:pPr>
+        <w:pStyle w:val="BodyText"/>
+      </w:pPr>
+      <w:r>
+        <w:t xml:space="preserve">En este contexto, considero que el concepto de ONU sobre contabilidad económica y ambiental (</w:t>
+      </w:r>
+      <w:r>
+        <w:rPr>
+          <w:b/>
+          <w:bCs/>
+        </w:rPr>
+        <w:t xml:space="preserve">SEEA EA</w:t>
+      </w:r>
+      <w:r>
+        <w:t xml:space="preserve">), podría desempeñar un papel interesante. Aunque su propósito es organizar la información ambiental para apoyar la contabilidad y la política pública, indirectamente identifica cuáles son los datos estratégicos para evaluar el estado y las tendencias de los ecosistemas. Sin embargo, el</w:t>
+      </w:r>
+      <w:r>
+        <w:t xml:space="preserve"> </w:t>
+      </w:r>
+      <w:r>
+        <w:rPr>
+          <w:b/>
+          <w:bCs/>
+        </w:rPr>
+        <w:t xml:space="preserve">SEEA EA</w:t>
+      </w:r>
+      <w:r>
+        <w:t xml:space="preserve"> </w:t>
+      </w:r>
+      <w:r>
+        <w:t xml:space="preserve">en sí mismo no aborda la gobernanza de los datos que sustentan esas cuentas.</w:t>
+      </w:r>
+    </w:p>
+    <w:p>
+      <w:pPr>
+        <w:pStyle w:val="BodyText"/>
+      </w:pPr>
+      <w:r>
+        <w:t xml:space="preserve">También es relevante analizar experiencias exitosas de gobernanza de datos, como</w:t>
+      </w:r>
+      <w:r>
+        <w:t xml:space="preserve"> </w:t>
+      </w:r>
+      <w:r>
+        <w:rPr>
+          <w:b/>
+          <w:bCs/>
+        </w:rPr>
+        <w:t xml:space="preserve">GenBank</w:t>
+      </w:r>
+      <w:r>
+        <w:t xml:space="preserve">, la Organización Meteorológica Mundial, Landsat, GBIF o eBird. Todos ellos muestran que el éxito no depende únicamente de abrir los datos, sino de contar con instituciones que aseguren financiamiento, estándares, incentivos y reglas de uso.</w:t>
+      </w:r>
+    </w:p>
+    <w:p>
+      <w:pPr>
+        <w:pStyle w:val="BodyText"/>
+      </w:pPr>
+      <w:r>
+        <w:t xml:space="preserve">En conjunto, estas reflexiones me llevan a una pregunta central:</w:t>
       </w:r>
     </w:p>
     <w:p>
@@ -5530,40 +5798,107 @@
       </w:pPr>
       <w:r>
         <w:rPr>
-          <w:i/>
-          <w:iCs/>
-        </w:rPr>
-        <w:t xml:space="preserve">“Que la Ley General en materia de Humanidades, Ciencias, Tecnologías e Innovación mandata… [Sustituir Conahcyt por:] …correspondiendo a la</w:t>
-      </w:r>
-      <w:r>
-        <w:rPr>
-          <w:i/>
-          <w:iCs/>
-        </w:rPr>
-        <w:t xml:space="preserve"> </w:t>
-      </w:r>
-      <w:r>
-        <w:rPr>
-          <w:b/>
-          <w:bCs/>
-          <w:i/>
-          <w:iCs/>
-        </w:rPr>
-        <w:t xml:space="preserve">SECIHTI</w:t>
-      </w:r>
-      <w:r>
-        <w:rPr>
-          <w:i/>
-          <w:iCs/>
-        </w:rPr>
-        <w:t xml:space="preserve"> </w:t>
-      </w:r>
-      <w:r>
-        <w:rPr>
-          <w:i/>
-          <w:iCs/>
-        </w:rPr>
-        <w:t xml:space="preserve">articular las capacidades y garantizar el acceso abierto a la información científica…”</w:t>
+          <w:b/>
+          <w:bCs/>
+        </w:rPr>
+        <w:t xml:space="preserve">¿Cómo diseñar instituciones que garanticen la producción, preservación, reconocimiento y acceso a los datos ambientales críticos para la adaptación al cambio climático durante las próximas décadas?</w:t>
+      </w:r>
+    </w:p>
+    <w:p>
+      <w:pPr>
+        <w:pStyle w:val="FirstParagraph"/>
+      </w:pPr>
+      <w:r>
+        <w:t xml:space="preserve">Esta pregunta todavía no ocupa un lugar central ni en la literatura sobre ciencia abierta ni en los marcos internacionales sobre cambio climático o biodiversidad, donde los temas de datos suelen abordarse de manera fragmentada.</w:t>
+      </w:r>
+    </w:p>
+    <w:p>
+      <w:pPr>
+        <w:pStyle w:val="BodyText"/>
+      </w:pPr>
+      <w:r>
+        <w:t xml:space="preserve">En lugar de pensar únicamente en</w:t>
+      </w:r>
+      <w:r>
+        <w:t xml:space="preserve"> </w:t>
+      </w:r>
+      <w:r>
+        <w:t xml:space="preserve">“datos abiertos”</w:t>
+      </w:r>
+      <w:r>
+        <w:t xml:space="preserve">, quizá deberíamos pensar en la</w:t>
+      </w:r>
+      <w:r>
+        <w:t xml:space="preserve"> </w:t>
+      </w:r>
+      <w:r>
+        <w:rPr>
+          <w:b/>
+          <w:bCs/>
+        </w:rPr>
+        <w:t xml:space="preserve">gobernanza de la infraestructura de datos ambientales como un bien común estratégico</w:t>
+      </w:r>
+      <w:r>
+        <w:t xml:space="preserve">, indispensable para la adaptación al cambio climático.</w:t>
+      </w:r>
+    </w:p>
+    <w:bookmarkEnd w:id="36"/>
+    <w:bookmarkStart w:id="39" w:name="cambio-de-conahcyt-a-secihti"/>
+    <w:p>
+      <w:pPr>
+        <w:pStyle w:val="Heading1"/>
+      </w:pPr>
+      <w:r>
+        <w:t xml:space="preserve">3. Cambio de Conahcyt a Secihti</w:t>
+      </w:r>
+    </w:p>
+    <w:p>
+      <w:pPr>
+        <w:pStyle w:val="FirstParagraph"/>
+      </w:pPr>
+      <w:r>
+        <w:t xml:space="preserve">Se aprecia en la nueva versión de los Lineamientos v7 algunos puntos que requieren ajuste dada la transición del estatuto del sector científico operado a través de un consejo a la nueva estructura que lo gegstiona desde una secretaría. Hay que asegurarnos de realizar una</w:t>
+      </w:r>
+      <w:r>
+        <w:t xml:space="preserve"> </w:t>
+      </w:r>
+      <w:r>
+        <w:rPr>
+          <w:b/>
+          <w:bCs/>
+        </w:rPr>
+        <w:t xml:space="preserve">limpieza y actualización legal meticulosa</w:t>
+      </w:r>
+      <w:r>
+        <w:t xml:space="preserve"> </w:t>
+      </w:r>
+      <w:r>
+        <w:t xml:space="preserve">en el borrador de lineamientos para evitar inconsistencias jurídicas, ya que el INECOL ahora se coordina sectorialmente bajo las directrices directas de esta nueva dependencia federal (la cual cuenta con una Subsecretaría de Centros Públicos).</w:t>
+      </w:r>
+    </w:p>
+    <w:p>
+      <w:pPr>
+        <w:pStyle w:val="BodyText"/>
+      </w:pPr>
+      <w:r>
+        <w:t xml:space="preserve">A continuación, se hacen algunos señalamientos específicos de ajuste normativo, la actualización del glosario y se ofrecen argumentos que resultan más apropiados para justificar el Repositorio ante el nuevo ecosistema de la SECIHTI.</w:t>
+      </w:r>
+    </w:p>
+    <w:bookmarkStart w:id="37" w:name="X39e3a0563555eae314686bd853b8310055594ac"/>
+    <w:p>
+      <w:pPr>
+        <w:pStyle w:val="Heading3"/>
+      </w:pPr>
+      <w:r>
+        <w:t xml:space="preserve">3.0.1 1. Actualización y Homologación Legal en las Definiciones</w:t>
+      </w:r>
+    </w:p>
+    <w:p>
+      <w:pPr>
+        <w:pStyle w:val="FirstParagraph"/>
+      </w:pPr>
+      <w:r>
+        <w:t xml:space="preserve">Hay que eliminar, especialmente en el Capítulo 2, toda mención analógica al Conahcyt y sustituirla por la nueva autoridad administrativa federal. El cambio en las fracciones del Artículo 2 debe quedar de la siguiente manera:</w:t>
       </w:r>
     </w:p>
     <w:p>
@@ -5579,7 +5914,7 @@
           <w:b/>
           <w:bCs/>
         </w:rPr>
-        <w:t xml:space="preserve">En el Artículo 13 (Obligatoriedad) y Artículo 23 (Conservación):</w:t>
+        <w:t xml:space="preserve">Sustituir la definición correspondiente (v.g. Fracción III o IV):</w:t>
       </w:r>
     </w:p>
     <w:p>
@@ -5587,128 +5922,17 @@
         <w:pStyle w:val="BlockText"/>
       </w:pPr>
       <w:r>
-        <w:t xml:space="preserve">Asegurar que el mandato de interoperabilidad se vincule explícitamente a</w:t>
-      </w:r>
-      <w:r>
-        <w:t xml:space="preserve"> </w:t>
-      </w:r>
-      <w:r>
-        <w:rPr>
-          <w:i/>
-          <w:iCs/>
-        </w:rPr>
-        <w:t xml:space="preserve">“las plataformas informáticas e infraestructuras que para tal efecto determine la</w:t>
-      </w:r>
-      <w:r>
-        <w:rPr>
-          <w:i/>
-          <w:iCs/>
-        </w:rPr>
-        <w:t xml:space="preserve"> </w:t>
-      </w:r>
-      <w:r>
-        <w:rPr>
-          <w:b/>
-          <w:bCs/>
-          <w:i/>
-          <w:iCs/>
-        </w:rPr>
-        <w:t xml:space="preserve">SECIHTI</w:t>
-      </w:r>
-      <w:r>
-        <w:rPr>
-          <w:i/>
-          <w:iCs/>
-        </w:rPr>
-        <w:t xml:space="preserve"> </w:t>
-      </w:r>
-      <w:r>
-        <w:rPr>
-          <w:i/>
-          <w:iCs/>
-        </w:rPr>
-        <w:t xml:space="preserve">y el Repositorio Nacional”</w:t>
-      </w:r>
-      <w:r>
-        <w:t xml:space="preserve">, en lugar de mencionar lineamientos emitidos por el extinto Consejo.</w:t>
-      </w:r>
-    </w:p>
-    <w:bookmarkEnd w:id="37"/>
-    <w:bookmarkEnd w:id="38"/>
-    <w:bookmarkStart w:id="59" w:name="zenodo-como-ejemplo"/>
-    <w:p>
-      <w:pPr>
-        <w:pStyle w:val="Heading1"/>
-      </w:pPr>
-      <w:r>
-        <w:t xml:space="preserve">3. Zenodo como ejemplo</w:t>
-      </w:r>
-    </w:p>
-    <w:p>
-      <w:pPr>
-        <w:pStyle w:val="FirstParagraph"/>
-      </w:pPr>
-      <w:r>
-        <w:t xml:space="preserve">Para obtener una perspectiva amplia de los lineamientos de</w:t>
-      </w:r>
-      <w:r>
-        <w:t xml:space="preserve"> </w:t>
-      </w:r>
-      <w:r>
-        <w:rPr>
-          <w:b/>
-          <w:bCs/>
-        </w:rPr>
-        <w:t xml:space="preserve">Zenodo</w:t>
-      </w:r>
-      <w:r>
-        <w:t xml:space="preserve">, es fundamental cruzar los marcos regulatorio y operativo que lo regulan: las</w:t>
-      </w:r>
-      <w:r>
-        <w:t xml:space="preserve"> </w:t>
-      </w:r>
-      <w:r>
-        <w:rPr>
-          <w:b/>
-          <w:bCs/>
-        </w:rPr>
-        <w:t xml:space="preserve">políticas públicas de Zenodo</w:t>
-      </w:r>
-      <w:r>
-        <w:t xml:space="preserve"> </w:t>
-      </w:r>
-      <w:r>
-        <w:t xml:space="preserve">(que dictan qué se puede subir, cómo se almacena y quién es responsable) y la</w:t>
-      </w:r>
-      <w:r>
-        <w:t xml:space="preserve"> </w:t>
-      </w:r>
-      <w:r>
-        <w:rPr>
-          <w:b/>
-          <w:bCs/>
-        </w:rPr>
-        <w:t xml:space="preserve">Circular Operacional No. 11 del CERN (Operational Circular No.11)</w:t>
-      </w:r>
-      <w:r>
-        <w:t xml:space="preserve">, la cual establece el marco legal e institucional de la infraestructura física y organizativa que soporta a Zenodo.</w:t>
-      </w:r>
-    </w:p>
-    <w:p>
-      <w:pPr>
-        <w:pStyle w:val="BodyText"/>
-      </w:pPr>
-      <w:r>
-        <w:t xml:space="preserve">A continuación, se presenta un desglose estructurado de los criterios y lineamientos clave derivados de ambas fuentes:</w:t>
-      </w:r>
-    </w:p>
-    <w:bookmarkStart w:id="39" w:name="X38bc9895e841af86c922d3108004ba5bf0959df"/>
-    <w:p>
-      <w:pPr>
-        <w:pStyle w:val="Heading3"/>
-      </w:pPr>
-      <w:r>
-        <w:t xml:space="preserve">3.0.1 1. Alcance, Contenido y Depositantes (Políticas de Zenodo)</w:t>
+        <w:rPr>
+          <w:b/>
+          <w:bCs/>
+        </w:rPr>
+        <w:t xml:space="preserve">[Fracción]. SECIHTI.</w:t>
+      </w:r>
+      <w:r>
+        <w:t xml:space="preserve"> </w:t>
+      </w:r>
+      <w:r>
+        <w:t xml:space="preserve">La Secretaría de Ciencia, Humanidades, Tecnología e Innovación, como dependencia del Ejecutivo Federal encargada de diseñar, coordinar y ejecutar la política pública nacional en la materia, y cabeza de sector de los Centros Públicos de Investigación.</w:t>
       </w:r>
     </w:p>
     <w:p>
@@ -5724,149 +5948,65 @@
           <w:b/>
           <w:bCs/>
         </w:rPr>
-        <w:t xml:space="preserve">Inclusión de disciplinas y estados:</w:t>
-      </w:r>
-      <w:r>
-        <w:t xml:space="preserve"> </w:t>
-      </w:r>
-      <w:r>
-        <w:t xml:space="preserve">Zenodo acepta</w:t>
-      </w:r>
-      <w:r>
-        <w:t xml:space="preserve"> </w:t>
-      </w:r>
-      <w:r>
-        <w:rPr>
-          <w:i/>
-          <w:iCs/>
-        </w:rPr>
-        <w:t xml:space="preserve">artefactos</w:t>
-      </w:r>
-      <w:r>
-        <w:t xml:space="preserve"> </w:t>
-      </w:r>
-      <w:r>
-        <w:t xml:space="preserve">de investigación de</w:t>
-      </w:r>
-      <w:r>
-        <w:t xml:space="preserve"> </w:t>
-      </w:r>
-      <w:r>
-        <w:rPr>
-          <w:b/>
-          <w:bCs/>
-        </w:rPr>
-        <w:t xml:space="preserve">cualquier campo científico</w:t>
-      </w:r>
-      <w:r>
-        <w:t xml:space="preserve"> </w:t>
-      </w:r>
-      <w:r>
-        <w:t xml:space="preserve">y en cualquier etapa del ciclo de vida de la investigación (datos brutos, procesados, software, pósteres, publicaciones, etc.).</w:t>
-      </w:r>
-    </w:p>
-    <w:p>
-      <w:pPr>
-        <w:pStyle w:val="Compact"/>
-        <w:numPr>
-          <w:ilvl w:val="0"/>
-          <w:numId w:val="1007"/>
-        </w:numPr>
-      </w:pPr>
-      <w:r>
-        <w:rPr>
-          <w:b/>
-          <w:bCs/>
-        </w:rPr>
-        <w:t xml:space="preserve">Formatos de archivo:</w:t>
-      </w:r>
-      <w:r>
-        <w:t xml:space="preserve"> </w:t>
-      </w:r>
-      <w:r>
-        <w:t xml:space="preserve">No hay restricciones en los formatos de archivo. Se permiten incluso formatos</w:t>
-      </w:r>
-      <w:r>
-        <w:t xml:space="preserve"> </w:t>
-      </w:r>
-      <w:r>
-        <w:t xml:space="preserve">“no amigables”</w:t>
-      </w:r>
-      <w:r>
-        <w:t xml:space="preserve"> </w:t>
-      </w:r>
-      <w:r>
-        <w:t xml:space="preserve">para la preservación a largo plazo, aunque se promueven las buenas prácticas.</w:t>
-      </w:r>
-    </w:p>
-    <w:p>
-      <w:pPr>
-        <w:pStyle w:val="Compact"/>
-        <w:numPr>
-          <w:ilvl w:val="0"/>
-          <w:numId w:val="1007"/>
-        </w:numPr>
-      </w:pPr>
-      <w:r>
-        <w:rPr>
-          <w:b/>
-          <w:bCs/>
-        </w:rPr>
-        <w:t xml:space="preserve">Elegibilidad:</w:t>
-      </w:r>
-      <w:r>
-        <w:t xml:space="preserve"> </w:t>
-      </w:r>
-      <w:r>
-        <w:t xml:space="preserve">Cualquier investigador del mundo puede registrarse y depositar datos de manera gratuita, especialmente si no tiene acceso a un centro de datos institucional organizado.</w:t>
-      </w:r>
-    </w:p>
-    <w:p>
-      <w:pPr>
-        <w:pStyle w:val="Compact"/>
-        <w:numPr>
-          <w:ilvl w:val="0"/>
-          <w:numId w:val="1007"/>
-        </w:numPr>
-      </w:pPr>
-      <w:r>
-        <w:rPr>
-          <w:b/>
-          <w:bCs/>
-        </w:rPr>
-        <w:t xml:space="preserve">Límites de volumen:</w:t>
-      </w:r>
-      <w:r>
-        <w:t xml:space="preserve"> </w:t>
-      </w:r>
-      <w:r>
-        <w:t xml:space="preserve">Por defecto, el límite estándar es de</w:t>
-      </w:r>
-      <w:r>
-        <w:t xml:space="preserve"> </w:t>
-      </w:r>
-      <w:r>
-        <w:rPr>
-          <w:b/>
-          <w:bCs/>
-        </w:rPr>
-        <w:t xml:space="preserve">50 GB por registro</w:t>
-      </w:r>
-      <w:r>
-        <w:t xml:space="preserve"> </w:t>
-      </w:r>
-      <w:r>
-        <w:t xml:space="preserve">(con un máximo aproximado de 100 archivos). Cuotas mayores se pueden solicitar y evaluar caso por caso.</w:t>
-      </w:r>
-    </w:p>
-    <w:bookmarkEnd w:id="39"/>
-    <w:bookmarkStart w:id="40" w:name="Xfa8e2c8b7a0f9dfeb5c9386d331f22853c3453e"/>
+        <w:t xml:space="preserve">Actualizar la definición de Repositorio Nacional:</w:t>
+      </w:r>
+    </w:p>
+    <w:p>
+      <w:pPr>
+        <w:pStyle w:val="BlockText"/>
+      </w:pPr>
+      <w:r>
+        <w:rPr>
+          <w:b/>
+          <w:bCs/>
+        </w:rPr>
+        <w:t xml:space="preserve">[Fracción]. Repositorio Nacional.</w:t>
+      </w:r>
+      <w:r>
+        <w:t xml:space="preserve"> </w:t>
+      </w:r>
+      <w:r>
+        <w:t xml:space="preserve">La plataforma digital centralizada, coordinada y administrada por la</w:t>
+      </w:r>
+      <w:r>
+        <w:t xml:space="preserve"> </w:t>
+      </w:r>
+      <w:r>
+        <w:rPr>
+          <w:b/>
+          <w:bCs/>
+        </w:rPr>
+        <w:t xml:space="preserve">SECIHTI</w:t>
+      </w:r>
+      <w:r>
+        <w:t xml:space="preserve">, que acopia, preserva y garantiza el acceso abierto a la producción científica, tecnológica, humanística y de innovación del país, con la cual interoperará federadamente el Servidor de Datos Abiertos del INECOL.</w:t>
+      </w:r>
+    </w:p>
+    <w:bookmarkEnd w:id="37"/>
+    <w:bookmarkStart w:id="38" w:name="Xba4d79491cbbb18e319061a96d7b4b175a84ee8"/>
     <w:p>
       <w:pPr>
         <w:pStyle w:val="Heading3"/>
       </w:pPr>
       <w:r>
-        <w:t xml:space="preserve">3.0.2 2. Responsabilidad Legal y Propiedad Intelectual</w:t>
+        <w:t xml:space="preserve">3.0.2 3. Ajustes puntuales en el Articulado de los</w:t>
+      </w:r>
+      <w:r>
+        <w:t xml:space="preserve"> </w:t>
+      </w:r>
+      <w:r>
+        <w:rPr>
+          <w:rStyle w:val="VerbatimChar"/>
+        </w:rPr>
+        <w:t xml:space="preserve">Lineamientos_INECOL_v7</w:t>
+      </w:r>
+    </w:p>
+    <w:p>
+      <w:pPr>
+        <w:pStyle w:val="FirstParagraph"/>
+      </w:pPr>
+      <w:r>
+        <w:t xml:space="preserve">Para limpiar el texto de cualquier rastro del Consejo anterior, hay que realizar los siguientes reemplazos:</w:t>
       </w:r>
     </w:p>
     <w:p>
@@ -5882,122 +6022,49 @@
           <w:b/>
           <w:bCs/>
         </w:rPr>
-        <w:t xml:space="preserve">La propiedad no se transfiere:</w:t>
-      </w:r>
-      <w:r>
-        <w:t xml:space="preserve"> </w:t>
-      </w:r>
-      <w:r>
-        <w:t xml:space="preserve">Al subir datos a Zenodo,</w:t>
-      </w:r>
-      <w:r>
-        <w:t xml:space="preserve"> </w:t>
-      </w:r>
-      <w:r>
-        <w:rPr>
-          <w:b/>
-          <w:bCs/>
-        </w:rPr>
-        <w:t xml:space="preserve">no se ceden los derechos de propiedad intelectual al CERN ni a Zenodo</w:t>
-      </w:r>
-      <w:r>
-        <w:t xml:space="preserve">. El contenido sigue perteneciendo a sus autores u organizaciones originales.</w:t>
-      </w:r>
-    </w:p>
-    <w:p>
-      <w:pPr>
-        <w:pStyle w:val="Compact"/>
-        <w:numPr>
-          <w:ilvl w:val="0"/>
-          <w:numId w:val="1008"/>
-        </w:numPr>
-      </w:pPr>
-      <w:r>
-        <w:rPr>
-          <w:b/>
-          <w:bCs/>
-        </w:rPr>
-        <w:t xml:space="preserve">Responsabilidad exclusiva del usuario (Uploader):</w:t>
-      </w:r>
-      <w:r>
-        <w:t xml:space="preserve"> </w:t>
-      </w:r>
-      <w:r>
-        <w:t xml:space="preserve">Quien sube la información es el único responsable legal del contenido. Debe garantizar que tiene los derechos necesarios, que no infringe derechos de autor ni acuerdos de confidencialidad, y que el material es apto para difusión pública.</w:t>
-      </w:r>
-    </w:p>
-    <w:p>
-      <w:pPr>
-        <w:pStyle w:val="Compact"/>
-        <w:numPr>
-          <w:ilvl w:val="0"/>
-          <w:numId w:val="1008"/>
-        </w:numPr>
-      </w:pPr>
-      <w:r>
-        <w:rPr>
-          <w:b/>
-          <w:bCs/>
-        </w:rPr>
-        <w:t xml:space="preserve">Licenciamiento:</w:t>
-      </w:r>
-      <w:r>
-        <w:t xml:space="preserve"> </w:t>
-      </w:r>
-      <w:r>
-        <w:t xml:space="preserve">Es obligatorio asignar una licencia a los archivos públicos. Zenodo sugiere por defecto</w:t>
-      </w:r>
-      <w:r>
-        <w:t xml:space="preserve"> </w:t>
-      </w:r>
+        <w:t xml:space="preserve">En el Considerando Quinto o Sexto (y donde aplique):</w:t>
+      </w:r>
+    </w:p>
+    <w:p>
+      <w:pPr>
+        <w:pStyle w:val="BlockText"/>
+      </w:pPr>
       <w:r>
         <w:rPr>
           <w:i/>
           <w:iCs/>
         </w:rPr>
-        <w:t xml:space="preserve">Creative Commons Attribution 4.0 (CC-BY)</w:t>
-      </w:r>
-      <w:r>
-        <w:t xml:space="preserve"> </w:t>
-      </w:r>
-      <w:r>
-        <w:t xml:space="preserve">para datos y licencias estándar de código abierto (como MIT o GPL) para software, aunque permite licencias personalizadas. Los</w:t>
-      </w:r>
-      <w:r>
-        <w:t xml:space="preserve"> </w:t>
-      </w:r>
-      <w:r>
-        <w:rPr>
-          <w:b/>
-          <w:bCs/>
-        </w:rPr>
-        <w:t xml:space="preserve">metadatos</w:t>
-      </w:r>
-      <w:r>
-        <w:t xml:space="preserve">, en cambio, se distribuyen bajo una licencia de dominio público</w:t>
-      </w:r>
-      <w:r>
-        <w:t xml:space="preserve"> </w:t>
-      </w:r>
-      <w:r>
-        <w:rPr>
-          <w:b/>
-          <w:bCs/>
-        </w:rPr>
-        <w:t xml:space="preserve">CC0</w:t>
-      </w:r>
-      <w:r>
-        <w:t xml:space="preserve">, lo que facilita que motores de búsqueda externos los indexen.</w:t>
-      </w:r>
-    </w:p>
-    <w:bookmarkEnd w:id="40"/>
-    <w:bookmarkStart w:id="41" w:name="X7623938980cfe5cfebf525c12cdf262807bd78a"/>
-    <w:p>
-      <w:pPr>
-        <w:pStyle w:val="Heading3"/>
-      </w:pPr>
-      <w:r>
-        <w:t xml:space="preserve">3.0.3 3. Privacidad y Datos Sensibles (El cruce con el GDPR)</w:t>
+        <w:t xml:space="preserve">“Que la Ley General en materia de Humanidades, Ciencias, Tecnologías e Innovación mandata… [Sustituir Conahcyt por:] …correspondiendo a la</w:t>
+      </w:r>
+      <w:r>
+        <w:rPr>
+          <w:i/>
+          <w:iCs/>
+        </w:rPr>
+        <w:t xml:space="preserve"> </w:t>
+      </w:r>
+      <w:r>
+        <w:rPr>
+          <w:b/>
+          <w:bCs/>
+          <w:i/>
+          <w:iCs/>
+        </w:rPr>
+        <w:t xml:space="preserve">SECIHTI</w:t>
+      </w:r>
+      <w:r>
+        <w:rPr>
+          <w:i/>
+          <w:iCs/>
+        </w:rPr>
+        <w:t xml:space="preserve"> </w:t>
+      </w:r>
+      <w:r>
+        <w:rPr>
+          <w:i/>
+          <w:iCs/>
+        </w:rPr>
+        <w:t xml:space="preserve">articular las capacidades y garantizar el acceso abierto a la información científica…”</w:t>
       </w:r>
     </w:p>
     <w:p>
@@ -6013,78 +6080,141 @@
           <w:b/>
           <w:bCs/>
         </w:rPr>
-        <w:t xml:space="preserve">Datos personales:</w:t>
-      </w:r>
-      <w:r>
-        <w:t xml:space="preserve"> </w:t>
-      </w:r>
-      <w:r>
+        <w:t xml:space="preserve">En el Artículo 13 (Obligatoriedad) y Artículo 23 (Conservación):</w:t>
+      </w:r>
+    </w:p>
+    <w:p>
+      <w:pPr>
+        <w:pStyle w:val="BlockText"/>
+      </w:pPr>
+      <w:r>
+        <w:t xml:space="preserve">Asegurar que el mandato de interoperabilidad se vincule explícitamente a</w:t>
+      </w:r>
+      <w:r>
+        <w:t xml:space="preserve"> </w:t>
+      </w:r>
+      <w:r>
+        <w:rPr>
+          <w:i/>
+          <w:iCs/>
+        </w:rPr>
+        <w:t xml:space="preserve">“las plataformas informáticas e infraestructuras que para tal efecto determine la</w:t>
+      </w:r>
+      <w:r>
+        <w:rPr>
+          <w:i/>
+          <w:iCs/>
+        </w:rPr>
+        <w:t xml:space="preserve"> </w:t>
+      </w:r>
+      <w:r>
+        <w:rPr>
+          <w:b/>
+          <w:bCs/>
+          <w:i/>
+          <w:iCs/>
+        </w:rPr>
+        <w:t xml:space="preserve">SECIHTI</w:t>
+      </w:r>
+      <w:r>
+        <w:rPr>
+          <w:i/>
+          <w:iCs/>
+        </w:rPr>
+        <w:t xml:space="preserve"> </w:t>
+      </w:r>
+      <w:r>
+        <w:rPr>
+          <w:i/>
+          <w:iCs/>
+        </w:rPr>
+        <w:t xml:space="preserve">y el Repositorio Nacional”</w:t>
+      </w:r>
+      <w:r>
+        <w:t xml:space="preserve">, en lugar de mencionar lineamientos emitidos por el extinto Consejo.</w:t>
+      </w:r>
+    </w:p>
+    <w:bookmarkEnd w:id="38"/>
+    <w:bookmarkEnd w:id="39"/>
+    <w:bookmarkStart w:id="60" w:name="zenodo-como-ejemplo"/>
+    <w:p>
+      <w:pPr>
+        <w:pStyle w:val="Heading1"/>
+      </w:pPr>
+      <w:r>
+        <w:t xml:space="preserve">4. Zenodo como ejemplo</w:t>
+      </w:r>
+    </w:p>
+    <w:p>
+      <w:pPr>
+        <w:pStyle w:val="FirstParagraph"/>
+      </w:pPr>
+      <w:r>
+        <w:t xml:space="preserve">Para obtener una perspectiva amplia de los lineamientos de</w:t>
+      </w:r>
+      <w:r>
+        <w:t xml:space="preserve"> </w:t>
+      </w:r>
+      <w:r>
+        <w:rPr>
+          <w:b/>
+          <w:bCs/>
+        </w:rPr>
         <w:t xml:space="preserve">Zenodo</w:t>
       </w:r>
       <w:r>
-        <w:t xml:space="preserve"> </w:t>
-      </w:r>
-      <w:r>
-        <w:rPr>
-          <w:b/>
-          <w:bCs/>
-        </w:rPr>
-        <w:t xml:space="preserve">no está diseñado para albergar datos personales sensibles de sujetos humanos</w:t>
-      </w:r>
-      <w:r>
-        <w:t xml:space="preserve">. Si la investigación involucra seres humanos, el usuario debe garantizar que los datos estén</w:t>
-      </w:r>
-      <w:r>
-        <w:t xml:space="preserve"> </w:t>
-      </w:r>
-      <w:r>
-        <w:rPr>
-          <w:b/>
-          <w:bCs/>
-        </w:rPr>
-        <w:t xml:space="preserve">completamente anonimizados</w:t>
-      </w:r>
-      <w:r>
-        <w:t xml:space="preserve"> </w:t>
-      </w:r>
-      <w:r>
-        <w:t xml:space="preserve">o que se cuente con un consentimiento explícito e inequívoco para su difusión abierta antes de subirlos.</w:t>
+        <w:t xml:space="preserve">, es fundamental cruzar los marcos regulatorio y operativo que lo regulan: las</w:t>
+      </w:r>
+      <w:r>
+        <w:t xml:space="preserve"> </w:t>
+      </w:r>
+      <w:r>
+        <w:rPr>
+          <w:b/>
+          <w:bCs/>
+        </w:rPr>
+        <w:t xml:space="preserve">políticas públicas de Zenodo</w:t>
+      </w:r>
+      <w:r>
+        <w:t xml:space="preserve"> </w:t>
+      </w:r>
+      <w:r>
+        <w:t xml:space="preserve">(que dictan qué se puede subir, cómo se almacena y quién es responsable) y la</w:t>
+      </w:r>
+      <w:r>
+        <w:t xml:space="preserve"> </w:t>
+      </w:r>
+      <w:r>
+        <w:rPr>
+          <w:b/>
+          <w:bCs/>
+        </w:rPr>
+        <w:t xml:space="preserve">Circular Operacional No. 11 del CERN (Operational Circular No.11)</w:t>
+      </w:r>
+      <w:r>
+        <w:t xml:space="preserve">, la cual establece el marco legal e institucional de la infraestructura física y organizativa que soporta a Zenodo.</w:t>
+      </w:r>
+    </w:p>
+    <w:p>
+      <w:pPr>
+        <w:pStyle w:val="BodyText"/>
+      </w:pPr>
+      <w:r>
+        <w:t xml:space="preserve">A continuación, se presenta un desglose estructurado de los criterios y lineamientos clave derivados de ambas fuentes:</w:t>
+      </w:r>
+    </w:p>
+    <w:bookmarkStart w:id="40" w:name="X38bc9895e841af86c922d3108004ba5bf0959df"/>
+    <w:p>
+      <w:pPr>
+        <w:pStyle w:val="Heading3"/>
+      </w:pPr>
+      <w:r>
+        <w:t xml:space="preserve">4.0.1 1. Alcance, Contenido y Depositantes (Políticas de Zenodo)</w:t>
       </w:r>
     </w:p>
     <w:p>
       <w:pPr>
         <w:pStyle w:val="Compact"/>
-        <w:numPr>
-          <w:ilvl w:val="0"/>
-          <w:numId w:val="1009"/>
-        </w:numPr>
-      </w:pPr>
-      <w:r>
-        <w:rPr>
-          <w:b/>
-          <w:bCs/>
-        </w:rPr>
-        <w:t xml:space="preserve">El rol del CERN:</w:t>
-      </w:r>
-      <w:r>
-        <w:t xml:space="preserve"> </w:t>
-      </w:r>
-      <w:r>
-        <w:t xml:space="preserve">El CERN goza de un estatus legal particular como organización internacional. Sin embargo, para efectos operativos de Zenodo, sus infraestructuras cumplen rigurosamente con altos estándares de protección de datos alineados con el espíritu del GDPR (Reglamento General de Protección de Datos de la UE).</w:t>
-      </w:r>
-    </w:p>
-    <w:bookmarkEnd w:id="41"/>
-    <w:bookmarkStart w:id="42" w:name="niveles-de-acceso-y-modificaciones"/>
-    <w:p>
-      <w:pPr>
-        <w:pStyle w:val="Heading3"/>
-      </w:pPr>
-      <w:r>
-        <w:t xml:space="preserve">3.0.4 4. Niveles de Acceso y Modificaciones</w:t>
-      </w:r>
-    </w:p>
-    <w:p>
-      <w:pPr>
         <w:numPr>
           <w:ilvl w:val="0"/>
           <w:numId w:val="1010"/>
@@ -6095,27 +6225,50 @@
           <w:b/>
           <w:bCs/>
         </w:rPr>
-        <w:t xml:space="preserve">Tipos de acceso:</w:t>
-      </w:r>
-      <w:r>
-        <w:t xml:space="preserve"> </w:t>
-      </w:r>
-      <w:r>
-        <w:t xml:space="preserve">Aunque promueve la ciencia abierta (</w:t>
+        <w:t xml:space="preserve">Inclusión de disciplinas y estados:</w:t>
+      </w:r>
+      <w:r>
+        <w:t xml:space="preserve"> </w:t>
+      </w:r>
+      <w:r>
+        <w:t xml:space="preserve">Zenodo acepta</w:t>
+      </w:r>
+      <w:r>
+        <w:t xml:space="preserve"> </w:t>
       </w:r>
       <w:r>
         <w:rPr>
           <w:i/>
           <w:iCs/>
         </w:rPr>
-        <w:t xml:space="preserve">Open Science</w:t>
-      </w:r>
-      <w:r>
-        <w:t xml:space="preserve">), Zenodo permite configuraciones flexibles:</w:t>
-      </w:r>
-    </w:p>
-    <w:p>
-      <w:pPr>
+        <w:t xml:space="preserve">artefactos</w:t>
+      </w:r>
+      <w:r>
+        <w:t xml:space="preserve"> </w:t>
+      </w:r>
+      <w:r>
+        <w:t xml:space="preserve">de investigación de</w:t>
+      </w:r>
+      <w:r>
+        <w:t xml:space="preserve"> </w:t>
+      </w:r>
+      <w:r>
+        <w:rPr>
+          <w:b/>
+          <w:bCs/>
+        </w:rPr>
+        <w:t xml:space="preserve">cualquier campo científico</w:t>
+      </w:r>
+      <w:r>
+        <w:t xml:space="preserve"> </w:t>
+      </w:r>
+      <w:r>
+        <w:t xml:space="preserve">y en cualquier etapa del ciclo de vida de la investigación (datos brutos, procesados, software, pósteres, publicaciones, etc.).</w:t>
+      </w:r>
+    </w:p>
+    <w:p>
+      <w:pPr>
+        <w:pStyle w:val="Compact"/>
         <w:numPr>
           <w:ilvl w:val="0"/>
           <w:numId w:val="1010"/>
@@ -6126,17 +6279,30 @@
           <w:b/>
           <w:bCs/>
         </w:rPr>
-        <w:t xml:space="preserve">Acceso abierto (Open Access):</w:t>
-      </w:r>
-      <w:r>
-        <w:t xml:space="preserve"> </w:t>
-      </w:r>
-      <w:r>
-        <w:t xml:space="preserve">Disponible de inmediato.</w:t>
-      </w:r>
-    </w:p>
-    <w:p>
-      <w:pPr>
+        <w:t xml:space="preserve">Formatos de archivo:</w:t>
+      </w:r>
+      <w:r>
+        <w:t xml:space="preserve"> </w:t>
+      </w:r>
+      <w:r>
+        <w:t xml:space="preserve">No hay restricciones en los formatos de archivo. Se permiten incluso formatos</w:t>
+      </w:r>
+      <w:r>
+        <w:t xml:space="preserve"> </w:t>
+      </w:r>
+      <w:r>
+        <w:t xml:space="preserve">“no amigables”</w:t>
+      </w:r>
+      <w:r>
+        <w:t xml:space="preserve"> </w:t>
+      </w:r>
+      <w:r>
+        <w:t xml:space="preserve">para la preservación a largo plazo, aunque se promueven las buenas prácticas.</w:t>
+      </w:r>
+    </w:p>
+    <w:p>
+      <w:pPr>
+        <w:pStyle w:val="Compact"/>
         <w:numPr>
           <w:ilvl w:val="0"/>
           <w:numId w:val="1010"/>
@@ -6147,17 +6313,18 @@
           <w:b/>
           <w:bCs/>
         </w:rPr>
-        <w:t xml:space="preserve">Embargado (Embargoed):</w:t>
-      </w:r>
-      <w:r>
-        <w:t xml:space="preserve"> </w:t>
-      </w:r>
-      <w:r>
-        <w:t xml:space="preserve">Los datos se mantienen cerrados hasta una fecha específica (por ejemplo, cuando se publique un artículo científico relacionado) y luego se abren automáticamente.</w:t>
-      </w:r>
-    </w:p>
-    <w:p>
-      <w:pPr>
+        <w:t xml:space="preserve">Elegibilidad:</w:t>
+      </w:r>
+      <w:r>
+        <w:t xml:space="preserve"> </w:t>
+      </w:r>
+      <w:r>
+        <w:t xml:space="preserve">Cualquier investigador del mundo puede registrarse y depositar datos de manera gratuita, especialmente si no tiene acceso a un centro de datos institucional organizado.</w:t>
+      </w:r>
+    </w:p>
+    <w:p>
+      <w:pPr>
+        <w:pStyle w:val="Compact"/>
         <w:numPr>
           <w:ilvl w:val="0"/>
           <w:numId w:val="1010"/>
@@ -6168,115 +6335,39 @@
           <w:b/>
           <w:bCs/>
         </w:rPr>
-        <w:t xml:space="preserve">Acceso restringido (Restricted):</w:t>
-      </w:r>
-      <w:r>
-        <w:t xml:space="preserve"> </w:t>
-      </w:r>
-      <w:r>
-        <w:t xml:space="preserve">Los archivos permanecen ocultos, pero otros investigadores pueden solicitar acceso al autor justificando su uso.</w:t>
-      </w:r>
-    </w:p>
-    <w:p>
-      <w:pPr>
-        <w:numPr>
-          <w:ilvl w:val="0"/>
-          <w:numId w:val="1010"/>
-        </w:numPr>
-      </w:pPr>
-      <w:r>
-        <w:rPr>
-          <w:b/>
-          <w:bCs/>
-        </w:rPr>
-        <w:t xml:space="preserve">Acceso cerrado (Closed):</w:t>
-      </w:r>
-      <w:r>
-        <w:t xml:space="preserve"> </w:t>
-      </w:r>
-      <w:r>
-        <w:t xml:space="preserve">Solo el propietario puede ver los archivos (utilizado principalmente para preservación interna).</w:t>
-      </w:r>
-    </w:p>
-    <w:p>
-      <w:pPr>
-        <w:numPr>
-          <w:ilvl w:val="0"/>
-          <w:numId w:val="1010"/>
-        </w:numPr>
-      </w:pPr>
-      <w:r>
-        <w:rPr>
-          <w:b/>
-          <w:bCs/>
-        </w:rPr>
-        <w:t xml:space="preserve">Inmutabilidad y Versionado:</w:t>
-      </w:r>
-      <w:r>
-        <w:t xml:space="preserve"> </w:t>
-      </w:r>
-      <w:r>
-        <w:t xml:space="preserve">Una vez que un registro se publica, los archivos</w:t>
-      </w:r>
-      <w:r>
-        <w:t xml:space="preserve"> </w:t>
-      </w:r>
-      <w:r>
-        <w:rPr>
-          <w:b/>
-          <w:bCs/>
-        </w:rPr>
-        <w:t xml:space="preserve">no se pueden modificar ni eliminar a la ligera</w:t>
-      </w:r>
-      <w:r>
-        <w:t xml:space="preserve">. Durante los primeros 30 días se permiten correcciones menores de errores, pero pasado ese tiempo, cualquier cambio significativo requiere la creación de una</w:t>
-      </w:r>
-      <w:r>
-        <w:t xml:space="preserve"> </w:t>
-      </w:r>
-      <w:r>
-        <w:rPr>
-          <w:b/>
-          <w:bCs/>
-        </w:rPr>
-        <w:t xml:space="preserve">nueva versión</w:t>
-      </w:r>
-      <w:r>
-        <w:t xml:space="preserve">, la cual recibirá un Identificador de Objeto Digital (DOI) diferente. Esto asegura la trazabilidad científica.</w:t>
-      </w:r>
-    </w:p>
-    <w:bookmarkEnd w:id="42"/>
-    <w:bookmarkStart w:id="43" w:name="X72cb5341b4578a3c9b8f92aca5bb9095bfca49b"/>
+        <w:t xml:space="preserve">Límites de volumen:</w:t>
+      </w:r>
+      <w:r>
+        <w:t xml:space="preserve"> </w:t>
+      </w:r>
+      <w:r>
+        <w:t xml:space="preserve">Por defecto, el límite estándar es de</w:t>
+      </w:r>
+      <w:r>
+        <w:t xml:space="preserve"> </w:t>
+      </w:r>
+      <w:r>
+        <w:rPr>
+          <w:b/>
+          <w:bCs/>
+        </w:rPr>
+        <w:t xml:space="preserve">50 GB por registro</w:t>
+      </w:r>
+      <w:r>
+        <w:t xml:space="preserve"> </w:t>
+      </w:r>
+      <w:r>
+        <w:t xml:space="preserve">(con un máximo aproximado de 100 archivos). Cuotas mayores se pueden solicitar y evaluar caso por caso.</w:t>
+      </w:r>
+    </w:p>
+    <w:bookmarkEnd w:id="40"/>
+    <w:bookmarkStart w:id="41" w:name="Xfa8e2c8b7a0f9dfeb5c9386d331f22853c3453e"/>
     <w:p>
       <w:pPr>
         <w:pStyle w:val="Heading3"/>
       </w:pPr>
       <w:r>
-        <w:t xml:space="preserve">3.0.5 5. Preservación, Retirada y la Circular Operacional No. 11 del CERN</w:t>
-      </w:r>
-    </w:p>
-    <w:p>
-      <w:pPr>
-        <w:pStyle w:val="FirstParagraph"/>
-      </w:pPr>
-      <w:r>
-        <w:t xml:space="preserve">Aquí es donde la</w:t>
-      </w:r>
-      <w:r>
-        <w:t xml:space="preserve"> </w:t>
-      </w:r>
-      <w:r>
-        <w:rPr>
-          <w:b/>
-          <w:bCs/>
-        </w:rPr>
-        <w:t xml:space="preserve">Circular Operacional No. 11 del CERN</w:t>
-      </w:r>
-      <w:r>
-        <w:t xml:space="preserve"> </w:t>
-      </w:r>
-      <w:r>
-        <w:t xml:space="preserve">se vuelve vital para entender la gobernanza de Zenodo:</w:t>
+        <w:t xml:space="preserve">4.0.2 2. Responsabilidad Legal y Propiedad Intelectual</w:t>
       </w:r>
     </w:p>
     <w:p>
@@ -6292,29 +6383,26 @@
           <w:b/>
           <w:bCs/>
         </w:rPr>
-        <w:t xml:space="preserve">Gobernanza Institucional:</w:t>
-      </w:r>
-      <w:r>
-        <w:t xml:space="preserve"> </w:t>
-      </w:r>
-      <w:r>
-        <w:t xml:space="preserve">Zenodo no es una entidad comercial independiente; opera bajo el amparo del CERN (Organización Europea para la Investigación Nuclear). La</w:t>
-      </w:r>
-      <w:r>
-        <w:t xml:space="preserve"> </w:t>
-      </w:r>
-      <w:r>
-        <w:rPr>
-          <w:i/>
-          <w:iCs/>
-        </w:rPr>
-        <w:t xml:space="preserve">Circular Operacional No. 11</w:t>
-      </w:r>
-      <w:r>
-        <w:t xml:space="preserve"> </w:t>
-      </w:r>
-      <w:r>
-        <w:t xml:space="preserve">define precisamente las reglas internas del CERN respecto a la propiedad intelectual, el uso de sus nombres/logotipos, y las condiciones bajo las cuales el CERN aloja o transfiere tecnología y servicios a la comunidad internacional.</w:t>
+        <w:t xml:space="preserve">La propiedad no se transfiere:</w:t>
+      </w:r>
+      <w:r>
+        <w:t xml:space="preserve"> </w:t>
+      </w:r>
+      <w:r>
+        <w:t xml:space="preserve">Al subir datos a Zenodo,</w:t>
+      </w:r>
+      <w:r>
+        <w:t xml:space="preserve"> </w:t>
+      </w:r>
+      <w:r>
+        <w:rPr>
+          <w:b/>
+          <w:bCs/>
+        </w:rPr>
+        <w:t xml:space="preserve">no se ceden los derechos de propiedad intelectual al CERN ni a Zenodo</w:t>
+      </w:r>
+      <w:r>
+        <w:t xml:space="preserve">. El contenido sigue perteneciendo a sus autores u organizaciones originales.</w:t>
       </w:r>
     </w:p>
     <w:p>
@@ -6330,52 +6418,13 @@
           <w:b/>
           <w:bCs/>
         </w:rPr>
-        <w:t xml:space="preserve">Garantía de Longevidad:</w:t>
-      </w:r>
-      <w:r>
-        <w:t xml:space="preserve"> </w:t>
-      </w:r>
-      <w:r>
-        <w:t xml:space="preserve">Zenodo garantiza la preservación de los datos por</w:t>
-      </w:r>
-      <w:r>
-        <w:t xml:space="preserve"> </w:t>
-      </w:r>
-      <w:r>
-        <w:rPr>
-          <w:b/>
-          <w:bCs/>
-        </w:rPr>
-        <w:t xml:space="preserve">toda la vida útil del CERN</w:t>
-      </w:r>
-      <w:r>
-        <w:t xml:space="preserve">, comprometiéndose contractualmente a un mínimo de</w:t>
-      </w:r>
-      <w:r>
-        <w:t xml:space="preserve"> </w:t>
-      </w:r>
-      <w:r>
-        <w:rPr>
-          <w:b/>
-          <w:bCs/>
-        </w:rPr>
-        <w:t xml:space="preserve">20 años</w:t>
-      </w:r>
-      <w:r>
-        <w:t xml:space="preserve">. Al estar respaldado por las políticas institucionales del CERN, el repositorio se beneficia de una infraestructura de almacenamiento masivo altamente redundante (múltiples copias en línea y réplicas en cinta</w:t>
-      </w:r>
-      <w:r>
-        <w:t xml:space="preserve"> </w:t>
-      </w:r>
-      <w:r>
-        <w:rPr>
-          <w:i/>
-          <w:iCs/>
-        </w:rPr>
-        <w:t xml:space="preserve">offline</w:t>
-      </w:r>
-      <w:r>
-        <w:t xml:space="preserve">).</w:t>
+        <w:t xml:space="preserve">Responsabilidad exclusiva del usuario (Uploader):</w:t>
+      </w:r>
+      <w:r>
+        <w:t xml:space="preserve"> </w:t>
+      </w:r>
+      <w:r>
+        <w:t xml:space="preserve">Quien sube la información es el único responsable legal del contenido. Debe garantizar que tiene los derechos necesarios, que no infringe derechos de autor ni acuerdos de confidencialidad, y que el material es apto para difusión pública.</w:t>
       </w:r>
     </w:p>
     <w:p>
@@ -6391,59 +6440,13 @@
           <w:b/>
           <w:bCs/>
         </w:rPr>
-        <w:t xml:space="preserve">Procedimiento de Retirada (Take-down):</w:t>
-      </w:r>
-      <w:r>
-        <w:t xml:space="preserve"> </w:t>
-      </w:r>
-      <w:r>
-        <w:t xml:space="preserve">Aunque Zenodo no monitorea activamente lo que los usuarios suben, cuenta con un protocolo estricto para retirar contenido si recibe una reclamación legítima de violación de propiedad intelectual, plagio, falsificación deliberada o inclusión de datos personales sin consentimiento. En estos casos excepcionales, los archivos se eliminan del acceso público, pero se retiene una</w:t>
-      </w:r>
-      <w:r>
-        <w:t xml:space="preserve"> </w:t>
-      </w:r>
-      <w:r>
-        <w:t xml:space="preserve">“tumba de metadatos”</w:t>
-      </w:r>
-      <w:r>
-        <w:t xml:space="preserve"> </w:t>
-      </w:r>
-      <w:r>
-        <w:t xml:space="preserve">indicando que el registro existió y el motivo de su remoción, para no romper la integridad de las citas académicas.</w:t>
-      </w:r>
-    </w:p>
-    <w:bookmarkEnd w:id="43"/>
-    <w:bookmarkStart w:id="44" w:name="resumen-de-la-perspectiva"/>
-    <w:p>
-      <w:pPr>
-        <w:pStyle w:val="Heading3"/>
-      </w:pPr>
-      <w:r>
-        <w:t xml:space="preserve">3.0.6 Resumen de la Perspectiva</w:t>
-      </w:r>
-    </w:p>
-    <w:p>
-      <w:pPr>
-        <w:pStyle w:val="FirstParagraph"/>
-      </w:pPr>
-      <w:r>
-        <w:t xml:space="preserve">Zenodo logra un equilibrio: ofrece un</w:t>
-      </w:r>
-      <w:r>
-        <w:t xml:space="preserve"> </w:t>
-      </w:r>
-      <w:r>
-        <w:rPr>
-          <w:b/>
-          <w:bCs/>
-        </w:rPr>
-        <w:t xml:space="preserve">servicio universal, gratuito y abierto</w:t>
-      </w:r>
-      <w:r>
-        <w:t xml:space="preserve"> </w:t>
-      </w:r>
-      <w:r>
-        <w:t xml:space="preserve">para empoderar a la comunidad científica global (bajo las políticas de</w:t>
+        <w:t xml:space="preserve">Licenciamiento:</w:t>
+      </w:r>
+      <w:r>
+        <w:t xml:space="preserve"> </w:t>
+      </w:r>
+      <w:r>
+        <w:t xml:space="preserve">Es obligatorio asignar una licencia a los archivos públicos. Zenodo sugiere por defecto</w:t>
       </w:r>
       <w:r>
         <w:t xml:space="preserve"> </w:t>
@@ -6453,88 +6456,49 @@
           <w:i/>
           <w:iCs/>
         </w:rPr>
-        <w:t xml:space="preserve">OpenAire</w:t>
-      </w:r>
-      <w:r>
-        <w:t xml:space="preserve"> </w:t>
-      </w:r>
-      <w:r>
-        <w:t xml:space="preserve">y</w:t>
-      </w:r>
-      <w:r>
-        <w:t xml:space="preserve"> </w:t>
-      </w:r>
-      <w:r>
-        <w:rPr>
-          <w:i/>
-          <w:iCs/>
-        </w:rPr>
-        <w:t xml:space="preserve">Open Science</w:t>
-      </w:r>
-      <w:r>
-        <w:t xml:space="preserve">), pero delega toda la</w:t>
-      </w:r>
-      <w:r>
-        <w:t xml:space="preserve"> </w:t>
-      </w:r>
-      <w:r>
-        <w:rPr>
-          <w:b/>
-          <w:bCs/>
-        </w:rPr>
-        <w:t xml:space="preserve">responsabilidad legal y ética en el usuario</w:t>
-      </w:r>
-      <w:r>
-        <w:t xml:space="preserve">, mientras se blinda institucional y técnicamente utilizando la rigurosa</w:t>
-      </w:r>
-      <w:r>
-        <w:t xml:space="preserve"> </w:t>
-      </w:r>
-      <w:r>
-        <w:rPr>
-          <w:b/>
-          <w:bCs/>
-        </w:rPr>
-        <w:t xml:space="preserve">infraestructura, marco legal y gobernanza a largo plazo del CERN</w:t>
-      </w:r>
-      <w:r>
-        <w:t xml:space="preserve">.</w:t>
-      </w:r>
-    </w:p>
-    <w:bookmarkEnd w:id="44"/>
-    <w:bookmarkStart w:id="58" w:name="X449ed843dca3d710b52a002e436b372f618f80a"/>
-    <w:p>
-      <w:pPr>
-        <w:pStyle w:val="Heading2"/>
-      </w:pPr>
-      <w:r>
-        <w:t xml:space="preserve">3.1 Compendio de Documentos Descargables y Referencias: Gobernanza Zenodo y CERN</w:t>
-      </w:r>
-    </w:p>
-    <w:p>
-      <w:pPr>
-        <w:pStyle w:val="FirstParagraph"/>
-      </w:pPr>
-      <w:r>
-        <w:t xml:space="preserve">Este documento reúne las referencias oficiales, políticas públicas y circulares operacionales que norman y respaldan la infraestructura del servicio de hospedaje de datos abiertos de Zenodo, así como el marco regulatorio del CERN como su entidad proveedora de infraestructura masiva.</w:t>
-      </w:r>
-    </w:p>
-    <w:bookmarkStart w:id="49" w:name="Xcb906d6e330e04db78d4e8b5561744b23752659"/>
+        <w:t xml:space="preserve">Creative Commons Attribution 4.0 (CC-BY)</w:t>
+      </w:r>
+      <w:r>
+        <w:t xml:space="preserve"> </w:t>
+      </w:r>
+      <w:r>
+        <w:t xml:space="preserve">para datos y licencias estándar de código abierto (como MIT o GPL) para software, aunque permite licencias personalizadas. Los</w:t>
+      </w:r>
+      <w:r>
+        <w:t xml:space="preserve"> </w:t>
+      </w:r>
+      <w:r>
+        <w:rPr>
+          <w:b/>
+          <w:bCs/>
+        </w:rPr>
+        <w:t xml:space="preserve">metadatos</w:t>
+      </w:r>
+      <w:r>
+        <w:t xml:space="preserve">, en cambio, se distribuyen bajo una licencia de dominio público</w:t>
+      </w:r>
+      <w:r>
+        <w:t xml:space="preserve"> </w:t>
+      </w:r>
+      <w:r>
+        <w:rPr>
+          <w:b/>
+          <w:bCs/>
+        </w:rPr>
+        <w:t xml:space="preserve">CC0</w:t>
+      </w:r>
+      <w:r>
+        <w:t xml:space="preserve">, lo que facilita que motores de búsqueda externos los indexen.</w:t>
+      </w:r>
+    </w:p>
+    <w:bookmarkEnd w:id="41"/>
+    <w:bookmarkStart w:id="42" w:name="X7623938980cfe5cfebf525c12cdf262807bd78a"/>
     <w:p>
       <w:pPr>
         <w:pStyle w:val="Heading3"/>
       </w:pPr>
       <w:r>
-        <w:t xml:space="preserve">3.1.1 1. Documentos Principales de Política y Gobernanza</w:t>
-      </w:r>
-    </w:p>
-    <w:bookmarkStart w:id="46" w:name="X90e22729b06a9cff907c9b257486cf978898c3a"/>
-    <w:p>
-      <w:pPr>
-        <w:pStyle w:val="Heading4"/>
-      </w:pPr>
-      <w:r>
-        <w:t xml:space="preserve">3.1.1.1 📄 Zenodo General Policies (Políticas Generales de Zenodo)</w:t>
+        <w:t xml:space="preserve">4.0.3 3. Privacidad y Datos Sensibles (El cruce con el GDPR)</w:t>
       </w:r>
     </w:p>
     <w:p>
@@ -6550,13 +6514,42 @@
           <w:b/>
           <w:bCs/>
         </w:rPr>
-        <w:t xml:space="preserve">Organización:</w:t>
-      </w:r>
-      <w:r>
-        <w:t xml:space="preserve"> </w:t>
-      </w:r>
-      <w:r>
-        <w:t xml:space="preserve">Zenodo / OpenAIRE / CERN</w:t>
+        <w:t xml:space="preserve">Datos personales:</w:t>
+      </w:r>
+      <w:r>
+        <w:t xml:space="preserve"> </w:t>
+      </w:r>
+      <w:r>
+        <w:t xml:space="preserve">Zenodo</w:t>
+      </w:r>
+      <w:r>
+        <w:t xml:space="preserve"> </w:t>
+      </w:r>
+      <w:r>
+        <w:rPr>
+          <w:b/>
+          <w:bCs/>
+        </w:rPr>
+        <w:t xml:space="preserve">no está diseñado para albergar datos personales sensibles de sujetos humanos</w:t>
+      </w:r>
+      <w:r>
+        <w:t xml:space="preserve">. Si la investigación involucra seres humanos, el usuario debe garantizar que los datos estén</w:t>
+      </w:r>
+      <w:r>
+        <w:t xml:space="preserve"> </w:t>
+      </w:r>
+      <w:r>
+        <w:rPr>
+          <w:b/>
+          <w:bCs/>
+        </w:rPr>
+        <w:t xml:space="preserve">completamente anonimizados</w:t>
+      </w:r>
+      <w:r>
+        <w:t xml:space="preserve"> </w:t>
+      </w:r>
+      <w:r>
+        <w:t xml:space="preserve">o que se cuente con un consentimiento explícito e inequívoco para su difusión abierta antes de subirlos.</w:t>
       </w:r>
     </w:p>
     <w:p>
@@ -6572,13 +6565,219 @@
           <w:b/>
           <w:bCs/>
         </w:rPr>
-        <w:t xml:space="preserve">Ámbito:</w:t>
-      </w:r>
-      <w:r>
-        <w:t xml:space="preserve"> </w:t>
-      </w:r>
-      <w:r>
-        <w:t xml:space="preserve">Normativa principal para usuarios y depositantes.</w:t>
+        <w:t xml:space="preserve">El rol del CERN:</w:t>
+      </w:r>
+      <w:r>
+        <w:t xml:space="preserve"> </w:t>
+      </w:r>
+      <w:r>
+        <w:t xml:space="preserve">El CERN goza de un estatus legal particular como organización internacional. Sin embargo, para efectos operativos de Zenodo, sus infraestructuras cumplen rigurosamente con altos estándares de protección de datos alineados con el espíritu del GDPR (Reglamento General de Protección de Datos de la UE).</w:t>
+      </w:r>
+    </w:p>
+    <w:bookmarkEnd w:id="42"/>
+    <w:bookmarkStart w:id="43" w:name="niveles-de-acceso-y-modificaciones"/>
+    <w:p>
+      <w:pPr>
+        <w:pStyle w:val="Heading3"/>
+      </w:pPr>
+      <w:r>
+        <w:t xml:space="preserve">4.0.4 4. Niveles de Acceso y Modificaciones</w:t>
+      </w:r>
+    </w:p>
+    <w:p>
+      <w:pPr>
+        <w:numPr>
+          <w:ilvl w:val="0"/>
+          <w:numId w:val="1013"/>
+        </w:numPr>
+      </w:pPr>
+      <w:r>
+        <w:rPr>
+          <w:b/>
+          <w:bCs/>
+        </w:rPr>
+        <w:t xml:space="preserve">Tipos de acceso:</w:t>
+      </w:r>
+      <w:r>
+        <w:t xml:space="preserve"> </w:t>
+      </w:r>
+      <w:r>
+        <w:t xml:space="preserve">Aunque promueve la ciencia abierta (</w:t>
+      </w:r>
+      <w:r>
+        <w:rPr>
+          <w:i/>
+          <w:iCs/>
+        </w:rPr>
+        <w:t xml:space="preserve">Open Science</w:t>
+      </w:r>
+      <w:r>
+        <w:t xml:space="preserve">), Zenodo permite configuraciones flexibles:</w:t>
+      </w:r>
+    </w:p>
+    <w:p>
+      <w:pPr>
+        <w:numPr>
+          <w:ilvl w:val="0"/>
+          <w:numId w:val="1013"/>
+        </w:numPr>
+      </w:pPr>
+      <w:r>
+        <w:rPr>
+          <w:b/>
+          <w:bCs/>
+        </w:rPr>
+        <w:t xml:space="preserve">Acceso abierto (Open Access):</w:t>
+      </w:r>
+      <w:r>
+        <w:t xml:space="preserve"> </w:t>
+      </w:r>
+      <w:r>
+        <w:t xml:space="preserve">Disponible de inmediato.</w:t>
+      </w:r>
+    </w:p>
+    <w:p>
+      <w:pPr>
+        <w:numPr>
+          <w:ilvl w:val="0"/>
+          <w:numId w:val="1013"/>
+        </w:numPr>
+      </w:pPr>
+      <w:r>
+        <w:rPr>
+          <w:b/>
+          <w:bCs/>
+        </w:rPr>
+        <w:t xml:space="preserve">Embargado (Embargoed):</w:t>
+      </w:r>
+      <w:r>
+        <w:t xml:space="preserve"> </w:t>
+      </w:r>
+      <w:r>
+        <w:t xml:space="preserve">Los datos se mantienen cerrados hasta una fecha específica (por ejemplo, cuando se publique un artículo científico relacionado) y luego se abren automáticamente.</w:t>
+      </w:r>
+    </w:p>
+    <w:p>
+      <w:pPr>
+        <w:numPr>
+          <w:ilvl w:val="0"/>
+          <w:numId w:val="1013"/>
+        </w:numPr>
+      </w:pPr>
+      <w:r>
+        <w:rPr>
+          <w:b/>
+          <w:bCs/>
+        </w:rPr>
+        <w:t xml:space="preserve">Acceso restringido (Restricted):</w:t>
+      </w:r>
+      <w:r>
+        <w:t xml:space="preserve"> </w:t>
+      </w:r>
+      <w:r>
+        <w:t xml:space="preserve">Los archivos permanecen ocultos, pero otros investigadores pueden solicitar acceso al autor justificando su uso.</w:t>
+      </w:r>
+    </w:p>
+    <w:p>
+      <w:pPr>
+        <w:numPr>
+          <w:ilvl w:val="0"/>
+          <w:numId w:val="1013"/>
+        </w:numPr>
+      </w:pPr>
+      <w:r>
+        <w:rPr>
+          <w:b/>
+          <w:bCs/>
+        </w:rPr>
+        <w:t xml:space="preserve">Acceso cerrado (Closed):</w:t>
+      </w:r>
+      <w:r>
+        <w:t xml:space="preserve"> </w:t>
+      </w:r>
+      <w:r>
+        <w:t xml:space="preserve">Solo el propietario puede ver los archivos (utilizado principalmente para preservación interna).</w:t>
+      </w:r>
+    </w:p>
+    <w:p>
+      <w:pPr>
+        <w:numPr>
+          <w:ilvl w:val="0"/>
+          <w:numId w:val="1013"/>
+        </w:numPr>
+      </w:pPr>
+      <w:r>
+        <w:rPr>
+          <w:b/>
+          <w:bCs/>
+        </w:rPr>
+        <w:t xml:space="preserve">Inmutabilidad y Versionado:</w:t>
+      </w:r>
+      <w:r>
+        <w:t xml:space="preserve"> </w:t>
+      </w:r>
+      <w:r>
+        <w:t xml:space="preserve">Una vez que un registro se publica, los archivos</w:t>
+      </w:r>
+      <w:r>
+        <w:t xml:space="preserve"> </w:t>
+      </w:r>
+      <w:r>
+        <w:rPr>
+          <w:b/>
+          <w:bCs/>
+        </w:rPr>
+        <w:t xml:space="preserve">no se pueden modificar ni eliminar a la ligera</w:t>
+      </w:r>
+      <w:r>
+        <w:t xml:space="preserve">. Durante los primeros 30 días se permiten correcciones menores de errores, pero pasado ese tiempo, cualquier cambio significativo requiere la creación de una</w:t>
+      </w:r>
+      <w:r>
+        <w:t xml:space="preserve"> </w:t>
+      </w:r>
+      <w:r>
+        <w:rPr>
+          <w:b/>
+          <w:bCs/>
+        </w:rPr>
+        <w:t xml:space="preserve">nueva versión</w:t>
+      </w:r>
+      <w:r>
+        <w:t xml:space="preserve">, la cual recibirá un Identificador de Objeto Digital (DOI) diferente. Esto asegura la trazabilidad científica.</w:t>
+      </w:r>
+    </w:p>
+    <w:bookmarkEnd w:id="43"/>
+    <w:bookmarkStart w:id="44" w:name="X72cb5341b4578a3c9b8f92aca5bb9095bfca49b"/>
+    <w:p>
+      <w:pPr>
+        <w:pStyle w:val="Heading3"/>
+      </w:pPr>
+      <w:r>
+        <w:t xml:space="preserve">4.0.5 5. Preservación, Retirada y la Circular Operacional No. 11 del CERN</w:t>
+      </w:r>
+    </w:p>
+    <w:p>
+      <w:pPr>
+        <w:pStyle w:val="FirstParagraph"/>
+      </w:pPr>
+      <w:r>
+        <w:t xml:space="preserve">Aquí es donde la</w:t>
+      </w:r>
+      <w:r>
+        <w:t xml:space="preserve"> </w:t>
+      </w:r>
+      <w:r>
+        <w:rPr>
+          <w:b/>
+          <w:bCs/>
+        </w:rPr>
+        <w:t xml:space="preserve">Circular Operacional No. 11 del CERN</w:t>
+      </w:r>
+      <w:r>
+        <w:t xml:space="preserve"> </w:t>
+      </w:r>
+      <w:r>
+        <w:t xml:space="preserve">se vuelve vital para entender la gobernanza de Zenodo:</w:t>
       </w:r>
     </w:p>
     <w:p>
@@ -6586,7 +6785,7 @@
         <w:pStyle w:val="Compact"/>
         <w:numPr>
           <w:ilvl w:val="0"/>
-          <w:numId w:val="1012"/>
+          <w:numId w:val="1014"/>
         </w:numPr>
       </w:pPr>
       <w:r>
@@ -6594,23 +6793,29 @@
           <w:b/>
           <w:bCs/>
         </w:rPr>
-        <w:t xml:space="preserve">Criterios Clave:</w:t>
-      </w:r>
-      <w:r>
-        <w:t xml:space="preserve"> </w:t>
-      </w:r>
-      <w:r>
-        <w:t xml:space="preserve">Regula de manera exhaustiva la aceptación de contenidos de cualquier disciplina científica, las cuotas predeterminadas de almacenamiento (50 GB por registro), las políticas de acceso flexible (abierto, embargado, restringido y cerrado), la inmutabilidad de los datos publicados y el procedimiento legal de retirada de contenido (</w:t>
+        <w:t xml:space="preserve">Gobernanza Institucional:</w:t>
+      </w:r>
+      <w:r>
+        <w:t xml:space="preserve"> </w:t>
+      </w:r>
+      <w:r>
+        <w:t xml:space="preserve">Zenodo no es una entidad comercial independiente; opera bajo el amparo del CERN (Organización Europea para la Investigación Nuclear). La</w:t>
+      </w:r>
+      <w:r>
+        <w:t xml:space="preserve"> </w:t>
       </w:r>
       <w:r>
         <w:rPr>
           <w:i/>
           <w:iCs/>
         </w:rPr>
-        <w:t xml:space="preserve">Take-down policy</w:t>
-      </w:r>
-      <w:r>
-        <w:t xml:space="preserve">) ante violaciones de propiedad intelectual o datos sensibles.</w:t>
+        <w:t xml:space="preserve">Circular Operacional No. 11</w:t>
+      </w:r>
+      <w:r>
+        <w:t xml:space="preserve"> </w:t>
+      </w:r>
+      <w:r>
+        <w:t xml:space="preserve">define precisamente las reglas internas del CERN respecto a la propiedad intelectual, el uso de sus nombres/logotipos, y las condiciones bajo las cuales el CERN aloja o transfiere tecnología y servicios a la comunidad internacional.</w:t>
       </w:r>
     </w:p>
     <w:p>
@@ -6618,7 +6823,7 @@
         <w:pStyle w:val="Compact"/>
         <w:numPr>
           <w:ilvl w:val="0"/>
-          <w:numId w:val="1012"/>
+          <w:numId w:val="1014"/>
         </w:numPr>
       </w:pPr>
       <w:r>
@@ -6626,12 +6831,308 @@
           <w:b/>
           <w:bCs/>
         </w:rPr>
+        <w:t xml:space="preserve">Garantía de Longevidad:</w:t>
+      </w:r>
+      <w:r>
+        <w:t xml:space="preserve"> </w:t>
+      </w:r>
+      <w:r>
+        <w:t xml:space="preserve">Zenodo garantiza la preservación de los datos por</w:t>
+      </w:r>
+      <w:r>
+        <w:t xml:space="preserve"> </w:t>
+      </w:r>
+      <w:r>
+        <w:rPr>
+          <w:b/>
+          <w:bCs/>
+        </w:rPr>
+        <w:t xml:space="preserve">toda la vida útil del CERN</w:t>
+      </w:r>
+      <w:r>
+        <w:t xml:space="preserve">, comprometiéndose contractualmente a un mínimo de</w:t>
+      </w:r>
+      <w:r>
+        <w:t xml:space="preserve"> </w:t>
+      </w:r>
+      <w:r>
+        <w:rPr>
+          <w:b/>
+          <w:bCs/>
+        </w:rPr>
+        <w:t xml:space="preserve">20 años</w:t>
+      </w:r>
+      <w:r>
+        <w:t xml:space="preserve">. Al estar respaldado por las políticas institucionales del CERN, el repositorio se beneficia de una infraestructura de almacenamiento masivo altamente redundante (múltiples copias en línea y réplicas en cinta</w:t>
+      </w:r>
+      <w:r>
+        <w:t xml:space="preserve"> </w:t>
+      </w:r>
+      <w:r>
+        <w:rPr>
+          <w:i/>
+          <w:iCs/>
+        </w:rPr>
+        <w:t xml:space="preserve">offline</w:t>
+      </w:r>
+      <w:r>
+        <w:t xml:space="preserve">).</w:t>
+      </w:r>
+    </w:p>
+    <w:p>
+      <w:pPr>
+        <w:pStyle w:val="Compact"/>
+        <w:numPr>
+          <w:ilvl w:val="0"/>
+          <w:numId w:val="1014"/>
+        </w:numPr>
+      </w:pPr>
+      <w:r>
+        <w:rPr>
+          <w:b/>
+          <w:bCs/>
+        </w:rPr>
+        <w:t xml:space="preserve">Procedimiento de Retirada (Take-down):</w:t>
+      </w:r>
+      <w:r>
+        <w:t xml:space="preserve"> </w:t>
+      </w:r>
+      <w:r>
+        <w:t xml:space="preserve">Aunque Zenodo no monitorea activamente lo que los usuarios suben, cuenta con un protocolo estricto para retirar contenido si recibe una reclamación legítima de violación de propiedad intelectual, plagio, falsificación deliberada o inclusión de datos personales sin consentimiento. En estos casos excepcionales, los archivos se eliminan del acceso público, pero se retiene una</w:t>
+      </w:r>
+      <w:r>
+        <w:t xml:space="preserve"> </w:t>
+      </w:r>
+      <w:r>
+        <w:t xml:space="preserve">“tumba de metadatos”</w:t>
+      </w:r>
+      <w:r>
+        <w:t xml:space="preserve"> </w:t>
+      </w:r>
+      <w:r>
+        <w:t xml:space="preserve">indicando que el registro existió y el motivo de su remoción, para no romper la integridad de las citas académicas.</w:t>
+      </w:r>
+    </w:p>
+    <w:bookmarkEnd w:id="44"/>
+    <w:bookmarkStart w:id="45" w:name="resumen-de-la-perspectiva"/>
+    <w:p>
+      <w:pPr>
+        <w:pStyle w:val="Heading3"/>
+      </w:pPr>
+      <w:r>
+        <w:t xml:space="preserve">4.0.6 Resumen de la Perspectiva</w:t>
+      </w:r>
+    </w:p>
+    <w:p>
+      <w:pPr>
+        <w:pStyle w:val="FirstParagraph"/>
+      </w:pPr>
+      <w:r>
+        <w:t xml:space="preserve">Zenodo logra un equilibrio: ofrece un</w:t>
+      </w:r>
+      <w:r>
+        <w:t xml:space="preserve"> </w:t>
+      </w:r>
+      <w:r>
+        <w:rPr>
+          <w:b/>
+          <w:bCs/>
+        </w:rPr>
+        <w:t xml:space="preserve">servicio universal, gratuito y abierto</w:t>
+      </w:r>
+      <w:r>
+        <w:t xml:space="preserve"> </w:t>
+      </w:r>
+      <w:r>
+        <w:t xml:space="preserve">para empoderar a la comunidad científica global (bajo las políticas de</w:t>
+      </w:r>
+      <w:r>
+        <w:t xml:space="preserve"> </w:t>
+      </w:r>
+      <w:r>
+        <w:rPr>
+          <w:i/>
+          <w:iCs/>
+        </w:rPr>
+        <w:t xml:space="preserve">OpenAire</w:t>
+      </w:r>
+      <w:r>
+        <w:t xml:space="preserve"> </w:t>
+      </w:r>
+      <w:r>
+        <w:t xml:space="preserve">y</w:t>
+      </w:r>
+      <w:r>
+        <w:t xml:space="preserve"> </w:t>
+      </w:r>
+      <w:r>
+        <w:rPr>
+          <w:i/>
+          <w:iCs/>
+        </w:rPr>
+        <w:t xml:space="preserve">Open Science</w:t>
+      </w:r>
+      <w:r>
+        <w:t xml:space="preserve">), pero delega toda la</w:t>
+      </w:r>
+      <w:r>
+        <w:t xml:space="preserve"> </w:t>
+      </w:r>
+      <w:r>
+        <w:rPr>
+          <w:b/>
+          <w:bCs/>
+        </w:rPr>
+        <w:t xml:space="preserve">responsabilidad legal y ética en el usuario</w:t>
+      </w:r>
+      <w:r>
+        <w:t xml:space="preserve">, mientras se blinda institucional y técnicamente utilizando la rigurosa</w:t>
+      </w:r>
+      <w:r>
+        <w:t xml:space="preserve"> </w:t>
+      </w:r>
+      <w:r>
+        <w:rPr>
+          <w:b/>
+          <w:bCs/>
+        </w:rPr>
+        <w:t xml:space="preserve">infraestructura, marco legal y gobernanza a largo plazo del CERN</w:t>
+      </w:r>
+      <w:r>
+        <w:t xml:space="preserve">.</w:t>
+      </w:r>
+    </w:p>
+    <w:bookmarkEnd w:id="45"/>
+    <w:bookmarkStart w:id="59" w:name="X449ed843dca3d710b52a002e436b372f618f80a"/>
+    <w:p>
+      <w:pPr>
+        <w:pStyle w:val="Heading2"/>
+      </w:pPr>
+      <w:r>
+        <w:t xml:space="preserve">4.1 Compendio de Documentos Descargables y Referencias: Gobernanza Zenodo y CERN</w:t>
+      </w:r>
+    </w:p>
+    <w:p>
+      <w:pPr>
+        <w:pStyle w:val="FirstParagraph"/>
+      </w:pPr>
+      <w:r>
+        <w:t xml:space="preserve">Este documento reúne las referencias oficiales, políticas públicas y circulares operacionales que norman y respaldan la infraestructura del servicio de hospedaje de datos abiertos de Zenodo, así como el marco regulatorio del CERN como su entidad proveedora de infraestructura masiva.</w:t>
+      </w:r>
+    </w:p>
+    <w:bookmarkStart w:id="50" w:name="Xcb906d6e330e04db78d4e8b5561744b23752659"/>
+    <w:p>
+      <w:pPr>
+        <w:pStyle w:val="Heading3"/>
+      </w:pPr>
+      <w:r>
+        <w:t xml:space="preserve">4.1.1 1. Documentos Principales de Política y Gobernanza</w:t>
+      </w:r>
+    </w:p>
+    <w:bookmarkStart w:id="47" w:name="X90e22729b06a9cff907c9b257486cf978898c3a"/>
+    <w:p>
+      <w:pPr>
+        <w:pStyle w:val="Heading4"/>
+      </w:pPr>
+      <w:r>
+        <w:t xml:space="preserve">4.1.1.1 📄 Zenodo General Policies (Políticas Generales de Zenodo)</w:t>
+      </w:r>
+    </w:p>
+    <w:p>
+      <w:pPr>
+        <w:pStyle w:val="Compact"/>
+        <w:numPr>
+          <w:ilvl w:val="0"/>
+          <w:numId w:val="1015"/>
+        </w:numPr>
+      </w:pPr>
+      <w:r>
+        <w:rPr>
+          <w:b/>
+          <w:bCs/>
+        </w:rPr>
+        <w:t xml:space="preserve">Organización:</w:t>
+      </w:r>
+      <w:r>
+        <w:t xml:space="preserve"> </w:t>
+      </w:r>
+      <w:r>
+        <w:t xml:space="preserve">Zenodo / OpenAIRE / CERN</w:t>
+      </w:r>
+    </w:p>
+    <w:p>
+      <w:pPr>
+        <w:pStyle w:val="Compact"/>
+        <w:numPr>
+          <w:ilvl w:val="0"/>
+          <w:numId w:val="1015"/>
+        </w:numPr>
+      </w:pPr>
+      <w:r>
+        <w:rPr>
+          <w:b/>
+          <w:bCs/>
+        </w:rPr>
+        <w:t xml:space="preserve">Ámbito:</w:t>
+      </w:r>
+      <w:r>
+        <w:t xml:space="preserve"> </w:t>
+      </w:r>
+      <w:r>
+        <w:t xml:space="preserve">Normativa principal para usuarios y depositantes.</w:t>
+      </w:r>
+    </w:p>
+    <w:p>
+      <w:pPr>
+        <w:pStyle w:val="Compact"/>
+        <w:numPr>
+          <w:ilvl w:val="0"/>
+          <w:numId w:val="1015"/>
+        </w:numPr>
+      </w:pPr>
+      <w:r>
+        <w:rPr>
+          <w:b/>
+          <w:bCs/>
+        </w:rPr>
+        <w:t xml:space="preserve">Criterios Clave:</w:t>
+      </w:r>
+      <w:r>
+        <w:t xml:space="preserve"> </w:t>
+      </w:r>
+      <w:r>
+        <w:t xml:space="preserve">Regula de manera exhaustiva la aceptación de contenidos de cualquier disciplina científica, las cuotas predeterminadas de almacenamiento (50 GB por registro), las políticas de acceso flexible (abierto, embargado, restringido y cerrado), la inmutabilidad de los datos publicados y el procedimiento legal de retirada de contenido (</w:t>
+      </w:r>
+      <w:r>
+        <w:rPr>
+          <w:i/>
+          <w:iCs/>
+        </w:rPr>
+        <w:t xml:space="preserve">Take-down policy</w:t>
+      </w:r>
+      <w:r>
+        <w:t xml:space="preserve">) ante violaciones de propiedad intelectual o datos sensibles.</w:t>
+      </w:r>
+    </w:p>
+    <w:p>
+      <w:pPr>
+        <w:pStyle w:val="Compact"/>
+        <w:numPr>
+          <w:ilvl w:val="0"/>
+          <w:numId w:val="1015"/>
+        </w:numPr>
+      </w:pPr>
+      <w:r>
+        <w:rPr>
+          <w:b/>
+          <w:bCs/>
+        </w:rPr>
         <w:t xml:space="preserve">Fuente/Enlace:</w:t>
       </w:r>
       <w:r>
         <w:t xml:space="preserve"> </w:t>
       </w:r>
-      <w:hyperlink r:id="rId45">
+      <w:hyperlink r:id="rId46">
         <w:r>
           <w:rPr>
             <w:rStyle w:val="Hyperlink"/>
@@ -6640,14 +7141,14 @@
         </w:r>
       </w:hyperlink>
     </w:p>
-    <w:bookmarkEnd w:id="46"/>
-    <w:bookmarkStart w:id="48" w:name="X4f162501dc14a3988dcc7871e13cc20f9aec268"/>
+    <w:bookmarkEnd w:id="47"/>
+    <w:bookmarkStart w:id="49" w:name="X4f162501dc14a3988dcc7871e13cc20f9aec268"/>
     <w:p>
       <w:pPr>
         <w:pStyle w:val="Heading4"/>
       </w:pPr>
       <w:r>
-        <w:t xml:space="preserve">3.1.1.2 📄 CERN Operational Circular No. 11 Rev. 1 (Circular Operacional del CERN No. 11)</w:t>
+        <w:t xml:space="preserve">4.1.1.2 📄 CERN Operational Circular No. 11 Rev. 1 (Circular Operacional del CERN No. 11)</w:t>
       </w:r>
     </w:p>
     <w:p>
@@ -6655,7 +7156,7 @@
         <w:pStyle w:val="Compact"/>
         <w:numPr>
           <w:ilvl w:val="0"/>
-          <w:numId w:val="1013"/>
+          <w:numId w:val="1016"/>
         </w:numPr>
       </w:pPr>
       <w:r>
@@ -6677,7 +7178,7 @@
         <w:pStyle w:val="Compact"/>
         <w:numPr>
           <w:ilvl w:val="0"/>
-          <w:numId w:val="1013"/>
+          <w:numId w:val="1016"/>
         </w:numPr>
       </w:pPr>
       <w:r>
@@ -6699,7 +7200,7 @@
         <w:pStyle w:val="Compact"/>
         <w:numPr>
           <w:ilvl w:val="0"/>
-          <w:numId w:val="1013"/>
+          <w:numId w:val="1016"/>
         </w:numPr>
       </w:pPr>
       <w:r>
@@ -6721,7 +7222,7 @@
         <w:pStyle w:val="Compact"/>
         <w:numPr>
           <w:ilvl w:val="0"/>
-          <w:numId w:val="1013"/>
+          <w:numId w:val="1016"/>
         </w:numPr>
       </w:pPr>
       <w:r>
@@ -6734,7 +7235,7 @@
       <w:r>
         <w:t xml:space="preserve"> </w:t>
       </w:r>
-      <w:hyperlink r:id="rId47">
+      <w:hyperlink r:id="rId48">
         <w:r>
           <w:rPr>
             <w:rStyle w:val="Hyperlink"/>
@@ -6743,24 +7244,24 @@
         </w:r>
       </w:hyperlink>
     </w:p>
-    <w:bookmarkEnd w:id="48"/>
     <w:bookmarkEnd w:id="49"/>
-    <w:bookmarkStart w:id="54" w:name="X310d5ae13e9b57819c0eeae54025fdcba2b8dde"/>
+    <w:bookmarkEnd w:id="50"/>
+    <w:bookmarkStart w:id="55" w:name="X310d5ae13e9b57819c0eeae54025fdcba2b8dde"/>
     <w:p>
       <w:pPr>
         <w:pStyle w:val="Heading3"/>
       </w:pPr>
       <w:r>
-        <w:t xml:space="preserve">3.1.2 2. Términos de Servicio y Privacidad (Soporte Técnico-Legal)</w:t>
-      </w:r>
-    </w:p>
-    <w:bookmarkStart w:id="51" w:name="X513cc11dfdf87eb80b2859a88a0518c526a45f9"/>
+        <w:t xml:space="preserve">4.1.2 2. Términos de Servicio y Privacidad (Soporte Técnico-Legal)</w:t>
+      </w:r>
+    </w:p>
+    <w:bookmarkStart w:id="52" w:name="X513cc11dfdf87eb80b2859a88a0518c526a45f9"/>
     <w:p>
       <w:pPr>
         <w:pStyle w:val="Heading4"/>
       </w:pPr>
       <w:r>
-        <w:t xml:space="preserve">3.1.2.1 📄 Zenodo Terms of Service (Términos del Servicio de Zenodo)</w:t>
+        <w:t xml:space="preserve">4.1.2.1 📄 Zenodo Terms of Service (Términos del Servicio de Zenodo)</w:t>
       </w:r>
     </w:p>
     <w:p>
@@ -6768,7 +7269,7 @@
         <w:pStyle w:val="Compact"/>
         <w:numPr>
           <w:ilvl w:val="0"/>
-          <w:numId w:val="1014"/>
+          <w:numId w:val="1017"/>
         </w:numPr>
       </w:pPr>
       <w:r>
@@ -6790,7 +7291,7 @@
         <w:pStyle w:val="Compact"/>
         <w:numPr>
           <w:ilvl w:val="0"/>
-          <w:numId w:val="1014"/>
+          <w:numId w:val="1017"/>
         </w:numPr>
       </w:pPr>
       <w:r>
@@ -6812,7 +7313,7 @@
         <w:pStyle w:val="Compact"/>
         <w:numPr>
           <w:ilvl w:val="0"/>
-          <w:numId w:val="1014"/>
+          <w:numId w:val="1017"/>
         </w:numPr>
       </w:pPr>
       <w:r>
@@ -6834,7 +7335,7 @@
         <w:pStyle w:val="Compact"/>
         <w:numPr>
           <w:ilvl w:val="0"/>
-          <w:numId w:val="1014"/>
+          <w:numId w:val="1017"/>
         </w:numPr>
       </w:pPr>
       <w:r>
@@ -6847,7 +7348,7 @@
       <w:r>
         <w:t xml:space="preserve"> </w:t>
       </w:r>
-      <w:hyperlink r:id="rId50">
+      <w:hyperlink r:id="rId51">
         <w:r>
           <w:rPr>
             <w:rStyle w:val="Hyperlink"/>
@@ -6856,14 +7357,14 @@
         </w:r>
       </w:hyperlink>
     </w:p>
-    <w:bookmarkEnd w:id="51"/>
-    <w:bookmarkStart w:id="53" w:name="X3984e5fdca23071096195afb4c53d62c06cd849"/>
+    <w:bookmarkEnd w:id="52"/>
+    <w:bookmarkStart w:id="54" w:name="X3984e5fdca23071096195afb4c53d62c06cd849"/>
     <w:p>
       <w:pPr>
         <w:pStyle w:val="Heading4"/>
       </w:pPr>
       <w:r>
-        <w:t xml:space="preserve">3.1.2.2 📄 CERN Data Protection Privacy Notice - Zenodo (Aviso de Privacidad de Datos del CERN)</w:t>
+        <w:t xml:space="preserve">4.1.2.2 📄 CERN Data Protection Privacy Notice - Zenodo (Aviso de Privacidad de Datos del CERN)</w:t>
       </w:r>
     </w:p>
     <w:p>
@@ -6871,7 +7372,7 @@
         <w:pStyle w:val="Compact"/>
         <w:numPr>
           <w:ilvl w:val="0"/>
-          <w:numId w:val="1015"/>
+          <w:numId w:val="1018"/>
         </w:numPr>
       </w:pPr>
       <w:r>
@@ -6893,7 +7394,7 @@
         <w:pStyle w:val="Compact"/>
         <w:numPr>
           <w:ilvl w:val="0"/>
-          <w:numId w:val="1015"/>
+          <w:numId w:val="1018"/>
         </w:numPr>
       </w:pPr>
       <w:r>
@@ -6915,7 +7416,7 @@
         <w:pStyle w:val="Compact"/>
         <w:numPr>
           <w:ilvl w:val="0"/>
-          <w:numId w:val="1015"/>
+          <w:numId w:val="1018"/>
         </w:numPr>
       </w:pPr>
       <w:r>
@@ -6937,7 +7438,7 @@
         <w:pStyle w:val="Compact"/>
         <w:numPr>
           <w:ilvl w:val="0"/>
-          <w:numId w:val="1015"/>
+          <w:numId w:val="1018"/>
         </w:numPr>
       </w:pPr>
       <w:r>
@@ -6950,7 +7451,7 @@
       <w:r>
         <w:t xml:space="preserve"> </w:t>
       </w:r>
-      <w:hyperlink r:id="rId52">
+      <w:hyperlink r:id="rId53">
         <w:r>
           <w:rPr>
             <w:rStyle w:val="Hyperlink"/>
@@ -6959,24 +7460,24 @@
         </w:r>
       </w:hyperlink>
     </w:p>
-    <w:bookmarkEnd w:id="53"/>
     <w:bookmarkEnd w:id="54"/>
-    <w:bookmarkStart w:id="57" w:name="arquitectura-de-datos-y-preservación"/>
+    <w:bookmarkEnd w:id="55"/>
+    <w:bookmarkStart w:id="58" w:name="arquitectura-de-datos-y-preservación"/>
     <w:p>
       <w:pPr>
         <w:pStyle w:val="Heading3"/>
       </w:pPr>
       <w:r>
-        <w:t xml:space="preserve">3.1.3 3. Arquitectura de Datos y Preservación</w:t>
-      </w:r>
-    </w:p>
-    <w:bookmarkStart w:id="56" w:name="X2167fbb3a4db5a35156a5ab1f287fc81650a9c9"/>
+        <w:t xml:space="preserve">4.1.3 3. Arquitectura de Datos y Preservación</w:t>
+      </w:r>
+    </w:p>
+    <w:bookmarkStart w:id="57" w:name="X2167fbb3a4db5a35156a5ab1f287fc81650a9c9"/>
     <w:p>
       <w:pPr>
         <w:pStyle w:val="Heading4"/>
       </w:pPr>
       <w:r>
-        <w:t xml:space="preserve">3.1.3.1 📄 Zenodo Data Preservation Plan (Plan de Preservación a Largo Plazo)</w:t>
+        <w:t xml:space="preserve">4.1.3.1 📄 Zenodo Data Preservation Plan (Plan de Preservación a Largo Plazo)</w:t>
       </w:r>
     </w:p>
     <w:p>
@@ -6984,7 +7485,7 @@
         <w:pStyle w:val="Compact"/>
         <w:numPr>
           <w:ilvl w:val="0"/>
-          <w:numId w:val="1016"/>
+          <w:numId w:val="1019"/>
         </w:numPr>
       </w:pPr>
       <w:r>
@@ -7006,7 +7507,7 @@
         <w:pStyle w:val="Compact"/>
         <w:numPr>
           <w:ilvl w:val="0"/>
-          <w:numId w:val="1016"/>
+          <w:numId w:val="1019"/>
         </w:numPr>
       </w:pPr>
       <w:r>
@@ -7028,7 +7529,7 @@
         <w:pStyle w:val="Compact"/>
         <w:numPr>
           <w:ilvl w:val="0"/>
-          <w:numId w:val="1016"/>
+          <w:numId w:val="1019"/>
         </w:numPr>
       </w:pPr>
       <w:r>
@@ -7092,7 +7593,7 @@
         <w:pStyle w:val="Compact"/>
         <w:numPr>
           <w:ilvl w:val="0"/>
-          <w:numId w:val="1016"/>
+          <w:numId w:val="1019"/>
         </w:numPr>
       </w:pPr>
       <w:r>
@@ -7105,7 +7606,7 @@
       <w:r>
         <w:t xml:space="preserve"> </w:t>
       </w:r>
-      <w:hyperlink r:id="rId55">
+      <w:hyperlink r:id="rId56">
         <w:r>
           <w:rPr>
             <w:rStyle w:val="Hyperlink"/>
@@ -7158,17 +7659,17 @@
         <w:t xml:space="preserve">, lo que faculta a los agregadores globales de ciencia abierta a indexar y enlazar permanentemente estos documentos sin restricciones comerciales.</w:t>
       </w:r>
     </w:p>
-    <w:bookmarkEnd w:id="56"/>
     <w:bookmarkEnd w:id="57"/>
     <w:bookmarkEnd w:id="58"/>
     <w:bookmarkEnd w:id="59"/>
-    <w:bookmarkStart w:id="66" w:name="lecciones-aprendidad-de-zenodo"/>
+    <w:bookmarkEnd w:id="60"/>
+    <w:bookmarkStart w:id="67" w:name="lecciones-aprendidad-de-zenodo"/>
     <w:p>
       <w:pPr>
         <w:pStyle w:val="Heading1"/>
       </w:pPr>
       <w:r>
-        <w:t xml:space="preserve">4. Lecciones aprendidad de Zenodo</w:t>
+        <w:t xml:space="preserve">5. Lecciones aprendidad de Zenodo</w:t>
       </w:r>
     </w:p>
     <w:p>
@@ -7229,13 +7730,13 @@
         <w:t xml:space="preserve">A continuación, se presenta un análisis detallado para enriquecer la propuesta del Inecol. Lo que se argumenta a continuación deriva de lo que ya ha resuelto Zenodo. La reflexión busca identificar cómo puede adaptarse con éxito al ecosistema de los Centros Públicos de Investigación (CPI) en México.</w:t>
       </w:r>
     </w:p>
-    <w:bookmarkStart w:id="60" w:name="Xa6a8ff8539510f36c4fa646195cacaa258faeb1"/>
+    <w:bookmarkStart w:id="61" w:name="Xa6a8ff8539510f36c4fa646195cacaa258faeb1"/>
     <w:p>
       <w:pPr>
         <w:pStyle w:val="Heading3"/>
       </w:pPr>
       <w:r>
-        <w:t xml:space="preserve">4.0.1 1. Inmutabilidad, Trazabilidad y el</w:t>
+        <w:t xml:space="preserve">5.0.1 1. Inmutabilidad, Trazabilidad y el</w:t>
       </w:r>
       <w:r>
         <w:t xml:space="preserve"> </w:t>
@@ -7248,585 +7749,6 @@
       </w:r>
       <w:r>
         <w:t xml:space="preserve">al Plagio</w:t>
-      </w:r>
-    </w:p>
-    <w:p>
-      <w:pPr>
-        <w:pStyle w:val="Compact"/>
-        <w:numPr>
-          <w:ilvl w:val="0"/>
-          <w:numId w:val="1017"/>
-        </w:numPr>
-      </w:pPr>
-      <w:r>
-        <w:rPr>
-          <w:b/>
-          <w:bCs/>
-        </w:rPr>
-        <w:t xml:space="preserve">Lo que hace Zenodo:</w:t>
-      </w:r>
-      <w:r>
-        <w:t xml:space="preserve"> </w:t>
-      </w:r>
-      <w:r>
-        <w:t xml:space="preserve">Uno de los mayores incentivos de Zenodo para mitigar la resistencia del investigador es que</w:t>
-      </w:r>
-      <w:r>
-        <w:t xml:space="preserve"> </w:t>
-      </w:r>
-      <w:r>
-        <w:rPr>
-          <w:b/>
-          <w:bCs/>
-        </w:rPr>
-        <w:t xml:space="preserve">garantiza la inmutabilidad a través de DOIs (Digital Object Identifiers)</w:t>
-      </w:r>
-      <w:r>
-        <w:t xml:space="preserve">. Una vez que un set de datos se publica, no se puede borrar o modificar a la ligera; si hay cambios, se genera una nueva versión con un DOI distinto vinculado. Esto convierte al dato en un producto académico citable y auditable, protegiendo al autor contra el plagio.</w:t>
-      </w:r>
-    </w:p>
-    <w:p>
-      <w:pPr>
-        <w:pStyle w:val="Compact"/>
-        <w:numPr>
-          <w:ilvl w:val="0"/>
-          <w:numId w:val="1017"/>
-        </w:numPr>
-      </w:pPr>
-      <w:r>
-        <w:rPr>
-          <w:b/>
-          <w:bCs/>
-        </w:rPr>
-        <w:t xml:space="preserve">Brecha en el borrador (INECOL):</w:t>
-      </w:r>
-      <w:r>
-        <w:t xml:space="preserve"> </w:t>
-      </w:r>
-      <w:r>
-        <w:t xml:space="preserve">El</w:t>
-      </w:r>
-      <w:r>
-        <w:t xml:space="preserve"> </w:t>
-      </w:r>
-      <w:r>
-        <w:rPr>
-          <w:i/>
-          <w:iCs/>
-        </w:rPr>
-        <w:t xml:space="preserve">Artículo 12 (Conservación)</w:t>
-      </w:r>
-      <w:r>
-        <w:t xml:space="preserve"> </w:t>
-      </w:r>
-      <w:r>
-        <w:t xml:space="preserve">habla de integridad, pero el borrador no especifica cómo se resolverá la trazabilidad. En México, el personal investigador teme que, al abrir sus datos primarios, otros los usen sin darles crédito antes de que ellos publiquen sus artículos de alto impacto.</w:t>
-      </w:r>
-    </w:p>
-    <w:p>
-      <w:pPr>
-        <w:pStyle w:val="Compact"/>
-        <w:numPr>
-          <w:ilvl w:val="0"/>
-          <w:numId w:val="1017"/>
-        </w:numPr>
-      </w:pPr>
-      <w:r>
-        <w:rPr>
-          <w:b/>
-          <w:bCs/>
-        </w:rPr>
-        <w:t xml:space="preserve">Propuesta de precisión mexicana:</w:t>
-      </w:r>
-      <w:r>
-        <w:t xml:space="preserve"> </w:t>
-      </w:r>
-      <w:r>
-        <w:t xml:space="preserve">Añadir en el</w:t>
-      </w:r>
-      <w:r>
-        <w:t xml:space="preserve"> </w:t>
-      </w:r>
-      <w:r>
-        <w:rPr>
-          <w:b/>
-          <w:bCs/>
-        </w:rPr>
-        <w:t xml:space="preserve">Artículo 12</w:t>
-      </w:r>
-      <w:r>
-        <w:t xml:space="preserve"> </w:t>
-      </w:r>
-      <w:r>
-        <w:t xml:space="preserve">o en el</w:t>
-      </w:r>
-      <w:r>
-        <w:t xml:space="preserve"> </w:t>
-      </w:r>
-      <w:r>
-        <w:rPr>
-          <w:b/>
-          <w:bCs/>
-        </w:rPr>
-        <w:t xml:space="preserve">Artículo 18 (Ingesta)</w:t>
-      </w:r>
-      <w:r>
-        <w:t xml:space="preserve"> </w:t>
-      </w:r>
-      <w:r>
-        <w:t xml:space="preserve">la obligatoriedad de asignar un</w:t>
-      </w:r>
-      <w:r>
-        <w:t xml:space="preserve"> </w:t>
-      </w:r>
-      <w:r>
-        <w:rPr>
-          <w:b/>
-          <w:bCs/>
-        </w:rPr>
-        <w:t xml:space="preserve">identificador persistente e inmutable (como DOI o Handle)</w:t>
-      </w:r>
-      <w:r>
-        <w:t xml:space="preserve"> </w:t>
-      </w:r>
-      <w:r>
-        <w:t xml:space="preserve">a nivel de set de datos. Esto permite que el depósito en el Servidor de Datos Abiertos cuente formalmente como una</w:t>
-      </w:r>
-      <w:r>
-        <w:t xml:space="preserve"> </w:t>
-      </w:r>
-      <w:r>
-        <w:rPr>
-          <w:b/>
-          <w:bCs/>
-        </w:rPr>
-        <w:t xml:space="preserve">pre-publicación</w:t>
-      </w:r>
-      <w:r>
-        <w:t xml:space="preserve"> </w:t>
-      </w:r>
-      <w:r>
-        <w:t xml:space="preserve">oficial, protegiendo la prelación intelectual del investigador del INECOL.</w:t>
-      </w:r>
-    </w:p>
-    <w:bookmarkEnd w:id="60"/>
-    <w:bookmarkStart w:id="61" w:name="X9e58660a33098b057eb289fe2e9431833795a6d"/>
-    <w:p>
-      <w:pPr>
-        <w:pStyle w:val="Heading3"/>
-      </w:pPr>
-      <w:r>
-        <w:t xml:space="preserve">4.0.2 2. Deslinde de Responsabilidad Legal y Curaduría Técnica</w:t>
-      </w:r>
-    </w:p>
-    <w:p>
-      <w:pPr>
-        <w:pStyle w:val="Compact"/>
-        <w:numPr>
-          <w:ilvl w:val="0"/>
-          <w:numId w:val="1018"/>
-        </w:numPr>
-      </w:pPr>
-      <w:r>
-        <w:rPr>
-          <w:b/>
-          <w:bCs/>
-        </w:rPr>
-        <w:t xml:space="preserve">Lo que hace Zenodo:</w:t>
-      </w:r>
-      <w:r>
-        <w:t xml:space="preserve"> </w:t>
-      </w:r>
-      <w:r>
-        <w:t xml:space="preserve">Las políticas de Zenodo y los términos del CERN delimitan tajantemente que</w:t>
-      </w:r>
-      <w:r>
-        <w:t xml:space="preserve"> </w:t>
-      </w:r>
-      <w:r>
-        <w:rPr>
-          <w:b/>
-          <w:bCs/>
-        </w:rPr>
-        <w:t xml:space="preserve">la responsabilidad legal, civil y penal del contenido es 100% del usuario (</w:t>
-      </w:r>
-      <w:r>
-        <w:rPr>
-          <w:b/>
-          <w:bCs/>
-          <w:i/>
-          <w:iCs/>
-        </w:rPr>
-        <w:t xml:space="preserve">uploader</w:t>
-      </w:r>
-      <w:r>
-        <w:rPr>
-          <w:b/>
-          <w:bCs/>
-        </w:rPr>
-        <w:t xml:space="preserve">)</w:t>
-      </w:r>
-      <w:r>
-        <w:t xml:space="preserve">. El curador de datos de Zenodo solo realiza una revisión automatizada/técnica de formatos y metadatos, no un juicio de valor científico ni una auditoría de derechos de autor.</w:t>
-      </w:r>
-    </w:p>
-    <w:p>
-      <w:pPr>
-        <w:pStyle w:val="Compact"/>
-        <w:numPr>
-          <w:ilvl w:val="0"/>
-          <w:numId w:val="1018"/>
-        </w:numPr>
-      </w:pPr>
-      <w:r>
-        <w:rPr>
-          <w:b/>
-          <w:bCs/>
-        </w:rPr>
-        <w:t xml:space="preserve">Brecha en el borrador (INECOL):</w:t>
-      </w:r>
-      <w:r>
-        <w:t xml:space="preserve"> </w:t>
-      </w:r>
-      <w:r>
-        <w:t xml:space="preserve">Los</w:t>
-      </w:r>
-      <w:r>
-        <w:t xml:space="preserve"> </w:t>
-      </w:r>
-      <w:r>
-        <w:rPr>
-          <w:i/>
-          <w:iCs/>
-        </w:rPr>
-        <w:t xml:space="preserve">Artículos 17</w:t>
-      </w:r>
-      <w:r>
-        <w:t xml:space="preserve"> </w:t>
-      </w:r>
-      <w:r>
-        <w:t xml:space="preserve">y</w:t>
-      </w:r>
-      <w:r>
-        <w:t xml:space="preserve"> </w:t>
-      </w:r>
-      <w:r>
-        <w:rPr>
-          <w:i/>
-          <w:iCs/>
-        </w:rPr>
-        <w:t xml:space="preserve">18</w:t>
-      </w:r>
-      <w:r>
-        <w:t xml:space="preserve"> </w:t>
-      </w:r>
-      <w:r>
-        <w:t xml:space="preserve">cargan una enorme responsabilidad en el</w:t>
-      </w:r>
-      <w:r>
-        <w:t xml:space="preserve"> </w:t>
-      </w:r>
-      <w:r>
-        <w:t xml:space="preserve">“Responsable de Curaduría de Datos”</w:t>
-      </w:r>
-      <w:r>
-        <w:t xml:space="preserve"> </w:t>
-      </w:r>
-      <w:r>
-        <w:t xml:space="preserve">y en el</w:t>
-      </w:r>
-      <w:r>
-        <w:t xml:space="preserve"> </w:t>
-      </w:r>
-      <w:r>
-        <w:t xml:space="preserve">“Comité”</w:t>
-      </w:r>
-      <w:r>
-        <w:t xml:space="preserve">. Al obligar al curador a procesar</w:t>
-      </w:r>
-      <w:r>
-        <w:t xml:space="preserve"> </w:t>
-      </w:r>
-      <w:r>
-        <w:t xml:space="preserve">“escritos de excepción”</w:t>
-      </w:r>
-      <w:r>
-        <w:t xml:space="preserve"> </w:t>
-      </w:r>
-      <w:r>
-        <w:t xml:space="preserve">(</w:t>
-      </w:r>
-      <w:r>
-        <w:rPr>
-          <w:i/>
-          <w:iCs/>
-        </w:rPr>
-        <w:t xml:space="preserve">Art. 17</w:t>
-      </w:r>
-      <w:r>
-        <w:t xml:space="preserve">) y evaluar riesgos de biopiratería (</w:t>
-      </w:r>
-      <w:r>
-        <w:rPr>
-          <w:i/>
-          <w:iCs/>
-        </w:rPr>
-        <w:t xml:space="preserve">Art. 22</w:t>
-      </w:r>
-      <w:r>
-        <w:t xml:space="preserve">), se corre el riesgo de burocratizar la ingesta, creando un cuello de botella institucional que paralice el servidor.</w:t>
-      </w:r>
-    </w:p>
-    <w:p>
-      <w:pPr>
-        <w:pStyle w:val="Compact"/>
-        <w:numPr>
-          <w:ilvl w:val="0"/>
-          <w:numId w:val="1018"/>
-        </w:numPr>
-      </w:pPr>
-      <w:r>
-        <w:rPr>
-          <w:b/>
-          <w:bCs/>
-        </w:rPr>
-        <w:t xml:space="preserve">Propuesta de precisión mexicana:</w:t>
-      </w:r>
-      <w:r>
-        <w:t xml:space="preserve"> </w:t>
-      </w:r>
-      <w:r>
-        <w:t xml:space="preserve">El</w:t>
-      </w:r>
-      <w:r>
-        <w:t xml:space="preserve"> </w:t>
-      </w:r>
-      <w:r>
-        <w:rPr>
-          <w:b/>
-          <w:bCs/>
-        </w:rPr>
-        <w:t xml:space="preserve">Artículo 18 (Ingesta)</w:t>
-      </w:r>
-      <w:r>
-        <w:t xml:space="preserve"> </w:t>
-      </w:r>
-      <w:r>
-        <w:t xml:space="preserve">debe incluir una</w:t>
-      </w:r>
-      <w:r>
-        <w:t xml:space="preserve"> </w:t>
-      </w:r>
-      <w:r>
-        <w:rPr>
-          <w:b/>
-          <w:bCs/>
-        </w:rPr>
-        <w:t xml:space="preserve">Declaración de Responsabilidad del Depositario (Cláusula de Indemnidad)</w:t>
-      </w:r>
-      <w:r>
-        <w:t xml:space="preserve"> </w:t>
-      </w:r>
-      <w:r>
-        <w:t xml:space="preserve">en la interfaz de carga (un</w:t>
-      </w:r>
-      <w:r>
-        <w:t xml:space="preserve"> </w:t>
-      </w:r>
-      <w:r>
-        <w:rPr>
-          <w:i/>
-          <w:iCs/>
-        </w:rPr>
-        <w:t xml:space="preserve">checkbox</w:t>
-      </w:r>
-      <w:r>
-        <w:t xml:space="preserve"> </w:t>
-      </w:r>
-      <w:r>
-        <w:t xml:space="preserve">legal obligatorio). El investigador debe firmar bajo protesta de decir verdad que sus datos no violan confidencialidad ni contienen datos personales desanonimizados. El Curador de Datos debe tener un rol meramente operativo, protegiendo al Instituto de responsabilidades por omisiones del personal.</w:t>
-      </w:r>
-    </w:p>
-    <w:bookmarkEnd w:id="61"/>
-    <w:bookmarkStart w:id="62" w:name="Xb6b9af8cd6ff7779318196b98522c429f6b3dfe"/>
-    <w:p>
-      <w:pPr>
-        <w:pStyle w:val="Heading3"/>
-      </w:pPr>
-      <w:r>
-        <w:t xml:space="preserve">4.0.3 3. El Destino de los Metadatos en el Acceso Cerrado/Embargado</w:t>
-      </w:r>
-    </w:p>
-    <w:p>
-      <w:pPr>
-        <w:pStyle w:val="Compact"/>
-        <w:numPr>
-          <w:ilvl w:val="0"/>
-          <w:numId w:val="1019"/>
-        </w:numPr>
-      </w:pPr>
-      <w:r>
-        <w:rPr>
-          <w:b/>
-          <w:bCs/>
-        </w:rPr>
-        <w:t xml:space="preserve">Lo que hace Zenodo:</w:t>
-      </w:r>
-      <w:r>
-        <w:t xml:space="preserve"> </w:t>
-      </w:r>
-      <w:r>
-        <w:t xml:space="preserve">Sin importar si un archivo está bajo un periodo de embargo (</w:t>
-      </w:r>
-      <w:r>
-        <w:rPr>
-          <w:i/>
-          <w:iCs/>
-        </w:rPr>
-        <w:t xml:space="preserve">Restricted Access</w:t>
-      </w:r>
-      <w:r>
-        <w:t xml:space="preserve"> </w:t>
-      </w:r>
-      <w:r>
-        <w:t xml:space="preserve">o</w:t>
-      </w:r>
-      <w:r>
-        <w:t xml:space="preserve"> </w:t>
-      </w:r>
-      <w:r>
-        <w:rPr>
-          <w:i/>
-          <w:iCs/>
-        </w:rPr>
-        <w:t xml:space="preserve">Closed Access</w:t>
-      </w:r>
-      <w:r>
-        <w:t xml:space="preserve">),</w:t>
-      </w:r>
-      <w:r>
-        <w:t xml:space="preserve"> </w:t>
-      </w:r>
-      <w:r>
-        <w:rPr>
-          <w:b/>
-          <w:bCs/>
-        </w:rPr>
-        <w:t xml:space="preserve">los metadatos son SIEMPRE públicos y se licencian bajo CC0 (Dominio Público)</w:t>
-      </w:r>
-      <w:r>
-        <w:t xml:space="preserve">. Esto significa que el mundo científico puede saber que esos datos existen, de qué tratan y quién es el autor, aunque los archivos estén bloqueados temporalmente.</w:t>
-      </w:r>
-    </w:p>
-    <w:p>
-      <w:pPr>
-        <w:pStyle w:val="Compact"/>
-        <w:numPr>
-          <w:ilvl w:val="0"/>
-          <w:numId w:val="1019"/>
-        </w:numPr>
-      </w:pPr>
-      <w:r>
-        <w:rPr>
-          <w:b/>
-          <w:bCs/>
-        </w:rPr>
-        <w:t xml:space="preserve">Brecha en el borrador (INECOL):</w:t>
-      </w:r>
-      <w:r>
-        <w:t xml:space="preserve"> </w:t>
-      </w:r>
-      <w:r>
-        <w:t xml:space="preserve">El</w:t>
-      </w:r>
-      <w:r>
-        <w:t xml:space="preserve"> </w:t>
-      </w:r>
-      <w:r>
-        <w:rPr>
-          <w:i/>
-          <w:iCs/>
-        </w:rPr>
-        <w:t xml:space="preserve">Artículo 15 (Embargo)</w:t>
-      </w:r>
-      <w:r>
-        <w:t xml:space="preserve"> </w:t>
-      </w:r>
-      <w:r>
-        <w:t xml:space="preserve">no aclara qué pasa con la visibilidad del registro durante el bloqueo. Si los datos embargados se vuelven completamente invisibles, el repositorio pierde su capacidad de vinculación y visibilidad internacional.</w:t>
-      </w:r>
-    </w:p>
-    <w:p>
-      <w:pPr>
-        <w:pStyle w:val="Compact"/>
-        <w:numPr>
-          <w:ilvl w:val="0"/>
-          <w:numId w:val="1019"/>
-        </w:numPr>
-      </w:pPr>
-      <w:r>
-        <w:rPr>
-          <w:b/>
-          <w:bCs/>
-        </w:rPr>
-        <w:t xml:space="preserve">Propuesta de precisión mexicana:</w:t>
-      </w:r>
-      <w:r>
-        <w:t xml:space="preserve"> </w:t>
-      </w:r>
-      <w:r>
-        <w:t xml:space="preserve">Modificar el</w:t>
-      </w:r>
-      <w:r>
-        <w:t xml:space="preserve"> </w:t>
-      </w:r>
-      <w:r>
-        <w:rPr>
-          <w:b/>
-          <w:bCs/>
-        </w:rPr>
-        <w:t xml:space="preserve">Artículo 15</w:t>
-      </w:r>
-      <w:r>
-        <w:t xml:space="preserve"> </w:t>
-      </w:r>
-      <w:r>
-        <w:t xml:space="preserve">para establecer que:</w:t>
-      </w:r>
-      <w:r>
-        <w:t xml:space="preserve"> </w:t>
-      </w:r>
-      <w:r>
-        <w:rPr>
-          <w:i/>
-          <w:iCs/>
-        </w:rPr>
-        <w:t xml:space="preserve">“Durante el periodo de embargo, los metadatos descriptivos del conjunto de datos serán de acceso público inmediato bajo una licencia equivalente a CC0, manteniéndose restringido únicamente el acceso a los archivos de datos primarios o secundarios asociados”</w:t>
-      </w:r>
-      <w:r>
-        <w:t xml:space="preserve">. Esto genera visibilidad y citas para el investigador incluso antes de liberar los datos de manera abierta.</w:t>
-      </w:r>
-    </w:p>
-    <w:bookmarkEnd w:id="62"/>
-    <w:bookmarkStart w:id="63" w:name="X759b13b4a7d9a58cd20c23a6a4871ef2023ce26"/>
-    <w:p>
-      <w:pPr>
-        <w:pStyle w:val="Heading3"/>
-      </w:pPr>
-      <w:r>
-        <w:t xml:space="preserve">4.0.4 4. Sostenibilidad Financiera y el</w:t>
-      </w:r>
-      <w:r>
-        <w:t xml:space="preserve"> </w:t>
-      </w:r>
-      <w:r>
-        <w:t xml:space="preserve">“Ciclo de Vida”</w:t>
-      </w:r>
-      <w:r>
-        <w:t xml:space="preserve"> </w:t>
-      </w:r>
-      <w:r>
-        <w:t xml:space="preserve">de la Infraestructura</w:t>
       </w:r>
     </w:p>
     <w:p>
@@ -7842,29 +7764,26 @@
           <w:b/>
           <w:bCs/>
         </w:rPr>
-        <w:t xml:space="preserve">Lo que hace el CERN (Circular Operacional No. 11):</w:t>
-      </w:r>
-      <w:r>
-        <w:t xml:space="preserve"> </w:t>
-      </w:r>
-      <w:r>
-        <w:t xml:space="preserve">El CERN blinda a Zenodo vinculando su existencia a la propia vida institucional de la organización (mínimo 20 años garantizados contractualmente), utilizando una arquitectura de almacenamiento masivo redundante y almacenamiento en cintas magnéticas</w:t>
-      </w:r>
-      <w:r>
-        <w:t xml:space="preserve"> </w:t>
-      </w:r>
-      <w:r>
-        <w:rPr>
-          <w:i/>
-          <w:iCs/>
-        </w:rPr>
-        <w:t xml:space="preserve">offline</w:t>
-      </w:r>
-      <w:r>
-        <w:t xml:space="preserve"> </w:t>
-      </w:r>
-      <w:r>
-        <w:t xml:space="preserve">que reduce drásticamente los costos de mantenimiento de servidores activos.</w:t>
+        <w:t xml:space="preserve">Lo que hace Zenodo:</w:t>
+      </w:r>
+      <w:r>
+        <w:t xml:space="preserve"> </w:t>
+      </w:r>
+      <w:r>
+        <w:t xml:space="preserve">Uno de los mayores incentivos de Zenodo para mitigar la resistencia del investigador es que</w:t>
+      </w:r>
+      <w:r>
+        <w:t xml:space="preserve"> </w:t>
+      </w:r>
+      <w:r>
+        <w:rPr>
+          <w:b/>
+          <w:bCs/>
+        </w:rPr>
+        <w:t xml:space="preserve">garantiza la inmutabilidad a través de DOIs (Digital Object Identifiers)</w:t>
+      </w:r>
+      <w:r>
+        <w:t xml:space="preserve">. Una vez que un set de datos se publica, no se puede borrar o modificar a la ligera; si hay cambios, se genera una nueva versión con un DOI distinto vinculado. Esto convierte al dato en un producto académico citable y auditable, protegiendo al autor contra el plagio.</w:t>
       </w:r>
     </w:p>
     <w:p>
@@ -7896,19 +7815,13 @@
           <w:i/>
           <w:iCs/>
         </w:rPr>
-        <w:t xml:space="preserve">Artículo 4, fracción I</w:t>
-      </w:r>
-      <w:r>
-        <w:t xml:space="preserve">, compromete a la Dirección General a garantizar una partida presupuestal anual</w:t>
-      </w:r>
-      <w:r>
-        <w:t xml:space="preserve"> </w:t>
-      </w:r>
-      <w:r>
-        <w:t xml:space="preserve">“en la medida de la disponibilidad presupuestal”</w:t>
-      </w:r>
-      <w:r>
-        <w:t xml:space="preserve">. En el contexto de la administración pública mexicana, etiquetar presupuestos para TI de forma anual es altamente inestable ante los cambios de administración o recortes federales.</w:t>
+        <w:t xml:space="preserve">Artículo 12 (Conservación)</w:t>
+      </w:r>
+      <w:r>
+        <w:t xml:space="preserve"> </w:t>
+      </w:r>
+      <w:r>
+        <w:t xml:space="preserve">habla de integridad, pero el borrador no especifica cómo se resolverá la trazabilidad. En México, el personal investigador teme que, al abrir sus datos primarios, otros los usen sin darles crédito antes de que ellos publiquen sus artículos de alto impacto.</w:t>
       </w:r>
     </w:p>
     <w:p>
@@ -7930,56 +7843,81 @@
         <w:t xml:space="preserve"> </w:t>
       </w:r>
       <w:r>
-        <w:t xml:space="preserve">En el</w:t>
-      </w:r>
-      <w:r>
-        <w:t xml:space="preserve"> </w:t>
-      </w:r>
-      <w:r>
-        <w:rPr>
-          <w:b/>
-          <w:bCs/>
-        </w:rPr>
-        <w:t xml:space="preserve">Artículo 23 (Conservación a largo plazo)</w:t>
-      </w:r>
-      <w:r>
-        <w:t xml:space="preserve">, se debe mandatar el diseño de una</w:t>
-      </w:r>
-      <w:r>
-        <w:t xml:space="preserve"> </w:t>
-      </w:r>
-      <w:r>
-        <w:rPr>
-          <w:b/>
-          <w:bCs/>
-        </w:rPr>
-        <w:t xml:space="preserve">arquitectura de almacenamiento híbrida o descentralizada</w:t>
-      </w:r>
-      <w:r>
-        <w:t xml:space="preserve">. El INECOL debe prever esquemas de interoperabilidad y respaldos cruzados con repositorios institucionales de otros CPIs de la Secihti o el Repositorio Nacional. Si el servidor físico del INECOL carece de presupuesto un año, el plan de contingencia del</w:t>
-      </w:r>
-      <w:r>
-        <w:t xml:space="preserve"> </w:t>
-      </w:r>
-      <w:r>
-        <w:rPr>
-          <w:i/>
-          <w:iCs/>
-        </w:rPr>
-        <w:t xml:space="preserve">Artículo 4, fracción II</w:t>
-      </w:r>
-      <w:r>
-        <w:t xml:space="preserve">, debe activarse mediante espejos federados de almacenamiento para garantizar la persistencia del patrimonio científico.</w:t>
-      </w:r>
-    </w:p>
-    <w:bookmarkEnd w:id="63"/>
-    <w:bookmarkStart w:id="65" w:name="Xdc44c27b2e5685044753f9c3927c7b893e0f0c6"/>
-    <w:p>
-      <w:pPr>
-        <w:pStyle w:val="Heading2"/>
-      </w:pPr>
-      <w:r>
-        <w:t xml:space="preserve">4.1 Sugerencias concretas para Enriquecer la propuesta</w:t>
+        <w:t xml:space="preserve">Añadir en el</w:t>
+      </w:r>
+      <w:r>
+        <w:t xml:space="preserve"> </w:t>
+      </w:r>
+      <w:r>
+        <w:rPr>
+          <w:b/>
+          <w:bCs/>
+        </w:rPr>
+        <w:t xml:space="preserve">Artículo 12</w:t>
+      </w:r>
+      <w:r>
+        <w:t xml:space="preserve"> </w:t>
+      </w:r>
+      <w:r>
+        <w:t xml:space="preserve">o en el</w:t>
+      </w:r>
+      <w:r>
+        <w:t xml:space="preserve"> </w:t>
+      </w:r>
+      <w:r>
+        <w:rPr>
+          <w:b/>
+          <w:bCs/>
+        </w:rPr>
+        <w:t xml:space="preserve">Artículo 18 (Ingesta)</w:t>
+      </w:r>
+      <w:r>
+        <w:t xml:space="preserve"> </w:t>
+      </w:r>
+      <w:r>
+        <w:t xml:space="preserve">la obligatoriedad de asignar un</w:t>
+      </w:r>
+      <w:r>
+        <w:t xml:space="preserve"> </w:t>
+      </w:r>
+      <w:r>
+        <w:rPr>
+          <w:b/>
+          <w:bCs/>
+        </w:rPr>
+        <w:t xml:space="preserve">identificador persistente e inmutable (como DOI o Handle)</w:t>
+      </w:r>
+      <w:r>
+        <w:t xml:space="preserve"> </w:t>
+      </w:r>
+      <w:r>
+        <w:t xml:space="preserve">a nivel de set de datos. Esto permite que el depósito en el Servidor de Datos Abiertos cuente formalmente como una</w:t>
+      </w:r>
+      <w:r>
+        <w:t xml:space="preserve"> </w:t>
+      </w:r>
+      <w:r>
+        <w:rPr>
+          <w:b/>
+          <w:bCs/>
+        </w:rPr>
+        <w:t xml:space="preserve">pre-publicación</w:t>
+      </w:r>
+      <w:r>
+        <w:t xml:space="preserve"> </w:t>
+      </w:r>
+      <w:r>
+        <w:t xml:space="preserve">oficial, protegiendo la prelación intelectual del investigador del INECOL.</w:t>
+      </w:r>
+    </w:p>
+    <w:bookmarkEnd w:id="61"/>
+    <w:bookmarkStart w:id="62" w:name="X9e58660a33098b057eb289fe2e9431833795a6d"/>
+    <w:p>
+      <w:pPr>
+        <w:pStyle w:val="Heading3"/>
+      </w:pPr>
+      <w:r>
+        <w:t xml:space="preserve">5.0.2 2. Deslinde de Responsabilidad Legal y Curaduría Técnica</w:t>
       </w:r>
     </w:p>
     <w:p>
@@ -7995,29 +7933,42 @@
           <w:b/>
           <w:bCs/>
         </w:rPr>
-        <w:t xml:space="preserve">Monetización de Citas, no de Datos:</w:t>
-      </w:r>
-      <w:r>
-        <w:t xml:space="preserve"> </w:t>
-      </w:r>
-      <w:r>
-        <w:t xml:space="preserve">Para mitigar la resistencia del sindicato o del personal investigador de INECOL respecto al</w:t>
-      </w:r>
-      <w:r>
-        <w:t xml:space="preserve"> </w:t>
-      </w:r>
-      <w:r>
-        <w:rPr>
+        <w:t xml:space="preserve">Lo que hace Zenodo:</w:t>
+      </w:r>
+      <w:r>
+        <w:t xml:space="preserve"> </w:t>
+      </w:r>
+      <w:r>
+        <w:t xml:space="preserve">Las políticas de Zenodo y los términos del CERN delimitan tajantemente que</w:t>
+      </w:r>
+      <w:r>
+        <w:t xml:space="preserve"> </w:t>
+      </w:r>
+      <w:r>
+        <w:rPr>
+          <w:b/>
+          <w:bCs/>
+        </w:rPr>
+        <w:t xml:space="preserve">la responsabilidad legal, civil y penal del contenido es 100% del usuario (</w:t>
+      </w:r>
+      <w:r>
+        <w:rPr>
+          <w:b/>
+          <w:bCs/>
           <w:i/>
           <w:iCs/>
         </w:rPr>
-        <w:t xml:space="preserve">Artículo 13</w:t>
-      </w:r>
-      <w:r>
-        <w:t xml:space="preserve"> </w:t>
-      </w:r>
-      <w:r>
-        <w:t xml:space="preserve">(depósito obligatorio), demuestra que un set de datos con DOI en un servidor institucional indexable aumenta hasta en un 25% las citas del artículo científico final asociado.</w:t>
+        <w:t xml:space="preserve">uploader</w:t>
+      </w:r>
+      <w:r>
+        <w:rPr>
+          <w:b/>
+          <w:bCs/>
+        </w:rPr>
+        <w:t xml:space="preserve">)</w:t>
+      </w:r>
+      <w:r>
+        <w:t xml:space="preserve">. El curador de datos de Zenodo solo realiza una revisión automatizada/técnica de formatos y metadatos, no un juicio de valor científico ni una auditoría de derechos de autor.</w:t>
       </w:r>
     </w:p>
     <w:p>
@@ -8033,128 +7984,29 @@
           <w:b/>
           <w:bCs/>
         </w:rPr>
-        <w:t xml:space="preserve">Evaluación del Desempeño:</w:t>
-      </w:r>
-      <w:r>
-        <w:t xml:space="preserve"> </w:t>
-      </w:r>
-      <w:r>
-        <w:t xml:space="preserve">Sugiere al Comité que el depósito de datos abiertos (con sus DOIs correspondientes) sea considerado explícitamente como un indicador de productividad positiva dentro de los criterios de evaluación interna del personal investigador y técnico del INECOL.</w:t>
-      </w:r>
-    </w:p>
-    <w:bookmarkStart w:id="64" w:name="X8e267c338efdbe71f92923fe4a7670fda865a75"/>
-    <w:p>
-      <w:pPr>
-        <w:pStyle w:val="Heading3"/>
-      </w:pPr>
-      <w:r>
-        <w:t xml:space="preserve">4.1.1 Modificaciones Sugeridas (Inspiradas en Zenodo/CERN)</w:t>
-      </w:r>
-    </w:p>
-    <w:p>
-      <w:pPr>
-        <w:pStyle w:val="FirstParagraph"/>
-      </w:pPr>
-      <w:r>
-        <w:rPr>
-          <w:b/>
-          <w:bCs/>
-        </w:rPr>
-        <w:t xml:space="preserve">Artículo 12. Bis (Inmutabilidad y Versionado).</w:t>
-      </w:r>
-      <w:r>
-        <w:t xml:space="preserve"> </w:t>
-      </w:r>
-      <w:r>
-        <w:t xml:space="preserve">Para garantizar la trazabilidad de la actividad científica y proteger los derechos de autoría del personal del Instituto, todo conjunto de datos publicado en el Servidor de Datos Abiertos recibirá un Identificador de Objeto Digital (DOI) o equivalente persistente. Una vez publicado un registro, los archivos asociados serán inmutables. Cualquier modificación, corrección o adición sustantiva posterior requerirá la generación de una nueva versión del conjunto de datos, la cual recibirá un identificador propio y mantendrá el vínculo histórico con la versión primigenia.</w:t>
-      </w:r>
-    </w:p>
-    <w:p>
-      <w:pPr>
-        <w:pStyle w:val="BodyText"/>
-      </w:pPr>
-      <w:r>
-        <w:rPr>
-          <w:b/>
-          <w:bCs/>
-        </w:rPr>
-        <w:t xml:space="preserve">Artículo 15. (Modificación sobre visibilidad de Metadatos).</w:t>
-      </w:r>
-      <w:r>
-        <w:t xml:space="preserve"> </w:t>
-      </w:r>
-      <w:r>
-        <w:t xml:space="preserve">[…] En todos los casos donde se apruebe un periodo de embargo o una restricción de acceso conforme al Artículo 17, los metadatos descriptivos del conjunto de datos se publicarán de manera inmediata y en acceso abierto bajo la figura de Dominio Público (equivalente a Creative Commons CC0). Únicamente los archivos de datos adjuntos permanecerán restringidos hasta el cumplimiento del plazo estipulado.</w:t>
-      </w:r>
-    </w:p>
-    <w:p>
-      <w:pPr>
-        <w:pStyle w:val="BodyText"/>
-      </w:pPr>
-      <w:r>
-        <w:rPr>
-          <w:b/>
-          <w:bCs/>
-        </w:rPr>
-        <w:t xml:space="preserve">Artículo 18. Bis (Deslinde de Responsabilidad Institucional).</w:t>
-      </w:r>
-      <w:r>
-        <w:t xml:space="preserve"> </w:t>
-      </w:r>
-      <w:r>
-        <w:t xml:space="preserve">El proceso de Ingesta requerirá que la persona Depositaria acepte explícitamente los Términos de Uso del Servidor, mediante los cuales declara, bajo protesta de decir verdad, que posee los derechos, consentimientos o autorizaciones necesarias para la difusión de los datos, deslindando al Instituto de Ecología, A.C., de cualquier reclamación por violaciones a derechos de propiedad intelectual, confidencialidad o normativas de protección de datos personales. La Curaduría de Datos se limitará estrictamente a la verificación técnica de formatos y metadatos, sin que ello convalide legalmente el fondo del contenido depositado.</w:t>
-      </w:r>
-    </w:p>
-    <w:bookmarkEnd w:id="64"/>
-    <w:bookmarkEnd w:id="65"/>
-    <w:bookmarkEnd w:id="66"/>
-    <w:bookmarkStart w:id="70" w:name="Xc2f61c3795a40a48121e131054998b241904a0c"/>
-    <w:p>
-      <w:pPr>
-        <w:pStyle w:val="Heading1"/>
-      </w:pPr>
-      <w:r>
-        <w:t xml:space="preserve">5. Prepublicación de Datos y Artículos de Datos (</w:t>
+        <w:t xml:space="preserve">Brecha en el borrador (INECOL):</w:t>
+      </w:r>
+      <w:r>
+        <w:t xml:space="preserve"> </w:t>
+      </w:r>
+      <w:r>
+        <w:t xml:space="preserve">Los</w:t>
+      </w:r>
+      <w:r>
+        <w:t xml:space="preserve"> </w:t>
       </w:r>
       <w:r>
         <w:rPr>
           <w:i/>
           <w:iCs/>
         </w:rPr>
-        <w:t xml:space="preserve">Data Papers</w:t>
-      </w:r>
-      <w:r>
-        <w:t xml:space="preserve">)</w:t>
-      </w:r>
-    </w:p>
-    <w:bookmarkStart w:id="68" w:name="X8a93c840a2af8e9e3adc91e42f49f5217ba3dba"/>
-    <w:p>
-      <w:pPr>
-        <w:pStyle w:val="Heading3"/>
-      </w:pPr>
-      <w:r>
-        <w:t xml:space="preserve">5.0.1 1. La Evolución de la Prepublicación: Del Manuscrito al Dato Crudo</w:t>
-      </w:r>
-    </w:p>
-    <w:p>
-      <w:pPr>
-        <w:pStyle w:val="FirstParagraph"/>
-      </w:pPr>
-      <w:r>
-        <w:t xml:space="preserve">Es probable que haya resistencia del personal investigador respecto a la obligatoriedad/conveniencia de hacer disponibles datos primarios lo antes posible. Esta resistencia también se estimula por las posturas institucionales que no conciben o incorporan proactivamente la noción del</w:t>
-      </w:r>
-      <w:r>
-        <w:t xml:space="preserve"> </w:t>
-      </w:r>
-      <w:r>
-        <w:rPr>
-          <w:b/>
-          <w:bCs/>
-        </w:rPr>
-        <w:t xml:space="preserve">“Data Preprint”</w:t>
-      </w:r>
-      <w:r>
-        <w:t xml:space="preserve">. La literatura científica reciente demuestra que la publicación de conjuntos de datos con identificadores persistentes (DOIs) opera bajo las mismas ventajas que los</w:t>
+        <w:t xml:space="preserve">Artículos 17</w:t>
+      </w:r>
+      <w:r>
+        <w:t xml:space="preserve"> </w:t>
+      </w:r>
+      <w:r>
+        <w:t xml:space="preserve">y</w:t>
       </w:r>
       <w:r>
         <w:t xml:space="preserve"> </w:t>
@@ -8164,83 +8016,120 @@
           <w:i/>
           <w:iCs/>
         </w:rPr>
-        <w:t xml:space="preserve">preprints de manuscritos</w:t>
-      </w:r>
-      <w:r>
-        <w:t xml:space="preserve">: salvaguarda la prioridad intelectual del autor, facilita la retroalimentación temprana de la comunidad y previene el plagio al dotar al set de datos de una huella digital inmutable y citable</w:t>
-      </w:r>
-      <w:r>
-        <w:t xml:space="preserve"> </w:t>
-      </w:r>
-      <w:r>
-        <w:t xml:space="preserve">(Gomes et al. 2022)</w:t>
-      </w:r>
-      <w:r>
-        <w:t xml:space="preserve">.</w:t>
-      </w:r>
-      <w:r>
-        <w:t xml:space="preserve"> </w:t>
-      </w:r>
-      <w:r>
-        <w:t xml:space="preserve">Este concepto de</w:t>
-      </w:r>
-      <w:r>
-        <w:t xml:space="preserve"> </w:t>
+        <w:t xml:space="preserve">18</w:t>
+      </w:r>
+      <w:r>
+        <w:t xml:space="preserve"> </w:t>
+      </w:r>
+      <w:r>
+        <w:t xml:space="preserve">cargan una enorme responsabilidad en el</w:t>
+      </w:r>
+      <w:r>
+        <w:t xml:space="preserve"> </w:t>
+      </w:r>
+      <w:r>
+        <w:t xml:space="preserve">“Responsable de Curaduría de Datos”</w:t>
+      </w:r>
+      <w:r>
+        <w:t xml:space="preserve"> </w:t>
+      </w:r>
+      <w:r>
+        <w:t xml:space="preserve">y en el</w:t>
+      </w:r>
+      <w:r>
+        <w:t xml:space="preserve"> </w:t>
+      </w:r>
+      <w:r>
+        <w:t xml:space="preserve">“Comité”</w:t>
+      </w:r>
+      <w:r>
+        <w:t xml:space="preserve">. Al obligar al curador a procesar</w:t>
+      </w:r>
+      <w:r>
+        <w:t xml:space="preserve"> </w:t>
+      </w:r>
+      <w:r>
+        <w:t xml:space="preserve">“escritos de excepción”</w:t>
+      </w:r>
+      <w:r>
+        <w:t xml:space="preserve"> </w:t>
+      </w:r>
+      <w:r>
+        <w:t xml:space="preserve">(</w:t>
       </w:r>
       <w:r>
         <w:rPr>
           <w:i/>
           <w:iCs/>
         </w:rPr>
-        <w:t xml:space="preserve">prepublicación</w:t>
-      </w:r>
-      <w:r>
-        <w:t xml:space="preserve">, va ganando validez en el contexto de las editoriales académicas tradicionales (incluyendo, por ejemplo, las políticas históricas de</w:t>
-      </w:r>
-      <w:r>
-        <w:t xml:space="preserve"> </w:t>
+        <w:t xml:space="preserve">Art. 17</w:t>
+      </w:r>
+      <w:r>
+        <w:t xml:space="preserve">) y evaluar riesgos de biopiratería (</w:t>
       </w:r>
       <w:r>
         <w:rPr>
           <w:i/>
           <w:iCs/>
         </w:rPr>
-        <w:t xml:space="preserve">Proceedings of the National Academy of Sciences - PNAS</w:t>
-      </w:r>
-      <w:r>
-        <w:t xml:space="preserve">). Lejos de ser los</w:t>
-      </w:r>
-      <w:r>
-        <w:t xml:space="preserve"> </w:t>
-      </w:r>
-      <w:r>
-        <w:rPr>
-          <w:b/>
-          <w:bCs/>
-        </w:rPr>
-        <w:t xml:space="preserve">PNAS</w:t>
-      </w:r>
-      <w:r>
-        <w:t xml:space="preserve"> </w:t>
-      </w:r>
-      <w:r>
-        <w:t xml:space="preserve">una excepción, se aprecia que la postura ya se ha estandarizado en la industria:</w:t>
-      </w:r>
-      <w:r>
-        <w:t xml:space="preserve"> </w:t>
-      </w:r>
-      <w:r>
-        <w:rPr>
-          <w:b/>
-          <w:bCs/>
-        </w:rPr>
-        <w:t xml:space="preserve">Springer Nature</w:t>
-      </w:r>
-      <w:r>
-        <w:t xml:space="preserve"> </w:t>
-      </w:r>
-      <w:r>
-        <w:t xml:space="preserve">fomenta la triada de apertura (manuscrito, código y datos) a través de plataformas como</w:t>
+        <w:t xml:space="preserve">Art. 22</w:t>
+      </w:r>
+      <w:r>
+        <w:t xml:space="preserve">), se corre el riesgo de burocratizar la ingesta, creando un cuello de botella institucional que paralice el servidor.</w:t>
+      </w:r>
+    </w:p>
+    <w:p>
+      <w:pPr>
+        <w:pStyle w:val="Compact"/>
+        <w:numPr>
+          <w:ilvl w:val="0"/>
+          <w:numId w:val="1021"/>
+        </w:numPr>
+      </w:pPr>
+      <w:r>
+        <w:rPr>
+          <w:b/>
+          <w:bCs/>
+        </w:rPr>
+        <w:t xml:space="preserve">Propuesta de precisión mexicana:</w:t>
+      </w:r>
+      <w:r>
+        <w:t xml:space="preserve"> </w:t>
+      </w:r>
+      <w:r>
+        <w:t xml:space="preserve">El</w:t>
+      </w:r>
+      <w:r>
+        <w:t xml:space="preserve"> </w:t>
+      </w:r>
+      <w:r>
+        <w:rPr>
+          <w:b/>
+          <w:bCs/>
+        </w:rPr>
+        <w:t xml:space="preserve">Artículo 18 (Ingesta)</w:t>
+      </w:r>
+      <w:r>
+        <w:t xml:space="preserve"> </w:t>
+      </w:r>
+      <w:r>
+        <w:t xml:space="preserve">debe incluir una</w:t>
+      </w:r>
+      <w:r>
+        <w:t xml:space="preserve"> </w:t>
+      </w:r>
+      <w:r>
+        <w:rPr>
+          <w:b/>
+          <w:bCs/>
+        </w:rPr>
+        <w:t xml:space="preserve">Declaración de Responsabilidad del Depositario (Cláusula de Indemnidad)</w:t>
+      </w:r>
+      <w:r>
+        <w:t xml:space="preserve"> </w:t>
+      </w:r>
+      <w:r>
+        <w:t xml:space="preserve">en la interfaz de carga (un</w:t>
       </w:r>
       <w:r>
         <w:t xml:space="preserve"> </w:t>
@@ -8250,136 +8139,23 @@
           <w:i/>
           <w:iCs/>
         </w:rPr>
-        <w:t xml:space="preserve">Scientific Data</w:t>
-      </w:r>
-      <w:r>
-        <w:t xml:space="preserve">;</w:t>
-      </w:r>
-      <w:r>
-        <w:t xml:space="preserve"> </w:t>
-      </w:r>
-      <w:r>
-        <w:rPr>
-          <w:b/>
-          <w:bCs/>
-        </w:rPr>
-        <w:t xml:space="preserve">Elsevier</w:t>
-      </w:r>
-      <w:r>
-        <w:t xml:space="preserve"> </w:t>
-      </w:r>
-      <w:r>
-        <w:t xml:space="preserve">integra el ecosistema de prepublicación con revistas exclusivas de descripción técnica como</w:t>
-      </w:r>
-      <w:r>
-        <w:t xml:space="preserve"> </w:t>
-      </w:r>
-      <w:r>
-        <w:rPr>
-          <w:i/>
-          <w:iCs/>
-        </w:rPr>
-        <w:t xml:space="preserve">Data in Brief</w:t>
-      </w:r>
-      <w:r>
-        <w:t xml:space="preserve">; y</w:t>
-      </w:r>
-      <w:r>
-        <w:t xml:space="preserve"> </w:t>
-      </w:r>
-      <w:r>
-        <w:rPr>
-          <w:b/>
-          <w:bCs/>
-        </w:rPr>
-        <w:t xml:space="preserve">Wiley</w:t>
-      </w:r>
-      <w:r>
-        <w:t xml:space="preserve"> </w:t>
-      </w:r>
-      <w:r>
-        <w:t xml:space="preserve">estipula explícitamente que el depósito en repositorios institucionales no invalida la novedad del manuscrito. En la frontera de la ciencia abierta, los</w:t>
-      </w:r>
-      <w:r>
-        <w:t xml:space="preserve"> </w:t>
-      </w:r>
-      <w:r>
-        <w:rPr>
-          <w:b/>
-          <w:bCs/>
-        </w:rPr>
-        <w:t xml:space="preserve">data preprints</w:t>
-      </w:r>
-      <w:r>
-        <w:t xml:space="preserve"> </w:t>
-      </w:r>
-      <w:r>
-        <w:t xml:space="preserve">permiten al investigador registrar la prelación temporal de su esfuerzo en el diseño empírico y el levantamiento de campo o laboratorio de forma independiente a la interpretación de los resultados</w:t>
-      </w:r>
-      <w:r>
-        <w:t xml:space="preserve"> </w:t>
-      </w:r>
-      <w:r>
-        <w:t xml:space="preserve">(Penev 2017)</w:t>
-      </w:r>
-      <w:r>
-        <w:t xml:space="preserve">.</w:t>
-      </w:r>
-    </w:p>
-    <w:p>
-      <w:pPr>
-        <w:pStyle w:val="BodyText"/>
-      </w:pPr>
-      <w:r>
-        <w:t xml:space="preserve">Depositar datos primarios en una infraestructura institucional provista de un Identificador de Objeto Digital (DOI) constituye un acto de publicación científica formal de naturaleza técnica. Estudios recientes demuestran que las prácticas conjuntas de Ciencia Abierta —compartir manuscritos en servidores de prepublicación (</w:t>
-      </w:r>
-      <w:r>
-        <w:rPr>
-          <w:i/>
-          <w:iCs/>
-        </w:rPr>
-        <w:t xml:space="preserve">preprints</w:t>
-      </w:r>
-      <w:r>
-        <w:t xml:space="preserve">), junto con código fuente y datos crudos en repositorios de confianza— generan un efecto sinérgico que incrementa de forma académicamente significativa el impacto citacional y la visibilidad de los Centros Públicos de Investigación</w:t>
-      </w:r>
-      <w:r>
-        <w:t xml:space="preserve"> </w:t>
-      </w:r>
-      <w:r>
-        <w:t xml:space="preserve">(Colavizza et al. 2024;</w:t>
-      </w:r>
-      <w:r>
-        <w:t xml:space="preserve"> </w:t>
-      </w:r>
-      <w:r>
-        <w:t xml:space="preserve">Kuehna et al.</w:t>
-      </w:r>
-      <w:r>
-        <w:t xml:space="preserve"> </w:t>
-      </w:r>
-      <w:r>
-        <w:t xml:space="preserve">2024)</w:t>
-      </w:r>
-      <w:r>
-        <w:t xml:space="preserve">.</w:t>
-      </w:r>
-    </w:p>
-    <w:bookmarkStart w:id="67" w:name="Xb5d00a5f3d726f6a7d8a3f6d5d595aeaf953455"/>
-    <w:p>
-      <w:pPr>
-        <w:pStyle w:val="Heading5"/>
-      </w:pPr>
-      <w:r>
-        <w:t xml:space="preserve">5.0.1.0.1 Evidencia Empírica sobre el Impacto Citacional de la Ciencia Abierta</w:t>
-      </w:r>
-    </w:p>
-    <w:p>
-      <w:pPr>
-        <w:pStyle w:val="FirstParagraph"/>
-      </w:pPr>
-      <w:r>
-        <w:t xml:space="preserve">La afirmación de que el depósito de datos y código genera un efecto sinérgico en la visibilidad institucional no es una postura meramente ideológica, sino un hecho respaldado por la cienciometría contemporánea. Al estructurar el Servidor de Datos Abiertos del INECOL, se debe hacer hincapié en que la apertura no penaliza el rendimiento académico, sino que lo potencia a través de tres mecanismos clave:</w:t>
+        <w:t xml:space="preserve">checkbox</w:t>
+      </w:r>
+      <w:r>
+        <w:t xml:space="preserve"> </w:t>
+      </w:r>
+      <w:r>
+        <w:t xml:space="preserve">legal obligatorio). El investigador debe firmar bajo protesta de decir verdad que sus datos no violan confidencialidad ni contienen datos personales desanonimizados. El Curador de Datos debe tener un rol meramente operativo, protegiendo al Instituto de responsabilidades por omisiones del personal.</w:t>
+      </w:r>
+    </w:p>
+    <w:bookmarkEnd w:id="62"/>
+    <w:bookmarkStart w:id="63" w:name="Xb6b9af8cd6ff7779318196b98522c429f6b3dfe"/>
+    <w:p>
+      <w:pPr>
+        <w:pStyle w:val="Heading3"/>
+      </w:pPr>
+      <w:r>
+        <w:t xml:space="preserve">5.0.3 3. El Destino de los Metadatos en el Acceso Cerrado/Embargado</w:t>
       </w:r>
     </w:p>
     <w:p>
@@ -8395,44 +8171,52 @@
           <w:b/>
           <w:bCs/>
         </w:rPr>
-        <w:t xml:space="preserve">La Ventaja de Citación por Datos Compartidos (Data-Sharing Citation Advantage):</w:t>
-      </w:r>
-      <w:r>
-        <w:t xml:space="preserve"> </w:t>
-      </w:r>
-      <w:r>
-        <w:t xml:space="preserve">Estudios robustos a gran escala han demostrado que los artículos de investigación que vinculan formalmente sus datos primarios alojados en un repositorio público (utilizando identificadores persistentes como DOIs) reciben hasta un</w:t>
-      </w:r>
-      <w:r>
-        <w:t xml:space="preserve"> </w:t>
-      </w:r>
-      <w:r>
-        <w:rPr>
-          <w:b/>
-          <w:bCs/>
-        </w:rPr>
-        <w:t xml:space="preserve">25.3% más de citas</w:t>
-      </w:r>
-      <w:r>
-        <w:t xml:space="preserve"> </w:t>
-      </w:r>
-      <w:r>
-        <w:t xml:space="preserve">en promedio que aquellos que mantienen sus datos cerrados o bajo la clásica leyenda</w:t>
-      </w:r>
-      <w:r>
-        <w:t xml:space="preserve"> </w:t>
-      </w:r>
-      <w:r>
-        <w:t xml:space="preserve">“disponibles bajo petición del autor”</w:t>
-      </w:r>
-      <w:r>
-        <w:t xml:space="preserve"> </w:t>
-      </w:r>
-      <w:r>
-        <w:t xml:space="preserve">(Colavizza et al. 2020)</w:t>
-      </w:r>
-      <w:r>
-        <w:t xml:space="preserve">.</w:t>
+        <w:t xml:space="preserve">Lo que hace Zenodo:</w:t>
+      </w:r>
+      <w:r>
+        <w:t xml:space="preserve"> </w:t>
+      </w:r>
+      <w:r>
+        <w:t xml:space="preserve">Sin importar si un archivo está bajo un periodo de embargo (</w:t>
+      </w:r>
+      <w:r>
+        <w:rPr>
+          <w:i/>
+          <w:iCs/>
+        </w:rPr>
+        <w:t xml:space="preserve">Restricted Access</w:t>
+      </w:r>
+      <w:r>
+        <w:t xml:space="preserve"> </w:t>
+      </w:r>
+      <w:r>
+        <w:t xml:space="preserve">o</w:t>
+      </w:r>
+      <w:r>
+        <w:t xml:space="preserve"> </w:t>
+      </w:r>
+      <w:r>
+        <w:rPr>
+          <w:i/>
+          <w:iCs/>
+        </w:rPr>
+        <w:t xml:space="preserve">Closed Access</w:t>
+      </w:r>
+      <w:r>
+        <w:t xml:space="preserve">),</w:t>
+      </w:r>
+      <w:r>
+        <w:t xml:space="preserve"> </w:t>
+      </w:r>
+      <w:r>
+        <w:rPr>
+          <w:b/>
+          <w:bCs/>
+        </w:rPr>
+        <w:t xml:space="preserve">los metadatos son SIEMPRE públicos y se licencian bajo CC0 (Dominio Público)</w:t>
+      </w:r>
+      <w:r>
+        <w:t xml:space="preserve">. Esto significa que el mundo científico puede saber que esos datos existen, de qué tratan y quién es el autor, aunque los archivos estén bloqueados temporalmente.</w:t>
       </w:r>
     </w:p>
     <w:p>
@@ -8448,13 +8232,13 @@
           <w:b/>
           <w:bCs/>
         </w:rPr>
-        <w:t xml:space="preserve">El Efecto Sinérgico de la Triada de Apertura:</w:t>
-      </w:r>
-      <w:r>
-        <w:t xml:space="preserve"> </w:t>
-      </w:r>
-      <w:r>
-        <w:t xml:space="preserve">La combinación simultánea de compartir el manuscrito en un servidor de</w:t>
+        <w:t xml:space="preserve">Brecha en el borrador (INECOL):</w:t>
+      </w:r>
+      <w:r>
+        <w:t xml:space="preserve"> </w:t>
+      </w:r>
+      <w:r>
+        <w:t xml:space="preserve">El</w:t>
       </w:r>
       <w:r>
         <w:t xml:space="preserve"> </w:t>
@@ -8464,19 +8248,13 @@
           <w:i/>
           <w:iCs/>
         </w:rPr>
-        <w:t xml:space="preserve">preprints</w:t>
-      </w:r>
-      <w:r>
-        <w:t xml:space="preserve">, el código fuente institucional (scripts de R, Python o flujos de trabajo de Snakemake) y los datos abiertos en un repositorio de confianza, maximiza de manera estadísticamente significativa la velocidad de difusión y el impacto citacional global de los investigadores adscritos a centros de investigación</w:t>
-      </w:r>
-      <w:r>
-        <w:t xml:space="preserve"> </w:t>
-      </w:r>
-      <w:r>
-        <w:t xml:space="preserve">(Colavizza et al. 2024)</w:t>
-      </w:r>
-      <w:r>
-        <w:t xml:space="preserve">.</w:t>
+        <w:t xml:space="preserve">Artículo 15 (Embargo)</w:t>
+      </w:r>
+      <w:r>
+        <w:t xml:space="preserve"> </w:t>
+      </w:r>
+      <w:r>
+        <w:t xml:space="preserve">no aclara qué pasa con la visibilidad del registro durante el bloqueo. Si los datos embargados se vuelven completamente invisibles, el repositorio pierde su capacidad de vinculación y visibilidad internacional.</w:t>
       </w:r>
     </w:p>
     <w:p>
@@ -8492,581 +8270,64 @@
           <w:b/>
           <w:bCs/>
         </w:rPr>
-        <w:t xml:space="preserve">Validación Editorial Global:</w:t>
-      </w:r>
-      <w:r>
-        <w:t xml:space="preserve"> </w:t>
-      </w:r>
-      <w:r>
-        <w:t xml:space="preserve">Grandes consorcios editoriales y hojas de ruta internacionales han estandarizado la citación de datos (</w:t>
+        <w:t xml:space="preserve">Propuesta de precisión mexicana:</w:t>
+      </w:r>
+      <w:r>
+        <w:t xml:space="preserve"> </w:t>
+      </w:r>
+      <w:r>
+        <w:t xml:space="preserve">Modificar el</w:t>
+      </w:r>
+      <w:r>
+        <w:t xml:space="preserve"> </w:t>
+      </w:r>
+      <w:r>
+        <w:rPr>
+          <w:b/>
+          <w:bCs/>
+        </w:rPr>
+        <w:t xml:space="preserve">Artículo 15</w:t>
+      </w:r>
+      <w:r>
+        <w:t xml:space="preserve"> </w:t>
+      </w:r>
+      <w:r>
+        <w:t xml:space="preserve">para establecer que:</w:t>
+      </w:r>
+      <w:r>
+        <w:t xml:space="preserve"> </w:t>
       </w:r>
       <w:r>
         <w:rPr>
           <w:i/>
           <w:iCs/>
         </w:rPr>
-        <w:t xml:space="preserve">Data Citation</w:t>
-      </w:r>
-      <w:r>
-        <w:t xml:space="preserve">), elevando el depósito de datos crudos al rango de</w:t>
-      </w:r>
-      <w:r>
-        <w:t xml:space="preserve"> </w:t>
-      </w:r>
-      <w:r>
-        <w:rPr>
-          <w:b/>
-          <w:bCs/>
-        </w:rPr>
-        <w:t xml:space="preserve">entidad académica independiente y citable</w:t>
-      </w:r>
-      <w:r>
-        <w:t xml:space="preserve">, exactamente igual que un artículo tradicional</w:t>
-      </w:r>
-      <w:r>
-        <w:t xml:space="preserve"> </w:t>
-      </w:r>
-      <w:r>
-        <w:t xml:space="preserve">(Cousijn et al. 2018)</w:t>
-      </w:r>
-      <w:r>
-        <w:t xml:space="preserve">.</w:t>
-      </w:r>
-    </w:p>
-    <w:bookmarkEnd w:id="67"/>
-    <w:bookmarkEnd w:id="68"/>
-    <w:bookmarkStart w:id="69" w:name="X6ffc653eb435ac1ed8481dd44f01a9004658731"/>
+        <w:t xml:space="preserve">“Durante el periodo de embargo, los metadatos descriptivos del conjunto de datos serán de acceso público inmediato bajo una licencia equivalente a CC0, manteniéndose restringido únicamente el acceso a los archivos de datos primarios o secundarios asociados”</w:t>
+      </w:r>
+      <w:r>
+        <w:t xml:space="preserve">. Esto genera visibilidad y citas para el investigador incluso antes de liberar los datos de manera abierta.</w:t>
+      </w:r>
+    </w:p>
+    <w:bookmarkEnd w:id="63"/>
+    <w:bookmarkStart w:id="64" w:name="X759b13b4a7d9a58cd20c23a6a4871ef2023ce26"/>
     <w:p>
       <w:pPr>
         <w:pStyle w:val="Heading3"/>
       </w:pPr>
       <w:r>
-        <w:t xml:space="preserve">5.0.2 2. Los</w:t>
-      </w:r>
-      <w:r>
-        <w:t xml:space="preserve"> </w:t>
-      </w:r>
-      <w:r>
-        <w:t xml:space="preserve">“Data Papers”</w:t>
-      </w:r>
-      <w:r>
-        <w:t xml:space="preserve"> </w:t>
-      </w:r>
-      <w:r>
-        <w:t xml:space="preserve">y el Ecosistema de</w:t>
-      </w:r>
-      <w:r>
-        <w:t xml:space="preserve"> </w:t>
-      </w:r>
-      <w:r>
-        <w:rPr>
-          <w:i/>
-          <w:iCs/>
-        </w:rPr>
-        <w:t xml:space="preserve">Data in Brief</w:t>
-      </w:r>
-    </w:p>
-    <w:p>
-      <w:pPr>
-        <w:pStyle w:val="FirstParagraph"/>
-      </w:pPr>
-      <w:r>
-        <w:t xml:space="preserve">Para resolver el incentivo de productividad exigido a los investigadores (particularmente relevante en el sistema de evaluación mexicano), la noción de la descripción del dato ha evolucionado hacia revistas dedicadas exclusivamente a los</w:t>
-      </w:r>
-      <w:r>
-        <w:t xml:space="preserve"> </w:t>
-      </w:r>
-      <w:r>
-        <w:rPr>
-          <w:i/>
-          <w:iCs/>
-        </w:rPr>
-        <w:t xml:space="preserve">Data Papers</w:t>
-      </w:r>
-      <w:r>
-        <w:t xml:space="preserve"> </w:t>
-      </w:r>
-      <w:r>
-        <w:t xml:space="preserve">o</w:t>
-      </w:r>
-      <w:r>
-        <w:t xml:space="preserve"> </w:t>
-      </w:r>
-      <w:r>
-        <w:rPr>
-          <w:i/>
-          <w:iCs/>
-        </w:rPr>
-        <w:t xml:space="preserve">Data Descriptors</w:t>
-      </w:r>
-      <w:r>
-        <w:t xml:space="preserve">, siendo</w:t>
-      </w:r>
-      <w:r>
-        <w:t xml:space="preserve"> </w:t>
-      </w:r>
-      <w:r>
-        <w:rPr>
-          <w:i/>
-          <w:iCs/>
-        </w:rPr>
-        <w:t xml:space="preserve">Data in Brief</w:t>
-      </w:r>
-      <w:r>
-        <w:t xml:space="preserve"> </w:t>
-      </w:r>
-      <w:r>
-        <w:t xml:space="preserve">(Elsevier) y</w:t>
-      </w:r>
-      <w:r>
-        <w:t xml:space="preserve"> </w:t>
-      </w:r>
-      <w:r>
-        <w:rPr>
-          <w:i/>
-          <w:iCs/>
-        </w:rPr>
-        <w:t xml:space="preserve">Scientific Data</w:t>
-      </w:r>
-      <w:r>
-        <w:t xml:space="preserve"> </w:t>
-      </w:r>
-      <w:r>
-        <w:t xml:space="preserve">(Springer Nature) los máximos exponentes</w:t>
-      </w:r>
-      <w:r>
-        <w:t xml:space="preserve"> </w:t>
-      </w:r>
-      <w:r>
-        <w:t xml:space="preserve">(Thelwall 2020; Cousijn et al. 2018)</w:t>
-      </w:r>
-      <w:r>
-        <w:t xml:space="preserve">.</w:t>
-      </w:r>
-    </w:p>
-    <w:p>
-      <w:pPr>
-        <w:pStyle w:val="BodyText"/>
-      </w:pPr>
-      <w:r>
-        <w:t xml:space="preserve">Un</w:t>
-      </w:r>
-      <w:r>
-        <w:t xml:space="preserve"> </w:t>
-      </w:r>
-      <w:r>
-        <w:rPr>
-          <w:i/>
-          <w:iCs/>
-        </w:rPr>
-        <w:t xml:space="preserve">Data Paper</w:t>
-      </w:r>
-      <w:r>
-        <w:t xml:space="preserve"> </w:t>
-      </w:r>
-      <w:r>
-        <w:t xml:space="preserve">(como los publicados en</w:t>
-      </w:r>
-      <w:r>
-        <w:t xml:space="preserve"> </w:t>
-      </w:r>
-      <w:r>
-        <w:rPr>
-          <w:i/>
-          <w:iCs/>
-        </w:rPr>
-        <w:t xml:space="preserve">Data in Brief</w:t>
-      </w:r>
-      <w:r>
-        <w:t xml:space="preserve">) no interpreta hallazgos ni concluye hipótesis; se limita a describir exhaustivamente el</w:t>
-      </w:r>
-      <w:r>
-        <w:t xml:space="preserve"> </w:t>
-      </w:r>
-      <w:r>
-        <w:t xml:space="preserve">“cómo”</w:t>
-      </w:r>
-      <w:r>
-        <w:t xml:space="preserve">, el</w:t>
-      </w:r>
-      <w:r>
-        <w:t xml:space="preserve"> </w:t>
-      </w:r>
-      <w:r>
-        <w:t xml:space="preserve">“dónde”</w:t>
-      </w:r>
-      <w:r>
-        <w:t xml:space="preserve"> </w:t>
-      </w:r>
-      <w:r>
-        <w:t xml:space="preserve">y el</w:t>
-      </w:r>
-      <w:r>
-        <w:t xml:space="preserve"> </w:t>
-      </w:r>
-      <w:r>
-        <w:t xml:space="preserve">“por qué”</w:t>
-      </w:r>
-      <w:r>
-        <w:t xml:space="preserve"> </w:t>
-      </w:r>
-      <w:r>
-        <w:t xml:space="preserve">del set de datos (metadatos estructurados, control de calidad, diseño experimental)</w:t>
-      </w:r>
-      <w:r>
-        <w:t xml:space="preserve"> </w:t>
-      </w:r>
-      <w:r>
-        <w:t xml:space="preserve">(Thelwall 2020)</w:t>
-      </w:r>
-      <w:r>
-        <w:t xml:space="preserve">. Esto transforma el almacenamiento de datos abiertos de un simple</w:t>
-      </w:r>
-      <w:r>
-        <w:t xml:space="preserve"> </w:t>
-      </w:r>
-      <w:r>
-        <w:t xml:space="preserve">“requisito administrativo de archivo”</w:t>
-      </w:r>
-      <w:r>
-        <w:t xml:space="preserve"> </w:t>
-      </w:r>
-      <w:r>
-        <w:t xml:space="preserve">a un</w:t>
-      </w:r>
-      <w:r>
-        <w:t xml:space="preserve"> </w:t>
-      </w:r>
-      <w:r>
-        <w:rPr>
-          <w:b/>
-          <w:bCs/>
-        </w:rPr>
-        <w:t xml:space="preserve">producto de investigación indexado, citable y con Factor de Impacto autónomo</w:t>
-      </w:r>
-      <w:r>
-        <w:t xml:space="preserve">. Para instituciones como el INECOL, vincular el Servidor de Datos Abiertos con la capacidad de generar estructuras exportables tipo</w:t>
-      </w:r>
-      <w:r>
-        <w:t xml:space="preserve"> </w:t>
-      </w:r>
-      <w:r>
-        <w:rPr>
-          <w:i/>
-          <w:iCs/>
-        </w:rPr>
-        <w:t xml:space="preserve">Data Paper</w:t>
-      </w:r>
-      <w:r>
-        <w:t xml:space="preserve"> </w:t>
-      </w:r>
-      <w:r>
-        <w:t xml:space="preserve">permite al personal técnico y de investigación</w:t>
-      </w:r>
-      <w:r>
-        <w:t xml:space="preserve"> </w:t>
-      </w:r>
-      <w:r>
-        <w:rPr>
-          <w:i/>
-          <w:iCs/>
-        </w:rPr>
-        <w:t xml:space="preserve">poner en valor académicamente</w:t>
-      </w:r>
-      <w:r>
-        <w:t xml:space="preserve"> </w:t>
-      </w:r>
-      <w:r>
-        <w:t xml:space="preserve">su esfuerzo mediante citas directas al set de datos</w:t>
-      </w:r>
-      <w:r>
-        <w:t xml:space="preserve"> </w:t>
-      </w:r>
-      <w:r>
-        <w:t xml:space="preserve">(Zenodo 2024)</w:t>
-      </w:r>
-      <w:r>
-        <w:t xml:space="preserve">.</w:t>
-      </w:r>
-    </w:p>
-    <w:bookmarkEnd w:id="69"/>
-    <w:bookmarkEnd w:id="70"/>
-    <w:bookmarkStart w:id="76" w:name="principios-fair"/>
-    <w:p>
-      <w:pPr>
-        <w:pStyle w:val="Heading1"/>
-      </w:pPr>
-      <w:r>
-        <w:t xml:space="preserve">6. Principios FAIR</w:t>
-      </w:r>
-    </w:p>
-    <w:bookmarkStart w:id="71" w:name="los-principios-fair-como-infraestructura"/>
-    <w:p>
-      <w:pPr>
-        <w:pStyle w:val="Heading3"/>
-      </w:pPr>
-      <w:r>
-        <w:t xml:space="preserve">6.0.1 1. Los Principios FAIR como Infraestructura</w:t>
-      </w:r>
-    </w:p>
-    <w:p>
-      <w:pPr>
-        <w:pStyle w:val="FirstParagraph"/>
-      </w:pPr>
-      <w:r>
-        <w:t xml:space="preserve">La discusión institucional sobre la apertura de datos a menudo se estanca en el dilema de la accesibilidad legal, omitiendo la dimensión de la accesibilidad técnica. Para que el Servidor de Datos Abiertos del INECOL no se convierta en un</w:t>
-      </w:r>
-      <w:r>
-        <w:t xml:space="preserve"> </w:t>
-      </w:r>
-      <w:r>
-        <w:t xml:space="preserve">“cementerio de archivos”</w:t>
-      </w:r>
-      <w:r>
-        <w:t xml:space="preserve"> </w:t>
-      </w:r>
-      <w:r>
-        <w:t xml:space="preserve">estructurados en formatos propietarios aislados (v.gr., hojas de cálculo desorganizadas o PDFs no legibles por máquina), es imperativo adoptar los principios</w:t>
-      </w:r>
-      <w:r>
-        <w:t xml:space="preserve"> </w:t>
-      </w:r>
-      <w:r>
-        <w:rPr>
-          <w:b/>
-          <w:bCs/>
-        </w:rPr>
-        <w:t xml:space="preserve">FAIR (Findable, Accessible, Interoperable, Reusable)</w:t>
-      </w:r>
-      <w:r>
-        <w:t xml:space="preserve"> </w:t>
-      </w:r>
-      <w:r>
-        <w:t xml:space="preserve">como el estándar técnico de gobernanza de la plataforma</w:t>
-      </w:r>
-      <w:r>
-        <w:t xml:space="preserve"> </w:t>
-      </w:r>
-      <w:r>
-        <w:t xml:space="preserve">(</w:t>
-      </w:r>
-      <w:r>
-        <w:t xml:space="preserve">Wilkinson et al.</w:t>
-      </w:r>
-      <w:r>
-        <w:t xml:space="preserve"> </w:t>
-      </w:r>
-      <w:r>
-        <w:t xml:space="preserve">2016)</w:t>
-      </w:r>
-      <w:r>
-        <w:t xml:space="preserve">. Los principios FAIR desplazan el enfoque de la simple visualización humana hacia la</w:t>
-      </w:r>
-      <w:r>
-        <w:t xml:space="preserve"> </w:t>
-      </w:r>
-      <w:r>
-        <w:rPr>
-          <w:b/>
-          <w:bCs/>
-        </w:rPr>
-        <w:t xml:space="preserve">acciónabilidad por máquina</w:t>
-      </w:r>
-      <w:r>
-        <w:t xml:space="preserve">, garantizando que los sistemas computacionales globales puedan localizar, integrar y procesar los conjuntos de datos de manera automatizada</w:t>
-      </w:r>
-      <w:r>
-        <w:t xml:space="preserve"> </w:t>
-      </w:r>
-      <w:r>
-        <w:t xml:space="preserve">(</w:t>
-      </w:r>
-      <w:r>
-        <w:t xml:space="preserve">Wilkinson et al.</w:t>
-      </w:r>
-      <w:r>
-        <w:t xml:space="preserve"> </w:t>
-      </w:r>
-      <w:r>
-        <w:t xml:space="preserve">2016)</w:t>
-      </w:r>
-      <w:r>
-        <w:t xml:space="preserve">.</w:t>
-      </w:r>
-    </w:p>
-    <w:p>
-      <w:pPr>
-        <w:pStyle w:val="BodyText"/>
-      </w:pPr>
-      <w:r>
-        <w:t xml:space="preserve">En las ciencias ecológicas y de la biodiversidad, la implementación de estos principios adquiere un matiz urgente debido a la alta heterogeneidad espacial, temporal y taxonómica de los datos primarios</w:t>
-      </w:r>
-      <w:r>
-        <w:t xml:space="preserve"> </w:t>
-      </w:r>
-      <w:r>
-        <w:t xml:space="preserve">(Jantzen y Vriend 2026; Islam et al. 2024)</w:t>
-      </w:r>
-      <w:r>
-        <w:t xml:space="preserve">. La verdadera riqueza de los datos del INECOL no reside en su almacenamiento aislado, sino en su capacidad de interoperar transfronterizamente para alimentar modelos complejos de cambio climático, degradación de hábitats o gemelos digitales de la biodiversidad</w:t>
-      </w:r>
-      <w:r>
-        <w:t xml:space="preserve"> </w:t>
-      </w:r>
-      <w:r>
-        <w:t xml:space="preserve">(Islam et al. 2024)</w:t>
-      </w:r>
-      <w:r>
-        <w:t xml:space="preserve">. Por ello, el cumplimiento de la</w:t>
-      </w:r>
-      <w:r>
-        <w:t xml:space="preserve"> </w:t>
-      </w:r>
-      <w:r>
-        <w:t xml:space="preserve">“I”</w:t>
-      </w:r>
-      <w:r>
-        <w:t xml:space="preserve"> </w:t>
-      </w:r>
-      <w:r>
-        <w:t xml:space="preserve">y la</w:t>
-      </w:r>
-      <w:r>
-        <w:t xml:space="preserve"> </w:t>
-      </w:r>
-      <w:r>
-        <w:t xml:space="preserve">“R”</w:t>
-      </w:r>
-      <w:r>
-        <w:t xml:space="preserve"> </w:t>
-      </w:r>
-      <w:r>
-        <w:t xml:space="preserve">de FAIR exige que la Ingesta no solo valide la completud de los metadatos mínimos, sino la adopción activa de vocabularios controlados y estándares comunitarios consolidados internacionalmente, tales como el estándar</w:t>
-      </w:r>
-      <w:r>
-        <w:t xml:space="preserve"> </w:t>
-      </w:r>
-      <w:r>
-        <w:rPr>
-          <w:b/>
-          <w:bCs/>
-        </w:rPr>
-        <w:t xml:space="preserve">Darwin Core (DwC)</w:t>
-      </w:r>
-      <w:r>
-        <w:t xml:space="preserve"> </w:t>
-      </w:r>
-      <w:r>
-        <w:t xml:space="preserve">para registros de presencia de especies y el</w:t>
-      </w:r>
-      <w:r>
-        <w:t xml:space="preserve"> </w:t>
-      </w:r>
-      <w:r>
-        <w:rPr>
-          <w:b/>
-          <w:bCs/>
-        </w:rPr>
-        <w:t xml:space="preserve">Ecological Metadata Language (EML)</w:t>
-      </w:r>
-      <w:r>
-        <w:t xml:space="preserve"> </w:t>
-      </w:r>
-      <w:r>
-        <w:t xml:space="preserve">para la descripción de contextos ecológicos</w:t>
-      </w:r>
-      <w:r>
-        <w:t xml:space="preserve"> </w:t>
-      </w:r>
-      <w:r>
-        <w:t xml:space="preserve">(Jantzen y Vriend 2026; Islam et al. 2024)</w:t>
-      </w:r>
-      <w:r>
-        <w:t xml:space="preserve">.</w:t>
-      </w:r>
-    </w:p>
-    <w:p>
-      <w:pPr>
-        <w:pStyle w:val="BodyText"/>
-      </w:pPr>
-      <w:r>
-        <w:t xml:space="preserve">La alineación técnica con el modelo FAIR robustece significativamente la soberanía científica de los Centros Públicos de Investigación en México. Al garantizar metadatos ricos y licencias de uso explícitas (como CC BY 4.0), se remueve la ambigüedad legal y se maximiza el retorno de la inversión pública en términos de visibilidad, redes de colaboración internacional y tasas de citación directa a los datos</w:t>
-      </w:r>
-      <w:r>
-        <w:t xml:space="preserve"> </w:t>
-      </w:r>
-      <w:r>
-        <w:t xml:space="preserve">(Penev et al. 2024; Jantzen y Vriend 2026)</w:t>
-      </w:r>
-      <w:r>
-        <w:t xml:space="preserve">.</w:t>
-      </w:r>
-    </w:p>
-    <w:p>
-      <w:pPr>
-        <w:pStyle w:val="BodyText"/>
-      </w:pPr>
-      <w:r>
-        <w:t xml:space="preserve">Para integrar los principios</w:t>
-      </w:r>
-      <w:r>
-        <w:t xml:space="preserve"> </w:t>
-      </w:r>
-      <w:r>
-        <w:rPr>
-          <w:b/>
-          <w:bCs/>
-        </w:rPr>
-        <w:t xml:space="preserve">FAIR</w:t>
-      </w:r>
-      <w:r>
-        <w:t xml:space="preserve">, el deslinde de responsabilidades y la noción de</w:t>
-      </w:r>
-      <w:r>
-        <w:t xml:space="preserve"> </w:t>
-      </w:r>
-      <w:r>
-        <w:rPr>
-          <w:b/>
-          <w:bCs/>
-        </w:rPr>
-        <w:t xml:space="preserve">prepublicación de datos</w:t>
-      </w:r>
-      <w:r>
-        <w:t xml:space="preserve"> </w:t>
-      </w:r>
-      <w:r>
-        <w:t xml:space="preserve">de forma precisa en la propuesta</w:t>
-      </w:r>
-      <w:r>
-        <w:t xml:space="preserve"> </w:t>
-      </w:r>
-      <w:r>
-        <w:rPr>
-          <w:rStyle w:val="VerbatimChar"/>
-        </w:rPr>
-        <w:t xml:space="preserve">Lineamientos_INECOL_v7.md</w:t>
-      </w:r>
-      <w:r>
-        <w:t xml:space="preserve">, es necesario modificar o adicionar artículos específicos en los capítulos clave en la materia.</w:t>
-      </w:r>
-    </w:p>
-    <w:bookmarkEnd w:id="71"/>
-    <w:bookmarkStart w:id="75" w:name="sugerencias-para-los-lineamientos-inecol"/>
-    <w:p>
-      <w:pPr>
-        <w:pStyle w:val="Heading3"/>
-      </w:pPr>
-      <w:r>
-        <w:t xml:space="preserve">6.0.2 2. Sugerencias para los lineamientos Inecol</w:t>
-      </w:r>
-    </w:p>
-    <w:p>
-      <w:pPr>
-        <w:pStyle w:val="FirstParagraph"/>
-      </w:pPr>
-      <w:r>
-        <w:t xml:space="preserve">En atención a los principios FAIR, considero que es importante incorporar elementos clave de su filosofía en el diseño de nuestros lineamientos. Los principales aspectos que podrían fortalecernos se relaciona con los siguientes argumentos.</w:t>
+        <w:t xml:space="preserve">5.0.4 4. Sostenibilidad Financiera y el</w:t>
+      </w:r>
+      <w:r>
+        <w:t xml:space="preserve"> </w:t>
+      </w:r>
+      <w:r>
+        <w:t xml:space="preserve">“Ciclo de Vida”</w:t>
+      </w:r>
+      <w:r>
+        <w:t xml:space="preserve"> </w:t>
+      </w:r>
+      <w:r>
+        <w:t xml:space="preserve">de la Infraestructura</w:t>
       </w:r>
     </w:p>
     <w:p>
@@ -9082,13 +8343,13 @@
           <w:b/>
           <w:bCs/>
         </w:rPr>
-        <w:t xml:space="preserve">Desactiva la resistencia de los investigadores:</w:t>
-      </w:r>
-      <w:r>
-        <w:t xml:space="preserve"> </w:t>
-      </w:r>
-      <w:r>
-        <w:t xml:space="preserve">Al ver el depósito obligatorio como un</w:t>
+        <w:t xml:space="preserve">Lo que hace el CERN (Circular Operacional No. 11):</w:t>
+      </w:r>
+      <w:r>
+        <w:t xml:space="preserve"> </w:t>
+      </w:r>
+      <w:r>
+        <w:t xml:space="preserve">El CERN blinda a Zenodo vinculando su existencia a la propia vida institucional de la organización (mínimo 20 años garantizados contractualmente), utilizando una arquitectura de almacenamiento masivo redundante y almacenamiento en cintas magnéticas</w:t>
       </w:r>
       <w:r>
         <w:t xml:space="preserve"> </w:t>
@@ -9098,13 +8359,13 @@
           <w:i/>
           <w:iCs/>
         </w:rPr>
-        <w:t xml:space="preserve">Data Preprint</w:t>
-      </w:r>
-      <w:r>
-        <w:t xml:space="preserve"> </w:t>
-      </w:r>
-      <w:r>
-        <w:t xml:space="preserve">inmutable con DOI, el personal entiende que el servidor del INECOL protege su autoría frente al plagio antes de enviar el manuscrito a Elsevier, Springer Nature o Wiley.</w:t>
+        <w:t xml:space="preserve">offline</w:t>
+      </w:r>
+      <w:r>
+        <w:t xml:space="preserve"> </w:t>
+      </w:r>
+      <w:r>
+        <w:t xml:space="preserve">que reduce drásticamente los costos de mantenimiento de servidores activos.</w:t>
       </w:r>
     </w:p>
     <w:p>
@@ -9120,13 +8381,13 @@
           <w:b/>
           <w:bCs/>
         </w:rPr>
-        <w:t xml:space="preserve">Protege al Instituto:</w:t>
-      </w:r>
-      <w:r>
-        <w:t xml:space="preserve"> </w:t>
-      </w:r>
-      <w:r>
-        <w:t xml:space="preserve">Al obligar a firmar el deslinde del</w:t>
+        <w:t xml:space="preserve">Brecha en el borrador (INECOL):</w:t>
+      </w:r>
+      <w:r>
+        <w:t xml:space="preserve"> </w:t>
+      </w:r>
+      <w:r>
+        <w:t xml:space="preserve">El</w:t>
       </w:r>
       <w:r>
         <w:t xml:space="preserve"> </w:t>
@@ -9136,10 +8397,19 @@
           <w:i/>
           <w:iCs/>
         </w:rPr>
-        <w:t xml:space="preserve">Artículo 18 (I)</w:t>
-      </w:r>
-      <w:r>
-        <w:t xml:space="preserve">, el INECOL opera con la misma seguridad jurídica que Zenodo: el curador técnico no se vuelve un policía legal de derechos de autor ni de la veracidad del dato.</w:t>
+        <w:t xml:space="preserve">Artículo 4, fracción I</w:t>
+      </w:r>
+      <w:r>
+        <w:t xml:space="preserve">, compromete a la Dirección General a garantizar una partida presupuestal anual</w:t>
+      </w:r>
+      <w:r>
+        <w:t xml:space="preserve"> </w:t>
+      </w:r>
+      <w:r>
+        <w:t xml:space="preserve">“en la medida de la disponibilidad presupuestal”</w:t>
+      </w:r>
+      <w:r>
+        <w:t xml:space="preserve">. En el contexto de la administración pública mexicana, etiquetar presupuestos para TI de forma anual es altamente inestable ante los cambios de administración o recortes federales.</w:t>
       </w:r>
     </w:p>
     <w:p>
@@ -9155,13 +8425,39 @@
           <w:b/>
           <w:bCs/>
         </w:rPr>
-        <w:t xml:space="preserve">Evita la obsolescencia:</w:t>
-      </w:r>
-      <w:r>
-        <w:t xml:space="preserve"> </w:t>
-      </w:r>
-      <w:r>
-        <w:t xml:space="preserve">Introducir</w:t>
+        <w:t xml:space="preserve">Propuesta de precisión mexicana:</w:t>
+      </w:r>
+      <w:r>
+        <w:t xml:space="preserve"> </w:t>
+      </w:r>
+      <w:r>
+        <w:t xml:space="preserve">En el</w:t>
+      </w:r>
+      <w:r>
+        <w:t xml:space="preserve"> </w:t>
+      </w:r>
+      <w:r>
+        <w:rPr>
+          <w:b/>
+          <w:bCs/>
+        </w:rPr>
+        <w:t xml:space="preserve">Artículo 23 (Conservación a largo plazo)</w:t>
+      </w:r>
+      <w:r>
+        <w:t xml:space="preserve">, se debe mandatar el diseño de una</w:t>
+      </w:r>
+      <w:r>
+        <w:t xml:space="preserve"> </w:t>
+      </w:r>
+      <w:r>
+        <w:rPr>
+          <w:b/>
+          <w:bCs/>
+        </w:rPr>
+        <w:t xml:space="preserve">arquitectura de almacenamiento híbrida o descentralizada</w:t>
+      </w:r>
+      <w:r>
+        <w:t xml:space="preserve">. El INECOL debe prever esquemas de interoperabilidad y respaldos cruzados con repositorios institucionales de otros CPIs de la Secihti o el Repositorio Nacional. Si el servidor físico del INECOL carece de presupuesto un año, el plan de contingencia del</w:t>
       </w:r>
       <w:r>
         <w:t xml:space="preserve"> </w:t>
@@ -9171,66 +8467,20 @@
           <w:i/>
           <w:iCs/>
         </w:rPr>
-        <w:t xml:space="preserve">Darwin Core</w:t>
-      </w:r>
-      <w:r>
-        <w:t xml:space="preserve"> </w:t>
-      </w:r>
-      <w:r>
-        <w:t xml:space="preserve">y</w:t>
-      </w:r>
-      <w:r>
-        <w:t xml:space="preserve"> </w:t>
-      </w:r>
-      <w:r>
-        <w:rPr>
-          <w:i/>
-          <w:iCs/>
-        </w:rPr>
-        <w:t xml:space="preserve">EML</w:t>
-      </w:r>
-      <w:r>
-        <w:t xml:space="preserve"> </w:t>
-      </w:r>
-      <w:r>
-        <w:t xml:space="preserve">garantiza que los datos del INECOL</w:t>
-      </w:r>
-      <w:r>
-        <w:t xml:space="preserve"> </w:t>
-      </w:r>
-      <w:r>
-        <w:t xml:space="preserve">“hablen”</w:t>
-      </w:r>
-      <w:r>
-        <w:t xml:space="preserve"> </w:t>
-      </w:r>
-      <w:r>
-        <w:t xml:space="preserve">el mismo idioma que redes globales de biodiversidad como GBIF, justificando plenamente la inversión del Servidor de Datos Abiertos ante el Comité.</w:t>
-      </w:r>
-    </w:p>
-    <w:p>
-      <w:pPr>
-        <w:pStyle w:val="FirstParagraph"/>
-      </w:pPr>
-      <w:r>
-        <w:t xml:space="preserve">En específico, se sugieren los siguientes elementos que vale la pena considerar.</w:t>
-      </w:r>
-    </w:p>
-    <w:bookmarkStart w:id="72" w:name="X69ace5540f715b31ebbab0704a2e7e86c833f08"/>
-    <w:p>
-      <w:pPr>
-        <w:pStyle w:val="Heading4"/>
-      </w:pPr>
-      <w:r>
-        <w:t xml:space="preserve">6.0.2.1 Ajuste 1: Capítulo 2. Definiciones (Garantizar la base FAIR y de Prepublicación)</w:t>
-      </w:r>
-    </w:p>
-    <w:p>
-      <w:pPr>
-        <w:pStyle w:val="FirstParagraph"/>
-      </w:pPr>
-      <w:r>
-        <w:t xml:space="preserve">Es necesario incorporar el sustento conceptual de FAIR y la inmutabilidad en el glosario para dar soporte a los artículos operativos posteriores.</w:t>
+        <w:t xml:space="preserve">Artículo 4, fracción II</w:t>
+      </w:r>
+      <w:r>
+        <w:t xml:space="preserve">, debe activarse mediante espejos federados de almacenamiento para garantizar la persistencia del patrimonio científico.</w:t>
+      </w:r>
+    </w:p>
+    <w:bookmarkEnd w:id="64"/>
+    <w:bookmarkStart w:id="66" w:name="Xdc44c27b2e5685044753f9c3927c7b893e0f0c6"/>
+    <w:p>
+      <w:pPr>
+        <w:pStyle w:val="Heading2"/>
+      </w:pPr>
+      <w:r>
+        <w:t xml:space="preserve">5.1 Sugerencias concretas para Enriquecer la propuesta</w:t>
       </w:r>
     </w:p>
     <w:p>
@@ -9246,35 +8496,391 @@
           <w:b/>
           <w:bCs/>
         </w:rPr>
-        <w:t xml:space="preserve">Modificar la Fracción IX (Datos Abiertos):</w:t>
-      </w:r>
-    </w:p>
-    <w:p>
-      <w:pPr>
-        <w:pStyle w:val="BlockText"/>
-      </w:pPr>
-      <w:r>
-        <w:rPr>
-          <w:b/>
-          <w:bCs/>
-        </w:rPr>
-        <w:t xml:space="preserve">IX. Datos abiertos.</w:t>
-      </w:r>
-      <w:r>
-        <w:t xml:space="preserve"> </w:t>
-      </w:r>
-      <w:r>
-        <w:t xml:space="preserve">Datos digitales de carácter público que, en términos de las disposiciones aplicables, no tienen naturaleza reservada o confidencial, siendo accesibles en línea, utilizados, reutilizados y redistribuidos por cualquier interesado. Para efectos de los presentes Lineamientos, el concepto de Datos Abiertos comprende, de manera enunciativa, los datos primarios y secundarios, los metadatos, las metodologías empleadas, el software y código fuente desarrollados con fondos públicos, y los resultados parciales no interpretados, en la medida en que su divulgación no actualice alguna de las excepciones tasadas en el artículo 17 de los presentes Lineamientos.</w:t>
-      </w:r>
-      <w:r>
-        <w:t xml:space="preserve"> </w:t>
-      </w:r>
-      <w:r>
-        <w:rPr>
-          <w:b/>
-          <w:bCs/>
-        </w:rPr>
-        <w:t xml:space="preserve">Su estructura y gestión técnica deberán alinearse progresivamente con los principios internacionales FAIR (Findable, Accessible, Interoperable, Reusable).</w:t>
+        <w:t xml:space="preserve">Monetización de Citas, no de Datos:</w:t>
+      </w:r>
+      <w:r>
+        <w:t xml:space="preserve"> </w:t>
+      </w:r>
+      <w:r>
+        <w:t xml:space="preserve">Para mitigar la resistencia del sindicato o del personal investigador de INECOL respecto al</w:t>
+      </w:r>
+      <w:r>
+        <w:t xml:space="preserve"> </w:t>
+      </w:r>
+      <w:r>
+        <w:rPr>
+          <w:i/>
+          <w:iCs/>
+        </w:rPr>
+        <w:t xml:space="preserve">Artículo 13</w:t>
+      </w:r>
+      <w:r>
+        <w:t xml:space="preserve"> </w:t>
+      </w:r>
+      <w:r>
+        <w:t xml:space="preserve">(depósito obligatorio), demuestra que un set de datos con DOI en un servidor institucional indexable aumenta hasta en un 25% las citas del artículo científico final asociado.</w:t>
+      </w:r>
+    </w:p>
+    <w:p>
+      <w:pPr>
+        <w:pStyle w:val="Compact"/>
+        <w:numPr>
+          <w:ilvl w:val="0"/>
+          <w:numId w:val="1024"/>
+        </w:numPr>
+      </w:pPr>
+      <w:r>
+        <w:rPr>
+          <w:b/>
+          <w:bCs/>
+        </w:rPr>
+        <w:t xml:space="preserve">Evaluación del Desempeño:</w:t>
+      </w:r>
+      <w:r>
+        <w:t xml:space="preserve"> </w:t>
+      </w:r>
+      <w:r>
+        <w:t xml:space="preserve">Sugiere al Comité que el depósito de datos abiertos (con sus DOIs correspondientes) sea considerado explícitamente como un indicador de productividad positiva dentro de los criterios de evaluación interna del personal investigador y técnico del INECOL.</w:t>
+      </w:r>
+    </w:p>
+    <w:bookmarkStart w:id="65" w:name="X8e267c338efdbe71f92923fe4a7670fda865a75"/>
+    <w:p>
+      <w:pPr>
+        <w:pStyle w:val="Heading3"/>
+      </w:pPr>
+      <w:r>
+        <w:t xml:space="preserve">5.1.1 Modificaciones Sugeridas (Inspiradas en Zenodo/CERN)</w:t>
+      </w:r>
+    </w:p>
+    <w:p>
+      <w:pPr>
+        <w:pStyle w:val="FirstParagraph"/>
+      </w:pPr>
+      <w:r>
+        <w:rPr>
+          <w:b/>
+          <w:bCs/>
+        </w:rPr>
+        <w:t xml:space="preserve">Artículo 12. Bis (Inmutabilidad y Versionado).</w:t>
+      </w:r>
+      <w:r>
+        <w:t xml:space="preserve"> </w:t>
+      </w:r>
+      <w:r>
+        <w:t xml:space="preserve">Para garantizar la trazabilidad de la actividad científica y proteger los derechos de autoría del personal del Instituto, todo conjunto de datos publicado en el Servidor de Datos Abiertos recibirá un Identificador de Objeto Digital (DOI) o equivalente persistente. Una vez publicado un registro, los archivos asociados serán inmutables. Cualquier modificación, corrección o adición sustantiva posterior requerirá la generación de una nueva versión del conjunto de datos, la cual recibirá un identificador propio y mantendrá el vínculo histórico con la versión primigenia.</w:t>
+      </w:r>
+    </w:p>
+    <w:p>
+      <w:pPr>
+        <w:pStyle w:val="BodyText"/>
+      </w:pPr>
+      <w:r>
+        <w:rPr>
+          <w:b/>
+          <w:bCs/>
+        </w:rPr>
+        <w:t xml:space="preserve">Artículo 15. (Modificación sobre visibilidad de Metadatos).</w:t>
+      </w:r>
+      <w:r>
+        <w:t xml:space="preserve"> </w:t>
+      </w:r>
+      <w:r>
+        <w:t xml:space="preserve">[…] En todos los casos donde se apruebe un periodo de embargo o una restricción de acceso conforme al Artículo 17, los metadatos descriptivos del conjunto de datos se publicarán de manera inmediata y en acceso abierto bajo la figura de Dominio Público (equivalente a Creative Commons CC0). Únicamente los archivos de datos adjuntos permanecerán restringidos hasta el cumplimiento del plazo estipulado.</w:t>
+      </w:r>
+    </w:p>
+    <w:p>
+      <w:pPr>
+        <w:pStyle w:val="BodyText"/>
+      </w:pPr>
+      <w:r>
+        <w:rPr>
+          <w:b/>
+          <w:bCs/>
+        </w:rPr>
+        <w:t xml:space="preserve">Artículo 18. Bis (Deslinde de Responsabilidad Institucional).</w:t>
+      </w:r>
+      <w:r>
+        <w:t xml:space="preserve"> </w:t>
+      </w:r>
+      <w:r>
+        <w:t xml:space="preserve">El proceso de Ingesta requerirá que la persona Depositaria acepte explícitamente los Términos de Uso del Servidor, mediante los cuales declara, bajo protesta de decir verdad, que posee los derechos, consentimientos o autorizaciones necesarias para la difusión de los datos, deslindando al Instituto de Ecología, A.C., de cualquier reclamación por violaciones a derechos de propiedad intelectual, confidencialidad o normativas de protección de datos personales. La Curaduría de Datos se limitará estrictamente a la verificación técnica de formatos y metadatos, sin que ello convalide legalmente el fondo del contenido depositado.</w:t>
+      </w:r>
+    </w:p>
+    <w:bookmarkEnd w:id="65"/>
+    <w:bookmarkEnd w:id="66"/>
+    <w:bookmarkEnd w:id="67"/>
+    <w:bookmarkStart w:id="71" w:name="Xc2f61c3795a40a48121e131054998b241904a0c"/>
+    <w:p>
+      <w:pPr>
+        <w:pStyle w:val="Heading1"/>
+      </w:pPr>
+      <w:r>
+        <w:t xml:space="preserve">6. Prepublicación de Datos y Artículos de Datos (</w:t>
+      </w:r>
+      <w:r>
+        <w:rPr>
+          <w:i/>
+          <w:iCs/>
+        </w:rPr>
+        <w:t xml:space="preserve">Data Papers</w:t>
+      </w:r>
+      <w:r>
+        <w:t xml:space="preserve">)</w:t>
+      </w:r>
+    </w:p>
+    <w:bookmarkStart w:id="69" w:name="X8a93c840a2af8e9e3adc91e42f49f5217ba3dba"/>
+    <w:p>
+      <w:pPr>
+        <w:pStyle w:val="Heading3"/>
+      </w:pPr>
+      <w:r>
+        <w:t xml:space="preserve">6.0.1 1. La Evolución de la Prepublicación: Del Manuscrito al Dato Crudo</w:t>
+      </w:r>
+    </w:p>
+    <w:p>
+      <w:pPr>
+        <w:pStyle w:val="FirstParagraph"/>
+      </w:pPr>
+      <w:r>
+        <w:t xml:space="preserve">Es probable que haya resistencia del personal investigador respecto a la obligatoriedad/conveniencia de hacer disponibles datos primarios lo antes posible. Esta resistencia también se estimula por las posturas institucionales que no conciben o incorporan proactivamente la noción del</w:t>
+      </w:r>
+      <w:r>
+        <w:t xml:space="preserve"> </w:t>
+      </w:r>
+      <w:r>
+        <w:rPr>
+          <w:b/>
+          <w:bCs/>
+        </w:rPr>
+        <w:t xml:space="preserve">“Data Preprint”</w:t>
+      </w:r>
+      <w:r>
+        <w:t xml:space="preserve">. La literatura científica reciente demuestra que la publicación de conjuntos de datos con identificadores persistentes (DOIs) opera bajo las mismas ventajas que los</w:t>
+      </w:r>
+      <w:r>
+        <w:t xml:space="preserve"> </w:t>
+      </w:r>
+      <w:r>
+        <w:rPr>
+          <w:i/>
+          <w:iCs/>
+        </w:rPr>
+        <w:t xml:space="preserve">preprints de manuscritos</w:t>
+      </w:r>
+      <w:r>
+        <w:t xml:space="preserve">: salvaguarda la prioridad intelectual del autor, facilita la retroalimentación temprana de la comunidad y previene el plagio al dotar al set de datos de una huella digital inmutable y citable</w:t>
+      </w:r>
+      <w:r>
+        <w:t xml:space="preserve"> </w:t>
+      </w:r>
+      <w:r>
+        <w:t xml:space="preserve">(Gomes et al. 2022)</w:t>
+      </w:r>
+      <w:r>
+        <w:t xml:space="preserve">.</w:t>
+      </w:r>
+      <w:r>
+        <w:t xml:space="preserve"> </w:t>
+      </w:r>
+      <w:r>
+        <w:t xml:space="preserve">Este concepto de</w:t>
+      </w:r>
+      <w:r>
+        <w:t xml:space="preserve"> </w:t>
+      </w:r>
+      <w:r>
+        <w:rPr>
+          <w:i/>
+          <w:iCs/>
+        </w:rPr>
+        <w:t xml:space="preserve">prepublicación</w:t>
+      </w:r>
+      <w:r>
+        <w:t xml:space="preserve">, va ganando validez en el contexto de las editoriales académicas tradicionales (incluyendo, por ejemplo, las políticas históricas de</w:t>
+      </w:r>
+      <w:r>
+        <w:t xml:space="preserve"> </w:t>
+      </w:r>
+      <w:r>
+        <w:rPr>
+          <w:i/>
+          <w:iCs/>
+        </w:rPr>
+        <w:t xml:space="preserve">Proceedings of the National Academy of Sciences - PNAS</w:t>
+      </w:r>
+      <w:r>
+        <w:t xml:space="preserve">). Lejos de ser los</w:t>
+      </w:r>
+      <w:r>
+        <w:t xml:space="preserve"> </w:t>
+      </w:r>
+      <w:r>
+        <w:rPr>
+          <w:b/>
+          <w:bCs/>
+        </w:rPr>
+        <w:t xml:space="preserve">PNAS</w:t>
+      </w:r>
+      <w:r>
+        <w:t xml:space="preserve"> </w:t>
+      </w:r>
+      <w:r>
+        <w:t xml:space="preserve">una excepción, se aprecia que la postura ya se ha estandarizado en la industria:</w:t>
+      </w:r>
+      <w:r>
+        <w:t xml:space="preserve"> </w:t>
+      </w:r>
+      <w:r>
+        <w:rPr>
+          <w:b/>
+          <w:bCs/>
+        </w:rPr>
+        <w:t xml:space="preserve">Springer Nature</w:t>
+      </w:r>
+      <w:r>
+        <w:t xml:space="preserve"> </w:t>
+      </w:r>
+      <w:r>
+        <w:t xml:space="preserve">fomenta la triada de apertura (manuscrito, código y datos) a través de plataformas como</w:t>
+      </w:r>
+      <w:r>
+        <w:t xml:space="preserve"> </w:t>
+      </w:r>
+      <w:r>
+        <w:rPr>
+          <w:i/>
+          <w:iCs/>
+        </w:rPr>
+        <w:t xml:space="preserve">Scientific Data</w:t>
+      </w:r>
+      <w:r>
+        <w:t xml:space="preserve">;</w:t>
+      </w:r>
+      <w:r>
+        <w:t xml:space="preserve"> </w:t>
+      </w:r>
+      <w:r>
+        <w:rPr>
+          <w:b/>
+          <w:bCs/>
+        </w:rPr>
+        <w:t xml:space="preserve">Elsevier</w:t>
+      </w:r>
+      <w:r>
+        <w:t xml:space="preserve"> </w:t>
+      </w:r>
+      <w:r>
+        <w:t xml:space="preserve">integra el ecosistema de prepublicación con revistas exclusivas de descripción técnica como</w:t>
+      </w:r>
+      <w:r>
+        <w:t xml:space="preserve"> </w:t>
+      </w:r>
+      <w:r>
+        <w:rPr>
+          <w:i/>
+          <w:iCs/>
+        </w:rPr>
+        <w:t xml:space="preserve">Data in Brief</w:t>
+      </w:r>
+      <w:r>
+        <w:t xml:space="preserve">; y</w:t>
+      </w:r>
+      <w:r>
+        <w:t xml:space="preserve"> </w:t>
+      </w:r>
+      <w:r>
+        <w:rPr>
+          <w:b/>
+          <w:bCs/>
+        </w:rPr>
+        <w:t xml:space="preserve">Wiley</w:t>
+      </w:r>
+      <w:r>
+        <w:t xml:space="preserve"> </w:t>
+      </w:r>
+      <w:r>
+        <w:t xml:space="preserve">estipula explícitamente que el depósito en repositorios institucionales no invalida la novedad del manuscrito. En la frontera de la ciencia abierta, los</w:t>
+      </w:r>
+      <w:r>
+        <w:t xml:space="preserve"> </w:t>
+      </w:r>
+      <w:r>
+        <w:rPr>
+          <w:b/>
+          <w:bCs/>
+        </w:rPr>
+        <w:t xml:space="preserve">data preprints</w:t>
+      </w:r>
+      <w:r>
+        <w:t xml:space="preserve"> </w:t>
+      </w:r>
+      <w:r>
+        <w:t xml:space="preserve">permiten al investigador registrar la prelación temporal de su esfuerzo en el diseño empírico y el levantamiento de campo o laboratorio de forma independiente a la interpretación de los resultados</w:t>
+      </w:r>
+      <w:r>
+        <w:t xml:space="preserve"> </w:t>
+      </w:r>
+      <w:r>
+        <w:t xml:space="preserve">(Penev 2017)</w:t>
+      </w:r>
+      <w:r>
+        <w:t xml:space="preserve">.</w:t>
+      </w:r>
+    </w:p>
+    <w:p>
+      <w:pPr>
+        <w:pStyle w:val="BodyText"/>
+      </w:pPr>
+      <w:r>
+        <w:t xml:space="preserve">Depositar datos primarios en una infraestructura institucional provista de un Identificador de Objeto Digital (DOI) constituye un acto de publicación científica formal de naturaleza técnica. Estudios recientes demuestran que las prácticas conjuntas de Ciencia Abierta —compartir manuscritos en servidores de prepublicación (</w:t>
+      </w:r>
+      <w:r>
+        <w:rPr>
+          <w:i/>
+          <w:iCs/>
+        </w:rPr>
+        <w:t xml:space="preserve">preprints</w:t>
+      </w:r>
+      <w:r>
+        <w:t xml:space="preserve">), junto con código fuente y datos crudos en repositorios de confianza— generan un efecto sinérgico que incrementa de forma académicamente significativa el impacto citacional y la visibilidad de los Centros Públicos de Investigación</w:t>
+      </w:r>
+      <w:r>
+        <w:t xml:space="preserve"> </w:t>
+      </w:r>
+      <w:r>
+        <w:t xml:space="preserve">(Colavizza et al. 2024;</w:t>
+      </w:r>
+      <w:r>
+        <w:t xml:space="preserve"> </w:t>
+      </w:r>
+      <w:r>
+        <w:t xml:space="preserve">Kuehna et al.</w:t>
+      </w:r>
+      <w:r>
+        <w:t xml:space="preserve"> </w:t>
+      </w:r>
+      <w:r>
+        <w:t xml:space="preserve">2024)</w:t>
+      </w:r>
+      <w:r>
+        <w:t xml:space="preserve">.</w:t>
+      </w:r>
+    </w:p>
+    <w:bookmarkStart w:id="68" w:name="Xb5d00a5f3d726f6a7d8a3f6d5d595aeaf953455"/>
+    <w:p>
+      <w:pPr>
+        <w:pStyle w:val="Heading5"/>
+      </w:pPr>
+      <w:r>
+        <w:t xml:space="preserve">6.0.1.0.1 Evidencia Empírica sobre el Impacto Citacional de la Ciencia Abierta</w:t>
+      </w:r>
+    </w:p>
+    <w:p>
+      <w:pPr>
+        <w:pStyle w:val="FirstParagraph"/>
+      </w:pPr>
+      <w:r>
+        <w:t xml:space="preserve">La afirmación de que el depósito de datos y código genera un efecto sinérgico en la visibilidad institucional no es una postura meramente ideológica, sino un hecho respaldado por la cienciometría contemporánea. Al estructurar el Servidor de Datos Abiertos del INECOL, se debe hacer hincapié en que la apertura no penaliza el rendimiento académico, sino que lo potencia a través de tres mecanismos clave:</w:t>
       </w:r>
     </w:p>
     <w:p>
@@ -9290,35 +8896,670 @@
           <w:b/>
           <w:bCs/>
         </w:rPr>
-        <w:t xml:space="preserve">Adicionar la Fracción XXXII (recorriendo la actual):</w:t>
-      </w:r>
-    </w:p>
-    <w:p>
-      <w:pPr>
-        <w:pStyle w:val="BlockText"/>
-      </w:pPr>
-      <w:r>
-        <w:rPr>
-          <w:b/>
-          <w:bCs/>
-        </w:rPr>
-        <w:t xml:space="preserve">XXXII. Data Preprint (Prepublicación de Datos).</w:t>
-      </w:r>
-      <w:r>
-        <w:t xml:space="preserve"> </w:t>
-      </w:r>
-      <w:r>
-        <w:t xml:space="preserve">Acto de publicación técnica formal mediante el cual una persona Depositaria incorpora conjuntos de datos primarios o secundarios a una infraestructura institucional provista de un identificador persistente e inmutable, registrando de manera fehaciente la prelación temporal y autoría de su esfuerzo de investigación de forma independiente a la publicación posterior de un manuscrito narrativo.</w:t>
+        <w:t xml:space="preserve">La Ventaja de Citación por Datos Compartidos (Data-Sharing Citation Advantage):</w:t>
+      </w:r>
+      <w:r>
+        <w:t xml:space="preserve"> </w:t>
+      </w:r>
+      <w:r>
+        <w:t xml:space="preserve">Estudios robustos a gran escala han demostrado que los artículos de investigación que vinculan formalmente sus datos primarios alojados en un repositorio público (utilizando identificadores persistentes como DOIs) reciben hasta un</w:t>
+      </w:r>
+      <w:r>
+        <w:t xml:space="preserve"> </w:t>
+      </w:r>
+      <w:r>
+        <w:rPr>
+          <w:b/>
+          <w:bCs/>
+        </w:rPr>
+        <w:t xml:space="preserve">25.3% más de citas</w:t>
+      </w:r>
+      <w:r>
+        <w:t xml:space="preserve"> </w:t>
+      </w:r>
+      <w:r>
+        <w:t xml:space="preserve">en promedio que aquellos que mantienen sus datos cerrados o bajo la clásica leyenda</w:t>
+      </w:r>
+      <w:r>
+        <w:t xml:space="preserve"> </w:t>
+      </w:r>
+      <w:r>
+        <w:t xml:space="preserve">“disponibles bajo petición del autor”</w:t>
+      </w:r>
+      <w:r>
+        <w:t xml:space="preserve"> </w:t>
+      </w:r>
+      <w:r>
+        <w:t xml:space="preserve">(Colavizza et al. 2020)</w:t>
+      </w:r>
+      <w:r>
+        <w:t xml:space="preserve">.</w:t>
+      </w:r>
+    </w:p>
+    <w:p>
+      <w:pPr>
+        <w:pStyle w:val="Compact"/>
+        <w:numPr>
+          <w:ilvl w:val="0"/>
+          <w:numId w:val="1025"/>
+        </w:numPr>
+      </w:pPr>
+      <w:r>
+        <w:rPr>
+          <w:b/>
+          <w:bCs/>
+        </w:rPr>
+        <w:t xml:space="preserve">El Efecto Sinérgico de la Triada de Apertura:</w:t>
+      </w:r>
+      <w:r>
+        <w:t xml:space="preserve"> </w:t>
+      </w:r>
+      <w:r>
+        <w:t xml:space="preserve">La combinación simultánea de compartir el manuscrito en un servidor de</w:t>
+      </w:r>
+      <w:r>
+        <w:t xml:space="preserve"> </w:t>
+      </w:r>
+      <w:r>
+        <w:rPr>
+          <w:i/>
+          <w:iCs/>
+        </w:rPr>
+        <w:t xml:space="preserve">preprints</w:t>
+      </w:r>
+      <w:r>
+        <w:t xml:space="preserve">, el código fuente institucional (scripts de R, Python o flujos de trabajo de Snakemake) y los datos abiertos en un repositorio de confianza, maximiza de manera estadísticamente significativa la velocidad de difusión y el impacto citacional global de los investigadores adscritos a centros de investigación</w:t>
+      </w:r>
+      <w:r>
+        <w:t xml:space="preserve"> </w:t>
+      </w:r>
+      <w:r>
+        <w:t xml:space="preserve">(Colavizza et al. 2024)</w:t>
+      </w:r>
+      <w:r>
+        <w:t xml:space="preserve">.</w:t>
+      </w:r>
+    </w:p>
+    <w:p>
+      <w:pPr>
+        <w:pStyle w:val="Compact"/>
+        <w:numPr>
+          <w:ilvl w:val="0"/>
+          <w:numId w:val="1025"/>
+        </w:numPr>
+      </w:pPr>
+      <w:r>
+        <w:rPr>
+          <w:b/>
+          <w:bCs/>
+        </w:rPr>
+        <w:t xml:space="preserve">Validación Editorial Global:</w:t>
+      </w:r>
+      <w:r>
+        <w:t xml:space="preserve"> </w:t>
+      </w:r>
+      <w:r>
+        <w:t xml:space="preserve">Grandes consorcios editoriales y hojas de ruta internacionales han estandarizado la citación de datos (</w:t>
+      </w:r>
+      <w:r>
+        <w:rPr>
+          <w:i/>
+          <w:iCs/>
+        </w:rPr>
+        <w:t xml:space="preserve">Data Citation</w:t>
+      </w:r>
+      <w:r>
+        <w:t xml:space="preserve">), elevando el depósito de datos crudos al rango de</w:t>
+      </w:r>
+      <w:r>
+        <w:t xml:space="preserve"> </w:t>
+      </w:r>
+      <w:r>
+        <w:rPr>
+          <w:b/>
+          <w:bCs/>
+        </w:rPr>
+        <w:t xml:space="preserve">entidad académica independiente y citable</w:t>
+      </w:r>
+      <w:r>
+        <w:t xml:space="preserve">, exactamente igual que un artículo tradicional</w:t>
+      </w:r>
+      <w:r>
+        <w:t xml:space="preserve"> </w:t>
+      </w:r>
+      <w:r>
+        <w:t xml:space="preserve">(Cousijn et al. 2018)</w:t>
+      </w:r>
+      <w:r>
+        <w:t xml:space="preserve">.</w:t>
+      </w:r>
+    </w:p>
+    <w:bookmarkEnd w:id="68"/>
+    <w:bookmarkEnd w:id="69"/>
+    <w:bookmarkStart w:id="70" w:name="X6ffc653eb435ac1ed8481dd44f01a9004658731"/>
+    <w:p>
+      <w:pPr>
+        <w:pStyle w:val="Heading3"/>
+      </w:pPr>
+      <w:r>
+        <w:t xml:space="preserve">6.0.2 2. Los</w:t>
+      </w:r>
+      <w:r>
+        <w:t xml:space="preserve"> </w:t>
+      </w:r>
+      <w:r>
+        <w:t xml:space="preserve">“Data Papers”</w:t>
+      </w:r>
+      <w:r>
+        <w:t xml:space="preserve"> </w:t>
+      </w:r>
+      <w:r>
+        <w:t xml:space="preserve">y el Ecosistema de</w:t>
+      </w:r>
+      <w:r>
+        <w:t xml:space="preserve"> </w:t>
+      </w:r>
+      <w:r>
+        <w:rPr>
+          <w:i/>
+          <w:iCs/>
+        </w:rPr>
+        <w:t xml:space="preserve">Data in Brief</w:t>
+      </w:r>
+    </w:p>
+    <w:p>
+      <w:pPr>
+        <w:pStyle w:val="FirstParagraph"/>
+      </w:pPr>
+      <w:r>
+        <w:t xml:space="preserve">Para resolver el incentivo de productividad exigido a los investigadores (particularmente relevante en el sistema de evaluación mexicano), la noción de la descripción del dato ha evolucionado hacia revistas dedicadas exclusivamente a los</w:t>
+      </w:r>
+      <w:r>
+        <w:t xml:space="preserve"> </w:t>
+      </w:r>
+      <w:r>
+        <w:rPr>
+          <w:i/>
+          <w:iCs/>
+        </w:rPr>
+        <w:t xml:space="preserve">Data Papers</w:t>
+      </w:r>
+      <w:r>
+        <w:t xml:space="preserve"> </w:t>
+      </w:r>
+      <w:r>
+        <w:t xml:space="preserve">o</w:t>
+      </w:r>
+      <w:r>
+        <w:t xml:space="preserve"> </w:t>
+      </w:r>
+      <w:r>
+        <w:rPr>
+          <w:i/>
+          <w:iCs/>
+        </w:rPr>
+        <w:t xml:space="preserve">Data Descriptors</w:t>
+      </w:r>
+      <w:r>
+        <w:t xml:space="preserve">, siendo</w:t>
+      </w:r>
+      <w:r>
+        <w:t xml:space="preserve"> </w:t>
+      </w:r>
+      <w:r>
+        <w:rPr>
+          <w:i/>
+          <w:iCs/>
+        </w:rPr>
+        <w:t xml:space="preserve">Data in Brief</w:t>
+      </w:r>
+      <w:r>
+        <w:t xml:space="preserve"> </w:t>
+      </w:r>
+      <w:r>
+        <w:t xml:space="preserve">(Elsevier) y</w:t>
+      </w:r>
+      <w:r>
+        <w:t xml:space="preserve"> </w:t>
+      </w:r>
+      <w:r>
+        <w:rPr>
+          <w:i/>
+          <w:iCs/>
+        </w:rPr>
+        <w:t xml:space="preserve">Scientific Data</w:t>
+      </w:r>
+      <w:r>
+        <w:t xml:space="preserve"> </w:t>
+      </w:r>
+      <w:r>
+        <w:t xml:space="preserve">(Springer Nature) los máximos exponentes</w:t>
+      </w:r>
+      <w:r>
+        <w:t xml:space="preserve"> </w:t>
+      </w:r>
+      <w:r>
+        <w:t xml:space="preserve">(Thelwall 2020; Cousijn et al. 2018)</w:t>
+      </w:r>
+      <w:r>
+        <w:t xml:space="preserve">.</w:t>
+      </w:r>
+    </w:p>
+    <w:p>
+      <w:pPr>
+        <w:pStyle w:val="BodyText"/>
+      </w:pPr>
+      <w:r>
+        <w:t xml:space="preserve">Un</w:t>
+      </w:r>
+      <w:r>
+        <w:t xml:space="preserve"> </w:t>
+      </w:r>
+      <w:r>
+        <w:rPr>
+          <w:i/>
+          <w:iCs/>
+        </w:rPr>
+        <w:t xml:space="preserve">Data Paper</w:t>
+      </w:r>
+      <w:r>
+        <w:t xml:space="preserve"> </w:t>
+      </w:r>
+      <w:r>
+        <w:t xml:space="preserve">(como los publicados en</w:t>
+      </w:r>
+      <w:r>
+        <w:t xml:space="preserve"> </w:t>
+      </w:r>
+      <w:r>
+        <w:rPr>
+          <w:i/>
+          <w:iCs/>
+        </w:rPr>
+        <w:t xml:space="preserve">Data in Brief</w:t>
+      </w:r>
+      <w:r>
+        <w:t xml:space="preserve">) no interpreta hallazgos ni concluye hipótesis; se limita a describir exhaustivamente el</w:t>
+      </w:r>
+      <w:r>
+        <w:t xml:space="preserve"> </w:t>
+      </w:r>
+      <w:r>
+        <w:t xml:space="preserve">“cómo”</w:t>
+      </w:r>
+      <w:r>
+        <w:t xml:space="preserve">, el</w:t>
+      </w:r>
+      <w:r>
+        <w:t xml:space="preserve"> </w:t>
+      </w:r>
+      <w:r>
+        <w:t xml:space="preserve">“dónde”</w:t>
+      </w:r>
+      <w:r>
+        <w:t xml:space="preserve"> </w:t>
+      </w:r>
+      <w:r>
+        <w:t xml:space="preserve">y el</w:t>
+      </w:r>
+      <w:r>
+        <w:t xml:space="preserve"> </w:t>
+      </w:r>
+      <w:r>
+        <w:t xml:space="preserve">“por qué”</w:t>
+      </w:r>
+      <w:r>
+        <w:t xml:space="preserve"> </w:t>
+      </w:r>
+      <w:r>
+        <w:t xml:space="preserve">del set de datos (metadatos estructurados, control de calidad, diseño experimental)</w:t>
+      </w:r>
+      <w:r>
+        <w:t xml:space="preserve"> </w:t>
+      </w:r>
+      <w:r>
+        <w:t xml:space="preserve">(Thelwall 2020)</w:t>
+      </w:r>
+      <w:r>
+        <w:t xml:space="preserve">. Esto transforma el almacenamiento de datos abiertos de un simple</w:t>
+      </w:r>
+      <w:r>
+        <w:t xml:space="preserve"> </w:t>
+      </w:r>
+      <w:r>
+        <w:t xml:space="preserve">“requisito administrativo de archivo”</w:t>
+      </w:r>
+      <w:r>
+        <w:t xml:space="preserve"> </w:t>
+      </w:r>
+      <w:r>
+        <w:t xml:space="preserve">a un</w:t>
+      </w:r>
+      <w:r>
+        <w:t xml:space="preserve"> </w:t>
+      </w:r>
+      <w:r>
+        <w:rPr>
+          <w:b/>
+          <w:bCs/>
+        </w:rPr>
+        <w:t xml:space="preserve">producto de investigación indexado, citable y con Factor de Impacto autónomo</w:t>
+      </w:r>
+      <w:r>
+        <w:t xml:space="preserve">. Para instituciones como el INECOL, vincular el Servidor de Datos Abiertos con la capacidad de generar estructuras exportables tipo</w:t>
+      </w:r>
+      <w:r>
+        <w:t xml:space="preserve"> </w:t>
+      </w:r>
+      <w:r>
+        <w:rPr>
+          <w:i/>
+          <w:iCs/>
+        </w:rPr>
+        <w:t xml:space="preserve">Data Paper</w:t>
+      </w:r>
+      <w:r>
+        <w:t xml:space="preserve"> </w:t>
+      </w:r>
+      <w:r>
+        <w:t xml:space="preserve">permite al personal técnico y de investigación</w:t>
+      </w:r>
+      <w:r>
+        <w:t xml:space="preserve"> </w:t>
+      </w:r>
+      <w:r>
+        <w:rPr>
+          <w:i/>
+          <w:iCs/>
+        </w:rPr>
+        <w:t xml:space="preserve">poner en valor académicamente</w:t>
+      </w:r>
+      <w:r>
+        <w:t xml:space="preserve"> </w:t>
+      </w:r>
+      <w:r>
+        <w:t xml:space="preserve">su esfuerzo mediante citas directas al set de datos</w:t>
+      </w:r>
+      <w:r>
+        <w:t xml:space="preserve"> </w:t>
+      </w:r>
+      <w:r>
+        <w:t xml:space="preserve">(Zenodo 2024)</w:t>
+      </w:r>
+      <w:r>
+        <w:t xml:space="preserve">.</w:t>
+      </w:r>
+    </w:p>
+    <w:bookmarkEnd w:id="70"/>
+    <w:bookmarkEnd w:id="71"/>
+    <w:bookmarkStart w:id="77" w:name="principios-fair"/>
+    <w:p>
+      <w:pPr>
+        <w:pStyle w:val="Heading1"/>
+      </w:pPr>
+      <w:r>
+        <w:t xml:space="preserve">7. Principios FAIR</w:t>
+      </w:r>
+    </w:p>
+    <w:bookmarkStart w:id="72" w:name="los-principios-fair-como-infraestructura"/>
+    <w:p>
+      <w:pPr>
+        <w:pStyle w:val="Heading3"/>
+      </w:pPr>
+      <w:r>
+        <w:t xml:space="preserve">7.0.1 1. Los Principios FAIR como Infraestructura</w:t>
+      </w:r>
+    </w:p>
+    <w:p>
+      <w:pPr>
+        <w:pStyle w:val="FirstParagraph"/>
+      </w:pPr>
+      <w:r>
+        <w:t xml:space="preserve">La discusión institucional sobre la apertura de datos a menudo se estanca en el dilema de la accesibilidad legal, omitiendo la dimensión de la accesibilidad técnica. Para que el Servidor de Datos Abiertos del INECOL no se convierta en un</w:t>
+      </w:r>
+      <w:r>
+        <w:t xml:space="preserve"> </w:t>
+      </w:r>
+      <w:r>
+        <w:t xml:space="preserve">“cementerio de archivos”</w:t>
+      </w:r>
+      <w:r>
+        <w:t xml:space="preserve"> </w:t>
+      </w:r>
+      <w:r>
+        <w:t xml:space="preserve">estructurados en formatos propietarios aislados (v.gr., hojas de cálculo desorganizadas o PDFs no legibles por máquina), es imperativo adoptar los principios</w:t>
+      </w:r>
+      <w:r>
+        <w:t xml:space="preserve"> </w:t>
+      </w:r>
+      <w:r>
+        <w:rPr>
+          <w:b/>
+          <w:bCs/>
+        </w:rPr>
+        <w:t xml:space="preserve">FAIR (Findable, Accessible, Interoperable, Reusable)</w:t>
+      </w:r>
+      <w:r>
+        <w:t xml:space="preserve"> </w:t>
+      </w:r>
+      <w:r>
+        <w:t xml:space="preserve">como el estándar técnico de gobernanza de la plataforma</w:t>
+      </w:r>
+      <w:r>
+        <w:t xml:space="preserve"> </w:t>
+      </w:r>
+      <w:r>
+        <w:t xml:space="preserve">(</w:t>
+      </w:r>
+      <w:r>
+        <w:t xml:space="preserve">Wilkinson et al.</w:t>
+      </w:r>
+      <w:r>
+        <w:t xml:space="preserve"> </w:t>
+      </w:r>
+      <w:r>
+        <w:t xml:space="preserve">2016)</w:t>
+      </w:r>
+      <w:r>
+        <w:t xml:space="preserve">. Los principios FAIR desplazan el enfoque de la simple visualización humana hacia la</w:t>
+      </w:r>
+      <w:r>
+        <w:t xml:space="preserve"> </w:t>
+      </w:r>
+      <w:r>
+        <w:rPr>
+          <w:b/>
+          <w:bCs/>
+        </w:rPr>
+        <w:t xml:space="preserve">acciónabilidad por máquina</w:t>
+      </w:r>
+      <w:r>
+        <w:t xml:space="preserve">, garantizando que los sistemas computacionales globales puedan localizar, integrar y procesar los conjuntos de datos de manera automatizada</w:t>
+      </w:r>
+      <w:r>
+        <w:t xml:space="preserve"> </w:t>
+      </w:r>
+      <w:r>
+        <w:t xml:space="preserve">(</w:t>
+      </w:r>
+      <w:r>
+        <w:t xml:space="preserve">Wilkinson et al.</w:t>
+      </w:r>
+      <w:r>
+        <w:t xml:space="preserve"> </w:t>
+      </w:r>
+      <w:r>
+        <w:t xml:space="preserve">2016)</w:t>
+      </w:r>
+      <w:r>
+        <w:t xml:space="preserve">.</w:t>
+      </w:r>
+    </w:p>
+    <w:p>
+      <w:pPr>
+        <w:pStyle w:val="BodyText"/>
+      </w:pPr>
+      <w:r>
+        <w:t xml:space="preserve">En las ciencias ecológicas y de la biodiversidad, la implementación de estos principios adquiere un matiz urgente debido a la alta heterogeneidad espacial, temporal y taxonómica de los datos primarios</w:t>
+      </w:r>
+      <w:r>
+        <w:t xml:space="preserve"> </w:t>
+      </w:r>
+      <w:r>
+        <w:t xml:space="preserve">(Jantzen y Vriend 2026; Islam et al. 2024)</w:t>
+      </w:r>
+      <w:r>
+        <w:t xml:space="preserve">. La verdadera riqueza de los datos del INECOL no reside en su almacenamiento aislado, sino en su capacidad de interoperar transfronterizamente para alimentar modelos complejos de cambio climático, degradación de hábitats o gemelos digitales de la biodiversidad</w:t>
+      </w:r>
+      <w:r>
+        <w:t xml:space="preserve"> </w:t>
+      </w:r>
+      <w:r>
+        <w:t xml:space="preserve">(Islam et al. 2024)</w:t>
+      </w:r>
+      <w:r>
+        <w:t xml:space="preserve">. Por ello, el cumplimiento de la</w:t>
+      </w:r>
+      <w:r>
+        <w:t xml:space="preserve"> </w:t>
+      </w:r>
+      <w:r>
+        <w:t xml:space="preserve">“I”</w:t>
+      </w:r>
+      <w:r>
+        <w:t xml:space="preserve"> </w:t>
+      </w:r>
+      <w:r>
+        <w:t xml:space="preserve">y la</w:t>
+      </w:r>
+      <w:r>
+        <w:t xml:space="preserve"> </w:t>
+      </w:r>
+      <w:r>
+        <w:t xml:space="preserve">“R”</w:t>
+      </w:r>
+      <w:r>
+        <w:t xml:space="preserve"> </w:t>
+      </w:r>
+      <w:r>
+        <w:t xml:space="preserve">de FAIR exige que la Ingesta no solo valide la completud de los metadatos mínimos, sino la adopción activa de vocabularios controlados y estándares comunitarios consolidados internacionalmente, tales como el estándar</w:t>
+      </w:r>
+      <w:r>
+        <w:t xml:space="preserve"> </w:t>
+      </w:r>
+      <w:r>
+        <w:rPr>
+          <w:b/>
+          <w:bCs/>
+        </w:rPr>
+        <w:t xml:space="preserve">Darwin Core (DwC)</w:t>
+      </w:r>
+      <w:r>
+        <w:t xml:space="preserve"> </w:t>
+      </w:r>
+      <w:r>
+        <w:t xml:space="preserve">para registros de presencia de especies y el</w:t>
+      </w:r>
+      <w:r>
+        <w:t xml:space="preserve"> </w:t>
+      </w:r>
+      <w:r>
+        <w:rPr>
+          <w:b/>
+          <w:bCs/>
+        </w:rPr>
+        <w:t xml:space="preserve">Ecological Metadata Language (EML)</w:t>
+      </w:r>
+      <w:r>
+        <w:t xml:space="preserve"> </w:t>
+      </w:r>
+      <w:r>
+        <w:t xml:space="preserve">para la descripción de contextos ecológicos</w:t>
+      </w:r>
+      <w:r>
+        <w:t xml:space="preserve"> </w:t>
+      </w:r>
+      <w:r>
+        <w:t xml:space="preserve">(Jantzen y Vriend 2026; Islam et al. 2024)</w:t>
+      </w:r>
+      <w:r>
+        <w:t xml:space="preserve">.</w:t>
+      </w:r>
+    </w:p>
+    <w:p>
+      <w:pPr>
+        <w:pStyle w:val="BodyText"/>
+      </w:pPr>
+      <w:r>
+        <w:t xml:space="preserve">La alineación técnica con el modelo FAIR robustece significativamente la soberanía científica de los Centros Públicos de Investigación en México. Al garantizar metadatos ricos y licencias de uso explícitas (como CC BY 4.0), se remueve la ambigüedad legal y se maximiza el retorno de la inversión pública en términos de visibilidad, redes de colaboración internacional y tasas de citación directa a los datos</w:t>
+      </w:r>
+      <w:r>
+        <w:t xml:space="preserve"> </w:t>
+      </w:r>
+      <w:r>
+        <w:t xml:space="preserve">(Penev et al. 2024; Jantzen y Vriend 2026)</w:t>
+      </w:r>
+      <w:r>
+        <w:t xml:space="preserve">.</w:t>
+      </w:r>
+    </w:p>
+    <w:p>
+      <w:pPr>
+        <w:pStyle w:val="BodyText"/>
+      </w:pPr>
+      <w:r>
+        <w:t xml:space="preserve">Para integrar los principios</w:t>
+      </w:r>
+      <w:r>
+        <w:t xml:space="preserve"> </w:t>
+      </w:r>
+      <w:r>
+        <w:rPr>
+          <w:b/>
+          <w:bCs/>
+        </w:rPr>
+        <w:t xml:space="preserve">FAIR</w:t>
+      </w:r>
+      <w:r>
+        <w:t xml:space="preserve">, el deslinde de responsabilidades y la noción de</w:t>
+      </w:r>
+      <w:r>
+        <w:t xml:space="preserve"> </w:t>
+      </w:r>
+      <w:r>
+        <w:rPr>
+          <w:b/>
+          <w:bCs/>
+        </w:rPr>
+        <w:t xml:space="preserve">prepublicación de datos</w:t>
+      </w:r>
+      <w:r>
+        <w:t xml:space="preserve"> </w:t>
+      </w:r>
+      <w:r>
+        <w:t xml:space="preserve">de forma precisa en la propuesta</w:t>
+      </w:r>
+      <w:r>
+        <w:t xml:space="preserve"> </w:t>
+      </w:r>
+      <w:r>
+        <w:rPr>
+          <w:rStyle w:val="VerbatimChar"/>
+        </w:rPr>
+        <w:t xml:space="preserve">Lineamientos_INECOL_v7.md</w:t>
+      </w:r>
+      <w:r>
+        <w:t xml:space="preserve">, es necesario modificar o adicionar artículos específicos en los capítulos clave en la materia.</w:t>
       </w:r>
     </w:p>
     <w:bookmarkEnd w:id="72"/>
-    <w:bookmarkStart w:id="73" w:name="X414019ba7cbbacc8cf0105242c85ea8c26429b1"/>
-    <w:p>
-      <w:pPr>
-        <w:pStyle w:val="Heading4"/>
-      </w:pPr>
-      <w:r>
-        <w:t xml:space="preserve">6.0.2.2 Ajuste 2: Capítulo 7. Del Servidor y Repositorio Institucional INECOL</w:t>
+    <w:bookmarkStart w:id="76" w:name="sugerencias-para-los-lineamientos-inecol"/>
+    <w:p>
+      <w:pPr>
+        <w:pStyle w:val="Heading3"/>
+      </w:pPr>
+      <w:r>
+        <w:t xml:space="preserve">7.0.2 2. Sugerencias para los lineamientos Inecol</w:t>
       </w:r>
     </w:p>
     <w:p>
@@ -9326,7 +9567,7 @@
         <w:pStyle w:val="FirstParagraph"/>
       </w:pPr>
       <w:r>
-        <w:t xml:space="preserve">Aquí es donde se aterriza la operación inspirada en el modelo Zenodo y las lecciones cienciométricas de las grandes casas editoriales.</w:t>
+        <w:t xml:space="preserve">En atención a los principios FAIR, considero que es importante incorporar elementos clave de su filosofía en el diseño de nuestros lineamientos. Los principales aspectos que podrían fortalecernos se relaciona con los siguientes argumentos.</w:t>
       </w:r>
     </w:p>
     <w:p>
@@ -9342,25 +9583,155 @@
           <w:b/>
           <w:bCs/>
         </w:rPr>
-        <w:t xml:space="preserve">Adicionar un párrafo al Artículo 12 (Principios del Portal):</w:t>
-      </w:r>
-    </w:p>
-    <w:p>
-      <w:pPr>
-        <w:pStyle w:val="BlockText"/>
-      </w:pPr>
-      <w:r>
-        <w:rPr>
-          <w:b/>
-          <w:bCs/>
-        </w:rPr>
-        <w:t xml:space="preserve">XII. Acciónabilidad por máquina:</w:t>
-      </w:r>
-      <w:r>
-        <w:t xml:space="preserve"> </w:t>
-      </w:r>
-      <w:r>
-        <w:t xml:space="preserve">Garantizar que los datos y sus metadatos cuenten con la estructura semántica necesaria para que los sistemas computacionales globales puedan localizar, integrar, indexar y procesar los conjuntos de datos de manera automatizada.</w:t>
+        <w:t xml:space="preserve">Desactiva la resistencia de los investigadores:</w:t>
+      </w:r>
+      <w:r>
+        <w:t xml:space="preserve"> </w:t>
+      </w:r>
+      <w:r>
+        <w:t xml:space="preserve">Al ver el depósito obligatorio como un</w:t>
+      </w:r>
+      <w:r>
+        <w:t xml:space="preserve"> </w:t>
+      </w:r>
+      <w:r>
+        <w:rPr>
+          <w:i/>
+          <w:iCs/>
+        </w:rPr>
+        <w:t xml:space="preserve">Data Preprint</w:t>
+      </w:r>
+      <w:r>
+        <w:t xml:space="preserve"> </w:t>
+      </w:r>
+      <w:r>
+        <w:t xml:space="preserve">inmutable con DOI, el personal entiende que el servidor del INECOL protege su autoría frente al plagio antes de enviar el manuscrito a Elsevier, Springer Nature o Wiley.</w:t>
+      </w:r>
+    </w:p>
+    <w:p>
+      <w:pPr>
+        <w:pStyle w:val="Compact"/>
+        <w:numPr>
+          <w:ilvl w:val="0"/>
+          <w:numId w:val="1026"/>
+        </w:numPr>
+      </w:pPr>
+      <w:r>
+        <w:rPr>
+          <w:b/>
+          <w:bCs/>
+        </w:rPr>
+        <w:t xml:space="preserve">Protege al Instituto:</w:t>
+      </w:r>
+      <w:r>
+        <w:t xml:space="preserve"> </w:t>
+      </w:r>
+      <w:r>
+        <w:t xml:space="preserve">Al obligar a firmar el deslinde del</w:t>
+      </w:r>
+      <w:r>
+        <w:t xml:space="preserve"> </w:t>
+      </w:r>
+      <w:r>
+        <w:rPr>
+          <w:i/>
+          <w:iCs/>
+        </w:rPr>
+        <w:t xml:space="preserve">Artículo 18 (I)</w:t>
+      </w:r>
+      <w:r>
+        <w:t xml:space="preserve">, el INECOL opera con la misma seguridad jurídica que Zenodo: el curador técnico no se vuelve un policía legal de derechos de autor ni de la veracidad del dato.</w:t>
+      </w:r>
+    </w:p>
+    <w:p>
+      <w:pPr>
+        <w:pStyle w:val="Compact"/>
+        <w:numPr>
+          <w:ilvl w:val="0"/>
+          <w:numId w:val="1026"/>
+        </w:numPr>
+      </w:pPr>
+      <w:r>
+        <w:rPr>
+          <w:b/>
+          <w:bCs/>
+        </w:rPr>
+        <w:t xml:space="preserve">Evita la obsolescencia:</w:t>
+      </w:r>
+      <w:r>
+        <w:t xml:space="preserve"> </w:t>
+      </w:r>
+      <w:r>
+        <w:t xml:space="preserve">Introducir</w:t>
+      </w:r>
+      <w:r>
+        <w:t xml:space="preserve"> </w:t>
+      </w:r>
+      <w:r>
+        <w:rPr>
+          <w:i/>
+          <w:iCs/>
+        </w:rPr>
+        <w:t xml:space="preserve">Darwin Core</w:t>
+      </w:r>
+      <w:r>
+        <w:t xml:space="preserve"> </w:t>
+      </w:r>
+      <w:r>
+        <w:t xml:space="preserve">y</w:t>
+      </w:r>
+      <w:r>
+        <w:t xml:space="preserve"> </w:t>
+      </w:r>
+      <w:r>
+        <w:rPr>
+          <w:i/>
+          <w:iCs/>
+        </w:rPr>
+        <w:t xml:space="preserve">EML</w:t>
+      </w:r>
+      <w:r>
+        <w:t xml:space="preserve"> </w:t>
+      </w:r>
+      <w:r>
+        <w:t xml:space="preserve">garantiza que los datos del INECOL</w:t>
+      </w:r>
+      <w:r>
+        <w:t xml:space="preserve"> </w:t>
+      </w:r>
+      <w:r>
+        <w:t xml:space="preserve">“hablen”</w:t>
+      </w:r>
+      <w:r>
+        <w:t xml:space="preserve"> </w:t>
+      </w:r>
+      <w:r>
+        <w:t xml:space="preserve">el mismo idioma que redes globales de biodiversidad como GBIF, justificando plenamente la inversión del Servidor de Datos Abiertos ante el Comité.</w:t>
+      </w:r>
+    </w:p>
+    <w:p>
+      <w:pPr>
+        <w:pStyle w:val="FirstParagraph"/>
+      </w:pPr>
+      <w:r>
+        <w:t xml:space="preserve">En específico, se sugieren los siguientes elementos que vale la pena considerar.</w:t>
+      </w:r>
+    </w:p>
+    <w:bookmarkStart w:id="73" w:name="X69ace5540f715b31ebbab0704a2e7e86c833f08"/>
+    <w:p>
+      <w:pPr>
+        <w:pStyle w:val="Heading4"/>
+      </w:pPr>
+      <w:r>
+        <w:t xml:space="preserve">7.0.2.1 Ajuste 1: Capítulo 2. Definiciones (Garantizar la base FAIR y de Prepublicación)</w:t>
+      </w:r>
+    </w:p>
+    <w:p>
+      <w:pPr>
+        <w:pStyle w:val="FirstParagraph"/>
+      </w:pPr>
+      <w:r>
+        <w:t xml:space="preserve">Es necesario incorporar el sustento conceptual de FAIR y la inmutabilidad en el glosario para dar soporte a los artículos operativos posteriores.</w:t>
       </w:r>
     </w:p>
     <w:p>
@@ -9376,7 +9747,7 @@
           <w:b/>
           <w:bCs/>
         </w:rPr>
-        <w:t xml:space="preserve">Modificar el Artículo 13 (Obligatoriedad del depósito):</w:t>
+        <w:t xml:space="preserve">Modificar la Fracción IX (Datos Abiertos):</w:t>
       </w:r>
     </w:p>
     <w:p>
@@ -9388,26 +9759,23 @@
           <w:b/>
           <w:bCs/>
         </w:rPr>
-        <w:t xml:space="preserve">Artículo 13.</w:t>
-      </w:r>
-      <w:r>
-        <w:t xml:space="preserve"> </w:t>
-      </w:r>
-      <w:r>
-        <w:t xml:space="preserve">Las personas investigadoras, tecnólogas, académicas y estudiantes de maestría, doctorado y posdoctorado cuya actividad de investigación sea financiada con recursos públicos, o que hayan utilizado infraestructura pública en su realización, deberán depositar una copia de la versión final aceptada para publicación,</w:t>
-      </w:r>
-      <w:r>
-        <w:t xml:space="preserve"> </w:t>
-      </w:r>
-      <w:r>
-        <w:rPr>
-          <w:b/>
-          <w:bCs/>
-        </w:rPr>
-        <w:t xml:space="preserve">o bien el conjunto de datos primarios en modalidad de Data Preprint</w:t>
-      </w:r>
-      <w:r>
-        <w:t xml:space="preserve">, en Acceso Abierto a través del Repositorio Institucional, en cumplimiento del mandato constitucional y legal de acceso abierto y sin que medie para ello una decisión discrecional, comprobando que ha cumplido con el proceso de aprobación respectivo.</w:t>
+        <w:t xml:space="preserve">IX. Datos abiertos.</w:t>
+      </w:r>
+      <w:r>
+        <w:t xml:space="preserve"> </w:t>
+      </w:r>
+      <w:r>
+        <w:t xml:space="preserve">Datos digitales de carácter público que, en términos de las disposiciones aplicables, no tienen naturaleza reservada o confidencial, siendo accesibles en línea, utilizados, reutilizados y redistribuidos por cualquier interesado. Para efectos de los presentes Lineamientos, el concepto de Datos Abiertos comprende, de manera enunciativa, los datos primarios y secundarios, los metadatos, las metodologías empleadas, el software y código fuente desarrollados con fondos públicos, y los resultados parciales no interpretados, en la medida en que su divulgación no actualice alguna de las excepciones tasadas en el artículo 17 de los presentes Lineamientos.</w:t>
+      </w:r>
+      <w:r>
+        <w:t xml:space="preserve"> </w:t>
+      </w:r>
+      <w:r>
+        <w:rPr>
+          <w:b/>
+          <w:bCs/>
+        </w:rPr>
+        <w:t xml:space="preserve">Su estructura y gestión técnica deberán alinearse progresivamente con los principios internacionales FAIR (Findable, Accessible, Interoperable, Reusable).</w:t>
       </w:r>
     </w:p>
     <w:p>
@@ -9423,7 +9791,7 @@
           <w:b/>
           <w:bCs/>
         </w:rPr>
-        <w:t xml:space="preserve">Adicionar el Artículo 16 Bis (Estándares de Interoperabilidad Ecológica):</w:t>
+        <w:t xml:space="preserve">Adicionar la Fracción XXXII (recorriendo la actual):</w:t>
       </w:r>
     </w:p>
     <w:p>
@@ -9435,45 +9803,31 @@
           <w:b/>
           <w:bCs/>
         </w:rPr>
-        <w:t xml:space="preserve">Artículo 16 Bis.</w:t>
-      </w:r>
-      <w:r>
-        <w:t xml:space="preserve"> </w:t>
-      </w:r>
-      <w:r>
-        <w:t xml:space="preserve">En cumplimiento de la condición de Interoperabilidad y Reutilización del modelo FAIR, la Responsable de Curaduría de Datos promoverá que los conjuntos de datos de biodiversidad y ecología se estructuren bajo estándares comunitarios consolidados internacionalmente, tales como el estándar</w:t>
-      </w:r>
-      <w:r>
-        <w:t xml:space="preserve"> </w:t>
-      </w:r>
-      <w:r>
-        <w:rPr>
-          <w:b/>
-          <w:bCs/>
-        </w:rPr>
-        <w:t xml:space="preserve">Darwin Core (DwC)</w:t>
-      </w:r>
-      <w:r>
-        <w:t xml:space="preserve"> </w:t>
-      </w:r>
-      <w:r>
-        <w:t xml:space="preserve">para registros de presencia de especies y el</w:t>
-      </w:r>
-      <w:r>
-        <w:t xml:space="preserve"> </w:t>
-      </w:r>
-      <w:r>
-        <w:rPr>
-          <w:b/>
-          <w:bCs/>
-        </w:rPr>
-        <w:t xml:space="preserve">Ecological Metadata Language (EML)</w:t>
-      </w:r>
-      <w:r>
-        <w:t xml:space="preserve"> </w:t>
-      </w:r>
-      <w:r>
-        <w:t xml:space="preserve">para la descripción de contextos ecológicos, facilitando su federación con plataformas globales de infraestructura científica.</w:t>
+        <w:t xml:space="preserve">XXXII. Data Preprint (Prepublicación de Datos).</w:t>
+      </w:r>
+      <w:r>
+        <w:t xml:space="preserve"> </w:t>
+      </w:r>
+      <w:r>
+        <w:t xml:space="preserve">Acto de publicación técnica formal mediante el cual una persona Depositaria incorpora conjuntos de datos primarios o secundarios a una infraestructura institucional provista de un identificador persistente e inmutable, registrando de manera fehaciente la prelación temporal y autoría de su esfuerzo de investigación de forma independiente a la publicación posterior de un manuscrito narrativo.</w:t>
+      </w:r>
+    </w:p>
+    <w:bookmarkEnd w:id="73"/>
+    <w:bookmarkStart w:id="74" w:name="X414019ba7cbbacc8cf0105242c85ea8c26429b1"/>
+    <w:p>
+      <w:pPr>
+        <w:pStyle w:val="Heading4"/>
+      </w:pPr>
+      <w:r>
+        <w:t xml:space="preserve">7.0.2.2 Ajuste 2: Capítulo 7. Del Servidor y Repositorio Institucional INECOL</w:t>
+      </w:r>
+    </w:p>
+    <w:p>
+      <w:pPr>
+        <w:pStyle w:val="FirstParagraph"/>
+      </w:pPr>
+      <w:r>
+        <w:t xml:space="preserve">Aquí es donde se aterriza la operación inspirada en el modelo Zenodo y las lecciones cienciométricas de las grandes casas editoriales.</w:t>
       </w:r>
     </w:p>
     <w:p>
@@ -9489,6 +9843,153 @@
           <w:b/>
           <w:bCs/>
         </w:rPr>
+        <w:t xml:space="preserve">Adicionar un párrafo al Artículo 12 (Principios del Portal):</w:t>
+      </w:r>
+    </w:p>
+    <w:p>
+      <w:pPr>
+        <w:pStyle w:val="BlockText"/>
+      </w:pPr>
+      <w:r>
+        <w:rPr>
+          <w:b/>
+          <w:bCs/>
+        </w:rPr>
+        <w:t xml:space="preserve">XII. Acciónabilidad por máquina:</w:t>
+      </w:r>
+      <w:r>
+        <w:t xml:space="preserve"> </w:t>
+      </w:r>
+      <w:r>
+        <w:t xml:space="preserve">Garantizar que los datos y sus metadatos cuenten con la estructura semántica necesaria para que los sistemas computacionales globales puedan localizar, integrar, indexar y procesar los conjuntos de datos de manera automatizada.</w:t>
+      </w:r>
+    </w:p>
+    <w:p>
+      <w:pPr>
+        <w:pStyle w:val="Compact"/>
+        <w:numPr>
+          <w:ilvl w:val="0"/>
+          <w:numId w:val="1030"/>
+        </w:numPr>
+      </w:pPr>
+      <w:r>
+        <w:rPr>
+          <w:b/>
+          <w:bCs/>
+        </w:rPr>
+        <w:t xml:space="preserve">Modificar el Artículo 13 (Obligatoriedad del depósito):</w:t>
+      </w:r>
+    </w:p>
+    <w:p>
+      <w:pPr>
+        <w:pStyle w:val="BlockText"/>
+      </w:pPr>
+      <w:r>
+        <w:rPr>
+          <w:b/>
+          <w:bCs/>
+        </w:rPr>
+        <w:t xml:space="preserve">Artículo 13.</w:t>
+      </w:r>
+      <w:r>
+        <w:t xml:space="preserve"> </w:t>
+      </w:r>
+      <w:r>
+        <w:t xml:space="preserve">Las personas investigadoras, tecnólogas, académicas y estudiantes de maestría, doctorado y posdoctorado cuya actividad de investigación sea financiada con recursos públicos, o que hayan utilizado infraestructura pública en su realización, deberán depositar una copia de la versión final aceptada para publicación,</w:t>
+      </w:r>
+      <w:r>
+        <w:t xml:space="preserve"> </w:t>
+      </w:r>
+      <w:r>
+        <w:rPr>
+          <w:b/>
+          <w:bCs/>
+        </w:rPr>
+        <w:t xml:space="preserve">o bien el conjunto de datos primarios en modalidad de Data Preprint</w:t>
+      </w:r>
+      <w:r>
+        <w:t xml:space="preserve">, en Acceso Abierto a través del Repositorio Institucional, en cumplimiento del mandato constitucional y legal de acceso abierto y sin que medie para ello una decisión discrecional, comprobando que ha cumplido con el proceso de aprobación respectivo.</w:t>
+      </w:r>
+    </w:p>
+    <w:p>
+      <w:pPr>
+        <w:pStyle w:val="Compact"/>
+        <w:numPr>
+          <w:ilvl w:val="0"/>
+          <w:numId w:val="1031"/>
+        </w:numPr>
+      </w:pPr>
+      <w:r>
+        <w:rPr>
+          <w:b/>
+          <w:bCs/>
+        </w:rPr>
+        <w:t xml:space="preserve">Adicionar el Artículo 16 Bis (Estándares de Interoperabilidad Ecológica):</w:t>
+      </w:r>
+    </w:p>
+    <w:p>
+      <w:pPr>
+        <w:pStyle w:val="BlockText"/>
+      </w:pPr>
+      <w:r>
+        <w:rPr>
+          <w:b/>
+          <w:bCs/>
+        </w:rPr>
+        <w:t xml:space="preserve">Artículo 16 Bis.</w:t>
+      </w:r>
+      <w:r>
+        <w:t xml:space="preserve"> </w:t>
+      </w:r>
+      <w:r>
+        <w:t xml:space="preserve">En cumplimiento de la condición de Interoperabilidad y Reutilización del modelo FAIR, la Responsable de Curaduría de Datos promoverá que los conjuntos de datos de biodiversidad y ecología se estructuren bajo estándares comunitarios consolidados internacionalmente, tales como el estándar</w:t>
+      </w:r>
+      <w:r>
+        <w:t xml:space="preserve"> </w:t>
+      </w:r>
+      <w:r>
+        <w:rPr>
+          <w:b/>
+          <w:bCs/>
+        </w:rPr>
+        <w:t xml:space="preserve">Darwin Core (DwC)</w:t>
+      </w:r>
+      <w:r>
+        <w:t xml:space="preserve"> </w:t>
+      </w:r>
+      <w:r>
+        <w:t xml:space="preserve">para registros de presencia de especies y el</w:t>
+      </w:r>
+      <w:r>
+        <w:t xml:space="preserve"> </w:t>
+      </w:r>
+      <w:r>
+        <w:rPr>
+          <w:b/>
+          <w:bCs/>
+        </w:rPr>
+        <w:t xml:space="preserve">Ecological Metadata Language (EML)</w:t>
+      </w:r>
+      <w:r>
+        <w:t xml:space="preserve"> </w:t>
+      </w:r>
+      <w:r>
+        <w:t xml:space="preserve">para la descripción de contextos ecológicos, facilitando su federación con plataformas globales de infraestructura científica.</w:t>
+      </w:r>
+    </w:p>
+    <w:p>
+      <w:pPr>
+        <w:pStyle w:val="Compact"/>
+        <w:numPr>
+          <w:ilvl w:val="0"/>
+          <w:numId w:val="1032"/>
+        </w:numPr>
+      </w:pPr>
+      <w:r>
+        <w:rPr>
+          <w:b/>
+          <w:bCs/>
+        </w:rPr>
         <w:t xml:space="preserve">Modificar el Artículo 18 (Procedimiento de Ingesta - Deslinde legal tipo Zenodo):</w:t>
       </w:r>
     </w:p>
@@ -9619,14 +10120,14 @@
         <w:t xml:space="preserve">al conjunto de datos que garantice su inmutabilidad y trazabilidad institucional; […]</w:t>
       </w:r>
     </w:p>
-    <w:bookmarkEnd w:id="73"/>
-    <w:bookmarkStart w:id="74" w:name="X441f9b4ee6a8f44196b69cd0c57fd4dccb11afd"/>
+    <w:bookmarkEnd w:id="74"/>
+    <w:bookmarkStart w:id="75" w:name="X441f9b4ee6a8f44196b69cd0c57fd4dccb11afd"/>
     <w:p>
       <w:pPr>
         <w:pStyle w:val="Heading4"/>
       </w:pPr>
       <w:r>
-        <w:t xml:space="preserve">6.0.2.3 Ajuste 3: Incorporación en los Considerandos</w:t>
+        <w:t xml:space="preserve">7.0.2.3 Ajuste 3: Incorporación en los Considerandos</w:t>
       </w:r>
     </w:p>
     <w:p>
@@ -9655,26 +10156,84 @@
         <w:t xml:space="preserve">Que la evidencia cienciométrica global demuestra que las prácticas conjuntas de Ciencia Abierta—especialmente el depósito de preprints, códigos de análisis y datos primarios dotados de identificadores inmutables en infraestructuras de confianza— generan un efecto sinérgico que incrementa de forma estadísticamente significativa el impacto citacional, protege la prioridad intelectual de los autores y eleva la visibilidad internacional de los Centros Públicos de Investigación;</w:t>
       </w:r>
     </w:p>
-    <w:bookmarkEnd w:id="74"/>
     <w:bookmarkEnd w:id="75"/>
     <w:bookmarkEnd w:id="76"/>
-    <w:bookmarkStart w:id="114" w:name="references"/>
+    <w:bookmarkEnd w:id="77"/>
+    <w:bookmarkStart w:id="86" w:name="compendio-maestro-de-recomendaciones"/>
     <w:p>
       <w:pPr>
         <w:pStyle w:val="Heading1"/>
       </w:pPr>
       <w:r>
-        <w:t xml:space="preserve">References</w:t>
-      </w:r>
-    </w:p>
-    <w:bookmarkStart w:id="113" w:name="refs"/>
-    <w:bookmarkStart w:id="78" w:name="ref-cern_oc11_2001"/>
-    <w:p>
-      <w:pPr>
-        <w:pStyle w:val="Bibliography"/>
-      </w:pPr>
-      <w:r>
-        <w:t xml:space="preserve">CERN. 2001.</w:t>
+        <w:t xml:space="preserve">8. Compendio Maestro de Recomendaciones</w:t>
+      </w:r>
+    </w:p>
+    <w:p>
+      <w:pPr>
+        <w:pStyle w:val="FirstParagraph"/>
+      </w:pPr>
+      <w:r>
+        <w:t xml:space="preserve">Este documento consolida el conjunto integral de recomendaciones específicas, adiciones técnico-normativas y modificaciones de fondo desarrolladas para enriquecer la propuesta de</w:t>
+      </w:r>
+      <w:r>
+        <w:t xml:space="preserve"> </w:t>
+      </w:r>
+      <w:r>
+        <w:rPr>
+          <w:b/>
+          <w:bCs/>
+        </w:rPr>
+        <w:t xml:space="preserve">Lineamientos de Ciencia Abierta y Acceso Abierto a Datos del Instituto de Ecología, A.C. (v.7)</w:t>
+      </w:r>
+      <w:r>
+        <w:t xml:space="preserve">.</w:t>
+      </w:r>
+    </w:p>
+    <w:p>
+      <w:pPr>
+        <w:pStyle w:val="BodyText"/>
+      </w:pPr>
+      <w:r>
+        <w:t xml:space="preserve">El objetivo es transitar de un marco normativo puramente administrativo hacia una infraestructura de datos soberana, blindada jurídicamente (armonizada con la Ley de Transparencia), alineada con los estándares mundiales FAIR, y que resuelva las preocupaciones operativas de la comunidad de investigación.</w:t>
+      </w:r>
+    </w:p>
+    <w:bookmarkStart w:id="78" w:name="X366e889fe21bdb9cdfb512ebf2fda92c70d726c"/>
+    <w:p>
+      <w:pPr>
+        <w:pStyle w:val="Heading3"/>
+      </w:pPr>
+      <w:r>
+        <w:t xml:space="preserve">8.0.1 1. Adecuación Técnico-Normativa de Transición Federal (SECIHTI)</w:t>
+      </w:r>
+    </w:p>
+    <w:p>
+      <w:pPr>
+        <w:pStyle w:val="FirstParagraph"/>
+      </w:pPr>
+      <w:r>
+        <w:t xml:space="preserve">Tras la elevación del ramo de ciencia al rango de Secretaría de Estado, es obligatorio adecuar todo el cuerpo normativo para evitar anacronismos jurídicos.</w:t>
+      </w:r>
+      <w:r>
+        <w:t xml:space="preserve"> </w:t>
+      </w:r>
+      <w:r>
+        <w:t xml:space="preserve">*</w:t>
+      </w:r>
+      <w:r>
+        <w:t xml:space="preserve"> </w:t>
+      </w:r>
+      <w:r>
+        <w:rPr>
+          <w:b/>
+          <w:bCs/>
+        </w:rPr>
+        <w:t xml:space="preserve">Capítulo 2 (Definiciones):</w:t>
+      </w:r>
+      <w:r>
+        <w:t xml:space="preserve"> </w:t>
+      </w:r>
+      <w:r>
+        <w:t xml:space="preserve">Modificar la fracción correspondiente al Conahcyt por:</w:t>
       </w:r>
       <w:r>
         <w:t xml:space="preserve"> </w:t>
@@ -9684,6 +10243,932 @@
           <w:i/>
           <w:iCs/>
         </w:rPr>
+        <w:t xml:space="preserve">“</w:t>
+      </w:r>
+      <w:r>
+        <w:rPr>
+          <w:b/>
+          <w:bCs/>
+          <w:i/>
+          <w:iCs/>
+        </w:rPr>
+        <w:t xml:space="preserve">SECIHTI:</w:t>
+      </w:r>
+      <w:r>
+        <w:rPr>
+          <w:i/>
+          <w:iCs/>
+        </w:rPr>
+        <w:t xml:space="preserve"> </w:t>
+      </w:r>
+      <w:r>
+        <w:rPr>
+          <w:i/>
+          <w:iCs/>
+        </w:rPr>
+        <w:t xml:space="preserve">La Secretaría de Ciencia, Humanidades, Tecnología e Innovación, como dependencia del Ejecutivo Federal encargada de diseñar, coordinar y ejecutar la política pública nacional en la materia…”</w:t>
+      </w:r>
+      <w:r>
+        <w:t xml:space="preserve"> </w:t>
+      </w:r>
+      <w:r>
+        <w:t xml:space="preserve">*</w:t>
+      </w:r>
+      <w:r>
+        <w:t xml:space="preserve"> </w:t>
+      </w:r>
+      <w:r>
+        <w:rPr>
+          <w:b/>
+          <w:bCs/>
+        </w:rPr>
+        <w:t xml:space="preserve">Repositorio Nacional:</w:t>
+      </w:r>
+      <w:r>
+        <w:t xml:space="preserve"> </w:t>
+      </w:r>
+      <w:r>
+        <w:t xml:space="preserve">Actualizar su definición para vincularlo a la administración de la SECIHTI.</w:t>
+      </w:r>
+      <w:r>
+        <w:t xml:space="preserve"> </w:t>
+      </w:r>
+      <w:r>
+        <w:t xml:space="preserve">* Sustituir toda mención analógica al</w:t>
+      </w:r>
+      <w:r>
+        <w:t xml:space="preserve"> </w:t>
+      </w:r>
+      <w:r>
+        <w:t xml:space="preserve">“Consejo Nacional”</w:t>
+      </w:r>
+      <w:r>
+        <w:t xml:space="preserve"> </w:t>
+      </w:r>
+      <w:r>
+        <w:t xml:space="preserve">a lo largo de los considerandos y artículos.</w:t>
+      </w:r>
+    </w:p>
+    <w:bookmarkEnd w:id="78"/>
+    <w:bookmarkStart w:id="79" w:name="X339465e32222396f7649db028af00000c75413a"/>
+    <w:p>
+      <w:pPr>
+        <w:pStyle w:val="Heading3"/>
+      </w:pPr>
+      <w:r>
+        <w:t xml:space="preserve">8.0.2 2. Armonización con la Ley General de Transparencia (LGTAIP)</w:t>
+      </w:r>
+    </w:p>
+    <w:p>
+      <w:pPr>
+        <w:pStyle w:val="FirstParagraph"/>
+      </w:pPr>
+      <w:r>
+        <w:t xml:space="preserve">El borrador v.7 poseía vacíos legales respecto a la restricción de información. Se deben integrar mecanismos obligatorios de la LGTAIP para evitar violaciones en materia de datos personales y competencia institucional.</w:t>
+      </w:r>
+      <w:r>
+        <w:t xml:space="preserve"> </w:t>
+      </w:r>
+      <w:r>
+        <w:t xml:space="preserve">*</w:t>
+      </w:r>
+      <w:r>
+        <w:t xml:space="preserve"> </w:t>
+      </w:r>
+      <w:r>
+        <w:rPr>
+          <w:b/>
+          <w:bCs/>
+        </w:rPr>
+        <w:t xml:space="preserve">Artículo 17 Bis. Versiones Públicas y Testado de Datos:</w:t>
+      </w:r>
+      <w:r>
+        <w:t xml:space="preserve"> </w:t>
+      </w:r>
+      <w:r>
+        <w:t xml:space="preserve">Establecer la obligación de generar versiones públicas donde se supriman, disocien o testen exclusivamente las variables o registros confidenciales, garantizando la apertura del resto de los datos útiles.</w:t>
+      </w:r>
+      <w:r>
+        <w:t xml:space="preserve"> </w:t>
+      </w:r>
+      <w:r>
+        <w:t xml:space="preserve">*</w:t>
+      </w:r>
+      <w:r>
+        <w:t xml:space="preserve"> </w:t>
+      </w:r>
+      <w:r>
+        <w:rPr>
+          <w:b/>
+          <w:bCs/>
+        </w:rPr>
+        <w:t xml:space="preserve">Artículo 17 Ter. Control y Coordinación de Clasificación:</w:t>
+      </w:r>
+      <w:r>
+        <w:t xml:space="preserve"> </w:t>
+      </w:r>
+      <w:r>
+        <w:t xml:space="preserve">Aclarar que las resoluciones del Comité de Ciencia Abierta sobre</w:t>
+      </w:r>
+      <w:r>
+        <w:t xml:space="preserve"> </w:t>
+      </w:r>
+      <w:r>
+        <w:t xml:space="preserve">“Acceso Cerrado”</w:t>
+      </w:r>
+      <w:r>
+        <w:t xml:space="preserve"> </w:t>
+      </w:r>
+      <w:r>
+        <w:t xml:space="preserve">deben remitirse al</w:t>
+      </w:r>
+      <w:r>
+        <w:t xml:space="preserve"> </w:t>
+      </w:r>
+      <w:r>
+        <w:rPr>
+          <w:b/>
+          <w:bCs/>
+        </w:rPr>
+        <w:t xml:space="preserve">Comité de Transparencia del INECOL</w:t>
+      </w:r>
+      <w:r>
+        <w:t xml:space="preserve">, por ser la única instancia facultada por la ley para confirmar, modificar o revocar clasificaciones.</w:t>
+      </w:r>
+      <w:r>
+        <w:t xml:space="preserve"> </w:t>
+      </w:r>
+      <w:r>
+        <w:t xml:space="preserve">*</w:t>
+      </w:r>
+      <w:r>
+        <w:t xml:space="preserve"> </w:t>
+      </w:r>
+      <w:r>
+        <w:rPr>
+          <w:b/>
+          <w:bCs/>
+        </w:rPr>
+        <w:t xml:space="preserve">Artículo 17 Quater. Prueba de Daño:</w:t>
+      </w:r>
+      <w:r>
+        <w:t xml:space="preserve"> </w:t>
+      </w:r>
+      <w:r>
+        <w:t xml:space="preserve">Hacer obligatoria la</w:t>
+      </w:r>
+      <w:r>
+        <w:t xml:space="preserve"> </w:t>
+      </w:r>
+      <w:r>
+        <w:t xml:space="preserve">“Prueba de Daño”</w:t>
+      </w:r>
+      <w:r>
+        <w:t xml:space="preserve"> </w:t>
+      </w:r>
+      <w:r>
+        <w:t xml:space="preserve">para cualquier investigador que solicite el embargo de sus datos, obligándole a fundar y motivar que la divulgación representa un riesgo real y demostrable.</w:t>
+      </w:r>
+    </w:p>
+    <w:bookmarkEnd w:id="79"/>
+    <w:bookmarkStart w:id="80" w:name="X7c0a84c7186d48db209fb67043ae007be05f51f"/>
+    <w:p>
+      <w:pPr>
+        <w:pStyle w:val="Heading3"/>
+      </w:pPr>
+      <w:r>
+        <w:t xml:space="preserve">8.0.3 3. Transición Tecnológica y Software Abierto</w:t>
+      </w:r>
+    </w:p>
+    <w:p>
+      <w:pPr>
+        <w:pStyle w:val="FirstParagraph"/>
+      </w:pPr>
+      <w:r>
+        <w:t xml:space="preserve">La ciencia abierta no solo concierne a los datos, sino a las herramientas utilizadas para procesarlos.</w:t>
+      </w:r>
+      <w:r>
+        <w:t xml:space="preserve"> </w:t>
+      </w:r>
+      <w:r>
+        <w:t xml:space="preserve">*</w:t>
+      </w:r>
+      <w:r>
+        <w:t xml:space="preserve"> </w:t>
+      </w:r>
+      <w:r>
+        <w:rPr>
+          <w:b/>
+          <w:bCs/>
+        </w:rPr>
+        <w:t xml:space="preserve">Capítulo 2 (Definiciones - Datos Abiertos):</w:t>
+      </w:r>
+      <w:r>
+        <w:t xml:space="preserve"> </w:t>
+      </w:r>
+      <w:r>
+        <w:t xml:space="preserve">Precisar que el concepto incluye</w:t>
+      </w:r>
+      <w:r>
+        <w:t xml:space="preserve"> </w:t>
+      </w:r>
+      <w:r>
+        <w:rPr>
+          <w:i/>
+          <w:iCs/>
+        </w:rPr>
+        <w:t xml:space="preserve">“…el software abierto, scripts de análisis (R, Python) y código fuente desarrollado en el marco de la investigación…”</w:t>
+      </w:r>
+      <w:r>
+        <w:t xml:space="preserve"> </w:t>
+      </w:r>
+      <w:r>
+        <w:t xml:space="preserve">*</w:t>
+      </w:r>
+      <w:r>
+        <w:t xml:space="preserve"> </w:t>
+      </w:r>
+      <w:r>
+        <w:rPr>
+          <w:b/>
+          <w:bCs/>
+        </w:rPr>
+        <w:t xml:space="preserve">Capítulo 4 (Compromisos de la Dirección General):</w:t>
+      </w:r>
+      <w:r>
+        <w:t xml:space="preserve"> </w:t>
+      </w:r>
+      <w:r>
+        <w:t xml:space="preserve">Añadir la obligación de diseñar un programa institucional que priorice la enseñanza y adopción de software libre (particularmente en SIG), abandonando progresivamente el software privativo u obsoleto.</w:t>
+      </w:r>
+      <w:r>
+        <w:t xml:space="preserve"> </w:t>
+      </w:r>
+      <w:r>
+        <w:t xml:space="preserve">*</w:t>
+      </w:r>
+      <w:r>
+        <w:t xml:space="preserve"> </w:t>
+      </w:r>
+      <w:r>
+        <w:rPr>
+          <w:b/>
+          <w:bCs/>
+        </w:rPr>
+        <w:t xml:space="preserve">Artículo 13:</w:t>
+      </w:r>
+      <w:r>
+        <w:t xml:space="preserve"> </w:t>
+      </w:r>
+      <w:r>
+        <w:t xml:space="preserve">Especificar que el depósito obligatorio incluye</w:t>
+      </w:r>
+      <w:r>
+        <w:t xml:space="preserve"> </w:t>
+      </w:r>
+      <w:r>
+        <w:rPr>
+          <w:i/>
+          <w:iCs/>
+        </w:rPr>
+        <w:t xml:space="preserve">“…una copia de la versión final de su investigación, procedimiento, materiales y, en su caso, el software abierto diseñado y código fuente asociado”</w:t>
+      </w:r>
+      <w:r>
+        <w:t xml:space="preserve">.</w:t>
+      </w:r>
+    </w:p>
+    <w:bookmarkEnd w:id="80"/>
+    <w:bookmarkStart w:id="81" w:name="X9bf95f71bd609892fbc6eca29c7ae958bf272a8"/>
+    <w:p>
+      <w:pPr>
+        <w:pStyle w:val="Heading3"/>
+      </w:pPr>
+      <w:r>
+        <w:t xml:space="preserve">8.0.4 4. Gobernanza Inclusiva y Profesionalización del Comité</w:t>
+      </w:r>
+    </w:p>
+    <w:p>
+      <w:pPr>
+        <w:pStyle w:val="FirstParagraph"/>
+      </w:pPr>
+      <w:r>
+        <w:t xml:space="preserve">El éxito del repositorio recae en el Comité de Ciencia Abierta; por ello, debe ser capacitado y representativo.</w:t>
+      </w:r>
+      <w:r>
+        <w:t xml:space="preserve"> </w:t>
+      </w:r>
+      <w:r>
+        <w:t xml:space="preserve">*</w:t>
+      </w:r>
+      <w:r>
+        <w:t xml:space="preserve"> </w:t>
+      </w:r>
+      <w:r>
+        <w:rPr>
+          <w:b/>
+          <w:bCs/>
+        </w:rPr>
+        <w:t xml:space="preserve">Artículo 5 (Composición):</w:t>
+      </w:r>
+      <w:r>
+        <w:t xml:space="preserve"> </w:t>
+      </w:r>
+      <w:r>
+        <w:t xml:space="preserve">Incluir como miembro, con derecho a voz, a</w:t>
+      </w:r>
+      <w:r>
+        <w:t xml:space="preserve"> </w:t>
+      </w:r>
+      <w:r>
+        <w:rPr>
+          <w:i/>
+          <w:iCs/>
+        </w:rPr>
+        <w:t xml:space="preserve">una persona representante de la comunidad de estudiantes de posgrado</w:t>
+      </w:r>
+      <w:r>
+        <w:t xml:space="preserve">, reconociéndolos como críticos y principales usuarios del sistema.</w:t>
+      </w:r>
+      <w:r>
+        <w:t xml:space="preserve"> </w:t>
+      </w:r>
+      <w:r>
+        <w:t xml:space="preserve">*</w:t>
+      </w:r>
+      <w:r>
+        <w:t xml:space="preserve"> </w:t>
+      </w:r>
+      <w:r>
+        <w:rPr>
+          <w:b/>
+          <w:bCs/>
+        </w:rPr>
+        <w:t xml:space="preserve">Artículo 5 Bis (Obligación de Capacitación):</w:t>
+      </w:r>
+      <w:r>
+        <w:t xml:space="preserve"> </w:t>
+      </w:r>
+      <w:r>
+        <w:t xml:space="preserve">Exigir que todos los miembros del Comité (titulares y suplentes) acrediten un programa de capacitación en Ciencia Abierta y principios FAIR como requisito indispensable para ejercer su cargo.</w:t>
+      </w:r>
+    </w:p>
+    <w:bookmarkEnd w:id="81"/>
+    <w:bookmarkStart w:id="82" w:name="Xb5d3dd537f871be495f8cdc429f27e81367dd9f"/>
+    <w:p>
+      <w:pPr>
+        <w:pStyle w:val="Heading3"/>
+      </w:pPr>
+      <w:r>
+        <w:t xml:space="preserve">8.0.5 5. Mitigación del Plagio (Data Preprints y Versionado con DOI)</w:t>
+      </w:r>
+    </w:p>
+    <w:p>
+      <w:pPr>
+        <w:pStyle w:val="FirstParagraph"/>
+      </w:pPr>
+      <w:r>
+        <w:t xml:space="preserve">Para desactivar la resistencia de los investigadores sobre el</w:t>
+      </w:r>
+      <w:r>
+        <w:t xml:space="preserve"> </w:t>
+      </w:r>
+      <w:r>
+        <w:t xml:space="preserve">“robo de ideas”</w:t>
+      </w:r>
+      <w:r>
+        <w:t xml:space="preserve">, se institucionaliza el blindaje del dato primario.</w:t>
+      </w:r>
+      <w:r>
+        <w:t xml:space="preserve"> </w:t>
+      </w:r>
+      <w:r>
+        <w:t xml:space="preserve">*</w:t>
+      </w:r>
+      <w:r>
+        <w:t xml:space="preserve"> </w:t>
+      </w:r>
+      <w:r>
+        <w:rPr>
+          <w:b/>
+          <w:bCs/>
+        </w:rPr>
+        <w:t xml:space="preserve">Adición de la figura de</w:t>
+      </w:r>
+      <w:r>
+        <w:rPr>
+          <w:b/>
+          <w:bCs/>
+        </w:rPr>
+        <w:t xml:space="preserve"> </w:t>
+      </w:r>
+      <w:r>
+        <w:rPr>
+          <w:b/>
+          <w:bCs/>
+          <w:i/>
+          <w:iCs/>
+        </w:rPr>
+        <w:t xml:space="preserve">Data Preprint</w:t>
+      </w:r>
+      <w:r>
+        <w:rPr>
+          <w:b/>
+          <w:bCs/>
+        </w:rPr>
+        <w:t xml:space="preserve">:</w:t>
+      </w:r>
+      <w:r>
+        <w:t xml:space="preserve"> </w:t>
+      </w:r>
+      <w:r>
+        <w:t xml:space="preserve">Reconocer el depósito del set de datos como un acto de publicación formal que garantiza prelación temporal.</w:t>
+      </w:r>
+      <w:r>
+        <w:t xml:space="preserve"> </w:t>
+      </w:r>
+      <w:r>
+        <w:t xml:space="preserve">*</w:t>
+      </w:r>
+      <w:r>
+        <w:t xml:space="preserve"> </w:t>
+      </w:r>
+      <w:r>
+        <w:rPr>
+          <w:b/>
+          <w:bCs/>
+        </w:rPr>
+        <w:t xml:space="preserve">Artículo 12 Bis (Inmutabilidad y Versionado):</w:t>
+      </w:r>
+      <w:r>
+        <w:t xml:space="preserve"> </w:t>
+      </w:r>
+      <w:r>
+        <w:t xml:space="preserve">Otorgar un DOI inmutable a cada set de datos. Cualquier cambio generará una nueva versión con trazabilidad histórica.</w:t>
+      </w:r>
+      <w:r>
+        <w:t xml:space="preserve"> </w:t>
+      </w:r>
+      <w:r>
+        <w:t xml:space="preserve">*</w:t>
+      </w:r>
+      <w:r>
+        <w:t xml:space="preserve"> </w:t>
+      </w:r>
+      <w:r>
+        <w:rPr>
+          <w:b/>
+          <w:bCs/>
+        </w:rPr>
+        <w:t xml:space="preserve">Artículo 15 (Visibilidad bajo Embargo):</w:t>
+      </w:r>
+      <w:r>
+        <w:t xml:space="preserve"> </w:t>
+      </w:r>
+      <w:r>
+        <w:t xml:space="preserve">Establecer que, aunque los archivos estén embargados, los</w:t>
+      </w:r>
+      <w:r>
+        <w:t xml:space="preserve"> </w:t>
+      </w:r>
+      <w:r>
+        <w:rPr>
+          <w:b/>
+          <w:bCs/>
+        </w:rPr>
+        <w:t xml:space="preserve">metadatos</w:t>
+      </w:r>
+      <w:r>
+        <w:t xml:space="preserve"> </w:t>
+      </w:r>
+      <w:r>
+        <w:t xml:space="preserve">siempre se publicarán inmediatamente bajo licencia CC0 (Dominio Público) para garantizar citabilidad e indexación.</w:t>
+      </w:r>
+    </w:p>
+    <w:bookmarkEnd w:id="82"/>
+    <w:bookmarkStart w:id="83" w:name="Xaedd8db426fa267442988f35ebef51982a95599"/>
+    <w:p>
+      <w:pPr>
+        <w:pStyle w:val="Heading3"/>
+      </w:pPr>
+      <w:r>
+        <w:t xml:space="preserve">8.0.6 6. Refinamiento del Régimen de Excepciones (Propiedad Intelectual)</w:t>
+      </w:r>
+    </w:p>
+    <w:p>
+      <w:pPr>
+        <w:pStyle w:val="Compact"/>
+        <w:numPr>
+          <w:ilvl w:val="0"/>
+          <w:numId w:val="1033"/>
+        </w:numPr>
+      </w:pPr>
+      <w:r>
+        <w:rPr>
+          <w:b/>
+          <w:bCs/>
+        </w:rPr>
+        <w:t xml:space="preserve">Modificación al Artículo 17:</w:t>
+      </w:r>
+      <w:r>
+        <w:t xml:space="preserve"> </w:t>
+      </w:r>
+      <w:r>
+        <w:t xml:space="preserve">Se divide la antigua</w:t>
+      </w:r>
+      <w:r>
+        <w:t xml:space="preserve"> </w:t>
+      </w:r>
+      <w:r>
+        <w:t xml:space="preserve">“Fracción I”</w:t>
+      </w:r>
+      <w:r>
+        <w:t xml:space="preserve"> </w:t>
+      </w:r>
+      <w:r>
+        <w:t xml:space="preserve">en dos incisos independientes para mayor claridad jurídica:</w:t>
+      </w:r>
+    </w:p>
+    <w:p>
+      <w:pPr>
+        <w:pStyle w:val="Compact"/>
+        <w:numPr>
+          <w:ilvl w:val="1"/>
+          <w:numId w:val="1034"/>
+        </w:numPr>
+      </w:pPr>
+      <w:r>
+        <w:rPr>
+          <w:b/>
+          <w:bCs/>
+        </w:rPr>
+        <w:t xml:space="preserve">Inciso I:</w:t>
+      </w:r>
+      <w:r>
+        <w:t xml:space="preserve"> </w:t>
+      </w:r>
+      <w:r>
+        <w:t xml:space="preserve">Protege insumos de terceros con restricciones comerciales (ej. imágenes de satélite Planet), exigiendo la apertura exclusiva de los metadatos y análisis derivados.</w:t>
+      </w:r>
+    </w:p>
+    <w:p>
+      <w:pPr>
+        <w:pStyle w:val="Compact"/>
+        <w:numPr>
+          <w:ilvl w:val="1"/>
+          <w:numId w:val="1034"/>
+        </w:numPr>
+      </w:pPr>
+      <w:r>
+        <w:rPr>
+          <w:b/>
+          <w:bCs/>
+        </w:rPr>
+        <w:t xml:space="preserve">Inciso I Bis:</w:t>
+      </w:r>
+      <w:r>
+        <w:t xml:space="preserve"> </w:t>
+      </w:r>
+      <w:r>
+        <w:t xml:space="preserve">Protege los objetos de propiedad industrial o patentes</w:t>
+      </w:r>
+      <w:r>
+        <w:t xml:space="preserve"> </w:t>
+      </w:r>
+      <w:r>
+        <w:rPr>
+          <w:i/>
+          <w:iCs/>
+        </w:rPr>
+        <w:t xml:space="preserve">propias del INECOL</w:t>
+      </w:r>
+      <w:r>
+        <w:t xml:space="preserve"> </w:t>
+      </w:r>
+      <w:r>
+        <w:t xml:space="preserve">que se encuentren pendientes de registro.</w:t>
+      </w:r>
+    </w:p>
+    <w:bookmarkEnd w:id="83"/>
+    <w:bookmarkStart w:id="84" w:name="X8cb31a72314c57c795b4731609b9290fa11f3b5"/>
+    <w:p>
+      <w:pPr>
+        <w:pStyle w:val="Heading3"/>
+      </w:pPr>
+      <w:r>
+        <w:t xml:space="preserve">8.0.7 7. Implementación de Principios FAIR, Estándares de Biodiversidad y Geografía</w:t>
+      </w:r>
+    </w:p>
+    <w:p>
+      <w:pPr>
+        <w:pStyle w:val="FirstParagraph"/>
+      </w:pPr>
+      <w:r>
+        <w:t xml:space="preserve">Evitar los</w:t>
+      </w:r>
+      <w:r>
+        <w:t xml:space="preserve"> </w:t>
+      </w:r>
+      <w:r>
+        <w:t xml:space="preserve">“cementerios de archivos”</w:t>
+      </w:r>
+      <w:r>
+        <w:t xml:space="preserve"> </w:t>
+      </w:r>
+      <w:r>
+        <w:t xml:space="preserve">promoviendo datos legibles por máquina.</w:t>
+      </w:r>
+      <w:r>
+        <w:t xml:space="preserve"> </w:t>
+      </w:r>
+      <w:r>
+        <w:t xml:space="preserve">*</w:t>
+      </w:r>
+      <w:r>
+        <w:t xml:space="preserve"> </w:t>
+      </w:r>
+      <w:r>
+        <w:rPr>
+          <w:b/>
+          <w:bCs/>
+        </w:rPr>
+        <w:t xml:space="preserve">Artículo 16 Bis:</w:t>
+      </w:r>
+      <w:r>
+        <w:t xml:space="preserve"> </w:t>
+      </w:r>
+      <w:r>
+        <w:t xml:space="preserve">Hacer obligatoria la promoción de los estándares</w:t>
+      </w:r>
+      <w:r>
+        <w:t xml:space="preserve"> </w:t>
+      </w:r>
+      <w:r>
+        <w:rPr>
+          <w:b/>
+          <w:bCs/>
+        </w:rPr>
+        <w:t xml:space="preserve">Darwin Core (DwC)</w:t>
+      </w:r>
+      <w:r>
+        <w:t xml:space="preserve"> </w:t>
+      </w:r>
+      <w:r>
+        <w:t xml:space="preserve">y</w:t>
+      </w:r>
+      <w:r>
+        <w:t xml:space="preserve"> </w:t>
+      </w:r>
+      <w:r>
+        <w:rPr>
+          <w:b/>
+          <w:bCs/>
+        </w:rPr>
+        <w:t xml:space="preserve">Ecological Metadata Language (EML)</w:t>
+      </w:r>
+      <w:r>
+        <w:t xml:space="preserve">.</w:t>
+      </w:r>
+      <w:r>
+        <w:t xml:space="preserve"> </w:t>
+      </w:r>
+      <w:r>
+        <w:t xml:space="preserve">*</w:t>
+      </w:r>
+      <w:r>
+        <w:t xml:space="preserve"> </w:t>
+      </w:r>
+      <w:r>
+        <w:rPr>
+          <w:b/>
+          <w:bCs/>
+        </w:rPr>
+        <w:t xml:space="preserve">Artículo 16 Ter:</w:t>
+      </w:r>
+      <w:r>
+        <w:t xml:space="preserve"> </w:t>
+      </w:r>
+      <w:r>
+        <w:t xml:space="preserve">Para datos espaciales, exigir el cumplimiento de la norma internacional</w:t>
+      </w:r>
+      <w:r>
+        <w:t xml:space="preserve"> </w:t>
+      </w:r>
+      <w:r>
+        <w:rPr>
+          <w:b/>
+          <w:bCs/>
+        </w:rPr>
+        <w:t xml:space="preserve">ISO 19115</w:t>
+      </w:r>
+      <w:r>
+        <w:t xml:space="preserve"> </w:t>
+      </w:r>
+      <w:r>
+        <w:t xml:space="preserve">y las Normas Técnicas del</w:t>
+      </w:r>
+      <w:r>
+        <w:t xml:space="preserve"> </w:t>
+      </w:r>
+      <w:r>
+        <w:rPr>
+          <w:b/>
+          <w:bCs/>
+        </w:rPr>
+        <w:t xml:space="preserve">INEGI</w:t>
+      </w:r>
+      <w:r>
+        <w:t xml:space="preserve">, permitiendo que el INECOL alimente los instrumentos de política ambiental locales y federales (POET, PACMUN).</w:t>
+      </w:r>
+    </w:p>
+    <w:bookmarkEnd w:id="84"/>
+    <w:bookmarkStart w:id="85" w:name="Xd37e4100328fde0f0beb8f44dabfb59c1885fc3"/>
+    <w:p>
+      <w:pPr>
+        <w:pStyle w:val="Heading3"/>
+      </w:pPr>
+      <w:r>
+        <w:t xml:space="preserve">8.0.8 8. Indemnidad Legal, Sinergia Externa y Alertas Predatorias</w:t>
+      </w:r>
+    </w:p>
+    <w:p>
+      <w:pPr>
+        <w:pStyle w:val="Compact"/>
+        <w:numPr>
+          <w:ilvl w:val="0"/>
+          <w:numId w:val="1035"/>
+        </w:numPr>
+      </w:pPr>
+      <w:r>
+        <w:rPr>
+          <w:b/>
+          <w:bCs/>
+        </w:rPr>
+        <w:t xml:space="preserve">Artículo 18 (Procedimiento de Ingesta):</w:t>
+      </w:r>
+      <w:r>
+        <w:t xml:space="preserve"> </w:t>
+      </w:r>
+      <w:r>
+        <w:t xml:space="preserve">Implementar un</w:t>
+      </w:r>
+      <w:r>
+        <w:t xml:space="preserve"> </w:t>
+      </w:r>
+      <w:r>
+        <w:rPr>
+          <w:i/>
+          <w:iCs/>
+        </w:rPr>
+        <w:t xml:space="preserve">checkbox</w:t>
+      </w:r>
+      <w:r>
+        <w:t xml:space="preserve"> </w:t>
+      </w:r>
+      <w:r>
+        <w:t xml:space="preserve">legal donde el investigador jure poseer los derechos sobre el contenido,</w:t>
+      </w:r>
+      <w:r>
+        <w:t xml:space="preserve"> </w:t>
+      </w:r>
+      <w:r>
+        <w:rPr>
+          <w:b/>
+          <w:bCs/>
+        </w:rPr>
+        <w:t xml:space="preserve">deslindando al Curador y al INECOL de cualquier responsabilidad legal por violaciones de fondo</w:t>
+      </w:r>
+      <w:r>
+        <w:t xml:space="preserve">.</w:t>
+      </w:r>
+    </w:p>
+    <w:p>
+      <w:pPr>
+        <w:pStyle w:val="Compact"/>
+        <w:numPr>
+          <w:ilvl w:val="0"/>
+          <w:numId w:val="1035"/>
+        </w:numPr>
+      </w:pPr>
+      <w:r>
+        <w:rPr>
+          <w:b/>
+          <w:bCs/>
+        </w:rPr>
+        <w:t xml:space="preserve">Sinergia Institucional:</w:t>
+      </w:r>
+      <w:r>
+        <w:t xml:space="preserve"> </w:t>
+      </w:r>
+      <w:r>
+        <w:t xml:space="preserve">Permitir que los investigadores registren en el Servidor el</w:t>
+      </w:r>
+      <w:r>
+        <w:t xml:space="preserve"> </w:t>
+      </w:r>
+      <w:r>
+        <w:rPr>
+          <w:i/>
+          <w:iCs/>
+        </w:rPr>
+        <w:t xml:space="preserve">Accession Number</w:t>
+      </w:r>
+      <w:r>
+        <w:t xml:space="preserve"> </w:t>
+      </w:r>
+      <w:r>
+        <w:t xml:space="preserve">de bases como</w:t>
+      </w:r>
+      <w:r>
+        <w:t xml:space="preserve"> </w:t>
+      </w:r>
+      <w:r>
+        <w:rPr>
+          <w:b/>
+          <w:bCs/>
+        </w:rPr>
+        <w:t xml:space="preserve">GenBank</w:t>
+      </w:r>
+      <w:r>
+        <w:t xml:space="preserve"> </w:t>
+      </w:r>
+      <w:r>
+        <w:t xml:space="preserve">u otros servicios de concentración de datos, evitando la resubida física masiva de datos genómicos o de colecciones ya federadas.</w:t>
+      </w:r>
+    </w:p>
+    <w:p>
+      <w:pPr>
+        <w:pStyle w:val="Compact"/>
+        <w:numPr>
+          <w:ilvl w:val="0"/>
+          <w:numId w:val="1035"/>
+        </w:numPr>
+      </w:pPr>
+      <w:r>
+        <w:rPr>
+          <w:b/>
+          <w:bCs/>
+        </w:rPr>
+        <w:t xml:space="preserve">Capítulo 6 (Alertas Predatorias):</w:t>
+      </w:r>
+      <w:r>
+        <w:t xml:space="preserve"> </w:t>
+      </w:r>
+      <w:r>
+        <w:t xml:space="preserve">Facultar al Comité para publicar listas de advertencia sobre</w:t>
+      </w:r>
+      <w:r>
+        <w:t xml:space="preserve"> </w:t>
+      </w:r>
+      <w:r>
+        <w:t xml:space="preserve">“repositorios caja negra”</w:t>
+      </w:r>
+      <w:r>
+        <w:t xml:space="preserve"> </w:t>
+      </w:r>
+      <w:r>
+        <w:t xml:space="preserve">o</w:t>
+      </w:r>
+      <w:r>
+        <w:t xml:space="preserve"> </w:t>
+      </w:r>
+      <w:r>
+        <w:t xml:space="preserve">“revistas de datos”</w:t>
+      </w:r>
+      <w:r>
+        <w:t xml:space="preserve"> </w:t>
+      </w:r>
+      <w:r>
+        <w:t xml:space="preserve">fraudulentas que operen sin planes de preservación a largo plazo.</w:t>
+      </w:r>
+    </w:p>
+    <w:bookmarkEnd w:id="85"/>
+    <w:bookmarkEnd w:id="86"/>
+    <w:bookmarkStart w:id="126" w:name="references"/>
+    <w:p>
+      <w:pPr>
+        <w:pStyle w:val="Heading1"/>
+      </w:pPr>
+      <w:r>
+        <w:t xml:space="preserve">References</w:t>
+      </w:r>
+    </w:p>
+    <w:bookmarkStart w:id="125" w:name="refs"/>
+    <w:bookmarkStart w:id="88" w:name="ref-cern_oc11_2001"/>
+    <w:p>
+      <w:pPr>
+        <w:pStyle w:val="Bibliography"/>
+      </w:pPr>
+      <w:r>
+        <w:t xml:space="preserve">CERN. 2001.</w:t>
+      </w:r>
+      <w:r>
+        <w:t xml:space="preserve"> </w:t>
+      </w:r>
+      <w:r>
+        <w:rPr>
+          <w:i/>
+          <w:iCs/>
+        </w:rPr>
         <w:t xml:space="preserve">Operational Circular No. 11 Rev. 1: Principles governing the acquisition, ownership, protection, exploitation and transfer of intellectual property at CERN</w:t>
       </w:r>
       <w:r>
@@ -9692,7 +11177,7 @@
       <w:r>
         <w:t xml:space="preserve"> </w:t>
       </w:r>
-      <w:hyperlink r:id="rId77">
+      <w:hyperlink r:id="rId87">
         <w:r>
           <w:rPr>
             <w:rStyle w:val="Hyperlink"/>
@@ -9704,8 +11189,8 @@
         <w:t xml:space="preserve">.</w:t>
       </w:r>
     </w:p>
-    <w:bookmarkEnd w:id="78"/>
-    <w:bookmarkStart w:id="80" w:name="ref-colavizza_analysis_2024"/>
+    <w:bookmarkEnd w:id="88"/>
+    <w:bookmarkStart w:id="90" w:name="ref-colavizza_analysis_2024"/>
     <w:p>
       <w:pPr>
         <w:pStyle w:val="Bibliography"/>
@@ -9741,7 +11226,7 @@
       <w:r>
         <w:t xml:space="preserve"> </w:t>
       </w:r>
-      <w:hyperlink r:id="rId79">
+      <w:hyperlink r:id="rId89">
         <w:r>
           <w:rPr>
             <w:rStyle w:val="Hyperlink"/>
@@ -9753,8 +11238,8 @@
         <w:t xml:space="preserve">.</w:t>
       </w:r>
     </w:p>
-    <w:bookmarkEnd w:id="80"/>
-    <w:bookmarkStart w:id="82" w:name="ref-colavizza_citation_2020"/>
+    <w:bookmarkEnd w:id="90"/>
+    <w:bookmarkStart w:id="92" w:name="ref-colavizza_citation_2020"/>
     <w:p>
       <w:pPr>
         <w:pStyle w:val="Bibliography"/>
@@ -9790,7 +11275,7 @@
       <w:r>
         <w:t xml:space="preserve"> </w:t>
       </w:r>
-      <w:hyperlink r:id="rId81">
+      <w:hyperlink r:id="rId91">
         <w:r>
           <w:rPr>
             <w:rStyle w:val="Hyperlink"/>
@@ -9802,8 +11287,8 @@
         <w:t xml:space="preserve">.</w:t>
       </w:r>
     </w:p>
-    <w:bookmarkEnd w:id="82"/>
-    <w:bookmarkStart w:id="84" w:name="ref-cousijn_data_2018"/>
+    <w:bookmarkEnd w:id="92"/>
+    <w:bookmarkStart w:id="94" w:name="ref-cousijn_data_2018"/>
     <w:p>
       <w:pPr>
         <w:pStyle w:val="Bibliography"/>
@@ -9839,7 +11324,7 @@
       <w:r>
         <w:t xml:space="preserve"> </w:t>
       </w:r>
-      <w:hyperlink r:id="rId83">
+      <w:hyperlink r:id="rId93">
         <w:r>
           <w:rPr>
             <w:rStyle w:val="Hyperlink"/>
@@ -9851,8 +11336,8 @@
         <w:t xml:space="preserve">.</w:t>
       </w:r>
     </w:p>
-    <w:bookmarkEnd w:id="84"/>
-    <w:bookmarkStart w:id="86" w:name="ref-dona_fair_2022"/>
+    <w:bookmarkEnd w:id="94"/>
+    <w:bookmarkStart w:id="96" w:name="ref-dona_fair_2022"/>
     <w:p>
       <w:pPr>
         <w:pStyle w:val="Bibliography"/>
@@ -9891,7 +11376,7 @@
       <w:r>
         <w:t xml:space="preserve"> </w:t>
       </w:r>
-      <w:hyperlink r:id="rId85">
+      <w:hyperlink r:id="rId95">
         <w:r>
           <w:rPr>
             <w:rStyle w:val="Hyperlink"/>
@@ -9903,8 +11388,8 @@
         <w:t xml:space="preserve">.</w:t>
       </w:r>
     </w:p>
-    <w:bookmarkEnd w:id="86"/>
-    <w:bookmarkStart w:id="88" w:name="ref-gomes_why_2022"/>
+    <w:bookmarkEnd w:id="96"/>
+    <w:bookmarkStart w:id="98" w:name="ref-gomes_why_2022"/>
     <w:p>
       <w:pPr>
         <w:pStyle w:val="Bibliography"/>
@@ -9940,7 +11425,7 @@
       <w:r>
         <w:t xml:space="preserve"> </w:t>
       </w:r>
-      <w:hyperlink r:id="rId87">
+      <w:hyperlink r:id="rId97">
         <w:r>
           <w:rPr>
             <w:rStyle w:val="Hyperlink"/>
@@ -9952,14 +11437,23 @@
         <w:t xml:space="preserve">.</w:t>
       </w:r>
     </w:p>
-    <w:bookmarkEnd w:id="88"/>
-    <w:bookmarkStart w:id="90" w:name="ref-inegi_norma_2024"/>
+    <w:bookmarkEnd w:id="98"/>
+    <w:bookmarkStart w:id="100" w:name="ref-hardin1968"/>
     <w:p>
       <w:pPr>
         <w:pStyle w:val="Bibliography"/>
       </w:pPr>
       <w:r>
-        <w:t xml:space="preserve">INEGI. 2024.</w:t>
+        <w:t xml:space="preserve">Hardin, Garrett. 1968.</w:t>
+      </w:r>
+      <w:r>
+        <w:t xml:space="preserve"> </w:t>
+      </w:r>
+      <w:r>
+        <w:t xml:space="preserve">«The Tragedy of the Commons»</w:t>
+      </w:r>
+      <w:r>
+        <w:t xml:space="preserve">.</w:t>
       </w:r>
       <w:r>
         <w:t xml:space="preserve"> </w:t>
@@ -9969,90 +11463,130 @@
           <w:i/>
           <w:iCs/>
         </w:rPr>
-        <w:t xml:space="preserve">Norma T</w:t>
+        <w:t xml:space="preserve">Science</w:t>
+      </w:r>
+      <w:r>
+        <w:t xml:space="preserve"> </w:t>
+      </w:r>
+      <w:r>
+        <w:t xml:space="preserve">162 (3859): 1243-48.</w:t>
+      </w:r>
+      <w:r>
+        <w:t xml:space="preserve"> </w:t>
+      </w:r>
+      <w:hyperlink r:id="rId99">
+        <w:r>
+          <w:rPr>
+            <w:rStyle w:val="Hyperlink"/>
+          </w:rPr>
+          <w:t xml:space="preserve">https://doi.org/10.1126/science.162.3859.1243</w:t>
+        </w:r>
+      </w:hyperlink>
+      <w:r>
+        <w:t xml:space="preserve">.</w:t>
+      </w:r>
+    </w:p>
+    <w:bookmarkEnd w:id="100"/>
+    <w:bookmarkStart w:id="102" w:name="ref-inegi_norma_2024"/>
+    <w:p>
+      <w:pPr>
+        <w:pStyle w:val="Bibliography"/>
+      </w:pPr>
+      <w:r>
+        <w:t xml:space="preserve">INEGI. 2024.</w:t>
+      </w:r>
+      <w:r>
+        <w:t xml:space="preserve"> </w:t>
       </w:r>
       <w:r>
         <w:rPr>
           <w:i/>
           <w:iCs/>
         </w:rPr>
-        <w:t xml:space="preserve">é</w:t>
+        <w:t xml:space="preserve">Norma T</w:t>
       </w:r>
       <w:r>
         <w:rPr>
           <w:i/>
           <w:iCs/>
         </w:rPr>
-        <w:t xml:space="preserve">cnica para la Generaci</w:t>
+        <w:t xml:space="preserve">é</w:t>
       </w:r>
       <w:r>
         <w:rPr>
           <w:i/>
           <w:iCs/>
         </w:rPr>
-        <w:t xml:space="preserve">ó</w:t>
+        <w:t xml:space="preserve">cnica para la Generaci</w:t>
       </w:r>
       <w:r>
         <w:rPr>
           <w:i/>
           <w:iCs/>
         </w:rPr>
-        <w:t xml:space="preserve">n de Metadatos Geogr</w:t>
+        <w:t xml:space="preserve">ó</w:t>
       </w:r>
       <w:r>
         <w:rPr>
           <w:i/>
           <w:iCs/>
         </w:rPr>
-        <w:t xml:space="preserve">á</w:t>
+        <w:t xml:space="preserve">n de Metadatos Geogr</w:t>
       </w:r>
       <w:r>
         <w:rPr>
           <w:i/>
           <w:iCs/>
         </w:rPr>
-        <w:t xml:space="preserve">ficos / Normatividad del Sistema Nacional de Informaci</w:t>
+        <w:t xml:space="preserve">á</w:t>
       </w:r>
       <w:r>
         <w:rPr>
           <w:i/>
           <w:iCs/>
         </w:rPr>
-        <w:t xml:space="preserve">ó</w:t>
+        <w:t xml:space="preserve">ficos / Normatividad del Sistema Nacional de Informaci</w:t>
       </w:r>
       <w:r>
         <w:rPr>
           <w:i/>
           <w:iCs/>
         </w:rPr>
-        <w:t xml:space="preserve">n Estad</w:t>
+        <w:t xml:space="preserve">ó</w:t>
       </w:r>
       <w:r>
         <w:rPr>
           <w:i/>
           <w:iCs/>
         </w:rPr>
-        <w:t xml:space="preserve">í</w:t>
+        <w:t xml:space="preserve">n Estad</w:t>
       </w:r>
       <w:r>
         <w:rPr>
           <w:i/>
           <w:iCs/>
         </w:rPr>
-        <w:t xml:space="preserve">stica y Geogr</w:t>
+        <w:t xml:space="preserve">í</w:t>
       </w:r>
       <w:r>
         <w:rPr>
           <w:i/>
           <w:iCs/>
         </w:rPr>
-        <w:t xml:space="preserve">á</w:t>
+        <w:t xml:space="preserve">stica y Geogr</w:t>
       </w:r>
       <w:r>
         <w:rPr>
           <w:i/>
           <w:iCs/>
         </w:rPr>
+        <w:t xml:space="preserve">á</w:t>
+      </w:r>
+      <w:r>
+        <w:rPr>
+          <w:i/>
+          <w:iCs/>
+        </w:rPr>
         <w:t xml:space="preserve">fica</w:t>
       </w:r>
       <w:r>
@@ -10073,7 +11607,7 @@
       <w:r>
         <w:t xml:space="preserve"> </w:t>
       </w:r>
-      <w:hyperlink r:id="rId89">
+      <w:hyperlink r:id="rId101">
         <w:r>
           <w:rPr>
             <w:rStyle w:val="Hyperlink"/>
@@ -10085,8 +11619,8 @@
         <w:t xml:space="preserve">.</w:t>
       </w:r>
     </w:p>
-    <w:bookmarkEnd w:id="90"/>
-    <w:bookmarkStart w:id="92" w:name="ref-islam_bridging_2024"/>
+    <w:bookmarkEnd w:id="102"/>
+    <w:bookmarkStart w:id="104" w:name="ref-islam_bridging_2024"/>
     <w:p>
       <w:pPr>
         <w:pStyle w:val="Bibliography"/>
@@ -10122,7 +11656,7 @@
       <w:r>
         <w:t xml:space="preserve"> </w:t>
       </w:r>
-      <w:hyperlink r:id="rId91">
+      <w:hyperlink r:id="rId103">
         <w:r>
           <w:rPr>
             <w:rStyle w:val="Hyperlink"/>
@@ -10134,8 +11668,8 @@
         <w:t xml:space="preserve">.</w:t>
       </w:r>
     </w:p>
-    <w:bookmarkEnd w:id="92"/>
-    <w:bookmarkStart w:id="94" w:name="ref-jantzen_putting_2026"/>
+    <w:bookmarkEnd w:id="104"/>
+    <w:bookmarkStart w:id="106" w:name="ref-jantzen_putting_2026"/>
     <w:p>
       <w:pPr>
         <w:pStyle w:val="Bibliography"/>
@@ -10171,7 +11705,7 @@
       <w:r>
         <w:t xml:space="preserve"> </w:t>
       </w:r>
-      <w:hyperlink r:id="rId93">
+      <w:hyperlink r:id="rId105">
         <w:r>
           <w:rPr>
             <w:rStyle w:val="Hyperlink"/>
@@ -10183,8 +11717,8 @@
         <w:t xml:space="preserve">.</w:t>
       </w:r>
     </w:p>
-    <w:bookmarkEnd w:id="94"/>
-    <w:bookmarkStart w:id="96" w:name="ref-kuehna_open_2024"/>
+    <w:bookmarkEnd w:id="106"/>
+    <w:bookmarkStart w:id="108" w:name="ref-kuehna_open_2024"/>
     <w:p>
       <w:pPr>
         <w:pStyle w:val="Bibliography"/>
@@ -10223,7 +11757,7 @@
       <w:r>
         <w:t xml:space="preserve"> </w:t>
       </w:r>
-      <w:hyperlink r:id="rId95">
+      <w:hyperlink r:id="rId107">
         <w:r>
           <w:rPr>
             <w:rStyle w:val="Hyperlink"/>
@@ -10235,8 +11769,8 @@
         <w:t xml:space="preserve">.</w:t>
       </w:r>
     </w:p>
-    <w:bookmarkEnd w:id="96"/>
-    <w:bookmarkStart w:id="98" w:name="ref-morales_open_2025"/>
+    <w:bookmarkEnd w:id="108"/>
+    <w:bookmarkStart w:id="110" w:name="ref-morales_open_2025"/>
     <w:p>
       <w:pPr>
         <w:pStyle w:val="Bibliography"/>
@@ -10272,7 +11806,7 @@
       <w:r>
         <w:t xml:space="preserve"> </w:t>
       </w:r>
-      <w:hyperlink r:id="rId97">
+      <w:hyperlink r:id="rId109">
         <w:r>
           <w:rPr>
             <w:rStyle w:val="Hyperlink"/>
@@ -10284,8 +11818,8 @@
         <w:t xml:space="preserve">.</w:t>
       </w:r>
     </w:p>
-    <w:bookmarkEnd w:id="98"/>
-    <w:bookmarkStart w:id="100" w:name="ref-penev_from_2017"/>
+    <w:bookmarkEnd w:id="110"/>
+    <w:bookmarkStart w:id="112" w:name="ref-penev_from_2017"/>
     <w:p>
       <w:pPr>
         <w:pStyle w:val="Bibliography"/>
@@ -10321,7 +11855,7 @@
       <w:r>
         <w:t xml:space="preserve"> </w:t>
       </w:r>
-      <w:hyperlink r:id="rId99">
+      <w:hyperlink r:id="rId111">
         <w:r>
           <w:rPr>
             <w:rStyle w:val="Hyperlink"/>
@@ -10333,8 +11867,8 @@
         <w:t xml:space="preserve">.</w:t>
       </w:r>
     </w:p>
-    <w:bookmarkEnd w:id="100"/>
-    <w:bookmarkStart w:id="102" w:name="ref-penev_uniting_2024"/>
+    <w:bookmarkEnd w:id="112"/>
+    <w:bookmarkStart w:id="114" w:name="ref-penev_uniting_2024"/>
     <w:p>
       <w:pPr>
         <w:pStyle w:val="Bibliography"/>
@@ -10370,7 +11904,7 @@
       <w:r>
         <w:t xml:space="preserve"> </w:t>
       </w:r>
-      <w:hyperlink r:id="rId101">
+      <w:hyperlink r:id="rId113">
         <w:r>
           <w:rPr>
             <w:rStyle w:val="Hyperlink"/>
@@ -10382,8 +11916,8 @@
         <w:t xml:space="preserve">.</w:t>
       </w:r>
     </w:p>
-    <w:bookmarkEnd w:id="102"/>
-    <w:bookmarkStart w:id="104" w:name="ref-sanchez_biodiversity_2022"/>
+    <w:bookmarkEnd w:id="114"/>
+    <w:bookmarkStart w:id="116" w:name="ref-sanchez_biodiversity_2022"/>
     <w:p>
       <w:pPr>
         <w:pStyle w:val="Bibliography"/>
@@ -10419,7 +11953,7 @@
       <w:r>
         <w:t xml:space="preserve"> </w:t>
       </w:r>
-      <w:hyperlink r:id="rId103">
+      <w:hyperlink r:id="rId115">
         <w:r>
           <w:rPr>
             <w:rStyle w:val="Hyperlink"/>
@@ -10431,8 +11965,8 @@
         <w:t xml:space="preserve">.</w:t>
       </w:r>
     </w:p>
-    <w:bookmarkEnd w:id="104"/>
-    <w:bookmarkStart w:id="106" w:name="ref-thelwall_data_2020"/>
+    <w:bookmarkEnd w:id="116"/>
+    <w:bookmarkStart w:id="118" w:name="ref-thelwall_data_2020"/>
     <w:p>
       <w:pPr>
         <w:pStyle w:val="Bibliography"/>
@@ -10465,7 +11999,7 @@
       <w:r>
         <w:t xml:space="preserve"> </w:t>
       </w:r>
-      <w:hyperlink r:id="rId105">
+      <w:hyperlink r:id="rId117">
         <w:r>
           <w:rPr>
             <w:rStyle w:val="Hyperlink"/>
@@ -10477,8 +12011,8 @@
         <w:t xml:space="preserve">.</w:t>
       </w:r>
     </w:p>
-    <w:bookmarkEnd w:id="106"/>
-    <w:bookmarkStart w:id="108" w:name="ref-wilkinson_fair_2016"/>
+    <w:bookmarkEnd w:id="118"/>
+    <w:bookmarkStart w:id="120" w:name="ref-wilkinson_fair_2016"/>
     <w:p>
       <w:pPr>
         <w:pStyle w:val="Bibliography"/>
@@ -10517,7 +12051,7 @@
       <w:r>
         <w:t xml:space="preserve"> </w:t>
       </w:r>
-      <w:hyperlink r:id="rId107">
+      <w:hyperlink r:id="rId119">
         <w:r>
           <w:rPr>
             <w:rStyle w:val="Hyperlink"/>
@@ -10529,8 +12063,8 @@
         <w:t xml:space="preserve">.</w:t>
       </w:r>
     </w:p>
-    <w:bookmarkEnd w:id="108"/>
-    <w:bookmarkStart w:id="110" w:name="ref-wright_open_2023"/>
+    <w:bookmarkEnd w:id="120"/>
+    <w:bookmarkStart w:id="122" w:name="ref-wright_open_2023"/>
     <w:p>
       <w:pPr>
         <w:pStyle w:val="Bibliography"/>
@@ -10566,7 +12100,7 @@
       <w:r>
         <w:t xml:space="preserve"> </w:t>
       </w:r>
-      <w:hyperlink r:id="rId109">
+      <w:hyperlink r:id="rId121">
         <w:r>
           <w:rPr>
             <w:rStyle w:val="Hyperlink"/>
@@ -10578,8 +12112,8 @@
         <w:t xml:space="preserve">.</w:t>
       </w:r>
     </w:p>
-    <w:bookmarkEnd w:id="110"/>
-    <w:bookmarkStart w:id="112" w:name="ref-zenodo_policies_2024"/>
+    <w:bookmarkEnd w:id="122"/>
+    <w:bookmarkStart w:id="124" w:name="ref-zenodo_policies_2024"/>
     <w:p>
       <w:pPr>
         <w:pStyle w:val="Bibliography"/>
@@ -10603,7 +12137,7 @@
       <w:r>
         <w:t xml:space="preserve"> </w:t>
       </w:r>
-      <w:hyperlink r:id="rId111">
+      <w:hyperlink r:id="rId123">
         <w:r>
           <w:rPr>
             <w:rStyle w:val="Hyperlink"/>
@@ -10615,9 +12149,9 @@
         <w:t xml:space="preserve">; CERN / OpenAIRE.</w:t>
       </w:r>
     </w:p>
-    <w:bookmarkEnd w:id="112"/>
-    <w:bookmarkEnd w:id="113"/>
-    <w:bookmarkEnd w:id="114"/>
+    <w:bookmarkEnd w:id="124"/>
+    <w:bookmarkEnd w:id="125"/>
+    <w:bookmarkEnd w:id="126"/>
     <w:sectPr>
       <w:footnotePr>
         <w:numRestart w:val="eachSect"/>
@@ -10980,6 +12514,15 @@
     <w:abstractNumId w:val="991"/>
   </w:num>
   <w:num w:numId="1021">
+    <w:abstractNumId w:val="991"/>
+  </w:num>
+  <w:num w:numId="1022">
+    <w:abstractNumId w:val="991"/>
+  </w:num>
+  <w:num w:numId="1023">
+    <w:abstractNumId w:val="991"/>
+  </w:num>
+  <w:num w:numId="1024">
     <w:abstractNumId w:val="99411"/>
     <w:lvlOverride w:ilvl="0">
       <w:startOverride w:val="1"/>
@@ -11009,7 +12552,7 @@
       <w:startOverride w:val="1"/>
     </w:lvlOverride>
   </w:num>
-  <w:num w:numId="1022">
+  <w:num w:numId="1025">
     <w:abstractNumId w:val="99411"/>
     <w:lvlOverride w:ilvl="0">
       <w:startOverride w:val="1"/>
@@ -11039,7 +12582,7 @@
       <w:startOverride w:val="1"/>
     </w:lvlOverride>
   </w:num>
-  <w:num w:numId="1023">
+  <w:num w:numId="1026">
     <w:abstractNumId w:val="99411"/>
     <w:lvlOverride w:ilvl="0">
       <w:startOverride w:val="1"/>
@@ -11069,15 +12612,6 @@
       <w:startOverride w:val="1"/>
     </w:lvlOverride>
   </w:num>
-  <w:num w:numId="1024">
-    <w:abstractNumId w:val="991"/>
-  </w:num>
-  <w:num w:numId="1025">
-    <w:abstractNumId w:val="991"/>
-  </w:num>
-  <w:num w:numId="1026">
-    <w:abstractNumId w:val="991"/>
-  </w:num>
   <w:num w:numId="1027">
     <w:abstractNumId w:val="991"/>
   </w:num>
@@ -11085,6 +12619,24 @@
     <w:abstractNumId w:val="991"/>
   </w:num>
   <w:num w:numId="1029">
+    <w:abstractNumId w:val="991"/>
+  </w:num>
+  <w:num w:numId="1030">
+    <w:abstractNumId w:val="991"/>
+  </w:num>
+  <w:num w:numId="1031">
+    <w:abstractNumId w:val="991"/>
+  </w:num>
+  <w:num w:numId="1032">
+    <w:abstractNumId w:val="991"/>
+  </w:num>
+  <w:num w:numId="1033">
+    <w:abstractNumId w:val="991"/>
+  </w:num>
+  <w:num w:numId="1034">
+    <w:abstractNumId w:val="991"/>
+  </w:num>
+  <w:num w:numId="1035">
     <w:abstractNumId w:val="991"/>
   </w:num>
 </w:numbering>

--- a/_book/Ciencia-Abierta-y-Acceso-Abierto-a-Datos-del-Inecol.docx
+++ b/_book/Ciencia-Abierta-y-Acceso-Abierto-a-Datos-del-Inecol.docx
@@ -10159,7 +10159,7 @@
     <w:bookmarkEnd w:id="75"/>
     <w:bookmarkEnd w:id="76"/>
     <w:bookmarkEnd w:id="77"/>
-    <w:bookmarkStart w:id="86" w:name="compendio-maestro-de-recomendaciones"/>
+    <w:bookmarkStart w:id="92" w:name="compendio-maestro-de-recomendaciones"/>
     <w:p>
       <w:pPr>
         <w:pStyle w:val="Heading1"/>
@@ -10553,205 +10553,6 @@
       </w:pPr>
       <w:r>
         <w:t xml:space="preserve">El éxito del repositorio recae en el Comité de Ciencia Abierta; por ello, debe ser capacitado y representativo.</w:t>
-      </w:r>
-      <w:r>
-        <w:t xml:space="preserve"> </w:t>
-      </w:r>
-      <w:r>
-        <w:t xml:space="preserve">*</w:t>
-      </w:r>
-      <w:r>
-        <w:t xml:space="preserve"> </w:t>
-      </w:r>
-      <w:r>
-        <w:rPr>
-          <w:b/>
-          <w:bCs/>
-        </w:rPr>
-        <w:t xml:space="preserve">Artículo 5 (Composición):</w:t>
-      </w:r>
-      <w:r>
-        <w:t xml:space="preserve"> </w:t>
-      </w:r>
-      <w:r>
-        <w:t xml:space="preserve">Incluir como miembro, con derecho a voz, a</w:t>
-      </w:r>
-      <w:r>
-        <w:t xml:space="preserve"> </w:t>
-      </w:r>
-      <w:r>
-        <w:rPr>
-          <w:i/>
-          <w:iCs/>
-        </w:rPr>
-        <w:t xml:space="preserve">una persona representante de la comunidad de estudiantes de posgrado</w:t>
-      </w:r>
-      <w:r>
-        <w:t xml:space="preserve">, reconociéndolos como críticos y principales usuarios del sistema.</w:t>
-      </w:r>
-      <w:r>
-        <w:t xml:space="preserve"> </w:t>
-      </w:r>
-      <w:r>
-        <w:t xml:space="preserve">*</w:t>
-      </w:r>
-      <w:r>
-        <w:t xml:space="preserve"> </w:t>
-      </w:r>
-      <w:r>
-        <w:rPr>
-          <w:b/>
-          <w:bCs/>
-        </w:rPr>
-        <w:t xml:space="preserve">Artículo 5 Bis (Obligación de Capacitación):</w:t>
-      </w:r>
-      <w:r>
-        <w:t xml:space="preserve"> </w:t>
-      </w:r>
-      <w:r>
-        <w:t xml:space="preserve">Exigir que todos los miembros del Comité (titulares y suplentes) acrediten un programa de capacitación en Ciencia Abierta y principios FAIR como requisito indispensable para ejercer su cargo.</w:t>
-      </w:r>
-    </w:p>
-    <w:bookmarkEnd w:id="81"/>
-    <w:bookmarkStart w:id="82" w:name="Xb5d3dd537f871be495f8cdc429f27e81367dd9f"/>
-    <w:p>
-      <w:pPr>
-        <w:pStyle w:val="Heading3"/>
-      </w:pPr>
-      <w:r>
-        <w:t xml:space="preserve">8.0.5 5. Mitigación del Plagio (Data Preprints y Versionado con DOI)</w:t>
-      </w:r>
-    </w:p>
-    <w:p>
-      <w:pPr>
-        <w:pStyle w:val="FirstParagraph"/>
-      </w:pPr>
-      <w:r>
-        <w:t xml:space="preserve">Para desactivar la resistencia de los investigadores sobre el</w:t>
-      </w:r>
-      <w:r>
-        <w:t xml:space="preserve"> </w:t>
-      </w:r>
-      <w:r>
-        <w:t xml:space="preserve">“robo de ideas”</w:t>
-      </w:r>
-      <w:r>
-        <w:t xml:space="preserve">, se institucionaliza el blindaje del dato primario.</w:t>
-      </w:r>
-      <w:r>
-        <w:t xml:space="preserve"> </w:t>
-      </w:r>
-      <w:r>
-        <w:t xml:space="preserve">*</w:t>
-      </w:r>
-      <w:r>
-        <w:t xml:space="preserve"> </w:t>
-      </w:r>
-      <w:r>
-        <w:rPr>
-          <w:b/>
-          <w:bCs/>
-        </w:rPr>
-        <w:t xml:space="preserve">Adición de la figura de</w:t>
-      </w:r>
-      <w:r>
-        <w:rPr>
-          <w:b/>
-          <w:bCs/>
-        </w:rPr>
-        <w:t xml:space="preserve"> </w:t>
-      </w:r>
-      <w:r>
-        <w:rPr>
-          <w:b/>
-          <w:bCs/>
-          <w:i/>
-          <w:iCs/>
-        </w:rPr>
-        <w:t xml:space="preserve">Data Preprint</w:t>
-      </w:r>
-      <w:r>
-        <w:rPr>
-          <w:b/>
-          <w:bCs/>
-        </w:rPr>
-        <w:t xml:space="preserve">:</w:t>
-      </w:r>
-      <w:r>
-        <w:t xml:space="preserve"> </w:t>
-      </w:r>
-      <w:r>
-        <w:t xml:space="preserve">Reconocer el depósito del set de datos como un acto de publicación formal que garantiza prelación temporal.</w:t>
-      </w:r>
-      <w:r>
-        <w:t xml:space="preserve"> </w:t>
-      </w:r>
-      <w:r>
-        <w:t xml:space="preserve">*</w:t>
-      </w:r>
-      <w:r>
-        <w:t xml:space="preserve"> </w:t>
-      </w:r>
-      <w:r>
-        <w:rPr>
-          <w:b/>
-          <w:bCs/>
-        </w:rPr>
-        <w:t xml:space="preserve">Artículo 12 Bis (Inmutabilidad y Versionado):</w:t>
-      </w:r>
-      <w:r>
-        <w:t xml:space="preserve"> </w:t>
-      </w:r>
-      <w:r>
-        <w:t xml:space="preserve">Otorgar un DOI inmutable a cada set de datos. Cualquier cambio generará una nueva versión con trazabilidad histórica.</w:t>
-      </w:r>
-      <w:r>
-        <w:t xml:space="preserve"> </w:t>
-      </w:r>
-      <w:r>
-        <w:t xml:space="preserve">*</w:t>
-      </w:r>
-      <w:r>
-        <w:t xml:space="preserve"> </w:t>
-      </w:r>
-      <w:r>
-        <w:rPr>
-          <w:b/>
-          <w:bCs/>
-        </w:rPr>
-        <w:t xml:space="preserve">Artículo 15 (Visibilidad bajo Embargo):</w:t>
-      </w:r>
-      <w:r>
-        <w:t xml:space="preserve"> </w:t>
-      </w:r>
-      <w:r>
-        <w:t xml:space="preserve">Establecer que, aunque los archivos estén embargados, los</w:t>
-      </w:r>
-      <w:r>
-        <w:t xml:space="preserve"> </w:t>
-      </w:r>
-      <w:r>
-        <w:rPr>
-          <w:b/>
-          <w:bCs/>
-        </w:rPr>
-        <w:t xml:space="preserve">metadatos</w:t>
-      </w:r>
-      <w:r>
-        <w:t xml:space="preserve"> </w:t>
-      </w:r>
-      <w:r>
-        <w:t xml:space="preserve">siempre se publicarán inmediatamente bajo licencia CC0 (Dominio Público) para garantizar citabilidad e indexación.</w:t>
-      </w:r>
-    </w:p>
-    <w:bookmarkEnd w:id="82"/>
-    <w:bookmarkStart w:id="83" w:name="Xaedd8db426fa267442988f35ebef51982a95599"/>
-    <w:p>
-      <w:pPr>
-        <w:pStyle w:val="Heading3"/>
-      </w:pPr>
-      <w:r>
-        <w:t xml:space="preserve">8.0.6 6. Refinamiento del Régimen de Excepciones (Propiedad Intelectual)</w:t>
       </w:r>
     </w:p>
     <w:p>
@@ -10767,227 +10568,19 @@
           <w:b/>
           <w:bCs/>
         </w:rPr>
-        <w:t xml:space="preserve">Modificación al Artículo 17:</w:t>
-      </w:r>
-      <w:r>
-        <w:t xml:space="preserve"> </w:t>
-      </w:r>
-      <w:r>
-        <w:t xml:space="preserve">Se divide la antigua</w:t>
-      </w:r>
-      <w:r>
-        <w:t xml:space="preserve"> </w:t>
-      </w:r>
-      <w:r>
-        <w:t xml:space="preserve">“Fracción I”</w:t>
-      </w:r>
-      <w:r>
-        <w:t xml:space="preserve"> </w:t>
-      </w:r>
-      <w:r>
-        <w:t xml:space="preserve">en dos incisos independientes para mayor claridad jurídica:</w:t>
+        <w:t xml:space="preserve">Artículo 4 (Compromisos institucionales)</w:t>
       </w:r>
     </w:p>
     <w:p>
       <w:pPr>
         <w:pStyle w:val="Compact"/>
         <w:numPr>
-          <w:ilvl w:val="1"/>
+          <w:ilvl w:val="0"/>
           <w:numId w:val="1034"/>
         </w:numPr>
       </w:pPr>
       <w:r>
-        <w:rPr>
-          <w:b/>
-          <w:bCs/>
-        </w:rPr>
-        <w:t xml:space="preserve">Inciso I:</w:t>
-      </w:r>
-      <w:r>
-        <w:t xml:space="preserve"> </w:t>
-      </w:r>
-      <w:r>
-        <w:t xml:space="preserve">Protege insumos de terceros con restricciones comerciales (ej. imágenes de satélite Planet), exigiendo la apertura exclusiva de los metadatos y análisis derivados.</w:t>
-      </w:r>
-    </w:p>
-    <w:p>
-      <w:pPr>
-        <w:pStyle w:val="Compact"/>
-        <w:numPr>
-          <w:ilvl w:val="1"/>
-          <w:numId w:val="1034"/>
-        </w:numPr>
-      </w:pPr>
-      <w:r>
-        <w:rPr>
-          <w:b/>
-          <w:bCs/>
-        </w:rPr>
-        <w:t xml:space="preserve">Inciso I Bis:</w:t>
-      </w:r>
-      <w:r>
-        <w:t xml:space="preserve"> </w:t>
-      </w:r>
-      <w:r>
-        <w:t xml:space="preserve">Protege los objetos de propiedad industrial o patentes</w:t>
-      </w:r>
-      <w:r>
-        <w:t xml:space="preserve"> </w:t>
-      </w:r>
-      <w:r>
-        <w:rPr>
-          <w:i/>
-          <w:iCs/>
-        </w:rPr>
-        <w:t xml:space="preserve">propias del INECOL</w:t>
-      </w:r>
-      <w:r>
-        <w:t xml:space="preserve"> </w:t>
-      </w:r>
-      <w:r>
-        <w:t xml:space="preserve">que se encuentren pendientes de registro.</w:t>
-      </w:r>
-    </w:p>
-    <w:bookmarkEnd w:id="83"/>
-    <w:bookmarkStart w:id="84" w:name="X8cb31a72314c57c795b4731609b9290fa11f3b5"/>
-    <w:p>
-      <w:pPr>
-        <w:pStyle w:val="Heading3"/>
-      </w:pPr>
-      <w:r>
-        <w:t xml:space="preserve">8.0.7 7. Implementación de Principios FAIR, Estándares de Biodiversidad y Geografía</w:t>
-      </w:r>
-    </w:p>
-    <w:p>
-      <w:pPr>
-        <w:pStyle w:val="FirstParagraph"/>
-      </w:pPr>
-      <w:r>
-        <w:t xml:space="preserve">Evitar los</w:t>
-      </w:r>
-      <w:r>
-        <w:t xml:space="preserve"> </w:t>
-      </w:r>
-      <w:r>
-        <w:t xml:space="preserve">“cementerios de archivos”</w:t>
-      </w:r>
-      <w:r>
-        <w:t xml:space="preserve"> </w:t>
-      </w:r>
-      <w:r>
-        <w:t xml:space="preserve">promoviendo datos legibles por máquina.</w:t>
-      </w:r>
-      <w:r>
-        <w:t xml:space="preserve"> </w:t>
-      </w:r>
-      <w:r>
-        <w:t xml:space="preserve">*</w:t>
-      </w:r>
-      <w:r>
-        <w:t xml:space="preserve"> </w:t>
-      </w:r>
-      <w:r>
-        <w:rPr>
-          <w:b/>
-          <w:bCs/>
-        </w:rPr>
-        <w:t xml:space="preserve">Artículo 16 Bis:</w:t>
-      </w:r>
-      <w:r>
-        <w:t xml:space="preserve"> </w:t>
-      </w:r>
-      <w:r>
-        <w:t xml:space="preserve">Hacer obligatoria la promoción de los estándares</w:t>
-      </w:r>
-      <w:r>
-        <w:t xml:space="preserve"> </w:t>
-      </w:r>
-      <w:r>
-        <w:rPr>
-          <w:b/>
-          <w:bCs/>
-        </w:rPr>
-        <w:t xml:space="preserve">Darwin Core (DwC)</w:t>
-      </w:r>
-      <w:r>
-        <w:t xml:space="preserve"> </w:t>
-      </w:r>
-      <w:r>
-        <w:t xml:space="preserve">y</w:t>
-      </w:r>
-      <w:r>
-        <w:t xml:space="preserve"> </w:t>
-      </w:r>
-      <w:r>
-        <w:rPr>
-          <w:b/>
-          <w:bCs/>
-        </w:rPr>
-        <w:t xml:space="preserve">Ecological Metadata Language (EML)</w:t>
-      </w:r>
-      <w:r>
-        <w:t xml:space="preserve">.</w:t>
-      </w:r>
-      <w:r>
-        <w:t xml:space="preserve"> </w:t>
-      </w:r>
-      <w:r>
-        <w:t xml:space="preserve">*</w:t>
-      </w:r>
-      <w:r>
-        <w:t xml:space="preserve"> </w:t>
-      </w:r>
-      <w:r>
-        <w:rPr>
-          <w:b/>
-          <w:bCs/>
-        </w:rPr>
-        <w:t xml:space="preserve">Artículo 16 Ter:</w:t>
-      </w:r>
-      <w:r>
-        <w:t xml:space="preserve"> </w:t>
-      </w:r>
-      <w:r>
-        <w:t xml:space="preserve">Para datos espaciales, exigir el cumplimiento de la norma internacional</w:t>
-      </w:r>
-      <w:r>
-        <w:t xml:space="preserve"> </w:t>
-      </w:r>
-      <w:r>
-        <w:rPr>
-          <w:b/>
-          <w:bCs/>
-        </w:rPr>
-        <w:t xml:space="preserve">ISO 19115</w:t>
-      </w:r>
-      <w:r>
-        <w:t xml:space="preserve"> </w:t>
-      </w:r>
-      <w:r>
-        <w:t xml:space="preserve">y las Normas Técnicas del</w:t>
-      </w:r>
-      <w:r>
-        <w:t xml:space="preserve"> </w:t>
-      </w:r>
-      <w:r>
-        <w:rPr>
-          <w:b/>
-          <w:bCs/>
-        </w:rPr>
-        <w:t xml:space="preserve">INEGI</w:t>
-      </w:r>
-      <w:r>
-        <w:t xml:space="preserve">, permitiendo que el INECOL alimente los instrumentos de política ambiental locales y federales (POET, PACMUN).</w:t>
-      </w:r>
-    </w:p>
-    <w:bookmarkEnd w:id="84"/>
-    <w:bookmarkStart w:id="85" w:name="Xd37e4100328fde0f0beb8f44dabfb59c1885fc3"/>
-    <w:p>
-      <w:pPr>
-        <w:pStyle w:val="Heading3"/>
-      </w:pPr>
-      <w:r>
-        <w:t xml:space="preserve">8.0.8 8. Indemnidad Legal, Sinergia Externa y Alertas Predatorias</w:t>
+        <w:t xml:space="preserve">Impulsar, en coordinación con la Secretaría de Posgrado y la Coordinación de Cómputo, la transición progresiva hacia el uso pedagógico y técnico de software abierto e infraestructuras no propietarias, mandatando la auditoría y el reemplazo programado de herramientas informáticas y metodologías de software obsoletas o privativas —particularmente en Sistemas de Información Geográfica (SIG) y análisis estadístico— que limiten la reproducibilidad científica o impongan barreras económicas innecesarias a la comunidad académica.</w:t>
       </w:r>
     </w:p>
     <w:p>
@@ -11003,13 +10596,13 @@
           <w:b/>
           <w:bCs/>
         </w:rPr>
-        <w:t xml:space="preserve">Artículo 18 (Procedimiento de Ingesta):</w:t>
-      </w:r>
-      <w:r>
-        <w:t xml:space="preserve"> </w:t>
-      </w:r>
-      <w:r>
-        <w:t xml:space="preserve">Implementar un</w:t>
+        <w:t xml:space="preserve">Artículo 5 (Composición):</w:t>
+      </w:r>
+      <w:r>
+        <w:t xml:space="preserve"> </w:t>
+      </w:r>
+      <w:r>
+        <w:t xml:space="preserve">Incluir como miembro, con derecho a voz, a</w:t>
       </w:r>
       <w:r>
         <w:t xml:space="preserve"> </w:t>
@@ -11019,26 +10612,10 @@
           <w:i/>
           <w:iCs/>
         </w:rPr>
-        <w:t xml:space="preserve">checkbox</w:t>
-      </w:r>
-      <w:r>
-        <w:t xml:space="preserve"> </w:t>
-      </w:r>
-      <w:r>
-        <w:t xml:space="preserve">legal donde el investigador jure poseer los derechos sobre el contenido,</w:t>
-      </w:r>
-      <w:r>
-        <w:t xml:space="preserve"> </w:t>
-      </w:r>
-      <w:r>
-        <w:rPr>
-          <w:b/>
-          <w:bCs/>
-        </w:rPr>
-        <w:t xml:space="preserve">deslindando al Curador y al INECOL de cualquier responsabilidad legal por violaciones de fondo</w:t>
-      </w:r>
-      <w:r>
-        <w:t xml:space="preserve">.</w:t>
+        <w:t xml:space="preserve">una persona representante de la comunidad de estudiantes de posgrado</w:t>
+      </w:r>
+      <w:r>
+        <w:t xml:space="preserve">, reconociéndolos como críticos y principales usuarios del sistema.</w:t>
       </w:r>
     </w:p>
     <w:p>
@@ -11054,45 +10631,155 @@
           <w:b/>
           <w:bCs/>
         </w:rPr>
-        <w:t xml:space="preserve">Sinergia Institucional:</w:t>
-      </w:r>
-      <w:r>
-        <w:t xml:space="preserve"> </w:t>
-      </w:r>
-      <w:r>
-        <w:t xml:space="preserve">Permitir que los investigadores registren en el Servidor el</w:t>
-      </w:r>
-      <w:r>
-        <w:t xml:space="preserve"> </w:t>
-      </w:r>
-      <w:r>
-        <w:rPr>
+        <w:t xml:space="preserve">Artículo 5 Bis (Obligación de Capacitación):</w:t>
+      </w:r>
+      <w:r>
+        <w:t xml:space="preserve"> </w:t>
+      </w:r>
+      <w:r>
+        <w:t xml:space="preserve">Exigir que todos los miembros del Comité (titulares y suplentes) acrediten un programa de capacitación en Ciencia Abierta y principios FAIR como requisito indispensable para ejercer su cargo.</w:t>
+      </w:r>
+    </w:p>
+    <w:bookmarkEnd w:id="81"/>
+    <w:bookmarkStart w:id="82" w:name="Xb5d3dd537f871be495f8cdc429f27e81367dd9f"/>
+    <w:p>
+      <w:pPr>
+        <w:pStyle w:val="Heading3"/>
+      </w:pPr>
+      <w:r>
+        <w:t xml:space="preserve">8.0.5 5. Mitigación del Plagio (Data Preprints y Versionado con DOI)</w:t>
+      </w:r>
+    </w:p>
+    <w:p>
+      <w:pPr>
+        <w:pStyle w:val="FirstParagraph"/>
+      </w:pPr>
+      <w:r>
+        <w:t xml:space="preserve">Para desactivar la resistencia de los investigadores sobre el</w:t>
+      </w:r>
+      <w:r>
+        <w:t xml:space="preserve"> </w:t>
+      </w:r>
+      <w:r>
+        <w:t xml:space="preserve">“robo de ideas”</w:t>
+      </w:r>
+      <w:r>
+        <w:t xml:space="preserve">, se institucionaliza el blindaje del dato primario.</w:t>
+      </w:r>
+      <w:r>
+        <w:t xml:space="preserve"> </w:t>
+      </w:r>
+      <w:r>
+        <w:t xml:space="preserve">*</w:t>
+      </w:r>
+      <w:r>
+        <w:t xml:space="preserve"> </w:t>
+      </w:r>
+      <w:r>
+        <w:rPr>
+          <w:b/>
+          <w:bCs/>
+        </w:rPr>
+        <w:t xml:space="preserve">Adición de la figura de</w:t>
+      </w:r>
+      <w:r>
+        <w:rPr>
+          <w:b/>
+          <w:bCs/>
+        </w:rPr>
+        <w:t xml:space="preserve"> </w:t>
+      </w:r>
+      <w:r>
+        <w:rPr>
+          <w:b/>
+          <w:bCs/>
           <w:i/>
           <w:iCs/>
         </w:rPr>
-        <w:t xml:space="preserve">Accession Number</w:t>
-      </w:r>
-      <w:r>
-        <w:t xml:space="preserve"> </w:t>
-      </w:r>
-      <w:r>
-        <w:t xml:space="preserve">de bases como</w:t>
-      </w:r>
-      <w:r>
-        <w:t xml:space="preserve"> </w:t>
-      </w:r>
-      <w:r>
-        <w:rPr>
-          <w:b/>
-          <w:bCs/>
-        </w:rPr>
-        <w:t xml:space="preserve">GenBank</w:t>
-      </w:r>
-      <w:r>
-        <w:t xml:space="preserve"> </w:t>
-      </w:r>
-      <w:r>
-        <w:t xml:space="preserve">u otros servicios de concentración de datos, evitando la resubida física masiva de datos genómicos o de colecciones ya federadas.</w:t>
+        <w:t xml:space="preserve">Data Preprint</w:t>
+      </w:r>
+      <w:r>
+        <w:rPr>
+          <w:b/>
+          <w:bCs/>
+        </w:rPr>
+        <w:t xml:space="preserve">:</w:t>
+      </w:r>
+      <w:r>
+        <w:t xml:space="preserve"> </w:t>
+      </w:r>
+      <w:r>
+        <w:t xml:space="preserve">Reconocer el depósito del set de datos como un acto de publicación formal que garantiza prelación temporal.</w:t>
+      </w:r>
+      <w:r>
+        <w:t xml:space="preserve"> </w:t>
+      </w:r>
+      <w:r>
+        <w:t xml:space="preserve">*</w:t>
+      </w:r>
+      <w:r>
+        <w:t xml:space="preserve"> </w:t>
+      </w:r>
+      <w:r>
+        <w:rPr>
+          <w:b/>
+          <w:bCs/>
+        </w:rPr>
+        <w:t xml:space="preserve">Artículo 12 Bis (Inmutabilidad y Versionado):</w:t>
+      </w:r>
+      <w:r>
+        <w:t xml:space="preserve"> </w:t>
+      </w:r>
+      <w:r>
+        <w:t xml:space="preserve">Otorgar un DOI inmutable a cada set de datos. Cualquier cambio generará una nueva versión con trazabilidad histórica.</w:t>
+      </w:r>
+      <w:r>
+        <w:t xml:space="preserve"> </w:t>
+      </w:r>
+      <w:r>
+        <w:t xml:space="preserve">*</w:t>
+      </w:r>
+      <w:r>
+        <w:t xml:space="preserve"> </w:t>
+      </w:r>
+      <w:r>
+        <w:rPr>
+          <w:b/>
+          <w:bCs/>
+        </w:rPr>
+        <w:t xml:space="preserve">Artículo 15 (Visibilidad bajo Embargo):</w:t>
+      </w:r>
+      <w:r>
+        <w:t xml:space="preserve"> </w:t>
+      </w:r>
+      <w:r>
+        <w:t xml:space="preserve">Establecer que, aunque los archivos estén embargados, los</w:t>
+      </w:r>
+      <w:r>
+        <w:t xml:space="preserve"> </w:t>
+      </w:r>
+      <w:r>
+        <w:rPr>
+          <w:b/>
+          <w:bCs/>
+        </w:rPr>
+        <w:t xml:space="preserve">metadatos</w:t>
+      </w:r>
+      <w:r>
+        <w:t xml:space="preserve"> </w:t>
+      </w:r>
+      <w:r>
+        <w:t xml:space="preserve">siempre se publicarán inmediatamente bajo licencia CC0 (Dominio Público) para garantizar citabilidad e indexación.</w:t>
+      </w:r>
+    </w:p>
+    <w:bookmarkEnd w:id="82"/>
+    <w:bookmarkStart w:id="83" w:name="Xaedd8db426fa267442988f35ebef51982a95599"/>
+    <w:p>
+      <w:pPr>
+        <w:pStyle w:val="Heading3"/>
+      </w:pPr>
+      <w:r>
+        <w:t xml:space="preserve">8.0.6 6. Refinamiento del Régimen de Excepciones (Propiedad Intelectual)</w:t>
       </w:r>
     </w:p>
     <w:p>
@@ -11100,7 +10787,7 @@
         <w:pStyle w:val="Compact"/>
         <w:numPr>
           <w:ilvl w:val="0"/>
-          <w:numId w:val="1035"/>
+          <w:numId w:val="1036"/>
         </w:numPr>
       </w:pPr>
       <w:r>
@@ -11108,58 +10795,69 @@
           <w:b/>
           <w:bCs/>
         </w:rPr>
-        <w:t xml:space="preserve">Capítulo 6 (Alertas Predatorias):</w:t>
-      </w:r>
-      <w:r>
-        <w:t xml:space="preserve"> </w:t>
-      </w:r>
-      <w:r>
-        <w:t xml:space="preserve">Facultar al Comité para publicar listas de advertencia sobre</w:t>
-      </w:r>
-      <w:r>
-        <w:t xml:space="preserve"> </w:t>
-      </w:r>
-      <w:r>
-        <w:t xml:space="preserve">“repositorios caja negra”</w:t>
-      </w:r>
-      <w:r>
-        <w:t xml:space="preserve"> </w:t>
-      </w:r>
-      <w:r>
-        <w:t xml:space="preserve">o</w:t>
-      </w:r>
-      <w:r>
-        <w:t xml:space="preserve"> </w:t>
-      </w:r>
-      <w:r>
-        <w:t xml:space="preserve">“revistas de datos”</w:t>
-      </w:r>
-      <w:r>
-        <w:t xml:space="preserve"> </w:t>
-      </w:r>
-      <w:r>
-        <w:t xml:space="preserve">fraudulentas que operen sin planes de preservación a largo plazo.</w:t>
-      </w:r>
-    </w:p>
-    <w:bookmarkEnd w:id="85"/>
-    <w:bookmarkEnd w:id="86"/>
-    <w:bookmarkStart w:id="126" w:name="references"/>
-    <w:p>
-      <w:pPr>
-        <w:pStyle w:val="Heading1"/>
-      </w:pPr>
-      <w:r>
-        <w:t xml:space="preserve">References</w:t>
-      </w:r>
-    </w:p>
-    <w:bookmarkStart w:id="125" w:name="refs"/>
-    <w:bookmarkStart w:id="88" w:name="ref-cern_oc11_2001"/>
-    <w:p>
-      <w:pPr>
-        <w:pStyle w:val="Bibliography"/>
-      </w:pPr>
-      <w:r>
-        <w:t xml:space="preserve">CERN. 2001.</w:t>
+        <w:t xml:space="preserve">Modificación al Artículo 17:</w:t>
+      </w:r>
+      <w:r>
+        <w:t xml:space="preserve"> </w:t>
+      </w:r>
+      <w:r>
+        <w:t xml:space="preserve">Se divide la antigua</w:t>
+      </w:r>
+      <w:r>
+        <w:t xml:space="preserve"> </w:t>
+      </w:r>
+      <w:r>
+        <w:t xml:space="preserve">“Fracción I”</w:t>
+      </w:r>
+      <w:r>
+        <w:t xml:space="preserve"> </w:t>
+      </w:r>
+      <w:r>
+        <w:t xml:space="preserve">en dos incisos independientes para mayor claridad jurídica:</w:t>
+      </w:r>
+    </w:p>
+    <w:p>
+      <w:pPr>
+        <w:pStyle w:val="Compact"/>
+        <w:numPr>
+          <w:ilvl w:val="1"/>
+          <w:numId w:val="1037"/>
+        </w:numPr>
+      </w:pPr>
+      <w:r>
+        <w:rPr>
+          <w:b/>
+          <w:bCs/>
+        </w:rPr>
+        <w:t xml:space="preserve">Inciso I:</w:t>
+      </w:r>
+      <w:r>
+        <w:t xml:space="preserve"> </w:t>
+      </w:r>
+      <w:r>
+        <w:t xml:space="preserve">Protege insumos de terceros con restricciones comerciales (ej. imágenes de satélite Planet), exigiendo la apertura exclusiva de los metadatos y análisis derivados.</w:t>
+      </w:r>
+    </w:p>
+    <w:p>
+      <w:pPr>
+        <w:pStyle w:val="Compact"/>
+        <w:numPr>
+          <w:ilvl w:val="1"/>
+          <w:numId w:val="1037"/>
+        </w:numPr>
+      </w:pPr>
+      <w:r>
+        <w:rPr>
+          <w:b/>
+          <w:bCs/>
+        </w:rPr>
+        <w:t xml:space="preserve">Inciso I Bis:</w:t>
+      </w:r>
+      <w:r>
+        <w:t xml:space="preserve"> </w:t>
+      </w:r>
+      <w:r>
+        <w:t xml:space="preserve">Protege los objetos de propiedad industrial o patentes</w:t>
       </w:r>
       <w:r>
         <w:t xml:space="preserve"> </w:t>
@@ -11169,6 +10867,779 @@
           <w:i/>
           <w:iCs/>
         </w:rPr>
+        <w:t xml:space="preserve">propias del INECOL</w:t>
+      </w:r>
+      <w:r>
+        <w:t xml:space="preserve"> </w:t>
+      </w:r>
+      <w:r>
+        <w:t xml:space="preserve">que se encuentren pendientes de registro.</w:t>
+      </w:r>
+    </w:p>
+    <w:bookmarkEnd w:id="83"/>
+    <w:bookmarkStart w:id="84" w:name="X8cb31a72314c57c795b4731609b9290fa11f3b5"/>
+    <w:p>
+      <w:pPr>
+        <w:pStyle w:val="Heading3"/>
+      </w:pPr>
+      <w:r>
+        <w:t xml:space="preserve">8.0.7 7. Implementación de Principios FAIR, Estándares de Biodiversidad y Geografía</w:t>
+      </w:r>
+    </w:p>
+    <w:p>
+      <w:pPr>
+        <w:pStyle w:val="FirstParagraph"/>
+      </w:pPr>
+      <w:r>
+        <w:t xml:space="preserve">Evitar los</w:t>
+      </w:r>
+      <w:r>
+        <w:t xml:space="preserve"> </w:t>
+      </w:r>
+      <w:r>
+        <w:t xml:space="preserve">“cementerios de archivos”</w:t>
+      </w:r>
+      <w:r>
+        <w:t xml:space="preserve"> </w:t>
+      </w:r>
+      <w:r>
+        <w:t xml:space="preserve">promoviendo datos legibles por máquina.</w:t>
+      </w:r>
+      <w:r>
+        <w:t xml:space="preserve"> </w:t>
+      </w:r>
+      <w:r>
+        <w:t xml:space="preserve">*</w:t>
+      </w:r>
+      <w:r>
+        <w:t xml:space="preserve"> </w:t>
+      </w:r>
+      <w:r>
+        <w:rPr>
+          <w:b/>
+          <w:bCs/>
+        </w:rPr>
+        <w:t xml:space="preserve">Artículo 16 Bis:</w:t>
+      </w:r>
+      <w:r>
+        <w:t xml:space="preserve"> </w:t>
+      </w:r>
+      <w:r>
+        <w:t xml:space="preserve">Hacer obligatoria la promoción de los estándares</w:t>
+      </w:r>
+      <w:r>
+        <w:t xml:space="preserve"> </w:t>
+      </w:r>
+      <w:r>
+        <w:rPr>
+          <w:b/>
+          <w:bCs/>
+        </w:rPr>
+        <w:t xml:space="preserve">Darwin Core (DwC)</w:t>
+      </w:r>
+      <w:r>
+        <w:t xml:space="preserve"> </w:t>
+      </w:r>
+      <w:r>
+        <w:t xml:space="preserve">y</w:t>
+      </w:r>
+      <w:r>
+        <w:t xml:space="preserve"> </w:t>
+      </w:r>
+      <w:r>
+        <w:rPr>
+          <w:b/>
+          <w:bCs/>
+        </w:rPr>
+        <w:t xml:space="preserve">Ecological Metadata Language (EML)</w:t>
+      </w:r>
+      <w:r>
+        <w:t xml:space="preserve">.</w:t>
+      </w:r>
+      <w:r>
+        <w:t xml:space="preserve"> </w:t>
+      </w:r>
+      <w:r>
+        <w:t xml:space="preserve">*</w:t>
+      </w:r>
+      <w:r>
+        <w:t xml:space="preserve"> </w:t>
+      </w:r>
+      <w:r>
+        <w:rPr>
+          <w:b/>
+          <w:bCs/>
+        </w:rPr>
+        <w:t xml:space="preserve">Artículo 16 Ter:</w:t>
+      </w:r>
+      <w:r>
+        <w:t xml:space="preserve"> </w:t>
+      </w:r>
+      <w:r>
+        <w:t xml:space="preserve">Para datos espaciales, exigir el cumplimiento de la norma internacional</w:t>
+      </w:r>
+      <w:r>
+        <w:t xml:space="preserve"> </w:t>
+      </w:r>
+      <w:r>
+        <w:rPr>
+          <w:b/>
+          <w:bCs/>
+        </w:rPr>
+        <w:t xml:space="preserve">ISO 19115</w:t>
+      </w:r>
+      <w:r>
+        <w:t xml:space="preserve"> </w:t>
+      </w:r>
+      <w:r>
+        <w:t xml:space="preserve">y las Normas Técnicas del</w:t>
+      </w:r>
+      <w:r>
+        <w:t xml:space="preserve"> </w:t>
+      </w:r>
+      <w:r>
+        <w:rPr>
+          <w:b/>
+          <w:bCs/>
+        </w:rPr>
+        <w:t xml:space="preserve">INEGI</w:t>
+      </w:r>
+      <w:r>
+        <w:t xml:space="preserve">, permitiendo que el INECOL alimente los instrumentos de política ambiental locales y federales (POET, PACMUN).</w:t>
+      </w:r>
+    </w:p>
+    <w:bookmarkEnd w:id="84"/>
+    <w:bookmarkStart w:id="85" w:name="Xd37e4100328fde0f0beb8f44dabfb59c1885fc3"/>
+    <w:p>
+      <w:pPr>
+        <w:pStyle w:val="Heading3"/>
+      </w:pPr>
+      <w:r>
+        <w:t xml:space="preserve">8.0.8 8. Indemnidad Legal, Sinergia Externa y Alertas Predatorias</w:t>
+      </w:r>
+    </w:p>
+    <w:p>
+      <w:pPr>
+        <w:pStyle w:val="Compact"/>
+        <w:numPr>
+          <w:ilvl w:val="0"/>
+          <w:numId w:val="1038"/>
+        </w:numPr>
+      </w:pPr>
+      <w:r>
+        <w:rPr>
+          <w:b/>
+          <w:bCs/>
+        </w:rPr>
+        <w:t xml:space="preserve">Artículo 18 (Procedimiento de Ingesta):</w:t>
+      </w:r>
+      <w:r>
+        <w:t xml:space="preserve"> </w:t>
+      </w:r>
+      <w:r>
+        <w:t xml:space="preserve">Implementar un</w:t>
+      </w:r>
+      <w:r>
+        <w:t xml:space="preserve"> </w:t>
+      </w:r>
+      <w:r>
+        <w:rPr>
+          <w:i/>
+          <w:iCs/>
+        </w:rPr>
+        <w:t xml:space="preserve">checkbox</w:t>
+      </w:r>
+      <w:r>
+        <w:t xml:space="preserve"> </w:t>
+      </w:r>
+      <w:r>
+        <w:t xml:space="preserve">legal donde el investigador jure poseer los derechos sobre el contenido,</w:t>
+      </w:r>
+      <w:r>
+        <w:t xml:space="preserve"> </w:t>
+      </w:r>
+      <w:r>
+        <w:rPr>
+          <w:b/>
+          <w:bCs/>
+        </w:rPr>
+        <w:t xml:space="preserve">deslindando al Curador y al INECOL de cualquier responsabilidad legal por violaciones de fondo</w:t>
+      </w:r>
+      <w:r>
+        <w:t xml:space="preserve">.</w:t>
+      </w:r>
+    </w:p>
+    <w:p>
+      <w:pPr>
+        <w:pStyle w:val="Compact"/>
+        <w:numPr>
+          <w:ilvl w:val="0"/>
+          <w:numId w:val="1038"/>
+        </w:numPr>
+      </w:pPr>
+      <w:r>
+        <w:rPr>
+          <w:b/>
+          <w:bCs/>
+        </w:rPr>
+        <w:t xml:space="preserve">Sinergia Institucional:</w:t>
+      </w:r>
+      <w:r>
+        <w:t xml:space="preserve"> </w:t>
+      </w:r>
+      <w:r>
+        <w:t xml:space="preserve">Permitir que los investigadores registren en el Servidor el</w:t>
+      </w:r>
+      <w:r>
+        <w:t xml:space="preserve"> </w:t>
+      </w:r>
+      <w:r>
+        <w:rPr>
+          <w:i/>
+          <w:iCs/>
+        </w:rPr>
+        <w:t xml:space="preserve">Accession Number</w:t>
+      </w:r>
+      <w:r>
+        <w:t xml:space="preserve"> </w:t>
+      </w:r>
+      <w:r>
+        <w:t xml:space="preserve">de bases como</w:t>
+      </w:r>
+      <w:r>
+        <w:t xml:space="preserve"> </w:t>
+      </w:r>
+      <w:r>
+        <w:rPr>
+          <w:b/>
+          <w:bCs/>
+        </w:rPr>
+        <w:t xml:space="preserve">GenBank</w:t>
+      </w:r>
+      <w:r>
+        <w:t xml:space="preserve"> </w:t>
+      </w:r>
+      <w:r>
+        <w:t xml:space="preserve">u otros servicios de concentración de datos, evitando la resubida física masiva de datos genómicos o de colecciones ya federadas.</w:t>
+      </w:r>
+    </w:p>
+    <w:p>
+      <w:pPr>
+        <w:pStyle w:val="Compact"/>
+        <w:numPr>
+          <w:ilvl w:val="0"/>
+          <w:numId w:val="1038"/>
+        </w:numPr>
+      </w:pPr>
+      <w:r>
+        <w:rPr>
+          <w:b/>
+          <w:bCs/>
+        </w:rPr>
+        <w:t xml:space="preserve">Capítulo 6 (Alertas Predatorias):</w:t>
+      </w:r>
+      <w:r>
+        <w:t xml:space="preserve"> </w:t>
+      </w:r>
+      <w:r>
+        <w:t xml:space="preserve">Facultar al Comité para publicar listas de advertencia sobre</w:t>
+      </w:r>
+      <w:r>
+        <w:t xml:space="preserve"> </w:t>
+      </w:r>
+      <w:r>
+        <w:t xml:space="preserve">“repositorios caja negra”</w:t>
+      </w:r>
+      <w:r>
+        <w:t xml:space="preserve"> </w:t>
+      </w:r>
+      <w:r>
+        <w:t xml:space="preserve">o</w:t>
+      </w:r>
+      <w:r>
+        <w:t xml:space="preserve"> </w:t>
+      </w:r>
+      <w:r>
+        <w:t xml:space="preserve">“revistas de datos”</w:t>
+      </w:r>
+      <w:r>
+        <w:t xml:space="preserve"> </w:t>
+      </w:r>
+      <w:r>
+        <w:t xml:space="preserve">fraudulentas que operen sin planes de preservación a largo plazo.</w:t>
+      </w:r>
+    </w:p>
+    <w:bookmarkEnd w:id="85"/>
+    <w:bookmarkStart w:id="91" w:name="X4eaeab35003871508e43d7c6cf324dff843863d"/>
+    <w:p>
+      <w:pPr>
+        <w:pStyle w:val="Heading2"/>
+      </w:pPr>
+      <w:r>
+        <w:t xml:space="preserve">8.1 Revisión de Ajustes (Observaciones de Miguel Hidalgo)</w:t>
+      </w:r>
+    </w:p>
+    <w:p>
+      <w:pPr>
+        <w:pStyle w:val="FirstParagraph"/>
+      </w:pPr>
+      <w:r>
+        <w:t xml:space="preserve">Estas recomendaciones complementan los análisis previos, enfocándose en la viabilidad técnica, el blindaje legal de propiedad intelectual externa y la gobernanza interna del Comité.</w:t>
+      </w:r>
+    </w:p>
+    <w:bookmarkStart w:id="86" w:name="infraestructura-y-transición-tecnológica"/>
+    <w:p>
+      <w:pPr>
+        <w:pStyle w:val="Heading3"/>
+      </w:pPr>
+      <w:r>
+        <w:t xml:space="preserve">8.1.1 9. Infraestructura y Transición Tecnológica</w:t>
+      </w:r>
+    </w:p>
+    <w:p>
+      <w:pPr>
+        <w:pStyle w:val="Compact"/>
+        <w:numPr>
+          <w:ilvl w:val="0"/>
+          <w:numId w:val="1039"/>
+        </w:numPr>
+      </w:pPr>
+      <w:r>
+        <w:rPr>
+          <w:b/>
+          <w:bCs/>
+        </w:rPr>
+        <w:t xml:space="preserve">Recomendación:</w:t>
+      </w:r>
+      <w:r>
+        <w:t xml:space="preserve"> </w:t>
+      </w:r>
+      <w:r>
+        <w:t xml:space="preserve">Desincentivar de forma explícita el uso y enseñanza de software obsoleto o privativo en áreas clave como los Sistemas de Información Geográfica (SIG).</w:t>
+      </w:r>
+    </w:p>
+    <w:p>
+      <w:pPr>
+        <w:pStyle w:val="Compact"/>
+        <w:numPr>
+          <w:ilvl w:val="0"/>
+          <w:numId w:val="1039"/>
+        </w:numPr>
+      </w:pPr>
+      <w:r>
+        <w:rPr>
+          <w:b/>
+          <w:bCs/>
+        </w:rPr>
+        <w:t xml:space="preserve">Impacto en el Lineamiento:</w:t>
+      </w:r>
+      <w:r>
+        <w:t xml:space="preserve"> </w:t>
+      </w:r>
+      <w:r>
+        <w:t xml:space="preserve">Se integró en el</w:t>
+      </w:r>
+      <w:r>
+        <w:t xml:space="preserve"> </w:t>
+      </w:r>
+      <w:r>
+        <w:rPr>
+          <w:b/>
+          <w:bCs/>
+        </w:rPr>
+        <w:t xml:space="preserve">Artículo 4, Fracción IX</w:t>
+      </w:r>
+      <w:r>
+        <w:t xml:space="preserve">, ordenando auditorías tecnológicas periódicas para priorizar herramientas de código abierto (ej. QGIS, R, Python) y asegurar la autonomía institucional.</w:t>
+      </w:r>
+    </w:p>
+    <w:bookmarkEnd w:id="86"/>
+    <w:bookmarkStart w:id="87" w:name="X48c6cdc611578b5d9c95526be724cc60df9ec0a"/>
+    <w:p>
+      <w:pPr>
+        <w:pStyle w:val="Heading3"/>
+      </w:pPr>
+      <w:r>
+        <w:t xml:space="preserve">8.1.2 10. Gobernanza y Capacitación del Comité de Ciencia Abierta</w:t>
+      </w:r>
+    </w:p>
+    <w:p>
+      <w:pPr>
+        <w:pStyle w:val="Compact"/>
+        <w:numPr>
+          <w:ilvl w:val="0"/>
+          <w:numId w:val="1040"/>
+        </w:numPr>
+      </w:pPr>
+      <w:r>
+        <w:rPr>
+          <w:b/>
+          <w:bCs/>
+        </w:rPr>
+        <w:t xml:space="preserve">Recomendación:</w:t>
+      </w:r>
+      <w:r>
+        <w:t xml:space="preserve"> </w:t>
+      </w:r>
+      <w:r>
+        <w:t xml:space="preserve">Resolver la posible apatía o desconocimiento de los miembros del Comité mediante capacitación obligatoria; extender esta obligación a los suplentes.</w:t>
+      </w:r>
+    </w:p>
+    <w:p>
+      <w:pPr>
+        <w:pStyle w:val="Compact"/>
+        <w:numPr>
+          <w:ilvl w:val="0"/>
+          <w:numId w:val="1040"/>
+        </w:numPr>
+      </w:pPr>
+      <w:r>
+        <w:rPr>
+          <w:b/>
+          <w:bCs/>
+        </w:rPr>
+        <w:t xml:space="preserve">Impacto en el Lineamiento:</w:t>
+      </w:r>
+      <w:r>
+        <w:t xml:space="preserve"> </w:t>
+      </w:r>
+      <w:r>
+        <w:t xml:space="preserve">* Se modificó el</w:t>
+      </w:r>
+      <w:r>
+        <w:t xml:space="preserve"> </w:t>
+      </w:r>
+      <w:r>
+        <w:rPr>
+          <w:b/>
+          <w:bCs/>
+        </w:rPr>
+        <w:t xml:space="preserve">Artículo 5 (Párrafo Tercero)</w:t>
+      </w:r>
+      <w:r>
+        <w:t xml:space="preserve"> </w:t>
+      </w:r>
+      <w:r>
+        <w:t xml:space="preserve">para establecer que el incumplimiento del programa anual de capacitación inhabilitará temporalmente el derecho de voto del miembro titular en sesiones dictaminadoras.</w:t>
+      </w:r>
+    </w:p>
+    <w:p>
+      <w:pPr>
+        <w:pStyle w:val="Compact"/>
+        <w:numPr>
+          <w:ilvl w:val="1"/>
+          <w:numId w:val="1041"/>
+        </w:numPr>
+      </w:pPr>
+      <w:r>
+        <w:t xml:space="preserve">Se modificó el</w:t>
+      </w:r>
+      <w:r>
+        <w:t xml:space="preserve"> </w:t>
+      </w:r>
+      <w:r>
+        <w:rPr>
+          <w:b/>
+          <w:bCs/>
+        </w:rPr>
+        <w:t xml:space="preserve">Artículo 6 (Párrafo Segundo)</w:t>
+      </w:r>
+      <w:r>
+        <w:t xml:space="preserve"> </w:t>
+      </w:r>
+      <w:r>
+        <w:t xml:space="preserve">para condicionar el ejercicio del voto de los suplentes a la acreditación del mismo programa formativo.</w:t>
+      </w:r>
+    </w:p>
+    <w:bookmarkEnd w:id="87"/>
+    <w:bookmarkStart w:id="88" w:name="representación-e-integración-estudiantil"/>
+    <w:p>
+      <w:pPr>
+        <w:pStyle w:val="Heading3"/>
+      </w:pPr>
+      <w:r>
+        <w:t xml:space="preserve">8.1.3 11. Representación e Integración Estudiantil</w:t>
+      </w:r>
+    </w:p>
+    <w:p>
+      <w:pPr>
+        <w:pStyle w:val="Compact"/>
+        <w:numPr>
+          <w:ilvl w:val="0"/>
+          <w:numId w:val="1042"/>
+        </w:numPr>
+      </w:pPr>
+      <w:r>
+        <w:rPr>
+          <w:b/>
+          <w:bCs/>
+        </w:rPr>
+        <w:t xml:space="preserve">Recomendación:</w:t>
+      </w:r>
+      <w:r>
+        <w:t xml:space="preserve"> </w:t>
+      </w:r>
+      <w:r>
+        <w:t xml:space="preserve">Incluir formalmente a la comunidad estudiantil del posgrado en el Comité, considerándolos usuarios activos y críticos del ecosistema.</w:t>
+      </w:r>
+    </w:p>
+    <w:p>
+      <w:pPr>
+        <w:pStyle w:val="Compact"/>
+        <w:numPr>
+          <w:ilvl w:val="0"/>
+          <w:numId w:val="1042"/>
+        </w:numPr>
+      </w:pPr>
+      <w:r>
+        <w:rPr>
+          <w:b/>
+          <w:bCs/>
+        </w:rPr>
+        <w:t xml:space="preserve">Impacto en el Lineamiento:</w:t>
+      </w:r>
+      <w:r>
+        <w:t xml:space="preserve"> </w:t>
+      </w:r>
+      <w:r>
+        <w:t xml:space="preserve">Se añadió la</w:t>
+      </w:r>
+      <w:r>
+        <w:t xml:space="preserve"> </w:t>
+      </w:r>
+      <w:r>
+        <w:rPr>
+          <w:b/>
+          <w:bCs/>
+        </w:rPr>
+        <w:t xml:space="preserve">Fracción VIII al Artículo 5</w:t>
+      </w:r>
+      <w:r>
+        <w:t xml:space="preserve">, otorgando un asiento con voz y voto al representante del Consejo de Estudiantes de Posgrado, habilitándolo para canalizar fallas operativas y propuestas de usabilidad.</w:t>
+      </w:r>
+    </w:p>
+    <w:bookmarkEnd w:id="88"/>
+    <w:bookmarkStart w:id="89" w:name="Xc9a696e7260e0e6258c4cac9ba0a2b48efa289f"/>
+    <w:p>
+      <w:pPr>
+        <w:pStyle w:val="Heading3"/>
+      </w:pPr>
+      <w:r>
+        <w:t xml:space="preserve">8.1.4 12. Claridad en el Espectro de Depósito Obligatorio</w:t>
+      </w:r>
+    </w:p>
+    <w:p>
+      <w:pPr>
+        <w:pStyle w:val="Compact"/>
+        <w:numPr>
+          <w:ilvl w:val="0"/>
+          <w:numId w:val="1043"/>
+        </w:numPr>
+      </w:pPr>
+      <w:r>
+        <w:rPr>
+          <w:b/>
+          <w:bCs/>
+        </w:rPr>
+        <w:t xml:space="preserve">Recomendación:</w:t>
+      </w:r>
+      <w:r>
+        <w:t xml:space="preserve"> </w:t>
+      </w:r>
+      <w:r>
+        <w:t xml:space="preserve">Detallar con precisión los entregables obligatorios más allá de la versión final o los datos planos.</w:t>
+      </w:r>
+    </w:p>
+    <w:p>
+      <w:pPr>
+        <w:pStyle w:val="Compact"/>
+        <w:numPr>
+          <w:ilvl w:val="0"/>
+          <w:numId w:val="1043"/>
+        </w:numPr>
+      </w:pPr>
+      <w:r>
+        <w:rPr>
+          <w:b/>
+          <w:bCs/>
+        </w:rPr>
+        <w:t xml:space="preserve">Impacto en el Lineamiento:</w:t>
+      </w:r>
+      <w:r>
+        <w:t xml:space="preserve"> </w:t>
+      </w:r>
+      <w:r>
+        <w:t xml:space="preserve">Se ajustó el</w:t>
+      </w:r>
+      <w:r>
+        <w:t xml:space="preserve"> </w:t>
+      </w:r>
+      <w:r>
+        <w:rPr>
+          <w:b/>
+          <w:bCs/>
+        </w:rPr>
+        <w:t xml:space="preserve">Artículo 13</w:t>
+      </w:r>
+      <w:r>
+        <w:t xml:space="preserve"> </w:t>
+      </w:r>
+      <w:r>
+        <w:t xml:space="preserve">para obligar al depósito explícito de</w:t>
+      </w:r>
+      <w:r>
+        <w:t xml:space="preserve"> </w:t>
+      </w:r>
+      <w:r>
+        <w:t xml:space="preserve">“procedimientos, materiales y, en su caso, software abierto diseñado”</w:t>
+      </w:r>
+      <w:r>
+        <w:t xml:space="preserve">.</w:t>
+      </w:r>
+    </w:p>
+    <w:bookmarkEnd w:id="89"/>
+    <w:bookmarkStart w:id="90" w:name="X37bb0bbac78bfaf4001fc28731167e550541c68"/>
+    <w:p>
+      <w:pPr>
+        <w:pStyle w:val="Heading3"/>
+      </w:pPr>
+      <w:r>
+        <w:t xml:space="preserve">8.1.5 13. Blindaje Jurídico de Datos Adquiridos por Terceros (Excepciones)</w:t>
+      </w:r>
+    </w:p>
+    <w:p>
+      <w:pPr>
+        <w:pStyle w:val="Compact"/>
+        <w:numPr>
+          <w:ilvl w:val="0"/>
+          <w:numId w:val="1044"/>
+        </w:numPr>
+      </w:pPr>
+      <w:r>
+        <w:rPr>
+          <w:b/>
+          <w:bCs/>
+        </w:rPr>
+        <w:t xml:space="preserve">Recomendación:</w:t>
+      </w:r>
+      <w:r>
+        <w:t xml:space="preserve"> </w:t>
+      </w:r>
+      <w:r>
+        <w:t xml:space="preserve">Separar las causales de restricción cuando se utilicen insumos protegidos por licencias comerciales estrictas de terceros (ej. imágenes Planet) frente a los desarrollos propios del INECOL en trámite de patente.</w:t>
+      </w:r>
+    </w:p>
+    <w:p>
+      <w:pPr>
+        <w:pStyle w:val="Compact"/>
+        <w:numPr>
+          <w:ilvl w:val="0"/>
+          <w:numId w:val="1044"/>
+        </w:numPr>
+      </w:pPr>
+      <w:r>
+        <w:rPr>
+          <w:b/>
+          <w:bCs/>
+        </w:rPr>
+        <w:t xml:space="preserve">Impacto en el Lineamiento:</w:t>
+      </w:r>
+      <w:r>
+        <w:t xml:space="preserve"> </w:t>
+      </w:r>
+      <w:r>
+        <w:t xml:space="preserve">El</w:t>
+      </w:r>
+      <w:r>
+        <w:t xml:space="preserve"> </w:t>
+      </w:r>
+      <w:r>
+        <w:rPr>
+          <w:b/>
+          <w:bCs/>
+        </w:rPr>
+        <w:t xml:space="preserve">Artículo 17</w:t>
+      </w:r>
+      <w:r>
+        <w:t xml:space="preserve"> </w:t>
+      </w:r>
+      <w:r>
+        <w:t xml:space="preserve">se bifurcó:</w:t>
+      </w:r>
+    </w:p>
+    <w:p>
+      <w:pPr>
+        <w:pStyle w:val="Compact"/>
+        <w:numPr>
+          <w:ilvl w:val="1"/>
+          <w:numId w:val="1045"/>
+        </w:numPr>
+      </w:pPr>
+      <w:r>
+        <w:rPr>
+          <w:b/>
+          <w:bCs/>
+        </w:rPr>
+        <w:t xml:space="preserve">Fracción I:</w:t>
+      </w:r>
+      <w:r>
+        <w:t xml:space="preserve"> </w:t>
+      </w:r>
+      <w:r>
+        <w:t xml:space="preserve">Regula insumos comerciales de terceros, forzando la apertura exclusiva de análisis derivados, metodologías y metadatos sin comprometer el archivo fuente restringido.</w:t>
+      </w:r>
+    </w:p>
+    <w:p>
+      <w:pPr>
+        <w:pStyle w:val="Compact"/>
+        <w:numPr>
+          <w:ilvl w:val="1"/>
+          <w:numId w:val="1045"/>
+        </w:numPr>
+      </w:pPr>
+      <w:r>
+        <w:rPr>
+          <w:b/>
+          <w:bCs/>
+        </w:rPr>
+        <w:t xml:space="preserve">Fracción I Bis:</w:t>
+      </w:r>
+      <w:r>
+        <w:t xml:space="preserve"> </w:t>
+      </w:r>
+      <w:r>
+        <w:t xml:space="preserve">Regula la propiedad industrial generada internamente y pendiente de registro oficial, limitando la restricción solo al tiempo estrictamente necesario para el trámite.</w:t>
+      </w:r>
+    </w:p>
+    <w:bookmarkEnd w:id="90"/>
+    <w:bookmarkEnd w:id="91"/>
+    <w:bookmarkEnd w:id="92"/>
+    <w:bookmarkStart w:id="132" w:name="references"/>
+    <w:p>
+      <w:pPr>
+        <w:pStyle w:val="Heading1"/>
+      </w:pPr>
+      <w:r>
+        <w:t xml:space="preserve">References</w:t>
+      </w:r>
+    </w:p>
+    <w:bookmarkStart w:id="131" w:name="refs"/>
+    <w:bookmarkStart w:id="94" w:name="ref-cern_oc11_2001"/>
+    <w:p>
+      <w:pPr>
+        <w:pStyle w:val="Bibliography"/>
+      </w:pPr>
+      <w:r>
+        <w:t xml:space="preserve">CERN. 2001.</w:t>
+      </w:r>
+      <w:r>
+        <w:t xml:space="preserve"> </w:t>
+      </w:r>
+      <w:r>
+        <w:rPr>
+          <w:i/>
+          <w:iCs/>
+        </w:rPr>
         <w:t xml:space="preserve">Operational Circular No. 11 Rev. 1: Principles governing the acquisition, ownership, protection, exploitation and transfer of intellectual property at CERN</w:t>
       </w:r>
       <w:r>
@@ -11177,7 +11648,7 @@
       <w:r>
         <w:t xml:space="preserve"> </w:t>
       </w:r>
-      <w:hyperlink r:id="rId87">
+      <w:hyperlink r:id="rId93">
         <w:r>
           <w:rPr>
             <w:rStyle w:val="Hyperlink"/>
@@ -11189,8 +11660,8 @@
         <w:t xml:space="preserve">.</w:t>
       </w:r>
     </w:p>
-    <w:bookmarkEnd w:id="88"/>
-    <w:bookmarkStart w:id="90" w:name="ref-colavizza_analysis_2024"/>
+    <w:bookmarkEnd w:id="94"/>
+    <w:bookmarkStart w:id="96" w:name="ref-colavizza_analysis_2024"/>
     <w:p>
       <w:pPr>
         <w:pStyle w:val="Bibliography"/>
@@ -11226,7 +11697,7 @@
       <w:r>
         <w:t xml:space="preserve"> </w:t>
       </w:r>
-      <w:hyperlink r:id="rId89">
+      <w:hyperlink r:id="rId95">
         <w:r>
           <w:rPr>
             <w:rStyle w:val="Hyperlink"/>
@@ -11238,8 +11709,8 @@
         <w:t xml:space="preserve">.</w:t>
       </w:r>
     </w:p>
-    <w:bookmarkEnd w:id="90"/>
-    <w:bookmarkStart w:id="92" w:name="ref-colavizza_citation_2020"/>
+    <w:bookmarkEnd w:id="96"/>
+    <w:bookmarkStart w:id="98" w:name="ref-colavizza_citation_2020"/>
     <w:p>
       <w:pPr>
         <w:pStyle w:val="Bibliography"/>
@@ -11275,7 +11746,7 @@
       <w:r>
         <w:t xml:space="preserve"> </w:t>
       </w:r>
-      <w:hyperlink r:id="rId91">
+      <w:hyperlink r:id="rId97">
         <w:r>
           <w:rPr>
             <w:rStyle w:val="Hyperlink"/>
@@ -11287,8 +11758,8 @@
         <w:t xml:space="preserve">.</w:t>
       </w:r>
     </w:p>
-    <w:bookmarkEnd w:id="92"/>
-    <w:bookmarkStart w:id="94" w:name="ref-cousijn_data_2018"/>
+    <w:bookmarkEnd w:id="98"/>
+    <w:bookmarkStart w:id="100" w:name="ref-cousijn_data_2018"/>
     <w:p>
       <w:pPr>
         <w:pStyle w:val="Bibliography"/>
@@ -11324,7 +11795,7 @@
       <w:r>
         <w:t xml:space="preserve"> </w:t>
       </w:r>
-      <w:hyperlink r:id="rId93">
+      <w:hyperlink r:id="rId99">
         <w:r>
           <w:rPr>
             <w:rStyle w:val="Hyperlink"/>
@@ -11336,8 +11807,8 @@
         <w:t xml:space="preserve">.</w:t>
       </w:r>
     </w:p>
-    <w:bookmarkEnd w:id="94"/>
-    <w:bookmarkStart w:id="96" w:name="ref-dona_fair_2022"/>
+    <w:bookmarkEnd w:id="100"/>
+    <w:bookmarkStart w:id="102" w:name="ref-dona_fair_2022"/>
     <w:p>
       <w:pPr>
         <w:pStyle w:val="Bibliography"/>
@@ -11376,7 +11847,7 @@
       <w:r>
         <w:t xml:space="preserve"> </w:t>
       </w:r>
-      <w:hyperlink r:id="rId95">
+      <w:hyperlink r:id="rId101">
         <w:r>
           <w:rPr>
             <w:rStyle w:val="Hyperlink"/>
@@ -11388,8 +11859,8 @@
         <w:t xml:space="preserve">.</w:t>
       </w:r>
     </w:p>
-    <w:bookmarkEnd w:id="96"/>
-    <w:bookmarkStart w:id="98" w:name="ref-gomes_why_2022"/>
+    <w:bookmarkEnd w:id="102"/>
+    <w:bookmarkStart w:id="104" w:name="ref-gomes_why_2022"/>
     <w:p>
       <w:pPr>
         <w:pStyle w:val="Bibliography"/>
@@ -11425,7 +11896,7 @@
       <w:r>
         <w:t xml:space="preserve"> </w:t>
       </w:r>
-      <w:hyperlink r:id="rId97">
+      <w:hyperlink r:id="rId103">
         <w:r>
           <w:rPr>
             <w:rStyle w:val="Hyperlink"/>
@@ -11437,8 +11908,8 @@
         <w:t xml:space="preserve">.</w:t>
       </w:r>
     </w:p>
-    <w:bookmarkEnd w:id="98"/>
-    <w:bookmarkStart w:id="100" w:name="ref-hardin1968"/>
+    <w:bookmarkEnd w:id="104"/>
+    <w:bookmarkStart w:id="106" w:name="ref-hardin1968"/>
     <w:p>
       <w:pPr>
         <w:pStyle w:val="Bibliography"/>
@@ -11474,7 +11945,7 @@
       <w:r>
         <w:t xml:space="preserve"> </w:t>
       </w:r>
-      <w:hyperlink r:id="rId99">
+      <w:hyperlink r:id="rId105">
         <w:r>
           <w:rPr>
             <w:rStyle w:val="Hyperlink"/>
@@ -11486,8 +11957,8 @@
         <w:t xml:space="preserve">.</w:t>
       </w:r>
     </w:p>
-    <w:bookmarkEnd w:id="100"/>
-    <w:bookmarkStart w:id="102" w:name="ref-inegi_norma_2024"/>
+    <w:bookmarkEnd w:id="106"/>
+    <w:bookmarkStart w:id="108" w:name="ref-inegi_norma_2024"/>
     <w:p>
       <w:pPr>
         <w:pStyle w:val="Bibliography"/>
@@ -11607,7 +12078,7 @@
       <w:r>
         <w:t xml:space="preserve"> </w:t>
       </w:r>
-      <w:hyperlink r:id="rId101">
+      <w:hyperlink r:id="rId107">
         <w:r>
           <w:rPr>
             <w:rStyle w:val="Hyperlink"/>
@@ -11619,8 +12090,8 @@
         <w:t xml:space="preserve">.</w:t>
       </w:r>
     </w:p>
-    <w:bookmarkEnd w:id="102"/>
-    <w:bookmarkStart w:id="104" w:name="ref-islam_bridging_2024"/>
+    <w:bookmarkEnd w:id="108"/>
+    <w:bookmarkStart w:id="110" w:name="ref-islam_bridging_2024"/>
     <w:p>
       <w:pPr>
         <w:pStyle w:val="Bibliography"/>
@@ -11656,7 +12127,7 @@
       <w:r>
         <w:t xml:space="preserve"> </w:t>
       </w:r>
-      <w:hyperlink r:id="rId103">
+      <w:hyperlink r:id="rId109">
         <w:r>
           <w:rPr>
             <w:rStyle w:val="Hyperlink"/>
@@ -11668,8 +12139,8 @@
         <w:t xml:space="preserve">.</w:t>
       </w:r>
     </w:p>
-    <w:bookmarkEnd w:id="104"/>
-    <w:bookmarkStart w:id="106" w:name="ref-jantzen_putting_2026"/>
+    <w:bookmarkEnd w:id="110"/>
+    <w:bookmarkStart w:id="112" w:name="ref-jantzen_putting_2026"/>
     <w:p>
       <w:pPr>
         <w:pStyle w:val="Bibliography"/>
@@ -11705,7 +12176,7 @@
       <w:r>
         <w:t xml:space="preserve"> </w:t>
       </w:r>
-      <w:hyperlink r:id="rId105">
+      <w:hyperlink r:id="rId111">
         <w:r>
           <w:rPr>
             <w:rStyle w:val="Hyperlink"/>
@@ -11717,8 +12188,8 @@
         <w:t xml:space="preserve">.</w:t>
       </w:r>
     </w:p>
-    <w:bookmarkEnd w:id="106"/>
-    <w:bookmarkStart w:id="108" w:name="ref-kuehna_open_2024"/>
+    <w:bookmarkEnd w:id="112"/>
+    <w:bookmarkStart w:id="114" w:name="ref-kuehna_open_2024"/>
     <w:p>
       <w:pPr>
         <w:pStyle w:val="Bibliography"/>
@@ -11757,7 +12228,7 @@
       <w:r>
         <w:t xml:space="preserve"> </w:t>
       </w:r>
-      <w:hyperlink r:id="rId107">
+      <w:hyperlink r:id="rId113">
         <w:r>
           <w:rPr>
             <w:rStyle w:val="Hyperlink"/>
@@ -11769,8 +12240,8 @@
         <w:t xml:space="preserve">.</w:t>
       </w:r>
     </w:p>
-    <w:bookmarkEnd w:id="108"/>
-    <w:bookmarkStart w:id="110" w:name="ref-morales_open_2025"/>
+    <w:bookmarkEnd w:id="114"/>
+    <w:bookmarkStart w:id="116" w:name="ref-morales_open_2025"/>
     <w:p>
       <w:pPr>
         <w:pStyle w:val="Bibliography"/>
@@ -11806,7 +12277,7 @@
       <w:r>
         <w:t xml:space="preserve"> </w:t>
       </w:r>
-      <w:hyperlink r:id="rId109">
+      <w:hyperlink r:id="rId115">
         <w:r>
           <w:rPr>
             <w:rStyle w:val="Hyperlink"/>
@@ -11818,8 +12289,8 @@
         <w:t xml:space="preserve">.</w:t>
       </w:r>
     </w:p>
-    <w:bookmarkEnd w:id="110"/>
-    <w:bookmarkStart w:id="112" w:name="ref-penev_from_2017"/>
+    <w:bookmarkEnd w:id="116"/>
+    <w:bookmarkStart w:id="118" w:name="ref-penev_from_2017"/>
     <w:p>
       <w:pPr>
         <w:pStyle w:val="Bibliography"/>
@@ -11855,7 +12326,7 @@
       <w:r>
         <w:t xml:space="preserve"> </w:t>
       </w:r>
-      <w:hyperlink r:id="rId111">
+      <w:hyperlink r:id="rId117">
         <w:r>
           <w:rPr>
             <w:rStyle w:val="Hyperlink"/>
@@ -11867,8 +12338,8 @@
         <w:t xml:space="preserve">.</w:t>
       </w:r>
     </w:p>
-    <w:bookmarkEnd w:id="112"/>
-    <w:bookmarkStart w:id="114" w:name="ref-penev_uniting_2024"/>
+    <w:bookmarkEnd w:id="118"/>
+    <w:bookmarkStart w:id="120" w:name="ref-penev_uniting_2024"/>
     <w:p>
       <w:pPr>
         <w:pStyle w:val="Bibliography"/>
@@ -11904,7 +12375,7 @@
       <w:r>
         <w:t xml:space="preserve"> </w:t>
       </w:r>
-      <w:hyperlink r:id="rId113">
+      <w:hyperlink r:id="rId119">
         <w:r>
           <w:rPr>
             <w:rStyle w:val="Hyperlink"/>
@@ -11916,8 +12387,8 @@
         <w:t xml:space="preserve">.</w:t>
       </w:r>
     </w:p>
-    <w:bookmarkEnd w:id="114"/>
-    <w:bookmarkStart w:id="116" w:name="ref-sanchez_biodiversity_2022"/>
+    <w:bookmarkEnd w:id="120"/>
+    <w:bookmarkStart w:id="122" w:name="ref-sanchez_biodiversity_2022"/>
     <w:p>
       <w:pPr>
         <w:pStyle w:val="Bibliography"/>
@@ -11953,7 +12424,7 @@
       <w:r>
         <w:t xml:space="preserve"> </w:t>
       </w:r>
-      <w:hyperlink r:id="rId115">
+      <w:hyperlink r:id="rId121">
         <w:r>
           <w:rPr>
             <w:rStyle w:val="Hyperlink"/>
@@ -11965,8 +12436,8 @@
         <w:t xml:space="preserve">.</w:t>
       </w:r>
     </w:p>
-    <w:bookmarkEnd w:id="116"/>
-    <w:bookmarkStart w:id="118" w:name="ref-thelwall_data_2020"/>
+    <w:bookmarkEnd w:id="122"/>
+    <w:bookmarkStart w:id="124" w:name="ref-thelwall_data_2020"/>
     <w:p>
       <w:pPr>
         <w:pStyle w:val="Bibliography"/>
@@ -11999,7 +12470,7 @@
       <w:r>
         <w:t xml:space="preserve"> </w:t>
       </w:r>
-      <w:hyperlink r:id="rId117">
+      <w:hyperlink r:id="rId123">
         <w:r>
           <w:rPr>
             <w:rStyle w:val="Hyperlink"/>
@@ -12011,8 +12482,8 @@
         <w:t xml:space="preserve">.</w:t>
       </w:r>
     </w:p>
-    <w:bookmarkEnd w:id="118"/>
-    <w:bookmarkStart w:id="120" w:name="ref-wilkinson_fair_2016"/>
+    <w:bookmarkEnd w:id="124"/>
+    <w:bookmarkStart w:id="126" w:name="ref-wilkinson_fair_2016"/>
     <w:p>
       <w:pPr>
         <w:pStyle w:val="Bibliography"/>
@@ -12051,7 +12522,7 @@
       <w:r>
         <w:t xml:space="preserve"> </w:t>
       </w:r>
-      <w:hyperlink r:id="rId119">
+      <w:hyperlink r:id="rId125">
         <w:r>
           <w:rPr>
             <w:rStyle w:val="Hyperlink"/>
@@ -12063,8 +12534,8 @@
         <w:t xml:space="preserve">.</w:t>
       </w:r>
     </w:p>
-    <w:bookmarkEnd w:id="120"/>
-    <w:bookmarkStart w:id="122" w:name="ref-wright_open_2023"/>
+    <w:bookmarkEnd w:id="126"/>
+    <w:bookmarkStart w:id="128" w:name="ref-wright_open_2023"/>
     <w:p>
       <w:pPr>
         <w:pStyle w:val="Bibliography"/>
@@ -12100,7 +12571,7 @@
       <w:r>
         <w:t xml:space="preserve"> </w:t>
       </w:r>
-      <w:hyperlink r:id="rId121">
+      <w:hyperlink r:id="rId127">
         <w:r>
           <w:rPr>
             <w:rStyle w:val="Hyperlink"/>
@@ -12112,8 +12583,8 @@
         <w:t xml:space="preserve">.</w:t>
       </w:r>
     </w:p>
-    <w:bookmarkEnd w:id="122"/>
-    <w:bookmarkStart w:id="124" w:name="ref-zenodo_policies_2024"/>
+    <w:bookmarkEnd w:id="128"/>
+    <w:bookmarkStart w:id="130" w:name="ref-zenodo_policies_2024"/>
     <w:p>
       <w:pPr>
         <w:pStyle w:val="Bibliography"/>
@@ -12137,7 +12608,7 @@
       <w:r>
         <w:t xml:space="preserve"> </w:t>
       </w:r>
-      <w:hyperlink r:id="rId123">
+      <w:hyperlink r:id="rId129">
         <w:r>
           <w:rPr>
             <w:rStyle w:val="Hyperlink"/>
@@ -12149,9 +12620,9 @@
         <w:t xml:space="preserve">; CERN / OpenAIRE.</w:t>
       </w:r>
     </w:p>
-    <w:bookmarkEnd w:id="124"/>
-    <w:bookmarkEnd w:id="125"/>
-    <w:bookmarkEnd w:id="126"/>
+    <w:bookmarkEnd w:id="130"/>
+    <w:bookmarkEnd w:id="131"/>
+    <w:bookmarkEnd w:id="132"/>
     <w:sectPr>
       <w:footnotePr>
         <w:numRestart w:val="eachSect"/>
@@ -12443,6 +12914,91 @@
     <w:lvl w:ilvl="8">
       <w:start w:val="1"/>
       <w:numFmt w:val="decimal"/>
+      <w:lvlText w:val="%9."/>
+      <w:lvlJc w:val="left"/>
+      <w:pPr>
+        <w:ind w:left="6480" w:hanging="360"/>
+      </w:pPr>
+    </w:lvl>
+  </w:abstractNum>
+  <w:abstractNum w:abstractNumId="99619">
+    <w:nsid w:val="00A99619"/>
+    <w:multiLevelType w:val="multilevel"/>
+    <w:lvl w:ilvl="0">
+      <w:start w:val="9"/>
+      <w:numFmt w:val="upperRoman"/>
+      <w:lvlText w:val="%1."/>
+      <w:lvlJc w:val="left"/>
+      <w:pPr>
+        <w:ind w:left="720" w:hanging="360"/>
+      </w:pPr>
+    </w:lvl>
+    <w:lvl w:ilvl="1">
+      <w:start w:val="9"/>
+      <w:numFmt w:val="upperRoman"/>
+      <w:lvlText w:val="%2."/>
+      <w:lvlJc w:val="left"/>
+      <w:pPr>
+        <w:ind w:left="1440" w:hanging="360"/>
+      </w:pPr>
+    </w:lvl>
+    <w:lvl w:ilvl="2">
+      <w:start w:val="9"/>
+      <w:numFmt w:val="upperRoman"/>
+      <w:lvlText w:val="%3."/>
+      <w:lvlJc w:val="left"/>
+      <w:pPr>
+        <w:ind w:left="2160" w:hanging="360"/>
+      </w:pPr>
+    </w:lvl>
+    <w:lvl w:ilvl="3">
+      <w:start w:val="9"/>
+      <w:numFmt w:val="upperRoman"/>
+      <w:lvlText w:val="%4."/>
+      <w:lvlJc w:val="left"/>
+      <w:pPr>
+        <w:ind w:left="2880" w:hanging="360"/>
+      </w:pPr>
+    </w:lvl>
+    <w:lvl w:ilvl="4">
+      <w:start w:val="9"/>
+      <w:numFmt w:val="upperRoman"/>
+      <w:lvlText w:val="%5."/>
+      <w:lvlJc w:val="left"/>
+      <w:pPr>
+        <w:ind w:left="3600" w:hanging="360"/>
+      </w:pPr>
+    </w:lvl>
+    <w:lvl w:ilvl="5">
+      <w:start w:val="9"/>
+      <w:numFmt w:val="upperRoman"/>
+      <w:lvlText w:val="%6."/>
+      <w:lvlJc w:val="left"/>
+      <w:pPr>
+        <w:ind w:left="4320" w:hanging="360"/>
+      </w:pPr>
+    </w:lvl>
+    <w:lvl w:ilvl="6">
+      <w:start w:val="9"/>
+      <w:numFmt w:val="upperRoman"/>
+      <w:lvlText w:val="%7."/>
+      <w:lvlJc w:val="left"/>
+      <w:pPr>
+        <w:ind w:left="5040" w:hanging="360"/>
+      </w:pPr>
+    </w:lvl>
+    <w:lvl w:ilvl="7">
+      <w:start w:val="9"/>
+      <w:numFmt w:val="upperRoman"/>
+      <w:lvlText w:val="%8."/>
+      <w:lvlJc w:val="left"/>
+      <w:pPr>
+        <w:ind w:left="5760" w:hanging="360"/>
+      </w:pPr>
+    </w:lvl>
+    <w:lvl w:ilvl="8">
+      <w:start w:val="9"/>
+      <w:numFmt w:val="upperRoman"/>
       <w:lvlText w:val="%9."/>
       <w:lvlJc w:val="left"/>
       <w:pPr>
@@ -12634,9 +13190,66 @@
     <w:abstractNumId w:val="991"/>
   </w:num>
   <w:num w:numId="1034">
+    <w:abstractNumId w:val="99619"/>
+    <w:lvlOverride w:ilvl="0">
+      <w:startOverride w:val="9"/>
+    </w:lvlOverride>
+    <w:lvlOverride w:ilvl="1">
+      <w:startOverride w:val="9"/>
+    </w:lvlOverride>
+    <w:lvlOverride w:ilvl="2">
+      <w:startOverride w:val="9"/>
+    </w:lvlOverride>
+    <w:lvlOverride w:ilvl="3">
+      <w:startOverride w:val="9"/>
+    </w:lvlOverride>
+    <w:lvlOverride w:ilvl="4">
+      <w:startOverride w:val="9"/>
+    </w:lvlOverride>
+    <w:lvlOverride w:ilvl="5">
+      <w:startOverride w:val="9"/>
+    </w:lvlOverride>
+    <w:lvlOverride w:ilvl="6">
+      <w:startOverride w:val="9"/>
+    </w:lvlOverride>
+    <w:lvlOverride w:ilvl="7">
+      <w:startOverride w:val="9"/>
+    </w:lvlOverride>
+    <w:lvlOverride w:ilvl="8">
+      <w:startOverride w:val="9"/>
+    </w:lvlOverride>
+  </w:num>
+  <w:num w:numId="1035">
     <w:abstractNumId w:val="991"/>
   </w:num>
-  <w:num w:numId="1035">
+  <w:num w:numId="1036">
+    <w:abstractNumId w:val="991"/>
+  </w:num>
+  <w:num w:numId="1037">
+    <w:abstractNumId w:val="991"/>
+  </w:num>
+  <w:num w:numId="1038">
+    <w:abstractNumId w:val="991"/>
+  </w:num>
+  <w:num w:numId="1039">
+    <w:abstractNumId w:val="991"/>
+  </w:num>
+  <w:num w:numId="1040">
+    <w:abstractNumId w:val="991"/>
+  </w:num>
+  <w:num w:numId="1041">
+    <w:abstractNumId w:val="991"/>
+  </w:num>
+  <w:num w:numId="1042">
+    <w:abstractNumId w:val="991"/>
+  </w:num>
+  <w:num w:numId="1043">
+    <w:abstractNumId w:val="991"/>
+  </w:num>
+  <w:num w:numId="1044">
+    <w:abstractNumId w:val="991"/>
+  </w:num>
+  <w:num w:numId="1045">
     <w:abstractNumId w:val="991"/>
   </w:num>
 </w:numbering>

--- a/_book/Ciencia-Abierta-y-Acceso-Abierto-a-Datos-del-Inecol.docx
+++ b/_book/Ciencia-Abierta-y-Acceso-Abierto-a-Datos-del-Inecol.docx
@@ -10213,347 +10213,6 @@
       <w:r>
         <w:t xml:space="preserve">Tras la elevación del ramo de ciencia al rango de Secretaría de Estado, es obligatorio adecuar todo el cuerpo normativo para evitar anacronismos jurídicos.</w:t>
       </w:r>
-      <w:r>
-        <w:t xml:space="preserve"> </w:t>
-      </w:r>
-      <w:r>
-        <w:t xml:space="preserve">*</w:t>
-      </w:r>
-      <w:r>
-        <w:t xml:space="preserve"> </w:t>
-      </w:r>
-      <w:r>
-        <w:rPr>
-          <w:b/>
-          <w:bCs/>
-        </w:rPr>
-        <w:t xml:space="preserve">Capítulo 2 (Definiciones):</w:t>
-      </w:r>
-      <w:r>
-        <w:t xml:space="preserve"> </w:t>
-      </w:r>
-      <w:r>
-        <w:t xml:space="preserve">Modificar la fracción correspondiente al Conahcyt por:</w:t>
-      </w:r>
-      <w:r>
-        <w:t xml:space="preserve"> </w:t>
-      </w:r>
-      <w:r>
-        <w:rPr>
-          <w:i/>
-          <w:iCs/>
-        </w:rPr>
-        <w:t xml:space="preserve">“</w:t>
-      </w:r>
-      <w:r>
-        <w:rPr>
-          <w:b/>
-          <w:bCs/>
-          <w:i/>
-          <w:iCs/>
-        </w:rPr>
-        <w:t xml:space="preserve">SECIHTI:</w:t>
-      </w:r>
-      <w:r>
-        <w:rPr>
-          <w:i/>
-          <w:iCs/>
-        </w:rPr>
-        <w:t xml:space="preserve"> </w:t>
-      </w:r>
-      <w:r>
-        <w:rPr>
-          <w:i/>
-          <w:iCs/>
-        </w:rPr>
-        <w:t xml:space="preserve">La Secretaría de Ciencia, Humanidades, Tecnología e Innovación, como dependencia del Ejecutivo Federal encargada de diseñar, coordinar y ejecutar la política pública nacional en la materia…”</w:t>
-      </w:r>
-      <w:r>
-        <w:t xml:space="preserve"> </w:t>
-      </w:r>
-      <w:r>
-        <w:t xml:space="preserve">*</w:t>
-      </w:r>
-      <w:r>
-        <w:t xml:space="preserve"> </w:t>
-      </w:r>
-      <w:r>
-        <w:rPr>
-          <w:b/>
-          <w:bCs/>
-        </w:rPr>
-        <w:t xml:space="preserve">Repositorio Nacional:</w:t>
-      </w:r>
-      <w:r>
-        <w:t xml:space="preserve"> </w:t>
-      </w:r>
-      <w:r>
-        <w:t xml:space="preserve">Actualizar su definición para vincularlo a la administración de la SECIHTI.</w:t>
-      </w:r>
-      <w:r>
-        <w:t xml:space="preserve"> </w:t>
-      </w:r>
-      <w:r>
-        <w:t xml:space="preserve">* Sustituir toda mención analógica al</w:t>
-      </w:r>
-      <w:r>
-        <w:t xml:space="preserve"> </w:t>
-      </w:r>
-      <w:r>
-        <w:t xml:space="preserve">“Consejo Nacional”</w:t>
-      </w:r>
-      <w:r>
-        <w:t xml:space="preserve"> </w:t>
-      </w:r>
-      <w:r>
-        <w:t xml:space="preserve">a lo largo de los considerandos y artículos.</w:t>
-      </w:r>
-    </w:p>
-    <w:bookmarkEnd w:id="78"/>
-    <w:bookmarkStart w:id="79" w:name="X339465e32222396f7649db028af00000c75413a"/>
-    <w:p>
-      <w:pPr>
-        <w:pStyle w:val="Heading3"/>
-      </w:pPr>
-      <w:r>
-        <w:t xml:space="preserve">8.0.2 2. Armonización con la Ley General de Transparencia (LGTAIP)</w:t>
-      </w:r>
-    </w:p>
-    <w:p>
-      <w:pPr>
-        <w:pStyle w:val="FirstParagraph"/>
-      </w:pPr>
-      <w:r>
-        <w:t xml:space="preserve">El borrador v.7 poseía vacíos legales respecto a la restricción de información. Se deben integrar mecanismos obligatorios de la LGTAIP para evitar violaciones en materia de datos personales y competencia institucional.</w:t>
-      </w:r>
-      <w:r>
-        <w:t xml:space="preserve"> </w:t>
-      </w:r>
-      <w:r>
-        <w:t xml:space="preserve">*</w:t>
-      </w:r>
-      <w:r>
-        <w:t xml:space="preserve"> </w:t>
-      </w:r>
-      <w:r>
-        <w:rPr>
-          <w:b/>
-          <w:bCs/>
-        </w:rPr>
-        <w:t xml:space="preserve">Artículo 17 Bis. Versiones Públicas y Testado de Datos:</w:t>
-      </w:r>
-      <w:r>
-        <w:t xml:space="preserve"> </w:t>
-      </w:r>
-      <w:r>
-        <w:t xml:space="preserve">Establecer la obligación de generar versiones públicas donde se supriman, disocien o testen exclusivamente las variables o registros confidenciales, garantizando la apertura del resto de los datos útiles.</w:t>
-      </w:r>
-      <w:r>
-        <w:t xml:space="preserve"> </w:t>
-      </w:r>
-      <w:r>
-        <w:t xml:space="preserve">*</w:t>
-      </w:r>
-      <w:r>
-        <w:t xml:space="preserve"> </w:t>
-      </w:r>
-      <w:r>
-        <w:rPr>
-          <w:b/>
-          <w:bCs/>
-        </w:rPr>
-        <w:t xml:space="preserve">Artículo 17 Ter. Control y Coordinación de Clasificación:</w:t>
-      </w:r>
-      <w:r>
-        <w:t xml:space="preserve"> </w:t>
-      </w:r>
-      <w:r>
-        <w:t xml:space="preserve">Aclarar que las resoluciones del Comité de Ciencia Abierta sobre</w:t>
-      </w:r>
-      <w:r>
-        <w:t xml:space="preserve"> </w:t>
-      </w:r>
-      <w:r>
-        <w:t xml:space="preserve">“Acceso Cerrado”</w:t>
-      </w:r>
-      <w:r>
-        <w:t xml:space="preserve"> </w:t>
-      </w:r>
-      <w:r>
-        <w:t xml:space="preserve">deben remitirse al</w:t>
-      </w:r>
-      <w:r>
-        <w:t xml:space="preserve"> </w:t>
-      </w:r>
-      <w:r>
-        <w:rPr>
-          <w:b/>
-          <w:bCs/>
-        </w:rPr>
-        <w:t xml:space="preserve">Comité de Transparencia del INECOL</w:t>
-      </w:r>
-      <w:r>
-        <w:t xml:space="preserve">, por ser la única instancia facultada por la ley para confirmar, modificar o revocar clasificaciones.</w:t>
-      </w:r>
-      <w:r>
-        <w:t xml:space="preserve"> </w:t>
-      </w:r>
-      <w:r>
-        <w:t xml:space="preserve">*</w:t>
-      </w:r>
-      <w:r>
-        <w:t xml:space="preserve"> </w:t>
-      </w:r>
-      <w:r>
-        <w:rPr>
-          <w:b/>
-          <w:bCs/>
-        </w:rPr>
-        <w:t xml:space="preserve">Artículo 17 Quater. Prueba de Daño:</w:t>
-      </w:r>
-      <w:r>
-        <w:t xml:space="preserve"> </w:t>
-      </w:r>
-      <w:r>
-        <w:t xml:space="preserve">Hacer obligatoria la</w:t>
-      </w:r>
-      <w:r>
-        <w:t xml:space="preserve"> </w:t>
-      </w:r>
-      <w:r>
-        <w:t xml:space="preserve">“Prueba de Daño”</w:t>
-      </w:r>
-      <w:r>
-        <w:t xml:space="preserve"> </w:t>
-      </w:r>
-      <w:r>
-        <w:t xml:space="preserve">para cualquier investigador que solicite el embargo de sus datos, obligándole a fundar y motivar que la divulgación representa un riesgo real y demostrable.</w:t>
-      </w:r>
-    </w:p>
-    <w:bookmarkEnd w:id="79"/>
-    <w:bookmarkStart w:id="80" w:name="X7c0a84c7186d48db209fb67043ae007be05f51f"/>
-    <w:p>
-      <w:pPr>
-        <w:pStyle w:val="Heading3"/>
-      </w:pPr>
-      <w:r>
-        <w:t xml:space="preserve">8.0.3 3. Transición Tecnológica y Software Abierto</w:t>
-      </w:r>
-    </w:p>
-    <w:p>
-      <w:pPr>
-        <w:pStyle w:val="FirstParagraph"/>
-      </w:pPr>
-      <w:r>
-        <w:t xml:space="preserve">La ciencia abierta no solo concierne a los datos, sino a las herramientas utilizadas para procesarlos.</w:t>
-      </w:r>
-      <w:r>
-        <w:t xml:space="preserve"> </w:t>
-      </w:r>
-      <w:r>
-        <w:t xml:space="preserve">*</w:t>
-      </w:r>
-      <w:r>
-        <w:t xml:space="preserve"> </w:t>
-      </w:r>
-      <w:r>
-        <w:rPr>
-          <w:b/>
-          <w:bCs/>
-        </w:rPr>
-        <w:t xml:space="preserve">Capítulo 2 (Definiciones - Datos Abiertos):</w:t>
-      </w:r>
-      <w:r>
-        <w:t xml:space="preserve"> </w:t>
-      </w:r>
-      <w:r>
-        <w:t xml:space="preserve">Precisar que el concepto incluye</w:t>
-      </w:r>
-      <w:r>
-        <w:t xml:space="preserve"> </w:t>
-      </w:r>
-      <w:r>
-        <w:rPr>
-          <w:i/>
-          <w:iCs/>
-        </w:rPr>
-        <w:t xml:space="preserve">“…el software abierto, scripts de análisis (R, Python) y código fuente desarrollado en el marco de la investigación…”</w:t>
-      </w:r>
-      <w:r>
-        <w:t xml:space="preserve"> </w:t>
-      </w:r>
-      <w:r>
-        <w:t xml:space="preserve">*</w:t>
-      </w:r>
-      <w:r>
-        <w:t xml:space="preserve"> </w:t>
-      </w:r>
-      <w:r>
-        <w:rPr>
-          <w:b/>
-          <w:bCs/>
-        </w:rPr>
-        <w:t xml:space="preserve">Capítulo 4 (Compromisos de la Dirección General):</w:t>
-      </w:r>
-      <w:r>
-        <w:t xml:space="preserve"> </w:t>
-      </w:r>
-      <w:r>
-        <w:t xml:space="preserve">Añadir la obligación de diseñar un programa institucional que priorice la enseñanza y adopción de software libre (particularmente en SIG), abandonando progresivamente el software privativo u obsoleto.</w:t>
-      </w:r>
-      <w:r>
-        <w:t xml:space="preserve"> </w:t>
-      </w:r>
-      <w:r>
-        <w:t xml:space="preserve">*</w:t>
-      </w:r>
-      <w:r>
-        <w:t xml:space="preserve"> </w:t>
-      </w:r>
-      <w:r>
-        <w:rPr>
-          <w:b/>
-          <w:bCs/>
-        </w:rPr>
-        <w:t xml:space="preserve">Artículo 13:</w:t>
-      </w:r>
-      <w:r>
-        <w:t xml:space="preserve"> </w:t>
-      </w:r>
-      <w:r>
-        <w:t xml:space="preserve">Especificar que el depósito obligatorio incluye</w:t>
-      </w:r>
-      <w:r>
-        <w:t xml:space="preserve"> </w:t>
-      </w:r>
-      <w:r>
-        <w:rPr>
-          <w:i/>
-          <w:iCs/>
-        </w:rPr>
-        <w:t xml:space="preserve">“…una copia de la versión final de su investigación, procedimiento, materiales y, en su caso, el software abierto diseñado y código fuente asociado”</w:t>
-      </w:r>
-      <w:r>
-        <w:t xml:space="preserve">.</w:t>
-      </w:r>
-    </w:p>
-    <w:bookmarkEnd w:id="80"/>
-    <w:bookmarkStart w:id="81" w:name="X9bf95f71bd609892fbc6eca29c7ae958bf272a8"/>
-    <w:p>
-      <w:pPr>
-        <w:pStyle w:val="Heading3"/>
-      </w:pPr>
-      <w:r>
-        <w:t xml:space="preserve">8.0.4 4. Gobernanza Inclusiva y Profesionalización del Comité</w:t>
-      </w:r>
-    </w:p>
-    <w:p>
-      <w:pPr>
-        <w:pStyle w:val="FirstParagraph"/>
-      </w:pPr>
-      <w:r>
-        <w:t xml:space="preserve">El éxito del repositorio recae en el Comité de Ciencia Abierta; por ello, debe ser capacitado y representativo.</w:t>
-      </w:r>
     </w:p>
     <w:p>
       <w:pPr>
@@ -10568,7 +10227,110 @@
           <w:b/>
           <w:bCs/>
         </w:rPr>
-        <w:t xml:space="preserve">Artículo 4 (Compromisos institucionales)</w:t>
+        <w:t xml:space="preserve">Capítulo 2 (Definiciones):</w:t>
+      </w:r>
+      <w:r>
+        <w:t xml:space="preserve"> </w:t>
+      </w:r>
+      <w:r>
+        <w:t xml:space="preserve">Modificar la fracción correspondiente al Conahcyt por:</w:t>
+      </w:r>
+      <w:r>
+        <w:t xml:space="preserve"> </w:t>
+      </w:r>
+      <w:r>
+        <w:rPr>
+          <w:i/>
+          <w:iCs/>
+        </w:rPr>
+        <w:t xml:space="preserve">“</w:t>
+      </w:r>
+      <w:r>
+        <w:rPr>
+          <w:b/>
+          <w:bCs/>
+          <w:i/>
+          <w:iCs/>
+        </w:rPr>
+        <w:t xml:space="preserve">SECIHTI:</w:t>
+      </w:r>
+      <w:r>
+        <w:rPr>
+          <w:i/>
+          <w:iCs/>
+        </w:rPr>
+        <w:t xml:space="preserve"> </w:t>
+      </w:r>
+      <w:r>
+        <w:rPr>
+          <w:i/>
+          <w:iCs/>
+        </w:rPr>
+        <w:t xml:space="preserve">La Secretaría de Ciencia, Humanidades, Tecnología e Innovación, como dependencia del Ejecutivo Federal encargada de diseñar, coordinar y ejecutar la política pública nacional en la materia…”</w:t>
+      </w:r>
+    </w:p>
+    <w:p>
+      <w:pPr>
+        <w:pStyle w:val="Compact"/>
+        <w:numPr>
+          <w:ilvl w:val="0"/>
+          <w:numId w:val="1033"/>
+        </w:numPr>
+      </w:pPr>
+      <w:r>
+        <w:rPr>
+          <w:b/>
+          <w:bCs/>
+        </w:rPr>
+        <w:t xml:space="preserve">Repositorio Nacional:</w:t>
+      </w:r>
+      <w:r>
+        <w:t xml:space="preserve"> </w:t>
+      </w:r>
+      <w:r>
+        <w:t xml:space="preserve">Actualizar su definición para vincularlo a la administración de la SECIHTI.</w:t>
+      </w:r>
+    </w:p>
+    <w:p>
+      <w:pPr>
+        <w:pStyle w:val="Compact"/>
+        <w:numPr>
+          <w:ilvl w:val="0"/>
+          <w:numId w:val="1033"/>
+        </w:numPr>
+      </w:pPr>
+      <w:r>
+        <w:t xml:space="preserve">Sustituir toda mención analógica al</w:t>
+      </w:r>
+      <w:r>
+        <w:t xml:space="preserve"> </w:t>
+      </w:r>
+      <w:r>
+        <w:t xml:space="preserve">“Consejo Nacional”</w:t>
+      </w:r>
+      <w:r>
+        <w:t xml:space="preserve"> </w:t>
+      </w:r>
+      <w:r>
+        <w:t xml:space="preserve">a lo largo de los considerandos y artículos.</w:t>
+      </w:r>
+    </w:p>
+    <w:bookmarkEnd w:id="78"/>
+    <w:bookmarkStart w:id="79" w:name="X339465e32222396f7649db028af00000c75413a"/>
+    <w:p>
+      <w:pPr>
+        <w:pStyle w:val="Heading3"/>
+      </w:pPr>
+      <w:r>
+        <w:t xml:space="preserve">8.0.2 2. Armonización con la Ley General de Transparencia (LGTAIP)</w:t>
+      </w:r>
+    </w:p>
+    <w:p>
+      <w:pPr>
+        <w:pStyle w:val="FirstParagraph"/>
+      </w:pPr>
+      <w:r>
+        <w:t xml:space="preserve">El borrador v.7 poseía vacíos legales respecto a la restricción de información. Se deben integrar mecanismos obligatorios de la LGTAIP para evitar violaciones en materia de datos personales y competencia institucional.</w:t>
       </w:r>
     </w:p>
     <w:p>
@@ -10580,7 +10342,116 @@
         </w:numPr>
       </w:pPr>
       <w:r>
-        <w:t xml:space="preserve">Impulsar, en coordinación con la Secretaría de Posgrado y la Coordinación de Cómputo, la transición progresiva hacia el uso pedagógico y técnico de software abierto e infraestructuras no propietarias, mandatando la auditoría y el reemplazo programado de herramientas informáticas y metodologías de software obsoletas o privativas —particularmente en Sistemas de Información Geográfica (SIG) y análisis estadístico— que limiten la reproducibilidad científica o impongan barreras económicas innecesarias a la comunidad académica.</w:t>
+        <w:rPr>
+          <w:b/>
+          <w:bCs/>
+        </w:rPr>
+        <w:t xml:space="preserve">Artículo 17 Bis. Versiones Públicas y Testado de Datos:</w:t>
+      </w:r>
+      <w:r>
+        <w:t xml:space="preserve"> </w:t>
+      </w:r>
+      <w:r>
+        <w:t xml:space="preserve">Establecer la obligación de generar versiones públicas donde se supriman, disocien o testen exclusivamente las variables o registros confidenciales, garantizando la apertura del resto de los datos útiles.</w:t>
+      </w:r>
+    </w:p>
+    <w:p>
+      <w:pPr>
+        <w:pStyle w:val="Compact"/>
+        <w:numPr>
+          <w:ilvl w:val="0"/>
+          <w:numId w:val="1034"/>
+        </w:numPr>
+      </w:pPr>
+      <w:r>
+        <w:rPr>
+          <w:b/>
+          <w:bCs/>
+        </w:rPr>
+        <w:t xml:space="preserve">Artículo 17 Ter. Control y Coordinación de Clasificación:</w:t>
+      </w:r>
+      <w:r>
+        <w:t xml:space="preserve"> </w:t>
+      </w:r>
+      <w:r>
+        <w:t xml:space="preserve">Aclarar que las resoluciones del Comité de Ciencia Abierta sobre</w:t>
+      </w:r>
+      <w:r>
+        <w:t xml:space="preserve"> </w:t>
+      </w:r>
+      <w:r>
+        <w:t xml:space="preserve">“Acceso Cerrado”</w:t>
+      </w:r>
+      <w:r>
+        <w:t xml:space="preserve"> </w:t>
+      </w:r>
+      <w:r>
+        <w:t xml:space="preserve">deben remitirse al</w:t>
+      </w:r>
+      <w:r>
+        <w:t xml:space="preserve"> </w:t>
+      </w:r>
+      <w:r>
+        <w:rPr>
+          <w:b/>
+          <w:bCs/>
+        </w:rPr>
+        <w:t xml:space="preserve">Comité de Transparencia del INECOL</w:t>
+      </w:r>
+      <w:r>
+        <w:t xml:space="preserve">, por ser la única instancia facultada por la ley para confirmar, modificar o revocar clasificaciones.</w:t>
+      </w:r>
+    </w:p>
+    <w:p>
+      <w:pPr>
+        <w:pStyle w:val="Compact"/>
+        <w:numPr>
+          <w:ilvl w:val="0"/>
+          <w:numId w:val="1034"/>
+        </w:numPr>
+      </w:pPr>
+      <w:r>
+        <w:rPr>
+          <w:b/>
+          <w:bCs/>
+        </w:rPr>
+        <w:t xml:space="preserve">Artículo 17 Quater. Prueba de Daño:</w:t>
+      </w:r>
+      <w:r>
+        <w:t xml:space="preserve"> </w:t>
+      </w:r>
+      <w:r>
+        <w:t xml:space="preserve">Hacer obligatoria la</w:t>
+      </w:r>
+      <w:r>
+        <w:t xml:space="preserve"> </w:t>
+      </w:r>
+      <w:r>
+        <w:t xml:space="preserve">“Prueba de Daño”</w:t>
+      </w:r>
+      <w:r>
+        <w:t xml:space="preserve"> </w:t>
+      </w:r>
+      <w:r>
+        <w:t xml:space="preserve">para cualquier investigador que solicite el embargo de sus datos, obligándole a fundar y motivar que la divulgación representa un riesgo real y demostrable.</w:t>
+      </w:r>
+    </w:p>
+    <w:bookmarkEnd w:id="79"/>
+    <w:bookmarkStart w:id="80" w:name="X7c0a84c7186d48db209fb67043ae007be05f51f"/>
+    <w:p>
+      <w:pPr>
+        <w:pStyle w:val="Heading3"/>
+      </w:pPr>
+      <w:r>
+        <w:t xml:space="preserve">8.0.3 3. Transición Tecnológica y Software Abierto</w:t>
+      </w:r>
+    </w:p>
+    <w:p>
+      <w:pPr>
+        <w:pStyle w:val="FirstParagraph"/>
+      </w:pPr>
+      <w:r>
+        <w:t xml:space="preserve">La ciencia abierta no solo concierne a los datos, sino a las herramientas utilizadas para procesarlos.</w:t>
       </w:r>
     </w:p>
     <w:p>
@@ -10596,13 +10467,13 @@
           <w:b/>
           <w:bCs/>
         </w:rPr>
-        <w:t xml:space="preserve">Artículo 5 (Composición):</w:t>
-      </w:r>
-      <w:r>
-        <w:t xml:space="preserve"> </w:t>
-      </w:r>
-      <w:r>
-        <w:t xml:space="preserve">Incluir como miembro, con derecho a voz, a</w:t>
+        <w:t xml:space="preserve">Capítulo 2 (Definiciones - Datos Abiertos):</w:t>
+      </w:r>
+      <w:r>
+        <w:t xml:space="preserve"> </w:t>
+      </w:r>
+      <w:r>
+        <w:t xml:space="preserve">Precisar que el concepto incluye</w:t>
       </w:r>
       <w:r>
         <w:t xml:space="preserve"> </w:t>
@@ -10612,10 +10483,7 @@
           <w:i/>
           <w:iCs/>
         </w:rPr>
-        <w:t xml:space="preserve">una persona representante de la comunidad de estudiantes de posgrado</w:t>
-      </w:r>
-      <w:r>
-        <w:t xml:space="preserve">, reconociéndolos como críticos y principales usuarios del sistema.</w:t>
+        <w:t xml:space="preserve">“…el software abierto, scripts de análisis (R, Python) y código fuente desarrollado en el marco de la investigación…”</w:t>
       </w:r>
     </w:p>
     <w:p>
@@ -10631,155 +10499,66 @@
           <w:b/>
           <w:bCs/>
         </w:rPr>
-        <w:t xml:space="preserve">Artículo 5 Bis (Obligación de Capacitación):</w:t>
-      </w:r>
-      <w:r>
-        <w:t xml:space="preserve"> </w:t>
-      </w:r>
-      <w:r>
-        <w:t xml:space="preserve">Exigir que todos los miembros del Comité (titulares y suplentes) acrediten un programa de capacitación en Ciencia Abierta y principios FAIR como requisito indispensable para ejercer su cargo.</w:t>
-      </w:r>
-    </w:p>
-    <w:bookmarkEnd w:id="81"/>
-    <w:bookmarkStart w:id="82" w:name="Xb5d3dd537f871be495f8cdc429f27e81367dd9f"/>
-    <w:p>
-      <w:pPr>
-        <w:pStyle w:val="Heading3"/>
-      </w:pPr>
-      <w:r>
-        <w:t xml:space="preserve">8.0.5 5. Mitigación del Plagio (Data Preprints y Versionado con DOI)</w:t>
-      </w:r>
-    </w:p>
-    <w:p>
-      <w:pPr>
-        <w:pStyle w:val="FirstParagraph"/>
-      </w:pPr>
-      <w:r>
-        <w:t xml:space="preserve">Para desactivar la resistencia de los investigadores sobre el</w:t>
-      </w:r>
-      <w:r>
-        <w:t xml:space="preserve"> </w:t>
-      </w:r>
-      <w:r>
-        <w:t xml:space="preserve">“robo de ideas”</w:t>
-      </w:r>
-      <w:r>
-        <w:t xml:space="preserve">, se institucionaliza el blindaje del dato primario.</w:t>
-      </w:r>
-      <w:r>
-        <w:t xml:space="preserve"> </w:t>
-      </w:r>
-      <w:r>
-        <w:t xml:space="preserve">*</w:t>
-      </w:r>
-      <w:r>
-        <w:t xml:space="preserve"> </w:t>
-      </w:r>
-      <w:r>
-        <w:rPr>
-          <w:b/>
-          <w:bCs/>
-        </w:rPr>
-        <w:t xml:space="preserve">Adición de la figura de</w:t>
-      </w:r>
-      <w:r>
-        <w:rPr>
-          <w:b/>
-          <w:bCs/>
-        </w:rPr>
-        <w:t xml:space="preserve"> </w:t>
-      </w:r>
-      <w:r>
-        <w:rPr>
-          <w:b/>
-          <w:bCs/>
+        <w:t xml:space="preserve">Capítulo 4 (Compromisos de la Dirección General):</w:t>
+      </w:r>
+      <w:r>
+        <w:t xml:space="preserve"> </w:t>
+      </w:r>
+      <w:r>
+        <w:t xml:space="preserve">Añadir la obligación de diseñar un programa institucional que priorice la enseñanza y adopción de software libre (particularmente en SIG), abandonando progresivamente el software privativo u obsoleto.</w:t>
+      </w:r>
+    </w:p>
+    <w:p>
+      <w:pPr>
+        <w:pStyle w:val="Compact"/>
+        <w:numPr>
+          <w:ilvl w:val="0"/>
+          <w:numId w:val="1035"/>
+        </w:numPr>
+      </w:pPr>
+      <w:r>
+        <w:rPr>
+          <w:b/>
+          <w:bCs/>
+        </w:rPr>
+        <w:t xml:space="preserve">Artículo 13:</w:t>
+      </w:r>
+      <w:r>
+        <w:t xml:space="preserve"> </w:t>
+      </w:r>
+      <w:r>
+        <w:t xml:space="preserve">Especificar que el depósito obligatorio incluye</w:t>
+      </w:r>
+      <w:r>
+        <w:t xml:space="preserve"> </w:t>
+      </w:r>
+      <w:r>
+        <w:rPr>
           <w:i/>
           <w:iCs/>
         </w:rPr>
-        <w:t xml:space="preserve">Data Preprint</w:t>
-      </w:r>
-      <w:r>
-        <w:rPr>
-          <w:b/>
-          <w:bCs/>
-        </w:rPr>
-        <w:t xml:space="preserve">:</w:t>
-      </w:r>
-      <w:r>
-        <w:t xml:space="preserve"> </w:t>
-      </w:r>
-      <w:r>
-        <w:t xml:space="preserve">Reconocer el depósito del set de datos como un acto de publicación formal que garantiza prelación temporal.</w:t>
-      </w:r>
-      <w:r>
-        <w:t xml:space="preserve"> </w:t>
-      </w:r>
-      <w:r>
-        <w:t xml:space="preserve">*</w:t>
-      </w:r>
-      <w:r>
-        <w:t xml:space="preserve"> </w:t>
-      </w:r>
-      <w:r>
-        <w:rPr>
-          <w:b/>
-          <w:bCs/>
-        </w:rPr>
-        <w:t xml:space="preserve">Artículo 12 Bis (Inmutabilidad y Versionado):</w:t>
-      </w:r>
-      <w:r>
-        <w:t xml:space="preserve"> </w:t>
-      </w:r>
-      <w:r>
-        <w:t xml:space="preserve">Otorgar un DOI inmutable a cada set de datos. Cualquier cambio generará una nueva versión con trazabilidad histórica.</w:t>
-      </w:r>
-      <w:r>
-        <w:t xml:space="preserve"> </w:t>
-      </w:r>
-      <w:r>
-        <w:t xml:space="preserve">*</w:t>
-      </w:r>
-      <w:r>
-        <w:t xml:space="preserve"> </w:t>
-      </w:r>
-      <w:r>
-        <w:rPr>
-          <w:b/>
-          <w:bCs/>
-        </w:rPr>
-        <w:t xml:space="preserve">Artículo 15 (Visibilidad bajo Embargo):</w:t>
-      </w:r>
-      <w:r>
-        <w:t xml:space="preserve"> </w:t>
-      </w:r>
-      <w:r>
-        <w:t xml:space="preserve">Establecer que, aunque los archivos estén embargados, los</w:t>
-      </w:r>
-      <w:r>
-        <w:t xml:space="preserve"> </w:t>
-      </w:r>
-      <w:r>
-        <w:rPr>
-          <w:b/>
-          <w:bCs/>
-        </w:rPr>
-        <w:t xml:space="preserve">metadatos</w:t>
-      </w:r>
-      <w:r>
-        <w:t xml:space="preserve"> </w:t>
-      </w:r>
-      <w:r>
-        <w:t xml:space="preserve">siempre se publicarán inmediatamente bajo licencia CC0 (Dominio Público) para garantizar citabilidad e indexación.</w:t>
-      </w:r>
-    </w:p>
-    <w:bookmarkEnd w:id="82"/>
-    <w:bookmarkStart w:id="83" w:name="Xaedd8db426fa267442988f35ebef51982a95599"/>
+        <w:t xml:space="preserve">“…una copia de la versión final de su investigación, procedimiento, materiales y, en su caso, el software abierto diseñado y código fuente asociado”</w:t>
+      </w:r>
+      <w:r>
+        <w:t xml:space="preserve">.</w:t>
+      </w:r>
+    </w:p>
+    <w:bookmarkEnd w:id="80"/>
+    <w:bookmarkStart w:id="81" w:name="X9bf95f71bd609892fbc6eca29c7ae958bf272a8"/>
     <w:p>
       <w:pPr>
         <w:pStyle w:val="Heading3"/>
       </w:pPr>
       <w:r>
-        <w:t xml:space="preserve">8.0.6 6. Refinamiento del Régimen de Excepciones (Propiedad Intelectual)</w:t>
+        <w:t xml:space="preserve">8.0.4 4. Gobernanza Inclusiva y Profesionalización del Comité</w:t>
+      </w:r>
+    </w:p>
+    <w:p>
+      <w:pPr>
+        <w:pStyle w:val="FirstParagraph"/>
+      </w:pPr>
+      <w:r>
+        <w:t xml:space="preserve">El éxito del repositorio recae en el Comité de Ciencia Abierta; por ello, debe ser capacitado y representativo.</w:t>
       </w:r>
     </w:p>
     <w:p>
@@ -10795,227 +10574,19 @@
           <w:b/>
           <w:bCs/>
         </w:rPr>
-        <w:t xml:space="preserve">Modificación al Artículo 17:</w:t>
-      </w:r>
-      <w:r>
-        <w:t xml:space="preserve"> </w:t>
-      </w:r>
-      <w:r>
-        <w:t xml:space="preserve">Se divide la antigua</w:t>
-      </w:r>
-      <w:r>
-        <w:t xml:space="preserve"> </w:t>
-      </w:r>
-      <w:r>
-        <w:t xml:space="preserve">“Fracción I”</w:t>
-      </w:r>
-      <w:r>
-        <w:t xml:space="preserve"> </w:t>
-      </w:r>
-      <w:r>
-        <w:t xml:space="preserve">en dos incisos independientes para mayor claridad jurídica:</w:t>
+        <w:t xml:space="preserve">Artículo 4 (Compromisos institucionales)</w:t>
       </w:r>
     </w:p>
     <w:p>
       <w:pPr>
         <w:pStyle w:val="Compact"/>
         <w:numPr>
-          <w:ilvl w:val="1"/>
+          <w:ilvl w:val="0"/>
           <w:numId w:val="1037"/>
         </w:numPr>
       </w:pPr>
       <w:r>
-        <w:rPr>
-          <w:b/>
-          <w:bCs/>
-        </w:rPr>
-        <w:t xml:space="preserve">Inciso I:</w:t>
-      </w:r>
-      <w:r>
-        <w:t xml:space="preserve"> </w:t>
-      </w:r>
-      <w:r>
-        <w:t xml:space="preserve">Protege insumos de terceros con restricciones comerciales (ej. imágenes de satélite Planet), exigiendo la apertura exclusiva de los metadatos y análisis derivados.</w:t>
-      </w:r>
-    </w:p>
-    <w:p>
-      <w:pPr>
-        <w:pStyle w:val="Compact"/>
-        <w:numPr>
-          <w:ilvl w:val="1"/>
-          <w:numId w:val="1037"/>
-        </w:numPr>
-      </w:pPr>
-      <w:r>
-        <w:rPr>
-          <w:b/>
-          <w:bCs/>
-        </w:rPr>
-        <w:t xml:space="preserve">Inciso I Bis:</w:t>
-      </w:r>
-      <w:r>
-        <w:t xml:space="preserve"> </w:t>
-      </w:r>
-      <w:r>
-        <w:t xml:space="preserve">Protege los objetos de propiedad industrial o patentes</w:t>
-      </w:r>
-      <w:r>
-        <w:t xml:space="preserve"> </w:t>
-      </w:r>
-      <w:r>
-        <w:rPr>
-          <w:i/>
-          <w:iCs/>
-        </w:rPr>
-        <w:t xml:space="preserve">propias del INECOL</w:t>
-      </w:r>
-      <w:r>
-        <w:t xml:space="preserve"> </w:t>
-      </w:r>
-      <w:r>
-        <w:t xml:space="preserve">que se encuentren pendientes de registro.</w:t>
-      </w:r>
-    </w:p>
-    <w:bookmarkEnd w:id="83"/>
-    <w:bookmarkStart w:id="84" w:name="X8cb31a72314c57c795b4731609b9290fa11f3b5"/>
-    <w:p>
-      <w:pPr>
-        <w:pStyle w:val="Heading3"/>
-      </w:pPr>
-      <w:r>
-        <w:t xml:space="preserve">8.0.7 7. Implementación de Principios FAIR, Estándares de Biodiversidad y Geografía</w:t>
-      </w:r>
-    </w:p>
-    <w:p>
-      <w:pPr>
-        <w:pStyle w:val="FirstParagraph"/>
-      </w:pPr>
-      <w:r>
-        <w:t xml:space="preserve">Evitar los</w:t>
-      </w:r>
-      <w:r>
-        <w:t xml:space="preserve"> </w:t>
-      </w:r>
-      <w:r>
-        <w:t xml:space="preserve">“cementerios de archivos”</w:t>
-      </w:r>
-      <w:r>
-        <w:t xml:space="preserve"> </w:t>
-      </w:r>
-      <w:r>
-        <w:t xml:space="preserve">promoviendo datos legibles por máquina.</w:t>
-      </w:r>
-      <w:r>
-        <w:t xml:space="preserve"> </w:t>
-      </w:r>
-      <w:r>
-        <w:t xml:space="preserve">*</w:t>
-      </w:r>
-      <w:r>
-        <w:t xml:space="preserve"> </w:t>
-      </w:r>
-      <w:r>
-        <w:rPr>
-          <w:b/>
-          <w:bCs/>
-        </w:rPr>
-        <w:t xml:space="preserve">Artículo 16 Bis:</w:t>
-      </w:r>
-      <w:r>
-        <w:t xml:space="preserve"> </w:t>
-      </w:r>
-      <w:r>
-        <w:t xml:space="preserve">Hacer obligatoria la promoción de los estándares</w:t>
-      </w:r>
-      <w:r>
-        <w:t xml:space="preserve"> </w:t>
-      </w:r>
-      <w:r>
-        <w:rPr>
-          <w:b/>
-          <w:bCs/>
-        </w:rPr>
-        <w:t xml:space="preserve">Darwin Core (DwC)</w:t>
-      </w:r>
-      <w:r>
-        <w:t xml:space="preserve"> </w:t>
-      </w:r>
-      <w:r>
-        <w:t xml:space="preserve">y</w:t>
-      </w:r>
-      <w:r>
-        <w:t xml:space="preserve"> </w:t>
-      </w:r>
-      <w:r>
-        <w:rPr>
-          <w:b/>
-          <w:bCs/>
-        </w:rPr>
-        <w:t xml:space="preserve">Ecological Metadata Language (EML)</w:t>
-      </w:r>
-      <w:r>
-        <w:t xml:space="preserve">.</w:t>
-      </w:r>
-      <w:r>
-        <w:t xml:space="preserve"> </w:t>
-      </w:r>
-      <w:r>
-        <w:t xml:space="preserve">*</w:t>
-      </w:r>
-      <w:r>
-        <w:t xml:space="preserve"> </w:t>
-      </w:r>
-      <w:r>
-        <w:rPr>
-          <w:b/>
-          <w:bCs/>
-        </w:rPr>
-        <w:t xml:space="preserve">Artículo 16 Ter:</w:t>
-      </w:r>
-      <w:r>
-        <w:t xml:space="preserve"> </w:t>
-      </w:r>
-      <w:r>
-        <w:t xml:space="preserve">Para datos espaciales, exigir el cumplimiento de la norma internacional</w:t>
-      </w:r>
-      <w:r>
-        <w:t xml:space="preserve"> </w:t>
-      </w:r>
-      <w:r>
-        <w:rPr>
-          <w:b/>
-          <w:bCs/>
-        </w:rPr>
-        <w:t xml:space="preserve">ISO 19115</w:t>
-      </w:r>
-      <w:r>
-        <w:t xml:space="preserve"> </w:t>
-      </w:r>
-      <w:r>
-        <w:t xml:space="preserve">y las Normas Técnicas del</w:t>
-      </w:r>
-      <w:r>
-        <w:t xml:space="preserve"> </w:t>
-      </w:r>
-      <w:r>
-        <w:rPr>
-          <w:b/>
-          <w:bCs/>
-        </w:rPr>
-        <w:t xml:space="preserve">INEGI</w:t>
-      </w:r>
-      <w:r>
-        <w:t xml:space="preserve">, permitiendo que el INECOL alimente los instrumentos de política ambiental locales y federales (POET, PACMUN).</w:t>
-      </w:r>
-    </w:p>
-    <w:bookmarkEnd w:id="84"/>
-    <w:bookmarkStart w:id="85" w:name="Xd37e4100328fde0f0beb8f44dabfb59c1885fc3"/>
-    <w:p>
-      <w:pPr>
-        <w:pStyle w:val="Heading3"/>
-      </w:pPr>
-      <w:r>
-        <w:t xml:space="preserve">8.0.8 8. Indemnidad Legal, Sinergia Externa y Alertas Predatorias</w:t>
+        <w:t xml:space="preserve">Impulsar, en coordinación con la Secretaría de Posgrado y la Coordinación de Cómputo, la transición progresiva hacia el uso pedagógico y técnico de software abierto e infraestructuras no propietarias, mandatando la auditoría y el reemplazo programado de herramientas informáticas y metodologías de software obsoletas o privativas —particularmente en Sistemas de Información Geográfica (SIG) y análisis estadístico— que limiten la reproducibilidad científica o impongan barreras económicas innecesarias a la comunidad académica.</w:t>
       </w:r>
     </w:p>
     <w:p>
@@ -11031,13 +10602,13 @@
           <w:b/>
           <w:bCs/>
         </w:rPr>
-        <w:t xml:space="preserve">Artículo 18 (Procedimiento de Ingesta):</w:t>
-      </w:r>
-      <w:r>
-        <w:t xml:space="preserve"> </w:t>
-      </w:r>
-      <w:r>
-        <w:t xml:space="preserve">Implementar un</w:t>
+        <w:t xml:space="preserve">Artículo 5 (Composición):</w:t>
+      </w:r>
+      <w:r>
+        <w:t xml:space="preserve"> </w:t>
+      </w:r>
+      <w:r>
+        <w:t xml:space="preserve">Incluir como miembro, con derecho a voz, a</w:t>
       </w:r>
       <w:r>
         <w:t xml:space="preserve"> </w:t>
@@ -11047,26 +10618,10 @@
           <w:i/>
           <w:iCs/>
         </w:rPr>
-        <w:t xml:space="preserve">checkbox</w:t>
-      </w:r>
-      <w:r>
-        <w:t xml:space="preserve"> </w:t>
-      </w:r>
-      <w:r>
-        <w:t xml:space="preserve">legal donde el investigador jure poseer los derechos sobre el contenido,</w:t>
-      </w:r>
-      <w:r>
-        <w:t xml:space="preserve"> </w:t>
-      </w:r>
-      <w:r>
-        <w:rPr>
-          <w:b/>
-          <w:bCs/>
-        </w:rPr>
-        <w:t xml:space="preserve">deslindando al Curador y al INECOL de cualquier responsabilidad legal por violaciones de fondo</w:t>
-      </w:r>
-      <w:r>
-        <w:t xml:space="preserve">.</w:t>
+        <w:t xml:space="preserve">una persona representante de la comunidad de estudiantes de posgrado</w:t>
+      </w:r>
+      <w:r>
+        <w:t xml:space="preserve">, reconociéndolos como críticos y principales usuarios del sistema.</w:t>
       </w:r>
     </w:p>
     <w:p>
@@ -11082,101 +10637,23 @@
           <w:b/>
           <w:bCs/>
         </w:rPr>
-        <w:t xml:space="preserve">Sinergia Institucional:</w:t>
-      </w:r>
-      <w:r>
-        <w:t xml:space="preserve"> </w:t>
-      </w:r>
-      <w:r>
-        <w:t xml:space="preserve">Permitir que los investigadores registren en el Servidor el</w:t>
-      </w:r>
-      <w:r>
-        <w:t xml:space="preserve"> </w:t>
-      </w:r>
-      <w:r>
-        <w:rPr>
-          <w:i/>
-          <w:iCs/>
-        </w:rPr>
-        <w:t xml:space="preserve">Accession Number</w:t>
-      </w:r>
-      <w:r>
-        <w:t xml:space="preserve"> </w:t>
-      </w:r>
-      <w:r>
-        <w:t xml:space="preserve">de bases como</w:t>
-      </w:r>
-      <w:r>
-        <w:t xml:space="preserve"> </w:t>
-      </w:r>
-      <w:r>
-        <w:rPr>
-          <w:b/>
-          <w:bCs/>
-        </w:rPr>
-        <w:t xml:space="preserve">GenBank</w:t>
-      </w:r>
-      <w:r>
-        <w:t xml:space="preserve"> </w:t>
-      </w:r>
-      <w:r>
-        <w:t xml:space="preserve">u otros servicios de concentración de datos, evitando la resubida física masiva de datos genómicos o de colecciones ya federadas.</w:t>
-      </w:r>
-    </w:p>
-    <w:p>
-      <w:pPr>
-        <w:pStyle w:val="Compact"/>
-        <w:numPr>
-          <w:ilvl w:val="0"/>
-          <w:numId w:val="1038"/>
-        </w:numPr>
-      </w:pPr>
-      <w:r>
-        <w:rPr>
-          <w:b/>
-          <w:bCs/>
-        </w:rPr>
-        <w:t xml:space="preserve">Capítulo 6 (Alertas Predatorias):</w:t>
-      </w:r>
-      <w:r>
-        <w:t xml:space="preserve"> </w:t>
-      </w:r>
-      <w:r>
-        <w:t xml:space="preserve">Facultar al Comité para publicar listas de advertencia sobre</w:t>
-      </w:r>
-      <w:r>
-        <w:t xml:space="preserve"> </w:t>
-      </w:r>
-      <w:r>
-        <w:t xml:space="preserve">“repositorios caja negra”</w:t>
-      </w:r>
-      <w:r>
-        <w:t xml:space="preserve"> </w:t>
-      </w:r>
-      <w:r>
-        <w:t xml:space="preserve">o</w:t>
-      </w:r>
-      <w:r>
-        <w:t xml:space="preserve"> </w:t>
-      </w:r>
-      <w:r>
-        <w:t xml:space="preserve">“revistas de datos”</w:t>
-      </w:r>
-      <w:r>
-        <w:t xml:space="preserve"> </w:t>
-      </w:r>
-      <w:r>
-        <w:t xml:space="preserve">fraudulentas que operen sin planes de preservación a largo plazo.</w:t>
-      </w:r>
-    </w:p>
-    <w:bookmarkEnd w:id="85"/>
-    <w:bookmarkStart w:id="91" w:name="X4eaeab35003871508e43d7c6cf324dff843863d"/>
-    <w:p>
-      <w:pPr>
-        <w:pStyle w:val="Heading2"/>
-      </w:pPr>
-      <w:r>
-        <w:t xml:space="preserve">8.1 Revisión de Ajustes (Observaciones de Miguel Hidalgo)</w:t>
+        <w:t xml:space="preserve">Artículo 5 Bis (Obligación de Capacitación):</w:t>
+      </w:r>
+      <w:r>
+        <w:t xml:space="preserve"> </w:t>
+      </w:r>
+      <w:r>
+        <w:t xml:space="preserve">Exigir que todos los miembros del Comité (titulares y suplentes) acrediten un programa de capacitación en Ciencia Abierta y principios FAIR como requisito indispensable para ejercer su cargo.</w:t>
+      </w:r>
+    </w:p>
+    <w:bookmarkEnd w:id="81"/>
+    <w:bookmarkStart w:id="82" w:name="Xb5d3dd537f871be495f8cdc429f27e81367dd9f"/>
+    <w:p>
+      <w:pPr>
+        <w:pStyle w:val="Heading3"/>
+      </w:pPr>
+      <w:r>
+        <w:t xml:space="preserve">8.0.5 5. Mitigación del Plagio (Data Preprints y Versionado con DOI)</w:t>
       </w:r>
     </w:p>
     <w:p>
@@ -11184,16 +10661,16 @@
         <w:pStyle w:val="FirstParagraph"/>
       </w:pPr>
       <w:r>
-        <w:t xml:space="preserve">Estas recomendaciones complementan los análisis previos, enfocándose en la viabilidad técnica, el blindaje legal de propiedad intelectual externa y la gobernanza interna del Comité.</w:t>
-      </w:r>
-    </w:p>
-    <w:bookmarkStart w:id="86" w:name="infraestructura-y-transición-tecnológica"/>
-    <w:p>
-      <w:pPr>
-        <w:pStyle w:val="Heading3"/>
-      </w:pPr>
-      <w:r>
-        <w:t xml:space="preserve">8.1.1 9. Infraestructura y Transición Tecnológica</w:t>
+        <w:t xml:space="preserve">Para desactivar la resistencia de los investigadores sobre el</w:t>
+      </w:r>
+      <w:r>
+        <w:t xml:space="preserve"> </w:t>
+      </w:r>
+      <w:r>
+        <w:t xml:space="preserve">“robo de ideas”</w:t>
+      </w:r>
+      <w:r>
+        <w:t xml:space="preserve">, se institucionaliza el blindaje del dato primario.</w:t>
       </w:r>
     </w:p>
     <w:p>
@@ -11209,13 +10686,36 @@
           <w:b/>
           <w:bCs/>
         </w:rPr>
-        <w:t xml:space="preserve">Recomendación:</w:t>
-      </w:r>
-      <w:r>
-        <w:t xml:space="preserve"> </w:t>
-      </w:r>
-      <w:r>
-        <w:t xml:space="preserve">Desincentivar de forma explícita el uso y enseñanza de software obsoleto o privativo en áreas clave como los Sistemas de Información Geográfica (SIG).</w:t>
+        <w:t xml:space="preserve">Adición de la figura de</w:t>
+      </w:r>
+      <w:r>
+        <w:rPr>
+          <w:b/>
+          <w:bCs/>
+        </w:rPr>
+        <w:t xml:space="preserve"> </w:t>
+      </w:r>
+      <w:r>
+        <w:rPr>
+          <w:b/>
+          <w:bCs/>
+          <w:i/>
+          <w:iCs/>
+        </w:rPr>
+        <w:t xml:space="preserve">Data Preprint</w:t>
+      </w:r>
+      <w:r>
+        <w:rPr>
+          <w:b/>
+          <w:bCs/>
+        </w:rPr>
+        <w:t xml:space="preserve">:</w:t>
+      </w:r>
+      <w:r>
+        <w:t xml:space="preserve"> </w:t>
+      </w:r>
+      <w:r>
+        <w:t xml:space="preserve">Reconocer el depósito del set de datos como un acto de publicación formal que garantiza prelación temporal.</w:t>
       </w:r>
     </w:p>
     <w:p>
@@ -11231,36 +10731,61 @@
           <w:b/>
           <w:bCs/>
         </w:rPr>
-        <w:t xml:space="preserve">Impacto en el Lineamiento:</w:t>
-      </w:r>
-      <w:r>
-        <w:t xml:space="preserve"> </w:t>
-      </w:r>
-      <w:r>
-        <w:t xml:space="preserve">Se integró en el</w:t>
-      </w:r>
-      <w:r>
-        <w:t xml:space="preserve"> </w:t>
-      </w:r>
-      <w:r>
-        <w:rPr>
-          <w:b/>
-          <w:bCs/>
-        </w:rPr>
-        <w:t xml:space="preserve">Artículo 4, Fracción IX</w:t>
-      </w:r>
-      <w:r>
-        <w:t xml:space="preserve">, ordenando auditorías tecnológicas periódicas para priorizar herramientas de código abierto (ej. QGIS, R, Python) y asegurar la autonomía institucional.</w:t>
-      </w:r>
-    </w:p>
-    <w:bookmarkEnd w:id="86"/>
-    <w:bookmarkStart w:id="87" w:name="X48c6cdc611578b5d9c95526be724cc60df9ec0a"/>
+        <w:t xml:space="preserve">Artículo 12 Bis (Inmutabilidad y Versionado):</w:t>
+      </w:r>
+      <w:r>
+        <w:t xml:space="preserve"> </w:t>
+      </w:r>
+      <w:r>
+        <w:t xml:space="preserve">Otorgar un DOI inmutable a cada set de datos. Cualquier cambio generará una nueva versión con trazabilidad histórica.</w:t>
+      </w:r>
+    </w:p>
+    <w:p>
+      <w:pPr>
+        <w:pStyle w:val="Compact"/>
+        <w:numPr>
+          <w:ilvl w:val="0"/>
+          <w:numId w:val="1039"/>
+        </w:numPr>
+      </w:pPr>
+      <w:r>
+        <w:rPr>
+          <w:b/>
+          <w:bCs/>
+        </w:rPr>
+        <w:t xml:space="preserve">Artículo 15 (Visibilidad bajo Embargo):</w:t>
+      </w:r>
+      <w:r>
+        <w:t xml:space="preserve"> </w:t>
+      </w:r>
+      <w:r>
+        <w:t xml:space="preserve">Establecer que, aunque los archivos estén embargados, los</w:t>
+      </w:r>
+      <w:r>
+        <w:t xml:space="preserve"> </w:t>
+      </w:r>
+      <w:r>
+        <w:rPr>
+          <w:b/>
+          <w:bCs/>
+        </w:rPr>
+        <w:t xml:space="preserve">metadatos</w:t>
+      </w:r>
+      <w:r>
+        <w:t xml:space="preserve"> </w:t>
+      </w:r>
+      <w:r>
+        <w:t xml:space="preserve">siempre se publicarán inmediatamente bajo licencia CC0 (Dominio Público) para garantizar citabilidad e indexación.</w:t>
+      </w:r>
+    </w:p>
+    <w:bookmarkEnd w:id="82"/>
+    <w:bookmarkStart w:id="83" w:name="Xaedd8db426fa267442988f35ebef51982a95599"/>
     <w:p>
       <w:pPr>
         <w:pStyle w:val="Heading3"/>
       </w:pPr>
       <w:r>
-        <w:t xml:space="preserve">8.1.2 10. Gobernanza y Capacitación del Comité de Ciencia Abierta</w:t>
+        <w:t xml:space="preserve">8.0.6 6. Refinamiento del Régimen de Excepciones (Propiedad Intelectual)</w:t>
       </w:r>
     </w:p>
     <w:p>
@@ -11276,51 +10801,25 @@
           <w:b/>
           <w:bCs/>
         </w:rPr>
-        <w:t xml:space="preserve">Recomendación:</w:t>
-      </w:r>
-      <w:r>
-        <w:t xml:space="preserve"> </w:t>
-      </w:r>
-      <w:r>
-        <w:t xml:space="preserve">Resolver la posible apatía o desconocimiento de los miembros del Comité mediante capacitación obligatoria; extender esta obligación a los suplentes.</w:t>
-      </w:r>
-    </w:p>
-    <w:p>
-      <w:pPr>
-        <w:pStyle w:val="Compact"/>
-        <w:numPr>
-          <w:ilvl w:val="0"/>
-          <w:numId w:val="1040"/>
-        </w:numPr>
-      </w:pPr>
-      <w:r>
-        <w:rPr>
-          <w:b/>
-          <w:bCs/>
-        </w:rPr>
-        <w:t xml:space="preserve">Impacto en el Lineamiento:</w:t>
-      </w:r>
-      <w:r>
-        <w:t xml:space="preserve"> </w:t>
-      </w:r>
-      <w:r>
-        <w:t xml:space="preserve">* Se modificó el</w:t>
-      </w:r>
-      <w:r>
-        <w:t xml:space="preserve"> </w:t>
-      </w:r>
-      <w:r>
-        <w:rPr>
-          <w:b/>
-          <w:bCs/>
-        </w:rPr>
-        <w:t xml:space="preserve">Artículo 5 (Párrafo Tercero)</w:t>
-      </w:r>
-      <w:r>
-        <w:t xml:space="preserve"> </w:t>
-      </w:r>
-      <w:r>
-        <w:t xml:space="preserve">para establecer que el incumplimiento del programa anual de capacitación inhabilitará temporalmente el derecho de voto del miembro titular en sesiones dictaminadoras.</w:t>
+        <w:t xml:space="preserve">Modificación al Artículo 17:</w:t>
+      </w:r>
+      <w:r>
+        <w:t xml:space="preserve"> </w:t>
+      </w:r>
+      <w:r>
+        <w:t xml:space="preserve">Se divide la antigua</w:t>
+      </w:r>
+      <w:r>
+        <w:t xml:space="preserve"> </w:t>
+      </w:r>
+      <w:r>
+        <w:t xml:space="preserve">“Fracción I”</w:t>
+      </w:r>
+      <w:r>
+        <w:t xml:space="preserve"> </w:t>
+      </w:r>
+      <w:r>
+        <w:t xml:space="preserve">en dos incisos independientes para mayor claridad jurídica:</w:t>
       </w:r>
     </w:p>
     <w:p>
@@ -11332,33 +10831,85 @@
         </w:numPr>
       </w:pPr>
       <w:r>
-        <w:t xml:space="preserve">Se modificó el</w:t>
-      </w:r>
-      <w:r>
-        <w:t xml:space="preserve"> </w:t>
-      </w:r>
-      <w:r>
-        <w:rPr>
-          <w:b/>
-          <w:bCs/>
-        </w:rPr>
-        <w:t xml:space="preserve">Artículo 6 (Párrafo Segundo)</w:t>
-      </w:r>
-      <w:r>
-        <w:t xml:space="preserve"> </w:t>
-      </w:r>
-      <w:r>
-        <w:t xml:space="preserve">para condicionar el ejercicio del voto de los suplentes a la acreditación del mismo programa formativo.</w:t>
-      </w:r>
-    </w:p>
-    <w:bookmarkEnd w:id="87"/>
-    <w:bookmarkStart w:id="88" w:name="representación-e-integración-estudiantil"/>
+        <w:rPr>
+          <w:b/>
+          <w:bCs/>
+        </w:rPr>
+        <w:t xml:space="preserve">Inciso I:</w:t>
+      </w:r>
+      <w:r>
+        <w:t xml:space="preserve"> </w:t>
+      </w:r>
+      <w:r>
+        <w:t xml:space="preserve">Protege insumos de terceros con restricciones comerciales (ej. imágenes de satélite Planet), exigiendo la apertura exclusiva de los metadatos y análisis derivados.</w:t>
+      </w:r>
+    </w:p>
+    <w:p>
+      <w:pPr>
+        <w:pStyle w:val="Compact"/>
+        <w:numPr>
+          <w:ilvl w:val="1"/>
+          <w:numId w:val="1041"/>
+        </w:numPr>
+      </w:pPr>
+      <w:r>
+        <w:rPr>
+          <w:b/>
+          <w:bCs/>
+        </w:rPr>
+        <w:t xml:space="preserve">Inciso I Bis:</w:t>
+      </w:r>
+      <w:r>
+        <w:t xml:space="preserve"> </w:t>
+      </w:r>
+      <w:r>
+        <w:t xml:space="preserve">Protege los objetos de propiedad industrial o patentes</w:t>
+      </w:r>
+      <w:r>
+        <w:t xml:space="preserve"> </w:t>
+      </w:r>
+      <w:r>
+        <w:rPr>
+          <w:i/>
+          <w:iCs/>
+        </w:rPr>
+        <w:t xml:space="preserve">propias del INECOL</w:t>
+      </w:r>
+      <w:r>
+        <w:t xml:space="preserve"> </w:t>
+      </w:r>
+      <w:r>
+        <w:t xml:space="preserve">que se encuentren pendientes de registro.</w:t>
+      </w:r>
+    </w:p>
+    <w:bookmarkEnd w:id="83"/>
+    <w:bookmarkStart w:id="84" w:name="X8cb31a72314c57c795b4731609b9290fa11f3b5"/>
     <w:p>
       <w:pPr>
         <w:pStyle w:val="Heading3"/>
       </w:pPr>
       <w:r>
-        <w:t xml:space="preserve">8.1.3 11. Representación e Integración Estudiantil</w:t>
+        <w:t xml:space="preserve">8.0.7 7. Implementación de Principios FAIR, Estándares de Biodiversidad y Geografía</w:t>
+      </w:r>
+    </w:p>
+    <w:p>
+      <w:pPr>
+        <w:pStyle w:val="FirstParagraph"/>
+      </w:pPr>
+      <w:r>
+        <w:t xml:space="preserve">Evitar los</w:t>
+      </w:r>
+      <w:r>
+        <w:t xml:space="preserve"> </w:t>
+      </w:r>
+      <w:r>
+        <w:t xml:space="preserve">“cementerios de archivos”</w:t>
+      </w:r>
+      <w:r>
+        <w:t xml:space="preserve"> </w:t>
+      </w:r>
+      <w:r>
+        <w:t xml:space="preserve">promoviendo datos legibles por máquina.</w:t>
       </w:r>
     </w:p>
     <w:p>
@@ -11374,13 +10925,42 @@
           <w:b/>
           <w:bCs/>
         </w:rPr>
-        <w:t xml:space="preserve">Recomendación:</w:t>
-      </w:r>
-      <w:r>
-        <w:t xml:space="preserve"> </w:t>
-      </w:r>
-      <w:r>
-        <w:t xml:space="preserve">Incluir formalmente a la comunidad estudiantil del posgrado en el Comité, considerándolos usuarios activos y críticos del ecosistema.</w:t>
+        <w:t xml:space="preserve">Artículo 16 Bis:</w:t>
+      </w:r>
+      <w:r>
+        <w:t xml:space="preserve"> </w:t>
+      </w:r>
+      <w:r>
+        <w:t xml:space="preserve">Hacer obligatoria la promoción de los estándares</w:t>
+      </w:r>
+      <w:r>
+        <w:t xml:space="preserve"> </w:t>
+      </w:r>
+      <w:r>
+        <w:rPr>
+          <w:b/>
+          <w:bCs/>
+        </w:rPr>
+        <w:t xml:space="preserve">Darwin Core (DwC)</w:t>
+      </w:r>
+      <w:r>
+        <w:t xml:space="preserve"> </w:t>
+      </w:r>
+      <w:r>
+        <w:t xml:space="preserve">y</w:t>
+      </w:r>
+      <w:r>
+        <w:t xml:space="preserve"> </w:t>
+      </w:r>
+      <w:r>
+        <w:rPr>
+          <w:b/>
+          <w:bCs/>
+        </w:rPr>
+        <w:t xml:space="preserve">Ecological Metadata Language (EML)</w:t>
+      </w:r>
+      <w:r>
+        <w:t xml:space="preserve">.</w:t>
       </w:r>
     </w:p>
     <w:p>
@@ -11396,36 +10976,52 @@
           <w:b/>
           <w:bCs/>
         </w:rPr>
-        <w:t xml:space="preserve">Impacto en el Lineamiento:</w:t>
-      </w:r>
-      <w:r>
-        <w:t xml:space="preserve"> </w:t>
-      </w:r>
-      <w:r>
-        <w:t xml:space="preserve">Se añadió la</w:t>
-      </w:r>
-      <w:r>
-        <w:t xml:space="preserve"> </w:t>
-      </w:r>
-      <w:r>
-        <w:rPr>
-          <w:b/>
-          <w:bCs/>
-        </w:rPr>
-        <w:t xml:space="preserve">Fracción VIII al Artículo 5</w:t>
-      </w:r>
-      <w:r>
-        <w:t xml:space="preserve">, otorgando un asiento con voz y voto al representante del Consejo de Estudiantes de Posgrado, habilitándolo para canalizar fallas operativas y propuestas de usabilidad.</w:t>
-      </w:r>
-    </w:p>
-    <w:bookmarkEnd w:id="88"/>
-    <w:bookmarkStart w:id="89" w:name="Xc9a696e7260e0e6258c4cac9ba0a2b48efa289f"/>
+        <w:t xml:space="preserve">Artículo 16 Ter:</w:t>
+      </w:r>
+      <w:r>
+        <w:t xml:space="preserve"> </w:t>
+      </w:r>
+      <w:r>
+        <w:t xml:space="preserve">Para datos espaciales, exigir el cumplimiento de la norma internacional</w:t>
+      </w:r>
+      <w:r>
+        <w:t xml:space="preserve"> </w:t>
+      </w:r>
+      <w:r>
+        <w:rPr>
+          <w:b/>
+          <w:bCs/>
+        </w:rPr>
+        <w:t xml:space="preserve">ISO 19115</w:t>
+      </w:r>
+      <w:r>
+        <w:t xml:space="preserve"> </w:t>
+      </w:r>
+      <w:r>
+        <w:t xml:space="preserve">y las Normas Técnicas del</w:t>
+      </w:r>
+      <w:r>
+        <w:t xml:space="preserve"> </w:t>
+      </w:r>
+      <w:r>
+        <w:rPr>
+          <w:b/>
+          <w:bCs/>
+        </w:rPr>
+        <w:t xml:space="preserve">INEGI</w:t>
+      </w:r>
+      <w:r>
+        <w:t xml:space="preserve">, permitiendo que el INECOL alimente los instrumentos de política ambiental locales y federales (POET, PACMUN).</w:t>
+      </w:r>
+    </w:p>
+    <w:bookmarkEnd w:id="84"/>
+    <w:bookmarkStart w:id="85" w:name="Xd37e4100328fde0f0beb8f44dabfb59c1885fc3"/>
     <w:p>
       <w:pPr>
         <w:pStyle w:val="Heading3"/>
       </w:pPr>
       <w:r>
-        <w:t xml:space="preserve">8.1.4 12. Claridad en el Espectro de Depósito Obligatorio</w:t>
+        <w:t xml:space="preserve">8.0.8 8. Indemnidad Legal, Sinergia Externa y Alertas Predatorias</w:t>
       </w:r>
     </w:p>
     <w:p>
@@ -11441,13 +11037,42 @@
           <w:b/>
           <w:bCs/>
         </w:rPr>
-        <w:t xml:space="preserve">Recomendación:</w:t>
-      </w:r>
-      <w:r>
-        <w:t xml:space="preserve"> </w:t>
-      </w:r>
-      <w:r>
-        <w:t xml:space="preserve">Detallar con precisión los entregables obligatorios más allá de la versión final o los datos planos.</w:t>
+        <w:t xml:space="preserve">Artículo 18 (Procedimiento de Ingesta):</w:t>
+      </w:r>
+      <w:r>
+        <w:t xml:space="preserve"> </w:t>
+      </w:r>
+      <w:r>
+        <w:t xml:space="preserve">Implementar un</w:t>
+      </w:r>
+      <w:r>
+        <w:t xml:space="preserve"> </w:t>
+      </w:r>
+      <w:r>
+        <w:rPr>
+          <w:i/>
+          <w:iCs/>
+        </w:rPr>
+        <w:t xml:space="preserve">checkbox</w:t>
+      </w:r>
+      <w:r>
+        <w:t xml:space="preserve"> </w:t>
+      </w:r>
+      <w:r>
+        <w:t xml:space="preserve">legal donde el investigador jure poseer los derechos sobre el contenido,</w:t>
+      </w:r>
+      <w:r>
+        <w:t xml:space="preserve"> </w:t>
+      </w:r>
+      <w:r>
+        <w:rPr>
+          <w:b/>
+          <w:bCs/>
+        </w:rPr>
+        <w:t xml:space="preserve">deslindando al Curador y al INECOL de cualquier responsabilidad legal por violaciones de fondo</w:t>
+      </w:r>
+      <w:r>
+        <w:t xml:space="preserve">.</w:t>
       </w:r>
     </w:p>
     <w:p>
@@ -11463,48 +11088,118 @@
           <w:b/>
           <w:bCs/>
         </w:rPr>
-        <w:t xml:space="preserve">Impacto en el Lineamiento:</w:t>
-      </w:r>
-      <w:r>
-        <w:t xml:space="preserve"> </w:t>
-      </w:r>
-      <w:r>
-        <w:t xml:space="preserve">Se ajustó el</w:t>
-      </w:r>
-      <w:r>
-        <w:t xml:space="preserve"> </w:t>
-      </w:r>
-      <w:r>
-        <w:rPr>
-          <w:b/>
-          <w:bCs/>
-        </w:rPr>
-        <w:t xml:space="preserve">Artículo 13</w:t>
-      </w:r>
-      <w:r>
-        <w:t xml:space="preserve"> </w:t>
-      </w:r>
-      <w:r>
-        <w:t xml:space="preserve">para obligar al depósito explícito de</w:t>
-      </w:r>
-      <w:r>
-        <w:t xml:space="preserve"> </w:t>
-      </w:r>
-      <w:r>
-        <w:t xml:space="preserve">“procedimientos, materiales y, en su caso, software abierto diseñado”</w:t>
-      </w:r>
-      <w:r>
-        <w:t xml:space="preserve">.</w:t>
-      </w:r>
-    </w:p>
-    <w:bookmarkEnd w:id="89"/>
-    <w:bookmarkStart w:id="90" w:name="X37bb0bbac78bfaf4001fc28731167e550541c68"/>
+        <w:t xml:space="preserve">Sinergia Institucional:</w:t>
+      </w:r>
+      <w:r>
+        <w:t xml:space="preserve"> </w:t>
+      </w:r>
+      <w:r>
+        <w:t xml:space="preserve">Permitir que los investigadores registren en el Servidor el</w:t>
+      </w:r>
+      <w:r>
+        <w:t xml:space="preserve"> </w:t>
+      </w:r>
+      <w:r>
+        <w:rPr>
+          <w:i/>
+          <w:iCs/>
+        </w:rPr>
+        <w:t xml:space="preserve">Accession Number</w:t>
+      </w:r>
+      <w:r>
+        <w:t xml:space="preserve"> </w:t>
+      </w:r>
+      <w:r>
+        <w:t xml:space="preserve">de bases como</w:t>
+      </w:r>
+      <w:r>
+        <w:t xml:space="preserve"> </w:t>
+      </w:r>
+      <w:r>
+        <w:rPr>
+          <w:b/>
+          <w:bCs/>
+        </w:rPr>
+        <w:t xml:space="preserve">GenBank</w:t>
+      </w:r>
+      <w:r>
+        <w:t xml:space="preserve"> </w:t>
+      </w:r>
+      <w:r>
+        <w:t xml:space="preserve">u otros servicios de concentración de datos, evitando la resubida física masiva de datos genómicos o de colecciones ya federadas.</w:t>
+      </w:r>
+    </w:p>
+    <w:p>
+      <w:pPr>
+        <w:pStyle w:val="Compact"/>
+        <w:numPr>
+          <w:ilvl w:val="0"/>
+          <w:numId w:val="1043"/>
+        </w:numPr>
+      </w:pPr>
+      <w:r>
+        <w:rPr>
+          <w:b/>
+          <w:bCs/>
+        </w:rPr>
+        <w:t xml:space="preserve">Capítulo 6 (Alertas Predatorias):</w:t>
+      </w:r>
+      <w:r>
+        <w:t xml:space="preserve"> </w:t>
+      </w:r>
+      <w:r>
+        <w:t xml:space="preserve">Facultar al Comité para publicar listas de advertencia sobre</w:t>
+      </w:r>
+      <w:r>
+        <w:t xml:space="preserve"> </w:t>
+      </w:r>
+      <w:r>
+        <w:t xml:space="preserve">“repositorios caja negra”</w:t>
+      </w:r>
+      <w:r>
+        <w:t xml:space="preserve"> </w:t>
+      </w:r>
+      <w:r>
+        <w:t xml:space="preserve">o</w:t>
+      </w:r>
+      <w:r>
+        <w:t xml:space="preserve"> </w:t>
+      </w:r>
+      <w:r>
+        <w:t xml:space="preserve">“revistas de datos”</w:t>
+      </w:r>
+      <w:r>
+        <w:t xml:space="preserve"> </w:t>
+      </w:r>
+      <w:r>
+        <w:t xml:space="preserve">fraudulentas que operen sin planes de preservación a largo plazo.</w:t>
+      </w:r>
+    </w:p>
+    <w:bookmarkEnd w:id="85"/>
+    <w:bookmarkStart w:id="91" w:name="X4eaeab35003871508e43d7c6cf324dff843863d"/>
+    <w:p>
+      <w:pPr>
+        <w:pStyle w:val="Heading2"/>
+      </w:pPr>
+      <w:r>
+        <w:t xml:space="preserve">8.1 Revisión de Ajustes (Observaciones de Miguel Hidalgo)</w:t>
+      </w:r>
+    </w:p>
+    <w:p>
+      <w:pPr>
+        <w:pStyle w:val="FirstParagraph"/>
+      </w:pPr>
+      <w:r>
+        <w:t xml:space="preserve">Estas recomendaciones complementan los análisis previos, enfocándose en la viabilidad técnica, el blindaje legal de propiedad intelectual externa y la gobernanza interna del Comité.</w:t>
+      </w:r>
+    </w:p>
+    <w:bookmarkStart w:id="86" w:name="infraestructura-y-transición-tecnológica"/>
     <w:p>
       <w:pPr>
         <w:pStyle w:val="Heading3"/>
       </w:pPr>
       <w:r>
-        <w:t xml:space="preserve">8.1.5 13. Blindaje Jurídico de Datos Adquiridos por Terceros (Excepciones)</w:t>
+        <w:t xml:space="preserve">8.1.1 9. Infraestructura y Transición Tecnológica</w:t>
       </w:r>
     </w:p>
     <w:p>
@@ -11526,7 +11221,7 @@
         <w:t xml:space="preserve"> </w:t>
       </w:r>
       <w:r>
-        <w:t xml:space="preserve">Separar las causales de restricción cuando se utilicen insumos protegidos por licencias comerciales estrictas de terceros (ej. imágenes Planet) frente a los desarrollos propios del INECOL en trámite de patente.</w:t>
+        <w:t xml:space="preserve">Desincentivar de forma explícita el uso y enseñanza de software obsoleto o privativo en áreas clave como los Sistemas de Información Geográfica (SIG).</w:t>
       </w:r>
     </w:p>
     <w:p>
@@ -11548,23 +11243,90 @@
         <w:t xml:space="preserve"> </w:t>
       </w:r>
       <w:r>
-        <w:t xml:space="preserve">El</w:t>
-      </w:r>
-      <w:r>
-        <w:t xml:space="preserve"> </w:t>
-      </w:r>
-      <w:r>
-        <w:rPr>
-          <w:b/>
-          <w:bCs/>
-        </w:rPr>
-        <w:t xml:space="preserve">Artículo 17</w:t>
-      </w:r>
-      <w:r>
-        <w:t xml:space="preserve"> </w:t>
-      </w:r>
-      <w:r>
-        <w:t xml:space="preserve">se bifurcó:</w:t>
+        <w:t xml:space="preserve">Se integró en el</w:t>
+      </w:r>
+      <w:r>
+        <w:t xml:space="preserve"> </w:t>
+      </w:r>
+      <w:r>
+        <w:rPr>
+          <w:b/>
+          <w:bCs/>
+        </w:rPr>
+        <w:t xml:space="preserve">Artículo 4, Fracción IX</w:t>
+      </w:r>
+      <w:r>
+        <w:t xml:space="preserve">, ordenando auditorías tecnológicas periódicas para priorizar herramientas de código abierto (ej. QGIS, R, Python) y asegurar la autonomía institucional.</w:t>
+      </w:r>
+    </w:p>
+    <w:bookmarkEnd w:id="86"/>
+    <w:bookmarkStart w:id="87" w:name="X48c6cdc611578b5d9c95526be724cc60df9ec0a"/>
+    <w:p>
+      <w:pPr>
+        <w:pStyle w:val="Heading3"/>
+      </w:pPr>
+      <w:r>
+        <w:t xml:space="preserve">8.1.2 10. Gobernanza y Capacitación del Comité de Ciencia Abierta</w:t>
+      </w:r>
+    </w:p>
+    <w:p>
+      <w:pPr>
+        <w:pStyle w:val="Compact"/>
+        <w:numPr>
+          <w:ilvl w:val="0"/>
+          <w:numId w:val="1045"/>
+        </w:numPr>
+      </w:pPr>
+      <w:r>
+        <w:rPr>
+          <w:b/>
+          <w:bCs/>
+        </w:rPr>
+        <w:t xml:space="preserve">Recomendación:</w:t>
+      </w:r>
+      <w:r>
+        <w:t xml:space="preserve"> </w:t>
+      </w:r>
+      <w:r>
+        <w:t xml:space="preserve">Resolver la posible apatía o desconocimiento de los miembros del Comité mediante capacitación obligatoria; extender esta obligación a los suplentes.</w:t>
+      </w:r>
+    </w:p>
+    <w:p>
+      <w:pPr>
+        <w:pStyle w:val="Compact"/>
+        <w:numPr>
+          <w:ilvl w:val="0"/>
+          <w:numId w:val="1045"/>
+        </w:numPr>
+      </w:pPr>
+      <w:r>
+        <w:rPr>
+          <w:b/>
+          <w:bCs/>
+        </w:rPr>
+        <w:t xml:space="preserve">Impacto en el Lineamiento:</w:t>
+      </w:r>
+      <w:r>
+        <w:t xml:space="preserve"> </w:t>
+      </w:r>
+      <w:r>
+        <w:t xml:space="preserve">* Se modificó el</w:t>
+      </w:r>
+      <w:r>
+        <w:t xml:space="preserve"> </w:t>
+      </w:r>
+      <w:r>
+        <w:rPr>
+          <w:b/>
+          <w:bCs/>
+        </w:rPr>
+        <w:t xml:space="preserve">Artículo 5 (Párrafo Tercero)</w:t>
+      </w:r>
+      <w:r>
+        <w:t xml:space="preserve"> </w:t>
+      </w:r>
+      <w:r>
+        <w:t xml:space="preserve">para establecer que el incumplimiento del programa anual de capacitación inhabilitará temporalmente el derecho de voto del miembro titular en sesiones dictaminadoras.</w:t>
       </w:r>
     </w:p>
     <w:p>
@@ -11572,21 +11334,243 @@
         <w:pStyle w:val="Compact"/>
         <w:numPr>
           <w:ilvl w:val="1"/>
-          <w:numId w:val="1045"/>
+          <w:numId w:val="1046"/>
         </w:numPr>
       </w:pPr>
       <w:r>
-        <w:rPr>
-          <w:b/>
-          <w:bCs/>
-        </w:rPr>
-        <w:t xml:space="preserve">Fracción I:</w:t>
-      </w:r>
-      <w:r>
-        <w:t xml:space="preserve"> </w:t>
-      </w:r>
-      <w:r>
-        <w:t xml:space="preserve">Regula insumos comerciales de terceros, forzando la apertura exclusiva de análisis derivados, metodologías y metadatos sin comprometer el archivo fuente restringido.</w:t>
+        <w:t xml:space="preserve">Se modificó el</w:t>
+      </w:r>
+      <w:r>
+        <w:t xml:space="preserve"> </w:t>
+      </w:r>
+      <w:r>
+        <w:rPr>
+          <w:b/>
+          <w:bCs/>
+        </w:rPr>
+        <w:t xml:space="preserve">Artículo 6 (Párrafo Segundo)</w:t>
+      </w:r>
+      <w:r>
+        <w:t xml:space="preserve"> </w:t>
+      </w:r>
+      <w:r>
+        <w:t xml:space="preserve">para condicionar el ejercicio del voto de los suplentes a la acreditación del mismo programa formativo.</w:t>
+      </w:r>
+    </w:p>
+    <w:bookmarkEnd w:id="87"/>
+    <w:bookmarkStart w:id="88" w:name="representación-e-integración-estudiantil"/>
+    <w:p>
+      <w:pPr>
+        <w:pStyle w:val="Heading3"/>
+      </w:pPr>
+      <w:r>
+        <w:t xml:space="preserve">8.1.3 11. Representación e Integración Estudiantil</w:t>
+      </w:r>
+    </w:p>
+    <w:p>
+      <w:pPr>
+        <w:pStyle w:val="Compact"/>
+        <w:numPr>
+          <w:ilvl w:val="0"/>
+          <w:numId w:val="1047"/>
+        </w:numPr>
+      </w:pPr>
+      <w:r>
+        <w:rPr>
+          <w:b/>
+          <w:bCs/>
+        </w:rPr>
+        <w:t xml:space="preserve">Recomendación:</w:t>
+      </w:r>
+      <w:r>
+        <w:t xml:space="preserve"> </w:t>
+      </w:r>
+      <w:r>
+        <w:t xml:space="preserve">Incluir formalmente a la comunidad estudiantil del posgrado en el Comité, considerándolos usuarios activos y críticos del ecosistema.</w:t>
+      </w:r>
+    </w:p>
+    <w:p>
+      <w:pPr>
+        <w:pStyle w:val="Compact"/>
+        <w:numPr>
+          <w:ilvl w:val="0"/>
+          <w:numId w:val="1047"/>
+        </w:numPr>
+      </w:pPr>
+      <w:r>
+        <w:rPr>
+          <w:b/>
+          <w:bCs/>
+        </w:rPr>
+        <w:t xml:space="preserve">Impacto en el Lineamiento:</w:t>
+      </w:r>
+      <w:r>
+        <w:t xml:space="preserve"> </w:t>
+      </w:r>
+      <w:r>
+        <w:t xml:space="preserve">Se añadió la</w:t>
+      </w:r>
+      <w:r>
+        <w:t xml:space="preserve"> </w:t>
+      </w:r>
+      <w:r>
+        <w:rPr>
+          <w:b/>
+          <w:bCs/>
+        </w:rPr>
+        <w:t xml:space="preserve">Fracción VIII al Artículo 5</w:t>
+      </w:r>
+      <w:r>
+        <w:t xml:space="preserve">, otorgando un asiento con voz y voto al representante del Consejo de Estudiantes de Posgrado, habilitándolo para canalizar fallas operativas y propuestas de usabilidad.</w:t>
+      </w:r>
+    </w:p>
+    <w:bookmarkEnd w:id="88"/>
+    <w:bookmarkStart w:id="89" w:name="Xc9a696e7260e0e6258c4cac9ba0a2b48efa289f"/>
+    <w:p>
+      <w:pPr>
+        <w:pStyle w:val="Heading3"/>
+      </w:pPr>
+      <w:r>
+        <w:t xml:space="preserve">8.1.4 12. Claridad en el Espectro de Depósito Obligatorio</w:t>
+      </w:r>
+    </w:p>
+    <w:p>
+      <w:pPr>
+        <w:pStyle w:val="Compact"/>
+        <w:numPr>
+          <w:ilvl w:val="0"/>
+          <w:numId w:val="1048"/>
+        </w:numPr>
+      </w:pPr>
+      <w:r>
+        <w:rPr>
+          <w:b/>
+          <w:bCs/>
+        </w:rPr>
+        <w:t xml:space="preserve">Recomendación:</w:t>
+      </w:r>
+      <w:r>
+        <w:t xml:space="preserve"> </w:t>
+      </w:r>
+      <w:r>
+        <w:t xml:space="preserve">Detallar con precisión los entregables obligatorios más allá de la versión final o los datos planos.</w:t>
+      </w:r>
+    </w:p>
+    <w:p>
+      <w:pPr>
+        <w:pStyle w:val="Compact"/>
+        <w:numPr>
+          <w:ilvl w:val="0"/>
+          <w:numId w:val="1048"/>
+        </w:numPr>
+      </w:pPr>
+      <w:r>
+        <w:rPr>
+          <w:b/>
+          <w:bCs/>
+        </w:rPr>
+        <w:t xml:space="preserve">Impacto en el Lineamiento:</w:t>
+      </w:r>
+      <w:r>
+        <w:t xml:space="preserve"> </w:t>
+      </w:r>
+      <w:r>
+        <w:t xml:space="preserve">Se ajustó el</w:t>
+      </w:r>
+      <w:r>
+        <w:t xml:space="preserve"> </w:t>
+      </w:r>
+      <w:r>
+        <w:rPr>
+          <w:b/>
+          <w:bCs/>
+        </w:rPr>
+        <w:t xml:space="preserve">Artículo 13</w:t>
+      </w:r>
+      <w:r>
+        <w:t xml:space="preserve"> </w:t>
+      </w:r>
+      <w:r>
+        <w:t xml:space="preserve">para obligar al depósito explícito de</w:t>
+      </w:r>
+      <w:r>
+        <w:t xml:space="preserve"> </w:t>
+      </w:r>
+      <w:r>
+        <w:t xml:space="preserve">“procedimientos, materiales y, en su caso, software abierto diseñado”</w:t>
+      </w:r>
+      <w:r>
+        <w:t xml:space="preserve">.</w:t>
+      </w:r>
+    </w:p>
+    <w:bookmarkEnd w:id="89"/>
+    <w:bookmarkStart w:id="90" w:name="X37bb0bbac78bfaf4001fc28731167e550541c68"/>
+    <w:p>
+      <w:pPr>
+        <w:pStyle w:val="Heading3"/>
+      </w:pPr>
+      <w:r>
+        <w:t xml:space="preserve">8.1.5 13. Blindaje Jurídico de Datos Adquiridos por Terceros (Excepciones)</w:t>
+      </w:r>
+    </w:p>
+    <w:p>
+      <w:pPr>
+        <w:pStyle w:val="Compact"/>
+        <w:numPr>
+          <w:ilvl w:val="0"/>
+          <w:numId w:val="1049"/>
+        </w:numPr>
+      </w:pPr>
+      <w:r>
+        <w:rPr>
+          <w:b/>
+          <w:bCs/>
+        </w:rPr>
+        <w:t xml:space="preserve">Recomendación:</w:t>
+      </w:r>
+      <w:r>
+        <w:t xml:space="preserve"> </w:t>
+      </w:r>
+      <w:r>
+        <w:t xml:space="preserve">Separar las causales de restricción cuando se utilicen insumos protegidos por licencias comerciales estrictas de terceros (ej. imágenes Planet) frente a los desarrollos propios del INECOL en trámite de patente.</w:t>
+      </w:r>
+    </w:p>
+    <w:p>
+      <w:pPr>
+        <w:pStyle w:val="Compact"/>
+        <w:numPr>
+          <w:ilvl w:val="0"/>
+          <w:numId w:val="1049"/>
+        </w:numPr>
+      </w:pPr>
+      <w:r>
+        <w:rPr>
+          <w:b/>
+          <w:bCs/>
+        </w:rPr>
+        <w:t xml:space="preserve">Impacto en el Lineamiento:</w:t>
+      </w:r>
+      <w:r>
+        <w:t xml:space="preserve"> </w:t>
+      </w:r>
+      <w:r>
+        <w:t xml:space="preserve">El</w:t>
+      </w:r>
+      <w:r>
+        <w:t xml:space="preserve"> </w:t>
+      </w:r>
+      <w:r>
+        <w:rPr>
+          <w:b/>
+          <w:bCs/>
+        </w:rPr>
+        <w:t xml:space="preserve">Artículo 17</w:t>
+      </w:r>
+      <w:r>
+        <w:t xml:space="preserve"> </w:t>
+      </w:r>
+      <w:r>
+        <w:t xml:space="preserve">se bifurcó:</w:t>
       </w:r>
     </w:p>
     <w:p>
@@ -11594,7 +11578,29 @@
         <w:pStyle w:val="Compact"/>
         <w:numPr>
           <w:ilvl w:val="1"/>
-          <w:numId w:val="1045"/>
+          <w:numId w:val="1050"/>
+        </w:numPr>
+      </w:pPr>
+      <w:r>
+        <w:rPr>
+          <w:b/>
+          <w:bCs/>
+        </w:rPr>
+        <w:t xml:space="preserve">Fracción I:</w:t>
+      </w:r>
+      <w:r>
+        <w:t xml:space="preserve"> </w:t>
+      </w:r>
+      <w:r>
+        <w:t xml:space="preserve">Regula insumos comerciales de terceros, forzando la apertura exclusiva de análisis derivados, metodologías y metadatos sin comprometer el archivo fuente restringido.</w:t>
+      </w:r>
+    </w:p>
+    <w:p>
+      <w:pPr>
+        <w:pStyle w:val="Compact"/>
+        <w:numPr>
+          <w:ilvl w:val="1"/>
+          <w:numId w:val="1050"/>
         </w:numPr>
       </w:pPr>
       <w:r>
@@ -13190,6 +13196,15 @@
     <w:abstractNumId w:val="991"/>
   </w:num>
   <w:num w:numId="1034">
+    <w:abstractNumId w:val="991"/>
+  </w:num>
+  <w:num w:numId="1035">
+    <w:abstractNumId w:val="991"/>
+  </w:num>
+  <w:num w:numId="1036">
+    <w:abstractNumId w:val="991"/>
+  </w:num>
+  <w:num w:numId="1037">
     <w:abstractNumId w:val="99619"/>
     <w:lvlOverride w:ilvl="0">
       <w:startOverride w:val="9"/>
@@ -13219,15 +13234,6 @@
       <w:startOverride w:val="9"/>
     </w:lvlOverride>
   </w:num>
-  <w:num w:numId="1035">
-    <w:abstractNumId w:val="991"/>
-  </w:num>
-  <w:num w:numId="1036">
-    <w:abstractNumId w:val="991"/>
-  </w:num>
-  <w:num w:numId="1037">
-    <w:abstractNumId w:val="991"/>
-  </w:num>
   <w:num w:numId="1038">
     <w:abstractNumId w:val="991"/>
   </w:num>
@@ -13250,6 +13256,21 @@
     <w:abstractNumId w:val="991"/>
   </w:num>
   <w:num w:numId="1045">
+    <w:abstractNumId w:val="991"/>
+  </w:num>
+  <w:num w:numId="1046">
+    <w:abstractNumId w:val="991"/>
+  </w:num>
+  <w:num w:numId="1047">
+    <w:abstractNumId w:val="991"/>
+  </w:num>
+  <w:num w:numId="1048">
+    <w:abstractNumId w:val="991"/>
+  </w:num>
+  <w:num w:numId="1049">
+    <w:abstractNumId w:val="991"/>
+  </w:num>
+  <w:num w:numId="1050">
     <w:abstractNumId w:val="991"/>
   </w:num>
 </w:numbering>
